--- a/docs/design/INV_Module_Requirements_Design.docx
+++ b/docs/design/INV_Module_Requirements_Design.docx
@@ -29,7 +29,7 @@
           <w:sz w:val="22"/>
           <w:szCs w:val="22"/>
         </w:rPr>
-        <w:t xml:space="preserve">Requirements &amp; Design Document (RD) - v2.0 - September 2026</w:t>
+        <w:t xml:space="preserve">Requirements &amp; Design Document (RD) - v2.1 - September 2026</w:t>
       </w:r>
     </w:p>
     <w:p>
@@ -15217,6 +15217,382 @@
           </w:p>
         </w:tc>
       </w:tr>
+      <w:tr>
+        <w:tc>
+          <w:tcPr>
+            <w:tcW w:type="dxa" w:w="2522"/>
+            <w:tcMar>
+              <w:top w:type="dxa" w:w="40"/>
+              <w:left w:type="dxa" w:w="70"/>
+              <w:bottom w:type="dxa" w:w="40"/>
+              <w:right w:type="dxa" w:w="70"/>
+            </w:tcMar>
+          </w:tcPr>
+          <w:p>
+            <w:r>
+              <w:rPr>
+                <w:b w:val="false"/>
+                <w:bCs w:val="false"/>
+                <w:color w:val="1A1A1A"/>
+                <w:sz w:val="16"/>
+                <w:szCs w:val="16"/>
+              </w:rPr>
+              <w:t xml:space="preserve">PURCHASE_TAX_CODE</w:t>
+            </w:r>
+          </w:p>
+        </w:tc>
+        <w:tc>
+          <w:tcPr>
+            <w:tcW w:type="dxa" w:w="1358"/>
+            <w:tcMar>
+              <w:top w:type="dxa" w:w="40"/>
+              <w:left w:type="dxa" w:w="70"/>
+              <w:bottom w:type="dxa" w:w="40"/>
+              <w:right w:type="dxa" w:w="70"/>
+            </w:tcMar>
+          </w:tcPr>
+          <w:p>
+            <w:r>
+              <w:rPr>
+                <w:b w:val="false"/>
+                <w:bCs w:val="false"/>
+                <w:color w:val="1A1A1A"/>
+                <w:sz w:val="16"/>
+                <w:szCs w:val="16"/>
+              </w:rPr>
+              <w:t xml:space="preserve">VARCHAR2(30)</w:t>
+            </w:r>
+          </w:p>
+        </w:tc>
+        <w:tc>
+          <w:tcPr>
+            <w:tcW w:type="dxa" w:w="679"/>
+            <w:tcMar>
+              <w:top w:type="dxa" w:w="40"/>
+              <w:left w:type="dxa" w:w="70"/>
+              <w:bottom w:type="dxa" w:w="40"/>
+              <w:right w:type="dxa" w:w="70"/>
+            </w:tcMar>
+          </w:tcPr>
+          <w:p>
+            <w:r>
+              <w:rPr>
+                <w:b w:val="false"/>
+                <w:bCs w:val="false"/>
+                <w:color w:val="1A1A1A"/>
+                <w:sz w:val="16"/>
+                <w:szCs w:val="16"/>
+              </w:rPr>
+              <w:t xml:space="preserve">N</w:t>
+            </w:r>
+          </w:p>
+        </w:tc>
+        <w:tc>
+          <w:tcPr>
+            <w:tcW w:type="dxa" w:w="5141"/>
+            <w:tcMar>
+              <w:top w:type="dxa" w:w="40"/>
+              <w:left w:type="dxa" w:w="70"/>
+              <w:bottom w:type="dxa" w:w="40"/>
+              <w:right w:type="dxa" w:w="70"/>
+            </w:tcMar>
+          </w:tcPr>
+          <w:p>
+            <w:r>
+              <w:rPr>
+                <w:b w:val="false"/>
+                <w:bCs w:val="false"/>
+                <w:color w:val="1A1A1A"/>
+                <w:sz w:val="16"/>
+                <w:szCs w:val="16"/>
+              </w:rPr>
+              <w:t xml:space="preserve">Input tax classification (existing Tax module codes)</w:t>
+            </w:r>
+          </w:p>
+        </w:tc>
+      </w:tr>
+      <w:tr>
+        <w:tc>
+          <w:tcPr>
+            <w:tcW w:type="dxa" w:w="2522"/>
+            <w:tcMar>
+              <w:top w:type="dxa" w:w="40"/>
+              <w:left w:type="dxa" w:w="70"/>
+              <w:bottom w:type="dxa" w:w="40"/>
+              <w:right w:type="dxa" w:w="70"/>
+            </w:tcMar>
+          </w:tcPr>
+          <w:p>
+            <w:r>
+              <w:rPr>
+                <w:b w:val="false"/>
+                <w:bCs w:val="false"/>
+                <w:color w:val="1A1A1A"/>
+                <w:sz w:val="16"/>
+                <w:szCs w:val="16"/>
+              </w:rPr>
+              <w:t xml:space="preserve">INSPECTION_REQUIRED_FLAG</w:t>
+            </w:r>
+          </w:p>
+        </w:tc>
+        <w:tc>
+          <w:tcPr>
+            <w:tcW w:type="dxa" w:w="1358"/>
+            <w:tcMar>
+              <w:top w:type="dxa" w:w="40"/>
+              <w:left w:type="dxa" w:w="70"/>
+              <w:bottom w:type="dxa" w:w="40"/>
+              <w:right w:type="dxa" w:w="70"/>
+            </w:tcMar>
+          </w:tcPr>
+          <w:p>
+            <w:r>
+              <w:rPr>
+                <w:b w:val="false"/>
+                <w:bCs w:val="false"/>
+                <w:color w:val="1A1A1A"/>
+                <w:sz w:val="16"/>
+                <w:szCs w:val="16"/>
+              </w:rPr>
+              <w:t xml:space="preserve">VARCHAR2(1)</w:t>
+            </w:r>
+          </w:p>
+        </w:tc>
+        <w:tc>
+          <w:tcPr>
+            <w:tcW w:type="dxa" w:w="679"/>
+            <w:tcMar>
+              <w:top w:type="dxa" w:w="40"/>
+              <w:left w:type="dxa" w:w="70"/>
+              <w:bottom w:type="dxa" w:w="40"/>
+              <w:right w:type="dxa" w:w="70"/>
+            </w:tcMar>
+          </w:tcPr>
+          <w:p>
+            <w:r>
+              <w:rPr>
+                <w:b w:val="false"/>
+                <w:bCs w:val="false"/>
+                <w:color w:val="1A1A1A"/>
+                <w:sz w:val="16"/>
+                <w:szCs w:val="16"/>
+              </w:rPr>
+              <w:t xml:space="preserve">Y</w:t>
+            </w:r>
+          </w:p>
+        </w:tc>
+        <w:tc>
+          <w:tcPr>
+            <w:tcW w:type="dxa" w:w="5141"/>
+            <w:tcMar>
+              <w:top w:type="dxa" w:w="40"/>
+              <w:left w:type="dxa" w:w="70"/>
+              <w:bottom w:type="dxa" w:w="40"/>
+              <w:right w:type="dxa" w:w="70"/>
+            </w:tcMar>
+          </w:tcPr>
+          <w:p>
+            <w:r>
+              <w:rPr>
+                <w:b w:val="false"/>
+                <w:bCs w:val="false"/>
+                <w:color w:val="1A1A1A"/>
+                <w:sz w:val="16"/>
+                <w:szCs w:val="16"/>
+              </w:rPr>
+              <w:t xml:space="preserve">Forces INSPECTION routing on receipt (default N)</w:t>
+            </w:r>
+          </w:p>
+        </w:tc>
+      </w:tr>
+      <w:tr>
+        <w:tc>
+          <w:tcPr>
+            <w:tcW w:type="dxa" w:w="2522"/>
+            <w:tcMar>
+              <w:top w:type="dxa" w:w="40"/>
+              <w:left w:type="dxa" w:w="70"/>
+              <w:bottom w:type="dxa" w:w="40"/>
+              <w:right w:type="dxa" w:w="70"/>
+            </w:tcMar>
+          </w:tcPr>
+          <w:p>
+            <w:r>
+              <w:rPr>
+                <w:b w:val="false"/>
+                <w:bCs w:val="false"/>
+                <w:color w:val="1A1A1A"/>
+                <w:sz w:val="16"/>
+                <w:szCs w:val="16"/>
+              </w:rPr>
+              <w:t xml:space="preserve">INVOICE_MATCH_OPTION</w:t>
+            </w:r>
+          </w:p>
+        </w:tc>
+        <w:tc>
+          <w:tcPr>
+            <w:tcW w:type="dxa" w:w="1358"/>
+            <w:tcMar>
+              <w:top w:type="dxa" w:w="40"/>
+              <w:left w:type="dxa" w:w="70"/>
+              <w:bottom w:type="dxa" w:w="40"/>
+              <w:right w:type="dxa" w:w="70"/>
+            </w:tcMar>
+          </w:tcPr>
+          <w:p>
+            <w:r>
+              <w:rPr>
+                <w:b w:val="false"/>
+                <w:bCs w:val="false"/>
+                <w:color w:val="1A1A1A"/>
+                <w:sz w:val="16"/>
+                <w:szCs w:val="16"/>
+              </w:rPr>
+              <w:t xml:space="preserve">VARCHAR2(10)</w:t>
+            </w:r>
+          </w:p>
+        </w:tc>
+        <w:tc>
+          <w:tcPr>
+            <w:tcW w:type="dxa" w:w="679"/>
+            <w:tcMar>
+              <w:top w:type="dxa" w:w="40"/>
+              <w:left w:type="dxa" w:w="70"/>
+              <w:bottom w:type="dxa" w:w="40"/>
+              <w:right w:type="dxa" w:w="70"/>
+            </w:tcMar>
+          </w:tcPr>
+          <w:p>
+            <w:r>
+              <w:rPr>
+                <w:b w:val="false"/>
+                <w:bCs w:val="false"/>
+                <w:color w:val="1A1A1A"/>
+                <w:sz w:val="16"/>
+                <w:szCs w:val="16"/>
+              </w:rPr>
+              <w:t xml:space="preserve">N</w:t>
+            </w:r>
+          </w:p>
+        </w:tc>
+        <w:tc>
+          <w:tcPr>
+            <w:tcW w:type="dxa" w:w="5141"/>
+            <w:tcMar>
+              <w:top w:type="dxa" w:w="40"/>
+              <w:left w:type="dxa" w:w="70"/>
+              <w:bottom w:type="dxa" w:w="40"/>
+              <w:right w:type="dxa" w:w="70"/>
+            </w:tcMar>
+          </w:tcPr>
+          <w:p>
+            <w:r>
+              <w:rPr>
+                <w:b w:val="false"/>
+                <w:bCs w:val="false"/>
+                <w:color w:val="1A1A1A"/>
+                <w:sz w:val="16"/>
+                <w:szCs w:val="16"/>
+              </w:rPr>
+              <w:t xml:space="preserve">2_WAY / 3_WAY - AP matching rule (Phase 2)</w:t>
+            </w:r>
+          </w:p>
+        </w:tc>
+      </w:tr>
+      <w:tr>
+        <w:tc>
+          <w:tcPr>
+            <w:tcW w:type="dxa" w:w="2522"/>
+            <w:tcMar>
+              <w:top w:type="dxa" w:w="40"/>
+              <w:left w:type="dxa" w:w="70"/>
+              <w:bottom w:type="dxa" w:w="40"/>
+              <w:right w:type="dxa" w:w="70"/>
+            </w:tcMar>
+          </w:tcPr>
+          <w:p>
+            <w:r>
+              <w:rPr>
+                <w:b w:val="false"/>
+                <w:bCs w:val="false"/>
+                <w:color w:val="1A1A1A"/>
+                <w:sz w:val="16"/>
+                <w:szCs w:val="16"/>
+              </w:rPr>
+              <w:t xml:space="preserve">UN_NUMBER / HAZARD_CLASS</w:t>
+            </w:r>
+          </w:p>
+        </w:tc>
+        <w:tc>
+          <w:tcPr>
+            <w:tcW w:type="dxa" w:w="1358"/>
+            <w:tcMar>
+              <w:top w:type="dxa" w:w="40"/>
+              <w:left w:type="dxa" w:w="70"/>
+              <w:bottom w:type="dxa" w:w="40"/>
+              <w:right w:type="dxa" w:w="70"/>
+            </w:tcMar>
+          </w:tcPr>
+          <w:p>
+            <w:r>
+              <w:rPr>
+                <w:b w:val="false"/>
+                <w:bCs w:val="false"/>
+                <w:color w:val="1A1A1A"/>
+                <w:sz w:val="16"/>
+                <w:szCs w:val="16"/>
+              </w:rPr>
+              <w:t xml:space="preserve">VARCHAR2(30)</w:t>
+            </w:r>
+          </w:p>
+        </w:tc>
+        <w:tc>
+          <w:tcPr>
+            <w:tcW w:type="dxa" w:w="679"/>
+            <w:tcMar>
+              <w:top w:type="dxa" w:w="40"/>
+              <w:left w:type="dxa" w:w="70"/>
+              <w:bottom w:type="dxa" w:w="40"/>
+              <w:right w:type="dxa" w:w="70"/>
+            </w:tcMar>
+          </w:tcPr>
+          <w:p>
+            <w:r>
+              <w:rPr>
+                <w:b w:val="false"/>
+                <w:bCs w:val="false"/>
+                <w:color w:val="1A1A1A"/>
+                <w:sz w:val="16"/>
+                <w:szCs w:val="16"/>
+              </w:rPr>
+              <w:t xml:space="preserve">N</w:t>
+            </w:r>
+          </w:p>
+        </w:tc>
+        <w:tc>
+          <w:tcPr>
+            <w:tcW w:type="dxa" w:w="5141"/>
+            <w:tcMar>
+              <w:top w:type="dxa" w:w="40"/>
+              <w:left w:type="dxa" w:w="70"/>
+              <w:bottom w:type="dxa" w:w="40"/>
+              <w:right w:type="dxa" w:w="70"/>
+            </w:tcMar>
+          </w:tcPr>
+          <w:p>
+            <w:r>
+              <w:rPr>
+                <w:b w:val="false"/>
+                <w:bCs w:val="false"/>
+                <w:color w:val="1A1A1A"/>
+                <w:sz w:val="16"/>
+                <w:szCs w:val="16"/>
+              </w:rPr>
+              <w:t xml:space="preserve">Dangerous-goods references (informational)</w:t>
+            </w:r>
+          </w:p>
+        </w:tc>
+      </w:tr>
     </w:tbl>
     <w:p>
       <w:pPr>
@@ -15236,7 +15612,7 @@
           <w:sz w:val="21"/>
           <w:szCs w:val="21"/>
         </w:rPr>
-        <w:t xml:space="preserve">Group: Sales &amp; Physical</w:t>
+        <w:t xml:space="preserve">Group: Order Management &amp; Invoicing</w:t>
       </w:r>
     </w:p>
     <w:tbl>
@@ -15447,7 +15823,7 @@
                 <w:sz w:val="16"/>
                 <w:szCs w:val="16"/>
               </w:rPr>
-              <w:t xml:space="preserve">Phase 3 Order Management</w:t>
+              <w:t xml:space="preserve">Item may appear on sales orders (Phase 3)</w:t>
             </w:r>
           </w:p>
         </w:tc>
@@ -15472,7 +15848,7 @@
                 <w:sz w:val="16"/>
                 <w:szCs w:val="16"/>
               </w:rPr>
-              <w:t xml:space="preserve">SELLING_PRICE</w:t>
+              <w:t xml:space="preserve">ORDERABLE_FLAG</w:t>
             </w:r>
           </w:p>
         </w:tc>
@@ -15495,7 +15871,7 @@
                 <w:sz w:val="16"/>
                 <w:szCs w:val="16"/>
               </w:rPr>
-              <w:t xml:space="preserve">NUMBER</w:t>
+              <w:t xml:space="preserve">VARCHAR2(1)</w:t>
             </w:r>
           </w:p>
         </w:tc>
@@ -15518,7 +15894,7 @@
                 <w:sz w:val="16"/>
                 <w:szCs w:val="16"/>
               </w:rPr>
-              <w:t xml:space="preserve">N</w:t>
+              <w:t xml:space="preserve">Y</w:t>
             </w:r>
           </w:p>
         </w:tc>
@@ -15541,7 +15917,7 @@
                 <w:sz w:val="16"/>
                 <w:szCs w:val="16"/>
               </w:rPr>
-              <w:t xml:space="preserve">Default selling price</w:t>
+              <w:t xml:space="preserve">Customer-orderable now vs internal-only (default Y)</w:t>
             </w:r>
           </w:p>
         </w:tc>
@@ -15566,7 +15942,7 @@
                 <w:sz w:val="16"/>
                 <w:szCs w:val="16"/>
               </w:rPr>
-              <w:t xml:space="preserve">SALES_UOM_CODE</w:t>
+              <w:t xml:space="preserve">SHIPPABLE_FLAG</w:t>
             </w:r>
           </w:p>
         </w:tc>
@@ -15589,7 +15965,7 @@
                 <w:sz w:val="16"/>
                 <w:szCs w:val="16"/>
               </w:rPr>
-              <w:t xml:space="preserve">VARCHAR2(10)</w:t>
+              <w:t xml:space="preserve">VARCHAR2(1)</w:t>
             </w:r>
           </w:p>
         </w:tc>
@@ -15612,7 +15988,7 @@
                 <w:sz w:val="16"/>
                 <w:szCs w:val="16"/>
               </w:rPr>
-              <w:t xml:space="preserve">N</w:t>
+              <w:t xml:space="preserve">Y</w:t>
             </w:r>
           </w:p>
         </w:tc>
@@ -15635,7 +16011,7 @@
                 <w:sz w:val="16"/>
                 <w:szCs w:val="16"/>
               </w:rPr>
-              <w:t xml:space="preserve">Default sales UOM</w:t>
+              <w:t xml:space="preserve">Physically shipped (N for services/fees)</w:t>
             </w:r>
           </w:p>
         </w:tc>
@@ -15660,6 +16036,194 @@
                 <w:sz w:val="16"/>
                 <w:szCs w:val="16"/>
               </w:rPr>
+              <w:t xml:space="preserve">INVOICEABLE_FLAG</w:t>
+            </w:r>
+          </w:p>
+        </w:tc>
+        <w:tc>
+          <w:tcPr>
+            <w:tcW w:type="dxa" w:w="1358"/>
+            <w:tcMar>
+              <w:top w:type="dxa" w:w="40"/>
+              <w:left w:type="dxa" w:w="70"/>
+              <w:bottom w:type="dxa" w:w="40"/>
+              <w:right w:type="dxa" w:w="70"/>
+            </w:tcMar>
+          </w:tcPr>
+          <w:p>
+            <w:r>
+              <w:rPr>
+                <w:b w:val="false"/>
+                <w:bCs w:val="false"/>
+                <w:color w:val="1A1A1A"/>
+                <w:sz w:val="16"/>
+                <w:szCs w:val="16"/>
+              </w:rPr>
+              <w:t xml:space="preserve">VARCHAR2(1)</w:t>
+            </w:r>
+          </w:p>
+        </w:tc>
+        <w:tc>
+          <w:tcPr>
+            <w:tcW w:type="dxa" w:w="679"/>
+            <w:tcMar>
+              <w:top w:type="dxa" w:w="40"/>
+              <w:left w:type="dxa" w:w="70"/>
+              <w:bottom w:type="dxa" w:w="40"/>
+              <w:right w:type="dxa" w:w="70"/>
+            </w:tcMar>
+          </w:tcPr>
+          <w:p>
+            <w:r>
+              <w:rPr>
+                <w:b w:val="false"/>
+                <w:bCs w:val="false"/>
+                <w:color w:val="1A1A1A"/>
+                <w:sz w:val="16"/>
+                <w:szCs w:val="16"/>
+              </w:rPr>
+              <w:t xml:space="preserve">Y</w:t>
+            </w:r>
+          </w:p>
+        </w:tc>
+        <w:tc>
+          <w:tcPr>
+            <w:tcW w:type="dxa" w:w="5141"/>
+            <w:tcMar>
+              <w:top w:type="dxa" w:w="40"/>
+              <w:left w:type="dxa" w:w="70"/>
+              <w:bottom w:type="dxa" w:w="40"/>
+              <w:right w:type="dxa" w:w="70"/>
+            </w:tcMar>
+          </w:tcPr>
+          <w:p>
+            <w:r>
+              <w:rPr>
+                <w:b w:val="false"/>
+                <w:bCs w:val="false"/>
+                <w:color w:val="1A1A1A"/>
+                <w:sz w:val="16"/>
+                <w:szCs w:val="16"/>
+              </w:rPr>
+              <w:t xml:space="preserve">Generates AR invoice lines (default Y)</w:t>
+            </w:r>
+          </w:p>
+        </w:tc>
+      </w:tr>
+      <w:tr>
+        <w:tc>
+          <w:tcPr>
+            <w:tcW w:type="dxa" w:w="2522"/>
+            <w:tcMar>
+              <w:top w:type="dxa" w:w="40"/>
+              <w:left w:type="dxa" w:w="70"/>
+              <w:bottom w:type="dxa" w:w="40"/>
+              <w:right w:type="dxa" w:w="70"/>
+            </w:tcMar>
+          </w:tcPr>
+          <w:p>
+            <w:r>
+              <w:rPr>
+                <w:b w:val="false"/>
+                <w:bCs w:val="false"/>
+                <w:color w:val="1A1A1A"/>
+                <w:sz w:val="16"/>
+                <w:szCs w:val="16"/>
+              </w:rPr>
+              <w:t xml:space="preserve">ATP_CHECK_FLAG</w:t>
+            </w:r>
+          </w:p>
+        </w:tc>
+        <w:tc>
+          <w:tcPr>
+            <w:tcW w:type="dxa" w:w="1358"/>
+            <w:tcMar>
+              <w:top w:type="dxa" w:w="40"/>
+              <w:left w:type="dxa" w:w="70"/>
+              <w:bottom w:type="dxa" w:w="40"/>
+              <w:right w:type="dxa" w:w="70"/>
+            </w:tcMar>
+          </w:tcPr>
+          <w:p>
+            <w:r>
+              <w:rPr>
+                <w:b w:val="false"/>
+                <w:bCs w:val="false"/>
+                <w:color w:val="1A1A1A"/>
+                <w:sz w:val="16"/>
+                <w:szCs w:val="16"/>
+              </w:rPr>
+              <w:t xml:space="preserve">VARCHAR2(1)</w:t>
+            </w:r>
+          </w:p>
+        </w:tc>
+        <w:tc>
+          <w:tcPr>
+            <w:tcW w:type="dxa" w:w="679"/>
+            <w:tcMar>
+              <w:top w:type="dxa" w:w="40"/>
+              <w:left w:type="dxa" w:w="70"/>
+              <w:bottom w:type="dxa" w:w="40"/>
+              <w:right w:type="dxa" w:w="70"/>
+            </w:tcMar>
+          </w:tcPr>
+          <w:p>
+            <w:r>
+              <w:rPr>
+                <w:b w:val="false"/>
+                <w:bCs w:val="false"/>
+                <w:color w:val="1A1A1A"/>
+                <w:sz w:val="16"/>
+                <w:szCs w:val="16"/>
+              </w:rPr>
+              <w:t xml:space="preserve">Y</w:t>
+            </w:r>
+          </w:p>
+        </w:tc>
+        <w:tc>
+          <w:tcPr>
+            <w:tcW w:type="dxa" w:w="5141"/>
+            <w:tcMar>
+              <w:top w:type="dxa" w:w="40"/>
+              <w:left w:type="dxa" w:w="70"/>
+              <w:bottom w:type="dxa" w:w="40"/>
+              <w:right w:type="dxa" w:w="70"/>
+            </w:tcMar>
+          </w:tcPr>
+          <w:p>
+            <w:r>
+              <w:rPr>
+                <w:b w:val="false"/>
+                <w:bCs w:val="false"/>
+                <w:color w:val="1A1A1A"/>
+                <w:sz w:val="16"/>
+                <w:szCs w:val="16"/>
+              </w:rPr>
+              <w:t xml:space="preserve">Availability check at order entry (default Y)</w:t>
+            </w:r>
+          </w:p>
+        </w:tc>
+      </w:tr>
+      <w:tr>
+        <w:tc>
+          <w:tcPr>
+            <w:tcW w:type="dxa" w:w="2522"/>
+            <w:tcMar>
+              <w:top w:type="dxa" w:w="40"/>
+              <w:left w:type="dxa" w:w="70"/>
+              <w:bottom w:type="dxa" w:w="40"/>
+              <w:right w:type="dxa" w:w="70"/>
+            </w:tcMar>
+          </w:tcPr>
+          <w:p>
+            <w:r>
+              <w:rPr>
+                <w:b w:val="false"/>
+                <w:bCs w:val="false"/>
+                <w:color w:val="1A1A1A"/>
+                <w:sz w:val="16"/>
+                <w:szCs w:val="16"/>
+              </w:rPr>
               <w:t xml:space="preserve">RETURNABLE_FLAG</w:t>
             </w:r>
           </w:p>
@@ -15729,7 +16293,1335 @@
                 <w:sz w:val="16"/>
                 <w:szCs w:val="16"/>
               </w:rPr>
-              <w:t xml:space="preserve">Phase 3 returns (default Y)</w:t>
+              <w:t xml:space="preserve">Customer returns allowed (default Y)</w:t>
+            </w:r>
+          </w:p>
+        </w:tc>
+      </w:tr>
+      <w:tr>
+        <w:tc>
+          <w:tcPr>
+            <w:tcW w:type="dxa" w:w="2522"/>
+            <w:tcMar>
+              <w:top w:type="dxa" w:w="40"/>
+              <w:left w:type="dxa" w:w="70"/>
+              <w:bottom w:type="dxa" w:w="40"/>
+              <w:right w:type="dxa" w:w="70"/>
+            </w:tcMar>
+          </w:tcPr>
+          <w:p>
+            <w:r>
+              <w:rPr>
+                <w:b w:val="false"/>
+                <w:bCs w:val="false"/>
+                <w:color w:val="1A1A1A"/>
+                <w:sz w:val="16"/>
+                <w:szCs w:val="16"/>
+              </w:rPr>
+              <w:t xml:space="preserve">SELLING_PRICE</w:t>
+            </w:r>
+          </w:p>
+        </w:tc>
+        <w:tc>
+          <w:tcPr>
+            <w:tcW w:type="dxa" w:w="1358"/>
+            <w:tcMar>
+              <w:top w:type="dxa" w:w="40"/>
+              <w:left w:type="dxa" w:w="70"/>
+              <w:bottom w:type="dxa" w:w="40"/>
+              <w:right w:type="dxa" w:w="70"/>
+            </w:tcMar>
+          </w:tcPr>
+          <w:p>
+            <w:r>
+              <w:rPr>
+                <w:b w:val="false"/>
+                <w:bCs w:val="false"/>
+                <w:color w:val="1A1A1A"/>
+                <w:sz w:val="16"/>
+                <w:szCs w:val="16"/>
+              </w:rPr>
+              <w:t xml:space="preserve">NUMBER</w:t>
+            </w:r>
+          </w:p>
+        </w:tc>
+        <w:tc>
+          <w:tcPr>
+            <w:tcW w:type="dxa" w:w="679"/>
+            <w:tcMar>
+              <w:top w:type="dxa" w:w="40"/>
+              <w:left w:type="dxa" w:w="70"/>
+              <w:bottom w:type="dxa" w:w="40"/>
+              <w:right w:type="dxa" w:w="70"/>
+            </w:tcMar>
+          </w:tcPr>
+          <w:p>
+            <w:r>
+              <w:rPr>
+                <w:b w:val="false"/>
+                <w:bCs w:val="false"/>
+                <w:color w:val="1A1A1A"/>
+                <w:sz w:val="16"/>
+                <w:szCs w:val="16"/>
+              </w:rPr>
+              <w:t xml:space="preserve">N</w:t>
+            </w:r>
+          </w:p>
+        </w:tc>
+        <w:tc>
+          <w:tcPr>
+            <w:tcW w:type="dxa" w:w="5141"/>
+            <w:tcMar>
+              <w:top w:type="dxa" w:w="40"/>
+              <w:left w:type="dxa" w:w="70"/>
+              <w:bottom w:type="dxa" w:w="40"/>
+              <w:right w:type="dxa" w:w="70"/>
+            </w:tcMar>
+          </w:tcPr>
+          <w:p>
+            <w:r>
+              <w:rPr>
+                <w:b w:val="false"/>
+                <w:bCs w:val="false"/>
+                <w:color w:val="1A1A1A"/>
+                <w:sz w:val="16"/>
+                <w:szCs w:val="16"/>
+              </w:rPr>
+              <w:t xml:space="preserve">Default selling price</w:t>
+            </w:r>
+          </w:p>
+        </w:tc>
+      </w:tr>
+      <w:tr>
+        <w:tc>
+          <w:tcPr>
+            <w:tcW w:type="dxa" w:w="2522"/>
+            <w:tcMar>
+              <w:top w:type="dxa" w:w="40"/>
+              <w:left w:type="dxa" w:w="70"/>
+              <w:bottom w:type="dxa" w:w="40"/>
+              <w:right w:type="dxa" w:w="70"/>
+            </w:tcMar>
+          </w:tcPr>
+          <w:p>
+            <w:r>
+              <w:rPr>
+                <w:b w:val="false"/>
+                <w:bCs w:val="false"/>
+                <w:color w:val="1A1A1A"/>
+                <w:sz w:val="16"/>
+                <w:szCs w:val="16"/>
+              </w:rPr>
+              <w:t xml:space="preserve">SALES_UOM_CODE</w:t>
+            </w:r>
+          </w:p>
+        </w:tc>
+        <w:tc>
+          <w:tcPr>
+            <w:tcW w:type="dxa" w:w="1358"/>
+            <w:tcMar>
+              <w:top w:type="dxa" w:w="40"/>
+              <w:left w:type="dxa" w:w="70"/>
+              <w:bottom w:type="dxa" w:w="40"/>
+              <w:right w:type="dxa" w:w="70"/>
+            </w:tcMar>
+          </w:tcPr>
+          <w:p>
+            <w:r>
+              <w:rPr>
+                <w:b w:val="false"/>
+                <w:bCs w:val="false"/>
+                <w:color w:val="1A1A1A"/>
+                <w:sz w:val="16"/>
+                <w:szCs w:val="16"/>
+              </w:rPr>
+              <w:t xml:space="preserve">VARCHAR2(10)</w:t>
+            </w:r>
+          </w:p>
+        </w:tc>
+        <w:tc>
+          <w:tcPr>
+            <w:tcW w:type="dxa" w:w="679"/>
+            <w:tcMar>
+              <w:top w:type="dxa" w:w="40"/>
+              <w:left w:type="dxa" w:w="70"/>
+              <w:bottom w:type="dxa" w:w="40"/>
+              <w:right w:type="dxa" w:w="70"/>
+            </w:tcMar>
+          </w:tcPr>
+          <w:p>
+            <w:r>
+              <w:rPr>
+                <w:b w:val="false"/>
+                <w:bCs w:val="false"/>
+                <w:color w:val="1A1A1A"/>
+                <w:sz w:val="16"/>
+                <w:szCs w:val="16"/>
+              </w:rPr>
+              <w:t xml:space="preserve">N</w:t>
+            </w:r>
+          </w:p>
+        </w:tc>
+        <w:tc>
+          <w:tcPr>
+            <w:tcW w:type="dxa" w:w="5141"/>
+            <w:tcMar>
+              <w:top w:type="dxa" w:w="40"/>
+              <w:left w:type="dxa" w:w="70"/>
+              <w:bottom w:type="dxa" w:w="40"/>
+              <w:right w:type="dxa" w:w="70"/>
+            </w:tcMar>
+          </w:tcPr>
+          <w:p>
+            <w:r>
+              <w:rPr>
+                <w:b w:val="false"/>
+                <w:bCs w:val="false"/>
+                <w:color w:val="1A1A1A"/>
+                <w:sz w:val="16"/>
+                <w:szCs w:val="16"/>
+              </w:rPr>
+              <w:t xml:space="preserve">Default sales UOM</w:t>
+            </w:r>
+          </w:p>
+        </w:tc>
+      </w:tr>
+      <w:tr>
+        <w:tc>
+          <w:tcPr>
+            <w:tcW w:type="dxa" w:w="2522"/>
+            <w:tcMar>
+              <w:top w:type="dxa" w:w="40"/>
+              <w:left w:type="dxa" w:w="70"/>
+              <w:bottom w:type="dxa" w:w="40"/>
+              <w:right w:type="dxa" w:w="70"/>
+            </w:tcMar>
+          </w:tcPr>
+          <w:p>
+            <w:r>
+              <w:rPr>
+                <w:b w:val="false"/>
+                <w:bCs w:val="false"/>
+                <w:color w:val="1A1A1A"/>
+                <w:sz w:val="16"/>
+                <w:szCs w:val="16"/>
+              </w:rPr>
+              <w:t xml:space="preserve">OVERSHIP_TOLERANCE_PCT / UNDERSHIP_TOLERANCE_PCT</w:t>
+            </w:r>
+          </w:p>
+        </w:tc>
+        <w:tc>
+          <w:tcPr>
+            <w:tcW w:type="dxa" w:w="1358"/>
+            <w:tcMar>
+              <w:top w:type="dxa" w:w="40"/>
+              <w:left w:type="dxa" w:w="70"/>
+              <w:bottom w:type="dxa" w:w="40"/>
+              <w:right w:type="dxa" w:w="70"/>
+            </w:tcMar>
+          </w:tcPr>
+          <w:p>
+            <w:r>
+              <w:rPr>
+                <w:b w:val="false"/>
+                <w:bCs w:val="false"/>
+                <w:color w:val="1A1A1A"/>
+                <w:sz w:val="16"/>
+                <w:szCs w:val="16"/>
+              </w:rPr>
+              <w:t xml:space="preserve">NUMBER</w:t>
+            </w:r>
+          </w:p>
+        </w:tc>
+        <w:tc>
+          <w:tcPr>
+            <w:tcW w:type="dxa" w:w="679"/>
+            <w:tcMar>
+              <w:top w:type="dxa" w:w="40"/>
+              <w:left w:type="dxa" w:w="70"/>
+              <w:bottom w:type="dxa" w:w="40"/>
+              <w:right w:type="dxa" w:w="70"/>
+            </w:tcMar>
+          </w:tcPr>
+          <w:p>
+            <w:r>
+              <w:rPr>
+                <w:b w:val="false"/>
+                <w:bCs w:val="false"/>
+                <w:color w:val="1A1A1A"/>
+                <w:sz w:val="16"/>
+                <w:szCs w:val="16"/>
+              </w:rPr>
+              <w:t xml:space="preserve">N</w:t>
+            </w:r>
+          </w:p>
+        </w:tc>
+        <w:tc>
+          <w:tcPr>
+            <w:tcW w:type="dxa" w:w="5141"/>
+            <w:tcMar>
+              <w:top w:type="dxa" w:w="40"/>
+              <w:left w:type="dxa" w:w="70"/>
+              <w:bottom w:type="dxa" w:w="40"/>
+              <w:right w:type="dxa" w:w="70"/>
+            </w:tcMar>
+          </w:tcPr>
+          <w:p>
+            <w:r>
+              <w:rPr>
+                <w:b w:val="false"/>
+                <w:bCs w:val="false"/>
+                <w:color w:val="1A1A1A"/>
+                <w:sz w:val="16"/>
+                <w:szCs w:val="16"/>
+              </w:rPr>
+              <w:t xml:space="preserve">Fulfilment tolerances (Phase 3)</w:t>
+            </w:r>
+          </w:p>
+        </w:tc>
+      </w:tr>
+      <w:tr>
+        <w:tc>
+          <w:tcPr>
+            <w:tcW w:type="dxa" w:w="2522"/>
+            <w:tcMar>
+              <w:top w:type="dxa" w:w="40"/>
+              <w:left w:type="dxa" w:w="70"/>
+              <w:bottom w:type="dxa" w:w="40"/>
+              <w:right w:type="dxa" w:w="70"/>
+            </w:tcMar>
+          </w:tcPr>
+          <w:p>
+            <w:r>
+              <w:rPr>
+                <w:b w:val="false"/>
+                <w:bCs w:val="false"/>
+                <w:color w:val="1A1A1A"/>
+                <w:sz w:val="16"/>
+                <w:szCs w:val="16"/>
+              </w:rPr>
+              <w:t xml:space="preserve">SALES_TAX_CODE</w:t>
+            </w:r>
+          </w:p>
+        </w:tc>
+        <w:tc>
+          <w:tcPr>
+            <w:tcW w:type="dxa" w:w="1358"/>
+            <w:tcMar>
+              <w:top w:type="dxa" w:w="40"/>
+              <w:left w:type="dxa" w:w="70"/>
+              <w:bottom w:type="dxa" w:w="40"/>
+              <w:right w:type="dxa" w:w="70"/>
+            </w:tcMar>
+          </w:tcPr>
+          <w:p>
+            <w:r>
+              <w:rPr>
+                <w:b w:val="false"/>
+                <w:bCs w:val="false"/>
+                <w:color w:val="1A1A1A"/>
+                <w:sz w:val="16"/>
+                <w:szCs w:val="16"/>
+              </w:rPr>
+              <w:t xml:space="preserve">VARCHAR2(30)</w:t>
+            </w:r>
+          </w:p>
+        </w:tc>
+        <w:tc>
+          <w:tcPr>
+            <w:tcW w:type="dxa" w:w="679"/>
+            <w:tcMar>
+              <w:top w:type="dxa" w:w="40"/>
+              <w:left w:type="dxa" w:w="70"/>
+              <w:bottom w:type="dxa" w:w="40"/>
+              <w:right w:type="dxa" w:w="70"/>
+            </w:tcMar>
+          </w:tcPr>
+          <w:p>
+            <w:r>
+              <w:rPr>
+                <w:b w:val="false"/>
+                <w:bCs w:val="false"/>
+                <w:color w:val="1A1A1A"/>
+                <w:sz w:val="16"/>
+                <w:szCs w:val="16"/>
+              </w:rPr>
+              <w:t xml:space="preserve">N</w:t>
+            </w:r>
+          </w:p>
+        </w:tc>
+        <w:tc>
+          <w:tcPr>
+            <w:tcW w:type="dxa" w:w="5141"/>
+            <w:tcMar>
+              <w:top w:type="dxa" w:w="40"/>
+              <w:left w:type="dxa" w:w="70"/>
+              <w:bottom w:type="dxa" w:w="40"/>
+              <w:right w:type="dxa" w:w="70"/>
+            </w:tcMar>
+          </w:tcPr>
+          <w:p>
+            <w:r>
+              <w:rPr>
+                <w:b w:val="false"/>
+                <w:bCs w:val="false"/>
+                <w:color w:val="1A1A1A"/>
+                <w:sz w:val="16"/>
+                <w:szCs w:val="16"/>
+              </w:rPr>
+              <w:t xml:space="preserve">Output tax classification (existing Tax module codes, e.g. UAE VAT 5% / zero-rated / exempt)</w:t>
+            </w:r>
+          </w:p>
+        </w:tc>
+      </w:tr>
+      <w:tr>
+        <w:tc>
+          <w:tcPr>
+            <w:tcW w:type="dxa" w:w="2522"/>
+            <w:tcMar>
+              <w:top w:type="dxa" w:w="40"/>
+              <w:left w:type="dxa" w:w="70"/>
+              <w:bottom w:type="dxa" w:w="40"/>
+              <w:right w:type="dxa" w:w="70"/>
+            </w:tcMar>
+          </w:tcPr>
+          <w:p>
+            <w:r>
+              <w:rPr>
+                <w:b w:val="false"/>
+                <w:bCs w:val="false"/>
+                <w:color w:val="1A1A1A"/>
+                <w:sz w:val="16"/>
+                <w:szCs w:val="16"/>
+              </w:rPr>
+              <w:t xml:space="preserve">TAXABLE_FLAG</w:t>
+            </w:r>
+          </w:p>
+        </w:tc>
+        <w:tc>
+          <w:tcPr>
+            <w:tcW w:type="dxa" w:w="1358"/>
+            <w:tcMar>
+              <w:top w:type="dxa" w:w="40"/>
+              <w:left w:type="dxa" w:w="70"/>
+              <w:bottom w:type="dxa" w:w="40"/>
+              <w:right w:type="dxa" w:w="70"/>
+            </w:tcMar>
+          </w:tcPr>
+          <w:p>
+            <w:r>
+              <w:rPr>
+                <w:b w:val="false"/>
+                <w:bCs w:val="false"/>
+                <w:color w:val="1A1A1A"/>
+                <w:sz w:val="16"/>
+                <w:szCs w:val="16"/>
+              </w:rPr>
+              <w:t xml:space="preserve">VARCHAR2(1)</w:t>
+            </w:r>
+          </w:p>
+        </w:tc>
+        <w:tc>
+          <w:tcPr>
+            <w:tcW w:type="dxa" w:w="679"/>
+            <w:tcMar>
+              <w:top w:type="dxa" w:w="40"/>
+              <w:left w:type="dxa" w:w="70"/>
+              <w:bottom w:type="dxa" w:w="40"/>
+              <w:right w:type="dxa" w:w="70"/>
+            </w:tcMar>
+          </w:tcPr>
+          <w:p>
+            <w:r>
+              <w:rPr>
+                <w:b w:val="false"/>
+                <w:bCs w:val="false"/>
+                <w:color w:val="1A1A1A"/>
+                <w:sz w:val="16"/>
+                <w:szCs w:val="16"/>
+              </w:rPr>
+              <w:t xml:space="preserve">Y</w:t>
+            </w:r>
+          </w:p>
+        </w:tc>
+        <w:tc>
+          <w:tcPr>
+            <w:tcW w:type="dxa" w:w="5141"/>
+            <w:tcMar>
+              <w:top w:type="dxa" w:w="40"/>
+              <w:left w:type="dxa" w:w="70"/>
+              <w:bottom w:type="dxa" w:w="40"/>
+              <w:right w:type="dxa" w:w="70"/>
+            </w:tcMar>
+          </w:tcPr>
+          <w:p>
+            <w:r>
+              <w:rPr>
+                <w:b w:val="false"/>
+                <w:bCs w:val="false"/>
+                <w:color w:val="1A1A1A"/>
+                <w:sz w:val="16"/>
+                <w:szCs w:val="16"/>
+              </w:rPr>
+              <w:t xml:space="preserve">Line is taxable on sales documents (default Y)</w:t>
+            </w:r>
+          </w:p>
+        </w:tc>
+      </w:tr>
+    </w:tbl>
+    <w:p>
+      <w:pPr>
+        <w:spacing w:after="100"/>
+      </w:pPr>
+    </w:p>
+    <w:p>
+      <w:pPr>
+        <w:pStyle w:val="Heading3"/>
+        <w:spacing w:after="60" w:before="140"/>
+      </w:pPr>
+      <w:r>
+        <w:rPr>
+          <w:b/>
+          <w:bCs/>
+          <w:color w:val="6B6B6B"/>
+          <w:sz w:val="21"/>
+          <w:szCs w:val="21"/>
+        </w:rPr>
+        <w:t xml:space="preserve">Group: Accounting</w:t>
+      </w:r>
+    </w:p>
+    <w:p>
+      <w:pPr>
+        <w:spacing w:after="100"/>
+      </w:pPr>
+      <w:r>
+        <w:rPr>
+          <w:sz w:val="20"/>
+          <w:szCs w:val="20"/>
+        </w:rPr>
+        <w:t xml:space="preserve">Default distribution accounts used when documents for this item are accounted. All are full code combinations picked with AccountSelector; each is org-overridable on the assignment row (5.4), and document-level entry can still override at transaction time.</w:t>
+      </w:r>
+    </w:p>
+    <w:tbl>
+      <w:tblPr>
+        <w:tblW w:type="dxa" w:w="9700"/>
+        <w:tblBorders>
+          <w:top w:val="single" w:color="auto" w:sz="4"/>
+          <w:left w:val="single" w:color="auto" w:sz="4"/>
+          <w:bottom w:val="single" w:color="auto" w:sz="4"/>
+          <w:right w:val="single" w:color="auto" w:sz="4"/>
+          <w:insideH w:val="single" w:color="auto" w:sz="4"/>
+          <w:insideV w:val="single" w:color="auto" w:sz="4"/>
+        </w:tblBorders>
+      </w:tblPr>
+      <w:tblGrid>
+        <w:gridCol w:w="2522"/>
+        <w:gridCol w:w="1358"/>
+        <w:gridCol w:w="679"/>
+        <w:gridCol w:w="5141"/>
+      </w:tblGrid>
+      <w:tr>
+        <w:trPr>
+          <w:tblHeader/>
+        </w:trPr>
+        <w:tc>
+          <w:tcPr>
+            <w:tcW w:type="dxa" w:w="2522"/>
+            <w:shd w:fill="C74634" w:val="clear"/>
+            <w:tcMar>
+              <w:top w:type="dxa" w:w="40"/>
+              <w:left w:type="dxa" w:w="70"/>
+              <w:bottom w:type="dxa" w:w="40"/>
+              <w:right w:type="dxa" w:w="70"/>
+            </w:tcMar>
+          </w:tcPr>
+          <w:p>
+            <w:r>
+              <w:rPr>
+                <w:b/>
+                <w:bCs/>
+                <w:color w:val="FFFFFF"/>
+                <w:sz w:val="16"/>
+                <w:szCs w:val="16"/>
+              </w:rPr>
+              <w:t xml:space="preserve">Column</w:t>
+            </w:r>
+          </w:p>
+        </w:tc>
+        <w:tc>
+          <w:tcPr>
+            <w:tcW w:type="dxa" w:w="1358"/>
+            <w:shd w:fill="C74634" w:val="clear"/>
+            <w:tcMar>
+              <w:top w:type="dxa" w:w="40"/>
+              <w:left w:type="dxa" w:w="70"/>
+              <w:bottom w:type="dxa" w:w="40"/>
+              <w:right w:type="dxa" w:w="70"/>
+            </w:tcMar>
+          </w:tcPr>
+          <w:p>
+            <w:r>
+              <w:rPr>
+                <w:b/>
+                <w:bCs/>
+                <w:color w:val="FFFFFF"/>
+                <w:sz w:val="16"/>
+                <w:szCs w:val="16"/>
+              </w:rPr>
+              <w:t xml:space="preserve">Type</w:t>
+            </w:r>
+          </w:p>
+        </w:tc>
+        <w:tc>
+          <w:tcPr>
+            <w:tcW w:type="dxa" w:w="679"/>
+            <w:shd w:fill="C74634" w:val="clear"/>
+            <w:tcMar>
+              <w:top w:type="dxa" w:w="40"/>
+              <w:left w:type="dxa" w:w="70"/>
+              <w:bottom w:type="dxa" w:w="40"/>
+              <w:right w:type="dxa" w:w="70"/>
+            </w:tcMar>
+          </w:tcPr>
+          <w:p>
+            <w:r>
+              <w:rPr>
+                <w:b/>
+                <w:bCs/>
+                <w:color w:val="FFFFFF"/>
+                <w:sz w:val="16"/>
+                <w:szCs w:val="16"/>
+              </w:rPr>
+              <w:t xml:space="preserve">Req</w:t>
+            </w:r>
+          </w:p>
+        </w:tc>
+        <w:tc>
+          <w:tcPr>
+            <w:tcW w:type="dxa" w:w="5141"/>
+            <w:shd w:fill="C74634" w:val="clear"/>
+            <w:tcMar>
+              <w:top w:type="dxa" w:w="40"/>
+              <w:left w:type="dxa" w:w="70"/>
+              <w:bottom w:type="dxa" w:w="40"/>
+              <w:right w:type="dxa" w:w="70"/>
+            </w:tcMar>
+          </w:tcPr>
+          <w:p>
+            <w:r>
+              <w:rPr>
+                <w:b/>
+                <w:bCs/>
+                <w:color w:val="FFFFFF"/>
+                <w:sz w:val="16"/>
+                <w:szCs w:val="16"/>
+              </w:rPr>
+              <w:t xml:space="preserve">Description</w:t>
+            </w:r>
+          </w:p>
+        </w:tc>
+      </w:tr>
+      <w:tr>
+        <w:tc>
+          <w:tcPr>
+            <w:tcW w:type="dxa" w:w="2522"/>
+            <w:tcMar>
+              <w:top w:type="dxa" w:w="40"/>
+              <w:left w:type="dxa" w:w="70"/>
+              <w:bottom w:type="dxa" w:w="40"/>
+              <w:right w:type="dxa" w:w="70"/>
+            </w:tcMar>
+          </w:tcPr>
+          <w:p>
+            <w:r>
+              <w:rPr>
+                <w:b w:val="false"/>
+                <w:bCs w:val="false"/>
+                <w:color w:val="1A1A1A"/>
+                <w:sz w:val="16"/>
+                <w:szCs w:val="16"/>
+              </w:rPr>
+              <w:t xml:space="preserve">SALES_ACCOUNT</w:t>
+            </w:r>
+          </w:p>
+        </w:tc>
+        <w:tc>
+          <w:tcPr>
+            <w:tcW w:type="dxa" w:w="1358"/>
+            <w:tcMar>
+              <w:top w:type="dxa" w:w="40"/>
+              <w:left w:type="dxa" w:w="70"/>
+              <w:bottom w:type="dxa" w:w="40"/>
+              <w:right w:type="dxa" w:w="70"/>
+            </w:tcMar>
+          </w:tcPr>
+          <w:p>
+            <w:r>
+              <w:rPr>
+                <w:b w:val="false"/>
+                <w:bCs w:val="false"/>
+                <w:color w:val="1A1A1A"/>
+                <w:sz w:val="16"/>
+                <w:szCs w:val="16"/>
+              </w:rPr>
+              <w:t xml:space="preserve">VARCHAR2(500)</w:t>
+            </w:r>
+          </w:p>
+        </w:tc>
+        <w:tc>
+          <w:tcPr>
+            <w:tcW w:type="dxa" w:w="679"/>
+            <w:tcMar>
+              <w:top w:type="dxa" w:w="40"/>
+              <w:left w:type="dxa" w:w="70"/>
+              <w:bottom w:type="dxa" w:w="40"/>
+              <w:right w:type="dxa" w:w="70"/>
+            </w:tcMar>
+          </w:tcPr>
+          <w:p>
+            <w:r>
+              <w:rPr>
+                <w:b w:val="false"/>
+                <w:bCs w:val="false"/>
+                <w:color w:val="1A1A1A"/>
+                <w:sz w:val="16"/>
+                <w:szCs w:val="16"/>
+              </w:rPr>
+              <w:t xml:space="preserve">N</w:t>
+            </w:r>
+          </w:p>
+        </w:tc>
+        <w:tc>
+          <w:tcPr>
+            <w:tcW w:type="dxa" w:w="5141"/>
+            <w:tcMar>
+              <w:top w:type="dxa" w:w="40"/>
+              <w:left w:type="dxa" w:w="70"/>
+              <w:bottom w:type="dxa" w:w="40"/>
+              <w:right w:type="dxa" w:w="70"/>
+            </w:tcMar>
+          </w:tcPr>
+          <w:p>
+            <w:r>
+              <w:rPr>
+                <w:b w:val="false"/>
+                <w:bCs w:val="false"/>
+                <w:color w:val="1A1A1A"/>
+                <w:sz w:val="16"/>
+                <w:szCs w:val="16"/>
+              </w:rPr>
+              <w:t xml:space="preserve">Revenue account credited by AR invoicing (Phase 3)</w:t>
+            </w:r>
+          </w:p>
+        </w:tc>
+      </w:tr>
+      <w:tr>
+        <w:tc>
+          <w:tcPr>
+            <w:tcW w:type="dxa" w:w="2522"/>
+            <w:tcMar>
+              <w:top w:type="dxa" w:w="40"/>
+              <w:left w:type="dxa" w:w="70"/>
+              <w:bottom w:type="dxa" w:w="40"/>
+              <w:right w:type="dxa" w:w="70"/>
+            </w:tcMar>
+          </w:tcPr>
+          <w:p>
+            <w:r>
+              <w:rPr>
+                <w:b w:val="false"/>
+                <w:bCs w:val="false"/>
+                <w:color w:val="1A1A1A"/>
+                <w:sz w:val="16"/>
+                <w:szCs w:val="16"/>
+              </w:rPr>
+              <w:t xml:space="preserve">SALES_RETURN_ACCOUNT</w:t>
+            </w:r>
+          </w:p>
+        </w:tc>
+        <w:tc>
+          <w:tcPr>
+            <w:tcW w:type="dxa" w:w="1358"/>
+            <w:tcMar>
+              <w:top w:type="dxa" w:w="40"/>
+              <w:left w:type="dxa" w:w="70"/>
+              <w:bottom w:type="dxa" w:w="40"/>
+              <w:right w:type="dxa" w:w="70"/>
+            </w:tcMar>
+          </w:tcPr>
+          <w:p>
+            <w:r>
+              <w:rPr>
+                <w:b w:val="false"/>
+                <w:bCs w:val="false"/>
+                <w:color w:val="1A1A1A"/>
+                <w:sz w:val="16"/>
+                <w:szCs w:val="16"/>
+              </w:rPr>
+              <w:t xml:space="preserve">VARCHAR2(500)</w:t>
+            </w:r>
+          </w:p>
+        </w:tc>
+        <w:tc>
+          <w:tcPr>
+            <w:tcW w:type="dxa" w:w="679"/>
+            <w:tcMar>
+              <w:top w:type="dxa" w:w="40"/>
+              <w:left w:type="dxa" w:w="70"/>
+              <w:bottom w:type="dxa" w:w="40"/>
+              <w:right w:type="dxa" w:w="70"/>
+            </w:tcMar>
+          </w:tcPr>
+          <w:p>
+            <w:r>
+              <w:rPr>
+                <w:b w:val="false"/>
+                <w:bCs w:val="false"/>
+                <w:color w:val="1A1A1A"/>
+                <w:sz w:val="16"/>
+                <w:szCs w:val="16"/>
+              </w:rPr>
+              <w:t xml:space="preserve">N</w:t>
+            </w:r>
+          </w:p>
+        </w:tc>
+        <w:tc>
+          <w:tcPr>
+            <w:tcW w:type="dxa" w:w="5141"/>
+            <w:tcMar>
+              <w:top w:type="dxa" w:w="40"/>
+              <w:left w:type="dxa" w:w="70"/>
+              <w:bottom w:type="dxa" w:w="40"/>
+              <w:right w:type="dxa" w:w="70"/>
+            </w:tcMar>
+          </w:tcPr>
+          <w:p>
+            <w:r>
+              <w:rPr>
+                <w:b w:val="false"/>
+                <w:bCs w:val="false"/>
+                <w:color w:val="1A1A1A"/>
+                <w:sz w:val="16"/>
+                <w:szCs w:val="16"/>
+              </w:rPr>
+              <w:t xml:space="preserve">Returns / credit memos (falls back to sales account)</w:t>
+            </w:r>
+          </w:p>
+        </w:tc>
+      </w:tr>
+      <w:tr>
+        <w:tc>
+          <w:tcPr>
+            <w:tcW w:type="dxa" w:w="2522"/>
+            <w:tcMar>
+              <w:top w:type="dxa" w:w="40"/>
+              <w:left w:type="dxa" w:w="70"/>
+              <w:bottom w:type="dxa" w:w="40"/>
+              <w:right w:type="dxa" w:w="70"/>
+            </w:tcMar>
+          </w:tcPr>
+          <w:p>
+            <w:r>
+              <w:rPr>
+                <w:b w:val="false"/>
+                <w:bCs w:val="false"/>
+                <w:color w:val="1A1A1A"/>
+                <w:sz w:val="16"/>
+                <w:szCs w:val="16"/>
+              </w:rPr>
+              <w:t xml:space="preserve">COGS_ACCOUNT</w:t>
+            </w:r>
+          </w:p>
+        </w:tc>
+        <w:tc>
+          <w:tcPr>
+            <w:tcW w:type="dxa" w:w="1358"/>
+            <w:tcMar>
+              <w:top w:type="dxa" w:w="40"/>
+              <w:left w:type="dxa" w:w="70"/>
+              <w:bottom w:type="dxa" w:w="40"/>
+              <w:right w:type="dxa" w:w="70"/>
+            </w:tcMar>
+          </w:tcPr>
+          <w:p>
+            <w:r>
+              <w:rPr>
+                <w:b w:val="false"/>
+                <w:bCs w:val="false"/>
+                <w:color w:val="1A1A1A"/>
+                <w:sz w:val="16"/>
+                <w:szCs w:val="16"/>
+              </w:rPr>
+              <w:t xml:space="preserve">VARCHAR2(500)</w:t>
+            </w:r>
+          </w:p>
+        </w:tc>
+        <w:tc>
+          <w:tcPr>
+            <w:tcW w:type="dxa" w:w="679"/>
+            <w:tcMar>
+              <w:top w:type="dxa" w:w="40"/>
+              <w:left w:type="dxa" w:w="70"/>
+              <w:bottom w:type="dxa" w:w="40"/>
+              <w:right w:type="dxa" w:w="70"/>
+            </w:tcMar>
+          </w:tcPr>
+          <w:p>
+            <w:r>
+              <w:rPr>
+                <w:b w:val="false"/>
+                <w:bCs w:val="false"/>
+                <w:color w:val="1A1A1A"/>
+                <w:sz w:val="16"/>
+                <w:szCs w:val="16"/>
+              </w:rPr>
+              <w:t xml:space="preserve">N</w:t>
+            </w:r>
+          </w:p>
+        </w:tc>
+        <w:tc>
+          <w:tcPr>
+            <w:tcW w:type="dxa" w:w="5141"/>
+            <w:tcMar>
+              <w:top w:type="dxa" w:w="40"/>
+              <w:left w:type="dxa" w:w="70"/>
+              <w:bottom w:type="dxa" w:w="40"/>
+              <w:right w:type="dxa" w:w="70"/>
+            </w:tcMar>
+          </w:tcPr>
+          <w:p>
+            <w:r>
+              <w:rPr>
+                <w:b w:val="false"/>
+                <w:bCs w:val="false"/>
+                <w:color w:val="1A1A1A"/>
+                <w:sz w:val="16"/>
+                <w:szCs w:val="16"/>
+              </w:rPr>
+              <w:t xml:space="preserve">Cost of goods sold debited on SO_ISSUE (Phase 3)</w:t>
+            </w:r>
+          </w:p>
+        </w:tc>
+      </w:tr>
+      <w:tr>
+        <w:tc>
+          <w:tcPr>
+            <w:tcW w:type="dxa" w:w="2522"/>
+            <w:tcMar>
+              <w:top w:type="dxa" w:w="40"/>
+              <w:left w:type="dxa" w:w="70"/>
+              <w:bottom w:type="dxa" w:w="40"/>
+              <w:right w:type="dxa" w:w="70"/>
+            </w:tcMar>
+          </w:tcPr>
+          <w:p>
+            <w:r>
+              <w:rPr>
+                <w:b w:val="false"/>
+                <w:bCs w:val="false"/>
+                <w:color w:val="1A1A1A"/>
+                <w:sz w:val="16"/>
+                <w:szCs w:val="16"/>
+              </w:rPr>
+              <w:t xml:space="preserve">EXPENSE_ACCOUNT</w:t>
+            </w:r>
+          </w:p>
+        </w:tc>
+        <w:tc>
+          <w:tcPr>
+            <w:tcW w:type="dxa" w:w="1358"/>
+            <w:tcMar>
+              <w:top w:type="dxa" w:w="40"/>
+              <w:left w:type="dxa" w:w="70"/>
+              <w:bottom w:type="dxa" w:w="40"/>
+              <w:right w:type="dxa" w:w="70"/>
+            </w:tcMar>
+          </w:tcPr>
+          <w:p>
+            <w:r>
+              <w:rPr>
+                <w:b w:val="false"/>
+                <w:bCs w:val="false"/>
+                <w:color w:val="1A1A1A"/>
+                <w:sz w:val="16"/>
+                <w:szCs w:val="16"/>
+              </w:rPr>
+              <w:t xml:space="preserve">VARCHAR2(500)</w:t>
+            </w:r>
+          </w:p>
+        </w:tc>
+        <w:tc>
+          <w:tcPr>
+            <w:tcW w:type="dxa" w:w="679"/>
+            <w:tcMar>
+              <w:top w:type="dxa" w:w="40"/>
+              <w:left w:type="dxa" w:w="70"/>
+              <w:bottom w:type="dxa" w:w="40"/>
+              <w:right w:type="dxa" w:w="70"/>
+            </w:tcMar>
+          </w:tcPr>
+          <w:p>
+            <w:r>
+              <w:rPr>
+                <w:b w:val="false"/>
+                <w:bCs w:val="false"/>
+                <w:color w:val="1A1A1A"/>
+                <w:sz w:val="16"/>
+                <w:szCs w:val="16"/>
+              </w:rPr>
+              <w:t xml:space="preserve">N</w:t>
+            </w:r>
+          </w:p>
+        </w:tc>
+        <w:tc>
+          <w:tcPr>
+            <w:tcW w:type="dxa" w:w="5141"/>
+            <w:tcMar>
+              <w:top w:type="dxa" w:w="40"/>
+              <w:left w:type="dxa" w:w="70"/>
+              <w:bottom w:type="dxa" w:w="40"/>
+              <w:right w:type="dxa" w:w="70"/>
+            </w:tcMar>
+          </w:tcPr>
+          <w:p>
+            <w:r>
+              <w:rPr>
+                <w:b w:val="false"/>
+                <w:bCs w:val="false"/>
+                <w:color w:val="1A1A1A"/>
+                <w:sz w:val="16"/>
+                <w:szCs w:val="16"/>
+              </w:rPr>
+              <w:t xml:space="preserve">Charged when issued to expense / non-asset subinventory</w:t>
+            </w:r>
+          </w:p>
+        </w:tc>
+      </w:tr>
+      <w:tr>
+        <w:tc>
+          <w:tcPr>
+            <w:tcW w:type="dxa" w:w="2522"/>
+            <w:tcMar>
+              <w:top w:type="dxa" w:w="40"/>
+              <w:left w:type="dxa" w:w="70"/>
+              <w:bottom w:type="dxa" w:w="40"/>
+              <w:right w:type="dxa" w:w="70"/>
+            </w:tcMar>
+          </w:tcPr>
+          <w:p>
+            <w:r>
+              <w:rPr>
+                <w:b w:val="false"/>
+                <w:bCs w:val="false"/>
+                <w:color w:val="1A1A1A"/>
+                <w:sz w:val="16"/>
+                <w:szCs w:val="16"/>
+              </w:rPr>
+              <w:t xml:space="preserve">PURCHASE_PRICE_VARIANCE_ACCOUNT</w:t>
+            </w:r>
+          </w:p>
+        </w:tc>
+        <w:tc>
+          <w:tcPr>
+            <w:tcW w:type="dxa" w:w="1358"/>
+            <w:tcMar>
+              <w:top w:type="dxa" w:w="40"/>
+              <w:left w:type="dxa" w:w="70"/>
+              <w:bottom w:type="dxa" w:w="40"/>
+              <w:right w:type="dxa" w:w="70"/>
+            </w:tcMar>
+          </w:tcPr>
+          <w:p>
+            <w:r>
+              <w:rPr>
+                <w:b w:val="false"/>
+                <w:bCs w:val="false"/>
+                <w:color w:val="1A1A1A"/>
+                <w:sz w:val="16"/>
+                <w:szCs w:val="16"/>
+              </w:rPr>
+              <w:t xml:space="preserve">VARCHAR2(500)</w:t>
+            </w:r>
+          </w:p>
+        </w:tc>
+        <w:tc>
+          <w:tcPr>
+            <w:tcW w:type="dxa" w:w="679"/>
+            <w:tcMar>
+              <w:top w:type="dxa" w:w="40"/>
+              <w:left w:type="dxa" w:w="70"/>
+              <w:bottom w:type="dxa" w:w="40"/>
+              <w:right w:type="dxa" w:w="70"/>
+            </w:tcMar>
+          </w:tcPr>
+          <w:p>
+            <w:r>
+              <w:rPr>
+                <w:b w:val="false"/>
+                <w:bCs w:val="false"/>
+                <w:color w:val="1A1A1A"/>
+                <w:sz w:val="16"/>
+                <w:szCs w:val="16"/>
+              </w:rPr>
+              <w:t xml:space="preserve">N</w:t>
+            </w:r>
+          </w:p>
+        </w:tc>
+        <w:tc>
+          <w:tcPr>
+            <w:tcW w:type="dxa" w:w="5141"/>
+            <w:tcMar>
+              <w:top w:type="dxa" w:w="40"/>
+              <w:left w:type="dxa" w:w="70"/>
+              <w:bottom w:type="dxa" w:w="40"/>
+              <w:right w:type="dxa" w:w="70"/>
+            </w:tcMar>
+          </w:tcPr>
+          <w:p>
+            <w:r>
+              <w:rPr>
+                <w:b w:val="false"/>
+                <w:bCs w:val="false"/>
+                <w:color w:val="1A1A1A"/>
+                <w:sz w:val="16"/>
+                <w:szCs w:val="16"/>
+              </w:rPr>
+              <w:t xml:space="preserve">PO price vs cost variance (Phase 2)</w:t>
+            </w:r>
+          </w:p>
+        </w:tc>
+      </w:tr>
+      <w:tr>
+        <w:tc>
+          <w:tcPr>
+            <w:tcW w:type="dxa" w:w="2522"/>
+            <w:tcMar>
+              <w:top w:type="dxa" w:w="40"/>
+              <w:left w:type="dxa" w:w="70"/>
+              <w:bottom w:type="dxa" w:w="40"/>
+              <w:right w:type="dxa" w:w="70"/>
+            </w:tcMar>
+          </w:tcPr>
+          <w:p>
+            <w:r>
+              <w:rPr>
+                <w:b w:val="false"/>
+                <w:bCs w:val="false"/>
+                <w:color w:val="1A1A1A"/>
+                <w:sz w:val="16"/>
+                <w:szCs w:val="16"/>
+              </w:rPr>
+              <w:t xml:space="preserve">DEFERRED_REVENUE_ACCOUNT</w:t>
+            </w:r>
+          </w:p>
+        </w:tc>
+        <w:tc>
+          <w:tcPr>
+            <w:tcW w:type="dxa" w:w="1358"/>
+            <w:tcMar>
+              <w:top w:type="dxa" w:w="40"/>
+              <w:left w:type="dxa" w:w="70"/>
+              <w:bottom w:type="dxa" w:w="40"/>
+              <w:right w:type="dxa" w:w="70"/>
+            </w:tcMar>
+          </w:tcPr>
+          <w:p>
+            <w:r>
+              <w:rPr>
+                <w:b w:val="false"/>
+                <w:bCs w:val="false"/>
+                <w:color w:val="1A1A1A"/>
+                <w:sz w:val="16"/>
+                <w:szCs w:val="16"/>
+              </w:rPr>
+              <w:t xml:space="preserve">VARCHAR2(500)</w:t>
+            </w:r>
+          </w:p>
+        </w:tc>
+        <w:tc>
+          <w:tcPr>
+            <w:tcW w:type="dxa" w:w="679"/>
+            <w:tcMar>
+              <w:top w:type="dxa" w:w="40"/>
+              <w:left w:type="dxa" w:w="70"/>
+              <w:bottom w:type="dxa" w:w="40"/>
+              <w:right w:type="dxa" w:w="70"/>
+            </w:tcMar>
+          </w:tcPr>
+          <w:p>
+            <w:r>
+              <w:rPr>
+                <w:b w:val="false"/>
+                <w:bCs w:val="false"/>
+                <w:color w:val="1A1A1A"/>
+                <w:sz w:val="16"/>
+                <w:szCs w:val="16"/>
+              </w:rPr>
+              <w:t xml:space="preserve">N</w:t>
+            </w:r>
+          </w:p>
+        </w:tc>
+        <w:tc>
+          <w:tcPr>
+            <w:tcW w:type="dxa" w:w="5141"/>
+            <w:tcMar>
+              <w:top w:type="dxa" w:w="40"/>
+              <w:left w:type="dxa" w:w="70"/>
+              <w:bottom w:type="dxa" w:w="40"/>
+              <w:right w:type="dxa" w:w="70"/>
+            </w:tcMar>
+          </w:tcPr>
+          <w:p>
+            <w:r>
+              <w:rPr>
+                <w:b w:val="false"/>
+                <w:bCs w:val="false"/>
+                <w:color w:val="1A1A1A"/>
+                <w:sz w:val="16"/>
+                <w:szCs w:val="16"/>
+              </w:rPr>
+              <w:t xml:space="preserve">Reserved for revenue-recognition scenarios</w:t>
+            </w:r>
+          </w:p>
+        </w:tc>
+      </w:tr>
+    </w:tbl>
+    <w:p>
+      <w:pPr>
+        <w:spacing w:after="100"/>
+      </w:pPr>
+    </w:p>
+    <w:p>
+      <w:pPr>
+        <w:pStyle w:val="Heading3"/>
+        <w:spacing w:after="60" w:before="140"/>
+      </w:pPr>
+      <w:r>
+        <w:rPr>
+          <w:b/>
+          <w:bCs/>
+          <w:color w:val="6B6B6B"/>
+          <w:sz w:val="21"/>
+          <w:szCs w:val="21"/>
+        </w:rPr>
+        <w:t xml:space="preserve">Group: Physical</w:t>
+      </w:r>
+    </w:p>
+    <w:tbl>
+      <w:tblPr>
+        <w:tblW w:type="dxa" w:w="9700"/>
+        <w:tblBorders>
+          <w:top w:val="single" w:color="auto" w:sz="4"/>
+          <w:left w:val="single" w:color="auto" w:sz="4"/>
+          <w:bottom w:val="single" w:color="auto" w:sz="4"/>
+          <w:right w:val="single" w:color="auto" w:sz="4"/>
+          <w:insideH w:val="single" w:color="auto" w:sz="4"/>
+          <w:insideV w:val="single" w:color="auto" w:sz="4"/>
+        </w:tblBorders>
+      </w:tblPr>
+      <w:tblGrid>
+        <w:gridCol w:w="2522"/>
+        <w:gridCol w:w="1358"/>
+        <w:gridCol w:w="679"/>
+        <w:gridCol w:w="5141"/>
+      </w:tblGrid>
+      <w:tr>
+        <w:trPr>
+          <w:tblHeader/>
+        </w:trPr>
+        <w:tc>
+          <w:tcPr>
+            <w:tcW w:type="dxa" w:w="2522"/>
+            <w:shd w:fill="C74634" w:val="clear"/>
+            <w:tcMar>
+              <w:top w:type="dxa" w:w="40"/>
+              <w:left w:type="dxa" w:w="70"/>
+              <w:bottom w:type="dxa" w:w="40"/>
+              <w:right w:type="dxa" w:w="70"/>
+            </w:tcMar>
+          </w:tcPr>
+          <w:p>
+            <w:r>
+              <w:rPr>
+                <w:b/>
+                <w:bCs/>
+                <w:color w:val="FFFFFF"/>
+                <w:sz w:val="16"/>
+                <w:szCs w:val="16"/>
+              </w:rPr>
+              <w:t xml:space="preserve">Column</w:t>
+            </w:r>
+          </w:p>
+        </w:tc>
+        <w:tc>
+          <w:tcPr>
+            <w:tcW w:type="dxa" w:w="1358"/>
+            <w:shd w:fill="C74634" w:val="clear"/>
+            <w:tcMar>
+              <w:top w:type="dxa" w:w="40"/>
+              <w:left w:type="dxa" w:w="70"/>
+              <w:bottom w:type="dxa" w:w="40"/>
+              <w:right w:type="dxa" w:w="70"/>
+            </w:tcMar>
+          </w:tcPr>
+          <w:p>
+            <w:r>
+              <w:rPr>
+                <w:b/>
+                <w:bCs/>
+                <w:color w:val="FFFFFF"/>
+                <w:sz w:val="16"/>
+                <w:szCs w:val="16"/>
+              </w:rPr>
+              <w:t xml:space="preserve">Type</w:t>
+            </w:r>
+          </w:p>
+        </w:tc>
+        <w:tc>
+          <w:tcPr>
+            <w:tcW w:type="dxa" w:w="679"/>
+            <w:shd w:fill="C74634" w:val="clear"/>
+            <w:tcMar>
+              <w:top w:type="dxa" w:w="40"/>
+              <w:left w:type="dxa" w:w="70"/>
+              <w:bottom w:type="dxa" w:w="40"/>
+              <w:right w:type="dxa" w:w="70"/>
+            </w:tcMar>
+          </w:tcPr>
+          <w:p>
+            <w:r>
+              <w:rPr>
+                <w:b/>
+                <w:bCs/>
+                <w:color w:val="FFFFFF"/>
+                <w:sz w:val="16"/>
+                <w:szCs w:val="16"/>
+              </w:rPr>
+              <w:t xml:space="preserve">Req</w:t>
+            </w:r>
+          </w:p>
+        </w:tc>
+        <w:tc>
+          <w:tcPr>
+            <w:tcW w:type="dxa" w:w="5141"/>
+            <w:shd w:fill="C74634" w:val="clear"/>
+            <w:tcMar>
+              <w:top w:type="dxa" w:w="40"/>
+              <w:left w:type="dxa" w:w="70"/>
+              <w:bottom w:type="dxa" w:w="40"/>
+              <w:right w:type="dxa" w:w="70"/>
+            </w:tcMar>
+          </w:tcPr>
+          <w:p>
+            <w:r>
+              <w:rPr>
+                <w:b/>
+                <w:bCs/>
+                <w:color w:val="FFFFFF"/>
+                <w:sz w:val="16"/>
+                <w:szCs w:val="16"/>
+              </w:rPr>
+              <w:t xml:space="preserve">Description</w:t>
             </w:r>
           </w:p>
         </w:tc>
@@ -18318,6 +20210,382 @@
                 <w:sz w:val="16"/>
                 <w:szCs w:val="16"/>
               </w:rPr>
+              <w:t xml:space="preserve">SALES_ACCOUNT_OVERRIDE</w:t>
+            </w:r>
+          </w:p>
+        </w:tc>
+        <w:tc>
+          <w:tcPr>
+            <w:tcW w:type="dxa" w:w="1358"/>
+            <w:tcMar>
+              <w:top w:type="dxa" w:w="40"/>
+              <w:left w:type="dxa" w:w="70"/>
+              <w:bottom w:type="dxa" w:w="40"/>
+              <w:right w:type="dxa" w:w="70"/>
+            </w:tcMar>
+          </w:tcPr>
+          <w:p>
+            <w:r>
+              <w:rPr>
+                <w:b w:val="false"/>
+                <w:bCs w:val="false"/>
+                <w:color w:val="1A1A1A"/>
+                <w:sz w:val="16"/>
+                <w:szCs w:val="16"/>
+              </w:rPr>
+              <w:t xml:space="preserve">VARCHAR2(500)</w:t>
+            </w:r>
+          </w:p>
+        </w:tc>
+        <w:tc>
+          <w:tcPr>
+            <w:tcW w:type="dxa" w:w="679"/>
+            <w:tcMar>
+              <w:top w:type="dxa" w:w="40"/>
+              <w:left w:type="dxa" w:w="70"/>
+              <w:bottom w:type="dxa" w:w="40"/>
+              <w:right w:type="dxa" w:w="70"/>
+            </w:tcMar>
+          </w:tcPr>
+          <w:p>
+            <w:r>
+              <w:rPr>
+                <w:b w:val="false"/>
+                <w:bCs w:val="false"/>
+                <w:color w:val="1A1A1A"/>
+                <w:sz w:val="16"/>
+                <w:szCs w:val="16"/>
+              </w:rPr>
+              <w:t xml:space="preserve">N</w:t>
+            </w:r>
+          </w:p>
+        </w:tc>
+        <w:tc>
+          <w:tcPr>
+            <w:tcW w:type="dxa" w:w="5141"/>
+            <w:tcMar>
+              <w:top w:type="dxa" w:w="40"/>
+              <w:left w:type="dxa" w:w="70"/>
+              <w:bottom w:type="dxa" w:w="40"/>
+              <w:right w:type="dxa" w:w="70"/>
+            </w:tcMar>
+          </w:tcPr>
+          <w:p>
+            <w:r>
+              <w:rPr>
+                <w:b w:val="false"/>
+                <w:bCs w:val="false"/>
+                <w:color w:val="1A1A1A"/>
+                <w:sz w:val="16"/>
+                <w:szCs w:val="16"/>
+              </w:rPr>
+              <w:t xml:space="preserve">Org-level revenue account override</w:t>
+            </w:r>
+          </w:p>
+        </w:tc>
+      </w:tr>
+      <w:tr>
+        <w:tc>
+          <w:tcPr>
+            <w:tcW w:type="dxa" w:w="2522"/>
+            <w:tcMar>
+              <w:top w:type="dxa" w:w="40"/>
+              <w:left w:type="dxa" w:w="70"/>
+              <w:bottom w:type="dxa" w:w="40"/>
+              <w:right w:type="dxa" w:w="70"/>
+            </w:tcMar>
+          </w:tcPr>
+          <w:p>
+            <w:r>
+              <w:rPr>
+                <w:b w:val="false"/>
+                <w:bCs w:val="false"/>
+                <w:color w:val="1A1A1A"/>
+                <w:sz w:val="16"/>
+                <w:szCs w:val="16"/>
+              </w:rPr>
+              <w:t xml:space="preserve">COGS_ACCOUNT_OVERRIDE</w:t>
+            </w:r>
+          </w:p>
+        </w:tc>
+        <w:tc>
+          <w:tcPr>
+            <w:tcW w:type="dxa" w:w="1358"/>
+            <w:tcMar>
+              <w:top w:type="dxa" w:w="40"/>
+              <w:left w:type="dxa" w:w="70"/>
+              <w:bottom w:type="dxa" w:w="40"/>
+              <w:right w:type="dxa" w:w="70"/>
+            </w:tcMar>
+          </w:tcPr>
+          <w:p>
+            <w:r>
+              <w:rPr>
+                <w:b w:val="false"/>
+                <w:bCs w:val="false"/>
+                <w:color w:val="1A1A1A"/>
+                <w:sz w:val="16"/>
+                <w:szCs w:val="16"/>
+              </w:rPr>
+              <w:t xml:space="preserve">VARCHAR2(500)</w:t>
+            </w:r>
+          </w:p>
+        </w:tc>
+        <w:tc>
+          <w:tcPr>
+            <w:tcW w:type="dxa" w:w="679"/>
+            <w:tcMar>
+              <w:top w:type="dxa" w:w="40"/>
+              <w:left w:type="dxa" w:w="70"/>
+              <w:bottom w:type="dxa" w:w="40"/>
+              <w:right w:type="dxa" w:w="70"/>
+            </w:tcMar>
+          </w:tcPr>
+          <w:p>
+            <w:r>
+              <w:rPr>
+                <w:b w:val="false"/>
+                <w:bCs w:val="false"/>
+                <w:color w:val="1A1A1A"/>
+                <w:sz w:val="16"/>
+                <w:szCs w:val="16"/>
+              </w:rPr>
+              <w:t xml:space="preserve">N</w:t>
+            </w:r>
+          </w:p>
+        </w:tc>
+        <w:tc>
+          <w:tcPr>
+            <w:tcW w:type="dxa" w:w="5141"/>
+            <w:tcMar>
+              <w:top w:type="dxa" w:w="40"/>
+              <w:left w:type="dxa" w:w="70"/>
+              <w:bottom w:type="dxa" w:w="40"/>
+              <w:right w:type="dxa" w:w="70"/>
+            </w:tcMar>
+          </w:tcPr>
+          <w:p>
+            <w:r>
+              <w:rPr>
+                <w:b w:val="false"/>
+                <w:bCs w:val="false"/>
+                <w:color w:val="1A1A1A"/>
+                <w:sz w:val="16"/>
+                <w:szCs w:val="16"/>
+              </w:rPr>
+              <w:t xml:space="preserve">Org-level COGS account override</w:t>
+            </w:r>
+          </w:p>
+        </w:tc>
+      </w:tr>
+      <w:tr>
+        <w:tc>
+          <w:tcPr>
+            <w:tcW w:type="dxa" w:w="2522"/>
+            <w:tcMar>
+              <w:top w:type="dxa" w:w="40"/>
+              <w:left w:type="dxa" w:w="70"/>
+              <w:bottom w:type="dxa" w:w="40"/>
+              <w:right w:type="dxa" w:w="70"/>
+            </w:tcMar>
+          </w:tcPr>
+          <w:p>
+            <w:r>
+              <w:rPr>
+                <w:b w:val="false"/>
+                <w:bCs w:val="false"/>
+                <w:color w:val="1A1A1A"/>
+                <w:sz w:val="16"/>
+                <w:szCs w:val="16"/>
+              </w:rPr>
+              <w:t xml:space="preserve">EXPENSE_ACCOUNT_OVERRIDE</w:t>
+            </w:r>
+          </w:p>
+        </w:tc>
+        <w:tc>
+          <w:tcPr>
+            <w:tcW w:type="dxa" w:w="1358"/>
+            <w:tcMar>
+              <w:top w:type="dxa" w:w="40"/>
+              <w:left w:type="dxa" w:w="70"/>
+              <w:bottom w:type="dxa" w:w="40"/>
+              <w:right w:type="dxa" w:w="70"/>
+            </w:tcMar>
+          </w:tcPr>
+          <w:p>
+            <w:r>
+              <w:rPr>
+                <w:b w:val="false"/>
+                <w:bCs w:val="false"/>
+                <w:color w:val="1A1A1A"/>
+                <w:sz w:val="16"/>
+                <w:szCs w:val="16"/>
+              </w:rPr>
+              <w:t xml:space="preserve">VARCHAR2(500)</w:t>
+            </w:r>
+          </w:p>
+        </w:tc>
+        <w:tc>
+          <w:tcPr>
+            <w:tcW w:type="dxa" w:w="679"/>
+            <w:tcMar>
+              <w:top w:type="dxa" w:w="40"/>
+              <w:left w:type="dxa" w:w="70"/>
+              <w:bottom w:type="dxa" w:w="40"/>
+              <w:right w:type="dxa" w:w="70"/>
+            </w:tcMar>
+          </w:tcPr>
+          <w:p>
+            <w:r>
+              <w:rPr>
+                <w:b w:val="false"/>
+                <w:bCs w:val="false"/>
+                <w:color w:val="1A1A1A"/>
+                <w:sz w:val="16"/>
+                <w:szCs w:val="16"/>
+              </w:rPr>
+              <w:t xml:space="preserve">N</w:t>
+            </w:r>
+          </w:p>
+        </w:tc>
+        <w:tc>
+          <w:tcPr>
+            <w:tcW w:type="dxa" w:w="5141"/>
+            <w:tcMar>
+              <w:top w:type="dxa" w:w="40"/>
+              <w:left w:type="dxa" w:w="70"/>
+              <w:bottom w:type="dxa" w:w="40"/>
+              <w:right w:type="dxa" w:w="70"/>
+            </w:tcMar>
+          </w:tcPr>
+          <w:p>
+            <w:r>
+              <w:rPr>
+                <w:b w:val="false"/>
+                <w:bCs w:val="false"/>
+                <w:color w:val="1A1A1A"/>
+                <w:sz w:val="16"/>
+                <w:szCs w:val="16"/>
+              </w:rPr>
+              <w:t xml:space="preserve">Org-level expense account override</w:t>
+            </w:r>
+          </w:p>
+        </w:tc>
+      </w:tr>
+      <w:tr>
+        <w:tc>
+          <w:tcPr>
+            <w:tcW w:type="dxa" w:w="2522"/>
+            <w:tcMar>
+              <w:top w:type="dxa" w:w="40"/>
+              <w:left w:type="dxa" w:w="70"/>
+              <w:bottom w:type="dxa" w:w="40"/>
+              <w:right w:type="dxa" w:w="70"/>
+            </w:tcMar>
+          </w:tcPr>
+          <w:p>
+            <w:r>
+              <w:rPr>
+                <w:b w:val="false"/>
+                <w:bCs w:val="false"/>
+                <w:color w:val="1A1A1A"/>
+                <w:sz w:val="16"/>
+                <w:szCs w:val="16"/>
+              </w:rPr>
+              <w:t xml:space="preserve">SALES_TAX_CODE_OVERRIDE / PURCHASE_TAX_CODE_OVERRIDE</w:t>
+            </w:r>
+          </w:p>
+        </w:tc>
+        <w:tc>
+          <w:tcPr>
+            <w:tcW w:type="dxa" w:w="1358"/>
+            <w:tcMar>
+              <w:top w:type="dxa" w:w="40"/>
+              <w:left w:type="dxa" w:w="70"/>
+              <w:bottom w:type="dxa" w:w="40"/>
+              <w:right w:type="dxa" w:w="70"/>
+            </w:tcMar>
+          </w:tcPr>
+          <w:p>
+            <w:r>
+              <w:rPr>
+                <w:b w:val="false"/>
+                <w:bCs w:val="false"/>
+                <w:color w:val="1A1A1A"/>
+                <w:sz w:val="16"/>
+                <w:szCs w:val="16"/>
+              </w:rPr>
+              <w:t xml:space="preserve">VARCHAR2(30)</w:t>
+            </w:r>
+          </w:p>
+        </w:tc>
+        <w:tc>
+          <w:tcPr>
+            <w:tcW w:type="dxa" w:w="679"/>
+            <w:tcMar>
+              <w:top w:type="dxa" w:w="40"/>
+              <w:left w:type="dxa" w:w="70"/>
+              <w:bottom w:type="dxa" w:w="40"/>
+              <w:right w:type="dxa" w:w="70"/>
+            </w:tcMar>
+          </w:tcPr>
+          <w:p>
+            <w:r>
+              <w:rPr>
+                <w:b w:val="false"/>
+                <w:bCs w:val="false"/>
+                <w:color w:val="1A1A1A"/>
+                <w:sz w:val="16"/>
+                <w:szCs w:val="16"/>
+              </w:rPr>
+              <w:t xml:space="preserve">N</w:t>
+            </w:r>
+          </w:p>
+        </w:tc>
+        <w:tc>
+          <w:tcPr>
+            <w:tcW w:type="dxa" w:w="5141"/>
+            <w:tcMar>
+              <w:top w:type="dxa" w:w="40"/>
+              <w:left w:type="dxa" w:w="70"/>
+              <w:bottom w:type="dxa" w:w="40"/>
+              <w:right w:type="dxa" w:w="70"/>
+            </w:tcMar>
+          </w:tcPr>
+          <w:p>
+            <w:r>
+              <w:rPr>
+                <w:b w:val="false"/>
+                <w:bCs w:val="false"/>
+                <w:color w:val="1A1A1A"/>
+                <w:sz w:val="16"/>
+                <w:szCs w:val="16"/>
+              </w:rPr>
+              <w:t xml:space="preserve">Org-level tax classification overrides</w:t>
+            </w:r>
+          </w:p>
+        </w:tc>
+      </w:tr>
+      <w:tr>
+        <w:tc>
+          <w:tcPr>
+            <w:tcW w:type="dxa" w:w="2522"/>
+            <w:tcMar>
+              <w:top w:type="dxa" w:w="40"/>
+              <w:left w:type="dxa" w:w="70"/>
+              <w:bottom w:type="dxa" w:w="40"/>
+              <w:right w:type="dxa" w:w="70"/>
+            </w:tcMar>
+          </w:tcPr>
+          <w:p>
+            <w:r>
+              <w:rPr>
+                <w:b w:val="false"/>
+                <w:bCs w:val="false"/>
+                <w:color w:val="1A1A1A"/>
+                <w:sz w:val="16"/>
+                <w:szCs w:val="16"/>
+              </w:rPr>
               <w:t xml:space="preserve">Audit columns</w:t>
             </w:r>
           </w:p>
@@ -18397,6 +20665,18 @@
       <w:pPr>
         <w:spacing w:after="100"/>
       </w:pPr>
+    </w:p>
+    <w:p>
+      <w:pPr>
+        <w:spacing w:after="100"/>
+      </w:pPr>
+      <w:r>
+        <w:rPr>
+          <w:sz w:val="20"/>
+          <w:szCs w:val="20"/>
+        </w:rPr>
+        <w:t xml:space="preserve">Account and tax resolution order everywhere in the module: document-line entry (if the user typed one) -&gt; org assignment override -&gt; item master value -&gt; organization parameter default. Tax codes reference the existing Re-ERP Tax module's code list.</w:t>
+      </w:r>
     </w:p>
     <w:p>
       <w:pPr>
@@ -31426,7 +33706,7 @@
           <w:sz w:val="15"/>
           <w:szCs w:val="15"/>
         </w:rPr>
-        <w:t xml:space="preserve">  "purchasing": { "purchasable": "Y", "listPrice": 12.50, "purchasingUom": "BOX" },</w:t>
+        <w:t xml:space="preserve">  "purchasing": { "purchasable": "Y", "listPrice": 12.50, "purchasingUom": "BOX",</w:t>
       </w:r>
     </w:p>
     <w:p>
@@ -31440,7 +33720,91 @@
           <w:sz w:val="15"/>
           <w:szCs w:val="15"/>
         </w:rPr>
-        <w:t xml:space="preserve">  "sales": { "saleable": "Y", "sellingPrice": 25.50 },</w:t>
+        <w:t xml:space="preserve">                  "purchaseTaxCode": "VAT5_IN", "invoiceMatchOption": "3_WAY" },</w:t>
+      </w:r>
+    </w:p>
+    <w:p>
+      <w:pPr>
+        <w:shd w:fill="F7F5F3" w:val="clear"/>
+        <w:spacing w:after="0"/>
+      </w:pPr>
+      <w:r>
+        <w:rPr>
+          <w:rFonts w:ascii="Consolas" w:cs="Consolas" w:eastAsia="Consolas" w:hAnsi="Consolas"/>
+          <w:sz w:val="15"/>
+          <w:szCs w:val="15"/>
+        </w:rPr>
+        <w:t xml:space="preserve">  "orderMgmt": { "saleable": "Y", "orderable": "Y", "shippable": "Y",</w:t>
+      </w:r>
+    </w:p>
+    <w:p>
+      <w:pPr>
+        <w:shd w:fill="F7F5F3" w:val="clear"/>
+        <w:spacing w:after="0"/>
+      </w:pPr>
+      <w:r>
+        <w:rPr>
+          <w:rFonts w:ascii="Consolas" w:cs="Consolas" w:eastAsia="Consolas" w:hAnsi="Consolas"/>
+          <w:sz w:val="15"/>
+          <w:szCs w:val="15"/>
+        </w:rPr>
+        <w:t xml:space="preserve">                 "invoiceable": "Y", "sellingPrice": 25.50,</w:t>
+      </w:r>
+    </w:p>
+    <w:p>
+      <w:pPr>
+        <w:shd w:fill="F7F5F3" w:val="clear"/>
+        <w:spacing w:after="0"/>
+      </w:pPr>
+      <w:r>
+        <w:rPr>
+          <w:rFonts w:ascii="Consolas" w:cs="Consolas" w:eastAsia="Consolas" w:hAnsi="Consolas"/>
+          <w:sz w:val="15"/>
+          <w:szCs w:val="15"/>
+        </w:rPr>
+        <w:t xml:space="preserve">                 "salesTaxCode": "VAT5_OUT", "taxable": "Y" },</w:t>
+      </w:r>
+    </w:p>
+    <w:p>
+      <w:pPr>
+        <w:shd w:fill="F7F5F3" w:val="clear"/>
+        <w:spacing w:after="0"/>
+      </w:pPr>
+      <w:r>
+        <w:rPr>
+          <w:rFonts w:ascii="Consolas" w:cs="Consolas" w:eastAsia="Consolas" w:hAnsi="Consolas"/>
+          <w:sz w:val="15"/>
+          <w:szCs w:val="15"/>
+        </w:rPr>
+        <w:t xml:space="preserve">  "accounting": { "salesAccount": "01-00-00-4110001-0000-000-00-000-000",</w:t>
+      </w:r>
+    </w:p>
+    <w:p>
+      <w:pPr>
+        <w:shd w:fill="F7F5F3" w:val="clear"/>
+        <w:spacing w:after="0"/>
+      </w:pPr>
+      <w:r>
+        <w:rPr>
+          <w:rFonts w:ascii="Consolas" w:cs="Consolas" w:eastAsia="Consolas" w:hAnsi="Consolas"/>
+          <w:sz w:val="15"/>
+          <w:szCs w:val="15"/>
+        </w:rPr>
+        <w:t xml:space="preserve">                  "cogsAccount":  "01-00-00-5110001-0000-000-00-000-000",</w:t>
+      </w:r>
+    </w:p>
+    <w:p>
+      <w:pPr>
+        <w:shd w:fill="F7F5F3" w:val="clear"/>
+        <w:spacing w:after="0"/>
+      </w:pPr>
+      <w:r>
+        <w:rPr>
+          <w:rFonts w:ascii="Consolas" w:cs="Consolas" w:eastAsia="Consolas" w:hAnsi="Consolas"/>
+          <w:sz w:val="15"/>
+          <w:szCs w:val="15"/>
+        </w:rPr>
+        <w:t xml:space="preserve">                  "expenseAccount": "01-00-00-6150001-0000-000-00-000-000" },</w:t>
       </w:r>
     </w:p>
     <w:p>
@@ -32787,7 +35151,7 @@
           <w:sz w:val="15"/>
           <w:szCs w:val="15"/>
         </w:rPr>
-        <w:t xml:space="preserve">| [Main | Inventory | Costing&amp;Purch | Sales&amp;Phys | Planning | Categories |  |</w:t>
+        <w:t xml:space="preserve">| [Main | Inventory | Costing&amp;Purch | Order Mgmt | Accounting | Physical |  |</w:t>
       </w:r>
     </w:p>
     <w:p>
@@ -32801,7 +35165,7 @@
           <w:sz w:val="15"/>
           <w:szCs w:val="15"/>
         </w:rPr>
-        <w:t xml:space="preserve">|  Revisions | Organizations | Attachments]                                 |</w:t>
+        <w:t xml:space="preserve">|  Planning | Categories | Revisions | Organizations | Attachments]        |</w:t>
       </w:r>
     </w:p>
     <w:p>

--- a/docs/design/INV_Module_Requirements_Design.docx
+++ b/docs/design/INV_Module_Requirements_Design.docx
@@ -29,7 +29,7 @@
           <w:sz w:val="22"/>
           <w:szCs w:val="22"/>
         </w:rPr>
-        <w:t xml:space="preserve">Requirements &amp; Design Document (RD) - v2.1 - September 2026</w:t>
+        <w:t xml:space="preserve">Requirements &amp; Design Document (RD) - v2.2 - September 2026</w:t>
       </w:r>
     </w:p>
     <w:p>
@@ -34320,7 +34320,23 @@
           <w:sz w:val="30"/>
           <w:szCs w:val="30"/>
         </w:rPr>
-        <w:t xml:space="preserve">14. Screen Designs</w:t>
+        <w:t xml:space="preserve">14. Navigation and Screen Designs</w:t>
+      </w:r>
+    </w:p>
+    <w:p>
+      <w:pPr>
+        <w:pStyle w:val="Heading2"/>
+        <w:spacing w:after="80" w:before="200"/>
+      </w:pPr>
+      <w:r>
+        <w:rPr>
+          <w:b/>
+          <w:bCs/>
+          <w:color w:val="2A2A2A"/>
+          <w:sz w:val="24"/>
+          <w:szCs w:val="24"/>
+        </w:rPr>
+        <w:t xml:space="preserve">14.0 Module menu (menuItems.ts entries)</w:t>
       </w:r>
     </w:p>
     <w:p>
@@ -34332,7 +34348,1768 @@
           <w:sz w:val="20"/>
           <w:szCs w:val="20"/>
         </w:rPr>
-        <w:t xml:space="preserve">A new Inventory (INV) module appears in the menu with the pages below, all using the standard Re-ERP frame (breadcrumbs, module-colored title block, search cards, sortable grids with grid search, closable-tab workspaces, API-transparency buttons).</w:t>
+        <w:t xml:space="preserve">A new Inventory module (module code INV, color slot after CASH) is added to the global menu and to the home tiles. The full menu tree, grouped the way it will appear in the menu search and on the module landing page:</w:t>
+      </w:r>
+    </w:p>
+    <w:tbl>
+      <w:tblPr>
+        <w:tblW w:type="dxa" w:w="9700"/>
+        <w:tblBorders>
+          <w:top w:val="single" w:color="auto" w:sz="4"/>
+          <w:left w:val="single" w:color="auto" w:sz="4"/>
+          <w:bottom w:val="single" w:color="auto" w:sz="4"/>
+          <w:right w:val="single" w:color="auto" w:sz="4"/>
+          <w:insideH w:val="single" w:color="auto" w:sz="4"/>
+          <w:insideV w:val="single" w:color="auto" w:sz="4"/>
+        </w:tblBorders>
+      </w:tblPr>
+      <w:tblGrid>
+        <w:gridCol w:w="1552"/>
+        <w:gridCol w:w="6014"/>
+        <w:gridCol w:w="2134"/>
+      </w:tblGrid>
+      <w:tr>
+        <w:trPr>
+          <w:tblHeader/>
+        </w:trPr>
+        <w:tc>
+          <w:tcPr>
+            <w:tcW w:type="dxa" w:w="1552"/>
+            <w:shd w:fill="C74634" w:val="clear"/>
+            <w:tcMar>
+              <w:top w:type="dxa" w:w="40"/>
+              <w:left w:type="dxa" w:w="70"/>
+              <w:bottom w:type="dxa" w:w="40"/>
+              <w:right w:type="dxa" w:w="70"/>
+            </w:tcMar>
+          </w:tcPr>
+          <w:p>
+            <w:r>
+              <w:rPr>
+                <w:b/>
+                <w:bCs/>
+                <w:color w:val="FFFFFF"/>
+                <w:sz w:val="16"/>
+                <w:szCs w:val="16"/>
+              </w:rPr>
+              <w:t xml:space="preserve">Group</w:t>
+            </w:r>
+          </w:p>
+        </w:tc>
+        <w:tc>
+          <w:tcPr>
+            <w:tcW w:type="dxa" w:w="6014"/>
+            <w:shd w:fill="C74634" w:val="clear"/>
+            <w:tcMar>
+              <w:top w:type="dxa" w:w="40"/>
+              <w:left w:type="dxa" w:w="70"/>
+              <w:bottom w:type="dxa" w:w="40"/>
+              <w:right w:type="dxa" w:w="70"/>
+            </w:tcMar>
+          </w:tcPr>
+          <w:p>
+            <w:r>
+              <w:rPr>
+                <w:b/>
+                <w:bCs/>
+                <w:color w:val="FFFFFF"/>
+                <w:sz w:val="16"/>
+                <w:szCs w:val="16"/>
+              </w:rPr>
+              <w:t xml:space="preserve">Menu entry</w:t>
+            </w:r>
+          </w:p>
+        </w:tc>
+        <w:tc>
+          <w:tcPr>
+            <w:tcW w:type="dxa" w:w="2134"/>
+            <w:shd w:fill="C74634" w:val="clear"/>
+            <w:tcMar>
+              <w:top w:type="dxa" w:w="40"/>
+              <w:left w:type="dxa" w:w="70"/>
+              <w:bottom w:type="dxa" w:w="40"/>
+              <w:right w:type="dxa" w:w="70"/>
+            </w:tcMar>
+          </w:tcPr>
+          <w:p>
+            <w:r>
+              <w:rPr>
+                <w:b/>
+                <w:bCs/>
+                <w:color w:val="FFFFFF"/>
+                <w:sz w:val="16"/>
+                <w:szCs w:val="16"/>
+              </w:rPr>
+              <w:t xml:space="preserve">Path</w:t>
+            </w:r>
+          </w:p>
+        </w:tc>
+      </w:tr>
+      <w:tr>
+        <w:tc>
+          <w:tcPr>
+            <w:tcW w:type="dxa" w:w="1552"/>
+            <w:tcMar>
+              <w:top w:type="dxa" w:w="40"/>
+              <w:left w:type="dxa" w:w="70"/>
+              <w:bottom w:type="dxa" w:w="40"/>
+              <w:right w:type="dxa" w:w="70"/>
+            </w:tcMar>
+          </w:tcPr>
+          <w:p>
+            <w:r>
+              <w:rPr>
+                <w:b w:val="false"/>
+                <w:bCs w:val="false"/>
+                <w:color w:val="1A1A1A"/>
+                <w:sz w:val="16"/>
+                <w:szCs w:val="16"/>
+              </w:rPr>
+              <w:t xml:space="preserve">Setup</w:t>
+            </w:r>
+          </w:p>
+        </w:tc>
+        <w:tc>
+          <w:tcPr>
+            <w:tcW w:type="dxa" w:w="6014"/>
+            <w:tcMar>
+              <w:top w:type="dxa" w:w="40"/>
+              <w:left w:type="dxa" w:w="70"/>
+              <w:bottom w:type="dxa" w:w="40"/>
+              <w:right w:type="dxa" w:w="70"/>
+            </w:tcMar>
+          </w:tcPr>
+          <w:p>
+            <w:r>
+              <w:rPr>
+                <w:b w:val="false"/>
+                <w:bCs w:val="false"/>
+                <w:color w:val="1A1A1A"/>
+                <w:sz w:val="16"/>
+                <w:szCs w:val="16"/>
+              </w:rPr>
+              <w:t xml:space="preserve">Inventory Organizations (workspace tabs: Parameters, Receiving, Shipping, Subinventories &amp; Locators, Access)</w:t>
+            </w:r>
+          </w:p>
+        </w:tc>
+        <w:tc>
+          <w:tcPr>
+            <w:tcW w:type="dxa" w:w="2134"/>
+            <w:tcMar>
+              <w:top w:type="dxa" w:w="40"/>
+              <w:left w:type="dxa" w:w="70"/>
+              <w:bottom w:type="dxa" w:w="40"/>
+              <w:right w:type="dxa" w:w="70"/>
+            </w:tcMar>
+          </w:tcPr>
+          <w:p>
+            <w:r>
+              <w:rPr>
+                <w:b w:val="false"/>
+                <w:bCs w:val="false"/>
+                <w:color w:val="1A1A1A"/>
+                <w:sz w:val="16"/>
+                <w:szCs w:val="16"/>
+              </w:rPr>
+              <w:t xml:space="preserve">/inv/organizations</w:t>
+            </w:r>
+          </w:p>
+        </w:tc>
+      </w:tr>
+      <w:tr>
+        <w:tc>
+          <w:tcPr>
+            <w:tcW w:type="dxa" w:w="1552"/>
+            <w:tcMar>
+              <w:top w:type="dxa" w:w="40"/>
+              <w:left w:type="dxa" w:w="70"/>
+              <w:bottom w:type="dxa" w:w="40"/>
+              <w:right w:type="dxa" w:w="70"/>
+            </w:tcMar>
+          </w:tcPr>
+          <w:p>
+            <w:r>
+              <w:rPr>
+                <w:b w:val="false"/>
+                <w:bCs w:val="false"/>
+                <w:color w:val="1A1A1A"/>
+                <w:sz w:val="16"/>
+                <w:szCs w:val="16"/>
+              </w:rPr>
+              <w:t xml:space="preserve">Setup</w:t>
+            </w:r>
+          </w:p>
+        </w:tc>
+        <w:tc>
+          <w:tcPr>
+            <w:tcW w:type="dxa" w:w="6014"/>
+            <w:tcMar>
+              <w:top w:type="dxa" w:w="40"/>
+              <w:left w:type="dxa" w:w="70"/>
+              <w:bottom w:type="dxa" w:w="40"/>
+              <w:right w:type="dxa" w:w="70"/>
+            </w:tcMar>
+          </w:tcPr>
+          <w:p>
+            <w:r>
+              <w:rPr>
+                <w:b w:val="false"/>
+                <w:bCs w:val="false"/>
+                <w:color w:val="1A1A1A"/>
+                <w:sz w:val="16"/>
+                <w:szCs w:val="16"/>
+              </w:rPr>
+              <w:t xml:space="preserve">Cost Organizations (tabs: Assignments, Item Costs, Cost Periods, Period Balances)</w:t>
+            </w:r>
+          </w:p>
+        </w:tc>
+        <w:tc>
+          <w:tcPr>
+            <w:tcW w:type="dxa" w:w="2134"/>
+            <w:tcMar>
+              <w:top w:type="dxa" w:w="40"/>
+              <w:left w:type="dxa" w:w="70"/>
+              <w:bottom w:type="dxa" w:w="40"/>
+              <w:right w:type="dxa" w:w="70"/>
+            </w:tcMar>
+          </w:tcPr>
+          <w:p>
+            <w:r>
+              <w:rPr>
+                <w:b w:val="false"/>
+                <w:bCs w:val="false"/>
+                <w:color w:val="1A1A1A"/>
+                <w:sz w:val="16"/>
+                <w:szCs w:val="16"/>
+              </w:rPr>
+              <w:t xml:space="preserve">/inv/cost-organizations</w:t>
+            </w:r>
+          </w:p>
+        </w:tc>
+      </w:tr>
+      <w:tr>
+        <w:tc>
+          <w:tcPr>
+            <w:tcW w:type="dxa" w:w="1552"/>
+            <w:tcMar>
+              <w:top w:type="dxa" w:w="40"/>
+              <w:left w:type="dxa" w:w="70"/>
+              <w:bottom w:type="dxa" w:w="40"/>
+              <w:right w:type="dxa" w:w="70"/>
+            </w:tcMar>
+          </w:tcPr>
+          <w:p>
+            <w:r>
+              <w:rPr>
+                <w:b w:val="false"/>
+                <w:bCs w:val="false"/>
+                <w:color w:val="1A1A1A"/>
+                <w:sz w:val="16"/>
+                <w:szCs w:val="16"/>
+              </w:rPr>
+              <w:t xml:space="preserve">Setup</w:t>
+            </w:r>
+          </w:p>
+        </w:tc>
+        <w:tc>
+          <w:tcPr>
+            <w:tcW w:type="dxa" w:w="6014"/>
+            <w:tcMar>
+              <w:top w:type="dxa" w:w="40"/>
+              <w:left w:type="dxa" w:w="70"/>
+              <w:bottom w:type="dxa" w:w="40"/>
+              <w:right w:type="dxa" w:w="70"/>
+            </w:tcMar>
+          </w:tcPr>
+          <w:p>
+            <w:r>
+              <w:rPr>
+                <w:b w:val="false"/>
+                <w:bCs w:val="false"/>
+                <w:color w:val="1A1A1A"/>
+                <w:sz w:val="16"/>
+                <w:szCs w:val="16"/>
+              </w:rPr>
+              <w:t xml:space="preserve">Units of Measure</w:t>
+            </w:r>
+          </w:p>
+        </w:tc>
+        <w:tc>
+          <w:tcPr>
+            <w:tcW w:type="dxa" w:w="2134"/>
+            <w:tcMar>
+              <w:top w:type="dxa" w:w="40"/>
+              <w:left w:type="dxa" w:w="70"/>
+              <w:bottom w:type="dxa" w:w="40"/>
+              <w:right w:type="dxa" w:w="70"/>
+            </w:tcMar>
+          </w:tcPr>
+          <w:p>
+            <w:r>
+              <w:rPr>
+                <w:b w:val="false"/>
+                <w:bCs w:val="false"/>
+                <w:color w:val="1A1A1A"/>
+                <w:sz w:val="16"/>
+                <w:szCs w:val="16"/>
+              </w:rPr>
+              <w:t xml:space="preserve">/inv/setup/uoms</w:t>
+            </w:r>
+          </w:p>
+        </w:tc>
+      </w:tr>
+      <w:tr>
+        <w:tc>
+          <w:tcPr>
+            <w:tcW w:type="dxa" w:w="1552"/>
+            <w:tcMar>
+              <w:top w:type="dxa" w:w="40"/>
+              <w:left w:type="dxa" w:w="70"/>
+              <w:bottom w:type="dxa" w:w="40"/>
+              <w:right w:type="dxa" w:w="70"/>
+            </w:tcMar>
+          </w:tcPr>
+          <w:p>
+            <w:r>
+              <w:rPr>
+                <w:b w:val="false"/>
+                <w:bCs w:val="false"/>
+                <w:color w:val="1A1A1A"/>
+                <w:sz w:val="16"/>
+                <w:szCs w:val="16"/>
+              </w:rPr>
+              <w:t xml:space="preserve">Setup</w:t>
+            </w:r>
+          </w:p>
+        </w:tc>
+        <w:tc>
+          <w:tcPr>
+            <w:tcW w:type="dxa" w:w="6014"/>
+            <w:tcMar>
+              <w:top w:type="dxa" w:w="40"/>
+              <w:left w:type="dxa" w:w="70"/>
+              <w:bottom w:type="dxa" w:w="40"/>
+              <w:right w:type="dxa" w:w="70"/>
+            </w:tcMar>
+          </w:tcPr>
+          <w:p>
+            <w:r>
+              <w:rPr>
+                <w:b w:val="false"/>
+                <w:bCs w:val="false"/>
+                <w:color w:val="1A1A1A"/>
+                <w:sz w:val="16"/>
+                <w:szCs w:val="16"/>
+              </w:rPr>
+              <w:t xml:space="preserve">Item Statuses</w:t>
+            </w:r>
+          </w:p>
+        </w:tc>
+        <w:tc>
+          <w:tcPr>
+            <w:tcW w:type="dxa" w:w="2134"/>
+            <w:tcMar>
+              <w:top w:type="dxa" w:w="40"/>
+              <w:left w:type="dxa" w:w="70"/>
+              <w:bottom w:type="dxa" w:w="40"/>
+              <w:right w:type="dxa" w:w="70"/>
+            </w:tcMar>
+          </w:tcPr>
+          <w:p>
+            <w:r>
+              <w:rPr>
+                <w:b w:val="false"/>
+                <w:bCs w:val="false"/>
+                <w:color w:val="1A1A1A"/>
+                <w:sz w:val="16"/>
+                <w:szCs w:val="16"/>
+              </w:rPr>
+              <w:t xml:space="preserve">/inv/setup/item-statuses</w:t>
+            </w:r>
+          </w:p>
+        </w:tc>
+      </w:tr>
+      <w:tr>
+        <w:tc>
+          <w:tcPr>
+            <w:tcW w:type="dxa" w:w="1552"/>
+            <w:tcMar>
+              <w:top w:type="dxa" w:w="40"/>
+              <w:left w:type="dxa" w:w="70"/>
+              <w:bottom w:type="dxa" w:w="40"/>
+              <w:right w:type="dxa" w:w="70"/>
+            </w:tcMar>
+          </w:tcPr>
+          <w:p>
+            <w:r>
+              <w:rPr>
+                <w:b w:val="false"/>
+                <w:bCs w:val="false"/>
+                <w:color w:val="1A1A1A"/>
+                <w:sz w:val="16"/>
+                <w:szCs w:val="16"/>
+              </w:rPr>
+              <w:t xml:space="preserve">Setup</w:t>
+            </w:r>
+          </w:p>
+        </w:tc>
+        <w:tc>
+          <w:tcPr>
+            <w:tcW w:type="dxa" w:w="6014"/>
+            <w:tcMar>
+              <w:top w:type="dxa" w:w="40"/>
+              <w:left w:type="dxa" w:w="70"/>
+              <w:bottom w:type="dxa" w:w="40"/>
+              <w:right w:type="dxa" w:w="70"/>
+            </w:tcMar>
+          </w:tcPr>
+          <w:p>
+            <w:r>
+              <w:rPr>
+                <w:b w:val="false"/>
+                <w:bCs w:val="false"/>
+                <w:color w:val="1A1A1A"/>
+                <w:sz w:val="16"/>
+                <w:szCs w:val="16"/>
+              </w:rPr>
+              <w:t xml:space="preserve">Category Sets &amp; Categories</w:t>
+            </w:r>
+          </w:p>
+        </w:tc>
+        <w:tc>
+          <w:tcPr>
+            <w:tcW w:type="dxa" w:w="2134"/>
+            <w:tcMar>
+              <w:top w:type="dxa" w:w="40"/>
+              <w:left w:type="dxa" w:w="70"/>
+              <w:bottom w:type="dxa" w:w="40"/>
+              <w:right w:type="dxa" w:w="70"/>
+            </w:tcMar>
+          </w:tcPr>
+          <w:p>
+            <w:r>
+              <w:rPr>
+                <w:b w:val="false"/>
+                <w:bCs w:val="false"/>
+                <w:color w:val="1A1A1A"/>
+                <w:sz w:val="16"/>
+                <w:szCs w:val="16"/>
+              </w:rPr>
+              <w:t xml:space="preserve">/inv/setup/categories</w:t>
+            </w:r>
+          </w:p>
+        </w:tc>
+      </w:tr>
+      <w:tr>
+        <w:tc>
+          <w:tcPr>
+            <w:tcW w:type="dxa" w:w="1552"/>
+            <w:tcMar>
+              <w:top w:type="dxa" w:w="40"/>
+              <w:left w:type="dxa" w:w="70"/>
+              <w:bottom w:type="dxa" w:w="40"/>
+              <w:right w:type="dxa" w:w="70"/>
+            </w:tcMar>
+          </w:tcPr>
+          <w:p>
+            <w:r>
+              <w:rPr>
+                <w:b w:val="false"/>
+                <w:bCs w:val="false"/>
+                <w:color w:val="1A1A1A"/>
+                <w:sz w:val="16"/>
+                <w:szCs w:val="16"/>
+              </w:rPr>
+              <w:t xml:space="preserve">Setup</w:t>
+            </w:r>
+          </w:p>
+        </w:tc>
+        <w:tc>
+          <w:tcPr>
+            <w:tcW w:type="dxa" w:w="6014"/>
+            <w:tcMar>
+              <w:top w:type="dxa" w:w="40"/>
+              <w:left w:type="dxa" w:w="70"/>
+              <w:bottom w:type="dxa" w:w="40"/>
+              <w:right w:type="dxa" w:w="70"/>
+            </w:tcMar>
+          </w:tcPr>
+          <w:p>
+            <w:r>
+              <w:rPr>
+                <w:b w:val="false"/>
+                <w:bCs w:val="false"/>
+                <w:color w:val="1A1A1A"/>
+                <w:sz w:val="16"/>
+                <w:szCs w:val="16"/>
+              </w:rPr>
+              <w:t xml:space="preserve">Transaction Reasons</w:t>
+            </w:r>
+          </w:p>
+        </w:tc>
+        <w:tc>
+          <w:tcPr>
+            <w:tcW w:type="dxa" w:w="2134"/>
+            <w:tcMar>
+              <w:top w:type="dxa" w:w="40"/>
+              <w:left w:type="dxa" w:w="70"/>
+              <w:bottom w:type="dxa" w:w="40"/>
+              <w:right w:type="dxa" w:w="70"/>
+            </w:tcMar>
+          </w:tcPr>
+          <w:p>
+            <w:r>
+              <w:rPr>
+                <w:b w:val="false"/>
+                <w:bCs w:val="false"/>
+                <w:color w:val="1A1A1A"/>
+                <w:sz w:val="16"/>
+                <w:szCs w:val="16"/>
+              </w:rPr>
+              <w:t xml:space="preserve">/inv/setup/reasons</w:t>
+            </w:r>
+          </w:p>
+        </w:tc>
+      </w:tr>
+      <w:tr>
+        <w:tc>
+          <w:tcPr>
+            <w:tcW w:type="dxa" w:w="1552"/>
+            <w:tcMar>
+              <w:top w:type="dxa" w:w="40"/>
+              <w:left w:type="dxa" w:w="70"/>
+              <w:bottom w:type="dxa" w:w="40"/>
+              <w:right w:type="dxa" w:w="70"/>
+            </w:tcMar>
+          </w:tcPr>
+          <w:p>
+            <w:r>
+              <w:rPr>
+                <w:b w:val="false"/>
+                <w:bCs w:val="false"/>
+                <w:color w:val="1A1A1A"/>
+                <w:sz w:val="16"/>
+                <w:szCs w:val="16"/>
+              </w:rPr>
+              <w:t xml:space="preserve">Setup</w:t>
+            </w:r>
+          </w:p>
+        </w:tc>
+        <w:tc>
+          <w:tcPr>
+            <w:tcW w:type="dxa" w:w="6014"/>
+            <w:tcMar>
+              <w:top w:type="dxa" w:w="40"/>
+              <w:left w:type="dxa" w:w="70"/>
+              <w:bottom w:type="dxa" w:w="40"/>
+              <w:right w:type="dxa" w:w="70"/>
+            </w:tcMar>
+          </w:tcPr>
+          <w:p>
+            <w:r>
+              <w:rPr>
+                <w:b w:val="false"/>
+                <w:bCs w:val="false"/>
+                <w:color w:val="1A1A1A"/>
+                <w:sz w:val="16"/>
+                <w:szCs w:val="16"/>
+              </w:rPr>
+              <w:t xml:space="preserve">Account Aliases</w:t>
+            </w:r>
+          </w:p>
+        </w:tc>
+        <w:tc>
+          <w:tcPr>
+            <w:tcW w:type="dxa" w:w="2134"/>
+            <w:tcMar>
+              <w:top w:type="dxa" w:w="40"/>
+              <w:left w:type="dxa" w:w="70"/>
+              <w:bottom w:type="dxa" w:w="40"/>
+              <w:right w:type="dxa" w:w="70"/>
+            </w:tcMar>
+          </w:tcPr>
+          <w:p>
+            <w:r>
+              <w:rPr>
+                <w:b w:val="false"/>
+                <w:bCs w:val="false"/>
+                <w:color w:val="1A1A1A"/>
+                <w:sz w:val="16"/>
+                <w:szCs w:val="16"/>
+              </w:rPr>
+              <w:t xml:space="preserve">/inv/setup/account-aliases</w:t>
+            </w:r>
+          </w:p>
+        </w:tc>
+      </w:tr>
+      <w:tr>
+        <w:tc>
+          <w:tcPr>
+            <w:tcW w:type="dxa" w:w="1552"/>
+            <w:tcMar>
+              <w:top w:type="dxa" w:w="40"/>
+              <w:left w:type="dxa" w:w="70"/>
+              <w:bottom w:type="dxa" w:w="40"/>
+              <w:right w:type="dxa" w:w="70"/>
+            </w:tcMar>
+          </w:tcPr>
+          <w:p>
+            <w:r>
+              <w:rPr>
+                <w:b w:val="false"/>
+                <w:bCs w:val="false"/>
+                <w:color w:val="1A1A1A"/>
+                <w:sz w:val="16"/>
+                <w:szCs w:val="16"/>
+              </w:rPr>
+              <w:t xml:space="preserve">Setup</w:t>
+            </w:r>
+          </w:p>
+        </w:tc>
+        <w:tc>
+          <w:tcPr>
+            <w:tcW w:type="dxa" w:w="6014"/>
+            <w:tcMar>
+              <w:top w:type="dxa" w:w="40"/>
+              <w:left w:type="dxa" w:w="70"/>
+              <w:bottom w:type="dxa" w:w="40"/>
+              <w:right w:type="dxa" w:w="70"/>
+            </w:tcMar>
+          </w:tcPr>
+          <w:p>
+            <w:r>
+              <w:rPr>
+                <w:b w:val="false"/>
+                <w:bCs w:val="false"/>
+                <w:color w:val="1A1A1A"/>
+                <w:sz w:val="16"/>
+                <w:szCs w:val="16"/>
+              </w:rPr>
+              <w:t xml:space="preserve">Material Statuses</w:t>
+            </w:r>
+          </w:p>
+        </w:tc>
+        <w:tc>
+          <w:tcPr>
+            <w:tcW w:type="dxa" w:w="2134"/>
+            <w:tcMar>
+              <w:top w:type="dxa" w:w="40"/>
+              <w:left w:type="dxa" w:w="70"/>
+              <w:bottom w:type="dxa" w:w="40"/>
+              <w:right w:type="dxa" w:w="70"/>
+            </w:tcMar>
+          </w:tcPr>
+          <w:p>
+            <w:r>
+              <w:rPr>
+                <w:b w:val="false"/>
+                <w:bCs w:val="false"/>
+                <w:color w:val="1A1A1A"/>
+                <w:sz w:val="16"/>
+                <w:szCs w:val="16"/>
+              </w:rPr>
+              <w:t xml:space="preserve">/inv/setup/material-statuses</w:t>
+            </w:r>
+          </w:p>
+        </w:tc>
+      </w:tr>
+      <w:tr>
+        <w:tc>
+          <w:tcPr>
+            <w:tcW w:type="dxa" w:w="1552"/>
+            <w:tcMar>
+              <w:top w:type="dxa" w:w="40"/>
+              <w:left w:type="dxa" w:w="70"/>
+              <w:bottom w:type="dxa" w:w="40"/>
+              <w:right w:type="dxa" w:w="70"/>
+            </w:tcMar>
+          </w:tcPr>
+          <w:p>
+            <w:r>
+              <w:rPr>
+                <w:b w:val="false"/>
+                <w:bCs w:val="false"/>
+                <w:color w:val="1A1A1A"/>
+                <w:sz w:val="16"/>
+                <w:szCs w:val="16"/>
+              </w:rPr>
+              <w:t xml:space="preserve">Setup</w:t>
+            </w:r>
+          </w:p>
+        </w:tc>
+        <w:tc>
+          <w:tcPr>
+            <w:tcW w:type="dxa" w:w="6014"/>
+            <w:tcMar>
+              <w:top w:type="dxa" w:w="40"/>
+              <w:left w:type="dxa" w:w="70"/>
+              <w:bottom w:type="dxa" w:w="40"/>
+              <w:right w:type="dxa" w:w="70"/>
+            </w:tcMar>
+          </w:tcPr>
+          <w:p>
+            <w:r>
+              <w:rPr>
+                <w:b w:val="false"/>
+                <w:bCs w:val="false"/>
+                <w:color w:val="1A1A1A"/>
+                <w:sz w:val="16"/>
+                <w:szCs w:val="16"/>
+              </w:rPr>
+              <w:t xml:space="preserve">Ship Methods</w:t>
+            </w:r>
+          </w:p>
+        </w:tc>
+        <w:tc>
+          <w:tcPr>
+            <w:tcW w:type="dxa" w:w="2134"/>
+            <w:tcMar>
+              <w:top w:type="dxa" w:w="40"/>
+              <w:left w:type="dxa" w:w="70"/>
+              <w:bottom w:type="dxa" w:w="40"/>
+              <w:right w:type="dxa" w:w="70"/>
+            </w:tcMar>
+          </w:tcPr>
+          <w:p>
+            <w:r>
+              <w:rPr>
+                <w:b w:val="false"/>
+                <w:bCs w:val="false"/>
+                <w:color w:val="1A1A1A"/>
+                <w:sz w:val="16"/>
+                <w:szCs w:val="16"/>
+              </w:rPr>
+              <w:t xml:space="preserve">/inv/setup/ship-methods</w:t>
+            </w:r>
+          </w:p>
+        </w:tc>
+      </w:tr>
+      <w:tr>
+        <w:tc>
+          <w:tcPr>
+            <w:tcW w:type="dxa" w:w="1552"/>
+            <w:tcMar>
+              <w:top w:type="dxa" w:w="40"/>
+              <w:left w:type="dxa" w:w="70"/>
+              <w:bottom w:type="dxa" w:w="40"/>
+              <w:right w:type="dxa" w:w="70"/>
+            </w:tcMar>
+          </w:tcPr>
+          <w:p>
+            <w:r>
+              <w:rPr>
+                <w:b w:val="false"/>
+                <w:bCs w:val="false"/>
+                <w:color w:val="1A1A1A"/>
+                <w:sz w:val="16"/>
+                <w:szCs w:val="16"/>
+              </w:rPr>
+              <w:t xml:space="preserve">Setup</w:t>
+            </w:r>
+          </w:p>
+        </w:tc>
+        <w:tc>
+          <w:tcPr>
+            <w:tcW w:type="dxa" w:w="6014"/>
+            <w:tcMar>
+              <w:top w:type="dxa" w:w="40"/>
+              <w:left w:type="dxa" w:w="70"/>
+              <w:bottom w:type="dxa" w:w="40"/>
+              <w:right w:type="dxa" w:w="70"/>
+            </w:tcMar>
+          </w:tcPr>
+          <w:p>
+            <w:r>
+              <w:rPr>
+                <w:b w:val="false"/>
+                <w:bCs w:val="false"/>
+                <w:color w:val="1A1A1A"/>
+                <w:sz w:val="16"/>
+                <w:szCs w:val="16"/>
+              </w:rPr>
+              <w:t xml:space="preserve">Organization Access</w:t>
+            </w:r>
+          </w:p>
+        </w:tc>
+        <w:tc>
+          <w:tcPr>
+            <w:tcW w:type="dxa" w:w="2134"/>
+            <w:tcMar>
+              <w:top w:type="dxa" w:w="40"/>
+              <w:left w:type="dxa" w:w="70"/>
+              <w:bottom w:type="dxa" w:w="40"/>
+              <w:right w:type="dxa" w:w="70"/>
+            </w:tcMar>
+          </w:tcPr>
+          <w:p>
+            <w:r>
+              <w:rPr>
+                <w:b w:val="false"/>
+                <w:bCs w:val="false"/>
+                <w:color w:val="1A1A1A"/>
+                <w:sz w:val="16"/>
+                <w:szCs w:val="16"/>
+              </w:rPr>
+              <w:t xml:space="preserve">/inv/setup/org-access</w:t>
+            </w:r>
+          </w:p>
+        </w:tc>
+      </w:tr>
+      <w:tr>
+        <w:tc>
+          <w:tcPr>
+            <w:tcW w:type="dxa" w:w="1552"/>
+            <w:tcMar>
+              <w:top w:type="dxa" w:w="40"/>
+              <w:left w:type="dxa" w:w="70"/>
+              <w:bottom w:type="dxa" w:w="40"/>
+              <w:right w:type="dxa" w:w="70"/>
+            </w:tcMar>
+          </w:tcPr>
+          <w:p>
+            <w:r>
+              <w:rPr>
+                <w:b w:val="false"/>
+                <w:bCs w:val="false"/>
+                <w:color w:val="1A1A1A"/>
+                <w:sz w:val="16"/>
+                <w:szCs w:val="16"/>
+              </w:rPr>
+              <w:t xml:space="preserve">Items</w:t>
+            </w:r>
+          </w:p>
+        </w:tc>
+        <w:tc>
+          <w:tcPr>
+            <w:tcW w:type="dxa" w:w="6014"/>
+            <w:tcMar>
+              <w:top w:type="dxa" w:w="40"/>
+              <w:left w:type="dxa" w:w="70"/>
+              <w:bottom w:type="dxa" w:w="40"/>
+              <w:right w:type="dxa" w:w="70"/>
+            </w:tcMar>
+          </w:tcPr>
+          <w:p>
+            <w:r>
+              <w:rPr>
+                <w:b w:val="false"/>
+                <w:bCs w:val="false"/>
+                <w:color w:val="1A1A1A"/>
+                <w:sz w:val="16"/>
+                <w:szCs w:val="16"/>
+              </w:rPr>
+              <w:t xml:space="preserve">Item Master (workspace tabs per section 5)</w:t>
+            </w:r>
+          </w:p>
+        </w:tc>
+        <w:tc>
+          <w:tcPr>
+            <w:tcW w:type="dxa" w:w="2134"/>
+            <w:tcMar>
+              <w:top w:type="dxa" w:w="40"/>
+              <w:left w:type="dxa" w:w="70"/>
+              <w:bottom w:type="dxa" w:w="40"/>
+              <w:right w:type="dxa" w:w="70"/>
+            </w:tcMar>
+          </w:tcPr>
+          <w:p>
+            <w:r>
+              <w:rPr>
+                <w:b w:val="false"/>
+                <w:bCs w:val="false"/>
+                <w:color w:val="1A1A1A"/>
+                <w:sz w:val="16"/>
+                <w:szCs w:val="16"/>
+              </w:rPr>
+              <w:t xml:space="preserve">/inv/items</w:t>
+            </w:r>
+          </w:p>
+        </w:tc>
+      </w:tr>
+      <w:tr>
+        <w:tc>
+          <w:tcPr>
+            <w:tcW w:type="dxa" w:w="1552"/>
+            <w:tcMar>
+              <w:top w:type="dxa" w:w="40"/>
+              <w:left w:type="dxa" w:w="70"/>
+              <w:bottom w:type="dxa" w:w="40"/>
+              <w:right w:type="dxa" w:w="70"/>
+            </w:tcMar>
+          </w:tcPr>
+          <w:p>
+            <w:r>
+              <w:rPr>
+                <w:b w:val="false"/>
+                <w:bCs w:val="false"/>
+                <w:color w:val="1A1A1A"/>
+                <w:sz w:val="16"/>
+                <w:szCs w:val="16"/>
+              </w:rPr>
+              <w:t xml:space="preserve">Items</w:t>
+            </w:r>
+          </w:p>
+        </w:tc>
+        <w:tc>
+          <w:tcPr>
+            <w:tcW w:type="dxa" w:w="6014"/>
+            <w:tcMar>
+              <w:top w:type="dxa" w:w="40"/>
+              <w:left w:type="dxa" w:w="70"/>
+              <w:bottom w:type="dxa" w:w="40"/>
+              <w:right w:type="dxa" w:w="70"/>
+            </w:tcMar>
+          </w:tcPr>
+          <w:p>
+            <w:r>
+              <w:rPr>
+                <w:b w:val="false"/>
+                <w:bCs w:val="false"/>
+                <w:color w:val="1A1A1A"/>
+                <w:sz w:val="16"/>
+                <w:szCs w:val="16"/>
+              </w:rPr>
+              <w:t xml:space="preserve">Lots &amp; Serials</w:t>
+            </w:r>
+          </w:p>
+        </w:tc>
+        <w:tc>
+          <w:tcPr>
+            <w:tcW w:type="dxa" w:w="2134"/>
+            <w:tcMar>
+              <w:top w:type="dxa" w:w="40"/>
+              <w:left w:type="dxa" w:w="70"/>
+              <w:bottom w:type="dxa" w:w="40"/>
+              <w:right w:type="dxa" w:w="70"/>
+            </w:tcMar>
+          </w:tcPr>
+          <w:p>
+            <w:r>
+              <w:rPr>
+                <w:b w:val="false"/>
+                <w:bCs w:val="false"/>
+                <w:color w:val="1A1A1A"/>
+                <w:sz w:val="16"/>
+                <w:szCs w:val="16"/>
+              </w:rPr>
+              <w:t xml:space="preserve">/inv/lots-serials</w:t>
+            </w:r>
+          </w:p>
+        </w:tc>
+      </w:tr>
+      <w:tr>
+        <w:tc>
+          <w:tcPr>
+            <w:tcW w:type="dxa" w:w="1552"/>
+            <w:tcMar>
+              <w:top w:type="dxa" w:w="40"/>
+              <w:left w:type="dxa" w:w="70"/>
+              <w:bottom w:type="dxa" w:w="40"/>
+              <w:right w:type="dxa" w:w="70"/>
+            </w:tcMar>
+          </w:tcPr>
+          <w:p>
+            <w:r>
+              <w:rPr>
+                <w:b w:val="false"/>
+                <w:bCs w:val="false"/>
+                <w:color w:val="1A1A1A"/>
+                <w:sz w:val="16"/>
+                <w:szCs w:val="16"/>
+              </w:rPr>
+              <w:t xml:space="preserve">Transactions</w:t>
+            </w:r>
+          </w:p>
+        </w:tc>
+        <w:tc>
+          <w:tcPr>
+            <w:tcW w:type="dxa" w:w="6014"/>
+            <w:tcMar>
+              <w:top w:type="dxa" w:w="40"/>
+              <w:left w:type="dxa" w:w="70"/>
+              <w:bottom w:type="dxa" w:w="40"/>
+              <w:right w:type="dxa" w:w="70"/>
+            </w:tcMar>
+          </w:tcPr>
+          <w:p>
+            <w:r>
+              <w:rPr>
+                <w:b w:val="false"/>
+                <w:bCs w:val="false"/>
+                <w:color w:val="1A1A1A"/>
+                <w:sz w:val="16"/>
+                <w:szCs w:val="16"/>
+              </w:rPr>
+              <w:t xml:space="preserve">Create Transaction</w:t>
+            </w:r>
+          </w:p>
+        </w:tc>
+        <w:tc>
+          <w:tcPr>
+            <w:tcW w:type="dxa" w:w="2134"/>
+            <w:tcMar>
+              <w:top w:type="dxa" w:w="40"/>
+              <w:left w:type="dxa" w:w="70"/>
+              <w:bottom w:type="dxa" w:w="40"/>
+              <w:right w:type="dxa" w:w="70"/>
+            </w:tcMar>
+          </w:tcPr>
+          <w:p>
+            <w:r>
+              <w:rPr>
+                <w:b w:val="false"/>
+                <w:bCs w:val="false"/>
+                <w:color w:val="1A1A1A"/>
+                <w:sz w:val="16"/>
+                <w:szCs w:val="16"/>
+              </w:rPr>
+              <w:t xml:space="preserve">/inv/transactions/create</w:t>
+            </w:r>
+          </w:p>
+        </w:tc>
+      </w:tr>
+      <w:tr>
+        <w:tc>
+          <w:tcPr>
+            <w:tcW w:type="dxa" w:w="1552"/>
+            <w:tcMar>
+              <w:top w:type="dxa" w:w="40"/>
+              <w:left w:type="dxa" w:w="70"/>
+              <w:bottom w:type="dxa" w:w="40"/>
+              <w:right w:type="dxa" w:w="70"/>
+            </w:tcMar>
+          </w:tcPr>
+          <w:p>
+            <w:r>
+              <w:rPr>
+                <w:b w:val="false"/>
+                <w:bCs w:val="false"/>
+                <w:color w:val="1A1A1A"/>
+                <w:sz w:val="16"/>
+                <w:szCs w:val="16"/>
+              </w:rPr>
+              <w:t xml:space="preserve">Transactions</w:t>
+            </w:r>
+          </w:p>
+        </w:tc>
+        <w:tc>
+          <w:tcPr>
+            <w:tcW w:type="dxa" w:w="6014"/>
+            <w:tcMar>
+              <w:top w:type="dxa" w:w="40"/>
+              <w:left w:type="dxa" w:w="70"/>
+              <w:bottom w:type="dxa" w:w="40"/>
+              <w:right w:type="dxa" w:w="70"/>
+            </w:tcMar>
+          </w:tcPr>
+          <w:p>
+            <w:r>
+              <w:rPr>
+                <w:b w:val="false"/>
+                <w:bCs w:val="false"/>
+                <w:color w:val="1A1A1A"/>
+                <w:sz w:val="16"/>
+                <w:szCs w:val="16"/>
+              </w:rPr>
+              <w:t xml:space="preserve">Transaction History</w:t>
+            </w:r>
+          </w:p>
+        </w:tc>
+        <w:tc>
+          <w:tcPr>
+            <w:tcW w:type="dxa" w:w="2134"/>
+            <w:tcMar>
+              <w:top w:type="dxa" w:w="40"/>
+              <w:left w:type="dxa" w:w="70"/>
+              <w:bottom w:type="dxa" w:w="40"/>
+              <w:right w:type="dxa" w:w="70"/>
+            </w:tcMar>
+          </w:tcPr>
+          <w:p>
+            <w:r>
+              <w:rPr>
+                <w:b w:val="false"/>
+                <w:bCs w:val="false"/>
+                <w:color w:val="1A1A1A"/>
+                <w:sz w:val="16"/>
+                <w:szCs w:val="16"/>
+              </w:rPr>
+              <w:t xml:space="preserve">/inv/transactions</w:t>
+            </w:r>
+          </w:p>
+        </w:tc>
+      </w:tr>
+      <w:tr>
+        <w:tc>
+          <w:tcPr>
+            <w:tcW w:type="dxa" w:w="1552"/>
+            <w:tcMar>
+              <w:top w:type="dxa" w:w="40"/>
+              <w:left w:type="dxa" w:w="70"/>
+              <w:bottom w:type="dxa" w:w="40"/>
+              <w:right w:type="dxa" w:w="70"/>
+            </w:tcMar>
+          </w:tcPr>
+          <w:p>
+            <w:r>
+              <w:rPr>
+                <w:b w:val="false"/>
+                <w:bCs w:val="false"/>
+                <w:color w:val="1A1A1A"/>
+                <w:sz w:val="16"/>
+                <w:szCs w:val="16"/>
+              </w:rPr>
+              <w:t xml:space="preserve">Transactions</w:t>
+            </w:r>
+          </w:p>
+        </w:tc>
+        <w:tc>
+          <w:tcPr>
+            <w:tcW w:type="dxa" w:w="6014"/>
+            <w:tcMar>
+              <w:top w:type="dxa" w:w="40"/>
+              <w:left w:type="dxa" w:w="70"/>
+              <w:bottom w:type="dxa" w:w="40"/>
+              <w:right w:type="dxa" w:w="70"/>
+            </w:tcMar>
+          </w:tcPr>
+          <w:p>
+            <w:r>
+              <w:rPr>
+                <w:b w:val="false"/>
+                <w:bCs w:val="false"/>
+                <w:color w:val="1A1A1A"/>
+                <w:sz w:val="16"/>
+                <w:szCs w:val="16"/>
+              </w:rPr>
+              <w:t xml:space="preserve">Create Accounting</w:t>
+            </w:r>
+          </w:p>
+        </w:tc>
+        <w:tc>
+          <w:tcPr>
+            <w:tcW w:type="dxa" w:w="2134"/>
+            <w:tcMar>
+              <w:top w:type="dxa" w:w="40"/>
+              <w:left w:type="dxa" w:w="70"/>
+              <w:bottom w:type="dxa" w:w="40"/>
+              <w:right w:type="dxa" w:w="70"/>
+            </w:tcMar>
+          </w:tcPr>
+          <w:p>
+            <w:r>
+              <w:rPr>
+                <w:b w:val="false"/>
+                <w:bCs w:val="false"/>
+                <w:color w:val="1A1A1A"/>
+                <w:sz w:val="16"/>
+                <w:szCs w:val="16"/>
+              </w:rPr>
+              <w:t xml:space="preserve">/inv/transactions/accounting</w:t>
+            </w:r>
+          </w:p>
+        </w:tc>
+      </w:tr>
+      <w:tr>
+        <w:tc>
+          <w:tcPr>
+            <w:tcW w:type="dxa" w:w="1552"/>
+            <w:tcMar>
+              <w:top w:type="dxa" w:w="40"/>
+              <w:left w:type="dxa" w:w="70"/>
+              <w:bottom w:type="dxa" w:w="40"/>
+              <w:right w:type="dxa" w:w="70"/>
+            </w:tcMar>
+          </w:tcPr>
+          <w:p>
+            <w:r>
+              <w:rPr>
+                <w:b w:val="false"/>
+                <w:bCs w:val="false"/>
+                <w:color w:val="1A1A1A"/>
+                <w:sz w:val="16"/>
+                <w:szCs w:val="16"/>
+              </w:rPr>
+              <w:t xml:space="preserve">Transfers</w:t>
+            </w:r>
+          </w:p>
+        </w:tc>
+        <w:tc>
+          <w:tcPr>
+            <w:tcW w:type="dxa" w:w="6014"/>
+            <w:tcMar>
+              <w:top w:type="dxa" w:w="40"/>
+              <w:left w:type="dxa" w:w="70"/>
+              <w:bottom w:type="dxa" w:w="40"/>
+              <w:right w:type="dxa" w:w="70"/>
+            </w:tcMar>
+          </w:tcPr>
+          <w:p>
+            <w:r>
+              <w:rPr>
+                <w:b w:val="false"/>
+                <w:bCs w:val="false"/>
+                <w:color w:val="1A1A1A"/>
+                <w:sz w:val="16"/>
+                <w:szCs w:val="16"/>
+              </w:rPr>
+              <w:t xml:space="preserve">Transfer Orders</w:t>
+            </w:r>
+          </w:p>
+        </w:tc>
+        <w:tc>
+          <w:tcPr>
+            <w:tcW w:type="dxa" w:w="2134"/>
+            <w:tcMar>
+              <w:top w:type="dxa" w:w="40"/>
+              <w:left w:type="dxa" w:w="70"/>
+              <w:bottom w:type="dxa" w:w="40"/>
+              <w:right w:type="dxa" w:w="70"/>
+            </w:tcMar>
+          </w:tcPr>
+          <w:p>
+            <w:r>
+              <w:rPr>
+                <w:b w:val="false"/>
+                <w:bCs w:val="false"/>
+                <w:color w:val="1A1A1A"/>
+                <w:sz w:val="16"/>
+                <w:szCs w:val="16"/>
+              </w:rPr>
+              <w:t xml:space="preserve">/inv/transfer-orders</w:t>
+            </w:r>
+          </w:p>
+        </w:tc>
+      </w:tr>
+      <w:tr>
+        <w:tc>
+          <w:tcPr>
+            <w:tcW w:type="dxa" w:w="1552"/>
+            <w:tcMar>
+              <w:top w:type="dxa" w:w="40"/>
+              <w:left w:type="dxa" w:w="70"/>
+              <w:bottom w:type="dxa" w:w="40"/>
+              <w:right w:type="dxa" w:w="70"/>
+            </w:tcMar>
+          </w:tcPr>
+          <w:p>
+            <w:r>
+              <w:rPr>
+                <w:b w:val="false"/>
+                <w:bCs w:val="false"/>
+                <w:color w:val="1A1A1A"/>
+                <w:sz w:val="16"/>
+                <w:szCs w:val="16"/>
+              </w:rPr>
+              <w:t xml:space="preserve">Transfers</w:t>
+            </w:r>
+          </w:p>
+        </w:tc>
+        <w:tc>
+          <w:tcPr>
+            <w:tcW w:type="dxa" w:w="6014"/>
+            <w:tcMar>
+              <w:top w:type="dxa" w:w="40"/>
+              <w:left w:type="dxa" w:w="70"/>
+              <w:bottom w:type="dxa" w:w="40"/>
+              <w:right w:type="dxa" w:w="70"/>
+            </w:tcMar>
+          </w:tcPr>
+          <w:p>
+            <w:r>
+              <w:rPr>
+                <w:b w:val="false"/>
+                <w:bCs w:val="false"/>
+                <w:color w:val="1A1A1A"/>
+                <w:sz w:val="16"/>
+                <w:szCs w:val="16"/>
+              </w:rPr>
+              <w:t xml:space="preserve">Inter-Org Shipments</w:t>
+            </w:r>
+          </w:p>
+        </w:tc>
+        <w:tc>
+          <w:tcPr>
+            <w:tcW w:type="dxa" w:w="2134"/>
+            <w:tcMar>
+              <w:top w:type="dxa" w:w="40"/>
+              <w:left w:type="dxa" w:w="70"/>
+              <w:bottom w:type="dxa" w:w="40"/>
+              <w:right w:type="dxa" w:w="70"/>
+            </w:tcMar>
+          </w:tcPr>
+          <w:p>
+            <w:r>
+              <w:rPr>
+                <w:b w:val="false"/>
+                <w:bCs w:val="false"/>
+                <w:color w:val="1A1A1A"/>
+                <w:sz w:val="16"/>
+                <w:szCs w:val="16"/>
+              </w:rPr>
+              <w:t xml:space="preserve">/inv/shipments</w:t>
+            </w:r>
+          </w:p>
+        </w:tc>
+      </w:tr>
+      <w:tr>
+        <w:tc>
+          <w:tcPr>
+            <w:tcW w:type="dxa" w:w="1552"/>
+            <w:tcMar>
+              <w:top w:type="dxa" w:w="40"/>
+              <w:left w:type="dxa" w:w="70"/>
+              <w:bottom w:type="dxa" w:w="40"/>
+              <w:right w:type="dxa" w:w="70"/>
+            </w:tcMar>
+          </w:tcPr>
+          <w:p>
+            <w:r>
+              <w:rPr>
+                <w:b w:val="false"/>
+                <w:bCs w:val="false"/>
+                <w:color w:val="1A1A1A"/>
+                <w:sz w:val="16"/>
+                <w:szCs w:val="16"/>
+              </w:rPr>
+              <w:t xml:space="preserve">Counting</w:t>
+            </w:r>
+          </w:p>
+        </w:tc>
+        <w:tc>
+          <w:tcPr>
+            <w:tcW w:type="dxa" w:w="6014"/>
+            <w:tcMar>
+              <w:top w:type="dxa" w:w="40"/>
+              <w:left w:type="dxa" w:w="70"/>
+              <w:bottom w:type="dxa" w:w="40"/>
+              <w:right w:type="dxa" w:w="70"/>
+            </w:tcMar>
+          </w:tcPr>
+          <w:p>
+            <w:r>
+              <w:rPr>
+                <w:b w:val="false"/>
+                <w:bCs w:val="false"/>
+                <w:color w:val="1A1A1A"/>
+                <w:sz w:val="16"/>
+                <w:szCs w:val="16"/>
+              </w:rPr>
+              <w:t xml:space="preserve">Cycle Counting</w:t>
+            </w:r>
+          </w:p>
+        </w:tc>
+        <w:tc>
+          <w:tcPr>
+            <w:tcW w:type="dxa" w:w="2134"/>
+            <w:tcMar>
+              <w:top w:type="dxa" w:w="40"/>
+              <w:left w:type="dxa" w:w="70"/>
+              <w:bottom w:type="dxa" w:w="40"/>
+              <w:right w:type="dxa" w:w="70"/>
+            </w:tcMar>
+          </w:tcPr>
+          <w:p>
+            <w:r>
+              <w:rPr>
+                <w:b w:val="false"/>
+                <w:bCs w:val="false"/>
+                <w:color w:val="1A1A1A"/>
+                <w:sz w:val="16"/>
+                <w:szCs w:val="16"/>
+              </w:rPr>
+              <w:t xml:space="preserve">/inv/cycle-counting</w:t>
+            </w:r>
+          </w:p>
+        </w:tc>
+      </w:tr>
+      <w:tr>
+        <w:tc>
+          <w:tcPr>
+            <w:tcW w:type="dxa" w:w="1552"/>
+            <w:tcMar>
+              <w:top w:type="dxa" w:w="40"/>
+              <w:left w:type="dxa" w:w="70"/>
+              <w:bottom w:type="dxa" w:w="40"/>
+              <w:right w:type="dxa" w:w="70"/>
+            </w:tcMar>
+          </w:tcPr>
+          <w:p>
+            <w:r>
+              <w:rPr>
+                <w:b w:val="false"/>
+                <w:bCs w:val="false"/>
+                <w:color w:val="1A1A1A"/>
+                <w:sz w:val="16"/>
+                <w:szCs w:val="16"/>
+              </w:rPr>
+              <w:t xml:space="preserve">Counting</w:t>
+            </w:r>
+          </w:p>
+        </w:tc>
+        <w:tc>
+          <w:tcPr>
+            <w:tcW w:type="dxa" w:w="6014"/>
+            <w:tcMar>
+              <w:top w:type="dxa" w:w="40"/>
+              <w:left w:type="dxa" w:w="70"/>
+              <w:bottom w:type="dxa" w:w="40"/>
+              <w:right w:type="dxa" w:w="70"/>
+            </w:tcMar>
+          </w:tcPr>
+          <w:p>
+            <w:r>
+              <w:rPr>
+                <w:b w:val="false"/>
+                <w:bCs w:val="false"/>
+                <w:color w:val="1A1A1A"/>
+                <w:sz w:val="16"/>
+                <w:szCs w:val="16"/>
+              </w:rPr>
+              <w:t xml:space="preserve">Physical Inventory</w:t>
+            </w:r>
+          </w:p>
+        </w:tc>
+        <w:tc>
+          <w:tcPr>
+            <w:tcW w:type="dxa" w:w="2134"/>
+            <w:tcMar>
+              <w:top w:type="dxa" w:w="40"/>
+              <w:left w:type="dxa" w:w="70"/>
+              <w:bottom w:type="dxa" w:w="40"/>
+              <w:right w:type="dxa" w:w="70"/>
+            </w:tcMar>
+          </w:tcPr>
+          <w:p>
+            <w:r>
+              <w:rPr>
+                <w:b w:val="false"/>
+                <w:bCs w:val="false"/>
+                <w:color w:val="1A1A1A"/>
+                <w:sz w:val="16"/>
+                <w:szCs w:val="16"/>
+              </w:rPr>
+              <w:t xml:space="preserve">/inv/physical-inventory</w:t>
+            </w:r>
+          </w:p>
+        </w:tc>
+      </w:tr>
+      <w:tr>
+        <w:tc>
+          <w:tcPr>
+            <w:tcW w:type="dxa" w:w="1552"/>
+            <w:tcMar>
+              <w:top w:type="dxa" w:w="40"/>
+              <w:left w:type="dxa" w:w="70"/>
+              <w:bottom w:type="dxa" w:w="40"/>
+              <w:right w:type="dxa" w:w="70"/>
+            </w:tcMar>
+          </w:tcPr>
+          <w:p>
+            <w:r>
+              <w:rPr>
+                <w:b w:val="false"/>
+                <w:bCs w:val="false"/>
+                <w:color w:val="1A1A1A"/>
+                <w:sz w:val="16"/>
+                <w:szCs w:val="16"/>
+              </w:rPr>
+              <w:t xml:space="preserve">Counting</w:t>
+            </w:r>
+          </w:p>
+        </w:tc>
+        <w:tc>
+          <w:tcPr>
+            <w:tcW w:type="dxa" w:w="6014"/>
+            <w:tcMar>
+              <w:top w:type="dxa" w:w="40"/>
+              <w:left w:type="dxa" w:w="70"/>
+              <w:bottom w:type="dxa" w:w="40"/>
+              <w:right w:type="dxa" w:w="70"/>
+            </w:tcMar>
+          </w:tcPr>
+          <w:p>
+            <w:r>
+              <w:rPr>
+                <w:b w:val="false"/>
+                <w:bCs w:val="false"/>
+                <w:color w:val="1A1A1A"/>
+                <w:sz w:val="16"/>
+                <w:szCs w:val="16"/>
+              </w:rPr>
+              <w:t xml:space="preserve">ABC Analysis</w:t>
+            </w:r>
+          </w:p>
+        </w:tc>
+        <w:tc>
+          <w:tcPr>
+            <w:tcW w:type="dxa" w:w="2134"/>
+            <w:tcMar>
+              <w:top w:type="dxa" w:w="40"/>
+              <w:left w:type="dxa" w:w="70"/>
+              <w:bottom w:type="dxa" w:w="40"/>
+              <w:right w:type="dxa" w:w="70"/>
+            </w:tcMar>
+          </w:tcPr>
+          <w:p>
+            <w:r>
+              <w:rPr>
+                <w:b w:val="false"/>
+                <w:bCs w:val="false"/>
+                <w:color w:val="1A1A1A"/>
+                <w:sz w:val="16"/>
+                <w:szCs w:val="16"/>
+              </w:rPr>
+              <w:t xml:space="preserve">/inv/abc-analysis</w:t>
+            </w:r>
+          </w:p>
+        </w:tc>
+      </w:tr>
+      <w:tr>
+        <w:tc>
+          <w:tcPr>
+            <w:tcW w:type="dxa" w:w="1552"/>
+            <w:tcMar>
+              <w:top w:type="dxa" w:w="40"/>
+              <w:left w:type="dxa" w:w="70"/>
+              <w:bottom w:type="dxa" w:w="40"/>
+              <w:right w:type="dxa" w:w="70"/>
+            </w:tcMar>
+          </w:tcPr>
+          <w:p>
+            <w:r>
+              <w:rPr>
+                <w:b w:val="false"/>
+                <w:bCs w:val="false"/>
+                <w:color w:val="1A1A1A"/>
+                <w:sz w:val="16"/>
+                <w:szCs w:val="16"/>
+              </w:rPr>
+              <w:t xml:space="preserve">Inquiry</w:t>
+            </w:r>
+          </w:p>
+        </w:tc>
+        <w:tc>
+          <w:tcPr>
+            <w:tcW w:type="dxa" w:w="6014"/>
+            <w:tcMar>
+              <w:top w:type="dxa" w:w="40"/>
+              <w:left w:type="dxa" w:w="70"/>
+              <w:bottom w:type="dxa" w:w="40"/>
+              <w:right w:type="dxa" w:w="70"/>
+            </w:tcMar>
+          </w:tcPr>
+          <w:p>
+            <w:r>
+              <w:rPr>
+                <w:b w:val="false"/>
+                <w:bCs w:val="false"/>
+                <w:color w:val="1A1A1A"/>
+                <w:sz w:val="16"/>
+                <w:szCs w:val="16"/>
+              </w:rPr>
+              <w:t xml:space="preserve">On-Hand &amp; Availability</w:t>
+            </w:r>
+          </w:p>
+        </w:tc>
+        <w:tc>
+          <w:tcPr>
+            <w:tcW w:type="dxa" w:w="2134"/>
+            <w:tcMar>
+              <w:top w:type="dxa" w:w="40"/>
+              <w:left w:type="dxa" w:w="70"/>
+              <w:bottom w:type="dxa" w:w="40"/>
+              <w:right w:type="dxa" w:w="70"/>
+            </w:tcMar>
+          </w:tcPr>
+          <w:p>
+            <w:r>
+              <w:rPr>
+                <w:b w:val="false"/>
+                <w:bCs w:val="false"/>
+                <w:color w:val="1A1A1A"/>
+                <w:sz w:val="16"/>
+                <w:szCs w:val="16"/>
+              </w:rPr>
+              <w:t xml:space="preserve">/inv/onhand</w:t>
+            </w:r>
+          </w:p>
+        </w:tc>
+      </w:tr>
+      <w:tr>
+        <w:tc>
+          <w:tcPr>
+            <w:tcW w:type="dxa" w:w="1552"/>
+            <w:tcMar>
+              <w:top w:type="dxa" w:w="40"/>
+              <w:left w:type="dxa" w:w="70"/>
+              <w:bottom w:type="dxa" w:w="40"/>
+              <w:right w:type="dxa" w:w="70"/>
+            </w:tcMar>
+          </w:tcPr>
+          <w:p>
+            <w:r>
+              <w:rPr>
+                <w:b w:val="false"/>
+                <w:bCs w:val="false"/>
+                <w:color w:val="1A1A1A"/>
+                <w:sz w:val="16"/>
+                <w:szCs w:val="16"/>
+              </w:rPr>
+              <w:t xml:space="preserve">Inquiry</w:t>
+            </w:r>
+          </w:p>
+        </w:tc>
+        <w:tc>
+          <w:tcPr>
+            <w:tcW w:type="dxa" w:w="6014"/>
+            <w:tcMar>
+              <w:top w:type="dxa" w:w="40"/>
+              <w:left w:type="dxa" w:w="70"/>
+              <w:bottom w:type="dxa" w:w="40"/>
+              <w:right w:type="dxa" w:w="70"/>
+            </w:tcMar>
+          </w:tcPr>
+          <w:p>
+            <w:r>
+              <w:rPr>
+                <w:b w:val="false"/>
+                <w:bCs w:val="false"/>
+                <w:color w:val="1A1A1A"/>
+                <w:sz w:val="16"/>
+                <w:szCs w:val="16"/>
+              </w:rPr>
+              <w:t xml:space="preserve">Reservations</w:t>
+            </w:r>
+          </w:p>
+        </w:tc>
+        <w:tc>
+          <w:tcPr>
+            <w:tcW w:type="dxa" w:w="2134"/>
+            <w:tcMar>
+              <w:top w:type="dxa" w:w="40"/>
+              <w:left w:type="dxa" w:w="70"/>
+              <w:bottom w:type="dxa" w:w="40"/>
+              <w:right w:type="dxa" w:w="70"/>
+            </w:tcMar>
+          </w:tcPr>
+          <w:p>
+            <w:r>
+              <w:rPr>
+                <w:b w:val="false"/>
+                <w:bCs w:val="false"/>
+                <w:color w:val="1A1A1A"/>
+                <w:sz w:val="16"/>
+                <w:szCs w:val="16"/>
+              </w:rPr>
+              <w:t xml:space="preserve">/inv/reservations</w:t>
+            </w:r>
+          </w:p>
+        </w:tc>
+      </w:tr>
+      <w:tr>
+        <w:tc>
+          <w:tcPr>
+            <w:tcW w:type="dxa" w:w="1552"/>
+            <w:tcMar>
+              <w:top w:type="dxa" w:w="40"/>
+              <w:left w:type="dxa" w:w="70"/>
+              <w:bottom w:type="dxa" w:w="40"/>
+              <w:right w:type="dxa" w:w="70"/>
+            </w:tcMar>
+          </w:tcPr>
+          <w:p>
+            <w:r>
+              <w:rPr>
+                <w:b w:val="false"/>
+                <w:bCs w:val="false"/>
+                <w:color w:val="1A1A1A"/>
+                <w:sz w:val="16"/>
+                <w:szCs w:val="16"/>
+              </w:rPr>
+              <w:t xml:space="preserve">Inquiry</w:t>
+            </w:r>
+          </w:p>
+        </w:tc>
+        <w:tc>
+          <w:tcPr>
+            <w:tcW w:type="dxa" w:w="6014"/>
+            <w:tcMar>
+              <w:top w:type="dxa" w:w="40"/>
+              <w:left w:type="dxa" w:w="70"/>
+              <w:bottom w:type="dxa" w:w="40"/>
+              <w:right w:type="dxa" w:w="70"/>
+            </w:tcMar>
+          </w:tcPr>
+          <w:p>
+            <w:r>
+              <w:rPr>
+                <w:b w:val="false"/>
+                <w:bCs w:val="false"/>
+                <w:color w:val="1A1A1A"/>
+                <w:sz w:val="16"/>
+                <w:szCs w:val="16"/>
+              </w:rPr>
+              <w:t xml:space="preserve">Valuation Report</w:t>
+            </w:r>
+          </w:p>
+        </w:tc>
+        <w:tc>
+          <w:tcPr>
+            <w:tcW w:type="dxa" w:w="2134"/>
+            <w:tcMar>
+              <w:top w:type="dxa" w:w="40"/>
+              <w:left w:type="dxa" w:w="70"/>
+              <w:bottom w:type="dxa" w:w="40"/>
+              <w:right w:type="dxa" w:w="70"/>
+            </w:tcMar>
+          </w:tcPr>
+          <w:p>
+            <w:r>
+              <w:rPr>
+                <w:b w:val="false"/>
+                <w:bCs w:val="false"/>
+                <w:color w:val="1A1A1A"/>
+                <w:sz w:val="16"/>
+                <w:szCs w:val="16"/>
+              </w:rPr>
+              <w:t xml:space="preserve">/inv/valuation</w:t>
+            </w:r>
+          </w:p>
+        </w:tc>
+      </w:tr>
+    </w:tbl>
+    <w:p>
+      <w:pPr>
+        <w:spacing w:after="100"/>
+      </w:pPr>
+    </w:p>
+    <w:p>
+      <w:pPr>
+        <w:pStyle w:val="Heading2"/>
+        <w:spacing w:after="80" w:before="200"/>
+      </w:pPr>
+      <w:r>
+        <w:rPr>
+          <w:b/>
+          <w:bCs/>
+          <w:color w:val="2A2A2A"/>
+          <w:sz w:val="24"/>
+          <w:szCs w:val="24"/>
+        </w:rPr>
+        <w:t xml:space="preserve">14.0.1 Screens overview</w:t>
+      </w:r>
+    </w:p>
+    <w:p>
+      <w:pPr>
+        <w:spacing w:after="100"/>
+      </w:pPr>
+      <w:r>
+        <w:rPr>
+          <w:sz w:val="20"/>
+          <w:szCs w:val="20"/>
+        </w:rPr>
+        <w:t xml:space="preserve">All pages use the standard Re-ERP frame (breadcrumbs, module-colored title block, search cards, sortable grids with grid search, closable-tab workspaces, API-transparency buttons).</w:t>
       </w:r>
     </w:p>
     <w:tbl>
@@ -36706,7 +38483,5042 @@
           <w:sz w:val="30"/>
           <w:szCs w:val="30"/>
         </w:rPr>
-        <w:t xml:space="preserve">17. Open Decisions</w:t>
+        <w:t xml:space="preserve">17. Validation Rules Catalog (per feature)</w:t>
+      </w:r>
+    </w:p>
+    <w:p>
+      <w:pPr>
+        <w:spacing w:after="100"/>
+      </w:pPr>
+      <w:r>
+        <w:rPr>
+          <w:sz w:val="20"/>
+          <w:szCs w:val="20"/>
+        </w:rPr>
+        <w:t xml:space="preserve">Every write service validates its payload and business state before touching data, and returns HTTP 400 (bad payload), 404 (referenced record missing), 409 (business rule violated) or 403 (no org access) with a specific message the UI shows verbatim. The catalog below is the implementation checklist per feature; screens duplicate the cheap checks client-side for instant feedback, but the server is always authoritative.</w:t>
+      </w:r>
+    </w:p>
+    <w:p>
+      <w:pPr>
+        <w:pStyle w:val="Heading2"/>
+        <w:spacing w:after="80" w:before="200"/>
+      </w:pPr>
+      <w:r>
+        <w:rPr>
+          <w:b/>
+          <w:bCs/>
+          <w:color w:val="2A2A2A"/>
+          <w:sz w:val="24"/>
+          <w:szCs w:val="24"/>
+        </w:rPr>
+        <w:t xml:space="preserve">17.1 Organizations &amp; parameters</w:t>
+      </w:r>
+    </w:p>
+    <w:tbl>
+      <w:tblPr>
+        <w:tblW w:type="dxa" w:w="9700"/>
+        <w:tblBorders>
+          <w:top w:val="single" w:color="auto" w:sz="4"/>
+          <w:left w:val="single" w:color="auto" w:sz="4"/>
+          <w:bottom w:val="single" w:color="auto" w:sz="4"/>
+          <w:right w:val="single" w:color="auto" w:sz="4"/>
+          <w:insideH w:val="single" w:color="auto" w:sz="4"/>
+          <w:insideV w:val="single" w:color="auto" w:sz="4"/>
+        </w:tblBorders>
+      </w:tblPr>
+      <w:tblGrid>
+        <w:gridCol w:w="4074"/>
+        <w:gridCol w:w="5626"/>
+      </w:tblGrid>
+      <w:tr>
+        <w:trPr>
+          <w:tblHeader/>
+        </w:trPr>
+        <w:tc>
+          <w:tcPr>
+            <w:tcW w:type="dxa" w:w="4074"/>
+            <w:shd w:fill="C74634" w:val="clear"/>
+            <w:tcMar>
+              <w:top w:type="dxa" w:w="40"/>
+              <w:left w:type="dxa" w:w="70"/>
+              <w:bottom w:type="dxa" w:w="40"/>
+              <w:right w:type="dxa" w:w="70"/>
+            </w:tcMar>
+          </w:tcPr>
+          <w:p>
+            <w:r>
+              <w:rPr>
+                <w:b/>
+                <w:bCs/>
+                <w:color w:val="FFFFFF"/>
+                <w:sz w:val="16"/>
+                <w:szCs w:val="16"/>
+              </w:rPr>
+              <w:t xml:space="preserve">Rule</w:t>
+            </w:r>
+          </w:p>
+        </w:tc>
+        <w:tc>
+          <w:tcPr>
+            <w:tcW w:type="dxa" w:w="5626"/>
+            <w:shd w:fill="C74634" w:val="clear"/>
+            <w:tcMar>
+              <w:top w:type="dxa" w:w="40"/>
+              <w:left w:type="dxa" w:w="70"/>
+              <w:bottom w:type="dxa" w:w="40"/>
+              <w:right w:type="dxa" w:w="70"/>
+            </w:tcMar>
+          </w:tcPr>
+          <w:p>
+            <w:r>
+              <w:rPr>
+                <w:b/>
+                <w:bCs/>
+                <w:color w:val="FFFFFF"/>
+                <w:sz w:val="16"/>
+                <w:szCs w:val="16"/>
+              </w:rPr>
+              <w:t xml:space="preserve">Response</w:t>
+            </w:r>
+          </w:p>
+        </w:tc>
+      </w:tr>
+      <w:tr>
+        <w:tc>
+          <w:tcPr>
+            <w:tcW w:type="dxa" w:w="4074"/>
+            <w:tcMar>
+              <w:top w:type="dxa" w:w="40"/>
+              <w:left w:type="dxa" w:w="70"/>
+              <w:bottom w:type="dxa" w:w="40"/>
+              <w:right w:type="dxa" w:w="70"/>
+            </w:tcMar>
+          </w:tcPr>
+          <w:p>
+            <w:r>
+              <w:rPr>
+                <w:b w:val="false"/>
+                <w:bCs w:val="false"/>
+                <w:color w:val="1A1A1A"/>
+                <w:sz w:val="16"/>
+                <w:szCs w:val="16"/>
+              </w:rPr>
+              <w:t xml:space="preserve">ORGANIZATION_CODE required, uppercase, unique</w:t>
+            </w:r>
+          </w:p>
+        </w:tc>
+        <w:tc>
+          <w:tcPr>
+            <w:tcW w:type="dxa" w:w="5626"/>
+            <w:tcMar>
+              <w:top w:type="dxa" w:w="40"/>
+              <w:left w:type="dxa" w:w="70"/>
+              <w:bottom w:type="dxa" w:w="40"/>
+              <w:right w:type="dxa" w:w="70"/>
+            </w:tcMar>
+          </w:tcPr>
+          <w:p>
+            <w:r>
+              <w:rPr>
+                <w:b w:val="false"/>
+                <w:bCs w:val="false"/>
+                <w:color w:val="1A1A1A"/>
+                <w:sz w:val="16"/>
+                <w:szCs w:val="16"/>
+              </w:rPr>
+              <w:t xml:space="preserve">409 duplicate code</w:t>
+            </w:r>
+          </w:p>
+        </w:tc>
+      </w:tr>
+      <w:tr>
+        <w:tc>
+          <w:tcPr>
+            <w:tcW w:type="dxa" w:w="4074"/>
+            <w:tcMar>
+              <w:top w:type="dxa" w:w="40"/>
+              <w:left w:type="dxa" w:w="70"/>
+              <w:bottom w:type="dxa" w:w="40"/>
+              <w:right w:type="dxa" w:w="70"/>
+            </w:tcMar>
+          </w:tcPr>
+          <w:p>
+            <w:r>
+              <w:rPr>
+                <w:b w:val="false"/>
+                <w:bCs w:val="false"/>
+                <w:color w:val="1A1A1A"/>
+                <w:sz w:val="16"/>
+                <w:szCs w:val="16"/>
+              </w:rPr>
+              <w:t xml:space="preserve">CHILD requires existing MASTER_ORG_ID and BUSINESS_UNIT_NAME from gl/businessunits</w:t>
+            </w:r>
+          </w:p>
+        </w:tc>
+        <w:tc>
+          <w:tcPr>
+            <w:tcW w:type="dxa" w:w="5626"/>
+            <w:tcMar>
+              <w:top w:type="dxa" w:w="40"/>
+              <w:left w:type="dxa" w:w="70"/>
+              <w:bottom w:type="dxa" w:w="40"/>
+              <w:right w:type="dxa" w:w="70"/>
+            </w:tcMar>
+          </w:tcPr>
+          <w:p>
+            <w:r>
+              <w:rPr>
+                <w:b w:val="false"/>
+                <w:bCs w:val="false"/>
+                <w:color w:val="1A1A1A"/>
+                <w:sz w:val="16"/>
+                <w:szCs w:val="16"/>
+              </w:rPr>
+              <w:t xml:space="preserve">400 / 404</w:t>
+            </w:r>
+          </w:p>
+        </w:tc>
+      </w:tr>
+      <w:tr>
+        <w:tc>
+          <w:tcPr>
+            <w:tcW w:type="dxa" w:w="4074"/>
+            <w:tcMar>
+              <w:top w:type="dxa" w:w="40"/>
+              <w:left w:type="dxa" w:w="70"/>
+              <w:bottom w:type="dxa" w:w="40"/>
+              <w:right w:type="dxa" w:w="70"/>
+            </w:tcMar>
+          </w:tcPr>
+          <w:p>
+            <w:r>
+              <w:rPr>
+                <w:b w:val="false"/>
+                <w:bCs w:val="false"/>
+                <w:color w:val="1A1A1A"/>
+                <w:sz w:val="16"/>
+                <w:szCs w:val="16"/>
+              </w:rPr>
+              <w:t xml:space="preserve">A MASTER org cannot reference a master; only one level of hierarchy</w:t>
+            </w:r>
+          </w:p>
+        </w:tc>
+        <w:tc>
+          <w:tcPr>
+            <w:tcW w:type="dxa" w:w="5626"/>
+            <w:tcMar>
+              <w:top w:type="dxa" w:w="40"/>
+              <w:left w:type="dxa" w:w="70"/>
+              <w:bottom w:type="dxa" w:w="40"/>
+              <w:right w:type="dxa" w:w="70"/>
+            </w:tcMar>
+          </w:tcPr>
+          <w:p>
+            <w:r>
+              <w:rPr>
+                <w:b w:val="false"/>
+                <w:bCs w:val="false"/>
+                <w:color w:val="1A1A1A"/>
+                <w:sz w:val="16"/>
+                <w:szCs w:val="16"/>
+              </w:rPr>
+              <w:t xml:space="preserve">400</w:t>
+            </w:r>
+          </w:p>
+        </w:tc>
+      </w:tr>
+      <w:tr>
+        <w:tc>
+          <w:tcPr>
+            <w:tcW w:type="dxa" w:w="4074"/>
+            <w:tcMar>
+              <w:top w:type="dxa" w:w="40"/>
+              <w:left w:type="dxa" w:w="70"/>
+              <w:bottom w:type="dxa" w:w="40"/>
+              <w:right w:type="dxa" w:w="70"/>
+            </w:tcMar>
+          </w:tcPr>
+          <w:p>
+            <w:r>
+              <w:rPr>
+                <w:b w:val="false"/>
+                <w:bCs w:val="false"/>
+                <w:color w:val="1A1A1A"/>
+                <w:sz w:val="16"/>
+                <w:szCs w:val="16"/>
+              </w:rPr>
+              <w:t xml:space="preserve">Deactivate blocked while org has on-hand, open shipments, open counts or open transfer orders</w:t>
+            </w:r>
+          </w:p>
+        </w:tc>
+        <w:tc>
+          <w:tcPr>
+            <w:tcW w:type="dxa" w:w="5626"/>
+            <w:tcMar>
+              <w:top w:type="dxa" w:w="40"/>
+              <w:left w:type="dxa" w:w="70"/>
+              <w:bottom w:type="dxa" w:w="40"/>
+              <w:right w:type="dxa" w:w="70"/>
+            </w:tcMar>
+          </w:tcPr>
+          <w:p>
+            <w:r>
+              <w:rPr>
+                <w:b w:val="false"/>
+                <w:bCs w:val="false"/>
+                <w:color w:val="1A1A1A"/>
+                <w:sz w:val="16"/>
+                <w:szCs w:val="16"/>
+              </w:rPr>
+              <w:t xml:space="preserve">409 listing the blockers</w:t>
+            </w:r>
+          </w:p>
+        </w:tc>
+      </w:tr>
+      <w:tr>
+        <w:tc>
+          <w:tcPr>
+            <w:tcW w:type="dxa" w:w="4074"/>
+            <w:tcMar>
+              <w:top w:type="dxa" w:w="40"/>
+              <w:left w:type="dxa" w:w="70"/>
+              <w:bottom w:type="dxa" w:w="40"/>
+              <w:right w:type="dxa" w:w="70"/>
+            </w:tcMar>
+          </w:tcPr>
+          <w:p>
+            <w:r>
+              <w:rPr>
+                <w:b w:val="false"/>
+                <w:bCs w:val="false"/>
+                <w:color w:val="1A1A1A"/>
+                <w:sz w:val="16"/>
+                <w:szCs w:val="16"/>
+              </w:rPr>
+              <w:t xml:space="preserve">Parameter upsert: accounts must be valid code combinations; PRIMARY_UOM must exist</w:t>
+            </w:r>
+          </w:p>
+        </w:tc>
+        <w:tc>
+          <w:tcPr>
+            <w:tcW w:type="dxa" w:w="5626"/>
+            <w:tcMar>
+              <w:top w:type="dxa" w:w="40"/>
+              <w:left w:type="dxa" w:w="70"/>
+              <w:bottom w:type="dxa" w:w="40"/>
+              <w:right w:type="dxa" w:w="70"/>
+            </w:tcMar>
+          </w:tcPr>
+          <w:p>
+            <w:r>
+              <w:rPr>
+                <w:b w:val="false"/>
+                <w:bCs w:val="false"/>
+                <w:color w:val="1A1A1A"/>
+                <w:sz w:val="16"/>
+                <w:szCs w:val="16"/>
+              </w:rPr>
+              <w:t xml:space="preserve">400</w:t>
+            </w:r>
+          </w:p>
+        </w:tc>
+      </w:tr>
+      <w:tr>
+        <w:tc>
+          <w:tcPr>
+            <w:tcW w:type="dxa" w:w="4074"/>
+            <w:tcMar>
+              <w:top w:type="dxa" w:w="40"/>
+              <w:left w:type="dxa" w:w="70"/>
+              <w:bottom w:type="dxa" w:w="40"/>
+              <w:right w:type="dxa" w:w="70"/>
+            </w:tcMar>
+          </w:tcPr>
+          <w:p>
+            <w:r>
+              <w:rPr>
+                <w:b w:val="false"/>
+                <w:bCs w:val="false"/>
+                <w:color w:val="1A1A1A"/>
+                <w:sz w:val="16"/>
+                <w:szCs w:val="16"/>
+              </w:rPr>
+              <w:t xml:space="preserve">Inter-org accounts required before the org can appear in a transfer</w:t>
+            </w:r>
+          </w:p>
+        </w:tc>
+        <w:tc>
+          <w:tcPr>
+            <w:tcW w:type="dxa" w:w="5626"/>
+            <w:tcMar>
+              <w:top w:type="dxa" w:w="40"/>
+              <w:left w:type="dxa" w:w="70"/>
+              <w:bottom w:type="dxa" w:w="40"/>
+              <w:right w:type="dxa" w:w="70"/>
+            </w:tcMar>
+          </w:tcPr>
+          <w:p>
+            <w:r>
+              <w:rPr>
+                <w:b w:val="false"/>
+                <w:bCs w:val="false"/>
+                <w:color w:val="1A1A1A"/>
+                <w:sz w:val="16"/>
+                <w:szCs w:val="16"/>
+              </w:rPr>
+              <w:t xml:space="preserve">409 at transfer time naming the missing account</w:t>
+            </w:r>
+          </w:p>
+        </w:tc>
+      </w:tr>
+      <w:tr>
+        <w:tc>
+          <w:tcPr>
+            <w:tcW w:type="dxa" w:w="4074"/>
+            <w:tcMar>
+              <w:top w:type="dxa" w:w="40"/>
+              <w:left w:type="dxa" w:w="70"/>
+              <w:bottom w:type="dxa" w:w="40"/>
+              <w:right w:type="dxa" w:w="70"/>
+            </w:tcMar>
+          </w:tcPr>
+          <w:p>
+            <w:r>
+              <w:rPr>
+                <w:b w:val="false"/>
+                <w:bCs w:val="false"/>
+                <w:color w:val="1A1A1A"/>
+                <w:sz w:val="16"/>
+                <w:szCs w:val="16"/>
+              </w:rPr>
+              <w:t xml:space="preserve">Receiving/shipping counters only increase; manual numbering rejects duplicates</w:t>
+            </w:r>
+          </w:p>
+        </w:tc>
+        <w:tc>
+          <w:tcPr>
+            <w:tcW w:type="dxa" w:w="5626"/>
+            <w:tcMar>
+              <w:top w:type="dxa" w:w="40"/>
+              <w:left w:type="dxa" w:w="70"/>
+              <w:bottom w:type="dxa" w:w="40"/>
+              <w:right w:type="dxa" w:w="70"/>
+            </w:tcMar>
+          </w:tcPr>
+          <w:p>
+            <w:r>
+              <w:rPr>
+                <w:b w:val="false"/>
+                <w:bCs w:val="false"/>
+                <w:color w:val="1A1A1A"/>
+                <w:sz w:val="16"/>
+                <w:szCs w:val="16"/>
+              </w:rPr>
+              <w:t xml:space="preserve">409</w:t>
+            </w:r>
+          </w:p>
+        </w:tc>
+      </w:tr>
+    </w:tbl>
+    <w:p>
+      <w:pPr>
+        <w:spacing w:after="100"/>
+      </w:pPr>
+    </w:p>
+    <w:p>
+      <w:pPr>
+        <w:pStyle w:val="Heading2"/>
+        <w:spacing w:after="80" w:before="200"/>
+      </w:pPr>
+      <w:r>
+        <w:rPr>
+          <w:b/>
+          <w:bCs/>
+          <w:color w:val="2A2A2A"/>
+          <w:sz w:val="24"/>
+          <w:szCs w:val="24"/>
+        </w:rPr>
+        <w:t xml:space="preserve">17.2 Subinventories &amp; locators</w:t>
+      </w:r>
+    </w:p>
+    <w:tbl>
+      <w:tblPr>
+        <w:tblW w:type="dxa" w:w="9700"/>
+        <w:tblBorders>
+          <w:top w:val="single" w:color="auto" w:sz="4"/>
+          <w:left w:val="single" w:color="auto" w:sz="4"/>
+          <w:bottom w:val="single" w:color="auto" w:sz="4"/>
+          <w:right w:val="single" w:color="auto" w:sz="4"/>
+          <w:insideH w:val="single" w:color="auto" w:sz="4"/>
+          <w:insideV w:val="single" w:color="auto" w:sz="4"/>
+        </w:tblBorders>
+      </w:tblPr>
+      <w:tblGrid>
+        <w:gridCol w:w="4074"/>
+        <w:gridCol w:w="5626"/>
+      </w:tblGrid>
+      <w:tr>
+        <w:trPr>
+          <w:tblHeader/>
+        </w:trPr>
+        <w:tc>
+          <w:tcPr>
+            <w:tcW w:type="dxa" w:w="4074"/>
+            <w:shd w:fill="C74634" w:val="clear"/>
+            <w:tcMar>
+              <w:top w:type="dxa" w:w="40"/>
+              <w:left w:type="dxa" w:w="70"/>
+              <w:bottom w:type="dxa" w:w="40"/>
+              <w:right w:type="dxa" w:w="70"/>
+            </w:tcMar>
+          </w:tcPr>
+          <w:p>
+            <w:r>
+              <w:rPr>
+                <w:b/>
+                <w:bCs/>
+                <w:color w:val="FFFFFF"/>
+                <w:sz w:val="16"/>
+                <w:szCs w:val="16"/>
+              </w:rPr>
+              <w:t xml:space="preserve">Rule</w:t>
+            </w:r>
+          </w:p>
+        </w:tc>
+        <w:tc>
+          <w:tcPr>
+            <w:tcW w:type="dxa" w:w="5626"/>
+            <w:shd w:fill="C74634" w:val="clear"/>
+            <w:tcMar>
+              <w:top w:type="dxa" w:w="40"/>
+              <w:left w:type="dxa" w:w="70"/>
+              <w:bottom w:type="dxa" w:w="40"/>
+              <w:right w:type="dxa" w:w="70"/>
+            </w:tcMar>
+          </w:tcPr>
+          <w:p>
+            <w:r>
+              <w:rPr>
+                <w:b/>
+                <w:bCs/>
+                <w:color w:val="FFFFFF"/>
+                <w:sz w:val="16"/>
+                <w:szCs w:val="16"/>
+              </w:rPr>
+              <w:t xml:space="preserve">Response</w:t>
+            </w:r>
+          </w:p>
+        </w:tc>
+      </w:tr>
+      <w:tr>
+        <w:tc>
+          <w:tcPr>
+            <w:tcW w:type="dxa" w:w="4074"/>
+            <w:tcMar>
+              <w:top w:type="dxa" w:w="40"/>
+              <w:left w:type="dxa" w:w="70"/>
+              <w:bottom w:type="dxa" w:w="40"/>
+              <w:right w:type="dxa" w:w="70"/>
+            </w:tcMar>
+          </w:tcPr>
+          <w:p>
+            <w:r>
+              <w:rPr>
+                <w:b w:val="false"/>
+                <w:bCs w:val="false"/>
+                <w:color w:val="1A1A1A"/>
+                <w:sz w:val="16"/>
+                <w:szCs w:val="16"/>
+              </w:rPr>
+              <w:t xml:space="preserve">SUBINVENTORY_CODE unique within org; required</w:t>
+            </w:r>
+          </w:p>
+        </w:tc>
+        <w:tc>
+          <w:tcPr>
+            <w:tcW w:type="dxa" w:w="5626"/>
+            <w:tcMar>
+              <w:top w:type="dxa" w:w="40"/>
+              <w:left w:type="dxa" w:w="70"/>
+              <w:bottom w:type="dxa" w:w="40"/>
+              <w:right w:type="dxa" w:w="70"/>
+            </w:tcMar>
+          </w:tcPr>
+          <w:p>
+            <w:r>
+              <w:rPr>
+                <w:b w:val="false"/>
+                <w:bCs w:val="false"/>
+                <w:color w:val="1A1A1A"/>
+                <w:sz w:val="16"/>
+                <w:szCs w:val="16"/>
+              </w:rPr>
+              <w:t xml:space="preserve">409</w:t>
+            </w:r>
+          </w:p>
+        </w:tc>
+      </w:tr>
+      <w:tr>
+        <w:tc>
+          <w:tcPr>
+            <w:tcW w:type="dxa" w:w="4074"/>
+            <w:tcMar>
+              <w:top w:type="dxa" w:w="40"/>
+              <w:left w:type="dxa" w:w="70"/>
+              <w:bottom w:type="dxa" w:w="40"/>
+              <w:right w:type="dxa" w:w="70"/>
+            </w:tcMar>
+          </w:tcPr>
+          <w:p>
+            <w:r>
+              <w:rPr>
+                <w:b w:val="false"/>
+                <w:bCs w:val="false"/>
+                <w:color w:val="1A1A1A"/>
+                <w:sz w:val="16"/>
+                <w:szCs w:val="16"/>
+              </w:rPr>
+              <w:t xml:space="preserve">Deactivate blocked while subinventory holds on-hand or open count entries</w:t>
+            </w:r>
+          </w:p>
+        </w:tc>
+        <w:tc>
+          <w:tcPr>
+            <w:tcW w:type="dxa" w:w="5626"/>
+            <w:tcMar>
+              <w:top w:type="dxa" w:w="40"/>
+              <w:left w:type="dxa" w:w="70"/>
+              <w:bottom w:type="dxa" w:w="40"/>
+              <w:right w:type="dxa" w:w="70"/>
+            </w:tcMar>
+          </w:tcPr>
+          <w:p>
+            <w:r>
+              <w:rPr>
+                <w:b w:val="false"/>
+                <w:bCs w:val="false"/>
+                <w:color w:val="1A1A1A"/>
+                <w:sz w:val="16"/>
+                <w:szCs w:val="16"/>
+              </w:rPr>
+              <w:t xml:space="preserve">409</w:t>
+            </w:r>
+          </w:p>
+        </w:tc>
+      </w:tr>
+      <w:tr>
+        <w:tc>
+          <w:tcPr>
+            <w:tcW w:type="dxa" w:w="4074"/>
+            <w:tcMar>
+              <w:top w:type="dxa" w:w="40"/>
+              <w:left w:type="dxa" w:w="70"/>
+              <w:bottom w:type="dxa" w:w="40"/>
+              <w:right w:type="dxa" w:w="70"/>
+            </w:tcMar>
+          </w:tcPr>
+          <w:p>
+            <w:r>
+              <w:rPr>
+                <w:b w:val="false"/>
+                <w:bCs w:val="false"/>
+                <w:color w:val="1A1A1A"/>
+                <w:sz w:val="16"/>
+                <w:szCs w:val="16"/>
+              </w:rPr>
+              <w:t xml:space="preserve">Locator create requires the subinventory to be PRESPECIFIED locator control</w:t>
+            </w:r>
+          </w:p>
+        </w:tc>
+        <w:tc>
+          <w:tcPr>
+            <w:tcW w:type="dxa" w:w="5626"/>
+            <w:tcMar>
+              <w:top w:type="dxa" w:w="40"/>
+              <w:left w:type="dxa" w:w="70"/>
+              <w:bottom w:type="dxa" w:w="40"/>
+              <w:right w:type="dxa" w:w="70"/>
+            </w:tcMar>
+          </w:tcPr>
+          <w:p>
+            <w:r>
+              <w:rPr>
+                <w:b w:val="false"/>
+                <w:bCs w:val="false"/>
+                <w:color w:val="1A1A1A"/>
+                <w:sz w:val="16"/>
+                <w:szCs w:val="16"/>
+              </w:rPr>
+              <w:t xml:space="preserve">400</w:t>
+            </w:r>
+          </w:p>
+        </w:tc>
+      </w:tr>
+      <w:tr>
+        <w:tc>
+          <w:tcPr>
+            <w:tcW w:type="dxa" w:w="4074"/>
+            <w:tcMar>
+              <w:top w:type="dxa" w:w="40"/>
+              <w:left w:type="dxa" w:w="70"/>
+              <w:bottom w:type="dxa" w:w="40"/>
+              <w:right w:type="dxa" w:w="70"/>
+            </w:tcMar>
+          </w:tcPr>
+          <w:p>
+            <w:r>
+              <w:rPr>
+                <w:b w:val="false"/>
+                <w:bCs w:val="false"/>
+                <w:color w:val="1A1A1A"/>
+                <w:sz w:val="16"/>
+                <w:szCs w:val="16"/>
+              </w:rPr>
+              <w:t xml:space="preserve">LOCATOR_CODE unique within subinventory</w:t>
+            </w:r>
+          </w:p>
+        </w:tc>
+        <w:tc>
+          <w:tcPr>
+            <w:tcW w:type="dxa" w:w="5626"/>
+            <w:tcMar>
+              <w:top w:type="dxa" w:w="40"/>
+              <w:left w:type="dxa" w:w="70"/>
+              <w:bottom w:type="dxa" w:w="40"/>
+              <w:right w:type="dxa" w:w="70"/>
+            </w:tcMar>
+          </w:tcPr>
+          <w:p>
+            <w:r>
+              <w:rPr>
+                <w:b w:val="false"/>
+                <w:bCs w:val="false"/>
+                <w:color w:val="1A1A1A"/>
+                <w:sz w:val="16"/>
+                <w:szCs w:val="16"/>
+              </w:rPr>
+              <w:t xml:space="preserve">409</w:t>
+            </w:r>
+          </w:p>
+        </w:tc>
+      </w:tr>
+      <w:tr>
+        <w:tc>
+          <w:tcPr>
+            <w:tcW w:type="dxa" w:w="4074"/>
+            <w:tcMar>
+              <w:top w:type="dxa" w:w="40"/>
+              <w:left w:type="dxa" w:w="70"/>
+              <w:bottom w:type="dxa" w:w="40"/>
+              <w:right w:type="dxa" w:w="70"/>
+            </w:tcMar>
+          </w:tcPr>
+          <w:p>
+            <w:r>
+              <w:rPr>
+                <w:b w:val="false"/>
+                <w:bCs w:val="false"/>
+                <w:color w:val="1A1A1A"/>
+                <w:sz w:val="16"/>
+                <w:szCs w:val="16"/>
+              </w:rPr>
+              <w:t xml:space="preserve">QUANTITY_TRACKED = N forces ASSET_FLAG = N (expense area)</w:t>
+            </w:r>
+          </w:p>
+        </w:tc>
+        <w:tc>
+          <w:tcPr>
+            <w:tcW w:type="dxa" w:w="5626"/>
+            <w:tcMar>
+              <w:top w:type="dxa" w:w="40"/>
+              <w:left w:type="dxa" w:w="70"/>
+              <w:bottom w:type="dxa" w:w="40"/>
+              <w:right w:type="dxa" w:w="70"/>
+            </w:tcMar>
+          </w:tcPr>
+          <w:p>
+            <w:r>
+              <w:rPr>
+                <w:b w:val="false"/>
+                <w:bCs w:val="false"/>
+                <w:color w:val="1A1A1A"/>
+                <w:sz w:val="16"/>
+                <w:szCs w:val="16"/>
+              </w:rPr>
+              <w:t xml:space="preserve">400</w:t>
+            </w:r>
+          </w:p>
+        </w:tc>
+      </w:tr>
+    </w:tbl>
+    <w:p>
+      <w:pPr>
+        <w:spacing w:after="100"/>
+      </w:pPr>
+    </w:p>
+    <w:p>
+      <w:pPr>
+        <w:pStyle w:val="Heading2"/>
+        <w:spacing w:after="80" w:before="200"/>
+      </w:pPr>
+      <w:r>
+        <w:rPr>
+          <w:b/>
+          <w:bCs/>
+          <w:color w:val="2A2A2A"/>
+          <w:sz w:val="24"/>
+          <w:szCs w:val="24"/>
+        </w:rPr>
+        <w:t xml:space="preserve">17.3 Items, assignments, categories</w:t>
+      </w:r>
+    </w:p>
+    <w:tbl>
+      <w:tblPr>
+        <w:tblW w:type="dxa" w:w="9700"/>
+        <w:tblBorders>
+          <w:top w:val="single" w:color="auto" w:sz="4"/>
+          <w:left w:val="single" w:color="auto" w:sz="4"/>
+          <w:bottom w:val="single" w:color="auto" w:sz="4"/>
+          <w:right w:val="single" w:color="auto" w:sz="4"/>
+          <w:insideH w:val="single" w:color="auto" w:sz="4"/>
+          <w:insideV w:val="single" w:color="auto" w:sz="4"/>
+        </w:tblBorders>
+      </w:tblPr>
+      <w:tblGrid>
+        <w:gridCol w:w="4074"/>
+        <w:gridCol w:w="5626"/>
+      </w:tblGrid>
+      <w:tr>
+        <w:trPr>
+          <w:tblHeader/>
+        </w:trPr>
+        <w:tc>
+          <w:tcPr>
+            <w:tcW w:type="dxa" w:w="4074"/>
+            <w:shd w:fill="C74634" w:val="clear"/>
+            <w:tcMar>
+              <w:top w:type="dxa" w:w="40"/>
+              <w:left w:type="dxa" w:w="70"/>
+              <w:bottom w:type="dxa" w:w="40"/>
+              <w:right w:type="dxa" w:w="70"/>
+            </w:tcMar>
+          </w:tcPr>
+          <w:p>
+            <w:r>
+              <w:rPr>
+                <w:b/>
+                <w:bCs/>
+                <w:color w:val="FFFFFF"/>
+                <w:sz w:val="16"/>
+                <w:szCs w:val="16"/>
+              </w:rPr>
+              <w:t xml:space="preserve">Rule</w:t>
+            </w:r>
+          </w:p>
+        </w:tc>
+        <w:tc>
+          <w:tcPr>
+            <w:tcW w:type="dxa" w:w="5626"/>
+            <w:shd w:fill="C74634" w:val="clear"/>
+            <w:tcMar>
+              <w:top w:type="dxa" w:w="40"/>
+              <w:left w:type="dxa" w:w="70"/>
+              <w:bottom w:type="dxa" w:w="40"/>
+              <w:right w:type="dxa" w:w="70"/>
+            </w:tcMar>
+          </w:tcPr>
+          <w:p>
+            <w:r>
+              <w:rPr>
+                <w:b/>
+                <w:bCs/>
+                <w:color w:val="FFFFFF"/>
+                <w:sz w:val="16"/>
+                <w:szCs w:val="16"/>
+              </w:rPr>
+              <w:t xml:space="preserve">Response</w:t>
+            </w:r>
+          </w:p>
+        </w:tc>
+      </w:tr>
+      <w:tr>
+        <w:tc>
+          <w:tcPr>
+            <w:tcW w:type="dxa" w:w="4074"/>
+            <w:tcMar>
+              <w:top w:type="dxa" w:w="40"/>
+              <w:left w:type="dxa" w:w="70"/>
+              <w:bottom w:type="dxa" w:w="40"/>
+              <w:right w:type="dxa" w:w="70"/>
+            </w:tcMar>
+          </w:tcPr>
+          <w:p>
+            <w:r>
+              <w:rPr>
+                <w:b w:val="false"/>
+                <w:bCs w:val="false"/>
+                <w:color w:val="1A1A1A"/>
+                <w:sz w:val="16"/>
+                <w:szCs w:val="16"/>
+              </w:rPr>
+              <w:t xml:space="preserve">ITEM_NUMBER required, unique, no leading/trailing spaces</w:t>
+            </w:r>
+          </w:p>
+        </w:tc>
+        <w:tc>
+          <w:tcPr>
+            <w:tcW w:type="dxa" w:w="5626"/>
+            <w:tcMar>
+              <w:top w:type="dxa" w:w="40"/>
+              <w:left w:type="dxa" w:w="70"/>
+              <w:bottom w:type="dxa" w:w="40"/>
+              <w:right w:type="dxa" w:w="70"/>
+            </w:tcMar>
+          </w:tcPr>
+          <w:p>
+            <w:r>
+              <w:rPr>
+                <w:b w:val="false"/>
+                <w:bCs w:val="false"/>
+                <w:color w:val="1A1A1A"/>
+                <w:sz w:val="16"/>
+                <w:szCs w:val="16"/>
+              </w:rPr>
+              <w:t xml:space="preserve">409</w:t>
+            </w:r>
+          </w:p>
+        </w:tc>
+      </w:tr>
+      <w:tr>
+        <w:tc>
+          <w:tcPr>
+            <w:tcW w:type="dxa" w:w="4074"/>
+            <w:tcMar>
+              <w:top w:type="dxa" w:w="40"/>
+              <w:left w:type="dxa" w:w="70"/>
+              <w:bottom w:type="dxa" w:w="40"/>
+              <w:right w:type="dxa" w:w="70"/>
+            </w:tcMar>
+          </w:tcPr>
+          <w:p>
+            <w:r>
+              <w:rPr>
+                <w:b w:val="false"/>
+                <w:bCs w:val="false"/>
+                <w:color w:val="1A1A1A"/>
+                <w:sz w:val="16"/>
+                <w:szCs w:val="16"/>
+              </w:rPr>
+              <w:t xml:space="preserve">PRIMARY_UOM / item status / category values must exist and be ACTIVE</w:t>
+            </w:r>
+          </w:p>
+        </w:tc>
+        <w:tc>
+          <w:tcPr>
+            <w:tcW w:type="dxa" w:w="5626"/>
+            <w:tcMar>
+              <w:top w:type="dxa" w:w="40"/>
+              <w:left w:type="dxa" w:w="70"/>
+              <w:bottom w:type="dxa" w:w="40"/>
+              <w:right w:type="dxa" w:w="70"/>
+            </w:tcMar>
+          </w:tcPr>
+          <w:p>
+            <w:r>
+              <w:rPr>
+                <w:b w:val="false"/>
+                <w:bCs w:val="false"/>
+                <w:color w:val="1A1A1A"/>
+                <w:sz w:val="16"/>
+                <w:szCs w:val="16"/>
+              </w:rPr>
+              <w:t xml:space="preserve">404</w:t>
+            </w:r>
+          </w:p>
+        </w:tc>
+      </w:tr>
+      <w:tr>
+        <w:tc>
+          <w:tcPr>
+            <w:tcW w:type="dxa" w:w="4074"/>
+            <w:tcMar>
+              <w:top w:type="dxa" w:w="40"/>
+              <w:left w:type="dxa" w:w="70"/>
+              <w:bottom w:type="dxa" w:w="40"/>
+              <w:right w:type="dxa" w:w="70"/>
+            </w:tcMar>
+          </w:tcPr>
+          <w:p>
+            <w:r>
+              <w:rPr>
+                <w:b w:val="false"/>
+                <w:bCs w:val="false"/>
+                <w:color w:val="1A1A1A"/>
+                <w:sz w:val="16"/>
+                <w:szCs w:val="16"/>
+              </w:rPr>
+              <w:t xml:space="preserve">Serial + lot both enabled requires org enablement flags for both</w:t>
+            </w:r>
+          </w:p>
+        </w:tc>
+        <w:tc>
+          <w:tcPr>
+            <w:tcW w:type="dxa" w:w="5626"/>
+            <w:tcMar>
+              <w:top w:type="dxa" w:w="40"/>
+              <w:left w:type="dxa" w:w="70"/>
+              <w:bottom w:type="dxa" w:w="40"/>
+              <w:right w:type="dxa" w:w="70"/>
+            </w:tcMar>
+          </w:tcPr>
+          <w:p>
+            <w:r>
+              <w:rPr>
+                <w:b w:val="false"/>
+                <w:bCs w:val="false"/>
+                <w:color w:val="1A1A1A"/>
+                <w:sz w:val="16"/>
+                <w:szCs w:val="16"/>
+              </w:rPr>
+              <w:t xml:space="preserve">400</w:t>
+            </w:r>
+          </w:p>
+        </w:tc>
+      </w:tr>
+      <w:tr>
+        <w:tc>
+          <w:tcPr>
+            <w:tcW w:type="dxa" w:w="4074"/>
+            <w:tcMar>
+              <w:top w:type="dxa" w:w="40"/>
+              <w:left w:type="dxa" w:w="70"/>
+              <w:bottom w:type="dxa" w:w="40"/>
+              <w:right w:type="dxa" w:w="70"/>
+            </w:tcMar>
+          </w:tcPr>
+          <w:p>
+            <w:r>
+              <w:rPr>
+                <w:b w:val="false"/>
+                <w:bCs w:val="false"/>
+                <w:color w:val="1A1A1A"/>
+                <w:sz w:val="16"/>
+                <w:szCs w:val="16"/>
+              </w:rPr>
+              <w:t xml:space="preserve">Shelf life requires LOT_EXPIRATION_CONTROL = Y (and that requires LOT_CONTROL = Y)</w:t>
+            </w:r>
+          </w:p>
+        </w:tc>
+        <w:tc>
+          <w:tcPr>
+            <w:tcW w:type="dxa" w:w="5626"/>
+            <w:tcMar>
+              <w:top w:type="dxa" w:w="40"/>
+              <w:left w:type="dxa" w:w="70"/>
+              <w:bottom w:type="dxa" w:w="40"/>
+              <w:right w:type="dxa" w:w="70"/>
+            </w:tcMar>
+          </w:tcPr>
+          <w:p>
+            <w:r>
+              <w:rPr>
+                <w:b w:val="false"/>
+                <w:bCs w:val="false"/>
+                <w:color w:val="1A1A1A"/>
+                <w:sz w:val="16"/>
+                <w:szCs w:val="16"/>
+              </w:rPr>
+              <w:t xml:space="preserve">400</w:t>
+            </w:r>
+          </w:p>
+        </w:tc>
+      </w:tr>
+      <w:tr>
+        <w:tc>
+          <w:tcPr>
+            <w:tcW w:type="dxa" w:w="4074"/>
+            <w:tcMar>
+              <w:top w:type="dxa" w:w="40"/>
+              <w:left w:type="dxa" w:w="70"/>
+              <w:bottom w:type="dxa" w:w="40"/>
+              <w:right w:type="dxa" w:w="70"/>
+            </w:tcMar>
+          </w:tcPr>
+          <w:p>
+            <w:r>
+              <w:rPr>
+                <w:b w:val="false"/>
+                <w:bCs w:val="false"/>
+                <w:color w:val="1A1A1A"/>
+                <w:sz w:val="16"/>
+                <w:szCs w:val="16"/>
+              </w:rPr>
+              <w:t xml:space="preserve">Flag changes that conflict with existing stock are blocked (e.g. disabling lot control while lot on-hand exists; making item non-stockable while on-hand exists)</w:t>
+            </w:r>
+          </w:p>
+        </w:tc>
+        <w:tc>
+          <w:tcPr>
+            <w:tcW w:type="dxa" w:w="5626"/>
+            <w:tcMar>
+              <w:top w:type="dxa" w:w="40"/>
+              <w:left w:type="dxa" w:w="70"/>
+              <w:bottom w:type="dxa" w:w="40"/>
+              <w:right w:type="dxa" w:w="70"/>
+            </w:tcMar>
+          </w:tcPr>
+          <w:p>
+            <w:r>
+              <w:rPr>
+                <w:b w:val="false"/>
+                <w:bCs w:val="false"/>
+                <w:color w:val="1A1A1A"/>
+                <w:sz w:val="16"/>
+                <w:szCs w:val="16"/>
+              </w:rPr>
+              <w:t xml:space="preserve">409</w:t>
+            </w:r>
+          </w:p>
+        </w:tc>
+      </w:tr>
+      <w:tr>
+        <w:tc>
+          <w:tcPr>
+            <w:tcW w:type="dxa" w:w="4074"/>
+            <w:tcMar>
+              <w:top w:type="dxa" w:w="40"/>
+              <w:left w:type="dxa" w:w="70"/>
+              <w:bottom w:type="dxa" w:w="40"/>
+              <w:right w:type="dxa" w:w="70"/>
+            </w:tcMar>
+          </w:tcPr>
+          <w:p>
+            <w:r>
+              <w:rPr>
+                <w:b w:val="false"/>
+                <w:bCs w:val="false"/>
+                <w:color w:val="1A1A1A"/>
+                <w:sz w:val="16"/>
+                <w:szCs w:val="16"/>
+              </w:rPr>
+              <w:t xml:space="preserve">Assignment requires CHILD org and ACTIVE item; duplicate assignment rejected</w:t>
+            </w:r>
+          </w:p>
+        </w:tc>
+        <w:tc>
+          <w:tcPr>
+            <w:tcW w:type="dxa" w:w="5626"/>
+            <w:tcMar>
+              <w:top w:type="dxa" w:w="40"/>
+              <w:left w:type="dxa" w:w="70"/>
+              <w:bottom w:type="dxa" w:w="40"/>
+              <w:right w:type="dxa" w:w="70"/>
+            </w:tcMar>
+          </w:tcPr>
+          <w:p>
+            <w:r>
+              <w:rPr>
+                <w:b w:val="false"/>
+                <w:bCs w:val="false"/>
+                <w:color w:val="1A1A1A"/>
+                <w:sz w:val="16"/>
+                <w:szCs w:val="16"/>
+              </w:rPr>
+              <w:t xml:space="preserve">409</w:t>
+            </w:r>
+          </w:p>
+        </w:tc>
+      </w:tr>
+      <w:tr>
+        <w:tc>
+          <w:tcPr>
+            <w:tcW w:type="dxa" w:w="4074"/>
+            <w:tcMar>
+              <w:top w:type="dxa" w:w="40"/>
+              <w:left w:type="dxa" w:w="70"/>
+              <w:bottom w:type="dxa" w:w="40"/>
+              <w:right w:type="dxa" w:w="70"/>
+            </w:tcMar>
+          </w:tcPr>
+          <w:p>
+            <w:r>
+              <w:rPr>
+                <w:b w:val="false"/>
+                <w:bCs w:val="false"/>
+                <w:color w:val="1A1A1A"/>
+                <w:sz w:val="16"/>
+                <w:szCs w:val="16"/>
+              </w:rPr>
+              <w:t xml:space="preserve">Assignment deactivate blocked while item has on-hand or reservations in that org</w:t>
+            </w:r>
+          </w:p>
+        </w:tc>
+        <w:tc>
+          <w:tcPr>
+            <w:tcW w:type="dxa" w:w="5626"/>
+            <w:tcMar>
+              <w:top w:type="dxa" w:w="40"/>
+              <w:left w:type="dxa" w:w="70"/>
+              <w:bottom w:type="dxa" w:w="40"/>
+              <w:right w:type="dxa" w:w="70"/>
+            </w:tcMar>
+          </w:tcPr>
+          <w:p>
+            <w:r>
+              <w:rPr>
+                <w:b w:val="false"/>
+                <w:bCs w:val="false"/>
+                <w:color w:val="1A1A1A"/>
+                <w:sz w:val="16"/>
+                <w:szCs w:val="16"/>
+              </w:rPr>
+              <w:t xml:space="preserve">409</w:t>
+            </w:r>
+          </w:p>
+        </w:tc>
+      </w:tr>
+      <w:tr>
+        <w:tc>
+          <w:tcPr>
+            <w:tcW w:type="dxa" w:w="4074"/>
+            <w:tcMar>
+              <w:top w:type="dxa" w:w="40"/>
+              <w:left w:type="dxa" w:w="70"/>
+              <w:bottom w:type="dxa" w:w="40"/>
+              <w:right w:type="dxa" w:w="70"/>
+            </w:tcMar>
+          </w:tcPr>
+          <w:p>
+            <w:r>
+              <w:rPr>
+                <w:b w:val="false"/>
+                <w:bCs w:val="false"/>
+                <w:color w:val="1A1A1A"/>
+                <w:sz w:val="16"/>
+                <w:szCs w:val="16"/>
+              </w:rPr>
+              <w:t xml:space="preserve">One category per item per category set; MANDATORY sets enforced at item activation</w:t>
+            </w:r>
+          </w:p>
+        </w:tc>
+        <w:tc>
+          <w:tcPr>
+            <w:tcW w:type="dxa" w:w="5626"/>
+            <w:tcMar>
+              <w:top w:type="dxa" w:w="40"/>
+              <w:left w:type="dxa" w:w="70"/>
+              <w:bottom w:type="dxa" w:w="40"/>
+              <w:right w:type="dxa" w:w="70"/>
+            </w:tcMar>
+          </w:tcPr>
+          <w:p>
+            <w:r>
+              <w:rPr>
+                <w:b w:val="false"/>
+                <w:bCs w:val="false"/>
+                <w:color w:val="1A1A1A"/>
+                <w:sz w:val="16"/>
+                <w:szCs w:val="16"/>
+              </w:rPr>
+              <w:t xml:space="preserve">409</w:t>
+            </w:r>
+          </w:p>
+        </w:tc>
+      </w:tr>
+      <w:tr>
+        <w:tc>
+          <w:tcPr>
+            <w:tcW w:type="dxa" w:w="4074"/>
+            <w:tcMar>
+              <w:top w:type="dxa" w:w="40"/>
+              <w:left w:type="dxa" w:w="70"/>
+              <w:bottom w:type="dxa" w:w="40"/>
+              <w:right w:type="dxa" w:w="70"/>
+            </w:tcMar>
+          </w:tcPr>
+          <w:p>
+            <w:r>
+              <w:rPr>
+                <w:b w:val="false"/>
+                <w:bCs w:val="false"/>
+                <w:color w:val="1A1A1A"/>
+                <w:sz w:val="16"/>
+                <w:szCs w:val="16"/>
+              </w:rPr>
+              <w:t xml:space="preserve">Account/tax overrides must be valid combinations / existing tax codes</w:t>
+            </w:r>
+          </w:p>
+        </w:tc>
+        <w:tc>
+          <w:tcPr>
+            <w:tcW w:type="dxa" w:w="5626"/>
+            <w:tcMar>
+              <w:top w:type="dxa" w:w="40"/>
+              <w:left w:type="dxa" w:w="70"/>
+              <w:bottom w:type="dxa" w:w="40"/>
+              <w:right w:type="dxa" w:w="70"/>
+            </w:tcMar>
+          </w:tcPr>
+          <w:p>
+            <w:r>
+              <w:rPr>
+                <w:b w:val="false"/>
+                <w:bCs w:val="false"/>
+                <w:color w:val="1A1A1A"/>
+                <w:sz w:val="16"/>
+                <w:szCs w:val="16"/>
+              </w:rPr>
+              <w:t xml:space="preserve">400</w:t>
+            </w:r>
+          </w:p>
+        </w:tc>
+      </w:tr>
+    </w:tbl>
+    <w:p>
+      <w:pPr>
+        <w:spacing w:after="100"/>
+      </w:pPr>
+    </w:p>
+    <w:p>
+      <w:pPr>
+        <w:pStyle w:val="Heading2"/>
+        <w:spacing w:after="80" w:before="200"/>
+      </w:pPr>
+      <w:r>
+        <w:rPr>
+          <w:b/>
+          <w:bCs/>
+          <w:color w:val="2A2A2A"/>
+          <w:sz w:val="24"/>
+          <w:szCs w:val="24"/>
+        </w:rPr>
+        <w:t xml:space="preserve">17.4 Lots &amp; serials</w:t>
+      </w:r>
+    </w:p>
+    <w:tbl>
+      <w:tblPr>
+        <w:tblW w:type="dxa" w:w="9700"/>
+        <w:tblBorders>
+          <w:top w:val="single" w:color="auto" w:sz="4"/>
+          <w:left w:val="single" w:color="auto" w:sz="4"/>
+          <w:bottom w:val="single" w:color="auto" w:sz="4"/>
+          <w:right w:val="single" w:color="auto" w:sz="4"/>
+          <w:insideH w:val="single" w:color="auto" w:sz="4"/>
+          <w:insideV w:val="single" w:color="auto" w:sz="4"/>
+        </w:tblBorders>
+      </w:tblPr>
+      <w:tblGrid>
+        <w:gridCol w:w="4074"/>
+        <w:gridCol w:w="5626"/>
+      </w:tblGrid>
+      <w:tr>
+        <w:trPr>
+          <w:tblHeader/>
+        </w:trPr>
+        <w:tc>
+          <w:tcPr>
+            <w:tcW w:type="dxa" w:w="4074"/>
+            <w:shd w:fill="C74634" w:val="clear"/>
+            <w:tcMar>
+              <w:top w:type="dxa" w:w="40"/>
+              <w:left w:type="dxa" w:w="70"/>
+              <w:bottom w:type="dxa" w:w="40"/>
+              <w:right w:type="dxa" w:w="70"/>
+            </w:tcMar>
+          </w:tcPr>
+          <w:p>
+            <w:r>
+              <w:rPr>
+                <w:b/>
+                <w:bCs/>
+                <w:color w:val="FFFFFF"/>
+                <w:sz w:val="16"/>
+                <w:szCs w:val="16"/>
+              </w:rPr>
+              <w:t xml:space="preserve">Rule</w:t>
+            </w:r>
+          </w:p>
+        </w:tc>
+        <w:tc>
+          <w:tcPr>
+            <w:tcW w:type="dxa" w:w="5626"/>
+            <w:shd w:fill="C74634" w:val="clear"/>
+            <w:tcMar>
+              <w:top w:type="dxa" w:w="40"/>
+              <w:left w:type="dxa" w:w="70"/>
+              <w:bottom w:type="dxa" w:w="40"/>
+              <w:right w:type="dxa" w:w="70"/>
+            </w:tcMar>
+          </w:tcPr>
+          <w:p>
+            <w:r>
+              <w:rPr>
+                <w:b/>
+                <w:bCs/>
+                <w:color w:val="FFFFFF"/>
+                <w:sz w:val="16"/>
+                <w:szCs w:val="16"/>
+              </w:rPr>
+              <w:t xml:space="preserve">Response</w:t>
+            </w:r>
+          </w:p>
+        </w:tc>
+      </w:tr>
+      <w:tr>
+        <w:tc>
+          <w:tcPr>
+            <w:tcW w:type="dxa" w:w="4074"/>
+            <w:tcMar>
+              <w:top w:type="dxa" w:w="40"/>
+              <w:left w:type="dxa" w:w="70"/>
+              <w:bottom w:type="dxa" w:w="40"/>
+              <w:right w:type="dxa" w:w="70"/>
+            </w:tcMar>
+          </w:tcPr>
+          <w:p>
+            <w:r>
+              <w:rPr>
+                <w:b w:val="false"/>
+                <w:bCs w:val="false"/>
+                <w:color w:val="1A1A1A"/>
+                <w:sz w:val="16"/>
+                <w:szCs w:val="16"/>
+              </w:rPr>
+              <w:t xml:space="preserve">Lot details mandatory when item is lot controlled; sum of lot quantities = leg quantity</w:t>
+            </w:r>
+          </w:p>
+        </w:tc>
+        <w:tc>
+          <w:tcPr>
+            <w:tcW w:type="dxa" w:w="5626"/>
+            <w:tcMar>
+              <w:top w:type="dxa" w:w="40"/>
+              <w:left w:type="dxa" w:w="70"/>
+              <w:bottom w:type="dxa" w:w="40"/>
+              <w:right w:type="dxa" w:w="70"/>
+            </w:tcMar>
+          </w:tcPr>
+          <w:p>
+            <w:r>
+              <w:rPr>
+                <w:b w:val="false"/>
+                <w:bCs w:val="false"/>
+                <w:color w:val="1A1A1A"/>
+                <w:sz w:val="16"/>
+                <w:szCs w:val="16"/>
+              </w:rPr>
+              <w:t xml:space="preserve">400</w:t>
+            </w:r>
+          </w:p>
+        </w:tc>
+      </w:tr>
+      <w:tr>
+        <w:tc>
+          <w:tcPr>
+            <w:tcW w:type="dxa" w:w="4074"/>
+            <w:tcMar>
+              <w:top w:type="dxa" w:w="40"/>
+              <w:left w:type="dxa" w:w="70"/>
+              <w:bottom w:type="dxa" w:w="40"/>
+              <w:right w:type="dxa" w:w="70"/>
+            </w:tcMar>
+          </w:tcPr>
+          <w:p>
+            <w:r>
+              <w:rPr>
+                <w:b w:val="false"/>
+                <w:bCs w:val="false"/>
+                <w:color w:val="1A1A1A"/>
+                <w:sz w:val="16"/>
+                <w:szCs w:val="16"/>
+              </w:rPr>
+              <w:t xml:space="preserve">Expiration date mandatory on receipt when expiration controlled; defaulted from shelf life</w:t>
+            </w:r>
+          </w:p>
+        </w:tc>
+        <w:tc>
+          <w:tcPr>
+            <w:tcW w:type="dxa" w:w="5626"/>
+            <w:tcMar>
+              <w:top w:type="dxa" w:w="40"/>
+              <w:left w:type="dxa" w:w="70"/>
+              <w:bottom w:type="dxa" w:w="40"/>
+              <w:right w:type="dxa" w:w="70"/>
+            </w:tcMar>
+          </w:tcPr>
+          <w:p>
+            <w:r>
+              <w:rPr>
+                <w:b w:val="false"/>
+                <w:bCs w:val="false"/>
+                <w:color w:val="1A1A1A"/>
+                <w:sz w:val="16"/>
+                <w:szCs w:val="16"/>
+              </w:rPr>
+              <w:t xml:space="preserve">400 if absent and no shelf life</w:t>
+            </w:r>
+          </w:p>
+        </w:tc>
+      </w:tr>
+      <w:tr>
+        <w:tc>
+          <w:tcPr>
+            <w:tcW w:type="dxa" w:w="4074"/>
+            <w:tcMar>
+              <w:top w:type="dxa" w:w="40"/>
+              <w:left w:type="dxa" w:w="70"/>
+              <w:bottom w:type="dxa" w:w="40"/>
+              <w:right w:type="dxa" w:w="70"/>
+            </w:tcMar>
+          </w:tcPr>
+          <w:p>
+            <w:r>
+              <w:rPr>
+                <w:b w:val="false"/>
+                <w:bCs w:val="false"/>
+                <w:color w:val="1A1A1A"/>
+                <w:sz w:val="16"/>
+                <w:szCs w:val="16"/>
+              </w:rPr>
+              <w:t xml:space="preserve">Issues from an expired lot rejected unless reason EXPIRY is used</w:t>
+            </w:r>
+          </w:p>
+        </w:tc>
+        <w:tc>
+          <w:tcPr>
+            <w:tcW w:type="dxa" w:w="5626"/>
+            <w:tcMar>
+              <w:top w:type="dxa" w:w="40"/>
+              <w:left w:type="dxa" w:w="70"/>
+              <w:bottom w:type="dxa" w:w="40"/>
+              <w:right w:type="dxa" w:w="70"/>
+            </w:tcMar>
+          </w:tcPr>
+          <w:p>
+            <w:r>
+              <w:rPr>
+                <w:b w:val="false"/>
+                <w:bCs w:val="false"/>
+                <w:color w:val="1A1A1A"/>
+                <w:sz w:val="16"/>
+                <w:szCs w:val="16"/>
+              </w:rPr>
+              <w:t xml:space="preserve">409</w:t>
+            </w:r>
+          </w:p>
+        </w:tc>
+      </w:tr>
+      <w:tr>
+        <w:tc>
+          <w:tcPr>
+            <w:tcW w:type="dxa" w:w="4074"/>
+            <w:tcMar>
+              <w:top w:type="dxa" w:w="40"/>
+              <w:left w:type="dxa" w:w="70"/>
+              <w:bottom w:type="dxa" w:w="40"/>
+              <w:right w:type="dxa" w:w="70"/>
+            </w:tcMar>
+          </w:tcPr>
+          <w:p>
+            <w:r>
+              <w:rPr>
+                <w:b w:val="false"/>
+                <w:bCs w:val="false"/>
+                <w:color w:val="1A1A1A"/>
+                <w:sz w:val="16"/>
+                <w:szCs w:val="16"/>
+              </w:rPr>
+              <w:t xml:space="preserve">Lot material status must allow the action (4.9)</w:t>
+            </w:r>
+          </w:p>
+        </w:tc>
+        <w:tc>
+          <w:tcPr>
+            <w:tcW w:type="dxa" w:w="5626"/>
+            <w:tcMar>
+              <w:top w:type="dxa" w:w="40"/>
+              <w:left w:type="dxa" w:w="70"/>
+              <w:bottom w:type="dxa" w:w="40"/>
+              <w:right w:type="dxa" w:w="70"/>
+            </w:tcMar>
+          </w:tcPr>
+          <w:p>
+            <w:r>
+              <w:rPr>
+                <w:b w:val="false"/>
+                <w:bCs w:val="false"/>
+                <w:color w:val="1A1A1A"/>
+                <w:sz w:val="16"/>
+                <w:szCs w:val="16"/>
+              </w:rPr>
+              <w:t xml:space="preserve">409</w:t>
+            </w:r>
+          </w:p>
+        </w:tc>
+      </w:tr>
+      <w:tr>
+        <w:tc>
+          <w:tcPr>
+            <w:tcW w:type="dxa" w:w="4074"/>
+            <w:tcMar>
+              <w:top w:type="dxa" w:w="40"/>
+              <w:left w:type="dxa" w:w="70"/>
+              <w:bottom w:type="dxa" w:w="40"/>
+              <w:right w:type="dxa" w:w="70"/>
+            </w:tcMar>
+          </w:tcPr>
+          <w:p>
+            <w:r>
+              <w:rPr>
+                <w:b w:val="false"/>
+                <w:bCs w:val="false"/>
+                <w:color w:val="1A1A1A"/>
+                <w:sz w:val="16"/>
+                <w:szCs w:val="16"/>
+              </w:rPr>
+              <w:t xml:space="preserve">Serial numbers unique per item; a serial can only be issued from where it currently is; state machine IN_STOCK -&gt; ISSUED / IN_TRANSIT enforced</w:t>
+            </w:r>
+          </w:p>
+        </w:tc>
+        <w:tc>
+          <w:tcPr>
+            <w:tcW w:type="dxa" w:w="5626"/>
+            <w:tcMar>
+              <w:top w:type="dxa" w:w="40"/>
+              <w:left w:type="dxa" w:w="70"/>
+              <w:bottom w:type="dxa" w:w="40"/>
+              <w:right w:type="dxa" w:w="70"/>
+            </w:tcMar>
+          </w:tcPr>
+          <w:p>
+            <w:r>
+              <w:rPr>
+                <w:b w:val="false"/>
+                <w:bCs w:val="false"/>
+                <w:color w:val="1A1A1A"/>
+                <w:sz w:val="16"/>
+                <w:szCs w:val="16"/>
+              </w:rPr>
+              <w:t xml:space="preserve">409</w:t>
+            </w:r>
+          </w:p>
+        </w:tc>
+      </w:tr>
+    </w:tbl>
+    <w:p>
+      <w:pPr>
+        <w:spacing w:after="100"/>
+      </w:pPr>
+    </w:p>
+    <w:p>
+      <w:pPr>
+        <w:pStyle w:val="Heading2"/>
+        <w:spacing w:after="80" w:before="200"/>
+      </w:pPr>
+      <w:r>
+        <w:rPr>
+          <w:b/>
+          <w:bCs/>
+          <w:color w:val="2A2A2A"/>
+          <w:sz w:val="24"/>
+          <w:szCs w:val="24"/>
+        </w:rPr>
+        <w:t xml:space="preserve">17.5 Costing &amp; cost periods</w:t>
+      </w:r>
+    </w:p>
+    <w:tbl>
+      <w:tblPr>
+        <w:tblW w:type="dxa" w:w="9700"/>
+        <w:tblBorders>
+          <w:top w:val="single" w:color="auto" w:sz="4"/>
+          <w:left w:val="single" w:color="auto" w:sz="4"/>
+          <w:bottom w:val="single" w:color="auto" w:sz="4"/>
+          <w:right w:val="single" w:color="auto" w:sz="4"/>
+          <w:insideH w:val="single" w:color="auto" w:sz="4"/>
+          <w:insideV w:val="single" w:color="auto" w:sz="4"/>
+        </w:tblBorders>
+      </w:tblPr>
+      <w:tblGrid>
+        <w:gridCol w:w="4074"/>
+        <w:gridCol w:w="5626"/>
+      </w:tblGrid>
+      <w:tr>
+        <w:trPr>
+          <w:tblHeader/>
+        </w:trPr>
+        <w:tc>
+          <w:tcPr>
+            <w:tcW w:type="dxa" w:w="4074"/>
+            <w:shd w:fill="C74634" w:val="clear"/>
+            <w:tcMar>
+              <w:top w:type="dxa" w:w="40"/>
+              <w:left w:type="dxa" w:w="70"/>
+              <w:bottom w:type="dxa" w:w="40"/>
+              <w:right w:type="dxa" w:w="70"/>
+            </w:tcMar>
+          </w:tcPr>
+          <w:p>
+            <w:r>
+              <w:rPr>
+                <w:b/>
+                <w:bCs/>
+                <w:color w:val="FFFFFF"/>
+                <w:sz w:val="16"/>
+                <w:szCs w:val="16"/>
+              </w:rPr>
+              <w:t xml:space="preserve">Rule</w:t>
+            </w:r>
+          </w:p>
+        </w:tc>
+        <w:tc>
+          <w:tcPr>
+            <w:tcW w:type="dxa" w:w="5626"/>
+            <w:shd w:fill="C74634" w:val="clear"/>
+            <w:tcMar>
+              <w:top w:type="dxa" w:w="40"/>
+              <w:left w:type="dxa" w:w="70"/>
+              <w:bottom w:type="dxa" w:w="40"/>
+              <w:right w:type="dxa" w:w="70"/>
+            </w:tcMar>
+          </w:tcPr>
+          <w:p>
+            <w:r>
+              <w:rPr>
+                <w:b/>
+                <w:bCs/>
+                <w:color w:val="FFFFFF"/>
+                <w:sz w:val="16"/>
+                <w:szCs w:val="16"/>
+              </w:rPr>
+              <w:t xml:space="preserve">Response</w:t>
+            </w:r>
+          </w:p>
+        </w:tc>
+      </w:tr>
+      <w:tr>
+        <w:tc>
+          <w:tcPr>
+            <w:tcW w:type="dxa" w:w="4074"/>
+            <w:tcMar>
+              <w:top w:type="dxa" w:w="40"/>
+              <w:left w:type="dxa" w:w="70"/>
+              <w:bottom w:type="dxa" w:w="40"/>
+              <w:right w:type="dxa" w:w="70"/>
+            </w:tcMar>
+          </w:tcPr>
+          <w:p>
+            <w:r>
+              <w:rPr>
+                <w:b w:val="false"/>
+                <w:bCs w:val="false"/>
+                <w:color w:val="1A1A1A"/>
+                <w:sz w:val="16"/>
+                <w:szCs w:val="16"/>
+              </w:rPr>
+              <w:t xml:space="preserve">An inventory org must be assigned to exactly one cost org before its first transaction</w:t>
+            </w:r>
+          </w:p>
+        </w:tc>
+        <w:tc>
+          <w:tcPr>
+            <w:tcW w:type="dxa" w:w="5626"/>
+            <w:tcMar>
+              <w:top w:type="dxa" w:w="40"/>
+              <w:left w:type="dxa" w:w="70"/>
+              <w:bottom w:type="dxa" w:w="40"/>
+              <w:right w:type="dxa" w:w="70"/>
+            </w:tcMar>
+          </w:tcPr>
+          <w:p>
+            <w:r>
+              <w:rPr>
+                <w:b w:val="false"/>
+                <w:bCs w:val="false"/>
+                <w:color w:val="1A1A1A"/>
+                <w:sz w:val="16"/>
+                <w:szCs w:val="16"/>
+              </w:rPr>
+              <w:t xml:space="preserve">409 at transaction time</w:t>
+            </w:r>
+          </w:p>
+        </w:tc>
+      </w:tr>
+      <w:tr>
+        <w:tc>
+          <w:tcPr>
+            <w:tcW w:type="dxa" w:w="4074"/>
+            <w:tcMar>
+              <w:top w:type="dxa" w:w="40"/>
+              <w:left w:type="dxa" w:w="70"/>
+              <w:bottom w:type="dxa" w:w="40"/>
+              <w:right w:type="dxa" w:w="70"/>
+            </w:tcMar>
+          </w:tcPr>
+          <w:p>
+            <w:r>
+              <w:rPr>
+                <w:b w:val="false"/>
+                <w:bCs w:val="false"/>
+                <w:color w:val="1A1A1A"/>
+                <w:sz w:val="16"/>
+                <w:szCs w:val="16"/>
+              </w:rPr>
+              <w:t xml:space="preserve">Item cost must be &gt; 0; effective date not in a CLOSED period</w:t>
+            </w:r>
+          </w:p>
+        </w:tc>
+        <w:tc>
+          <w:tcPr>
+            <w:tcW w:type="dxa" w:w="5626"/>
+            <w:tcMar>
+              <w:top w:type="dxa" w:w="40"/>
+              <w:left w:type="dxa" w:w="70"/>
+              <w:bottom w:type="dxa" w:w="40"/>
+              <w:right w:type="dxa" w:w="70"/>
+            </w:tcMar>
+          </w:tcPr>
+          <w:p>
+            <w:r>
+              <w:rPr>
+                <w:b w:val="false"/>
+                <w:bCs w:val="false"/>
+                <w:color w:val="1A1A1A"/>
+                <w:sz w:val="16"/>
+                <w:szCs w:val="16"/>
+              </w:rPr>
+              <w:t xml:space="preserve">400 / 409</w:t>
+            </w:r>
+          </w:p>
+        </w:tc>
+      </w:tr>
+      <w:tr>
+        <w:tc>
+          <w:tcPr>
+            <w:tcW w:type="dxa" w:w="4074"/>
+            <w:tcMar>
+              <w:top w:type="dxa" w:w="40"/>
+              <w:left w:type="dxa" w:w="70"/>
+              <w:bottom w:type="dxa" w:w="40"/>
+              <w:right w:type="dxa" w:w="70"/>
+            </w:tcMar>
+          </w:tcPr>
+          <w:p>
+            <w:r>
+              <w:rPr>
+                <w:b w:val="false"/>
+                <w:bCs w:val="false"/>
+                <w:color w:val="1A1A1A"/>
+                <w:sz w:val="16"/>
+                <w:szCs w:val="16"/>
+              </w:rPr>
+              <w:t xml:space="preserve">Open period: only the period following the latest OPEN/CLOSED period</w:t>
+            </w:r>
+          </w:p>
+        </w:tc>
+        <w:tc>
+          <w:tcPr>
+            <w:tcW w:type="dxa" w:w="5626"/>
+            <w:tcMar>
+              <w:top w:type="dxa" w:w="40"/>
+              <w:left w:type="dxa" w:w="70"/>
+              <w:bottom w:type="dxa" w:w="40"/>
+              <w:right w:type="dxa" w:w="70"/>
+            </w:tcMar>
+          </w:tcPr>
+          <w:p>
+            <w:r>
+              <w:rPr>
+                <w:b w:val="false"/>
+                <w:bCs w:val="false"/>
+                <w:color w:val="1A1A1A"/>
+                <w:sz w:val="16"/>
+                <w:szCs w:val="16"/>
+              </w:rPr>
+              <w:t xml:space="preserve">409</w:t>
+            </w:r>
+          </w:p>
+        </w:tc>
+      </w:tr>
+      <w:tr>
+        <w:tc>
+          <w:tcPr>
+            <w:tcW w:type="dxa" w:w="4074"/>
+            <w:tcMar>
+              <w:top w:type="dxa" w:w="40"/>
+              <w:left w:type="dxa" w:w="70"/>
+              <w:bottom w:type="dxa" w:w="40"/>
+              <w:right w:type="dxa" w:w="70"/>
+            </w:tcMar>
+          </w:tcPr>
+          <w:p>
+            <w:r>
+              <w:rPr>
+                <w:b w:val="false"/>
+                <w:bCs w:val="false"/>
+                <w:color w:val="1A1A1A"/>
+                <w:sz w:val="16"/>
+                <w:szCs w:val="16"/>
+              </w:rPr>
+              <w:t xml:space="preserve">Every transaction date must fall in an OPEN cost period and an open GL period</w:t>
+            </w:r>
+          </w:p>
+        </w:tc>
+        <w:tc>
+          <w:tcPr>
+            <w:tcW w:type="dxa" w:w="5626"/>
+            <w:tcMar>
+              <w:top w:type="dxa" w:w="40"/>
+              <w:left w:type="dxa" w:w="70"/>
+              <w:bottom w:type="dxa" w:w="40"/>
+              <w:right w:type="dxa" w:w="70"/>
+            </w:tcMar>
+          </w:tcPr>
+          <w:p>
+            <w:r>
+              <w:rPr>
+                <w:b w:val="false"/>
+                <w:bCs w:val="false"/>
+                <w:color w:val="1A1A1A"/>
+                <w:sz w:val="16"/>
+                <w:szCs w:val="16"/>
+              </w:rPr>
+              <w:t xml:space="preserve">409</w:t>
+            </w:r>
+          </w:p>
+        </w:tc>
+      </w:tr>
+      <w:tr>
+        <w:tc>
+          <w:tcPr>
+            <w:tcW w:type="dxa" w:w="4074"/>
+            <w:tcMar>
+              <w:top w:type="dxa" w:w="40"/>
+              <w:left w:type="dxa" w:w="70"/>
+              <w:bottom w:type="dxa" w:w="40"/>
+              <w:right w:type="dxa" w:w="70"/>
+            </w:tcMar>
+          </w:tcPr>
+          <w:p>
+            <w:r>
+              <w:rPr>
+                <w:b w:val="false"/>
+                <w:bCs w:val="false"/>
+                <w:color w:val="1A1A1A"/>
+                <w:sz w:val="16"/>
+                <w:szCs w:val="16"/>
+              </w:rPr>
+              <w:t xml:space="preserve">Close: zero unaccounted transactions (blocking), no open physical inventory (blocking), aged in-transit (warning only)</w:t>
+            </w:r>
+          </w:p>
+        </w:tc>
+        <w:tc>
+          <w:tcPr>
+            <w:tcW w:type="dxa" w:w="5626"/>
+            <w:tcMar>
+              <w:top w:type="dxa" w:w="40"/>
+              <w:left w:type="dxa" w:w="70"/>
+              <w:bottom w:type="dxa" w:w="40"/>
+              <w:right w:type="dxa" w:w="70"/>
+            </w:tcMar>
+          </w:tcPr>
+          <w:p>
+            <w:r>
+              <w:rPr>
+                <w:b w:val="false"/>
+                <w:bCs w:val="false"/>
+                <w:color w:val="1A1A1A"/>
+                <w:sz w:val="16"/>
+                <w:szCs w:val="16"/>
+              </w:rPr>
+              <w:t xml:space="preserve">409 with blocker counts</w:t>
+            </w:r>
+          </w:p>
+        </w:tc>
+      </w:tr>
+      <w:tr>
+        <w:tc>
+          <w:tcPr>
+            <w:tcW w:type="dxa" w:w="4074"/>
+            <w:tcMar>
+              <w:top w:type="dxa" w:w="40"/>
+              <w:left w:type="dxa" w:w="70"/>
+              <w:bottom w:type="dxa" w:w="40"/>
+              <w:right w:type="dxa" w:w="70"/>
+            </w:tcMar>
+          </w:tcPr>
+          <w:p>
+            <w:r>
+              <w:rPr>
+                <w:b w:val="false"/>
+                <w:bCs w:val="false"/>
+                <w:color w:val="1A1A1A"/>
+                <w:sz w:val="16"/>
+                <w:szCs w:val="16"/>
+              </w:rPr>
+              <w:t xml:space="preserve">Reopen only while the next period is not CLOSED</w:t>
+            </w:r>
+          </w:p>
+        </w:tc>
+        <w:tc>
+          <w:tcPr>
+            <w:tcW w:type="dxa" w:w="5626"/>
+            <w:tcMar>
+              <w:top w:type="dxa" w:w="40"/>
+              <w:left w:type="dxa" w:w="70"/>
+              <w:bottom w:type="dxa" w:w="40"/>
+              <w:right w:type="dxa" w:w="70"/>
+            </w:tcMar>
+          </w:tcPr>
+          <w:p>
+            <w:r>
+              <w:rPr>
+                <w:b w:val="false"/>
+                <w:bCs w:val="false"/>
+                <w:color w:val="1A1A1A"/>
+                <w:sz w:val="16"/>
+                <w:szCs w:val="16"/>
+              </w:rPr>
+              <w:t xml:space="preserve">409</w:t>
+            </w:r>
+          </w:p>
+        </w:tc>
+      </w:tr>
+    </w:tbl>
+    <w:p>
+      <w:pPr>
+        <w:spacing w:after="100"/>
+      </w:pPr>
+    </w:p>
+    <w:p>
+      <w:pPr>
+        <w:pStyle w:val="Heading2"/>
+        <w:spacing w:after="80" w:before="200"/>
+      </w:pPr>
+      <w:r>
+        <w:rPr>
+          <w:b/>
+          <w:bCs/>
+          <w:color w:val="2A2A2A"/>
+          <w:sz w:val="24"/>
+          <w:szCs w:val="24"/>
+        </w:rPr>
+        <w:t xml:space="preserve">17.6 Transactions (engine, section 8.3)</w:t>
+      </w:r>
+    </w:p>
+    <w:tbl>
+      <w:tblPr>
+        <w:tblW w:type="dxa" w:w="9700"/>
+        <w:tblBorders>
+          <w:top w:val="single" w:color="auto" w:sz="4"/>
+          <w:left w:val="single" w:color="auto" w:sz="4"/>
+          <w:bottom w:val="single" w:color="auto" w:sz="4"/>
+          <w:right w:val="single" w:color="auto" w:sz="4"/>
+          <w:insideH w:val="single" w:color="auto" w:sz="4"/>
+          <w:insideV w:val="single" w:color="auto" w:sz="4"/>
+        </w:tblBorders>
+      </w:tblPr>
+      <w:tblGrid>
+        <w:gridCol w:w="4074"/>
+        <w:gridCol w:w="5626"/>
+      </w:tblGrid>
+      <w:tr>
+        <w:trPr>
+          <w:tblHeader/>
+        </w:trPr>
+        <w:tc>
+          <w:tcPr>
+            <w:tcW w:type="dxa" w:w="4074"/>
+            <w:shd w:fill="C74634" w:val="clear"/>
+            <w:tcMar>
+              <w:top w:type="dxa" w:w="40"/>
+              <w:left w:type="dxa" w:w="70"/>
+              <w:bottom w:type="dxa" w:w="40"/>
+              <w:right w:type="dxa" w:w="70"/>
+            </w:tcMar>
+          </w:tcPr>
+          <w:p>
+            <w:r>
+              <w:rPr>
+                <w:b/>
+                <w:bCs/>
+                <w:color w:val="FFFFFF"/>
+                <w:sz w:val="16"/>
+                <w:szCs w:val="16"/>
+              </w:rPr>
+              <w:t xml:space="preserve">Rule</w:t>
+            </w:r>
+          </w:p>
+        </w:tc>
+        <w:tc>
+          <w:tcPr>
+            <w:tcW w:type="dxa" w:w="5626"/>
+            <w:shd w:fill="C74634" w:val="clear"/>
+            <w:tcMar>
+              <w:top w:type="dxa" w:w="40"/>
+              <w:left w:type="dxa" w:w="70"/>
+              <w:bottom w:type="dxa" w:w="40"/>
+              <w:right w:type="dxa" w:w="70"/>
+            </w:tcMar>
+          </w:tcPr>
+          <w:p>
+            <w:r>
+              <w:rPr>
+                <w:b/>
+                <w:bCs/>
+                <w:color w:val="FFFFFF"/>
+                <w:sz w:val="16"/>
+                <w:szCs w:val="16"/>
+              </w:rPr>
+              <w:t xml:space="preserve">Response</w:t>
+            </w:r>
+          </w:p>
+        </w:tc>
+      </w:tr>
+      <w:tr>
+        <w:tc>
+          <w:tcPr>
+            <w:tcW w:type="dxa" w:w="4074"/>
+            <w:tcMar>
+              <w:top w:type="dxa" w:w="40"/>
+              <w:left w:type="dxa" w:w="70"/>
+              <w:bottom w:type="dxa" w:w="40"/>
+              <w:right w:type="dxa" w:w="70"/>
+            </w:tcMar>
+          </w:tcPr>
+          <w:p>
+            <w:r>
+              <w:rPr>
+                <w:b w:val="false"/>
+                <w:bCs w:val="false"/>
+                <w:color w:val="1A1A1A"/>
+                <w:sz w:val="16"/>
+                <w:szCs w:val="16"/>
+              </w:rPr>
+              <w:t xml:space="preserve">Org access (2.1) for the user</w:t>
+            </w:r>
+          </w:p>
+        </w:tc>
+        <w:tc>
+          <w:tcPr>
+            <w:tcW w:type="dxa" w:w="5626"/>
+            <w:tcMar>
+              <w:top w:type="dxa" w:w="40"/>
+              <w:left w:type="dxa" w:w="70"/>
+              <w:bottom w:type="dxa" w:w="40"/>
+              <w:right w:type="dxa" w:w="70"/>
+            </w:tcMar>
+          </w:tcPr>
+          <w:p>
+            <w:r>
+              <w:rPr>
+                <w:b w:val="false"/>
+                <w:bCs w:val="false"/>
+                <w:color w:val="1A1A1A"/>
+                <w:sz w:val="16"/>
+                <w:szCs w:val="16"/>
+              </w:rPr>
+              <w:t xml:space="preserve">403</w:t>
+            </w:r>
+          </w:p>
+        </w:tc>
+      </w:tr>
+      <w:tr>
+        <w:tc>
+          <w:tcPr>
+            <w:tcW w:type="dxa" w:w="4074"/>
+            <w:tcMar>
+              <w:top w:type="dxa" w:w="40"/>
+              <w:left w:type="dxa" w:w="70"/>
+              <w:bottom w:type="dxa" w:w="40"/>
+              <w:right w:type="dxa" w:w="70"/>
+            </w:tcMar>
+          </w:tcPr>
+          <w:p>
+            <w:r>
+              <w:rPr>
+                <w:b w:val="false"/>
+                <w:bCs w:val="false"/>
+                <w:color w:val="1A1A1A"/>
+                <w:sz w:val="16"/>
+                <w:szCs w:val="16"/>
+              </w:rPr>
+              <w:t xml:space="preserve">Item ACTIVE, transactable, with ACTIVE assignment in the org</w:t>
+            </w:r>
+          </w:p>
+        </w:tc>
+        <w:tc>
+          <w:tcPr>
+            <w:tcW w:type="dxa" w:w="5626"/>
+            <w:tcMar>
+              <w:top w:type="dxa" w:w="40"/>
+              <w:left w:type="dxa" w:w="70"/>
+              <w:bottom w:type="dxa" w:w="40"/>
+              <w:right w:type="dxa" w:w="70"/>
+            </w:tcMar>
+          </w:tcPr>
+          <w:p>
+            <w:r>
+              <w:rPr>
+                <w:b w:val="false"/>
+                <w:bCs w:val="false"/>
+                <w:color w:val="1A1A1A"/>
+                <w:sz w:val="16"/>
+                <w:szCs w:val="16"/>
+              </w:rPr>
+              <w:t xml:space="preserve">409</w:t>
+            </w:r>
+          </w:p>
+        </w:tc>
+      </w:tr>
+      <w:tr>
+        <w:tc>
+          <w:tcPr>
+            <w:tcW w:type="dxa" w:w="4074"/>
+            <w:tcMar>
+              <w:top w:type="dxa" w:w="40"/>
+              <w:left w:type="dxa" w:w="70"/>
+              <w:bottom w:type="dxa" w:w="40"/>
+              <w:right w:type="dxa" w:w="70"/>
+            </w:tcMar>
+          </w:tcPr>
+          <w:p>
+            <w:r>
+              <w:rPr>
+                <w:b w:val="false"/>
+                <w:bCs w:val="false"/>
+                <w:color w:val="1A1A1A"/>
+                <w:sz w:val="16"/>
+                <w:szCs w:val="16"/>
+              </w:rPr>
+              <w:t xml:space="preserve">Subinventory/locator exist, ACTIVE; material statuses of source and destination allow the action</w:t>
+            </w:r>
+          </w:p>
+        </w:tc>
+        <w:tc>
+          <w:tcPr>
+            <w:tcW w:type="dxa" w:w="5626"/>
+            <w:tcMar>
+              <w:top w:type="dxa" w:w="40"/>
+              <w:left w:type="dxa" w:w="70"/>
+              <w:bottom w:type="dxa" w:w="40"/>
+              <w:right w:type="dxa" w:w="70"/>
+            </w:tcMar>
+          </w:tcPr>
+          <w:p>
+            <w:r>
+              <w:rPr>
+                <w:b w:val="false"/>
+                <w:bCs w:val="false"/>
+                <w:color w:val="1A1A1A"/>
+                <w:sz w:val="16"/>
+                <w:szCs w:val="16"/>
+              </w:rPr>
+              <w:t xml:space="preserve">409</w:t>
+            </w:r>
+          </w:p>
+        </w:tc>
+      </w:tr>
+      <w:tr>
+        <w:tc>
+          <w:tcPr>
+            <w:tcW w:type="dxa" w:w="4074"/>
+            <w:tcMar>
+              <w:top w:type="dxa" w:w="40"/>
+              <w:left w:type="dxa" w:w="70"/>
+              <w:bottom w:type="dxa" w:w="40"/>
+              <w:right w:type="dxa" w:w="70"/>
+            </w:tcMar>
+          </w:tcPr>
+          <w:p>
+            <w:r>
+              <w:rPr>
+                <w:b w:val="false"/>
+                <w:bCs w:val="false"/>
+                <w:color w:val="1A1A1A"/>
+                <w:sz w:val="16"/>
+                <w:szCs w:val="16"/>
+              </w:rPr>
+              <w:t xml:space="preserve">Quantity &gt; 0; UOM convertible to primary (item conversion else standard)</w:t>
+            </w:r>
+          </w:p>
+        </w:tc>
+        <w:tc>
+          <w:tcPr>
+            <w:tcW w:type="dxa" w:w="5626"/>
+            <w:tcMar>
+              <w:top w:type="dxa" w:w="40"/>
+              <w:left w:type="dxa" w:w="70"/>
+              <w:bottom w:type="dxa" w:w="40"/>
+              <w:right w:type="dxa" w:w="70"/>
+            </w:tcMar>
+          </w:tcPr>
+          <w:p>
+            <w:r>
+              <w:rPr>
+                <w:b w:val="false"/>
+                <w:bCs w:val="false"/>
+                <w:color w:val="1A1A1A"/>
+                <w:sz w:val="16"/>
+                <w:szCs w:val="16"/>
+              </w:rPr>
+              <w:t xml:space="preserve">400</w:t>
+            </w:r>
+          </w:p>
+        </w:tc>
+      </w:tr>
+      <w:tr>
+        <w:tc>
+          <w:tcPr>
+            <w:tcW w:type="dxa" w:w="4074"/>
+            <w:tcMar>
+              <w:top w:type="dxa" w:w="40"/>
+              <w:left w:type="dxa" w:w="70"/>
+              <w:bottom w:type="dxa" w:w="40"/>
+              <w:right w:type="dxa" w:w="70"/>
+            </w:tcMar>
+          </w:tcPr>
+          <w:p>
+            <w:r>
+              <w:rPr>
+                <w:b w:val="false"/>
+                <w:bCs w:val="false"/>
+                <w:color w:val="1A1A1A"/>
+                <w:sz w:val="16"/>
+                <w:szCs w:val="16"/>
+              </w:rPr>
+              <w:t xml:space="preserve">Negative legs: ATT check honoring reservations unless negative allowed (org + item)</w:t>
+            </w:r>
+          </w:p>
+        </w:tc>
+        <w:tc>
+          <w:tcPr>
+            <w:tcW w:type="dxa" w:w="5626"/>
+            <w:tcMar>
+              <w:top w:type="dxa" w:w="40"/>
+              <w:left w:type="dxa" w:w="70"/>
+              <w:bottom w:type="dxa" w:w="40"/>
+              <w:right w:type="dxa" w:w="70"/>
+            </w:tcMar>
+          </w:tcPr>
+          <w:p>
+            <w:r>
+              <w:rPr>
+                <w:b w:val="false"/>
+                <w:bCs w:val="false"/>
+                <w:color w:val="1A1A1A"/>
+                <w:sz w:val="16"/>
+                <w:szCs w:val="16"/>
+              </w:rPr>
+              <w:t xml:space="preserve">409 listing available qty</w:t>
+            </w:r>
+          </w:p>
+        </w:tc>
+      </w:tr>
+      <w:tr>
+        <w:tc>
+          <w:tcPr>
+            <w:tcW w:type="dxa" w:w="4074"/>
+            <w:tcMar>
+              <w:top w:type="dxa" w:w="40"/>
+              <w:left w:type="dxa" w:w="70"/>
+              <w:bottom w:type="dxa" w:w="40"/>
+              <w:right w:type="dxa" w:w="70"/>
+            </w:tcMar>
+          </w:tcPr>
+          <w:p>
+            <w:r>
+              <w:rPr>
+                <w:b w:val="false"/>
+                <w:bCs w:val="false"/>
+                <w:color w:val="1A1A1A"/>
+                <w:sz w:val="16"/>
+                <w:szCs w:val="16"/>
+              </w:rPr>
+              <w:t xml:space="preserve">Cost resolvable (item cost else standard cost)</w:t>
+            </w:r>
+          </w:p>
+        </w:tc>
+        <w:tc>
+          <w:tcPr>
+            <w:tcW w:type="dxa" w:w="5626"/>
+            <w:tcMar>
+              <w:top w:type="dxa" w:w="40"/>
+              <w:left w:type="dxa" w:w="70"/>
+              <w:bottom w:type="dxa" w:w="40"/>
+              <w:right w:type="dxa" w:w="70"/>
+            </w:tcMar>
+          </w:tcPr>
+          <w:p>
+            <w:r>
+              <w:rPr>
+                <w:b w:val="false"/>
+                <w:bCs w:val="false"/>
+                <w:color w:val="1A1A1A"/>
+                <w:sz w:val="16"/>
+                <w:szCs w:val="16"/>
+              </w:rPr>
+              <w:t xml:space="preserve">409</w:t>
+            </w:r>
+          </w:p>
+        </w:tc>
+      </w:tr>
+      <w:tr>
+        <w:tc>
+          <w:tcPr>
+            <w:tcW w:type="dxa" w:w="4074"/>
+            <w:tcMar>
+              <w:top w:type="dxa" w:w="40"/>
+              <w:left w:type="dxa" w:w="70"/>
+              <w:bottom w:type="dxa" w:w="40"/>
+              <w:right w:type="dxa" w:w="70"/>
+            </w:tcMar>
+          </w:tcPr>
+          <w:p>
+            <w:r>
+              <w:rPr>
+                <w:b w:val="false"/>
+                <w:bCs w:val="false"/>
+                <w:color w:val="1A1A1A"/>
+                <w:sz w:val="16"/>
+                <w:szCs w:val="16"/>
+              </w:rPr>
+              <w:t xml:space="preserve">Subinventory transfer: from and to differ, same org</w:t>
+            </w:r>
+          </w:p>
+        </w:tc>
+        <w:tc>
+          <w:tcPr>
+            <w:tcW w:type="dxa" w:w="5626"/>
+            <w:tcMar>
+              <w:top w:type="dxa" w:w="40"/>
+              <w:left w:type="dxa" w:w="70"/>
+              <w:bottom w:type="dxa" w:w="40"/>
+              <w:right w:type="dxa" w:w="70"/>
+            </w:tcMar>
+          </w:tcPr>
+          <w:p>
+            <w:r>
+              <w:rPr>
+                <w:b w:val="false"/>
+                <w:bCs w:val="false"/>
+                <w:color w:val="1A1A1A"/>
+                <w:sz w:val="16"/>
+                <w:szCs w:val="16"/>
+              </w:rPr>
+              <w:t xml:space="preserve">400</w:t>
+            </w:r>
+          </w:p>
+        </w:tc>
+      </w:tr>
+      <w:tr>
+        <w:tc>
+          <w:tcPr>
+            <w:tcW w:type="dxa" w:w="4074"/>
+            <w:tcMar>
+              <w:top w:type="dxa" w:w="40"/>
+              <w:left w:type="dxa" w:w="70"/>
+              <w:bottom w:type="dxa" w:w="40"/>
+              <w:right w:type="dxa" w:w="70"/>
+            </w:tcMar>
+          </w:tcPr>
+          <w:p>
+            <w:r>
+              <w:rPr>
+                <w:b w:val="false"/>
+                <w:bCs w:val="false"/>
+                <w:color w:val="1A1A1A"/>
+                <w:sz w:val="16"/>
+                <w:szCs w:val="16"/>
+              </w:rPr>
+              <w:t xml:space="preserve">Account alias must belong to the org and be ACTIVE</w:t>
+            </w:r>
+          </w:p>
+        </w:tc>
+        <w:tc>
+          <w:tcPr>
+            <w:tcW w:type="dxa" w:w="5626"/>
+            <w:tcMar>
+              <w:top w:type="dxa" w:w="40"/>
+              <w:left w:type="dxa" w:w="70"/>
+              <w:bottom w:type="dxa" w:w="40"/>
+              <w:right w:type="dxa" w:w="70"/>
+            </w:tcMar>
+          </w:tcPr>
+          <w:p>
+            <w:r>
+              <w:rPr>
+                <w:b w:val="false"/>
+                <w:bCs w:val="false"/>
+                <w:color w:val="1A1A1A"/>
+                <w:sz w:val="16"/>
+                <w:szCs w:val="16"/>
+              </w:rPr>
+              <w:t xml:space="preserve">404</w:t>
+            </w:r>
+          </w:p>
+        </w:tc>
+      </w:tr>
+      <w:tr>
+        <w:tc>
+          <w:tcPr>
+            <w:tcW w:type="dxa" w:w="4074"/>
+            <w:tcMar>
+              <w:top w:type="dxa" w:w="40"/>
+              <w:left w:type="dxa" w:w="70"/>
+              <w:bottom w:type="dxa" w:w="40"/>
+              <w:right w:type="dxa" w:w="70"/>
+            </w:tcMar>
+          </w:tcPr>
+          <w:p>
+            <w:r>
+              <w:rPr>
+                <w:b w:val="false"/>
+                <w:bCs w:val="false"/>
+                <w:color w:val="1A1A1A"/>
+                <w:sz w:val="16"/>
+                <w:szCs w:val="16"/>
+              </w:rPr>
+              <w:t xml:space="preserve">On-hand update and transaction insert are one database transaction - no partial writes</w:t>
+            </w:r>
+          </w:p>
+        </w:tc>
+        <w:tc>
+          <w:tcPr>
+            <w:tcW w:type="dxa" w:w="5626"/>
+            <w:tcMar>
+              <w:top w:type="dxa" w:w="40"/>
+              <w:left w:type="dxa" w:w="70"/>
+              <w:bottom w:type="dxa" w:w="40"/>
+              <w:right w:type="dxa" w:w="70"/>
+            </w:tcMar>
+          </w:tcPr>
+          <w:p>
+            <w:r>
+              <w:rPr>
+                <w:b w:val="false"/>
+                <w:bCs w:val="false"/>
+                <w:color w:val="1A1A1A"/>
+                <w:sz w:val="16"/>
+                <w:szCs w:val="16"/>
+              </w:rPr>
+              <w:t xml:space="preserve">500 rolls back</w:t>
+            </w:r>
+          </w:p>
+        </w:tc>
+      </w:tr>
+    </w:tbl>
+    <w:p>
+      <w:pPr>
+        <w:spacing w:after="100"/>
+      </w:pPr>
+    </w:p>
+    <w:p>
+      <w:pPr>
+        <w:pStyle w:val="Heading2"/>
+        <w:spacing w:after="80" w:before="200"/>
+      </w:pPr>
+      <w:r>
+        <w:rPr>
+          <w:b/>
+          <w:bCs/>
+          <w:color w:val="2A2A2A"/>
+          <w:sz w:val="24"/>
+          <w:szCs w:val="24"/>
+        </w:rPr>
+        <w:t xml:space="preserve">17.7 Reservations</w:t>
+      </w:r>
+    </w:p>
+    <w:tbl>
+      <w:tblPr>
+        <w:tblW w:type="dxa" w:w="9700"/>
+        <w:tblBorders>
+          <w:top w:val="single" w:color="auto" w:sz="4"/>
+          <w:left w:val="single" w:color="auto" w:sz="4"/>
+          <w:bottom w:val="single" w:color="auto" w:sz="4"/>
+          <w:right w:val="single" w:color="auto" w:sz="4"/>
+          <w:insideH w:val="single" w:color="auto" w:sz="4"/>
+          <w:insideV w:val="single" w:color="auto" w:sz="4"/>
+        </w:tblBorders>
+      </w:tblPr>
+      <w:tblGrid>
+        <w:gridCol w:w="4074"/>
+        <w:gridCol w:w="5626"/>
+      </w:tblGrid>
+      <w:tr>
+        <w:trPr>
+          <w:tblHeader/>
+        </w:trPr>
+        <w:tc>
+          <w:tcPr>
+            <w:tcW w:type="dxa" w:w="4074"/>
+            <w:shd w:fill="C74634" w:val="clear"/>
+            <w:tcMar>
+              <w:top w:type="dxa" w:w="40"/>
+              <w:left w:type="dxa" w:w="70"/>
+              <w:bottom w:type="dxa" w:w="40"/>
+              <w:right w:type="dxa" w:w="70"/>
+            </w:tcMar>
+          </w:tcPr>
+          <w:p>
+            <w:r>
+              <w:rPr>
+                <w:b/>
+                <w:bCs/>
+                <w:color w:val="FFFFFF"/>
+                <w:sz w:val="16"/>
+                <w:szCs w:val="16"/>
+              </w:rPr>
+              <w:t xml:space="preserve">Rule</w:t>
+            </w:r>
+          </w:p>
+        </w:tc>
+        <w:tc>
+          <w:tcPr>
+            <w:tcW w:type="dxa" w:w="5626"/>
+            <w:shd w:fill="C74634" w:val="clear"/>
+            <w:tcMar>
+              <w:top w:type="dxa" w:w="40"/>
+              <w:left w:type="dxa" w:w="70"/>
+              <w:bottom w:type="dxa" w:w="40"/>
+              <w:right w:type="dxa" w:w="70"/>
+            </w:tcMar>
+          </w:tcPr>
+          <w:p>
+            <w:r>
+              <w:rPr>
+                <w:b/>
+                <w:bCs/>
+                <w:color w:val="FFFFFF"/>
+                <w:sz w:val="16"/>
+                <w:szCs w:val="16"/>
+              </w:rPr>
+              <w:t xml:space="preserve">Response</w:t>
+            </w:r>
+          </w:p>
+        </w:tc>
+      </w:tr>
+      <w:tr>
+        <w:tc>
+          <w:tcPr>
+            <w:tcW w:type="dxa" w:w="4074"/>
+            <w:tcMar>
+              <w:top w:type="dxa" w:w="40"/>
+              <w:left w:type="dxa" w:w="70"/>
+              <w:bottom w:type="dxa" w:w="40"/>
+              <w:right w:type="dxa" w:w="70"/>
+            </w:tcMar>
+          </w:tcPr>
+          <w:p>
+            <w:r>
+              <w:rPr>
+                <w:b w:val="false"/>
+                <w:bCs w:val="false"/>
+                <w:color w:val="1A1A1A"/>
+                <w:sz w:val="16"/>
+                <w:szCs w:val="16"/>
+              </w:rPr>
+              <w:t xml:space="preserve">Item reservable; requested qty &lt;= ATT at the requested level</w:t>
+            </w:r>
+          </w:p>
+        </w:tc>
+        <w:tc>
+          <w:tcPr>
+            <w:tcW w:type="dxa" w:w="5626"/>
+            <w:tcMar>
+              <w:top w:type="dxa" w:w="40"/>
+              <w:left w:type="dxa" w:w="70"/>
+              <w:bottom w:type="dxa" w:w="40"/>
+              <w:right w:type="dxa" w:w="70"/>
+            </w:tcMar>
+          </w:tcPr>
+          <w:p>
+            <w:r>
+              <w:rPr>
+                <w:b w:val="false"/>
+                <w:bCs w:val="false"/>
+                <w:color w:val="1A1A1A"/>
+                <w:sz w:val="16"/>
+                <w:szCs w:val="16"/>
+              </w:rPr>
+              <w:t xml:space="preserve">409</w:t>
+            </w:r>
+          </w:p>
+        </w:tc>
+      </w:tr>
+      <w:tr>
+        <w:tc>
+          <w:tcPr>
+            <w:tcW w:type="dxa" w:w="4074"/>
+            <w:tcMar>
+              <w:top w:type="dxa" w:w="40"/>
+              <w:left w:type="dxa" w:w="70"/>
+              <w:bottom w:type="dxa" w:w="40"/>
+              <w:right w:type="dxa" w:w="70"/>
+            </w:tcMar>
+          </w:tcPr>
+          <w:p>
+            <w:r>
+              <w:rPr>
+                <w:b w:val="false"/>
+                <w:bCs w:val="false"/>
+                <w:color w:val="1A1A1A"/>
+                <w:sz w:val="16"/>
+                <w:szCs w:val="16"/>
+              </w:rPr>
+              <w:t xml:space="preserve">Level consistency: locator/lot detail only where the matching control applies (locator control, lot control)</w:t>
+            </w:r>
+          </w:p>
+        </w:tc>
+        <w:tc>
+          <w:tcPr>
+            <w:tcW w:type="dxa" w:w="5626"/>
+            <w:tcMar>
+              <w:top w:type="dxa" w:w="40"/>
+              <w:left w:type="dxa" w:w="70"/>
+              <w:bottom w:type="dxa" w:w="40"/>
+              <w:right w:type="dxa" w:w="70"/>
+            </w:tcMar>
+          </w:tcPr>
+          <w:p>
+            <w:r>
+              <w:rPr>
+                <w:b w:val="false"/>
+                <w:bCs w:val="false"/>
+                <w:color w:val="1A1A1A"/>
+                <w:sz w:val="16"/>
+                <w:szCs w:val="16"/>
+              </w:rPr>
+              <w:t xml:space="preserve">400</w:t>
+            </w:r>
+          </w:p>
+        </w:tc>
+      </w:tr>
+      <w:tr>
+        <w:tc>
+          <w:tcPr>
+            <w:tcW w:type="dxa" w:w="4074"/>
+            <w:tcMar>
+              <w:top w:type="dxa" w:w="40"/>
+              <w:left w:type="dxa" w:w="70"/>
+              <w:bottom w:type="dxa" w:w="40"/>
+              <w:right w:type="dxa" w:w="70"/>
+            </w:tcMar>
+          </w:tcPr>
+          <w:p>
+            <w:r>
+              <w:rPr>
+                <w:b w:val="false"/>
+                <w:bCs w:val="false"/>
+                <w:color w:val="1A1A1A"/>
+                <w:sz w:val="16"/>
+                <w:szCs w:val="16"/>
+              </w:rPr>
+              <w:t xml:space="preserve">Cancel only ACTIVE reservations; fulfilled quantity is never reversed by cancel</w:t>
+            </w:r>
+          </w:p>
+        </w:tc>
+        <w:tc>
+          <w:tcPr>
+            <w:tcW w:type="dxa" w:w="5626"/>
+            <w:tcMar>
+              <w:top w:type="dxa" w:w="40"/>
+              <w:left w:type="dxa" w:w="70"/>
+              <w:bottom w:type="dxa" w:w="40"/>
+              <w:right w:type="dxa" w:w="70"/>
+            </w:tcMar>
+          </w:tcPr>
+          <w:p>
+            <w:r>
+              <w:rPr>
+                <w:b w:val="false"/>
+                <w:bCs w:val="false"/>
+                <w:color w:val="1A1A1A"/>
+                <w:sz w:val="16"/>
+                <w:szCs w:val="16"/>
+              </w:rPr>
+              <w:t xml:space="preserve">409</w:t>
+            </w:r>
+          </w:p>
+        </w:tc>
+      </w:tr>
+      <w:tr>
+        <w:tc>
+          <w:tcPr>
+            <w:tcW w:type="dxa" w:w="4074"/>
+            <w:tcMar>
+              <w:top w:type="dxa" w:w="40"/>
+              <w:left w:type="dxa" w:w="70"/>
+              <w:bottom w:type="dxa" w:w="40"/>
+              <w:right w:type="dxa" w:w="70"/>
+            </w:tcMar>
+          </w:tcPr>
+          <w:p>
+            <w:r>
+              <w:rPr>
+                <w:b w:val="false"/>
+                <w:bCs w:val="false"/>
+                <w:color w:val="1A1A1A"/>
+                <w:sz w:val="16"/>
+                <w:szCs w:val="16"/>
+              </w:rPr>
+              <w:t xml:space="preserve">Any stock-reducing action re-checks that remaining on-hand covers remaining active reservations</w:t>
+            </w:r>
+          </w:p>
+        </w:tc>
+        <w:tc>
+          <w:tcPr>
+            <w:tcW w:type="dxa" w:w="5626"/>
+            <w:tcMar>
+              <w:top w:type="dxa" w:w="40"/>
+              <w:left w:type="dxa" w:w="70"/>
+              <w:bottom w:type="dxa" w:w="40"/>
+              <w:right w:type="dxa" w:w="70"/>
+            </w:tcMar>
+          </w:tcPr>
+          <w:p>
+            <w:r>
+              <w:rPr>
+                <w:b w:val="false"/>
+                <w:bCs w:val="false"/>
+                <w:color w:val="1A1A1A"/>
+                <w:sz w:val="16"/>
+                <w:szCs w:val="16"/>
+              </w:rPr>
+              <w:t xml:space="preserve">409 listing blocking reservations</w:t>
+            </w:r>
+          </w:p>
+        </w:tc>
+      </w:tr>
+    </w:tbl>
+    <w:p>
+      <w:pPr>
+        <w:spacing w:after="100"/>
+      </w:pPr>
+    </w:p>
+    <w:p>
+      <w:pPr>
+        <w:pStyle w:val="Heading2"/>
+        <w:spacing w:after="80" w:before="200"/>
+      </w:pPr>
+      <w:r>
+        <w:rPr>
+          <w:b/>
+          <w:bCs/>
+          <w:color w:val="2A2A2A"/>
+          <w:sz w:val="24"/>
+          <w:szCs w:val="24"/>
+        </w:rPr>
+        <w:t xml:space="preserve">17.8 Transfers &amp; shipments</w:t>
+      </w:r>
+    </w:p>
+    <w:tbl>
+      <w:tblPr>
+        <w:tblW w:type="dxa" w:w="9700"/>
+        <w:tblBorders>
+          <w:top w:val="single" w:color="auto" w:sz="4"/>
+          <w:left w:val="single" w:color="auto" w:sz="4"/>
+          <w:bottom w:val="single" w:color="auto" w:sz="4"/>
+          <w:right w:val="single" w:color="auto" w:sz="4"/>
+          <w:insideH w:val="single" w:color="auto" w:sz="4"/>
+          <w:insideV w:val="single" w:color="auto" w:sz="4"/>
+        </w:tblBorders>
+      </w:tblPr>
+      <w:tblGrid>
+        <w:gridCol w:w="4074"/>
+        <w:gridCol w:w="5626"/>
+      </w:tblGrid>
+      <w:tr>
+        <w:trPr>
+          <w:tblHeader/>
+        </w:trPr>
+        <w:tc>
+          <w:tcPr>
+            <w:tcW w:type="dxa" w:w="4074"/>
+            <w:shd w:fill="C74634" w:val="clear"/>
+            <w:tcMar>
+              <w:top w:type="dxa" w:w="40"/>
+              <w:left w:type="dxa" w:w="70"/>
+              <w:bottom w:type="dxa" w:w="40"/>
+              <w:right w:type="dxa" w:w="70"/>
+            </w:tcMar>
+          </w:tcPr>
+          <w:p>
+            <w:r>
+              <w:rPr>
+                <w:b/>
+                <w:bCs/>
+                <w:color w:val="FFFFFF"/>
+                <w:sz w:val="16"/>
+                <w:szCs w:val="16"/>
+              </w:rPr>
+              <w:t xml:space="preserve">Rule</w:t>
+            </w:r>
+          </w:p>
+        </w:tc>
+        <w:tc>
+          <w:tcPr>
+            <w:tcW w:type="dxa" w:w="5626"/>
+            <w:shd w:fill="C74634" w:val="clear"/>
+            <w:tcMar>
+              <w:top w:type="dxa" w:w="40"/>
+              <w:left w:type="dxa" w:w="70"/>
+              <w:bottom w:type="dxa" w:w="40"/>
+              <w:right w:type="dxa" w:w="70"/>
+            </w:tcMar>
+          </w:tcPr>
+          <w:p>
+            <w:r>
+              <w:rPr>
+                <w:b/>
+                <w:bCs/>
+                <w:color w:val="FFFFFF"/>
+                <w:sz w:val="16"/>
+                <w:szCs w:val="16"/>
+              </w:rPr>
+              <w:t xml:space="preserve">Response</w:t>
+            </w:r>
+          </w:p>
+        </w:tc>
+      </w:tr>
+      <w:tr>
+        <w:tc>
+          <w:tcPr>
+            <w:tcW w:type="dxa" w:w="4074"/>
+            <w:tcMar>
+              <w:top w:type="dxa" w:w="40"/>
+              <w:left w:type="dxa" w:w="70"/>
+              <w:bottom w:type="dxa" w:w="40"/>
+              <w:right w:type="dxa" w:w="70"/>
+            </w:tcMar>
+          </w:tcPr>
+          <w:p>
+            <w:r>
+              <w:rPr>
+                <w:b w:val="false"/>
+                <w:bCs w:val="false"/>
+                <w:color w:val="1A1A1A"/>
+                <w:sz w:val="16"/>
+                <w:szCs w:val="16"/>
+              </w:rPr>
+              <w:t xml:space="preserve">From org differs from to org; both ACTIVE; item assigned and ACTIVE in both</w:t>
+            </w:r>
+          </w:p>
+        </w:tc>
+        <w:tc>
+          <w:tcPr>
+            <w:tcW w:type="dxa" w:w="5626"/>
+            <w:tcMar>
+              <w:top w:type="dxa" w:w="40"/>
+              <w:left w:type="dxa" w:w="70"/>
+              <w:bottom w:type="dxa" w:w="40"/>
+              <w:right w:type="dxa" w:w="70"/>
+            </w:tcMar>
+          </w:tcPr>
+          <w:p>
+            <w:r>
+              <w:rPr>
+                <w:b w:val="false"/>
+                <w:bCs w:val="false"/>
+                <w:color w:val="1A1A1A"/>
+                <w:sz w:val="16"/>
+                <w:szCs w:val="16"/>
+              </w:rPr>
+              <w:t xml:space="preserve">400 / 409</w:t>
+            </w:r>
+          </w:p>
+        </w:tc>
+      </w:tr>
+      <w:tr>
+        <w:tc>
+          <w:tcPr>
+            <w:tcW w:type="dxa" w:w="4074"/>
+            <w:tcMar>
+              <w:top w:type="dxa" w:w="40"/>
+              <w:left w:type="dxa" w:w="70"/>
+              <w:bottom w:type="dxa" w:w="40"/>
+              <w:right w:type="dxa" w:w="70"/>
+            </w:tcMar>
+          </w:tcPr>
+          <w:p>
+            <w:r>
+              <w:rPr>
+                <w:b w:val="false"/>
+                <w:bCs w:val="false"/>
+                <w:color w:val="1A1A1A"/>
+                <w:sz w:val="16"/>
+                <w:szCs w:val="16"/>
+              </w:rPr>
+              <w:t xml:space="preserve">Mode INTRANSIT requires in-transit accounts on both orgs; DIRECT requires inter-org receivable/payable</w:t>
+            </w:r>
+          </w:p>
+        </w:tc>
+        <w:tc>
+          <w:tcPr>
+            <w:tcW w:type="dxa" w:w="5626"/>
+            <w:tcMar>
+              <w:top w:type="dxa" w:w="40"/>
+              <w:left w:type="dxa" w:w="70"/>
+              <w:bottom w:type="dxa" w:w="40"/>
+              <w:right w:type="dxa" w:w="70"/>
+            </w:tcMar>
+          </w:tcPr>
+          <w:p>
+            <w:r>
+              <w:rPr>
+                <w:b w:val="false"/>
+                <w:bCs w:val="false"/>
+                <w:color w:val="1A1A1A"/>
+                <w:sz w:val="16"/>
+                <w:szCs w:val="16"/>
+              </w:rPr>
+              <w:t xml:space="preserve">409 naming the missing account</w:t>
+            </w:r>
+          </w:p>
+        </w:tc>
+      </w:tr>
+      <w:tr>
+        <w:tc>
+          <w:tcPr>
+            <w:tcW w:type="dxa" w:w="4074"/>
+            <w:tcMar>
+              <w:top w:type="dxa" w:w="40"/>
+              <w:left w:type="dxa" w:w="70"/>
+              <w:bottom w:type="dxa" w:w="40"/>
+              <w:right w:type="dxa" w:w="70"/>
+            </w:tcMar>
+          </w:tcPr>
+          <w:p>
+            <w:r>
+              <w:rPr>
+                <w:b w:val="false"/>
+                <w:bCs w:val="false"/>
+                <w:color w:val="1A1A1A"/>
+                <w:sz w:val="16"/>
+                <w:szCs w:val="16"/>
+              </w:rPr>
+              <w:t xml:space="preserve">Transfer order transitions only along DRAFT -&gt; REQUESTED -&gt; APPROVED -&gt; IN_PROGRESS -&gt; COMPLETED; CANCELLED only before first shipment</w:t>
+            </w:r>
+          </w:p>
+        </w:tc>
+        <w:tc>
+          <w:tcPr>
+            <w:tcW w:type="dxa" w:w="5626"/>
+            <w:tcMar>
+              <w:top w:type="dxa" w:w="40"/>
+              <w:left w:type="dxa" w:w="70"/>
+              <w:bottom w:type="dxa" w:w="40"/>
+              <w:right w:type="dxa" w:w="70"/>
+            </w:tcMar>
+          </w:tcPr>
+          <w:p>
+            <w:r>
+              <w:rPr>
+                <w:b w:val="false"/>
+                <w:bCs w:val="false"/>
+                <w:color w:val="1A1A1A"/>
+                <w:sz w:val="16"/>
+                <w:szCs w:val="16"/>
+              </w:rPr>
+              <w:t xml:space="preserve">409</w:t>
+            </w:r>
+          </w:p>
+        </w:tc>
+      </w:tr>
+      <w:tr>
+        <w:tc>
+          <w:tcPr>
+            <w:tcW w:type="dxa" w:w="4074"/>
+            <w:tcMar>
+              <w:top w:type="dxa" w:w="40"/>
+              <w:left w:type="dxa" w:w="70"/>
+              <w:bottom w:type="dxa" w:w="40"/>
+              <w:right w:type="dxa" w:w="70"/>
+            </w:tcMar>
+          </w:tcPr>
+          <w:p>
+            <w:r>
+              <w:rPr>
+                <w:b w:val="false"/>
+                <w:bCs w:val="false"/>
+                <w:color w:val="1A1A1A"/>
+                <w:sz w:val="16"/>
+                <w:szCs w:val="16"/>
+              </w:rPr>
+              <w:t xml:space="preserve">Ship quantity &lt;= remaining requested; receive quantity &lt;= shipped-not-received</w:t>
+            </w:r>
+          </w:p>
+        </w:tc>
+        <w:tc>
+          <w:tcPr>
+            <w:tcW w:type="dxa" w:w="5626"/>
+            <w:tcMar>
+              <w:top w:type="dxa" w:w="40"/>
+              <w:left w:type="dxa" w:w="70"/>
+              <w:bottom w:type="dxa" w:w="40"/>
+              <w:right w:type="dxa" w:w="70"/>
+            </w:tcMar>
+          </w:tcPr>
+          <w:p>
+            <w:r>
+              <w:rPr>
+                <w:b w:val="false"/>
+                <w:bCs w:val="false"/>
+                <w:color w:val="1A1A1A"/>
+                <w:sz w:val="16"/>
+                <w:szCs w:val="16"/>
+              </w:rPr>
+              <w:t xml:space="preserve">409</w:t>
+            </w:r>
+          </w:p>
+        </w:tc>
+      </w:tr>
+      <w:tr>
+        <w:tc>
+          <w:tcPr>
+            <w:tcW w:type="dxa" w:w="4074"/>
+            <w:tcMar>
+              <w:top w:type="dxa" w:w="40"/>
+              <w:left w:type="dxa" w:w="70"/>
+              <w:bottom w:type="dxa" w:w="40"/>
+              <w:right w:type="dxa" w:w="70"/>
+            </w:tcMar>
+          </w:tcPr>
+          <w:p>
+            <w:r>
+              <w:rPr>
+                <w:b w:val="false"/>
+                <w:bCs w:val="false"/>
+                <w:color w:val="1A1A1A"/>
+                <w:sz w:val="16"/>
+                <w:szCs w:val="16"/>
+              </w:rPr>
+              <w:t xml:space="preserve">Receive only shipments in SHIPPED status, only into the destination org, by a user with access to it</w:t>
+            </w:r>
+          </w:p>
+        </w:tc>
+        <w:tc>
+          <w:tcPr>
+            <w:tcW w:type="dxa" w:w="5626"/>
+            <w:tcMar>
+              <w:top w:type="dxa" w:w="40"/>
+              <w:left w:type="dxa" w:w="70"/>
+              <w:bottom w:type="dxa" w:w="40"/>
+              <w:right w:type="dxa" w:w="70"/>
+            </w:tcMar>
+          </w:tcPr>
+          <w:p>
+            <w:r>
+              <w:rPr>
+                <w:b w:val="false"/>
+                <w:bCs w:val="false"/>
+                <w:color w:val="1A1A1A"/>
+                <w:sz w:val="16"/>
+                <w:szCs w:val="16"/>
+              </w:rPr>
+              <w:t xml:space="preserve">403 / 409</w:t>
+            </w:r>
+          </w:p>
+        </w:tc>
+      </w:tr>
+    </w:tbl>
+    <w:p>
+      <w:pPr>
+        <w:spacing w:after="100"/>
+      </w:pPr>
+    </w:p>
+    <w:p>
+      <w:pPr>
+        <w:pStyle w:val="Heading2"/>
+        <w:spacing w:after="80" w:before="200"/>
+      </w:pPr>
+      <w:r>
+        <w:rPr>
+          <w:b/>
+          <w:bCs/>
+          <w:color w:val="2A2A2A"/>
+          <w:sz w:val="24"/>
+          <w:szCs w:val="24"/>
+        </w:rPr>
+        <w:t xml:space="preserve">17.9 Counting &amp; ABC</w:t>
+      </w:r>
+    </w:p>
+    <w:tbl>
+      <w:tblPr>
+        <w:tblW w:type="dxa" w:w="9700"/>
+        <w:tblBorders>
+          <w:top w:val="single" w:color="auto" w:sz="4"/>
+          <w:left w:val="single" w:color="auto" w:sz="4"/>
+          <w:bottom w:val="single" w:color="auto" w:sz="4"/>
+          <w:right w:val="single" w:color="auto" w:sz="4"/>
+          <w:insideH w:val="single" w:color="auto" w:sz="4"/>
+          <w:insideV w:val="single" w:color="auto" w:sz="4"/>
+        </w:tblBorders>
+      </w:tblPr>
+      <w:tblGrid>
+        <w:gridCol w:w="4074"/>
+        <w:gridCol w:w="5626"/>
+      </w:tblGrid>
+      <w:tr>
+        <w:trPr>
+          <w:tblHeader/>
+        </w:trPr>
+        <w:tc>
+          <w:tcPr>
+            <w:tcW w:type="dxa" w:w="4074"/>
+            <w:shd w:fill="C74634" w:val="clear"/>
+            <w:tcMar>
+              <w:top w:type="dxa" w:w="40"/>
+              <w:left w:type="dxa" w:w="70"/>
+              <w:bottom w:type="dxa" w:w="40"/>
+              <w:right w:type="dxa" w:w="70"/>
+            </w:tcMar>
+          </w:tcPr>
+          <w:p>
+            <w:r>
+              <w:rPr>
+                <w:b/>
+                <w:bCs/>
+                <w:color w:val="FFFFFF"/>
+                <w:sz w:val="16"/>
+                <w:szCs w:val="16"/>
+              </w:rPr>
+              <w:t xml:space="preserve">Rule</w:t>
+            </w:r>
+          </w:p>
+        </w:tc>
+        <w:tc>
+          <w:tcPr>
+            <w:tcW w:type="dxa" w:w="5626"/>
+            <w:shd w:fill="C74634" w:val="clear"/>
+            <w:tcMar>
+              <w:top w:type="dxa" w:w="40"/>
+              <w:left w:type="dxa" w:w="70"/>
+              <w:bottom w:type="dxa" w:w="40"/>
+              <w:right w:type="dxa" w:w="70"/>
+            </w:tcMar>
+          </w:tcPr>
+          <w:p>
+            <w:r>
+              <w:rPr>
+                <w:b/>
+                <w:bCs/>
+                <w:color w:val="FFFFFF"/>
+                <w:sz w:val="16"/>
+                <w:szCs w:val="16"/>
+              </w:rPr>
+              <w:t xml:space="preserve">Response</w:t>
+            </w:r>
+          </w:p>
+        </w:tc>
+      </w:tr>
+      <w:tr>
+        <w:tc>
+          <w:tcPr>
+            <w:tcW w:type="dxa" w:w="4074"/>
+            <w:tcMar>
+              <w:top w:type="dxa" w:w="40"/>
+              <w:left w:type="dxa" w:w="70"/>
+              <w:bottom w:type="dxa" w:w="40"/>
+              <w:right w:type="dxa" w:w="70"/>
+            </w:tcMar>
+          </w:tcPr>
+          <w:p>
+            <w:r>
+              <w:rPr>
+                <w:b w:val="false"/>
+                <w:bCs w:val="false"/>
+                <w:color w:val="1A1A1A"/>
+                <w:sz w:val="16"/>
+                <w:szCs w:val="16"/>
+              </w:rPr>
+              <w:t xml:space="preserve">Count entry only for stock in the count's org/scope; one open entry per item-location</w:t>
+            </w:r>
+          </w:p>
+        </w:tc>
+        <w:tc>
+          <w:tcPr>
+            <w:tcW w:type="dxa" w:w="5626"/>
+            <w:tcMar>
+              <w:top w:type="dxa" w:w="40"/>
+              <w:left w:type="dxa" w:w="70"/>
+              <w:bottom w:type="dxa" w:w="40"/>
+              <w:right w:type="dxa" w:w="70"/>
+            </w:tcMar>
+          </w:tcPr>
+          <w:p>
+            <w:r>
+              <w:rPr>
+                <w:b w:val="false"/>
+                <w:bCs w:val="false"/>
+                <w:color w:val="1A1A1A"/>
+                <w:sz w:val="16"/>
+                <w:szCs w:val="16"/>
+              </w:rPr>
+              <w:t xml:space="preserve">409</w:t>
+            </w:r>
+          </w:p>
+        </w:tc>
+      </w:tr>
+      <w:tr>
+        <w:tc>
+          <w:tcPr>
+            <w:tcW w:type="dxa" w:w="4074"/>
+            <w:tcMar>
+              <w:top w:type="dxa" w:w="40"/>
+              <w:left w:type="dxa" w:w="70"/>
+              <w:bottom w:type="dxa" w:w="40"/>
+              <w:right w:type="dxa" w:w="70"/>
+            </w:tcMar>
+          </w:tcPr>
+          <w:p>
+            <w:r>
+              <w:rPr>
+                <w:b w:val="false"/>
+                <w:bCs w:val="false"/>
+                <w:color w:val="1A1A1A"/>
+                <w:sz w:val="16"/>
+                <w:szCs w:val="16"/>
+              </w:rPr>
+              <w:t xml:space="preserve">Counted quantity &gt;= 0; recount resets to PENDING keeping history</w:t>
+            </w:r>
+          </w:p>
+        </w:tc>
+        <w:tc>
+          <w:tcPr>
+            <w:tcW w:type="dxa" w:w="5626"/>
+            <w:tcMar>
+              <w:top w:type="dxa" w:w="40"/>
+              <w:left w:type="dxa" w:w="70"/>
+              <w:bottom w:type="dxa" w:w="40"/>
+              <w:right w:type="dxa" w:w="70"/>
+            </w:tcMar>
+          </w:tcPr>
+          <w:p>
+            <w:r>
+              <w:rPr>
+                <w:b w:val="false"/>
+                <w:bCs w:val="false"/>
+                <w:color w:val="1A1A1A"/>
+                <w:sz w:val="16"/>
+                <w:szCs w:val="16"/>
+              </w:rPr>
+              <w:t xml:space="preserve">400</w:t>
+            </w:r>
+          </w:p>
+        </w:tc>
+      </w:tr>
+      <w:tr>
+        <w:tc>
+          <w:tcPr>
+            <w:tcW w:type="dxa" w:w="4074"/>
+            <w:tcMar>
+              <w:top w:type="dxa" w:w="40"/>
+              <w:left w:type="dxa" w:w="70"/>
+              <w:bottom w:type="dxa" w:w="40"/>
+              <w:right w:type="dxa" w:w="70"/>
+            </w:tcMar>
+          </w:tcPr>
+          <w:p>
+            <w:r>
+              <w:rPr>
+                <w:b w:val="false"/>
+                <w:bCs w:val="false"/>
+                <w:color w:val="1A1A1A"/>
+                <w:sz w:val="16"/>
+                <w:szCs w:val="16"/>
+              </w:rPr>
+              <w:t xml:space="preserve">Approval required when variance exceeds tolerance; approver must differ from counter when approval required</w:t>
+            </w:r>
+          </w:p>
+        </w:tc>
+        <w:tc>
+          <w:tcPr>
+            <w:tcW w:type="dxa" w:w="5626"/>
+            <w:tcMar>
+              <w:top w:type="dxa" w:w="40"/>
+              <w:left w:type="dxa" w:w="70"/>
+              <w:bottom w:type="dxa" w:w="40"/>
+              <w:right w:type="dxa" w:w="70"/>
+            </w:tcMar>
+          </w:tcPr>
+          <w:p>
+            <w:r>
+              <w:rPr>
+                <w:b w:val="false"/>
+                <w:bCs w:val="false"/>
+                <w:color w:val="1A1A1A"/>
+                <w:sz w:val="16"/>
+                <w:szCs w:val="16"/>
+              </w:rPr>
+              <w:t xml:space="preserve">403</w:t>
+            </w:r>
+          </w:p>
+        </w:tc>
+      </w:tr>
+      <w:tr>
+        <w:tc>
+          <w:tcPr>
+            <w:tcW w:type="dxa" w:w="4074"/>
+            <w:tcMar>
+              <w:top w:type="dxa" w:w="40"/>
+              <w:left w:type="dxa" w:w="70"/>
+              <w:bottom w:type="dxa" w:w="40"/>
+              <w:right w:type="dxa" w:w="70"/>
+            </w:tcMar>
+          </w:tcPr>
+          <w:p>
+            <w:r>
+              <w:rPr>
+                <w:b w:val="false"/>
+                <w:bCs w:val="false"/>
+                <w:color w:val="1A1A1A"/>
+                <w:sz w:val="16"/>
+                <w:szCs w:val="16"/>
+              </w:rPr>
+              <w:t xml:space="preserve">Adjustment posts through the engine (all 17.6 rules apply, including period check)</w:t>
+            </w:r>
+          </w:p>
+        </w:tc>
+        <w:tc>
+          <w:tcPr>
+            <w:tcW w:type="dxa" w:w="5626"/>
+            <w:tcMar>
+              <w:top w:type="dxa" w:w="40"/>
+              <w:left w:type="dxa" w:w="70"/>
+              <w:bottom w:type="dxa" w:w="40"/>
+              <w:right w:type="dxa" w:w="70"/>
+            </w:tcMar>
+          </w:tcPr>
+          <w:p>
+            <w:r>
+              <w:rPr>
+                <w:b w:val="false"/>
+                <w:bCs w:val="false"/>
+                <w:color w:val="1A1A1A"/>
+                <w:sz w:val="16"/>
+                <w:szCs w:val="16"/>
+              </w:rPr>
+              <w:t xml:space="preserve">as engine</w:t>
+            </w:r>
+          </w:p>
+        </w:tc>
+      </w:tr>
+      <w:tr>
+        <w:tc>
+          <w:tcPr>
+            <w:tcW w:type="dxa" w:w="4074"/>
+            <w:tcMar>
+              <w:top w:type="dxa" w:w="40"/>
+              <w:left w:type="dxa" w:w="70"/>
+              <w:bottom w:type="dxa" w:w="40"/>
+              <w:right w:type="dxa" w:w="70"/>
+            </w:tcMar>
+          </w:tcPr>
+          <w:p>
+            <w:r>
+              <w:rPr>
+                <w:b w:val="false"/>
+                <w:bCs w:val="false"/>
+                <w:color w:val="1A1A1A"/>
+                <w:sz w:val="16"/>
+                <w:szCs w:val="16"/>
+              </w:rPr>
+              <w:t xml:space="preserve">Physical inventory: snapshot freezes the scope - transactions in scope rejected while FREEZE_FLAG = Y</w:t>
+            </w:r>
+          </w:p>
+        </w:tc>
+        <w:tc>
+          <w:tcPr>
+            <w:tcW w:type="dxa" w:w="5626"/>
+            <w:tcMar>
+              <w:top w:type="dxa" w:w="40"/>
+              <w:left w:type="dxa" w:w="70"/>
+              <w:bottom w:type="dxa" w:w="40"/>
+              <w:right w:type="dxa" w:w="70"/>
+            </w:tcMar>
+          </w:tcPr>
+          <w:p>
+            <w:r>
+              <w:rPr>
+                <w:b w:val="false"/>
+                <w:bCs w:val="false"/>
+                <w:color w:val="1A1A1A"/>
+                <w:sz w:val="16"/>
+                <w:szCs w:val="16"/>
+              </w:rPr>
+              <w:t xml:space="preserve">409</w:t>
+            </w:r>
+          </w:p>
+        </w:tc>
+      </w:tr>
+      <w:tr>
+        <w:tc>
+          <w:tcPr>
+            <w:tcW w:type="dxa" w:w="4074"/>
+            <w:tcMar>
+              <w:top w:type="dxa" w:w="40"/>
+              <w:left w:type="dxa" w:w="70"/>
+              <w:bottom w:type="dxa" w:w="40"/>
+              <w:right w:type="dxa" w:w="70"/>
+            </w:tcMar>
+          </w:tcPr>
+          <w:p>
+            <w:r>
+              <w:rPr>
+                <w:b w:val="false"/>
+                <w:bCs w:val="false"/>
+                <w:color w:val="1A1A1A"/>
+                <w:sz w:val="16"/>
+                <w:szCs w:val="16"/>
+              </w:rPr>
+              <w:t xml:space="preserve">Tags: unique numbers, VOID needs a reason; completion requires every tag ENTERED or VOID</w:t>
+            </w:r>
+          </w:p>
+        </w:tc>
+        <w:tc>
+          <w:tcPr>
+            <w:tcW w:type="dxa" w:w="5626"/>
+            <w:tcMar>
+              <w:top w:type="dxa" w:w="40"/>
+              <w:left w:type="dxa" w:w="70"/>
+              <w:bottom w:type="dxa" w:w="40"/>
+              <w:right w:type="dxa" w:w="70"/>
+            </w:tcMar>
+          </w:tcPr>
+          <w:p>
+            <w:r>
+              <w:rPr>
+                <w:b w:val="false"/>
+                <w:bCs w:val="false"/>
+                <w:color w:val="1A1A1A"/>
+                <w:sz w:val="16"/>
+                <w:szCs w:val="16"/>
+              </w:rPr>
+              <w:t xml:space="preserve">409</w:t>
+            </w:r>
+          </w:p>
+        </w:tc>
+      </w:tr>
+      <w:tr>
+        <w:tc>
+          <w:tcPr>
+            <w:tcW w:type="dxa" w:w="4074"/>
+            <w:tcMar>
+              <w:top w:type="dxa" w:w="40"/>
+              <w:left w:type="dxa" w:w="70"/>
+              <w:bottom w:type="dxa" w:w="40"/>
+              <w:right w:type="dxa" w:w="70"/>
+            </w:tcMar>
+          </w:tcPr>
+          <w:p>
+            <w:r>
+              <w:rPr>
+                <w:b w:val="false"/>
+                <w:bCs w:val="false"/>
+                <w:color w:val="1A1A1A"/>
+                <w:sz w:val="16"/>
+                <w:szCs w:val="16"/>
+              </w:rPr>
+              <w:t xml:space="preserve">ABC compile requires on-hand or history for the criterion; classes must cover 100% of value</w:t>
+            </w:r>
+          </w:p>
+        </w:tc>
+        <w:tc>
+          <w:tcPr>
+            <w:tcW w:type="dxa" w:w="5626"/>
+            <w:tcMar>
+              <w:top w:type="dxa" w:w="40"/>
+              <w:left w:type="dxa" w:w="70"/>
+              <w:bottom w:type="dxa" w:w="40"/>
+              <w:right w:type="dxa" w:w="70"/>
+            </w:tcMar>
+          </w:tcPr>
+          <w:p>
+            <w:r>
+              <w:rPr>
+                <w:b w:val="false"/>
+                <w:bCs w:val="false"/>
+                <w:color w:val="1A1A1A"/>
+                <w:sz w:val="16"/>
+                <w:szCs w:val="16"/>
+              </w:rPr>
+              <w:t xml:space="preserve">400</w:t>
+            </w:r>
+          </w:p>
+        </w:tc>
+      </w:tr>
+    </w:tbl>
+    <w:p>
+      <w:pPr>
+        <w:spacing w:after="100"/>
+      </w:pPr>
+    </w:p>
+    <w:p>
+      <w:pPr>
+        <w:spacing w:after="100"/>
+      </w:pPr>
+      <w:r>
+        <w:rPr>
+          <w:sz w:val="20"/>
+          <w:szCs w:val="20"/>
+        </w:rPr>
+        <w:t xml:space="preserve">Cross-cutting: every table carries audit columns and services stamp them from the authenticated user; all lists are status-filtered by default with an explicit toggle to show inactive records; every mutation is logged with its payload in the standard API-transparency dialogs.</w:t>
+      </w:r>
+    </w:p>
+    <w:p>
+      <w:r>
+        <w:br w:type="page"/>
+      </w:r>
+    </w:p>
+    <w:p>
+      <w:pPr>
+        <w:pStyle w:val="Heading1"/>
+        <w:spacing w:after="100" w:before="260"/>
+      </w:pPr>
+      <w:r>
+        <w:rPr>
+          <w:b/>
+          <w:bCs/>
+          <w:color w:val="C74634"/>
+          <w:sz w:val="30"/>
+          <w:szCs w:val="30"/>
+        </w:rPr>
+        <w:t xml:space="preserve">18. Design Validation - Executable Simulation</w:t>
+      </w:r>
+    </w:p>
+    <w:p>
+      <w:pPr>
+        <w:spacing w:after="100"/>
+      </w:pPr>
+      <w:r>
+        <w:rPr>
+          <w:sz w:val="20"/>
+          <w:szCs w:val="20"/>
+        </w:rPr>
+        <w:t xml:space="preserve">Before implementation, the documented rules were coded as a small in-memory engine (docs/design/inv_rd_simulation.py, committed with this document) and a realistic scenario was pushed through the full lifecycle. Every step asserts the invariants the design promises; the run passes end to end, demonstrating the design is internally consistent.</w:t>
+      </w:r>
+    </w:p>
+    <w:p>
+      <w:pPr>
+        <w:pStyle w:val="Heading2"/>
+        <w:spacing w:after="80" w:before="200"/>
+      </w:pPr>
+      <w:r>
+        <w:rPr>
+          <w:b/>
+          <w:bCs/>
+          <w:color w:val="2A2A2A"/>
+          <w:sz w:val="24"/>
+          <w:szCs w:val="24"/>
+        </w:rPr>
+        <w:t xml:space="preserve">17.1 Invariants asserted</w:t>
+      </w:r>
+    </w:p>
+    <w:tbl>
+      <w:tblPr>
+        <w:tblW w:type="dxa" w:w="9700"/>
+        <w:tblBorders>
+          <w:top w:val="single" w:color="auto" w:sz="4"/>
+          <w:left w:val="single" w:color="auto" w:sz="4"/>
+          <w:bottom w:val="single" w:color="auto" w:sz="4"/>
+          <w:right w:val="single" w:color="auto" w:sz="4"/>
+          <w:insideH w:val="single" w:color="auto" w:sz="4"/>
+          <w:insideV w:val="single" w:color="auto" w:sz="4"/>
+        </w:tblBorders>
+      </w:tblPr>
+      <w:tblGrid>
+        <w:gridCol w:w="4074"/>
+        <w:gridCol w:w="5626"/>
+      </w:tblGrid>
+      <w:tr>
+        <w:trPr>
+          <w:tblHeader/>
+        </w:trPr>
+        <w:tc>
+          <w:tcPr>
+            <w:tcW w:type="dxa" w:w="4074"/>
+            <w:shd w:fill="C74634" w:val="clear"/>
+            <w:tcMar>
+              <w:top w:type="dxa" w:w="40"/>
+              <w:left w:type="dxa" w:w="70"/>
+              <w:bottom w:type="dxa" w:w="40"/>
+              <w:right w:type="dxa" w:w="70"/>
+            </w:tcMar>
+          </w:tcPr>
+          <w:p>
+            <w:r>
+              <w:rPr>
+                <w:b/>
+                <w:bCs/>
+                <w:color w:val="FFFFFF"/>
+                <w:sz w:val="16"/>
+                <w:szCs w:val="16"/>
+              </w:rPr>
+              <w:t xml:space="preserve">#</w:t>
+            </w:r>
+          </w:p>
+        </w:tc>
+        <w:tc>
+          <w:tcPr>
+            <w:tcW w:type="dxa" w:w="5626"/>
+            <w:shd w:fill="C74634" w:val="clear"/>
+            <w:tcMar>
+              <w:top w:type="dxa" w:w="40"/>
+              <w:left w:type="dxa" w:w="70"/>
+              <w:bottom w:type="dxa" w:w="40"/>
+              <w:right w:type="dxa" w:w="70"/>
+            </w:tcMar>
+          </w:tcPr>
+          <w:p>
+            <w:r>
+              <w:rPr>
+                <w:b/>
+                <w:bCs/>
+                <w:color w:val="FFFFFF"/>
+                <w:sz w:val="16"/>
+                <w:szCs w:val="16"/>
+              </w:rPr>
+              <w:t xml:space="preserve">Invariant</w:t>
+            </w:r>
+          </w:p>
+        </w:tc>
+      </w:tr>
+      <w:tr>
+        <w:tc>
+          <w:tcPr>
+            <w:tcW w:type="dxa" w:w="4074"/>
+            <w:tcMar>
+              <w:top w:type="dxa" w:w="40"/>
+              <w:left w:type="dxa" w:w="70"/>
+              <w:bottom w:type="dxa" w:w="40"/>
+              <w:right w:type="dxa" w:w="70"/>
+            </w:tcMar>
+          </w:tcPr>
+          <w:p>
+            <w:r>
+              <w:rPr>
+                <w:b w:val="false"/>
+                <w:bCs w:val="false"/>
+                <w:color w:val="1A1A1A"/>
+                <w:sz w:val="16"/>
+                <w:szCs w:val="16"/>
+              </w:rPr>
+              <w:t xml:space="preserve">I1</w:t>
+            </w:r>
+          </w:p>
+        </w:tc>
+        <w:tc>
+          <w:tcPr>
+            <w:tcW w:type="dxa" w:w="5626"/>
+            <w:tcMar>
+              <w:top w:type="dxa" w:w="40"/>
+              <w:left w:type="dxa" w:w="70"/>
+              <w:bottom w:type="dxa" w:w="40"/>
+              <w:right w:type="dxa" w:w="70"/>
+            </w:tcMar>
+          </w:tcPr>
+          <w:p>
+            <w:r>
+              <w:rPr>
+                <w:b w:val="false"/>
+                <w:bCs w:val="false"/>
+                <w:color w:val="1A1A1A"/>
+                <w:sz w:val="16"/>
+                <w:szCs w:val="16"/>
+              </w:rPr>
+              <w:t xml:space="preserve">On-hand equals the signed sum of all transaction legs at every level (org/subinventory/item/lot)</w:t>
+            </w:r>
+          </w:p>
+        </w:tc>
+      </w:tr>
+      <w:tr>
+        <w:tc>
+          <w:tcPr>
+            <w:tcW w:type="dxa" w:w="4074"/>
+            <w:tcMar>
+              <w:top w:type="dxa" w:w="40"/>
+              <w:left w:type="dxa" w:w="70"/>
+              <w:bottom w:type="dxa" w:w="40"/>
+              <w:right w:type="dxa" w:w="70"/>
+            </w:tcMar>
+          </w:tcPr>
+          <w:p>
+            <w:r>
+              <w:rPr>
+                <w:b w:val="false"/>
+                <w:bCs w:val="false"/>
+                <w:color w:val="1A1A1A"/>
+                <w:sz w:val="16"/>
+                <w:szCs w:val="16"/>
+              </w:rPr>
+              <w:t xml:space="preserve">I2</w:t>
+            </w:r>
+          </w:p>
+        </w:tc>
+        <w:tc>
+          <w:tcPr>
+            <w:tcW w:type="dxa" w:w="5626"/>
+            <w:tcMar>
+              <w:top w:type="dxa" w:w="40"/>
+              <w:left w:type="dxa" w:w="70"/>
+              <w:bottom w:type="dxa" w:w="40"/>
+              <w:right w:type="dxa" w:w="70"/>
+            </w:tcMar>
+          </w:tcPr>
+          <w:p>
+            <w:r>
+              <w:rPr>
+                <w:b w:val="false"/>
+                <w:bCs w:val="false"/>
+                <w:color w:val="1A1A1A"/>
+                <w:sz w:val="16"/>
+                <w:szCs w:val="16"/>
+              </w:rPr>
+              <w:t xml:space="preserve">Every transaction's accounting lines balance (Dr = Cr) with the accounts from the type rules</w:t>
+            </w:r>
+          </w:p>
+        </w:tc>
+      </w:tr>
+      <w:tr>
+        <w:tc>
+          <w:tcPr>
+            <w:tcW w:type="dxa" w:w="4074"/>
+            <w:tcMar>
+              <w:top w:type="dxa" w:w="40"/>
+              <w:left w:type="dxa" w:w="70"/>
+              <w:bottom w:type="dxa" w:w="40"/>
+              <w:right w:type="dxa" w:w="70"/>
+            </w:tcMar>
+          </w:tcPr>
+          <w:p>
+            <w:r>
+              <w:rPr>
+                <w:b w:val="false"/>
+                <w:bCs w:val="false"/>
+                <w:color w:val="1A1A1A"/>
+                <w:sz w:val="16"/>
+                <w:szCs w:val="16"/>
+              </w:rPr>
+              <w:t xml:space="preserve">I3</w:t>
+            </w:r>
+          </w:p>
+        </w:tc>
+        <w:tc>
+          <w:tcPr>
+            <w:tcW w:type="dxa" w:w="5626"/>
+            <w:tcMar>
+              <w:top w:type="dxa" w:w="40"/>
+              <w:left w:type="dxa" w:w="70"/>
+              <w:bottom w:type="dxa" w:w="40"/>
+              <w:right w:type="dxa" w:w="70"/>
+            </w:tcMar>
+          </w:tcPr>
+          <w:p>
+            <w:r>
+              <w:rPr>
+                <w:b w:val="false"/>
+                <w:bCs w:val="false"/>
+                <w:color w:val="1A1A1A"/>
+                <w:sz w:val="16"/>
+                <w:szCs w:val="16"/>
+              </w:rPr>
+              <w:t xml:space="preserve">Available-to-transact = on-hand minus active reservations; reserved stock cannot be taken by unrelated issues</w:t>
+            </w:r>
+          </w:p>
+        </w:tc>
+      </w:tr>
+      <w:tr>
+        <w:tc>
+          <w:tcPr>
+            <w:tcW w:type="dxa" w:w="4074"/>
+            <w:tcMar>
+              <w:top w:type="dxa" w:w="40"/>
+              <w:left w:type="dxa" w:w="70"/>
+              <w:bottom w:type="dxa" w:w="40"/>
+              <w:right w:type="dxa" w:w="70"/>
+            </w:tcMar>
+          </w:tcPr>
+          <w:p>
+            <w:r>
+              <w:rPr>
+                <w:b w:val="false"/>
+                <w:bCs w:val="false"/>
+                <w:color w:val="1A1A1A"/>
+                <w:sz w:val="16"/>
+                <w:szCs w:val="16"/>
+              </w:rPr>
+              <w:t xml:space="preserve">I4</w:t>
+            </w:r>
+          </w:p>
+        </w:tc>
+        <w:tc>
+          <w:tcPr>
+            <w:tcW w:type="dxa" w:w="5626"/>
+            <w:tcMar>
+              <w:top w:type="dxa" w:w="40"/>
+              <w:left w:type="dxa" w:w="70"/>
+              <w:bottom w:type="dxa" w:w="40"/>
+              <w:right w:type="dxa" w:w="70"/>
+            </w:tcMar>
+          </w:tcPr>
+          <w:p>
+            <w:r>
+              <w:rPr>
+                <w:b w:val="false"/>
+                <w:bCs w:val="false"/>
+                <w:color w:val="1A1A1A"/>
+                <w:sz w:val="16"/>
+                <w:szCs w:val="16"/>
+              </w:rPr>
+              <w:t xml:space="preserve">Lot details always cover the leg quantity; per-lot on-hand reconciles</w:t>
+            </w:r>
+          </w:p>
+        </w:tc>
+      </w:tr>
+      <w:tr>
+        <w:tc>
+          <w:tcPr>
+            <w:tcW w:type="dxa" w:w="4074"/>
+            <w:tcMar>
+              <w:top w:type="dxa" w:w="40"/>
+              <w:left w:type="dxa" w:w="70"/>
+              <w:bottom w:type="dxa" w:w="40"/>
+              <w:right w:type="dxa" w:w="70"/>
+            </w:tcMar>
+          </w:tcPr>
+          <w:p>
+            <w:r>
+              <w:rPr>
+                <w:b w:val="false"/>
+                <w:bCs w:val="false"/>
+                <w:color w:val="1A1A1A"/>
+                <w:sz w:val="16"/>
+                <w:szCs w:val="16"/>
+              </w:rPr>
+              <w:t xml:space="preserve">I5</w:t>
+            </w:r>
+          </w:p>
+        </w:tc>
+        <w:tc>
+          <w:tcPr>
+            <w:tcW w:type="dxa" w:w="5626"/>
+            <w:tcMar>
+              <w:top w:type="dxa" w:w="40"/>
+              <w:left w:type="dxa" w:w="70"/>
+              <w:bottom w:type="dxa" w:w="40"/>
+              <w:right w:type="dxa" w:w="70"/>
+            </w:tcMar>
+          </w:tcPr>
+          <w:p>
+            <w:r>
+              <w:rPr>
+                <w:b w:val="false"/>
+                <w:bCs w:val="false"/>
+                <w:color w:val="1A1A1A"/>
+                <w:sz w:val="16"/>
+                <w:szCs w:val="16"/>
+              </w:rPr>
+              <w:t xml:space="preserve">Transactions are rejected outside an OPEN cost period</w:t>
+            </w:r>
+          </w:p>
+        </w:tc>
+      </w:tr>
+      <w:tr>
+        <w:tc>
+          <w:tcPr>
+            <w:tcW w:type="dxa" w:w="4074"/>
+            <w:tcMar>
+              <w:top w:type="dxa" w:w="40"/>
+              <w:left w:type="dxa" w:w="70"/>
+              <w:bottom w:type="dxa" w:w="40"/>
+              <w:right w:type="dxa" w:w="70"/>
+            </w:tcMar>
+          </w:tcPr>
+          <w:p>
+            <w:r>
+              <w:rPr>
+                <w:b w:val="false"/>
+                <w:bCs w:val="false"/>
+                <w:color w:val="1A1A1A"/>
+                <w:sz w:val="16"/>
+                <w:szCs w:val="16"/>
+              </w:rPr>
+              <w:t xml:space="preserve">I6</w:t>
+            </w:r>
+          </w:p>
+        </w:tc>
+        <w:tc>
+          <w:tcPr>
+            <w:tcW w:type="dxa" w:w="5626"/>
+            <w:tcMar>
+              <w:top w:type="dxa" w:w="40"/>
+              <w:left w:type="dxa" w:w="70"/>
+              <w:bottom w:type="dxa" w:w="40"/>
+              <w:right w:type="dxa" w:w="70"/>
+            </w:tcMar>
+          </w:tcPr>
+          <w:p>
+            <w:r>
+              <w:rPr>
+                <w:b w:val="false"/>
+                <w:bCs w:val="false"/>
+                <w:color w:val="1A1A1A"/>
+                <w:sz w:val="16"/>
+                <w:szCs w:val="16"/>
+              </w:rPr>
+              <w:t xml:space="preserve">Period close is blocked while unaccounted transactions exist; the snapshot equals on-hand x current cost</w:t>
+            </w:r>
+          </w:p>
+        </w:tc>
+      </w:tr>
+      <w:tr>
+        <w:tc>
+          <w:tcPr>
+            <w:tcW w:type="dxa" w:w="4074"/>
+            <w:tcMar>
+              <w:top w:type="dxa" w:w="40"/>
+              <w:left w:type="dxa" w:w="70"/>
+              <w:bottom w:type="dxa" w:w="40"/>
+              <w:right w:type="dxa" w:w="70"/>
+            </w:tcMar>
+          </w:tcPr>
+          <w:p>
+            <w:r>
+              <w:rPr>
+                <w:b w:val="false"/>
+                <w:bCs w:val="false"/>
+                <w:color w:val="1A1A1A"/>
+                <w:sz w:val="16"/>
+                <w:szCs w:val="16"/>
+              </w:rPr>
+              <w:t xml:space="preserve">I7</w:t>
+            </w:r>
+          </w:p>
+        </w:tc>
+        <w:tc>
+          <w:tcPr>
+            <w:tcW w:type="dxa" w:w="5626"/>
+            <w:tcMar>
+              <w:top w:type="dxa" w:w="40"/>
+              <w:left w:type="dxa" w:w="70"/>
+              <w:bottom w:type="dxa" w:w="40"/>
+              <w:right w:type="dxa" w:w="70"/>
+            </w:tcMar>
+          </w:tcPr>
+          <w:p>
+            <w:r>
+              <w:rPr>
+                <w:b w:val="false"/>
+                <w:bCs w:val="false"/>
+                <w:color w:val="1A1A1A"/>
+                <w:sz w:val="16"/>
+                <w:szCs w:val="16"/>
+              </w:rPr>
+              <w:t xml:space="preserve">In-transit quantity = shipped minus received, visible until receipt</w:t>
+            </w:r>
+          </w:p>
+        </w:tc>
+      </w:tr>
+    </w:tbl>
+    <w:p>
+      <w:pPr>
+        <w:spacing w:after="100"/>
+      </w:pPr>
+    </w:p>
+    <w:p>
+      <w:pPr>
+        <w:pStyle w:val="Heading2"/>
+        <w:spacing w:after="80" w:before="200"/>
+      </w:pPr>
+      <w:r>
+        <w:rPr>
+          <w:b/>
+          <w:bCs/>
+          <w:color w:val="2A2A2A"/>
+          <w:sz w:val="24"/>
+          <w:szCs w:val="24"/>
+        </w:rPr>
+        <w:t xml:space="preserve">17.2 Scenario and results (all steps passed)</w:t>
+      </w:r>
+    </w:p>
+    <w:tbl>
+      <w:tblPr>
+        <w:tblW w:type="dxa" w:w="9700"/>
+        <w:tblBorders>
+          <w:top w:val="single" w:color="auto" w:sz="4"/>
+          <w:left w:val="single" w:color="auto" w:sz="4"/>
+          <w:bottom w:val="single" w:color="auto" w:sz="4"/>
+          <w:right w:val="single" w:color="auto" w:sz="4"/>
+          <w:insideH w:val="single" w:color="auto" w:sz="4"/>
+          <w:insideV w:val="single" w:color="auto" w:sz="4"/>
+        </w:tblBorders>
+      </w:tblPr>
+      <w:tblGrid>
+        <w:gridCol w:w="1552"/>
+        <w:gridCol w:w="6014"/>
+        <w:gridCol w:w="2134"/>
+      </w:tblGrid>
+      <w:tr>
+        <w:trPr>
+          <w:tblHeader/>
+        </w:trPr>
+        <w:tc>
+          <w:tcPr>
+            <w:tcW w:type="dxa" w:w="1552"/>
+            <w:shd w:fill="C74634" w:val="clear"/>
+            <w:tcMar>
+              <w:top w:type="dxa" w:w="40"/>
+              <w:left w:type="dxa" w:w="70"/>
+              <w:bottom w:type="dxa" w:w="40"/>
+              <w:right w:type="dxa" w:w="70"/>
+            </w:tcMar>
+          </w:tcPr>
+          <w:p>
+            <w:r>
+              <w:rPr>
+                <w:b/>
+                <w:bCs/>
+                <w:color w:val="FFFFFF"/>
+                <w:sz w:val="16"/>
+                <w:szCs w:val="16"/>
+              </w:rPr>
+              <w:t xml:space="preserve">Step</w:t>
+            </w:r>
+          </w:p>
+        </w:tc>
+        <w:tc>
+          <w:tcPr>
+            <w:tcW w:type="dxa" w:w="6014"/>
+            <w:shd w:fill="C74634" w:val="clear"/>
+            <w:tcMar>
+              <w:top w:type="dxa" w:w="40"/>
+              <w:left w:type="dxa" w:w="70"/>
+              <w:bottom w:type="dxa" w:w="40"/>
+              <w:right w:type="dxa" w:w="70"/>
+            </w:tcMar>
+          </w:tcPr>
+          <w:p>
+            <w:r>
+              <w:rPr>
+                <w:b/>
+                <w:bCs/>
+                <w:color w:val="FFFFFF"/>
+                <w:sz w:val="16"/>
+                <w:szCs w:val="16"/>
+              </w:rPr>
+              <w:t xml:space="preserve">Action</w:t>
+            </w:r>
+          </w:p>
+        </w:tc>
+        <w:tc>
+          <w:tcPr>
+            <w:tcW w:type="dxa" w:w="2134"/>
+            <w:shd w:fill="C74634" w:val="clear"/>
+            <w:tcMar>
+              <w:top w:type="dxa" w:w="40"/>
+              <w:left w:type="dxa" w:w="70"/>
+              <w:bottom w:type="dxa" w:w="40"/>
+              <w:right w:type="dxa" w:w="70"/>
+            </w:tcMar>
+          </w:tcPr>
+          <w:p>
+            <w:r>
+              <w:rPr>
+                <w:b/>
+                <w:bCs/>
+                <w:color w:val="FFFFFF"/>
+                <w:sz w:val="16"/>
+                <w:szCs w:val="16"/>
+              </w:rPr>
+              <w:t xml:space="preserve">Result</w:t>
+            </w:r>
+          </w:p>
+        </w:tc>
+      </w:tr>
+      <w:tr>
+        <w:tc>
+          <w:tcPr>
+            <w:tcW w:type="dxa" w:w="1552"/>
+            <w:tcMar>
+              <w:top w:type="dxa" w:w="40"/>
+              <w:left w:type="dxa" w:w="70"/>
+              <w:bottom w:type="dxa" w:w="40"/>
+              <w:right w:type="dxa" w:w="70"/>
+            </w:tcMar>
+          </w:tcPr>
+          <w:p>
+            <w:r>
+              <w:rPr>
+                <w:b w:val="false"/>
+                <w:bCs w:val="false"/>
+                <w:color w:val="1A1A1A"/>
+                <w:sz w:val="16"/>
+                <w:szCs w:val="16"/>
+              </w:rPr>
+              <w:t xml:space="preserve">1</w:t>
+            </w:r>
+          </w:p>
+        </w:tc>
+        <w:tc>
+          <w:tcPr>
+            <w:tcW w:type="dxa" w:w="6014"/>
+            <w:tcMar>
+              <w:top w:type="dxa" w:w="40"/>
+              <w:left w:type="dxa" w:w="70"/>
+              <w:bottom w:type="dxa" w:w="40"/>
+              <w:right w:type="dxa" w:w="70"/>
+            </w:tcMar>
+          </w:tcPr>
+          <w:p>
+            <w:r>
+              <w:rPr>
+                <w:b w:val="false"/>
+                <w:bCs w:val="false"/>
+                <w:color w:val="1A1A1A"/>
+                <w:sz w:val="16"/>
+                <w:szCs w:val="16"/>
+              </w:rPr>
+              <w:t xml:space="preserve">Opening receipt 100 EA FG-1001 into W1/STORES in lots L-2026-001 (60) and L-2026-002 (40)</w:t>
+            </w:r>
+          </w:p>
+        </w:tc>
+        <w:tc>
+          <w:tcPr>
+            <w:tcW w:type="dxa" w:w="2134"/>
+            <w:tcMar>
+              <w:top w:type="dxa" w:w="40"/>
+              <w:left w:type="dxa" w:w="70"/>
+              <w:bottom w:type="dxa" w:w="40"/>
+              <w:right w:type="dxa" w:w="70"/>
+            </w:tcMar>
+          </w:tcPr>
+          <w:p>
+            <w:r>
+              <w:rPr>
+                <w:b w:val="false"/>
+                <w:bCs w:val="false"/>
+                <w:color w:val="1A1A1A"/>
+                <w:sz w:val="16"/>
+                <w:szCs w:val="16"/>
+              </w:rPr>
+              <w:t xml:space="preserve">On-hand 100; Dr Material 1,400.00 / Cr Adjustment 1,400.00</w:t>
+            </w:r>
+          </w:p>
+        </w:tc>
+      </w:tr>
+      <w:tr>
+        <w:tc>
+          <w:tcPr>
+            <w:tcW w:type="dxa" w:w="1552"/>
+            <w:tcMar>
+              <w:top w:type="dxa" w:w="40"/>
+              <w:left w:type="dxa" w:w="70"/>
+              <w:bottom w:type="dxa" w:w="40"/>
+              <w:right w:type="dxa" w:w="70"/>
+            </w:tcMar>
+          </w:tcPr>
+          <w:p>
+            <w:r>
+              <w:rPr>
+                <w:b w:val="false"/>
+                <w:bCs w:val="false"/>
+                <w:color w:val="1A1A1A"/>
+                <w:sz w:val="16"/>
+                <w:szCs w:val="16"/>
+              </w:rPr>
+              <w:t xml:space="preserve">2</w:t>
+            </w:r>
+          </w:p>
+        </w:tc>
+        <w:tc>
+          <w:tcPr>
+            <w:tcW w:type="dxa" w:w="6014"/>
+            <w:tcMar>
+              <w:top w:type="dxa" w:w="40"/>
+              <w:left w:type="dxa" w:w="70"/>
+              <w:bottom w:type="dxa" w:w="40"/>
+              <w:right w:type="dxa" w:w="70"/>
+            </w:tcMar>
+          </w:tcPr>
+          <w:p>
+            <w:r>
+              <w:rPr>
+                <w:b w:val="false"/>
+                <w:bCs w:val="false"/>
+                <w:color w:val="1A1A1A"/>
+                <w:sz w:val="16"/>
+                <w:szCs w:val="16"/>
+              </w:rPr>
+              <w:t xml:space="preserve">Reserve 25 EA for demand reference 'Project ALPHA'</w:t>
+            </w:r>
+          </w:p>
+        </w:tc>
+        <w:tc>
+          <w:tcPr>
+            <w:tcW w:type="dxa" w:w="2134"/>
+            <w:tcMar>
+              <w:top w:type="dxa" w:w="40"/>
+              <w:left w:type="dxa" w:w="70"/>
+              <w:bottom w:type="dxa" w:w="40"/>
+              <w:right w:type="dxa" w:w="70"/>
+            </w:tcMar>
+          </w:tcPr>
+          <w:p>
+            <w:r>
+              <w:rPr>
+                <w:b w:val="false"/>
+                <w:bCs w:val="false"/>
+                <w:color w:val="1A1A1A"/>
+                <w:sz w:val="16"/>
+                <w:szCs w:val="16"/>
+              </w:rPr>
+              <w:t xml:space="preserve">ATT drops 100 -&gt; 75</w:t>
+            </w:r>
+          </w:p>
+        </w:tc>
+      </w:tr>
+      <w:tr>
+        <w:tc>
+          <w:tcPr>
+            <w:tcW w:type="dxa" w:w="1552"/>
+            <w:tcMar>
+              <w:top w:type="dxa" w:w="40"/>
+              <w:left w:type="dxa" w:w="70"/>
+              <w:bottom w:type="dxa" w:w="40"/>
+              <w:right w:type="dxa" w:w="70"/>
+            </w:tcMar>
+          </w:tcPr>
+          <w:p>
+            <w:r>
+              <w:rPr>
+                <w:b w:val="false"/>
+                <w:bCs w:val="false"/>
+                <w:color w:val="1A1A1A"/>
+                <w:sz w:val="16"/>
+                <w:szCs w:val="16"/>
+              </w:rPr>
+              <w:t xml:space="preserve">3</w:t>
+            </w:r>
+          </w:p>
+        </w:tc>
+        <w:tc>
+          <w:tcPr>
+            <w:tcW w:type="dxa" w:w="6014"/>
+            <w:tcMar>
+              <w:top w:type="dxa" w:w="40"/>
+              <w:left w:type="dxa" w:w="70"/>
+              <w:bottom w:type="dxa" w:w="40"/>
+              <w:right w:type="dxa" w:w="70"/>
+            </w:tcMar>
+          </w:tcPr>
+          <w:p>
+            <w:r>
+              <w:rPr>
+                <w:b w:val="false"/>
+                <w:bCs w:val="false"/>
+                <w:color w:val="1A1A1A"/>
+                <w:sz w:val="16"/>
+                <w:szCs w:val="16"/>
+              </w:rPr>
+              <w:t xml:space="preserve">Unrelated issue of 90 EA</w:t>
+            </w:r>
+          </w:p>
+        </w:tc>
+        <w:tc>
+          <w:tcPr>
+            <w:tcW w:type="dxa" w:w="2134"/>
+            <w:tcMar>
+              <w:top w:type="dxa" w:w="40"/>
+              <w:left w:type="dxa" w:w="70"/>
+              <w:bottom w:type="dxa" w:w="40"/>
+              <w:right w:type="dxa" w:w="70"/>
+            </w:tcMar>
+          </w:tcPr>
+          <w:p>
+            <w:r>
+              <w:rPr>
+                <w:b w:val="false"/>
+                <w:bCs w:val="false"/>
+                <w:color w:val="1A1A1A"/>
+                <w:sz w:val="16"/>
+                <w:szCs w:val="16"/>
+              </w:rPr>
+              <w:t xml:space="preserve">REJECTED: ATT 75 insufficient (reservation protected)</w:t>
+            </w:r>
+          </w:p>
+        </w:tc>
+      </w:tr>
+      <w:tr>
+        <w:tc>
+          <w:tcPr>
+            <w:tcW w:type="dxa" w:w="1552"/>
+            <w:tcMar>
+              <w:top w:type="dxa" w:w="40"/>
+              <w:left w:type="dxa" w:w="70"/>
+              <w:bottom w:type="dxa" w:w="40"/>
+              <w:right w:type="dxa" w:w="70"/>
+            </w:tcMar>
+          </w:tcPr>
+          <w:p>
+            <w:r>
+              <w:rPr>
+                <w:b w:val="false"/>
+                <w:bCs w:val="false"/>
+                <w:color w:val="1A1A1A"/>
+                <w:sz w:val="16"/>
+                <w:szCs w:val="16"/>
+              </w:rPr>
+              <w:t xml:space="preserve">4</w:t>
+            </w:r>
+          </w:p>
+        </w:tc>
+        <w:tc>
+          <w:tcPr>
+            <w:tcW w:type="dxa" w:w="6014"/>
+            <w:tcMar>
+              <w:top w:type="dxa" w:w="40"/>
+              <w:left w:type="dxa" w:w="70"/>
+              <w:bottom w:type="dxa" w:w="40"/>
+              <w:right w:type="dxa" w:w="70"/>
+            </w:tcMar>
+          </w:tcPr>
+          <w:p>
+            <w:r>
+              <w:rPr>
+                <w:b w:val="false"/>
+                <w:bCs w:val="false"/>
+                <w:color w:val="1A1A1A"/>
+                <w:sz w:val="16"/>
+                <w:szCs w:val="16"/>
+              </w:rPr>
+              <w:t xml:space="preserve">Issue 50 EA, reason DAMAGE, lot L-2026-001</w:t>
+            </w:r>
+          </w:p>
+        </w:tc>
+        <w:tc>
+          <w:tcPr>
+            <w:tcW w:type="dxa" w:w="2134"/>
+            <w:tcMar>
+              <w:top w:type="dxa" w:w="40"/>
+              <w:left w:type="dxa" w:w="70"/>
+              <w:bottom w:type="dxa" w:w="40"/>
+              <w:right w:type="dxa" w:w="70"/>
+            </w:tcMar>
+          </w:tcPr>
+          <w:p>
+            <w:r>
+              <w:rPr>
+                <w:b w:val="false"/>
+                <w:bCs w:val="false"/>
+                <w:color w:val="1A1A1A"/>
+                <w:sz w:val="16"/>
+                <w:szCs w:val="16"/>
+              </w:rPr>
+              <w:t xml:space="preserve">On-hand 50; ATT 25</w:t>
+            </w:r>
+          </w:p>
+        </w:tc>
+      </w:tr>
+      <w:tr>
+        <w:tc>
+          <w:tcPr>
+            <w:tcW w:type="dxa" w:w="1552"/>
+            <w:tcMar>
+              <w:top w:type="dxa" w:w="40"/>
+              <w:left w:type="dxa" w:w="70"/>
+              <w:bottom w:type="dxa" w:w="40"/>
+              <w:right w:type="dxa" w:w="70"/>
+            </w:tcMar>
+          </w:tcPr>
+          <w:p>
+            <w:r>
+              <w:rPr>
+                <w:b w:val="false"/>
+                <w:bCs w:val="false"/>
+                <w:color w:val="1A1A1A"/>
+                <w:sz w:val="16"/>
+                <w:szCs w:val="16"/>
+              </w:rPr>
+              <w:t xml:space="preserve">5</w:t>
+            </w:r>
+          </w:p>
+        </w:tc>
+        <w:tc>
+          <w:tcPr>
+            <w:tcW w:type="dxa" w:w="6014"/>
+            <w:tcMar>
+              <w:top w:type="dxa" w:w="40"/>
+              <w:left w:type="dxa" w:w="70"/>
+              <w:bottom w:type="dxa" w:w="40"/>
+              <w:right w:type="dxa" w:w="70"/>
+            </w:tcMar>
+          </w:tcPr>
+          <w:p>
+            <w:r>
+              <w:rPr>
+                <w:b w:val="false"/>
+                <w:bCs w:val="false"/>
+                <w:color w:val="1A1A1A"/>
+                <w:sz w:val="16"/>
+                <w:szCs w:val="16"/>
+              </w:rPr>
+              <w:t xml:space="preserve">Issue 20 EA against 'Project ALPHA'</w:t>
+            </w:r>
+          </w:p>
+        </w:tc>
+        <w:tc>
+          <w:tcPr>
+            <w:tcW w:type="dxa" w:w="2134"/>
+            <w:tcMar>
+              <w:top w:type="dxa" w:w="40"/>
+              <w:left w:type="dxa" w:w="70"/>
+              <w:bottom w:type="dxa" w:w="40"/>
+              <w:right w:type="dxa" w:w="70"/>
+            </w:tcMar>
+          </w:tcPr>
+          <w:p>
+            <w:r>
+              <w:rPr>
+                <w:b w:val="false"/>
+                <w:bCs w:val="false"/>
+                <w:color w:val="1A1A1A"/>
+                <w:sz w:val="16"/>
+                <w:szCs w:val="16"/>
+              </w:rPr>
+              <w:t xml:space="preserve">Reservation 20/25 fulfilled; on-hand 30</w:t>
+            </w:r>
+          </w:p>
+        </w:tc>
+      </w:tr>
+      <w:tr>
+        <w:tc>
+          <w:tcPr>
+            <w:tcW w:type="dxa" w:w="1552"/>
+            <w:tcMar>
+              <w:top w:type="dxa" w:w="40"/>
+              <w:left w:type="dxa" w:w="70"/>
+              <w:bottom w:type="dxa" w:w="40"/>
+              <w:right w:type="dxa" w:w="70"/>
+            </w:tcMar>
+          </w:tcPr>
+          <w:p>
+            <w:r>
+              <w:rPr>
+                <w:b w:val="false"/>
+                <w:bCs w:val="false"/>
+                <w:color w:val="1A1A1A"/>
+                <w:sz w:val="16"/>
+                <w:szCs w:val="16"/>
+              </w:rPr>
+              <w:t xml:space="preserve">6</w:t>
+            </w:r>
+          </w:p>
+        </w:tc>
+        <w:tc>
+          <w:tcPr>
+            <w:tcW w:type="dxa" w:w="6014"/>
+            <w:tcMar>
+              <w:top w:type="dxa" w:w="40"/>
+              <w:left w:type="dxa" w:w="70"/>
+              <w:bottom w:type="dxa" w:w="40"/>
+              <w:right w:type="dxa" w:w="70"/>
+            </w:tcMar>
+          </w:tcPr>
+          <w:p>
+            <w:r>
+              <w:rPr>
+                <w:b w:val="false"/>
+                <w:bCs w:val="false"/>
+                <w:color w:val="1A1A1A"/>
+                <w:sz w:val="16"/>
+                <w:szCs w:val="16"/>
+              </w:rPr>
+              <w:t xml:space="preserve">Subinventory transfer 10 EA STORES -&gt; FG</w:t>
+            </w:r>
+          </w:p>
+        </w:tc>
+        <w:tc>
+          <w:tcPr>
+            <w:tcW w:type="dxa" w:w="2134"/>
+            <w:tcMar>
+              <w:top w:type="dxa" w:w="40"/>
+              <w:left w:type="dxa" w:w="70"/>
+              <w:bottom w:type="dxa" w:w="40"/>
+              <w:right w:type="dxa" w:w="70"/>
+            </w:tcMar>
+          </w:tcPr>
+          <w:p>
+            <w:r>
+              <w:rPr>
+                <w:b w:val="false"/>
+                <w:bCs w:val="false"/>
+                <w:color w:val="1A1A1A"/>
+                <w:sz w:val="16"/>
+                <w:szCs w:val="16"/>
+              </w:rPr>
+              <w:t xml:space="preserve">STORES 20 / FG 10; net-zero accounting</w:t>
+            </w:r>
+          </w:p>
+        </w:tc>
+      </w:tr>
+      <w:tr>
+        <w:tc>
+          <w:tcPr>
+            <w:tcW w:type="dxa" w:w="1552"/>
+            <w:tcMar>
+              <w:top w:type="dxa" w:w="40"/>
+              <w:left w:type="dxa" w:w="70"/>
+              <w:bottom w:type="dxa" w:w="40"/>
+              <w:right w:type="dxa" w:w="70"/>
+            </w:tcMar>
+          </w:tcPr>
+          <w:p>
+            <w:r>
+              <w:rPr>
+                <w:b w:val="false"/>
+                <w:bCs w:val="false"/>
+                <w:color w:val="1A1A1A"/>
+                <w:sz w:val="16"/>
+                <w:szCs w:val="16"/>
+              </w:rPr>
+              <w:t xml:space="preserve">7</w:t>
+            </w:r>
+          </w:p>
+        </w:tc>
+        <w:tc>
+          <w:tcPr>
+            <w:tcW w:type="dxa" w:w="6014"/>
+            <w:tcMar>
+              <w:top w:type="dxa" w:w="40"/>
+              <w:left w:type="dxa" w:w="70"/>
+              <w:bottom w:type="dxa" w:w="40"/>
+              <w:right w:type="dxa" w:w="70"/>
+            </w:tcMar>
+          </w:tcPr>
+          <w:p>
+            <w:r>
+              <w:rPr>
+                <w:b w:val="false"/>
+                <w:bCs w:val="false"/>
+                <w:color w:val="1A1A1A"/>
+                <w:sz w:val="16"/>
+                <w:szCs w:val="16"/>
+              </w:rPr>
+              <w:t xml:space="preserve">In-transit ship 10 EA W1 -&gt; W2, then receive at W2</w:t>
+            </w:r>
+          </w:p>
+        </w:tc>
+        <w:tc>
+          <w:tcPr>
+            <w:tcW w:type="dxa" w:w="2134"/>
+            <w:tcMar>
+              <w:top w:type="dxa" w:w="40"/>
+              <w:left w:type="dxa" w:w="70"/>
+              <w:bottom w:type="dxa" w:w="40"/>
+              <w:right w:type="dxa" w:w="70"/>
+            </w:tcMar>
+          </w:tcPr>
+          <w:p>
+            <w:r>
+              <w:rPr>
+                <w:b w:val="false"/>
+                <w:bCs w:val="false"/>
+                <w:color w:val="1A1A1A"/>
+                <w:sz w:val="16"/>
+                <w:szCs w:val="16"/>
+              </w:rPr>
+              <w:t xml:space="preserve">In-transit 10 while SHIPPED, then W2 on-hand 10; Dr/Cr through in-transit account both sides</w:t>
+            </w:r>
+          </w:p>
+        </w:tc>
+      </w:tr>
+      <w:tr>
+        <w:tc>
+          <w:tcPr>
+            <w:tcW w:type="dxa" w:w="1552"/>
+            <w:tcMar>
+              <w:top w:type="dxa" w:w="40"/>
+              <w:left w:type="dxa" w:w="70"/>
+              <w:bottom w:type="dxa" w:w="40"/>
+              <w:right w:type="dxa" w:w="70"/>
+            </w:tcMar>
+          </w:tcPr>
+          <w:p>
+            <w:r>
+              <w:rPr>
+                <w:b w:val="false"/>
+                <w:bCs w:val="false"/>
+                <w:color w:val="1A1A1A"/>
+                <w:sz w:val="16"/>
+                <w:szCs w:val="16"/>
+              </w:rPr>
+              <w:t xml:space="preserve">8</w:t>
+            </w:r>
+          </w:p>
+        </w:tc>
+        <w:tc>
+          <w:tcPr>
+            <w:tcW w:type="dxa" w:w="6014"/>
+            <w:tcMar>
+              <w:top w:type="dxa" w:w="40"/>
+              <w:left w:type="dxa" w:w="70"/>
+              <w:bottom w:type="dxa" w:w="40"/>
+              <w:right w:type="dxa" w:w="70"/>
+            </w:tcMar>
+          </w:tcPr>
+          <w:p>
+            <w:r>
+              <w:rPr>
+                <w:b w:val="false"/>
+                <w:bCs w:val="false"/>
+                <w:color w:val="1A1A1A"/>
+                <w:sz w:val="16"/>
+                <w:szCs w:val="16"/>
+              </w:rPr>
+              <w:t xml:space="preserve">Cycle count: counted 17 vs snapshot 20</w:t>
+            </w:r>
+          </w:p>
+        </w:tc>
+        <w:tc>
+          <w:tcPr>
+            <w:tcW w:type="dxa" w:w="2134"/>
+            <w:tcMar>
+              <w:top w:type="dxa" w:w="40"/>
+              <w:left w:type="dxa" w:w="70"/>
+              <w:bottom w:type="dxa" w:w="40"/>
+              <w:right w:type="dxa" w:w="70"/>
+            </w:tcMar>
+          </w:tcPr>
+          <w:p>
+            <w:r>
+              <w:rPr>
+                <w:b w:val="false"/>
+                <w:bCs w:val="false"/>
+                <w:color w:val="1A1A1A"/>
+                <w:sz w:val="16"/>
+                <w:szCs w:val="16"/>
+              </w:rPr>
+              <w:t xml:space="preserve">CYCLE_COUNT_ADJ -3; Dr Count-adjustment / Cr Material 42.00</w:t>
+            </w:r>
+          </w:p>
+        </w:tc>
+      </w:tr>
+      <w:tr>
+        <w:tc>
+          <w:tcPr>
+            <w:tcW w:type="dxa" w:w="1552"/>
+            <w:tcMar>
+              <w:top w:type="dxa" w:w="40"/>
+              <w:left w:type="dxa" w:w="70"/>
+              <w:bottom w:type="dxa" w:w="40"/>
+              <w:right w:type="dxa" w:w="70"/>
+            </w:tcMar>
+          </w:tcPr>
+          <w:p>
+            <w:r>
+              <w:rPr>
+                <w:b w:val="false"/>
+                <w:bCs w:val="false"/>
+                <w:color w:val="1A1A1A"/>
+                <w:sz w:val="16"/>
+                <w:szCs w:val="16"/>
+              </w:rPr>
+              <w:t xml:space="preserve">9</w:t>
+            </w:r>
+          </w:p>
+        </w:tc>
+        <w:tc>
+          <w:tcPr>
+            <w:tcW w:type="dxa" w:w="6014"/>
+            <w:tcMar>
+              <w:top w:type="dxa" w:w="40"/>
+              <w:left w:type="dxa" w:w="70"/>
+              <w:bottom w:type="dxa" w:w="40"/>
+              <w:right w:type="dxa" w:w="70"/>
+            </w:tcMar>
+          </w:tcPr>
+          <w:p>
+            <w:r>
+              <w:rPr>
+                <w:b w:val="false"/>
+                <w:bCs w:val="false"/>
+                <w:color w:val="1A1A1A"/>
+                <w:sz w:val="16"/>
+                <w:szCs w:val="16"/>
+              </w:rPr>
+              <w:t xml:space="preserve">Receipt dated 15-Aug-26 (period CLOSED)</w:t>
+            </w:r>
+          </w:p>
+        </w:tc>
+        <w:tc>
+          <w:tcPr>
+            <w:tcW w:type="dxa" w:w="2134"/>
+            <w:tcMar>
+              <w:top w:type="dxa" w:w="40"/>
+              <w:left w:type="dxa" w:w="70"/>
+              <w:bottom w:type="dxa" w:w="40"/>
+              <w:right w:type="dxa" w:w="70"/>
+            </w:tcMar>
+          </w:tcPr>
+          <w:p>
+            <w:r>
+              <w:rPr>
+                <w:b w:val="false"/>
+                <w:bCs w:val="false"/>
+                <w:color w:val="1A1A1A"/>
+                <w:sz w:val="16"/>
+                <w:szCs w:val="16"/>
+              </w:rPr>
+              <w:t xml:space="preserve">REJECTED: cost period not OPEN</w:t>
+            </w:r>
+          </w:p>
+        </w:tc>
+      </w:tr>
+      <w:tr>
+        <w:tc>
+          <w:tcPr>
+            <w:tcW w:type="dxa" w:w="1552"/>
+            <w:tcMar>
+              <w:top w:type="dxa" w:w="40"/>
+              <w:left w:type="dxa" w:w="70"/>
+              <w:bottom w:type="dxa" w:w="40"/>
+              <w:right w:type="dxa" w:w="70"/>
+            </w:tcMar>
+          </w:tcPr>
+          <w:p>
+            <w:r>
+              <w:rPr>
+                <w:b w:val="false"/>
+                <w:bCs w:val="false"/>
+                <w:color w:val="1A1A1A"/>
+                <w:sz w:val="16"/>
+                <w:szCs w:val="16"/>
+              </w:rPr>
+              <w:t xml:space="preserve">10</w:t>
+            </w:r>
+          </w:p>
+        </w:tc>
+        <w:tc>
+          <w:tcPr>
+            <w:tcW w:type="dxa" w:w="6014"/>
+            <w:tcMar>
+              <w:top w:type="dxa" w:w="40"/>
+              <w:left w:type="dxa" w:w="70"/>
+              <w:bottom w:type="dxa" w:w="40"/>
+              <w:right w:type="dxa" w:w="70"/>
+            </w:tcMar>
+          </w:tcPr>
+          <w:p>
+            <w:r>
+              <w:rPr>
+                <w:b w:val="false"/>
+                <w:bCs w:val="false"/>
+                <w:color w:val="1A1A1A"/>
+                <w:sz w:val="16"/>
+                <w:szCs w:val="16"/>
+              </w:rPr>
+              <w:t xml:space="preserve">Close Sep-26 before accounting</w:t>
+            </w:r>
+          </w:p>
+        </w:tc>
+        <w:tc>
+          <w:tcPr>
+            <w:tcW w:type="dxa" w:w="2134"/>
+            <w:tcMar>
+              <w:top w:type="dxa" w:w="40"/>
+              <w:left w:type="dxa" w:w="70"/>
+              <w:bottom w:type="dxa" w:w="40"/>
+              <w:right w:type="dxa" w:w="70"/>
+            </w:tcMar>
+          </w:tcPr>
+          <w:p>
+            <w:r>
+              <w:rPr>
+                <w:b w:val="false"/>
+                <w:bCs w:val="false"/>
+                <w:color w:val="1A1A1A"/>
+                <w:sz w:val="16"/>
+                <w:szCs w:val="16"/>
+              </w:rPr>
+              <w:t xml:space="preserve">REJECTED: 9 unaccounted transactions</w:t>
+            </w:r>
+          </w:p>
+        </w:tc>
+      </w:tr>
+      <w:tr>
+        <w:tc>
+          <w:tcPr>
+            <w:tcW w:type="dxa" w:w="1552"/>
+            <w:tcMar>
+              <w:top w:type="dxa" w:w="40"/>
+              <w:left w:type="dxa" w:w="70"/>
+              <w:bottom w:type="dxa" w:w="40"/>
+              <w:right w:type="dxa" w:w="70"/>
+            </w:tcMar>
+          </w:tcPr>
+          <w:p>
+            <w:r>
+              <w:rPr>
+                <w:b w:val="false"/>
+                <w:bCs w:val="false"/>
+                <w:color w:val="1A1A1A"/>
+                <w:sz w:val="16"/>
+                <w:szCs w:val="16"/>
+              </w:rPr>
+              <w:t xml:space="preserve">11</w:t>
+            </w:r>
+          </w:p>
+        </w:tc>
+        <w:tc>
+          <w:tcPr>
+            <w:tcW w:type="dxa" w:w="6014"/>
+            <w:tcMar>
+              <w:top w:type="dxa" w:w="40"/>
+              <w:left w:type="dxa" w:w="70"/>
+              <w:bottom w:type="dxa" w:w="40"/>
+              <w:right w:type="dxa" w:w="70"/>
+            </w:tcMar>
+          </w:tcPr>
+          <w:p>
+            <w:r>
+              <w:rPr>
+                <w:b w:val="false"/>
+                <w:bCs w:val="false"/>
+                <w:color w:val="1A1A1A"/>
+                <w:sz w:val="16"/>
+                <w:szCs w:val="16"/>
+              </w:rPr>
+              <w:t xml:space="preserve">Create Accounting (9 legs, all Dr=Cr), close Sep-26</w:t>
+            </w:r>
+          </w:p>
+        </w:tc>
+        <w:tc>
+          <w:tcPr>
+            <w:tcW w:type="dxa" w:w="2134"/>
+            <w:tcMar>
+              <w:top w:type="dxa" w:w="40"/>
+              <w:left w:type="dxa" w:w="70"/>
+              <w:bottom w:type="dxa" w:w="40"/>
+              <w:right w:type="dxa" w:w="70"/>
+            </w:tcMar>
+          </w:tcPr>
+          <w:p>
+            <w:r>
+              <w:rPr>
+                <w:b w:val="false"/>
+                <w:bCs w:val="false"/>
+                <w:color w:val="1A1A1A"/>
+                <w:sz w:val="16"/>
+                <w:szCs w:val="16"/>
+              </w:rPr>
+              <w:t xml:space="preserve">CLOSED; snapshot W1/STORES 17 x 14.00 = 238.00, W2/STORES 10 x 14.00 = 140.00; total valuation 378.00 AED</w:t>
+            </w:r>
+          </w:p>
+        </w:tc>
+      </w:tr>
+      <w:tr>
+        <w:tc>
+          <w:tcPr>
+            <w:tcW w:type="dxa" w:w="1552"/>
+            <w:tcMar>
+              <w:top w:type="dxa" w:w="40"/>
+              <w:left w:type="dxa" w:w="70"/>
+              <w:bottom w:type="dxa" w:w="40"/>
+              <w:right w:type="dxa" w:w="70"/>
+            </w:tcMar>
+          </w:tcPr>
+          <w:p>
+            <w:r>
+              <w:rPr>
+                <w:b w:val="false"/>
+                <w:bCs w:val="false"/>
+                <w:color w:val="1A1A1A"/>
+                <w:sz w:val="16"/>
+                <w:szCs w:val="16"/>
+              </w:rPr>
+              <w:t xml:space="preserve">12</w:t>
+            </w:r>
+          </w:p>
+        </w:tc>
+        <w:tc>
+          <w:tcPr>
+            <w:tcW w:type="dxa" w:w="6014"/>
+            <w:tcMar>
+              <w:top w:type="dxa" w:w="40"/>
+              <w:left w:type="dxa" w:w="70"/>
+              <w:bottom w:type="dxa" w:w="40"/>
+              <w:right w:type="dxa" w:w="70"/>
+            </w:tcMar>
+          </w:tcPr>
+          <w:p>
+            <w:r>
+              <w:rPr>
+                <w:b w:val="false"/>
+                <w:bCs w:val="false"/>
+                <w:color w:val="1A1A1A"/>
+                <w:sz w:val="16"/>
+                <w:szCs w:val="16"/>
+              </w:rPr>
+              <w:t xml:space="preserve">Global reconciliation over all 9 legs</w:t>
+            </w:r>
+          </w:p>
+        </w:tc>
+        <w:tc>
+          <w:tcPr>
+            <w:tcW w:type="dxa" w:w="2134"/>
+            <w:tcMar>
+              <w:top w:type="dxa" w:w="40"/>
+              <w:left w:type="dxa" w:w="70"/>
+              <w:bottom w:type="dxa" w:w="40"/>
+              <w:right w:type="dxa" w:w="70"/>
+            </w:tcMar>
+          </w:tcPr>
+          <w:p>
+            <w:r>
+              <w:rPr>
+                <w:b w:val="false"/>
+                <w:bCs w:val="false"/>
+                <w:color w:val="1A1A1A"/>
+                <w:sz w:val="16"/>
+                <w:szCs w:val="16"/>
+              </w:rPr>
+              <w:t xml:space="preserve">On-hand ledger identical to transaction sum at every level</w:t>
+            </w:r>
+          </w:p>
+        </w:tc>
+      </w:tr>
+    </w:tbl>
+    <w:p>
+      <w:pPr>
+        <w:spacing w:after="100"/>
+      </w:pPr>
+    </w:p>
+    <w:p>
+      <w:pPr>
+        <w:spacing w:after="100"/>
+      </w:pPr>
+      <w:r>
+        <w:rPr>
+          <w:sz w:val="20"/>
+          <w:szCs w:val="20"/>
+        </w:rPr>
+        <w:t xml:space="preserve">The same scenario becomes the acceptance test for Phase 1c: after the real services are built, replaying these twelve calls against the ORDS endpoints must produce identical numbers.</w:t>
+      </w:r>
+    </w:p>
+    <w:p>
+      <w:pPr>
+        <w:pStyle w:val="Heading1"/>
+        <w:spacing w:after="100" w:before="260"/>
+      </w:pPr>
+      <w:r>
+        <w:rPr>
+          <w:b/>
+          <w:bCs/>
+          <w:color w:val="C74634"/>
+          <w:sz w:val="30"/>
+          <w:szCs w:val="30"/>
+        </w:rPr>
+        <w:t xml:space="preserve">19. Open Decisions</w:t>
       </w:r>
     </w:p>
     <w:p>

--- a/docs/design/INV_Module_Requirements_Design.docx
+++ b/docs/design/INV_Module_Requirements_Design.docx
@@ -29,7 +29,7 @@
           <w:sz w:val="22"/>
           <w:szCs w:val="22"/>
         </w:rPr>
-        <w:t xml:space="preserve">Requirements &amp; Design Document (RD) - v2.2 - September 2026</w:t>
+        <w:t xml:space="preserve">Requirements &amp; Design Document (RD) - v2.3 - September 2026</w:t>
       </w:r>
     </w:p>
     <w:p>
@@ -1106,7 +1106,7 @@
           <w:sz w:val="20"/>
           <w:szCs w:val="20"/>
         </w:rPr>
-        <w:t xml:space="preserve">Cost Accounting: perpetual average recalculation, standard cost revisions, variance analysis - Phase 4 (cost periods and period balances in section 7 are its foundation)</w:t>
+        <w:t xml:space="preserve">Cost Accounting: perpetual average recalculation, standard cost revisions, variance analysis - Phase 4 (cost periods and cost engine, elements, adjustments and periods in section 7 are its foundation)</w:t>
       </w:r>
     </w:p>
     <w:p>
@@ -23614,7 +23614,35 @@
           <w:sz w:val="24"/>
           <w:szCs w:val="24"/>
         </w:rPr>
-        <w:t xml:space="preserve">7.2 RR_INV_ITEM_COSTS</w:t>
+        <w:t xml:space="preserve">7.2 Cost elements</w:t>
+      </w:r>
+    </w:p>
+    <w:p>
+      <w:pPr>
+        <w:spacing w:after="100"/>
+      </w:pPr>
+      <w:r>
+        <w:rPr>
+          <w:sz w:val="20"/>
+          <w:szCs w:val="20"/>
+        </w:rPr>
+        <w:t xml:space="preserve">Unit cost is not a single number: it is the sum of cost elements, so freight and overhead can be tracked and adjusted separately from material value. RR_INV_COST_ELEMENTS is a seeded, extensible lookup: ELEMENT_CODE PK, ELEMENT_NAME, DISPLAY_ORDER, STATUS. Seeded elements: MATERIAL, FREIGHT, HANDLING, OVERHEAD, NON_REC_TAX. Every stored cost and every cost adjustment is expressed per element; the transaction engine always values with the total.</w:t>
+      </w:r>
+    </w:p>
+    <w:p>
+      <w:pPr>
+        <w:pStyle w:val="Heading2"/>
+        <w:spacing w:after="80" w:before="200"/>
+      </w:pPr>
+      <w:r>
+        <w:rPr>
+          <w:b/>
+          <w:bCs/>
+          <w:color w:val="2A2A2A"/>
+          <w:sz w:val="24"/>
+          <w:szCs w:val="24"/>
+        </w:rPr>
+        <w:t xml:space="preserve">7.3 RR_INV_ITEM_COSTS, cost details and cost history</w:t>
       </w:r>
     </w:p>
     <w:tbl>
@@ -24013,7 +24041,7 @@
                 <w:sz w:val="16"/>
                 <w:szCs w:val="16"/>
               </w:rPr>
-              <w:t xml:space="preserve">FK; UNIQUE(cost org, item, effective_from)</w:t>
+              <w:t xml:space="preserve">FK; UNIQUE(cost org, item) - the CURRENT cost row</w:t>
             </w:r>
           </w:p>
         </w:tc>
@@ -24107,7 +24135,7 @@
                 <w:sz w:val="16"/>
                 <w:szCs w:val="16"/>
               </w:rPr>
-              <w:t xml:space="preserve">Unit cost in cost-org currency</w:t>
+              <w:t xml:space="preserve">Current TOTAL unit cost (sum of elements)</w:t>
             </w:r>
           </w:p>
         </w:tc>
@@ -24132,6 +24160,100 @@
                 <w:sz w:val="16"/>
                 <w:szCs w:val="16"/>
               </w:rPr>
+              <w:t xml:space="preserve">COST_QTY</w:t>
+            </w:r>
+          </w:p>
+        </w:tc>
+        <w:tc>
+          <w:tcPr>
+            <w:tcW w:type="dxa" w:w="1358"/>
+            <w:tcMar>
+              <w:top w:type="dxa" w:w="40"/>
+              <w:left w:type="dxa" w:w="70"/>
+              <w:bottom w:type="dxa" w:w="40"/>
+              <w:right w:type="dxa" w:w="70"/>
+            </w:tcMar>
+          </w:tcPr>
+          <w:p>
+            <w:r>
+              <w:rPr>
+                <w:b w:val="false"/>
+                <w:bCs w:val="false"/>
+                <w:color w:val="1A1A1A"/>
+                <w:sz w:val="16"/>
+                <w:szCs w:val="16"/>
+              </w:rPr>
+              <w:t xml:space="preserve">NUMBER</w:t>
+            </w:r>
+          </w:p>
+        </w:tc>
+        <w:tc>
+          <w:tcPr>
+            <w:tcW w:type="dxa" w:w="679"/>
+            <w:tcMar>
+              <w:top w:type="dxa" w:w="40"/>
+              <w:left w:type="dxa" w:w="70"/>
+              <w:bottom w:type="dxa" w:w="40"/>
+              <w:right w:type="dxa" w:w="70"/>
+            </w:tcMar>
+          </w:tcPr>
+          <w:p>
+            <w:r>
+              <w:rPr>
+                <w:b w:val="false"/>
+                <w:bCs w:val="false"/>
+                <w:color w:val="1A1A1A"/>
+                <w:sz w:val="16"/>
+                <w:szCs w:val="16"/>
+              </w:rPr>
+              <w:t xml:space="preserve">Y</w:t>
+            </w:r>
+          </w:p>
+        </w:tc>
+        <w:tc>
+          <w:tcPr>
+            <w:tcW w:type="dxa" w:w="5141"/>
+            <w:tcMar>
+              <w:top w:type="dxa" w:w="40"/>
+              <w:left w:type="dxa" w:w="70"/>
+              <w:bottom w:type="dxa" w:w="40"/>
+              <w:right w:type="dxa" w:w="70"/>
+            </w:tcMar>
+          </w:tcPr>
+          <w:p>
+            <w:r>
+              <w:rPr>
+                <w:b w:val="false"/>
+                <w:bCs w:val="false"/>
+                <w:color w:val="1A1A1A"/>
+                <w:sz w:val="16"/>
+                <w:szCs w:val="16"/>
+              </w:rPr>
+              <w:t xml:space="preserve">Quantity basis of the current average (7.5)</w:t>
+            </w:r>
+          </w:p>
+        </w:tc>
+      </w:tr>
+      <w:tr>
+        <w:tc>
+          <w:tcPr>
+            <w:tcW w:type="dxa" w:w="2522"/>
+            <w:tcMar>
+              <w:top w:type="dxa" w:w="40"/>
+              <w:left w:type="dxa" w:w="70"/>
+              <w:bottom w:type="dxa" w:w="40"/>
+              <w:right w:type="dxa" w:w="70"/>
+            </w:tcMar>
+          </w:tcPr>
+          <w:p>
+            <w:r>
+              <w:rPr>
+                <w:b w:val="false"/>
+                <w:bCs w:val="false"/>
+                <w:color w:val="1A1A1A"/>
+                <w:sz w:val="16"/>
+                <w:szCs w:val="16"/>
+              </w:rPr>
               <w:t xml:space="preserve">COST_SOURCE</w:t>
             </w:r>
           </w:p>
@@ -24201,7 +24323,7 @@
                 <w:sz w:val="16"/>
                 <w:szCs w:val="16"/>
               </w:rPr>
-              <w:t xml:space="preserve">MANUAL / RECEIPT / PERIOD_AVG (Phase 4)</w:t>
+              <w:t xml:space="preserve">MANUAL / RECEIPT_AVG / ADJUSTMENT / TRANSFER_IN</w:t>
             </w:r>
           </w:p>
         </w:tc>
@@ -24226,7 +24348,7 @@
                 <w:sz w:val="16"/>
                 <w:szCs w:val="16"/>
               </w:rPr>
-              <w:t xml:space="preserve">EFFECTIVE_FROM</w:t>
+              <w:t xml:space="preserve">LAST_TXN_ID</w:t>
             </w:r>
           </w:p>
         </w:tc>
@@ -24249,7 +24371,7 @@
                 <w:sz w:val="16"/>
                 <w:szCs w:val="16"/>
               </w:rPr>
-              <w:t xml:space="preserve">DATE</w:t>
+              <w:t xml:space="preserve">NUMBER</w:t>
             </w:r>
           </w:p>
         </w:tc>
@@ -24272,6 +24394,100 @@
                 <w:sz w:val="16"/>
                 <w:szCs w:val="16"/>
               </w:rPr>
+              <w:t xml:space="preserve">N</w:t>
+            </w:r>
+          </w:p>
+        </w:tc>
+        <w:tc>
+          <w:tcPr>
+            <w:tcW w:type="dxa" w:w="5141"/>
+            <w:tcMar>
+              <w:top w:type="dxa" w:w="40"/>
+              <w:left w:type="dxa" w:w="70"/>
+              <w:bottom w:type="dxa" w:w="40"/>
+              <w:right w:type="dxa" w:w="70"/>
+            </w:tcMar>
+          </w:tcPr>
+          <w:p>
+            <w:r>
+              <w:rPr>
+                <w:b w:val="false"/>
+                <w:bCs w:val="false"/>
+                <w:color w:val="1A1A1A"/>
+                <w:sz w:val="16"/>
+                <w:szCs w:val="16"/>
+              </w:rPr>
+              <w:t xml:space="preserve">Transaction that last moved the average</w:t>
+            </w:r>
+          </w:p>
+        </w:tc>
+      </w:tr>
+      <w:tr>
+        <w:tc>
+          <w:tcPr>
+            <w:tcW w:type="dxa" w:w="2522"/>
+            <w:tcMar>
+              <w:top w:type="dxa" w:w="40"/>
+              <w:left w:type="dxa" w:w="70"/>
+              <w:bottom w:type="dxa" w:w="40"/>
+              <w:right w:type="dxa" w:w="70"/>
+            </w:tcMar>
+          </w:tcPr>
+          <w:p>
+            <w:r>
+              <w:rPr>
+                <w:b w:val="false"/>
+                <w:bCs w:val="false"/>
+                <w:color w:val="1A1A1A"/>
+                <w:sz w:val="16"/>
+                <w:szCs w:val="16"/>
+              </w:rPr>
+              <w:t xml:space="preserve">Audit columns</w:t>
+            </w:r>
+          </w:p>
+        </w:tc>
+        <w:tc>
+          <w:tcPr>
+            <w:tcW w:type="dxa" w:w="1358"/>
+            <w:tcMar>
+              <w:top w:type="dxa" w:w="40"/>
+              <w:left w:type="dxa" w:w="70"/>
+              <w:bottom w:type="dxa" w:w="40"/>
+              <w:right w:type="dxa" w:w="70"/>
+            </w:tcMar>
+          </w:tcPr>
+          <w:p>
+            <w:r>
+              <w:rPr>
+                <w:b w:val="false"/>
+                <w:bCs w:val="false"/>
+                <w:color w:val="1A1A1A"/>
+                <w:sz w:val="16"/>
+                <w:szCs w:val="16"/>
+              </w:rPr>
+              <w:t xml:space="preserve">-</w:t>
+            </w:r>
+          </w:p>
+        </w:tc>
+        <w:tc>
+          <w:tcPr>
+            <w:tcW w:type="dxa" w:w="679"/>
+            <w:tcMar>
+              <w:top w:type="dxa" w:w="40"/>
+              <w:left w:type="dxa" w:w="70"/>
+              <w:bottom w:type="dxa" w:w="40"/>
+              <w:right w:type="dxa" w:w="70"/>
+            </w:tcMar>
+          </w:tcPr>
+          <w:p>
+            <w:r>
+              <w:rPr>
+                <w:b w:val="false"/>
+                <w:bCs w:val="false"/>
+                <w:color w:val="1A1A1A"/>
+                <w:sz w:val="16"/>
+                <w:szCs w:val="16"/>
+              </w:rPr>
               <w:t xml:space="preserve">Y</w:t>
             </w:r>
           </w:p>
@@ -24295,106 +24511,337 @@
                 <w:sz w:val="16"/>
                 <w:szCs w:val="16"/>
               </w:rPr>
-              <w:t xml:space="preserve">Latest row wins</w:t>
-            </w:r>
-          </w:p>
-        </w:tc>
-      </w:tr>
-      <w:tr>
-        <w:tc>
-          <w:tcPr>
-            <w:tcW w:type="dxa" w:w="2522"/>
-            <w:tcMar>
-              <w:top w:type="dxa" w:w="40"/>
-              <w:left w:type="dxa" w:w="70"/>
-              <w:bottom w:type="dxa" w:w="40"/>
-              <w:right w:type="dxa" w:w="70"/>
-            </w:tcMar>
-          </w:tcPr>
-          <w:p>
-            <w:r>
-              <w:rPr>
-                <w:b w:val="false"/>
-                <w:bCs w:val="false"/>
-                <w:color w:val="1A1A1A"/>
-                <w:sz w:val="16"/>
-                <w:szCs w:val="16"/>
-              </w:rPr>
-              <w:t xml:space="preserve">Audit columns</w:t>
-            </w:r>
-          </w:p>
-        </w:tc>
-        <w:tc>
-          <w:tcPr>
-            <w:tcW w:type="dxa" w:w="1358"/>
-            <w:tcMar>
-              <w:top w:type="dxa" w:w="40"/>
-              <w:left w:type="dxa" w:w="70"/>
-              <w:bottom w:type="dxa" w:w="40"/>
-              <w:right w:type="dxa" w:w="70"/>
-            </w:tcMar>
-          </w:tcPr>
-          <w:p>
-            <w:r>
-              <w:rPr>
-                <w:b w:val="false"/>
-                <w:bCs w:val="false"/>
-                <w:color w:val="1A1A1A"/>
-                <w:sz w:val="16"/>
-                <w:szCs w:val="16"/>
-              </w:rPr>
               <w:t xml:space="preserve">-</w:t>
             </w:r>
           </w:p>
         </w:tc>
-        <w:tc>
-          <w:tcPr>
-            <w:tcW w:type="dxa" w:w="679"/>
-            <w:tcMar>
-              <w:top w:type="dxa" w:w="40"/>
-              <w:left w:type="dxa" w:w="70"/>
-              <w:bottom w:type="dxa" w:w="40"/>
-              <w:right w:type="dxa" w:w="70"/>
-            </w:tcMar>
-          </w:tcPr>
-          <w:p>
-            <w:r>
-              <w:rPr>
-                <w:b w:val="false"/>
-                <w:bCs w:val="false"/>
-                <w:color w:val="1A1A1A"/>
-                <w:sz w:val="16"/>
-                <w:szCs w:val="16"/>
-              </w:rPr>
-              <w:t xml:space="preserve">Y</w:t>
-            </w:r>
-          </w:p>
-        </w:tc>
-        <w:tc>
-          <w:tcPr>
-            <w:tcW w:type="dxa" w:w="5141"/>
-            <w:tcMar>
-              <w:top w:type="dxa" w:w="40"/>
-              <w:left w:type="dxa" w:w="70"/>
-              <w:bottom w:type="dxa" w:w="40"/>
-              <w:right w:type="dxa" w:w="70"/>
-            </w:tcMar>
-          </w:tcPr>
-          <w:p>
-            <w:r>
-              <w:rPr>
-                <w:b w:val="false"/>
-                <w:bCs w:val="false"/>
-                <w:color w:val="1A1A1A"/>
-                <w:sz w:val="16"/>
-                <w:szCs w:val="16"/>
-              </w:rPr>
-              <w:t xml:space="preserve">-</w:t>
-            </w:r>
-          </w:p>
-        </w:tc>
       </w:tr>
     </w:tbl>
+    <w:p>
+      <w:pPr>
+        <w:spacing w:after="100"/>
+      </w:pPr>
+    </w:p>
+    <w:p>
+      <w:pPr>
+        <w:spacing w:after="100"/>
+      </w:pPr>
+      <w:r>
+        <w:rPr>
+          <w:sz w:val="20"/>
+          <w:szCs w:val="20"/>
+        </w:rPr>
+        <w:t xml:space="preserve">RR_INV_ITEM_COST_DETAILS: DETAIL_ID PK, ITEM_COST_ID FK, ELEMENT_CODE FK, COST_PER_UNIT - one row per element, summing to the parent total. RR_INV_ITEM_COST_HISTORY records one row per change (event RECEIPT / ADJUSTMENT / TRANSFER_IN, transaction id, old average, new average, quantity basis, date, user), so the average is fully auditable through the transaction sequence.</w:t>
+      </w:r>
+    </w:p>
+    <w:p>
+      <w:pPr>
+        <w:pStyle w:val="Heading2"/>
+        <w:spacing w:after="80" w:before="200"/>
+      </w:pPr>
+      <w:r>
+        <w:rPr>
+          <w:b/>
+          <w:bCs/>
+          <w:color w:val="2A2A2A"/>
+          <w:sz w:val="24"/>
+          <w:szCs w:val="24"/>
+        </w:rPr>
+        <w:t xml:space="preserve">7.4 Perpetual average cost engine (transaction-sequence dependent)</w:t>
+      </w:r>
+    </w:p>
+    <w:p>
+      <w:pPr>
+        <w:spacing w:after="100"/>
+      </w:pPr>
+      <w:r>
+        <w:rPr>
+          <w:sz w:val="20"/>
+          <w:szCs w:val="20"/>
+        </w:rPr>
+        <w:t xml:space="preserve">The average moves ONLY on value-bearing inflows; outflows consume at the current average and never move it. Because of this, transaction order matters and the engine processes strictly in creation sequence within a cost organization:</w:t>
+      </w:r>
+    </w:p>
+    <w:p>
+      <w:pPr>
+        <w:shd w:fill="F7F5F3" w:val="clear"/>
+        <w:spacing w:after="0"/>
+      </w:pPr>
+      <w:r>
+        <w:rPr>
+          <w:rFonts w:ascii="Consolas" w:cs="Consolas" w:eastAsia="Consolas" w:hAnsi="Consolas"/>
+          <w:sz w:val="15"/>
+          <w:szCs w:val="15"/>
+        </w:rPr>
+        <w:t xml:space="preserve">On RECEIPT of qty Q at unit cost C (misc receipt with entered cost,</w:t>
+      </w:r>
+    </w:p>
+    <w:p>
+      <w:pPr>
+        <w:shd w:fill="F7F5F3" w:val="clear"/>
+        <w:spacing w:after="0"/>
+      </w:pPr>
+      <w:r>
+        <w:rPr>
+          <w:rFonts w:ascii="Consolas" w:cs="Consolas" w:eastAsia="Consolas" w:hAnsi="Consolas"/>
+          <w:sz w:val="15"/>
+          <w:szCs w:val="15"/>
+        </w:rPr>
+        <w:t xml:space="preserve">PO receipt in Phase 2, transfer-in from another COST org):</w:t>
+      </w:r>
+    </w:p>
+    <w:p>
+      <w:pPr>
+        <w:shd w:fill="F7F5F3" w:val="clear"/>
+        <w:spacing w:after="0"/>
+      </w:pPr>
+      <w:r>
+        <w:rPr>
+          <w:rFonts w:ascii="Consolas" w:cs="Consolas" w:eastAsia="Consolas" w:hAnsi="Consolas"/>
+          <w:sz w:val="15"/>
+          <w:szCs w:val="15"/>
+        </w:rPr>
+        <w:t xml:space="preserve"> </w:t>
+      </w:r>
+    </w:p>
+    <w:p>
+      <w:pPr>
+        <w:shd w:fill="F7F5F3" w:val="clear"/>
+        <w:spacing w:after="0"/>
+      </w:pPr>
+      <w:r>
+        <w:rPr>
+          <w:rFonts w:ascii="Consolas" w:cs="Consolas" w:eastAsia="Consolas" w:hAnsi="Consolas"/>
+          <w:sz w:val="15"/>
+          <w:szCs w:val="15"/>
+        </w:rPr>
+        <w:t xml:space="preserve">    new_avg = (onhand_qty x current_avg  +  Q x C) / (onhand_qty + Q)</w:t>
+      </w:r>
+    </w:p>
+    <w:p>
+      <w:pPr>
+        <w:shd w:fill="F7F5F3" w:val="clear"/>
+        <w:spacing w:after="0"/>
+      </w:pPr>
+      <w:r>
+        <w:rPr>
+          <w:rFonts w:ascii="Consolas" w:cs="Consolas" w:eastAsia="Consolas" w:hAnsi="Consolas"/>
+          <w:sz w:val="15"/>
+          <w:szCs w:val="15"/>
+        </w:rPr>
+        <w:t xml:space="preserve">    per element: same formula element-by-element</w:t>
+      </w:r>
+    </w:p>
+    <w:p>
+      <w:pPr>
+        <w:shd w:fill="F7F5F3" w:val="clear"/>
+        <w:spacing w:after="0"/>
+      </w:pPr>
+      <w:r>
+        <w:rPr>
+          <w:rFonts w:ascii="Consolas" w:cs="Consolas" w:eastAsia="Consolas" w:hAnsi="Consolas"/>
+          <w:sz w:val="15"/>
+          <w:szCs w:val="15"/>
+        </w:rPr>
+        <w:t xml:space="preserve"> </w:t>
+      </w:r>
+    </w:p>
+    <w:p>
+      <w:pPr>
+        <w:shd w:fill="F7F5F3" w:val="clear"/>
+        <w:spacing w:after="0"/>
+      </w:pPr>
+      <w:r>
+        <w:rPr>
+          <w:rFonts w:ascii="Consolas" w:cs="Consolas" w:eastAsia="Consolas" w:hAnsi="Consolas"/>
+          <w:sz w:val="15"/>
+          <w:szCs w:val="15"/>
+        </w:rPr>
+        <w:t xml:space="preserve">On ISSUE / transfer-out / count adjustment: value = qty x current_avg</w:t>
+      </w:r>
+    </w:p>
+    <w:p>
+      <w:pPr>
+        <w:shd w:fill="F7F5F3" w:val="clear"/>
+        <w:spacing w:after="0"/>
+      </w:pPr>
+      <w:r>
+        <w:rPr>
+          <w:rFonts w:ascii="Consolas" w:cs="Consolas" w:eastAsia="Consolas" w:hAnsi="Consolas"/>
+          <w:sz w:val="15"/>
+          <w:szCs w:val="15"/>
+        </w:rPr>
+        <w:t xml:space="preserve">    (average unchanged; COST_QTY basis reduced)</w:t>
+      </w:r>
+    </w:p>
+    <w:p>
+      <w:pPr>
+        <w:shd w:fill="F7F5F3" w:val="clear"/>
+        <w:spacing w:after="0"/>
+      </w:pPr>
+      <w:r>
+        <w:rPr>
+          <w:rFonts w:ascii="Consolas" w:cs="Consolas" w:eastAsia="Consolas" w:hAnsi="Consolas"/>
+          <w:sz w:val="15"/>
+          <w:szCs w:val="15"/>
+        </w:rPr>
+        <w:t xml:space="preserve"> </w:t>
+      </w:r>
+    </w:p>
+    <w:p>
+      <w:pPr>
+        <w:shd w:fill="F7F5F3" w:val="clear"/>
+        <w:spacing w:after="0"/>
+      </w:pPr>
+      <w:r>
+        <w:rPr>
+          <w:rFonts w:ascii="Consolas" w:cs="Consolas" w:eastAsia="Consolas" w:hAnsi="Consolas"/>
+          <w:sz w:val="15"/>
+          <w:szCs w:val="15"/>
+        </w:rPr>
+        <w:t xml:space="preserve">Worked example (item FG-1001):</w:t>
+      </w:r>
+    </w:p>
+    <w:p>
+      <w:pPr>
+        <w:shd w:fill="F7F5F3" w:val="clear"/>
+        <w:spacing w:after="0"/>
+      </w:pPr>
+      <w:r>
+        <w:rPr>
+          <w:rFonts w:ascii="Consolas" w:cs="Consolas" w:eastAsia="Consolas" w:hAnsi="Consolas"/>
+          <w:sz w:val="15"/>
+          <w:szCs w:val="15"/>
+        </w:rPr>
+        <w:t xml:space="preserve">  1  Receive 100 @ 14.00        -&gt; on-hand 100, avg 14.00</w:t>
+      </w:r>
+    </w:p>
+    <w:p>
+      <w:pPr>
+        <w:shd w:fill="F7F5F3" w:val="clear"/>
+        <w:spacing w:after="0"/>
+      </w:pPr>
+      <w:r>
+        <w:rPr>
+          <w:rFonts w:ascii="Consolas" w:cs="Consolas" w:eastAsia="Consolas" w:hAnsi="Consolas"/>
+          <w:sz w:val="15"/>
+          <w:szCs w:val="15"/>
+        </w:rPr>
+        <w:t xml:space="preserve">  2  Issue 40                   -&gt; valued at 14.00, avg stays 14.00</w:t>
+      </w:r>
+    </w:p>
+    <w:p>
+      <w:pPr>
+        <w:shd w:fill="F7F5F3" w:val="clear"/>
+        <w:spacing w:after="0"/>
+      </w:pPr>
+      <w:r>
+        <w:rPr>
+          <w:rFonts w:ascii="Consolas" w:cs="Consolas" w:eastAsia="Consolas" w:hAnsi="Consolas"/>
+          <w:sz w:val="15"/>
+          <w:szCs w:val="15"/>
+        </w:rPr>
+        <w:t xml:space="preserve">  3  Receive 60 @ 16.50         -&gt; avg = (60x14.00 + 60x16.50)/120 = 15.25</w:t>
+      </w:r>
+    </w:p>
+    <w:p>
+      <w:pPr>
+        <w:shd w:fill="F7F5F3" w:val="clear"/>
+        <w:spacing w:after="0"/>
+      </w:pPr>
+      <w:r>
+        <w:rPr>
+          <w:rFonts w:ascii="Consolas" w:cs="Consolas" w:eastAsia="Consolas" w:hAnsi="Consolas"/>
+          <w:sz w:val="15"/>
+          <w:szCs w:val="15"/>
+        </w:rPr>
+        <w:t xml:space="preserve">  4  Issue 30                   -&gt; valued at 15.25</w:t>
+      </w:r>
+    </w:p>
+    <w:p>
+      <w:pPr>
+        <w:shd w:fill="F7F5F3" w:val="clear"/>
+        <w:spacing w:after="0"/>
+      </w:pPr>
+      <w:r>
+        <w:rPr>
+          <w:rFonts w:ascii="Consolas" w:cs="Consolas" w:eastAsia="Consolas" w:hAnsi="Consolas"/>
+          <w:sz w:val="15"/>
+          <w:szCs w:val="15"/>
+        </w:rPr>
+        <w:t xml:space="preserve">  Reversing steps 2 and 3 gives a different avg - sequence matters,</w:t>
+      </w:r>
+    </w:p>
+    <w:p>
+      <w:pPr>
+        <w:shd w:fill="F7F5F3" w:val="clear"/>
+        <w:spacing w:after="0"/>
+      </w:pPr>
+      <w:r>
+        <w:rPr>
+          <w:rFonts w:ascii="Consolas" w:cs="Consolas" w:eastAsia="Consolas" w:hAnsi="Consolas"/>
+          <w:sz w:val="15"/>
+          <w:szCs w:val="15"/>
+        </w:rPr>
+        <w:t xml:space="preserve">  which is why the engine serializes cost updates per cost org + item</w:t>
+      </w:r>
+    </w:p>
+    <w:p>
+      <w:pPr>
+        <w:shd w:fill="F7F5F3" w:val="clear"/>
+        <w:spacing w:after="0"/>
+      </w:pPr>
+      <w:r>
+        <w:rPr>
+          <w:rFonts w:ascii="Consolas" w:cs="Consolas" w:eastAsia="Consolas" w:hAnsi="Consolas"/>
+          <w:sz w:val="15"/>
+          <w:szCs w:val="15"/>
+        </w:rPr>
+        <w:t xml:space="preserve">  (SELECT ... FOR UPDATE on the current cost row).</w:t>
+      </w:r>
+    </w:p>
+    <w:p>
+      <w:pPr>
+        <w:shd w:fill="F7F5F3" w:val="clear"/>
+        <w:spacing w:after="0"/>
+      </w:pPr>
+      <w:r>
+        <w:rPr>
+          <w:rFonts w:ascii="Consolas" w:cs="Consolas" w:eastAsia="Consolas" w:hAnsi="Consolas"/>
+          <w:sz w:val="15"/>
+          <w:szCs w:val="15"/>
+        </w:rPr>
+        <w:t xml:space="preserve"> </w:t>
+      </w:r>
+    </w:p>
+    <w:p>
+      <w:pPr>
+        <w:shd w:fill="F7F5F3" w:val="clear"/>
+        <w:spacing w:after="0"/>
+      </w:pPr>
+      <w:r>
+        <w:rPr>
+          <w:rFonts w:ascii="Consolas" w:cs="Consolas" w:eastAsia="Consolas" w:hAnsi="Consolas"/>
+          <w:sz w:val="15"/>
+          <w:szCs w:val="15"/>
+        </w:rPr>
+        <w:t xml:space="preserve">Negative or zero on-hand receipt edge case: when on-hand &lt;= 0 the new</w:t>
+      </w:r>
+    </w:p>
+    <w:p>
+      <w:pPr>
+        <w:shd w:fill="F7F5F3" w:val="clear"/>
+        <w:spacing w:after="0"/>
+      </w:pPr>
+      <w:r>
+        <w:rPr>
+          <w:rFonts w:ascii="Consolas" w:cs="Consolas" w:eastAsia="Consolas" w:hAnsi="Consolas"/>
+          <w:sz w:val="15"/>
+          <w:szCs w:val="15"/>
+        </w:rPr>
+        <w:t xml:space="preserve">receipt cost becomes the average (no blending with negative quantity).</w:t>
+      </w:r>
+    </w:p>
     <w:p>
       <w:pPr>
         <w:spacing w:after="100"/>
@@ -24413,7 +24860,7 @@
           <w:sz w:val="24"/>
           <w:szCs w:val="24"/>
         </w:rPr>
-        <w:t xml:space="preserve">7.3 RR_INV_COST_PERIODS</w:t>
+        <w:t xml:space="preserve">7.5 Cost adjustments</w:t>
       </w:r>
     </w:p>
     <w:p>
@@ -24425,7 +24872,63 @@
           <w:sz w:val="20"/>
           <w:szCs w:val="20"/>
         </w:rPr>
-        <w:t xml:space="preserve">Cost periods gate transactions and provide the close cycle. When GL-aligned, period rows are generated from the existing GL calendar; otherwise they are entered manually.</w:t>
+        <w:t xml:space="preserve">A cost adjustment revalues on-hand to a new unit cost (total or a single element) without moving quantity. RR_INV_COST_ADJUSTMENTS: ADJUSTMENT_ID PK, COST_ORG_ID, ITEM_ID, ELEMENT_CODE (NULL = total), OLD_COST, NEW_COST, ONHAND_QTY at adjustment time, ADJUSTMENT_VALUE = qty x (new - old), REASON, STATUS, audit. Posting writes a COST_ADJ transaction (zero quantity, value = adjustment value) with accounting Dr Material / Cr Cost-adjustment account when value is positive, reversed when negative, updates the current cost row and writes cost history. Validations: item must have on-hand basis or the adjustment simply sets the go-forward cost; adjustment date must be in an OPEN cost period; approval required above a configurable value threshold.</w:t>
+      </w:r>
+    </w:p>
+    <w:p>
+      <w:pPr>
+        <w:pStyle w:val="Heading2"/>
+        <w:spacing w:after="80" w:before="200"/>
+      </w:pPr>
+      <w:r>
+        <w:rPr>
+          <w:b/>
+          <w:bCs/>
+          <w:color w:val="2A2A2A"/>
+          <w:sz w:val="24"/>
+          <w:szCs w:val="24"/>
+        </w:rPr>
+        <w:t xml:space="preserve">7.6 Inter-organization transfer costing</w:t>
+      </w:r>
+    </w:p>
+    <w:p>
+      <w:pPr>
+        <w:spacing w:after="100"/>
+      </w:pPr>
+      <w:r>
+        <w:rPr>
+          <w:sz w:val="20"/>
+          <w:szCs w:val="20"/>
+        </w:rPr>
+        <w:t xml:space="preserve">Within one cost organization, a transfer moves quantity only - the average is unchanged because value stays in the same cost book (in-transit carries it between the legs). Across DIFFERENT cost organizations, the receiving cost org treats the receipt as an inflow at the SOURCE org's current average (the transfer price), and re-averages exactly as in 7.4; the source org issues at its average. The inter-org receivable/payable lines carry the same value on both sides so the group nets to zero; intercompany markup is a Phase 2+ open decision.</w:t>
+      </w:r>
+    </w:p>
+    <w:p>
+      <w:pPr>
+        <w:pStyle w:val="Heading2"/>
+        <w:spacing w:after="80" w:before="200"/>
+      </w:pPr>
+      <w:r>
+        <w:rPr>
+          <w:b/>
+          <w:bCs/>
+          <w:color w:val="2A2A2A"/>
+          <w:sz w:val="24"/>
+          <w:szCs w:val="24"/>
+        </w:rPr>
+        <w:t xml:space="preserve">7.7 RR_INV_COST_PERIODS</w:t>
+      </w:r>
+    </w:p>
+    <w:p>
+      <w:pPr>
+        <w:spacing w:after="100"/>
+      </w:pPr>
+      <w:r>
+        <w:rPr>
+          <w:sz w:val="20"/>
+          <w:szCs w:val="20"/>
+        </w:rPr>
+        <w:t xml:space="preserve">Cost periods gate transactions and provide the close cycle (checklist below is referenced as 7.7). When GL-aligned, period rows are generated from the existing GL calendar; otherwise they are entered manually.</w:t>
       </w:r>
     </w:p>
     <w:tbl>
@@ -25399,7 +25902,7 @@
           <w:sz w:val="24"/>
           <w:szCs w:val="24"/>
         </w:rPr>
-        <w:t xml:space="preserve">7.4 RR_INV_PERIOD_BALANCES</w:t>
+        <w:t xml:space="preserve">7.8 RR_INV_PERIOD_BALANCES</w:t>
       </w:r>
     </w:p>
     <w:p>
@@ -25448,7 +25951,7 @@
           <w:sz w:val="24"/>
           <w:szCs w:val="24"/>
         </w:rPr>
-        <w:t xml:space="preserve">8.1 RR_INV_TXN_TYPES (seeded)</w:t>
+        <w:t xml:space="preserve">8.1 RR_INV_TXN_TYPES (seeded + user-defined)</w:t>
       </w:r>
     </w:p>
     <w:tbl>
@@ -26693,7 +27196,7 @@
                 <w:sz w:val="16"/>
                 <w:szCs w:val="16"/>
               </w:rPr>
-              <w:t xml:space="preserve">Reserved - Phase 4</w:t>
+              <w:t xml:space="preserve">Dr/Cr Material vs Cost-adjustment account (7.5) - ACTIVE in Phase 1g</w:t>
             </w:r>
           </w:p>
         </w:tc>
@@ -26703,6 +27206,18 @@
       <w:pPr>
         <w:spacing w:after="100"/>
       </w:pPr>
+    </w:p>
+    <w:p>
+      <w:pPr>
+        <w:spacing w:after="100"/>
+      </w:pPr>
+      <w:r>
+        <w:rPr>
+          <w:sz w:val="20"/>
+          <w:szCs w:val="20"/>
+        </w:rPr>
+        <w:t xml:space="preserve">Transaction types are a maintainable setup, not a fixed list. Each type row carries: TXN_TYPE_CODE PK, NAME, SYSTEM_ACTION (RECEIPT / ISSUE / TRANSFER - fixed behaviors the engine implements), DEFAULT_OFFSET_ACCOUNT, DEFAULT_REASON_CODE, USER_DEFINED_FLAG, STATUS. Users create their own types on the seeded system actions - e.g. PRODUCTION-SCRAP (ISSUE, offset = scrap expense), FREE-SAMPLE-OUT (ISSUE, offset = marketing expense), CUSTOMER-RETURN-IN (RECEIPT) - and they appear in Create Transaction with their default offset account and reason prefilled. Seeded types cannot be deleted; user types with history can only be deactivated.</w:t>
+      </w:r>
     </w:p>
     <w:p>
       <w:pPr>
@@ -29198,7 +29713,7 @@
           <w:sz w:val="15"/>
           <w:szCs w:val="15"/>
         </w:rPr>
-        <w:t xml:space="preserve">  4  Date inside an OPEN cost period (7.3) and an open GL period</w:t>
+        <w:t xml:space="preserve">  4  Date inside an OPEN cost period (7.7) and an open GL period</w:t>
       </w:r>
     </w:p>
     <w:p>
@@ -31572,7 +32087,7 @@
           <w:sz w:val="20"/>
           <w:szCs w:val="20"/>
         </w:rPr>
-        <w:t xml:space="preserve">A cycle count definition schedules recurring counts of a subset of stock; entries are generated, counted, and approved into adjustment transactions.</w:t>
+        <w:t xml:space="preserve">Users create any number of cycle count definitions per organization (name, scope by ABC class / category / subinventory / manual item list, counts per year per class, tolerances, approval rule). From a definition, entries are generated on schedule or on demand, counted, and approved into adjustment transactions. A definition with history is deactivated, never deleted.</w:t>
       </w:r>
     </w:p>
     <w:tbl>
@@ -31894,7 +32409,7 @@
           <w:sz w:val="20"/>
           <w:szCs w:val="20"/>
         </w:rPr>
-        <w:t xml:space="preserve">A full wall-to-wall count against a frozen snapshot.</w:t>
+        <w:t xml:space="preserve">Users create any number of physical inventories (name, organization, scope: all subinventories or a chosen list, tolerance, approval rule). Each runs the wizard below independently, so several warehouses can count in parallel.</w:t>
       </w:r>
     </w:p>
     <w:tbl>
@@ -33032,7 +33547,7 @@
                 <w:sz w:val="16"/>
                 <w:szCs w:val="16"/>
               </w:rPr>
-              <w:t xml:space="preserve">Costing setup (as v1.0)</w:t>
+              <w:t xml:space="preserve">Costing setup</w:t>
             </w:r>
           </w:p>
         </w:tc>
@@ -33057,6 +33572,198 @@
                 <w:sz w:val="16"/>
                 <w:szCs w:val="16"/>
               </w:rPr>
+              <w:t xml:space="preserve">GET inv/costelements; GET inv/itemcosts/:id/details | history</w:t>
+            </w:r>
+          </w:p>
+        </w:tc>
+        <w:tc>
+          <w:tcPr>
+            <w:tcW w:type="dxa" w:w="5626"/>
+            <w:tcMar>
+              <w:top w:type="dxa" w:w="40"/>
+              <w:left w:type="dxa" w:w="70"/>
+              <w:bottom w:type="dxa" w:w="40"/>
+              <w:right w:type="dxa" w:w="70"/>
+            </w:tcMar>
+          </w:tcPr>
+          <w:p>
+            <w:r>
+              <w:rPr>
+                <w:b w:val="false"/>
+                <w:bCs w:val="false"/>
+                <w:color w:val="1A1A1A"/>
+                <w:sz w:val="16"/>
+                <w:szCs w:val="16"/>
+              </w:rPr>
+              <w:t xml:space="preserve">Cost elements, element breakdown, cost history</w:t>
+            </w:r>
+          </w:p>
+        </w:tc>
+      </w:tr>
+      <w:tr>
+        <w:tc>
+          <w:tcPr>
+            <w:tcW w:type="dxa" w:w="4074"/>
+            <w:tcMar>
+              <w:top w:type="dxa" w:w="40"/>
+              <w:left w:type="dxa" w:w="70"/>
+              <w:bottom w:type="dxa" w:w="40"/>
+              <w:right w:type="dxa" w:w="70"/>
+            </w:tcMar>
+          </w:tcPr>
+          <w:p>
+            <w:r>
+              <w:rPr>
+                <w:b w:val="false"/>
+                <w:bCs w:val="false"/>
+                <w:color w:val="1A1A1A"/>
+                <w:sz w:val="16"/>
+                <w:szCs w:val="16"/>
+              </w:rPr>
+              <w:t xml:space="preserve">POST inv/costadjustments/create</w:t>
+            </w:r>
+          </w:p>
+        </w:tc>
+        <w:tc>
+          <w:tcPr>
+            <w:tcW w:type="dxa" w:w="5626"/>
+            <w:tcMar>
+              <w:top w:type="dxa" w:w="40"/>
+              <w:left w:type="dxa" w:w="70"/>
+              <w:bottom w:type="dxa" w:w="40"/>
+              <w:right w:type="dxa" w:w="70"/>
+            </w:tcMar>
+          </w:tcPr>
+          <w:p>
+            <w:r>
+              <w:rPr>
+                <w:b w:val="false"/>
+                <w:bCs w:val="false"/>
+                <w:color w:val="1A1A1A"/>
+                <w:sz w:val="16"/>
+                <w:szCs w:val="16"/>
+              </w:rPr>
+              <w:t xml:space="preserve">Cost adjustment (element or total) with COST_ADJ posting</w:t>
+            </w:r>
+          </w:p>
+        </w:tc>
+      </w:tr>
+      <w:tr>
+        <w:tc>
+          <w:tcPr>
+            <w:tcW w:type="dxa" w:w="4074"/>
+            <w:tcMar>
+              <w:top w:type="dxa" w:w="40"/>
+              <w:left w:type="dxa" w:w="70"/>
+              <w:bottom w:type="dxa" w:w="40"/>
+              <w:right w:type="dxa" w:w="70"/>
+            </w:tcMar>
+          </w:tcPr>
+          <w:p>
+            <w:r>
+              <w:rPr>
+                <w:b w:val="false"/>
+                <w:bCs w:val="false"/>
+                <w:color w:val="1A1A1A"/>
+                <w:sz w:val="16"/>
+                <w:szCs w:val="16"/>
+              </w:rPr>
+              <w:t xml:space="preserve">GET/POST inv/txntypes</w:t>
+            </w:r>
+          </w:p>
+        </w:tc>
+        <w:tc>
+          <w:tcPr>
+            <w:tcW w:type="dxa" w:w="5626"/>
+            <w:tcMar>
+              <w:top w:type="dxa" w:w="40"/>
+              <w:left w:type="dxa" w:w="70"/>
+              <w:bottom w:type="dxa" w:w="40"/>
+              <w:right w:type="dxa" w:w="70"/>
+            </w:tcMar>
+          </w:tcPr>
+          <w:p>
+            <w:r>
+              <w:rPr>
+                <w:b w:val="false"/>
+                <w:bCs w:val="false"/>
+                <w:color w:val="1A1A1A"/>
+                <w:sz w:val="16"/>
+                <w:szCs w:val="16"/>
+              </w:rPr>
+              <w:t xml:space="preserve">Transaction types incl. user-defined (8.1)</w:t>
+            </w:r>
+          </w:p>
+        </w:tc>
+      </w:tr>
+      <w:tr>
+        <w:tc>
+          <w:tcPr>
+            <w:tcW w:type="dxa" w:w="4074"/>
+            <w:tcMar>
+              <w:top w:type="dxa" w:w="40"/>
+              <w:left w:type="dxa" w:w="70"/>
+              <w:bottom w:type="dxa" w:w="40"/>
+              <w:right w:type="dxa" w:w="70"/>
+            </w:tcMar>
+          </w:tcPr>
+          <w:p>
+            <w:r>
+              <w:rPr>
+                <w:b w:val="false"/>
+                <w:bCs w:val="false"/>
+                <w:color w:val="1A1A1A"/>
+                <w:sz w:val="16"/>
+                <w:szCs w:val="16"/>
+              </w:rPr>
+              <w:t xml:space="preserve">POST inv/cyclecounts/create; POST inv/physinv/create</w:t>
+            </w:r>
+          </w:p>
+        </w:tc>
+        <w:tc>
+          <w:tcPr>
+            <w:tcW w:type="dxa" w:w="5626"/>
+            <w:tcMar>
+              <w:top w:type="dxa" w:w="40"/>
+              <w:left w:type="dxa" w:w="70"/>
+              <w:bottom w:type="dxa" w:w="40"/>
+              <w:right w:type="dxa" w:w="70"/>
+            </w:tcMar>
+          </w:tcPr>
+          <w:p>
+            <w:r>
+              <w:rPr>
+                <w:b w:val="false"/>
+                <w:bCs w:val="false"/>
+                <w:color w:val="1A1A1A"/>
+                <w:sz w:val="16"/>
+                <w:szCs w:val="16"/>
+              </w:rPr>
+              <w:t xml:space="preserve">Create count definitions / physical inventories</w:t>
+            </w:r>
+          </w:p>
+        </w:tc>
+      </w:tr>
+      <w:tr>
+        <w:tc>
+          <w:tcPr>
+            <w:tcW w:type="dxa" w:w="4074"/>
+            <w:tcMar>
+              <w:top w:type="dxa" w:w="40"/>
+              <w:left w:type="dxa" w:w="70"/>
+              <w:bottom w:type="dxa" w:w="40"/>
+              <w:right w:type="dxa" w:w="70"/>
+            </w:tcMar>
+          </w:tcPr>
+          <w:p>
+            <w:r>
+              <w:rPr>
+                <w:b w:val="false"/>
+                <w:bCs w:val="false"/>
+                <w:color w:val="1A1A1A"/>
+                <w:sz w:val="16"/>
+                <w:szCs w:val="16"/>
+              </w:rPr>
               <w:t xml:space="preserve">GET inv/costperiods; POST inv/costperiods/open | close | reopen</w:t>
             </w:r>
           </w:p>
@@ -33080,7 +33787,7 @@
                 <w:sz w:val="16"/>
                 <w:szCs w:val="16"/>
               </w:rPr>
-              <w:t xml:space="preserve">Cost periods (close runs the 7.3 checklist and snapshot)</w:t>
+              <w:t xml:space="preserve">Cost periods (close runs the 7.7 checklist and snapshot)</w:t>
             </w:r>
           </w:p>
         </w:tc>

--- a/docs/design/INV_Module_Requirements_Design.docx
+++ b/docs/design/INV_Module_Requirements_Design.docx
@@ -29,7 +29,7 @@
           <w:sz w:val="22"/>
           <w:szCs w:val="22"/>
         </w:rPr>
-        <w:t xml:space="preserve">Requirements &amp; Design Document (RD) - v2.3 - September 2026</w:t>
+        <w:t xml:space="preserve">Requirements &amp; Design Document (RD) - v2.4 - September 2026</w:t>
       </w:r>
     </w:p>
     <w:p>
@@ -4405,6 +4405,988 @@
         </w:rPr>
         <w:t xml:space="preserve">All primary keys come from one sequence RR_INV_SEQ starting at 5000000001.</w:t>
       </w:r>
+    </w:p>
+    <w:p>
+      <w:pPr>
+        <w:pStyle w:val="Heading2"/>
+        <w:spacing w:after="80" w:before="200"/>
+      </w:pPr>
+      <w:r>
+        <w:rPr>
+          <w:b/>
+          <w:bCs/>
+          <w:color w:val="2A2A2A"/>
+          <w:sz w:val="24"/>
+          <w:szCs w:val="24"/>
+        </w:rPr>
+        <w:t xml:space="preserve">3.2 Data flow diagrams</w:t>
+      </w:r>
+    </w:p>
+    <w:p>
+      <w:pPr>
+        <w:pStyle w:val="Heading3"/>
+        <w:spacing w:after="60" w:before="140"/>
+      </w:pPr>
+      <w:r>
+        <w:rPr>
+          <w:b/>
+          <w:bCs/>
+          <w:color w:val="6B6B6B"/>
+          <w:sz w:val="21"/>
+          <w:szCs w:val="21"/>
+        </w:rPr>
+        <w:t xml:space="preserve">Level 0 - context</w:t>
+      </w:r>
+    </w:p>
+    <w:p>
+      <w:pPr>
+        <w:shd w:fill="F7F5F3" w:val="clear"/>
+        <w:spacing w:after="0"/>
+      </w:pPr>
+      <w:r>
+        <w:rPr>
+          <w:rFonts w:ascii="Consolas" w:cs="Consolas" w:eastAsia="Consolas" w:hAnsi="Consolas"/>
+          <w:sz w:val="15"/>
+          <w:szCs w:val="15"/>
+        </w:rPr>
+        <w:t xml:space="preserve">                 +--------------------+</w:t>
+      </w:r>
+    </w:p>
+    <w:p>
+      <w:pPr>
+        <w:shd w:fill="F7F5F3" w:val="clear"/>
+        <w:spacing w:after="0"/>
+      </w:pPr>
+      <w:r>
+        <w:rPr>
+          <w:rFonts w:ascii="Consolas" w:cs="Consolas" w:eastAsia="Consolas" w:hAnsi="Consolas"/>
+          <w:sz w:val="15"/>
+          <w:szCs w:val="15"/>
+        </w:rPr>
+        <w:t xml:space="preserve">  Users (org      |                    |  journal batches (REF5 = INV_TRANSACTIONS)</w:t>
+      </w:r>
+    </w:p>
+    <w:p>
+      <w:pPr>
+        <w:shd w:fill="F7F5F3" w:val="clear"/>
+        <w:spacing w:after="0"/>
+      </w:pPr>
+      <w:r>
+        <w:rPr>
+          <w:rFonts w:ascii="Consolas" w:cs="Consolas" w:eastAsia="Consolas" w:hAnsi="Consolas"/>
+          <w:sz w:val="15"/>
+          <w:szCs w:val="15"/>
+        </w:rPr>
+        <w:t xml:space="preserve">  access 2.1) --&gt; |     INVENTORY      | ----------------------------&gt; GL (existing)</w:t>
+      </w:r>
+    </w:p>
+    <w:p>
+      <w:pPr>
+        <w:shd w:fill="F7F5F3" w:val="clear"/>
+        <w:spacing w:after="0"/>
+      </w:pPr>
+      <w:r>
+        <w:rPr>
+          <w:rFonts w:ascii="Consolas" w:cs="Consolas" w:eastAsia="Consolas" w:hAnsi="Consolas"/>
+          <w:sz w:val="15"/>
+          <w:szCs w:val="15"/>
+        </w:rPr>
+        <w:t xml:space="preserve">                  |      MODULE        |  tax codes &lt;---- Tax module (existing)</w:t>
+      </w:r>
+    </w:p>
+    <w:p>
+      <w:pPr>
+        <w:shd w:fill="F7F5F3" w:val="clear"/>
+        <w:spacing w:after="0"/>
+      </w:pPr>
+      <w:r>
+        <w:rPr>
+          <w:rFonts w:ascii="Consolas" w:cs="Consolas" w:eastAsia="Consolas" w:hAnsi="Consolas"/>
+          <w:sz w:val="15"/>
+          <w:szCs w:val="15"/>
+        </w:rPr>
+        <w:t xml:space="preserve">  BU master ----&gt; |                    |  BU / LE   &lt;---- gl/businessunits (existing)</w:t>
+      </w:r>
+    </w:p>
+    <w:p>
+      <w:pPr>
+        <w:shd w:fill="F7F5F3" w:val="clear"/>
+        <w:spacing w:after="0"/>
+      </w:pPr>
+      <w:r>
+        <w:rPr>
+          <w:rFonts w:ascii="Consolas" w:cs="Consolas" w:eastAsia="Consolas" w:hAnsi="Consolas"/>
+          <w:sz w:val="15"/>
+          <w:szCs w:val="15"/>
+        </w:rPr>
+        <w:t xml:space="preserve">  (existing)      +--------------------+</w:t>
+      </w:r>
+    </w:p>
+    <w:p>
+      <w:pPr>
+        <w:shd w:fill="F7F5F3" w:val="clear"/>
+        <w:spacing w:after="0"/>
+      </w:pPr>
+      <w:r>
+        <w:rPr>
+          <w:rFonts w:ascii="Consolas" w:cs="Consolas" w:eastAsia="Consolas" w:hAnsi="Consolas"/>
+          <w:sz w:val="15"/>
+          <w:szCs w:val="15"/>
+        </w:rPr>
+        <w:t xml:space="preserve">                     ^            |</w:t>
+      </w:r>
+    </w:p>
+    <w:p>
+      <w:pPr>
+        <w:shd w:fill="F7F5F3" w:val="clear"/>
+        <w:spacing w:after="0"/>
+      </w:pPr>
+      <w:r>
+        <w:rPr>
+          <w:rFonts w:ascii="Consolas" w:cs="Consolas" w:eastAsia="Consolas" w:hAnsi="Consolas"/>
+          <w:sz w:val="15"/>
+          <w:szCs w:val="15"/>
+        </w:rPr>
+        <w:t xml:space="preserve">     Phase 2 PO receipts          |  on-hand, ATT, valuation, history</w:t>
+      </w:r>
+    </w:p>
+    <w:p>
+      <w:pPr>
+        <w:shd w:fill="F7F5F3" w:val="clear"/>
+        <w:spacing w:after="0"/>
+      </w:pPr>
+      <w:r>
+        <w:rPr>
+          <w:rFonts w:ascii="Consolas" w:cs="Consolas" w:eastAsia="Consolas" w:hAnsi="Consolas"/>
+          <w:sz w:val="15"/>
+          <w:szCs w:val="15"/>
+        </w:rPr>
+        <w:t xml:space="preserve">     Phase 3 SO issues            v</w:t>
+      </w:r>
+    </w:p>
+    <w:p>
+      <w:pPr>
+        <w:shd w:fill="F7F5F3" w:val="clear"/>
+        <w:spacing w:after="0"/>
+      </w:pPr>
+      <w:r>
+        <w:rPr>
+          <w:rFonts w:ascii="Consolas" w:cs="Consolas" w:eastAsia="Consolas" w:hAnsi="Consolas"/>
+          <w:sz w:val="15"/>
+          <w:szCs w:val="15"/>
+        </w:rPr>
+        <w:t xml:space="preserve">     (future sources)          Inquiry pages / reports / AI gateway</w:t>
+      </w:r>
+    </w:p>
+    <w:p>
+      <w:pPr>
+        <w:spacing w:after="100"/>
+      </w:pPr>
+    </w:p>
+    <w:p>
+      <w:pPr>
+        <w:pStyle w:val="Heading3"/>
+        <w:spacing w:after="60" w:before="140"/>
+      </w:pPr>
+      <w:r>
+        <w:rPr>
+          <w:b/>
+          <w:bCs/>
+          <w:color w:val="6B6B6B"/>
+          <w:sz w:val="21"/>
+          <w:szCs w:val="21"/>
+        </w:rPr>
+        <w:t xml:space="preserve">Level 1 - transaction processing (one database transaction)</w:t>
+      </w:r>
+    </w:p>
+    <w:p>
+      <w:pPr>
+        <w:shd w:fill="F7F5F3" w:val="clear"/>
+        <w:spacing w:after="0"/>
+      </w:pPr>
+      <w:r>
+        <w:rPr>
+          <w:rFonts w:ascii="Consolas" w:cs="Consolas" w:eastAsia="Consolas" w:hAnsi="Consolas"/>
+          <w:sz w:val="15"/>
+          <w:szCs w:val="15"/>
+        </w:rPr>
+        <w:t xml:space="preserve">  Create Transaction (UI / service / count approval / transfer execution)</w:t>
+      </w:r>
+    </w:p>
+    <w:p>
+      <w:pPr>
+        <w:shd w:fill="F7F5F3" w:val="clear"/>
+        <w:spacing w:after="0"/>
+      </w:pPr>
+      <w:r>
+        <w:rPr>
+          <w:rFonts w:ascii="Consolas" w:cs="Consolas" w:eastAsia="Consolas" w:hAnsi="Consolas"/>
+          <w:sz w:val="15"/>
+          <w:szCs w:val="15"/>
+        </w:rPr>
+        <w:t xml:space="preserve">        |</w:t>
+      </w:r>
+    </w:p>
+    <w:p>
+      <w:pPr>
+        <w:shd w:fill="F7F5F3" w:val="clear"/>
+        <w:spacing w:after="0"/>
+      </w:pPr>
+      <w:r>
+        <w:rPr>
+          <w:rFonts w:ascii="Consolas" w:cs="Consolas" w:eastAsia="Consolas" w:hAnsi="Consolas"/>
+          <w:sz w:val="15"/>
+          <w:szCs w:val="15"/>
+        </w:rPr>
+        <w:t xml:space="preserve">        v</w:t>
+      </w:r>
+    </w:p>
+    <w:p>
+      <w:pPr>
+        <w:shd w:fill="F7F5F3" w:val="clear"/>
+        <w:spacing w:after="0"/>
+      </w:pPr>
+      <w:r>
+        <w:rPr>
+          <w:rFonts w:ascii="Consolas" w:cs="Consolas" w:eastAsia="Consolas" w:hAnsi="Consolas"/>
+          <w:sz w:val="15"/>
+          <w:szCs w:val="15"/>
+        </w:rPr>
+        <w:t xml:space="preserve">  [V1 org access] -&gt; [V2 item + assignment + status] -&gt; [V3 subinv/locator</w:t>
+      </w:r>
+    </w:p>
+    <w:p>
+      <w:pPr>
+        <w:shd w:fill="F7F5F3" w:val="clear"/>
+        <w:spacing w:after="0"/>
+      </w:pPr>
+      <w:r>
+        <w:rPr>
+          <w:rFonts w:ascii="Consolas" w:cs="Consolas" w:eastAsia="Consolas" w:hAnsi="Consolas"/>
+          <w:sz w:val="15"/>
+          <w:szCs w:val="15"/>
+        </w:rPr>
+        <w:t xml:space="preserve">   + material status] -&gt; [V4 open cost period + open GL period]</w:t>
+      </w:r>
+    </w:p>
+    <w:p>
+      <w:pPr>
+        <w:shd w:fill="F7F5F3" w:val="clear"/>
+        <w:spacing w:after="0"/>
+      </w:pPr>
+      <w:r>
+        <w:rPr>
+          <w:rFonts w:ascii="Consolas" w:cs="Consolas" w:eastAsia="Consolas" w:hAnsi="Consolas"/>
+          <w:sz w:val="15"/>
+          <w:szCs w:val="15"/>
+        </w:rPr>
+        <w:t xml:space="preserve">        |</w:t>
+      </w:r>
+    </w:p>
+    <w:p>
+      <w:pPr>
+        <w:shd w:fill="F7F5F3" w:val="clear"/>
+        <w:spacing w:after="0"/>
+      </w:pPr>
+      <w:r>
+        <w:rPr>
+          <w:rFonts w:ascii="Consolas" w:cs="Consolas" w:eastAsia="Consolas" w:hAnsi="Consolas"/>
+          <w:sz w:val="15"/>
+          <w:szCs w:val="15"/>
+        </w:rPr>
+        <w:t xml:space="preserve">        v</w:t>
+      </w:r>
+    </w:p>
+    <w:p>
+      <w:pPr>
+        <w:shd w:fill="F7F5F3" w:val="clear"/>
+        <w:spacing w:after="0"/>
+      </w:pPr>
+      <w:r>
+        <w:rPr>
+          <w:rFonts w:ascii="Consolas" w:cs="Consolas" w:eastAsia="Consolas" w:hAnsi="Consolas"/>
+          <w:sz w:val="15"/>
+          <w:szCs w:val="15"/>
+        </w:rPr>
+        <w:t xml:space="preserve">  [V5 UOM conversion to primary]</w:t>
+      </w:r>
+    </w:p>
+    <w:p>
+      <w:pPr>
+        <w:shd w:fill="F7F5F3" w:val="clear"/>
+        <w:spacing w:after="0"/>
+      </w:pPr>
+      <w:r>
+        <w:rPr>
+          <w:rFonts w:ascii="Consolas" w:cs="Consolas" w:eastAsia="Consolas" w:hAnsi="Consolas"/>
+          <w:sz w:val="15"/>
+          <w:szCs w:val="15"/>
+        </w:rPr>
+        <w:t xml:space="preserve">        |</w:t>
+      </w:r>
+    </w:p>
+    <w:p>
+      <w:pPr>
+        <w:shd w:fill="F7F5F3" w:val="clear"/>
+        <w:spacing w:after="0"/>
+      </w:pPr>
+      <w:r>
+        <w:rPr>
+          <w:rFonts w:ascii="Consolas" w:cs="Consolas" w:eastAsia="Consolas" w:hAnsi="Consolas"/>
+          <w:sz w:val="15"/>
+          <w:szCs w:val="15"/>
+        </w:rPr>
+        <w:t xml:space="preserve">        v</w:t>
+      </w:r>
+    </w:p>
+    <w:p>
+      <w:pPr>
+        <w:shd w:fill="F7F5F3" w:val="clear"/>
+        <w:spacing w:after="0"/>
+      </w:pPr>
+      <w:r>
+        <w:rPr>
+          <w:rFonts w:ascii="Consolas" w:cs="Consolas" w:eastAsia="Consolas" w:hAnsi="Consolas"/>
+          <w:sz w:val="15"/>
+          <w:szCs w:val="15"/>
+        </w:rPr>
+        <w:t xml:space="preserve">  [V6 availability: on-hand - reservations &gt;= qty  (negative rule)]</w:t>
+      </w:r>
+    </w:p>
+    <w:p>
+      <w:pPr>
+        <w:shd w:fill="F7F5F3" w:val="clear"/>
+        <w:spacing w:after="0"/>
+      </w:pPr>
+      <w:r>
+        <w:rPr>
+          <w:rFonts w:ascii="Consolas" w:cs="Consolas" w:eastAsia="Consolas" w:hAnsi="Consolas"/>
+          <w:sz w:val="15"/>
+          <w:szCs w:val="15"/>
+        </w:rPr>
+        <w:t xml:space="preserve">        |</w:t>
+      </w:r>
+    </w:p>
+    <w:p>
+      <w:pPr>
+        <w:shd w:fill="F7F5F3" w:val="clear"/>
+        <w:spacing w:after="0"/>
+      </w:pPr>
+      <w:r>
+        <w:rPr>
+          <w:rFonts w:ascii="Consolas" w:cs="Consolas" w:eastAsia="Consolas" w:hAnsi="Consolas"/>
+          <w:sz w:val="15"/>
+          <w:szCs w:val="15"/>
+        </w:rPr>
+        <w:t xml:space="preserve">        v</w:t>
+      </w:r>
+    </w:p>
+    <w:p>
+      <w:pPr>
+        <w:shd w:fill="F7F5F3" w:val="clear"/>
+        <w:spacing w:after="0"/>
+      </w:pPr>
+      <w:r>
+        <w:rPr>
+          <w:rFonts w:ascii="Consolas" w:cs="Consolas" w:eastAsia="Consolas" w:hAnsi="Consolas"/>
+          <w:sz w:val="15"/>
+          <w:szCs w:val="15"/>
+        </w:rPr>
+        <w:t xml:space="preserve">  [V7 lot/serial details cover qty; expiry; serial state]</w:t>
+      </w:r>
+    </w:p>
+    <w:p>
+      <w:pPr>
+        <w:shd w:fill="F7F5F3" w:val="clear"/>
+        <w:spacing w:after="0"/>
+      </w:pPr>
+      <w:r>
+        <w:rPr>
+          <w:rFonts w:ascii="Consolas" w:cs="Consolas" w:eastAsia="Consolas" w:hAnsi="Consolas"/>
+          <w:sz w:val="15"/>
+          <w:szCs w:val="15"/>
+        </w:rPr>
+        <w:t xml:space="preserve">        |</w:t>
+      </w:r>
+    </w:p>
+    <w:p>
+      <w:pPr>
+        <w:shd w:fill="F7F5F3" w:val="clear"/>
+        <w:spacing w:after="0"/>
+      </w:pPr>
+      <w:r>
+        <w:rPr>
+          <w:rFonts w:ascii="Consolas" w:cs="Consolas" w:eastAsia="Consolas" w:hAnsi="Consolas"/>
+          <w:sz w:val="15"/>
+          <w:szCs w:val="15"/>
+        </w:rPr>
+        <w:t xml:space="preserve">        v</w:t>
+      </w:r>
+    </w:p>
+    <w:p>
+      <w:pPr>
+        <w:shd w:fill="F7F5F3" w:val="clear"/>
+        <w:spacing w:after="0"/>
+      </w:pPr>
+      <w:r>
+        <w:rPr>
+          <w:rFonts w:ascii="Consolas" w:cs="Consolas" w:eastAsia="Consolas" w:hAnsi="Consolas"/>
+          <w:sz w:val="15"/>
+          <w:szCs w:val="15"/>
+        </w:rPr>
+        <w:t xml:space="preserve">  [V8 COST ENGINE 7.4]  inflow: re-average (locked cost row)</w:t>
+      </w:r>
+    </w:p>
+    <w:p>
+      <w:pPr>
+        <w:shd w:fill="F7F5F3" w:val="clear"/>
+        <w:spacing w:after="0"/>
+      </w:pPr>
+      <w:r>
+        <w:rPr>
+          <w:rFonts w:ascii="Consolas" w:cs="Consolas" w:eastAsia="Consolas" w:hAnsi="Consolas"/>
+          <w:sz w:val="15"/>
+          <w:szCs w:val="15"/>
+        </w:rPr>
+        <w:t xml:space="preserve">        |               outflow: value at current average</w:t>
+      </w:r>
+    </w:p>
+    <w:p>
+      <w:pPr>
+        <w:shd w:fill="F7F5F3" w:val="clear"/>
+        <w:spacing w:after="0"/>
+      </w:pPr>
+      <w:r>
+        <w:rPr>
+          <w:rFonts w:ascii="Consolas" w:cs="Consolas" w:eastAsia="Consolas" w:hAnsi="Consolas"/>
+          <w:sz w:val="15"/>
+          <w:szCs w:val="15"/>
+        </w:rPr>
+        <w:t xml:space="preserve">        v</w:t>
+      </w:r>
+    </w:p>
+    <w:p>
+      <w:pPr>
+        <w:shd w:fill="F7F5F3" w:val="clear"/>
+        <w:spacing w:after="0"/>
+      </w:pPr>
+      <w:r>
+        <w:rPr>
+          <w:rFonts w:ascii="Consolas" w:cs="Consolas" w:eastAsia="Consolas" w:hAnsi="Consolas"/>
+          <w:sz w:val="15"/>
+          <w:szCs w:val="15"/>
+        </w:rPr>
+        <w:t xml:space="preserve">  WRITE (atomic):  RR_INV_TRANSACTIONS leg(s)</w:t>
+      </w:r>
+    </w:p>
+    <w:p>
+      <w:pPr>
+        <w:shd w:fill="F7F5F3" w:val="clear"/>
+        <w:spacing w:after="0"/>
+      </w:pPr>
+      <w:r>
+        <w:rPr>
+          <w:rFonts w:ascii="Consolas" w:cs="Consolas" w:eastAsia="Consolas" w:hAnsi="Consolas"/>
+          <w:sz w:val="15"/>
+          <w:szCs w:val="15"/>
+        </w:rPr>
+        <w:t xml:space="preserve">                   RR_INV_ONHAND_BALANCES  (MERGE +/- signed qty)</w:t>
+      </w:r>
+    </w:p>
+    <w:p>
+      <w:pPr>
+        <w:shd w:fill="F7F5F3" w:val="clear"/>
+        <w:spacing w:after="0"/>
+      </w:pPr>
+      <w:r>
+        <w:rPr>
+          <w:rFonts w:ascii="Consolas" w:cs="Consolas" w:eastAsia="Consolas" w:hAnsi="Consolas"/>
+          <w:sz w:val="15"/>
+          <w:szCs w:val="15"/>
+        </w:rPr>
+        <w:t xml:space="preserve">                   RR_INV_LOTS / RR_INV_SERIALS state</w:t>
+      </w:r>
+    </w:p>
+    <w:p>
+      <w:pPr>
+        <w:shd w:fill="F7F5F3" w:val="clear"/>
+        <w:spacing w:after="0"/>
+      </w:pPr>
+      <w:r>
+        <w:rPr>
+          <w:rFonts w:ascii="Consolas" w:cs="Consolas" w:eastAsia="Consolas" w:hAnsi="Consolas"/>
+          <w:sz w:val="15"/>
+          <w:szCs w:val="15"/>
+        </w:rPr>
+        <w:t xml:space="preserve">                   RR_INV_ITEM_COSTS + history   (inflows/adjustments)</w:t>
+      </w:r>
+    </w:p>
+    <w:p>
+      <w:pPr>
+        <w:shd w:fill="F7F5F3" w:val="clear"/>
+        <w:spacing w:after="0"/>
+      </w:pPr>
+      <w:r>
+        <w:rPr>
+          <w:rFonts w:ascii="Consolas" w:cs="Consolas" w:eastAsia="Consolas" w:hAnsi="Consolas"/>
+          <w:sz w:val="15"/>
+          <w:szCs w:val="15"/>
+        </w:rPr>
+        <w:t xml:space="preserve">                   RR_INV_TXN_ACCOUNTING Dr/Cr rows</w:t>
+      </w:r>
+    </w:p>
+    <w:p>
+      <w:pPr>
+        <w:shd w:fill="F7F5F3" w:val="clear"/>
+        <w:spacing w:after="0"/>
+      </w:pPr>
+      <w:r>
+        <w:rPr>
+          <w:rFonts w:ascii="Consolas" w:cs="Consolas" w:eastAsia="Consolas" w:hAnsi="Consolas"/>
+          <w:sz w:val="15"/>
+          <w:szCs w:val="15"/>
+        </w:rPr>
+        <w:t xml:space="preserve">        |</w:t>
+      </w:r>
+    </w:p>
+    <w:p>
+      <w:pPr>
+        <w:shd w:fill="F7F5F3" w:val="clear"/>
+        <w:spacing w:after="0"/>
+      </w:pPr>
+      <w:r>
+        <w:rPr>
+          <w:rFonts w:ascii="Consolas" w:cs="Consolas" w:eastAsia="Consolas" w:hAnsi="Consolas"/>
+          <w:sz w:val="15"/>
+          <w:szCs w:val="15"/>
+        </w:rPr>
+        <w:t xml:space="preserve">        v  COMMIT -&gt; response (ids, cost applied, new on-hand)</w:t>
+      </w:r>
+    </w:p>
+    <w:p>
+      <w:pPr>
+        <w:shd w:fill="F7F5F3" w:val="clear"/>
+        <w:spacing w:after="0"/>
+      </w:pPr>
+      <w:r>
+        <w:rPr>
+          <w:rFonts w:ascii="Consolas" w:cs="Consolas" w:eastAsia="Consolas" w:hAnsi="Consolas"/>
+          <w:sz w:val="15"/>
+          <w:szCs w:val="15"/>
+        </w:rPr>
+        <w:t xml:space="preserve">        |</w:t>
+      </w:r>
+    </w:p>
+    <w:p>
+      <w:pPr>
+        <w:shd w:fill="F7F5F3" w:val="clear"/>
+        <w:spacing w:after="0"/>
+      </w:pPr>
+      <w:r>
+        <w:rPr>
+          <w:rFonts w:ascii="Consolas" w:cs="Consolas" w:eastAsia="Consolas" w:hAnsi="Consolas"/>
+          <w:sz w:val="15"/>
+          <w:szCs w:val="15"/>
+        </w:rPr>
+        <w:t xml:space="preserve">        v  later: Create Accounting groups unposted Dr/Cr -&gt; one GL batch</w:t>
+      </w:r>
+    </w:p>
+    <w:p>
+      <w:pPr>
+        <w:shd w:fill="F7F5F3" w:val="clear"/>
+        <w:spacing w:after="0"/>
+      </w:pPr>
+      <w:r>
+        <w:rPr>
+          <w:rFonts w:ascii="Consolas" w:cs="Consolas" w:eastAsia="Consolas" w:hAnsi="Consolas"/>
+          <w:sz w:val="15"/>
+          <w:szCs w:val="15"/>
+        </w:rPr>
+        <w:t xml:space="preserve">                  -&gt; JE_BATCH_ID + ACCOUNTED_FLAG=Y on the transactions</w:t>
+      </w:r>
+    </w:p>
+    <w:p>
+      <w:pPr>
+        <w:spacing w:after="100"/>
+      </w:pPr>
+    </w:p>
+    <w:p>
+      <w:pPr>
+        <w:pStyle w:val="Heading3"/>
+        <w:spacing w:after="60" w:before="140"/>
+      </w:pPr>
+      <w:r>
+        <w:rPr>
+          <w:b/>
+          <w:bCs/>
+          <w:color w:val="6B6B6B"/>
+          <w:sz w:val="21"/>
+          <w:szCs w:val="21"/>
+        </w:rPr>
+        <w:t xml:space="preserve">Level 1 - inter-org transfer</w:t>
+      </w:r>
+    </w:p>
+    <w:p>
+      <w:pPr>
+        <w:shd w:fill="F7F5F3" w:val="clear"/>
+        <w:spacing w:after="0"/>
+      </w:pPr>
+      <w:r>
+        <w:rPr>
+          <w:rFonts w:ascii="Consolas" w:cs="Consolas" w:eastAsia="Consolas" w:hAnsi="Consolas"/>
+          <w:sz w:val="15"/>
+          <w:szCs w:val="15"/>
+        </w:rPr>
+        <w:t xml:space="preserve">  Transfer Order (optional document)          Ad-hoc transfer</w:t>
+      </w:r>
+    </w:p>
+    <w:p>
+      <w:pPr>
+        <w:shd w:fill="F7F5F3" w:val="clear"/>
+        <w:spacing w:after="0"/>
+      </w:pPr>
+      <w:r>
+        <w:rPr>
+          <w:rFonts w:ascii="Consolas" w:cs="Consolas" w:eastAsia="Consolas" w:hAnsi="Consolas"/>
+          <w:sz w:val="15"/>
+          <w:szCs w:val="15"/>
+        </w:rPr>
+        <w:t xml:space="preserve">   DRAFT-&gt;REQUESTED-&gt;APPROVED                      |</w:t>
+      </w:r>
+    </w:p>
+    <w:p>
+      <w:pPr>
+        <w:shd w:fill="F7F5F3" w:val="clear"/>
+        <w:spacing w:after="0"/>
+      </w:pPr>
+      <w:r>
+        <w:rPr>
+          <w:rFonts w:ascii="Consolas" w:cs="Consolas" w:eastAsia="Consolas" w:hAnsi="Consolas"/>
+          <w:sz w:val="15"/>
+          <w:szCs w:val="15"/>
+        </w:rPr>
+        <w:t xml:space="preserve">        \------------- ship ----------------------+</w:t>
+      </w:r>
+    </w:p>
+    <w:p>
+      <w:pPr>
+        <w:shd w:fill="F7F5F3" w:val="clear"/>
+        <w:spacing w:after="0"/>
+      </w:pPr>
+      <w:r>
+        <w:rPr>
+          <w:rFonts w:ascii="Consolas" w:cs="Consolas" w:eastAsia="Consolas" w:hAnsi="Consolas"/>
+          <w:sz w:val="15"/>
+          <w:szCs w:val="15"/>
+        </w:rPr>
+        <w:t xml:space="preserve">                        |</w:t>
+      </w:r>
+    </w:p>
+    <w:p>
+      <w:pPr>
+        <w:shd w:fill="F7F5F3" w:val="clear"/>
+        <w:spacing w:after="0"/>
+      </w:pPr>
+      <w:r>
+        <w:rPr>
+          <w:rFonts w:ascii="Consolas" w:cs="Consolas" w:eastAsia="Consolas" w:hAnsi="Consolas"/>
+          <w:sz w:val="15"/>
+          <w:szCs w:val="15"/>
+        </w:rPr>
+        <w:t xml:space="preserve">      SOURCE ORG: INTERORG_SHIP / DIRECT_OUT leg (-qty at source avg)</w:t>
+      </w:r>
+    </w:p>
+    <w:p>
+      <w:pPr>
+        <w:shd w:fill="F7F5F3" w:val="clear"/>
+        <w:spacing w:after="0"/>
+      </w:pPr>
+      <w:r>
+        <w:rPr>
+          <w:rFonts w:ascii="Consolas" w:cs="Consolas" w:eastAsia="Consolas" w:hAnsi="Consolas"/>
+          <w:sz w:val="15"/>
+          <w:szCs w:val="15"/>
+        </w:rPr>
+        <w:t xml:space="preserve">                        |            shipment row (SHIPPED, carries cost)</w:t>
+      </w:r>
+    </w:p>
+    <w:p>
+      <w:pPr>
+        <w:shd w:fill="F7F5F3" w:val="clear"/>
+        <w:spacing w:after="0"/>
+      </w:pPr>
+      <w:r>
+        <w:rPr>
+          <w:rFonts w:ascii="Consolas" w:cs="Consolas" w:eastAsia="Consolas" w:hAnsi="Consolas"/>
+          <w:sz w:val="15"/>
+          <w:szCs w:val="15"/>
+        </w:rPr>
+        <w:t xml:space="preserve">                        v</w:t>
+      </w:r>
+    </w:p>
+    <w:p>
+      <w:pPr>
+        <w:shd w:fill="F7F5F3" w:val="clear"/>
+        <w:spacing w:after="0"/>
+      </w:pPr>
+      <w:r>
+        <w:rPr>
+          <w:rFonts w:ascii="Consolas" w:cs="Consolas" w:eastAsia="Consolas" w:hAnsi="Consolas"/>
+          <w:sz w:val="15"/>
+          <w:szCs w:val="15"/>
+        </w:rPr>
+        <w:t xml:space="preserve">              [in-transit bucket visible in inquiry]</w:t>
+      </w:r>
+    </w:p>
+    <w:p>
+      <w:pPr>
+        <w:shd w:fill="F7F5F3" w:val="clear"/>
+        <w:spacing w:after="0"/>
+      </w:pPr>
+      <w:r>
+        <w:rPr>
+          <w:rFonts w:ascii="Consolas" w:cs="Consolas" w:eastAsia="Consolas" w:hAnsi="Consolas"/>
+          <w:sz w:val="15"/>
+          <w:szCs w:val="15"/>
+        </w:rPr>
+        <w:t xml:space="preserve">                        |</w:t>
+      </w:r>
+    </w:p>
+    <w:p>
+      <w:pPr>
+        <w:shd w:fill="F7F5F3" w:val="clear"/>
+        <w:spacing w:after="0"/>
+      </w:pPr>
+      <w:r>
+        <w:rPr>
+          <w:rFonts w:ascii="Consolas" w:cs="Consolas" w:eastAsia="Consolas" w:hAnsi="Consolas"/>
+          <w:sz w:val="15"/>
+          <w:szCs w:val="15"/>
+        </w:rPr>
+        <w:t xml:space="preserve">      DEST ORG:   receive -&gt; INTERORG_RECEIVE / DIRECT_IN leg (+qty)</w:t>
+      </w:r>
+    </w:p>
+    <w:p>
+      <w:pPr>
+        <w:shd w:fill="F7F5F3" w:val="clear"/>
+        <w:spacing w:after="0"/>
+      </w:pPr>
+      <w:r>
+        <w:rPr>
+          <w:rFonts w:ascii="Consolas" w:cs="Consolas" w:eastAsia="Consolas" w:hAnsi="Consolas"/>
+          <w:sz w:val="15"/>
+          <w:szCs w:val="15"/>
+        </w:rPr>
+        <w:t xml:space="preserve">                        |    cross cost org? -&gt; re-average at carried cost (7.6)</w:t>
+      </w:r>
+    </w:p>
+    <w:p>
+      <w:pPr>
+        <w:shd w:fill="F7F5F3" w:val="clear"/>
+        <w:spacing w:after="0"/>
+      </w:pPr>
+      <w:r>
+        <w:rPr>
+          <w:rFonts w:ascii="Consolas" w:cs="Consolas" w:eastAsia="Consolas" w:hAnsi="Consolas"/>
+          <w:sz w:val="15"/>
+          <w:szCs w:val="15"/>
+        </w:rPr>
+        <w:t xml:space="preserve">                        v</w:t>
+      </w:r>
+    </w:p>
+    <w:p>
+      <w:pPr>
+        <w:shd w:fill="F7F5F3" w:val="clear"/>
+        <w:spacing w:after="0"/>
+      </w:pPr>
+      <w:r>
+        <w:rPr>
+          <w:rFonts w:ascii="Consolas" w:cs="Consolas" w:eastAsia="Consolas" w:hAnsi="Consolas"/>
+          <w:sz w:val="15"/>
+          <w:szCs w:val="15"/>
+        </w:rPr>
+        <w:t xml:space="preserve">              shipment RECEIVED -&gt; TO lines roll up -&gt; COMPLETED</w:t>
+      </w:r>
+    </w:p>
+    <w:p>
+      <w:pPr>
+        <w:spacing w:after="100"/>
+      </w:pPr>
+    </w:p>
+    <w:p>
+      <w:pPr>
+        <w:pStyle w:val="Heading3"/>
+        <w:spacing w:after="60" w:before="140"/>
+      </w:pPr>
+      <w:r>
+        <w:rPr>
+          <w:b/>
+          <w:bCs/>
+          <w:color w:val="6B6B6B"/>
+          <w:sz w:val="21"/>
+          <w:szCs w:val="21"/>
+        </w:rPr>
+        <w:t xml:space="preserve">Level 1 - counting and period close</w:t>
+      </w:r>
+    </w:p>
+    <w:p>
+      <w:pPr>
+        <w:shd w:fill="F7F5F3" w:val="clear"/>
+        <w:spacing w:after="0"/>
+      </w:pPr>
+      <w:r>
+        <w:rPr>
+          <w:rFonts w:ascii="Consolas" w:cs="Consolas" w:eastAsia="Consolas" w:hAnsi="Consolas"/>
+          <w:sz w:val="15"/>
+          <w:szCs w:val="15"/>
+        </w:rPr>
+        <w:t xml:space="preserve">  Cycle count def / Physical inventory (user-created)</w:t>
+      </w:r>
+    </w:p>
+    <w:p>
+      <w:pPr>
+        <w:shd w:fill="F7F5F3" w:val="clear"/>
+        <w:spacing w:after="0"/>
+      </w:pPr>
+      <w:r>
+        <w:rPr>
+          <w:rFonts w:ascii="Consolas" w:cs="Consolas" w:eastAsia="Consolas" w:hAnsi="Consolas"/>
+          <w:sz w:val="15"/>
+          <w:szCs w:val="15"/>
+        </w:rPr>
+        <w:t xml:space="preserve">        |  generate entries / snapshot (PI freezes scope)</w:t>
+      </w:r>
+    </w:p>
+    <w:p>
+      <w:pPr>
+        <w:shd w:fill="F7F5F3" w:val="clear"/>
+        <w:spacing w:after="0"/>
+      </w:pPr>
+      <w:r>
+        <w:rPr>
+          <w:rFonts w:ascii="Consolas" w:cs="Consolas" w:eastAsia="Consolas" w:hAnsi="Consolas"/>
+          <w:sz w:val="15"/>
+          <w:szCs w:val="15"/>
+        </w:rPr>
+        <w:t xml:space="preserve">        v</w:t>
+      </w:r>
+    </w:p>
+    <w:p>
+      <w:pPr>
+        <w:shd w:fill="F7F5F3" w:val="clear"/>
+        <w:spacing w:after="0"/>
+      </w:pPr>
+      <w:r>
+        <w:rPr>
+          <w:rFonts w:ascii="Consolas" w:cs="Consolas" w:eastAsia="Consolas" w:hAnsi="Consolas"/>
+          <w:sz w:val="15"/>
+          <w:szCs w:val="15"/>
+        </w:rPr>
+        <w:t xml:space="preserve">  count entry -&gt; variance vs snapshot -&gt; tolerance / approval</w:t>
+      </w:r>
+    </w:p>
+    <w:p>
+      <w:pPr>
+        <w:shd w:fill="F7F5F3" w:val="clear"/>
+        <w:spacing w:after="0"/>
+      </w:pPr>
+      <w:r>
+        <w:rPr>
+          <w:rFonts w:ascii="Consolas" w:cs="Consolas" w:eastAsia="Consolas" w:hAnsi="Consolas"/>
+          <w:sz w:val="15"/>
+          <w:szCs w:val="15"/>
+        </w:rPr>
+        <w:t xml:space="preserve">        |                                   |</w:t>
+      </w:r>
+    </w:p>
+    <w:p>
+      <w:pPr>
+        <w:shd w:fill="F7F5F3" w:val="clear"/>
+        <w:spacing w:after="0"/>
+      </w:pPr>
+      <w:r>
+        <w:rPr>
+          <w:rFonts w:ascii="Consolas" w:cs="Consolas" w:eastAsia="Consolas" w:hAnsi="Consolas"/>
+          <w:sz w:val="15"/>
+          <w:szCs w:val="15"/>
+        </w:rPr>
+        <w:t xml:space="preserve">        v                                   v</w:t>
+      </w:r>
+    </w:p>
+    <w:p>
+      <w:pPr>
+        <w:shd w:fill="F7F5F3" w:val="clear"/>
+        <w:spacing w:after="0"/>
+      </w:pPr>
+      <w:r>
+        <w:rPr>
+          <w:rFonts w:ascii="Consolas" w:cs="Consolas" w:eastAsia="Consolas" w:hAnsi="Consolas"/>
+          <w:sz w:val="15"/>
+          <w:szCs w:val="15"/>
+        </w:rPr>
+        <w:t xml:space="preserve">  no variance: close entry        CYCLE_COUNT_ADJ / PHYS_INV_ADJ</w:t>
+      </w:r>
+    </w:p>
+    <w:p>
+      <w:pPr>
+        <w:shd w:fill="F7F5F3" w:val="clear"/>
+        <w:spacing w:after="0"/>
+      </w:pPr>
+      <w:r>
+        <w:rPr>
+          <w:rFonts w:ascii="Consolas" w:cs="Consolas" w:eastAsia="Consolas" w:hAnsi="Consolas"/>
+          <w:sz w:val="15"/>
+          <w:szCs w:val="15"/>
+        </w:rPr>
+        <w:t xml:space="preserve">                                  through the SAME engine pipeline above</w:t>
+      </w:r>
+    </w:p>
+    <w:p>
+      <w:pPr>
+        <w:shd w:fill="F7F5F3" w:val="clear"/>
+        <w:spacing w:after="0"/>
+      </w:pPr>
+      <w:r>
+        <w:rPr>
+          <w:rFonts w:ascii="Consolas" w:cs="Consolas" w:eastAsia="Consolas" w:hAnsi="Consolas"/>
+          <w:sz w:val="15"/>
+          <w:szCs w:val="15"/>
+        </w:rPr>
+        <w:t xml:space="preserve">  Period close (per cost org):</w:t>
+      </w:r>
+    </w:p>
+    <w:p>
+      <w:pPr>
+        <w:shd w:fill="F7F5F3" w:val="clear"/>
+        <w:spacing w:after="0"/>
+      </w:pPr>
+      <w:r>
+        <w:rPr>
+          <w:rFonts w:ascii="Consolas" w:cs="Consolas" w:eastAsia="Consolas" w:hAnsi="Consolas"/>
+          <w:sz w:val="15"/>
+          <w:szCs w:val="15"/>
+        </w:rPr>
+        <w:t xml:space="preserve">   [no unaccounted txns] + [no open PI] + [in-transit warning]</w:t>
+      </w:r>
+    </w:p>
+    <w:p>
+      <w:pPr>
+        <w:shd w:fill="F7F5F3" w:val="clear"/>
+        <w:spacing w:after="0"/>
+      </w:pPr>
+      <w:r>
+        <w:rPr>
+          <w:rFonts w:ascii="Consolas" w:cs="Consolas" w:eastAsia="Consolas" w:hAnsi="Consolas"/>
+          <w:sz w:val="15"/>
+          <w:szCs w:val="15"/>
+        </w:rPr>
+        <w:t xml:space="preserve">        -&gt; snapshot on-hand x avg into RR_INV_PERIOD_BALANCES -&gt; CLOSED</w:t>
+      </w:r>
+    </w:p>
+    <w:p>
+      <w:pPr>
+        <w:spacing w:after="100"/>
+      </w:pPr>
     </w:p>
     <w:p>
       <w:r>

--- a/docs/design/INV_Module_Requirements_Design.docx
+++ b/docs/design/INV_Module_Requirements_Design.docx
@@ -29,7 +29,7 @@
           <w:sz w:val="22"/>
           <w:szCs w:val="22"/>
         </w:rPr>
-        <w:t xml:space="preserve">Requirements &amp; Design Document (RD) - v2.4 - September 2026</w:t>
+        <w:t xml:space="preserve">Requirements &amp; Design Document (RD) - v2.6 - September 2026</w:t>
       </w:r>
     </w:p>
     <w:p>
@@ -33810,7 +33810,7 @@
           <w:sz w:val="30"/>
           <w:szCs w:val="30"/>
         </w:rPr>
-        <w:t xml:space="preserve">13. Web Services (ORDS)</w:t>
+        <w:t xml:space="preserve">13. Service Architecture - Gateway + Packages (no per-feature endpoints)</w:t>
       </w:r>
     </w:p>
     <w:p>
@@ -33822,7 +33822,7 @@
           <w:sz w:val="20"/>
           <w:szCs w:val="20"/>
         </w:rPr>
-        <w:t xml:space="preserve">All endpoints live in the reerp module under inv/, follow the established conventions (distinct literal paths, spaced "success": literals, ORDS.DEFINE_PARAMETER for GET parameters), and return {"success": true/false, ...}.</w:t>
+        <w:t xml:space="preserve">The module deliberately does NOT create one ORDS endpoint per feature. All business logic lives in PL/SQL packages, and the frontend reaches the database through just two generic gateways (plus the standard attachment endpoints for BLOBs). This is the same execution style the AI assistant and Check Accounting already use, extended with a safe write path.</w:t>
       </w:r>
     </w:p>
     <w:p>
@@ -33838,7 +33838,19 @@
           <w:sz w:val="24"/>
           <w:szCs w:val="24"/>
         </w:rPr>
-        <w:t xml:space="preserve">13.1 Catalog</w:t>
+        <w:t xml:space="preserve">13.1 Read path - POST ai/executequery (existing)</w:t>
+      </w:r>
+    </w:p>
+    <w:p>
+      <w:pPr>
+        <w:spacing w:after="100"/>
+      </w:pPr>
+      <w:r>
+        <w:rPr>
+          <w:sz w:val="20"/>
+          <w:szCs w:val="20"/>
+        </w:rPr>
+        <w:t xml:space="preserve">Every inquiry screen issues plain SELECT statements through the existing guarded SELECT-only gateway with appUser INV_MANAGEMENT. Reads never call procedures; they select from the RR_INV_* tables and from one list view per screen so column shapes stay stable when tables evolve:</w:t>
       </w:r>
     </w:p>
     <w:tbl>
@@ -33881,7 +33893,7 @@
                 <w:sz w:val="16"/>
                 <w:szCs w:val="16"/>
               </w:rPr>
-              <w:t xml:space="preserve">Method + Path</w:t>
+              <w:t xml:space="preserve">View</w:t>
             </w:r>
           </w:p>
         </w:tc>
@@ -33905,7 +33917,7 @@
                 <w:sz w:val="16"/>
                 <w:szCs w:val="16"/>
               </w:rPr>
-              <w:t xml:space="preserve">Purpose</w:t>
+              <w:t xml:space="preserve">Feeds</w:t>
             </w:r>
           </w:p>
         </w:tc>
@@ -33930,7 +33942,7 @@
                 <w:sz w:val="16"/>
                 <w:szCs w:val="16"/>
               </w:rPr>
-              <w:t xml:space="preserve">GET/POST/PUT inv/orgs...</w:t>
+              <w:t xml:space="preserve">RR_INV_V_ORGS</w:t>
             </w:r>
           </w:p>
         </w:tc>
@@ -33953,7 +33965,7 @@
                 <w:sz w:val="16"/>
                 <w:szCs w:val="16"/>
               </w:rPr>
-              <w:t xml:space="preserve">Organizations list / create / update (as v1.0)</w:t>
+              <w:t xml:space="preserve">Inventory Organizations grid (org + BU + parameter highlights)</w:t>
             </w:r>
           </w:p>
         </w:tc>
@@ -33978,7 +33990,7 @@
                 <w:sz w:val="16"/>
                 <w:szCs w:val="16"/>
               </w:rPr>
-              <w:t xml:space="preserve">GET/POST inv/orgs/:id/parameters | receiving | shipping</w:t>
+              <w:t xml:space="preserve">RR_INV_V_SUBINVENTORIES</w:t>
             </w:r>
           </w:p>
         </w:tc>
@@ -34001,7 +34013,7 @@
                 <w:sz w:val="16"/>
                 <w:szCs w:val="16"/>
               </w:rPr>
-              <w:t xml:space="preserve">Parameter sets read / upsert</w:t>
+              <w:t xml:space="preserve">Subinventories tab (+ locator counts)</w:t>
             </w:r>
           </w:p>
         </w:tc>
@@ -34026,7 +34038,7 @@
                 <w:sz w:val="16"/>
                 <w:szCs w:val="16"/>
               </w:rPr>
-              <w:t xml:space="preserve">GET/POST/PUT inv/subinventories..., inv/locators...</w:t>
+              <w:t xml:space="preserve">RR_INV_V_ITEMS</w:t>
             </w:r>
           </w:p>
         </w:tc>
@@ -34049,7 +34061,7 @@
                 <w:sz w:val="16"/>
                 <w:szCs w:val="16"/>
               </w:rPr>
-              <w:t xml:space="preserve">Subinventories and locators</w:t>
+              <w:t xml:space="preserve">Item Master grid (attribute groups flattened, category, assignments list)</w:t>
             </w:r>
           </w:p>
         </w:tc>
@@ -34074,7 +34086,7 @@
                 <w:sz w:val="16"/>
                 <w:szCs w:val="16"/>
               </w:rPr>
-              <w:t xml:space="preserve">GET inv/uoms; POST inv/uoms/itemconversion</w:t>
+              <w:t xml:space="preserve">RR_INV_V_ITEM_COSTS</w:t>
             </w:r>
           </w:p>
         </w:tc>
@@ -34097,7 +34109,7 @@
                 <w:sz w:val="16"/>
                 <w:szCs w:val="16"/>
               </w:rPr>
-              <w:t xml:space="preserve">UOMs and item-specific conversions</w:t>
+              <w:t xml:space="preserve">Item Costs tab (avg, basis, element breakdown)</w:t>
             </w:r>
           </w:p>
         </w:tc>
@@ -34122,7 +34134,7 @@
                 <w:sz w:val="16"/>
                 <w:szCs w:val="16"/>
               </w:rPr>
-              <w:t xml:space="preserve">GET/POST inv/reasons, inv/accountaliases, inv/materialstatuses, inv/shipmethods</w:t>
+              <w:t xml:space="preserve">RR_INV_V_COST_HISTORY</w:t>
             </w:r>
           </w:p>
         </w:tc>
@@ -34145,7 +34157,7 @@
                 <w:sz w:val="16"/>
                 <w:szCs w:val="16"/>
               </w:rPr>
-              <w:t xml:space="preserve">Lookups maintenance</w:t>
+              <w:t xml:space="preserve">Cost history drill</w:t>
             </w:r>
           </w:p>
         </w:tc>
@@ -34170,7 +34182,7 @@
                 <w:sz w:val="16"/>
                 <w:szCs w:val="16"/>
               </w:rPr>
-              <w:t xml:space="preserve">GET/POST inv/orgaccess</w:t>
+              <w:t xml:space="preserve">RR_INV_V_ONHAND</w:t>
             </w:r>
           </w:p>
         </w:tc>
@@ -34193,7 +34205,7 @@
                 <w:sz w:val="16"/>
                 <w:szCs w:val="16"/>
               </w:rPr>
-              <w:t xml:space="preserve">Organization access control</w:t>
+              <w:t xml:space="preserve">On-Hand &amp; Availability (on-hand, reserved, ATT, in-transit)</w:t>
             </w:r>
           </w:p>
         </w:tc>
@@ -34218,7 +34230,7 @@
                 <w:sz w:val="16"/>
                 <w:szCs w:val="16"/>
               </w:rPr>
-              <w:t xml:space="preserve">GET/POST/PUT inv/items...; GET inv/items/:id/full</w:t>
+              <w:t xml:space="preserve">RR_INV_V_TRANSACTIONS</w:t>
             </w:r>
           </w:p>
         </w:tc>
@@ -34241,7 +34253,7 @@
                 <w:sz w:val="16"/>
                 <w:szCs w:val="16"/>
               </w:rPr>
-              <w:t xml:space="preserve">Item master; /full returns all attribute groups + categories + revisions + assignments</w:t>
+              <w:t xml:space="preserve">Transaction History (+ accounting join)</w:t>
             </w:r>
           </w:p>
         </w:tc>
@@ -34266,7 +34278,7 @@
                 <w:sz w:val="16"/>
                 <w:szCs w:val="16"/>
               </w:rPr>
-              <w:t xml:space="preserve">GET/POST inv/items/:id/assignments</w:t>
+              <w:t xml:space="preserve">RR_INV_V_RESERVATIONS</w:t>
             </w:r>
           </w:p>
         </w:tc>
@@ -34289,7 +34301,7 @@
                 <w:sz w:val="16"/>
                 <w:szCs w:val="16"/>
               </w:rPr>
-              <w:t xml:space="preserve">Org assignments with overrides</w:t>
+              <w:t xml:space="preserve">Reservations page</w:t>
             </w:r>
           </w:p>
         </w:tc>
@@ -34314,7 +34326,7 @@
                 <w:sz w:val="16"/>
                 <w:szCs w:val="16"/>
               </w:rPr>
-              <w:t xml:space="preserve">GET/POST inv/categorysets, inv/categories; POST inv/items/:id/categories</w:t>
+              <w:t xml:space="preserve">RR_INV_V_SHIPMENTS / RR_INV_V_TRANSFER_ORDERS</w:t>
             </w:r>
           </w:p>
         </w:tc>
@@ -34337,7 +34349,7 @@
                 <w:sz w:val="16"/>
                 <w:szCs w:val="16"/>
               </w:rPr>
-              <w:t xml:space="preserve">Catalogs and item categorization</w:t>
+              <w:t xml:space="preserve">Transfers pages</w:t>
             </w:r>
           </w:p>
         </w:tc>
@@ -34362,7 +34374,7 @@
                 <w:sz w:val="16"/>
                 <w:szCs w:val="16"/>
               </w:rPr>
-              <w:t xml:space="preserve">GET/POST inv/items/:id/revisions</w:t>
+              <w:t xml:space="preserve">RR_INV_V_COUNT_ENTRIES / RR_INV_V_PHYS_TAGS</w:t>
             </w:r>
           </w:p>
         </w:tc>
@@ -34385,7 +34397,7 @@
                 <w:sz w:val="16"/>
                 <w:szCs w:val="16"/>
               </w:rPr>
-              <w:t xml:space="preserve">Revisions</w:t>
+              <w:t xml:space="preserve">Counting pages</w:t>
             </w:r>
           </w:p>
         </w:tc>
@@ -34410,7 +34422,7 @@
                 <w:sz w:val="16"/>
                 <w:szCs w:val="16"/>
               </w:rPr>
-              <w:t xml:space="preserve">inv/items/:id/attachments (list/upload/download/delete)</w:t>
+              <w:t xml:space="preserve">RR_INV_V_COST_PERIODS / RR_INV_V_PERIOD_BALANCES</w:t>
             </w:r>
           </w:p>
         </w:tc>
@@ -34433,775 +34445,7 @@
                 <w:sz w:val="16"/>
                 <w:szCs w:val="16"/>
               </w:rPr>
-              <w:t xml:space="preserve">Item attachments</w:t>
-            </w:r>
-          </w:p>
-        </w:tc>
-      </w:tr>
-      <w:tr>
-        <w:tc>
-          <w:tcPr>
-            <w:tcW w:type="dxa" w:w="4074"/>
-            <w:tcMar>
-              <w:top w:type="dxa" w:w="40"/>
-              <w:left w:type="dxa" w:w="70"/>
-              <w:bottom w:type="dxa" w:w="40"/>
-              <w:right w:type="dxa" w:w="70"/>
-            </w:tcMar>
-          </w:tcPr>
-          <w:p>
-            <w:r>
-              <w:rPr>
-                <w:b w:val="false"/>
-                <w:bCs w:val="false"/>
-                <w:color w:val="1A1A1A"/>
-                <w:sz w:val="16"/>
-                <w:szCs w:val="16"/>
-              </w:rPr>
-              <w:t xml:space="preserve">GET/POST inv/lots; GET/POST inv/serials</w:t>
-            </w:r>
-          </w:p>
-        </w:tc>
-        <w:tc>
-          <w:tcPr>
-            <w:tcW w:type="dxa" w:w="5626"/>
-            <w:tcMar>
-              <w:top w:type="dxa" w:w="40"/>
-              <w:left w:type="dxa" w:w="70"/>
-              <w:bottom w:type="dxa" w:w="40"/>
-              <w:right w:type="dxa" w:w="70"/>
-            </w:tcMar>
-          </w:tcPr>
-          <w:p>
-            <w:r>
-              <w:rPr>
-                <w:b w:val="false"/>
-                <w:bCs w:val="false"/>
-                <w:color w:val="1A1A1A"/>
-                <w:sz w:val="16"/>
-                <w:szCs w:val="16"/>
-              </w:rPr>
-              <w:t xml:space="preserve">Lot and serial masters</w:t>
-            </w:r>
-          </w:p>
-        </w:tc>
-      </w:tr>
-      <w:tr>
-        <w:tc>
-          <w:tcPr>
-            <w:tcW w:type="dxa" w:w="4074"/>
-            <w:tcMar>
-              <w:top w:type="dxa" w:w="40"/>
-              <w:left w:type="dxa" w:w="70"/>
-              <w:bottom w:type="dxa" w:w="40"/>
-              <w:right w:type="dxa" w:w="70"/>
-            </w:tcMar>
-          </w:tcPr>
-          <w:p>
-            <w:r>
-              <w:rPr>
-                <w:b w:val="false"/>
-                <w:bCs w:val="false"/>
-                <w:color w:val="1A1A1A"/>
-                <w:sz w:val="16"/>
-                <w:szCs w:val="16"/>
-              </w:rPr>
-              <w:t xml:space="preserve">GET/POST inv/costorgs..., inv/costorgs/assign, inv/itemcosts/set</w:t>
-            </w:r>
-          </w:p>
-        </w:tc>
-        <w:tc>
-          <w:tcPr>
-            <w:tcW w:type="dxa" w:w="5626"/>
-            <w:tcMar>
-              <w:top w:type="dxa" w:w="40"/>
-              <w:left w:type="dxa" w:w="70"/>
-              <w:bottom w:type="dxa" w:w="40"/>
-              <w:right w:type="dxa" w:w="70"/>
-            </w:tcMar>
-          </w:tcPr>
-          <w:p>
-            <w:r>
-              <w:rPr>
-                <w:b w:val="false"/>
-                <w:bCs w:val="false"/>
-                <w:color w:val="1A1A1A"/>
-                <w:sz w:val="16"/>
-                <w:szCs w:val="16"/>
-              </w:rPr>
-              <w:t xml:space="preserve">Costing setup</w:t>
-            </w:r>
-          </w:p>
-        </w:tc>
-      </w:tr>
-      <w:tr>
-        <w:tc>
-          <w:tcPr>
-            <w:tcW w:type="dxa" w:w="4074"/>
-            <w:tcMar>
-              <w:top w:type="dxa" w:w="40"/>
-              <w:left w:type="dxa" w:w="70"/>
-              <w:bottom w:type="dxa" w:w="40"/>
-              <w:right w:type="dxa" w:w="70"/>
-            </w:tcMar>
-          </w:tcPr>
-          <w:p>
-            <w:r>
-              <w:rPr>
-                <w:b w:val="false"/>
-                <w:bCs w:val="false"/>
-                <w:color w:val="1A1A1A"/>
-                <w:sz w:val="16"/>
-                <w:szCs w:val="16"/>
-              </w:rPr>
-              <w:t xml:space="preserve">GET inv/costelements; GET inv/itemcosts/:id/details | history</w:t>
-            </w:r>
-          </w:p>
-        </w:tc>
-        <w:tc>
-          <w:tcPr>
-            <w:tcW w:type="dxa" w:w="5626"/>
-            <w:tcMar>
-              <w:top w:type="dxa" w:w="40"/>
-              <w:left w:type="dxa" w:w="70"/>
-              <w:bottom w:type="dxa" w:w="40"/>
-              <w:right w:type="dxa" w:w="70"/>
-            </w:tcMar>
-          </w:tcPr>
-          <w:p>
-            <w:r>
-              <w:rPr>
-                <w:b w:val="false"/>
-                <w:bCs w:val="false"/>
-                <w:color w:val="1A1A1A"/>
-                <w:sz w:val="16"/>
-                <w:szCs w:val="16"/>
-              </w:rPr>
-              <w:t xml:space="preserve">Cost elements, element breakdown, cost history</w:t>
-            </w:r>
-          </w:p>
-        </w:tc>
-      </w:tr>
-      <w:tr>
-        <w:tc>
-          <w:tcPr>
-            <w:tcW w:type="dxa" w:w="4074"/>
-            <w:tcMar>
-              <w:top w:type="dxa" w:w="40"/>
-              <w:left w:type="dxa" w:w="70"/>
-              <w:bottom w:type="dxa" w:w="40"/>
-              <w:right w:type="dxa" w:w="70"/>
-            </w:tcMar>
-          </w:tcPr>
-          <w:p>
-            <w:r>
-              <w:rPr>
-                <w:b w:val="false"/>
-                <w:bCs w:val="false"/>
-                <w:color w:val="1A1A1A"/>
-                <w:sz w:val="16"/>
-                <w:szCs w:val="16"/>
-              </w:rPr>
-              <w:t xml:space="preserve">POST inv/costadjustments/create</w:t>
-            </w:r>
-          </w:p>
-        </w:tc>
-        <w:tc>
-          <w:tcPr>
-            <w:tcW w:type="dxa" w:w="5626"/>
-            <w:tcMar>
-              <w:top w:type="dxa" w:w="40"/>
-              <w:left w:type="dxa" w:w="70"/>
-              <w:bottom w:type="dxa" w:w="40"/>
-              <w:right w:type="dxa" w:w="70"/>
-            </w:tcMar>
-          </w:tcPr>
-          <w:p>
-            <w:r>
-              <w:rPr>
-                <w:b w:val="false"/>
-                <w:bCs w:val="false"/>
-                <w:color w:val="1A1A1A"/>
-                <w:sz w:val="16"/>
-                <w:szCs w:val="16"/>
-              </w:rPr>
-              <w:t xml:space="preserve">Cost adjustment (element or total) with COST_ADJ posting</w:t>
-            </w:r>
-          </w:p>
-        </w:tc>
-      </w:tr>
-      <w:tr>
-        <w:tc>
-          <w:tcPr>
-            <w:tcW w:type="dxa" w:w="4074"/>
-            <w:tcMar>
-              <w:top w:type="dxa" w:w="40"/>
-              <w:left w:type="dxa" w:w="70"/>
-              <w:bottom w:type="dxa" w:w="40"/>
-              <w:right w:type="dxa" w:w="70"/>
-            </w:tcMar>
-          </w:tcPr>
-          <w:p>
-            <w:r>
-              <w:rPr>
-                <w:b w:val="false"/>
-                <w:bCs w:val="false"/>
-                <w:color w:val="1A1A1A"/>
-                <w:sz w:val="16"/>
-                <w:szCs w:val="16"/>
-              </w:rPr>
-              <w:t xml:space="preserve">GET/POST inv/txntypes</w:t>
-            </w:r>
-          </w:p>
-        </w:tc>
-        <w:tc>
-          <w:tcPr>
-            <w:tcW w:type="dxa" w:w="5626"/>
-            <w:tcMar>
-              <w:top w:type="dxa" w:w="40"/>
-              <w:left w:type="dxa" w:w="70"/>
-              <w:bottom w:type="dxa" w:w="40"/>
-              <w:right w:type="dxa" w:w="70"/>
-            </w:tcMar>
-          </w:tcPr>
-          <w:p>
-            <w:r>
-              <w:rPr>
-                <w:b w:val="false"/>
-                <w:bCs w:val="false"/>
-                <w:color w:val="1A1A1A"/>
-                <w:sz w:val="16"/>
-                <w:szCs w:val="16"/>
-              </w:rPr>
-              <w:t xml:space="preserve">Transaction types incl. user-defined (8.1)</w:t>
-            </w:r>
-          </w:p>
-        </w:tc>
-      </w:tr>
-      <w:tr>
-        <w:tc>
-          <w:tcPr>
-            <w:tcW w:type="dxa" w:w="4074"/>
-            <w:tcMar>
-              <w:top w:type="dxa" w:w="40"/>
-              <w:left w:type="dxa" w:w="70"/>
-              <w:bottom w:type="dxa" w:w="40"/>
-              <w:right w:type="dxa" w:w="70"/>
-            </w:tcMar>
-          </w:tcPr>
-          <w:p>
-            <w:r>
-              <w:rPr>
-                <w:b w:val="false"/>
-                <w:bCs w:val="false"/>
-                <w:color w:val="1A1A1A"/>
-                <w:sz w:val="16"/>
-                <w:szCs w:val="16"/>
-              </w:rPr>
-              <w:t xml:space="preserve">POST inv/cyclecounts/create; POST inv/physinv/create</w:t>
-            </w:r>
-          </w:p>
-        </w:tc>
-        <w:tc>
-          <w:tcPr>
-            <w:tcW w:type="dxa" w:w="5626"/>
-            <w:tcMar>
-              <w:top w:type="dxa" w:w="40"/>
-              <w:left w:type="dxa" w:w="70"/>
-              <w:bottom w:type="dxa" w:w="40"/>
-              <w:right w:type="dxa" w:w="70"/>
-            </w:tcMar>
-          </w:tcPr>
-          <w:p>
-            <w:r>
-              <w:rPr>
-                <w:b w:val="false"/>
-                <w:bCs w:val="false"/>
-                <w:color w:val="1A1A1A"/>
-                <w:sz w:val="16"/>
-                <w:szCs w:val="16"/>
-              </w:rPr>
-              <w:t xml:space="preserve">Create count definitions / physical inventories</w:t>
-            </w:r>
-          </w:p>
-        </w:tc>
-      </w:tr>
-      <w:tr>
-        <w:tc>
-          <w:tcPr>
-            <w:tcW w:type="dxa" w:w="4074"/>
-            <w:tcMar>
-              <w:top w:type="dxa" w:w="40"/>
-              <w:left w:type="dxa" w:w="70"/>
-              <w:bottom w:type="dxa" w:w="40"/>
-              <w:right w:type="dxa" w:w="70"/>
-            </w:tcMar>
-          </w:tcPr>
-          <w:p>
-            <w:r>
-              <w:rPr>
-                <w:b w:val="false"/>
-                <w:bCs w:val="false"/>
-                <w:color w:val="1A1A1A"/>
-                <w:sz w:val="16"/>
-                <w:szCs w:val="16"/>
-              </w:rPr>
-              <w:t xml:space="preserve">GET inv/costperiods; POST inv/costperiods/open | close | reopen</w:t>
-            </w:r>
-          </w:p>
-        </w:tc>
-        <w:tc>
-          <w:tcPr>
-            <w:tcW w:type="dxa" w:w="5626"/>
-            <w:tcMar>
-              <w:top w:type="dxa" w:w="40"/>
-              <w:left w:type="dxa" w:w="70"/>
-              <w:bottom w:type="dxa" w:w="40"/>
-              <w:right w:type="dxa" w:w="70"/>
-            </w:tcMar>
-          </w:tcPr>
-          <w:p>
-            <w:r>
-              <w:rPr>
-                <w:b w:val="false"/>
-                <w:bCs w:val="false"/>
-                <w:color w:val="1A1A1A"/>
-                <w:sz w:val="16"/>
-                <w:szCs w:val="16"/>
-              </w:rPr>
-              <w:t xml:space="preserve">Cost periods (close runs the 7.7 checklist and snapshot)</w:t>
-            </w:r>
-          </w:p>
-        </w:tc>
-      </w:tr>
-      <w:tr>
-        <w:tc>
-          <w:tcPr>
-            <w:tcW w:type="dxa" w:w="4074"/>
-            <w:tcMar>
-              <w:top w:type="dxa" w:w="40"/>
-              <w:left w:type="dxa" w:w="70"/>
-              <w:bottom w:type="dxa" w:w="40"/>
-              <w:right w:type="dxa" w:w="70"/>
-            </w:tcMar>
-          </w:tcPr>
-          <w:p>
-            <w:r>
-              <w:rPr>
-                <w:b w:val="false"/>
-                <w:bCs w:val="false"/>
-                <w:color w:val="1A1A1A"/>
-                <w:sz w:val="16"/>
-                <w:szCs w:val="16"/>
-              </w:rPr>
-              <w:t xml:space="preserve">GET inv/periodbalances</w:t>
-            </w:r>
-          </w:p>
-        </w:tc>
-        <w:tc>
-          <w:tcPr>
-            <w:tcW w:type="dxa" w:w="5626"/>
-            <w:tcMar>
-              <w:top w:type="dxa" w:w="40"/>
-              <w:left w:type="dxa" w:w="70"/>
-              <w:bottom w:type="dxa" w:w="40"/>
-              <w:right w:type="dxa" w:w="70"/>
-            </w:tcMar>
-          </w:tcPr>
-          <w:p>
-            <w:r>
-              <w:rPr>
-                <w:b w:val="false"/>
-                <w:bCs w:val="false"/>
-                <w:color w:val="1A1A1A"/>
-                <w:sz w:val="16"/>
-                <w:szCs w:val="16"/>
-              </w:rPr>
-              <w:t xml:space="preserve">Valuation snapshots</w:t>
-            </w:r>
-          </w:p>
-        </w:tc>
-      </w:tr>
-      <w:tr>
-        <w:tc>
-          <w:tcPr>
-            <w:tcW w:type="dxa" w:w="4074"/>
-            <w:tcMar>
-              <w:top w:type="dxa" w:w="40"/>
-              <w:left w:type="dxa" w:w="70"/>
-              <w:bottom w:type="dxa" w:w="40"/>
-              <w:right w:type="dxa" w:w="70"/>
-            </w:tcMar>
-          </w:tcPr>
-          <w:p>
-            <w:r>
-              <w:rPr>
-                <w:b w:val="false"/>
-                <w:bCs w:val="false"/>
-                <w:color w:val="1A1A1A"/>
-                <w:sz w:val="16"/>
-                <w:szCs w:val="16"/>
-              </w:rPr>
-              <w:t xml:space="preserve">POST inv/transactions/create; GET inv/transactions; POST inv/transactions/accounting</w:t>
-            </w:r>
-          </w:p>
-        </w:tc>
-        <w:tc>
-          <w:tcPr>
-            <w:tcW w:type="dxa" w:w="5626"/>
-            <w:tcMar>
-              <w:top w:type="dxa" w:w="40"/>
-              <w:left w:type="dxa" w:w="70"/>
-              <w:bottom w:type="dxa" w:w="40"/>
-              <w:right w:type="dxa" w:w="70"/>
-            </w:tcMar>
-          </w:tcPr>
-          <w:p>
-            <w:r>
-              <w:rPr>
-                <w:b w:val="false"/>
-                <w:bCs w:val="false"/>
-                <w:color w:val="1A1A1A"/>
-                <w:sz w:val="16"/>
-                <w:szCs w:val="16"/>
-              </w:rPr>
-              <w:t xml:space="preserve">Engine (8.3), history, Create Accounting</w:t>
-            </w:r>
-          </w:p>
-        </w:tc>
-      </w:tr>
-      <w:tr>
-        <w:tc>
-          <w:tcPr>
-            <w:tcW w:type="dxa" w:w="4074"/>
-            <w:tcMar>
-              <w:top w:type="dxa" w:w="40"/>
-              <w:left w:type="dxa" w:w="70"/>
-              <w:bottom w:type="dxa" w:w="40"/>
-              <w:right w:type="dxa" w:w="70"/>
-            </w:tcMar>
-          </w:tcPr>
-          <w:p>
-            <w:r>
-              <w:rPr>
-                <w:b w:val="false"/>
-                <w:bCs w:val="false"/>
-                <w:color w:val="1A1A1A"/>
-                <w:sz w:val="16"/>
-                <w:szCs w:val="16"/>
-              </w:rPr>
-              <w:t xml:space="preserve">GET inv/onhand; GET inv/availability</w:t>
-            </w:r>
-          </w:p>
-        </w:tc>
-        <w:tc>
-          <w:tcPr>
-            <w:tcW w:type="dxa" w:w="5626"/>
-            <w:tcMar>
-              <w:top w:type="dxa" w:w="40"/>
-              <w:left w:type="dxa" w:w="70"/>
-              <w:bottom w:type="dxa" w:w="40"/>
-              <w:right w:type="dxa" w:w="70"/>
-            </w:tcMar>
-          </w:tcPr>
-          <w:p>
-            <w:r>
-              <w:rPr>
-                <w:b w:val="false"/>
-                <w:bCs w:val="false"/>
-                <w:color w:val="1A1A1A"/>
-                <w:sz w:val="16"/>
-                <w:szCs w:val="16"/>
-              </w:rPr>
-              <w:t xml:space="preserve">On-hand and ATT (with in-transit and reservation buckets)</w:t>
-            </w:r>
-          </w:p>
-        </w:tc>
-      </w:tr>
-      <w:tr>
-        <w:tc>
-          <w:tcPr>
-            <w:tcW w:type="dxa" w:w="4074"/>
-            <w:tcMar>
-              <w:top w:type="dxa" w:w="40"/>
-              <w:left w:type="dxa" w:w="70"/>
-              <w:bottom w:type="dxa" w:w="40"/>
-              <w:right w:type="dxa" w:w="70"/>
-            </w:tcMar>
-          </w:tcPr>
-          <w:p>
-            <w:r>
-              <w:rPr>
-                <w:b w:val="false"/>
-                <w:bCs w:val="false"/>
-                <w:color w:val="1A1A1A"/>
-                <w:sz w:val="16"/>
-                <w:szCs w:val="16"/>
-              </w:rPr>
-              <w:t xml:space="preserve">GET/POST inv/reservations; POST inv/reservations/:id/cancel</w:t>
-            </w:r>
-          </w:p>
-        </w:tc>
-        <w:tc>
-          <w:tcPr>
-            <w:tcW w:type="dxa" w:w="5626"/>
-            <w:tcMar>
-              <w:top w:type="dxa" w:w="40"/>
-              <w:left w:type="dxa" w:w="70"/>
-              <w:bottom w:type="dxa" w:w="40"/>
-              <w:right w:type="dxa" w:w="70"/>
-            </w:tcMar>
-          </w:tcPr>
-          <w:p>
-            <w:r>
-              <w:rPr>
-                <w:b w:val="false"/>
-                <w:bCs w:val="false"/>
-                <w:color w:val="1A1A1A"/>
-                <w:sz w:val="16"/>
-                <w:szCs w:val="16"/>
-              </w:rPr>
-              <w:t xml:space="preserve">Reservations</w:t>
-            </w:r>
-          </w:p>
-        </w:tc>
-      </w:tr>
-      <w:tr>
-        <w:tc>
-          <w:tcPr>
-            <w:tcW w:type="dxa" w:w="4074"/>
-            <w:tcMar>
-              <w:top w:type="dxa" w:w="40"/>
-              <w:left w:type="dxa" w:w="70"/>
-              <w:bottom w:type="dxa" w:w="40"/>
-              <w:right w:type="dxa" w:w="70"/>
-            </w:tcMar>
-          </w:tcPr>
-          <w:p>
-            <w:r>
-              <w:rPr>
-                <w:b w:val="false"/>
-                <w:bCs w:val="false"/>
-                <w:color w:val="1A1A1A"/>
-                <w:sz w:val="16"/>
-                <w:szCs w:val="16"/>
-              </w:rPr>
-              <w:t xml:space="preserve">POST inv/interorg/ship | receive; GET inv/interorg/shipments</w:t>
-            </w:r>
-          </w:p>
-        </w:tc>
-        <w:tc>
-          <w:tcPr>
-            <w:tcW w:type="dxa" w:w="5626"/>
-            <w:tcMar>
-              <w:top w:type="dxa" w:w="40"/>
-              <w:left w:type="dxa" w:w="70"/>
-              <w:bottom w:type="dxa" w:w="40"/>
-              <w:right w:type="dxa" w:w="70"/>
-            </w:tcMar>
-          </w:tcPr>
-          <w:p>
-            <w:r>
-              <w:rPr>
-                <w:b w:val="false"/>
-                <w:bCs w:val="false"/>
-                <w:color w:val="1A1A1A"/>
-                <w:sz w:val="16"/>
-                <w:szCs w:val="16"/>
-              </w:rPr>
-              <w:t xml:space="preserve">Shipment execution</w:t>
-            </w:r>
-          </w:p>
-        </w:tc>
-      </w:tr>
-      <w:tr>
-        <w:tc>
-          <w:tcPr>
-            <w:tcW w:type="dxa" w:w="4074"/>
-            <w:tcMar>
-              <w:top w:type="dxa" w:w="40"/>
-              <w:left w:type="dxa" w:w="70"/>
-              <w:bottom w:type="dxa" w:w="40"/>
-              <w:right w:type="dxa" w:w="70"/>
-            </w:tcMar>
-          </w:tcPr>
-          <w:p>
-            <w:r>
-              <w:rPr>
-                <w:b w:val="false"/>
-                <w:bCs w:val="false"/>
-                <w:color w:val="1A1A1A"/>
-                <w:sz w:val="16"/>
-                <w:szCs w:val="16"/>
-              </w:rPr>
-              <w:t xml:space="preserve">GET/POST/PUT inv/transferorders...; POST .../approve | ship | cancel</w:t>
-            </w:r>
-          </w:p>
-        </w:tc>
-        <w:tc>
-          <w:tcPr>
-            <w:tcW w:type="dxa" w:w="5626"/>
-            <w:tcMar>
-              <w:top w:type="dxa" w:w="40"/>
-              <w:left w:type="dxa" w:w="70"/>
-              <w:bottom w:type="dxa" w:w="40"/>
-              <w:right w:type="dxa" w:w="70"/>
-            </w:tcMar>
-          </w:tcPr>
-          <w:p>
-            <w:r>
-              <w:rPr>
-                <w:b w:val="false"/>
-                <w:bCs w:val="false"/>
-                <w:color w:val="1A1A1A"/>
-                <w:sz w:val="16"/>
-                <w:szCs w:val="16"/>
-              </w:rPr>
-              <w:t xml:space="preserve">Transfer order lifecycle</w:t>
-            </w:r>
-          </w:p>
-        </w:tc>
-      </w:tr>
-      <w:tr>
-        <w:tc>
-          <w:tcPr>
-            <w:tcW w:type="dxa" w:w="4074"/>
-            <w:tcMar>
-              <w:top w:type="dxa" w:w="40"/>
-              <w:left w:type="dxa" w:w="70"/>
-              <w:bottom w:type="dxa" w:w="40"/>
-              <w:right w:type="dxa" w:w="70"/>
-            </w:tcMar>
-          </w:tcPr>
-          <w:p>
-            <w:r>
-              <w:rPr>
-                <w:b w:val="false"/>
-                <w:bCs w:val="false"/>
-                <w:color w:val="1A1A1A"/>
-                <w:sz w:val="16"/>
-                <w:szCs w:val="16"/>
-              </w:rPr>
-              <w:t xml:space="preserve">GET/POST inv/abc/compiles; POST inv/abc/compiles/:id/run</w:t>
-            </w:r>
-          </w:p>
-        </w:tc>
-        <w:tc>
-          <w:tcPr>
-            <w:tcW w:type="dxa" w:w="5626"/>
-            <w:tcMar>
-              <w:top w:type="dxa" w:w="40"/>
-              <w:left w:type="dxa" w:w="70"/>
-              <w:bottom w:type="dxa" w:w="40"/>
-              <w:right w:type="dxa" w:w="70"/>
-            </w:tcMar>
-          </w:tcPr>
-          <w:p>
-            <w:r>
-              <w:rPr>
-                <w:b w:val="false"/>
-                <w:bCs w:val="false"/>
-                <w:color w:val="1A1A1A"/>
-                <w:sz w:val="16"/>
-                <w:szCs w:val="16"/>
-              </w:rPr>
-              <w:t xml:space="preserve">ABC analysis</w:t>
-            </w:r>
-          </w:p>
-        </w:tc>
-      </w:tr>
-      <w:tr>
-        <w:tc>
-          <w:tcPr>
-            <w:tcW w:type="dxa" w:w="4074"/>
-            <w:tcMar>
-              <w:top w:type="dxa" w:w="40"/>
-              <w:left w:type="dxa" w:w="70"/>
-              <w:bottom w:type="dxa" w:w="40"/>
-              <w:right w:type="dxa" w:w="70"/>
-            </w:tcMar>
-          </w:tcPr>
-          <w:p>
-            <w:r>
-              <w:rPr>
-                <w:b w:val="false"/>
-                <w:bCs w:val="false"/>
-                <w:color w:val="1A1A1A"/>
-                <w:sz w:val="16"/>
-                <w:szCs w:val="16"/>
-              </w:rPr>
-              <w:t xml:space="preserve">GET/POST inv/cyclecounts...; POST .../generate | entercount | approve</w:t>
-            </w:r>
-          </w:p>
-        </w:tc>
-        <w:tc>
-          <w:tcPr>
-            <w:tcW w:type="dxa" w:w="5626"/>
-            <w:tcMar>
-              <w:top w:type="dxa" w:w="40"/>
-              <w:left w:type="dxa" w:w="70"/>
-              <w:bottom w:type="dxa" w:w="40"/>
-              <w:right w:type="dxa" w:w="70"/>
-            </w:tcMar>
-          </w:tcPr>
-          <w:p>
-            <w:r>
-              <w:rPr>
-                <w:b w:val="false"/>
-                <w:bCs w:val="false"/>
-                <w:color w:val="1A1A1A"/>
-                <w:sz w:val="16"/>
-                <w:szCs w:val="16"/>
-              </w:rPr>
-              <w:t xml:space="preserve">Cycle counting</w:t>
-            </w:r>
-          </w:p>
-        </w:tc>
-      </w:tr>
-      <w:tr>
-        <w:tc>
-          <w:tcPr>
-            <w:tcW w:type="dxa" w:w="4074"/>
-            <w:tcMar>
-              <w:top w:type="dxa" w:w="40"/>
-              <w:left w:type="dxa" w:w="70"/>
-              <w:bottom w:type="dxa" w:w="40"/>
-              <w:right w:type="dxa" w:w="70"/>
-            </w:tcMar>
-          </w:tcPr>
-          <w:p>
-            <w:r>
-              <w:rPr>
-                <w:b w:val="false"/>
-                <w:bCs w:val="false"/>
-                <w:color w:val="1A1A1A"/>
-                <w:sz w:val="16"/>
-                <w:szCs w:val="16"/>
-              </w:rPr>
-              <w:t xml:space="preserve">GET/POST inv/physinv...; POST .../snapshot | entertag | approve | complete</w:t>
-            </w:r>
-          </w:p>
-        </w:tc>
-        <w:tc>
-          <w:tcPr>
-            <w:tcW w:type="dxa" w:w="5626"/>
-            <w:tcMar>
-              <w:top w:type="dxa" w:w="40"/>
-              <w:left w:type="dxa" w:w="70"/>
-              <w:bottom w:type="dxa" w:w="40"/>
-              <w:right w:type="dxa" w:w="70"/>
-            </w:tcMar>
-          </w:tcPr>
-          <w:p>
-            <w:r>
-              <w:rPr>
-                <w:b w:val="false"/>
-                <w:bCs w:val="false"/>
-                <w:color w:val="1A1A1A"/>
-                <w:sz w:val="16"/>
-                <w:szCs w:val="16"/>
-              </w:rPr>
-              <w:t xml:space="preserve">Physical inventory</w:t>
+              <w:t xml:space="preserve">Cost Periods / Valuation</w:t>
             </w:r>
           </w:p>
         </w:tc>
@@ -35225,23 +34469,19 @@
           <w:sz w:val="24"/>
           <w:szCs w:val="24"/>
         </w:rPr>
-        <w:t xml:space="preserve">13.2 Sample payloads</w:t>
+        <w:t xml:space="preserve">13.2 Write path - POST inv/execute (ONE new endpoint)</w:t>
       </w:r>
     </w:p>
     <w:p>
       <w:pPr>
-        <w:pStyle w:val="Heading3"/>
-        <w:spacing w:after="60" w:before="140"/>
+        <w:spacing w:after="100"/>
       </w:pPr>
       <w:r>
         <w:rPr>
-          <w:b/>
-          <w:bCs/>
-          <w:color w:val="6B6B6B"/>
-          <w:sz w:val="21"/>
-          <w:szCs w:val="21"/>
+          <w:sz w:val="20"/>
+          <w:szCs w:val="20"/>
         </w:rPr>
-        <w:t xml:space="preserve">Create item (full attributes) - POST inv/items/create</w:t>
+        <w:t xml:space="preserve">A single dispatcher endpoint executes whitelisted package procedures. The client sends the procedure name and NAMED parameters as JSON; the handler binds them - parameter values are never concatenated into SQL, which keeps the gateway injection-proof while still being 'direct to the database'.</w:t>
       </w:r>
     </w:p>
     <w:p>
@@ -35255,7 +34495,7 @@
           <w:sz w:val="15"/>
           <w:szCs w:val="15"/>
         </w:rPr>
-        <w:t xml:space="preserve">{</w:t>
+        <w:t xml:space="preserve">Request:</w:t>
       </w:r>
     </w:p>
     <w:p>
@@ -35269,7 +34509,7 @@
           <w:sz w:val="15"/>
           <w:szCs w:val="15"/>
         </w:rPr>
-        <w:t xml:space="preserve">  "itemNumber": "FG-1001",</w:t>
+        <w:t xml:space="preserve">POST {base}/inv/execute</w:t>
       </w:r>
     </w:p>
     <w:p>
@@ -35283,7 +34523,7 @@
           <w:sz w:val="15"/>
           <w:szCs w:val="15"/>
         </w:rPr>
-        <w:t xml:space="preserve">  "description": "Steel Bracket 40mm",</w:t>
+        <w:t xml:space="preserve">{ "procedure": "RR_INV_ORG_PKG.CREATE_ORG",</w:t>
       </w:r>
     </w:p>
     <w:p>
@@ -35297,7 +34537,7 @@
           <w:sz w:val="15"/>
           <w:szCs w:val="15"/>
         </w:rPr>
-        <w:t xml:space="preserve">  "itemType": "FINISHED_GOOD",</w:t>
+        <w:t xml:space="preserve">  "appUser": "KHALID",</w:t>
       </w:r>
     </w:p>
     <w:p>
@@ -35311,7 +34551,7 @@
           <w:sz w:val="15"/>
           <w:szCs w:val="15"/>
         </w:rPr>
-        <w:t xml:space="preserve">  "itemStatusCode": "ACTIVE",</w:t>
+        <w:t xml:space="preserve">  "params": { "p_org_code": "W3", "p_org_name": "Sharjah Warehouse",</w:t>
       </w:r>
     </w:p>
     <w:p>
@@ -35325,7 +34565,7 @@
           <w:sz w:val="15"/>
           <w:szCs w:val="15"/>
         </w:rPr>
-        <w:t xml:space="preserve">  "primaryUomCode": "EA",</w:t>
+        <w:t xml:space="preserve">              "p_org_type": "CHILD", "p_master_org_code": "MST",</w:t>
       </w:r>
     </w:p>
     <w:p>
@@ -35339,7 +34579,7 @@
           <w:sz w:val="15"/>
           <w:szCs w:val="15"/>
         </w:rPr>
-        <w:t xml:space="preserve">  "inventory": { "stockable": "Y", "transactable": "Y", "reservable": "Y",</w:t>
+        <w:t xml:space="preserve">              "p_business_unit": "BUIMERC CORP_DIFC_INVST" } }</w:t>
       </w:r>
     </w:p>
     <w:p>
@@ -35353,7 +34593,7 @@
           <w:sz w:val="15"/>
           <w:szCs w:val="15"/>
         </w:rPr>
-        <w:t xml:space="preserve">                 "lotControl": "Y", "lotExpirationControl": "Y", "shelfLifeDays": 365,</w:t>
+        <w:t xml:space="preserve"> </w:t>
       </w:r>
     </w:p>
     <w:p>
@@ -35367,7 +34607,7 @@
           <w:sz w:val="15"/>
           <w:szCs w:val="15"/>
         </w:rPr>
-        <w:t xml:space="preserve">                 "serialControl": "N" },</w:t>
+        <w:t xml:space="preserve">Handler logic (plsql/block):</w:t>
       </w:r>
     </w:p>
     <w:p>
@@ -35381,7 +34621,7 @@
           <w:sz w:val="15"/>
           <w:szCs w:val="15"/>
         </w:rPr>
-        <w:t xml:space="preserve">  "costing":  { "costingEnabled": "Y", "standardCost": 14.00 },</w:t>
+        <w:t xml:space="preserve">  1  parse JSON; look the procedure up in RR_INV_PROC_REGISTRY</w:t>
       </w:r>
     </w:p>
     <w:p>
@@ -35395,7 +34635,7 @@
           <w:sz w:val="15"/>
           <w:szCs w:val="15"/>
         </w:rPr>
-        <w:t xml:space="preserve">  "purchasing": { "purchasable": "Y", "listPrice": 12.50, "purchasingUom": "BOX",</w:t>
+        <w:t xml:space="preserve">     (proc name, expected params, enabled flag) - unknown/disabled -&gt; 403</w:t>
       </w:r>
     </w:p>
     <w:p>
@@ -35409,7 +34649,7 @@
           <w:sz w:val="15"/>
           <w:szCs w:val="15"/>
         </w:rPr>
-        <w:t xml:space="preserve">                  "purchaseTaxCode": "VAT5_IN", "invoiceMatchOption": "3_WAY" },</w:t>
+        <w:t xml:space="preserve">  2  build  'BEGIN &lt;proc&gt;(p_org_code=&gt;:1, ..., p_user=&gt;:u,</w:t>
       </w:r>
     </w:p>
     <w:p>
@@ -35423,7 +34663,7 @@
           <w:sz w:val="15"/>
           <w:szCs w:val="15"/>
         </w:rPr>
-        <w:t xml:space="preserve">  "orderMgmt": { "saleable": "Y", "orderable": "Y", "shippable": "Y",</w:t>
+        <w:t xml:space="preserve">            p_id=&gt;:id, p_status=&gt;:st, p_message=&gt;:msg); END;'</w:t>
       </w:r>
     </w:p>
     <w:p>
@@ -35437,7 +34677,7 @@
           <w:sz w:val="15"/>
           <w:szCs w:val="15"/>
         </w:rPr>
-        <w:t xml:space="preserve">                 "invoiceable": "Y", "sellingPrice": 25.50,</w:t>
+        <w:t xml:space="preserve">     binding every value by name from the JSON (native dynamic SQL)</w:t>
       </w:r>
     </w:p>
     <w:p>
@@ -35451,7 +34691,7 @@
           <w:sz w:val="15"/>
           <w:szCs w:val="15"/>
         </w:rPr>
-        <w:t xml:space="preserve">                 "salesTaxCode": "VAT5_OUT", "taxable": "Y" },</w:t>
+        <w:t xml:space="preserve">  3  execute; the PACKAGE runs all validations (section 17) and business</w:t>
       </w:r>
     </w:p>
     <w:p>
@@ -35465,7 +34705,7 @@
           <w:sz w:val="15"/>
           <w:szCs w:val="15"/>
         </w:rPr>
-        <w:t xml:space="preserve">  "accounting": { "salesAccount": "01-00-00-4110001-0000-000-00-000-000",</w:t>
+        <w:t xml:space="preserve">     logic (engine 8.3, cost engine 7.4 ...) and raises/returns cleanly</w:t>
       </w:r>
     </w:p>
     <w:p>
@@ -35479,7 +34719,7 @@
           <w:sz w:val="15"/>
           <w:szCs w:val="15"/>
         </w:rPr>
-        <w:t xml:space="preserve">                  "cogsAccount":  "01-00-00-5110001-0000-000-00-000-000",</w:t>
+        <w:t xml:space="preserve">  4  write RR_INV_EXEC_LOG (user, proc, params CLOB, status, elapsed ms)</w:t>
       </w:r>
     </w:p>
     <w:p>
@@ -35493,7 +34733,7 @@
           <w:sz w:val="15"/>
           <w:szCs w:val="15"/>
         </w:rPr>
-        <w:t xml:space="preserve">                  "expenseAccount": "01-00-00-6150001-0000-000-00-000-000" },</w:t>
+        <w:t xml:space="preserve">  5  respond  { "success": true, "id": 5000000123, "message": "..." }</w:t>
       </w:r>
     </w:p>
     <w:p>
@@ -35507,7 +34747,7 @@
           <w:sz w:val="15"/>
           <w:szCs w:val="15"/>
         </w:rPr>
-        <w:t xml:space="preserve">  "physical": { "unitWeight": 0.45, "weightUom": "KG" },</w:t>
+        <w:t xml:space="preserve">     or        { "success": false, "error": "&lt;p_message&gt;" }  with 400/403/409</w:t>
       </w:r>
     </w:p>
     <w:p>
@@ -35521,7 +34761,7 @@
           <w:sz w:val="15"/>
           <w:szCs w:val="15"/>
         </w:rPr>
-        <w:t xml:space="preserve">  "planning": { "planningMethod": "MIN_MAX", "minQty": 50, "maxQty": 500 },</w:t>
+        <w:t xml:space="preserve"> </w:t>
       </w:r>
     </w:p>
     <w:p>
@@ -35535,7 +34775,7 @@
           <w:sz w:val="15"/>
           <w:szCs w:val="15"/>
         </w:rPr>
-        <w:t xml:space="preserve">  "categories": [ { "setName": "PRODUCT", "categoryCode": "BRACKETS" } ],</w:t>
+        <w:t xml:space="preserve">Every procedure follows one signature convention:</w:t>
       </w:r>
     </w:p>
     <w:p>
@@ -35549,7 +34789,7 @@
           <w:sz w:val="15"/>
           <w:szCs w:val="15"/>
         </w:rPr>
-        <w:t xml:space="preserve">  "createdBy": "KHALID"</w:t>
+        <w:t xml:space="preserve">  IN parameters   p_xxx  (strings/numbers/dates as VARCHAR2 ISO)</w:t>
       </w:r>
     </w:p>
     <w:p>
@@ -35563,7 +34803,7 @@
           <w:sz w:val="15"/>
           <w:szCs w:val="15"/>
         </w:rPr>
-        <w:t xml:space="preserve">}</w:t>
+        <w:t xml:space="preserve">  IN              p_user (audit stamp; org access is checked inside)</w:t>
       </w:r>
     </w:p>
     <w:p>
@@ -35577,7 +34817,7 @@
           <w:sz w:val="15"/>
           <w:szCs w:val="15"/>
         </w:rPr>
-        <w:t xml:space="preserve">-&gt; 201 { "success": true, "itemId": 5000000101 }</w:t>
+        <w:t xml:space="preserve">  OUT             p_id NUMBER, p_status VARCHAR2 ('S'/'E'), p_message VARCHAR2</w:t>
       </w:r>
     </w:p>
     <w:p>
@@ -35587,18 +34827,505 @@
     </w:p>
     <w:p>
       <w:pPr>
-        <w:pStyle w:val="Heading3"/>
-        <w:spacing w:after="60" w:before="140"/>
+        <w:pStyle w:val="Heading2"/>
+        <w:spacing w:after="80" w:before="200"/>
       </w:pPr>
       <w:r>
         <w:rPr>
           <w:b/>
           <w:bCs/>
-          <w:color w:val="6B6B6B"/>
-          <w:sz w:val="21"/>
-          <w:szCs w:val="21"/>
+          <w:color w:val="2A2A2A"/>
+          <w:sz w:val="24"/>
+          <w:szCs w:val="24"/>
         </w:rPr>
-        <w:t xml:space="preserve">Lot-controlled receipt - POST inv/transactions/create</w:t>
+        <w:t xml:space="preserve">13.3 Package catalog (all writes map here)</w:t>
+      </w:r>
+    </w:p>
+    <w:tbl>
+      <w:tblPr>
+        <w:tblW w:type="dxa" w:w="9700"/>
+        <w:tblBorders>
+          <w:top w:val="single" w:color="auto" w:sz="4"/>
+          <w:left w:val="single" w:color="auto" w:sz="4"/>
+          <w:bottom w:val="single" w:color="auto" w:sz="4"/>
+          <w:right w:val="single" w:color="auto" w:sz="4"/>
+          <w:insideH w:val="single" w:color="auto" w:sz="4"/>
+          <w:insideV w:val="single" w:color="auto" w:sz="4"/>
+        </w:tblBorders>
+      </w:tblPr>
+      <w:tblGrid>
+        <w:gridCol w:w="4074"/>
+        <w:gridCol w:w="5626"/>
+      </w:tblGrid>
+      <w:tr>
+        <w:trPr>
+          <w:tblHeader/>
+        </w:trPr>
+        <w:tc>
+          <w:tcPr>
+            <w:tcW w:type="dxa" w:w="4074"/>
+            <w:shd w:fill="C74634" w:val="clear"/>
+            <w:tcMar>
+              <w:top w:type="dxa" w:w="40"/>
+              <w:left w:type="dxa" w:w="70"/>
+              <w:bottom w:type="dxa" w:w="40"/>
+              <w:right w:type="dxa" w:w="70"/>
+            </w:tcMar>
+          </w:tcPr>
+          <w:p>
+            <w:r>
+              <w:rPr>
+                <w:b/>
+                <w:bCs/>
+                <w:color w:val="FFFFFF"/>
+                <w:sz w:val="16"/>
+                <w:szCs w:val="16"/>
+              </w:rPr>
+              <w:t xml:space="preserve">Package</w:t>
+            </w:r>
+          </w:p>
+        </w:tc>
+        <w:tc>
+          <w:tcPr>
+            <w:tcW w:type="dxa" w:w="5626"/>
+            <w:shd w:fill="C74634" w:val="clear"/>
+            <w:tcMar>
+              <w:top w:type="dxa" w:w="40"/>
+              <w:left w:type="dxa" w:w="70"/>
+              <w:bottom w:type="dxa" w:w="40"/>
+              <w:right w:type="dxa" w:w="70"/>
+            </w:tcMar>
+          </w:tcPr>
+          <w:p>
+            <w:r>
+              <w:rPr>
+                <w:b/>
+                <w:bCs/>
+                <w:color w:val="FFFFFF"/>
+                <w:sz w:val="16"/>
+                <w:szCs w:val="16"/>
+              </w:rPr>
+              <w:t xml:space="preserve">Procedures</w:t>
+            </w:r>
+          </w:p>
+        </w:tc>
+      </w:tr>
+      <w:tr>
+        <w:tc>
+          <w:tcPr>
+            <w:tcW w:type="dxa" w:w="4074"/>
+            <w:tcMar>
+              <w:top w:type="dxa" w:w="40"/>
+              <w:left w:type="dxa" w:w="70"/>
+              <w:bottom w:type="dxa" w:w="40"/>
+              <w:right w:type="dxa" w:w="70"/>
+            </w:tcMar>
+          </w:tcPr>
+          <w:p>
+            <w:r>
+              <w:rPr>
+                <w:b w:val="false"/>
+                <w:bCs w:val="false"/>
+                <w:color w:val="1A1A1A"/>
+                <w:sz w:val="16"/>
+                <w:szCs w:val="16"/>
+              </w:rPr>
+              <w:t xml:space="preserve">RR_INV_ORG_PKG</w:t>
+            </w:r>
+          </w:p>
+        </w:tc>
+        <w:tc>
+          <w:tcPr>
+            <w:tcW w:type="dxa" w:w="5626"/>
+            <w:tcMar>
+              <w:top w:type="dxa" w:w="40"/>
+              <w:left w:type="dxa" w:w="70"/>
+              <w:bottom w:type="dxa" w:w="40"/>
+              <w:right w:type="dxa" w:w="70"/>
+            </w:tcMar>
+          </w:tcPr>
+          <w:p>
+            <w:r>
+              <w:rPr>
+                <w:b w:val="false"/>
+                <w:bCs w:val="false"/>
+                <w:color w:val="1A1A1A"/>
+                <w:sz w:val="16"/>
+                <w:szCs w:val="16"/>
+              </w:rPr>
+              <w:t xml:space="preserve">CREATE_ORG, UPDATE_ORG, SET_PARAMETERS, SET_RECEIVING_PARAMS, SET_SHIPPING_PARAMS, CREATE_SUBINV, UPDATE_SUBINV, CREATE_LOCATOR, GRANT_ORG_ACCESS, REVOKE_ORG_ACCESS</w:t>
+            </w:r>
+          </w:p>
+        </w:tc>
+      </w:tr>
+      <w:tr>
+        <w:tc>
+          <w:tcPr>
+            <w:tcW w:type="dxa" w:w="4074"/>
+            <w:tcMar>
+              <w:top w:type="dxa" w:w="40"/>
+              <w:left w:type="dxa" w:w="70"/>
+              <w:bottom w:type="dxa" w:w="40"/>
+              <w:right w:type="dxa" w:w="70"/>
+            </w:tcMar>
+          </w:tcPr>
+          <w:p>
+            <w:r>
+              <w:rPr>
+                <w:b w:val="false"/>
+                <w:bCs w:val="false"/>
+                <w:color w:val="1A1A1A"/>
+                <w:sz w:val="16"/>
+                <w:szCs w:val="16"/>
+              </w:rPr>
+              <w:t xml:space="preserve">RR_INV_ITEM_PKG</w:t>
+            </w:r>
+          </w:p>
+        </w:tc>
+        <w:tc>
+          <w:tcPr>
+            <w:tcW w:type="dxa" w:w="5626"/>
+            <w:tcMar>
+              <w:top w:type="dxa" w:w="40"/>
+              <w:left w:type="dxa" w:w="70"/>
+              <w:bottom w:type="dxa" w:w="40"/>
+              <w:right w:type="dxa" w:w="70"/>
+            </w:tcMar>
+          </w:tcPr>
+          <w:p>
+            <w:r>
+              <w:rPr>
+                <w:b w:val="false"/>
+                <w:bCs w:val="false"/>
+                <w:color w:val="1A1A1A"/>
+                <w:sz w:val="16"/>
+                <w:szCs w:val="16"/>
+              </w:rPr>
+              <w:t xml:space="preserve">CREATE_ITEM, UPDATE_ITEM, SET_ITEM_STATUS, ASSIGN_TO_ORG, UPDATE_ASSIGNMENT, SET_CATEGORY, CREATE_REVISION</w:t>
+            </w:r>
+          </w:p>
+        </w:tc>
+      </w:tr>
+      <w:tr>
+        <w:tc>
+          <w:tcPr>
+            <w:tcW w:type="dxa" w:w="4074"/>
+            <w:tcMar>
+              <w:top w:type="dxa" w:w="40"/>
+              <w:left w:type="dxa" w:w="70"/>
+              <w:bottom w:type="dxa" w:w="40"/>
+              <w:right w:type="dxa" w:w="70"/>
+            </w:tcMar>
+          </w:tcPr>
+          <w:p>
+            <w:r>
+              <w:rPr>
+                <w:b w:val="false"/>
+                <w:bCs w:val="false"/>
+                <w:color w:val="1A1A1A"/>
+                <w:sz w:val="16"/>
+                <w:szCs w:val="16"/>
+              </w:rPr>
+              <w:t xml:space="preserve">RR_INV_LOOKUP_PKG</w:t>
+            </w:r>
+          </w:p>
+        </w:tc>
+        <w:tc>
+          <w:tcPr>
+            <w:tcW w:type="dxa" w:w="5626"/>
+            <w:tcMar>
+              <w:top w:type="dxa" w:w="40"/>
+              <w:left w:type="dxa" w:w="70"/>
+              <w:bottom w:type="dxa" w:w="40"/>
+              <w:right w:type="dxa" w:w="70"/>
+            </w:tcMar>
+          </w:tcPr>
+          <w:p>
+            <w:r>
+              <w:rPr>
+                <w:b w:val="false"/>
+                <w:bCs w:val="false"/>
+                <w:color w:val="1A1A1A"/>
+                <w:sz w:val="16"/>
+                <w:szCs w:val="16"/>
+              </w:rPr>
+              <w:t xml:space="preserve">CREATE_TXN_TYPE, DEACTIVATE_TXN_TYPE, CREATE_REASON, CREATE_ACCOUNT_ALIAS, CREATE_UOM, SET_ITEM_UOM_CONVERSION, CREATE_CATEGORY_SET, CREATE_CATEGORY, CREATE_MATERIAL_STATUS, CREATE_SHIP_METHOD</w:t>
+            </w:r>
+          </w:p>
+        </w:tc>
+      </w:tr>
+      <w:tr>
+        <w:tc>
+          <w:tcPr>
+            <w:tcW w:type="dxa" w:w="4074"/>
+            <w:tcMar>
+              <w:top w:type="dxa" w:w="40"/>
+              <w:left w:type="dxa" w:w="70"/>
+              <w:bottom w:type="dxa" w:w="40"/>
+              <w:right w:type="dxa" w:w="70"/>
+            </w:tcMar>
+          </w:tcPr>
+          <w:p>
+            <w:r>
+              <w:rPr>
+                <w:b w:val="false"/>
+                <w:bCs w:val="false"/>
+                <w:color w:val="1A1A1A"/>
+                <w:sz w:val="16"/>
+                <w:szCs w:val="16"/>
+              </w:rPr>
+              <w:t xml:space="preserve">RR_INV_TXN_PKG</w:t>
+            </w:r>
+          </w:p>
+        </w:tc>
+        <w:tc>
+          <w:tcPr>
+            <w:tcW w:type="dxa" w:w="5626"/>
+            <w:tcMar>
+              <w:top w:type="dxa" w:w="40"/>
+              <w:left w:type="dxa" w:w="70"/>
+              <w:bottom w:type="dxa" w:w="40"/>
+              <w:right w:type="dxa" w:w="70"/>
+            </w:tcMar>
+          </w:tcPr>
+          <w:p>
+            <w:r>
+              <w:rPr>
+                <w:b w:val="false"/>
+                <w:bCs w:val="false"/>
+                <w:color w:val="1A1A1A"/>
+                <w:sz w:val="16"/>
+                <w:szCs w:val="16"/>
+              </w:rPr>
+              <w:t xml:space="preserve">CREATE_TXN (the full engine 8.3 incl. lot/serial details as JSON array param), CREATE_ACCOUNTING</w:t>
+            </w:r>
+          </w:p>
+        </w:tc>
+      </w:tr>
+      <w:tr>
+        <w:tc>
+          <w:tcPr>
+            <w:tcW w:type="dxa" w:w="4074"/>
+            <w:tcMar>
+              <w:top w:type="dxa" w:w="40"/>
+              <w:left w:type="dxa" w:w="70"/>
+              <w:bottom w:type="dxa" w:w="40"/>
+              <w:right w:type="dxa" w:w="70"/>
+            </w:tcMar>
+          </w:tcPr>
+          <w:p>
+            <w:r>
+              <w:rPr>
+                <w:b w:val="false"/>
+                <w:bCs w:val="false"/>
+                <w:color w:val="1A1A1A"/>
+                <w:sz w:val="16"/>
+                <w:szCs w:val="16"/>
+              </w:rPr>
+              <w:t xml:space="preserve">RR_INV_COST_PKG</w:t>
+            </w:r>
+          </w:p>
+        </w:tc>
+        <w:tc>
+          <w:tcPr>
+            <w:tcW w:type="dxa" w:w="5626"/>
+            <w:tcMar>
+              <w:top w:type="dxa" w:w="40"/>
+              <w:left w:type="dxa" w:w="70"/>
+              <w:bottom w:type="dxa" w:w="40"/>
+              <w:right w:type="dxa" w:w="70"/>
+            </w:tcMar>
+          </w:tcPr>
+          <w:p>
+            <w:r>
+              <w:rPr>
+                <w:b w:val="false"/>
+                <w:bCs w:val="false"/>
+                <w:color w:val="1A1A1A"/>
+                <w:sz w:val="16"/>
+                <w:szCs w:val="16"/>
+              </w:rPr>
+              <w:t xml:space="preserve">CREATE_COST_ORG, ASSIGN_ORG_TO_COST_ORG, SET_ITEM_COST, ADJUST_COST, OPEN_PERIOD, CLOSE_PERIOD, REOPEN_PERIOD</w:t>
+            </w:r>
+          </w:p>
+        </w:tc>
+      </w:tr>
+      <w:tr>
+        <w:tc>
+          <w:tcPr>
+            <w:tcW w:type="dxa" w:w="4074"/>
+            <w:tcMar>
+              <w:top w:type="dxa" w:w="40"/>
+              <w:left w:type="dxa" w:w="70"/>
+              <w:bottom w:type="dxa" w:w="40"/>
+              <w:right w:type="dxa" w:w="70"/>
+            </w:tcMar>
+          </w:tcPr>
+          <w:p>
+            <w:r>
+              <w:rPr>
+                <w:b w:val="false"/>
+                <w:bCs w:val="false"/>
+                <w:color w:val="1A1A1A"/>
+                <w:sz w:val="16"/>
+                <w:szCs w:val="16"/>
+              </w:rPr>
+              <w:t xml:space="preserve">RR_INV_TRANSFER_PKG</w:t>
+            </w:r>
+          </w:p>
+        </w:tc>
+        <w:tc>
+          <w:tcPr>
+            <w:tcW w:type="dxa" w:w="5626"/>
+            <w:tcMar>
+              <w:top w:type="dxa" w:w="40"/>
+              <w:left w:type="dxa" w:w="70"/>
+              <w:bottom w:type="dxa" w:w="40"/>
+              <w:right w:type="dxa" w:w="70"/>
+            </w:tcMar>
+          </w:tcPr>
+          <w:p>
+            <w:r>
+              <w:rPr>
+                <w:b w:val="false"/>
+                <w:bCs w:val="false"/>
+                <w:color w:val="1A1A1A"/>
+                <w:sz w:val="16"/>
+                <w:szCs w:val="16"/>
+              </w:rPr>
+              <w:t xml:space="preserve">CREATE_TRANSFER_ORDER, APPROVE_TO, CANCEL_TO, SHIP (TO or ad-hoc; direct or in-transit), RECEIVE_SHIPMENT</w:t>
+            </w:r>
+          </w:p>
+        </w:tc>
+      </w:tr>
+      <w:tr>
+        <w:tc>
+          <w:tcPr>
+            <w:tcW w:type="dxa" w:w="4074"/>
+            <w:tcMar>
+              <w:top w:type="dxa" w:w="40"/>
+              <w:left w:type="dxa" w:w="70"/>
+              <w:bottom w:type="dxa" w:w="40"/>
+              <w:right w:type="dxa" w:w="70"/>
+            </w:tcMar>
+          </w:tcPr>
+          <w:p>
+            <w:r>
+              <w:rPr>
+                <w:b w:val="false"/>
+                <w:bCs w:val="false"/>
+                <w:color w:val="1A1A1A"/>
+                <w:sz w:val="16"/>
+                <w:szCs w:val="16"/>
+              </w:rPr>
+              <w:t xml:space="preserve">RR_INV_RES_PKG</w:t>
+            </w:r>
+          </w:p>
+        </w:tc>
+        <w:tc>
+          <w:tcPr>
+            <w:tcW w:type="dxa" w:w="5626"/>
+            <w:tcMar>
+              <w:top w:type="dxa" w:w="40"/>
+              <w:left w:type="dxa" w:w="70"/>
+              <w:bottom w:type="dxa" w:w="40"/>
+              <w:right w:type="dxa" w:w="70"/>
+            </w:tcMar>
+          </w:tcPr>
+          <w:p>
+            <w:r>
+              <w:rPr>
+                <w:b w:val="false"/>
+                <w:bCs w:val="false"/>
+                <w:color w:val="1A1A1A"/>
+                <w:sz w:val="16"/>
+                <w:szCs w:val="16"/>
+              </w:rPr>
+              <w:t xml:space="preserve">CREATE_RESERVATION, CANCEL_RESERVATION</w:t>
+            </w:r>
+          </w:p>
+        </w:tc>
+      </w:tr>
+      <w:tr>
+        <w:tc>
+          <w:tcPr>
+            <w:tcW w:type="dxa" w:w="4074"/>
+            <w:tcMar>
+              <w:top w:type="dxa" w:w="40"/>
+              <w:left w:type="dxa" w:w="70"/>
+              <w:bottom w:type="dxa" w:w="40"/>
+              <w:right w:type="dxa" w:w="70"/>
+            </w:tcMar>
+          </w:tcPr>
+          <w:p>
+            <w:r>
+              <w:rPr>
+                <w:b w:val="false"/>
+                <w:bCs w:val="false"/>
+                <w:color w:val="1A1A1A"/>
+                <w:sz w:val="16"/>
+                <w:szCs w:val="16"/>
+              </w:rPr>
+              <w:t xml:space="preserve">RR_INV_COUNT_PKG</w:t>
+            </w:r>
+          </w:p>
+        </w:tc>
+        <w:tc>
+          <w:tcPr>
+            <w:tcW w:type="dxa" w:w="5626"/>
+            <w:tcMar>
+              <w:top w:type="dxa" w:w="40"/>
+              <w:left w:type="dxa" w:w="70"/>
+              <w:bottom w:type="dxa" w:w="40"/>
+              <w:right w:type="dxa" w:w="70"/>
+            </w:tcMar>
+          </w:tcPr>
+          <w:p>
+            <w:r>
+              <w:rPr>
+                <w:b w:val="false"/>
+                <w:bCs w:val="false"/>
+                <w:color w:val="1A1A1A"/>
+                <w:sz w:val="16"/>
+                <w:szCs w:val="16"/>
+              </w:rPr>
+              <w:t xml:space="preserve">CREATE_CYCLE_DEF, GENERATE_ENTRIES, ENTER_COUNT, APPROVE_ENTRY, REQUEST_RECOUNT, CREATE_PHYS_INV, TAKE_SNAPSHOT, ENTER_TAG, APPROVE_PHYS_INV, COMPLETE_PHYS_INV</w:t>
+            </w:r>
+          </w:p>
+        </w:tc>
+      </w:tr>
+    </w:tbl>
+    <w:p>
+      <w:pPr>
+        <w:spacing w:after="100"/>
+      </w:pPr>
+    </w:p>
+    <w:p>
+      <w:pPr>
+        <w:spacing w:after="100"/>
+      </w:pPr>
+      <w:r>
+        <w:rPr>
+          <w:sz w:val="20"/>
+          <w:szCs w:val="20"/>
+        </w:rPr>
+        <w:t xml:space="preserve">Query helpers the user mentioned (e.g. QUERY_ORGS) are intentionally NOT procedures: SELECTs through ai/executequery against the 13.1 views do the same with less code. A package query function is added only where a read needs logic a view cannot express.</w:t>
+      </w:r>
+    </w:p>
+    <w:p>
+      <w:pPr>
+        <w:pStyle w:val="Heading2"/>
+        <w:spacing w:after="80" w:before="200"/>
+      </w:pPr>
+      <w:r>
+        <w:rPr>
+          <w:b/>
+          <w:bCs/>
+          <w:color w:val="2A2A2A"/>
+          <w:sz w:val="24"/>
+          <w:szCs w:val="24"/>
+        </w:rPr>
+        <w:t xml:space="preserve">13.4 Frontend service layer</w:t>
       </w:r>
     </w:p>
     <w:p>
@@ -35612,7 +35339,7 @@
           <w:sz w:val="15"/>
           <w:szCs w:val="15"/>
         </w:rPr>
-        <w:t xml:space="preserve">{</w:t>
+        <w:t xml:space="preserve">// src/services/inv.service.ts - the ONLY two calls the module uses</w:t>
       </w:r>
     </w:p>
     <w:p>
@@ -35626,7 +35353,7 @@
           <w:sz w:val="15"/>
           <w:szCs w:val="15"/>
         </w:rPr>
-        <w:t xml:space="preserve">  "txnTypeCode": "MISC_RECEIPT", "organizationId": 5000000012,</w:t>
+        <w:t xml:space="preserve">export const invQuery = (sql: string) =&gt;</w:t>
       </w:r>
     </w:p>
     <w:p>
@@ -35640,7 +35367,7 @@
           <w:sz w:val="15"/>
           <w:szCs w:val="15"/>
         </w:rPr>
-        <w:t xml:space="preserve">  "itemId": 5000000101, "subinventoryCode": "STORES",</w:t>
+        <w:t xml:space="preserve">  fetch(base + '/ai/executequery', { method: 'POST',</w:t>
       </w:r>
     </w:p>
     <w:p>
@@ -35654,7 +35381,7 @@
           <w:sz w:val="15"/>
           <w:szCs w:val="15"/>
         </w:rPr>
-        <w:t xml:space="preserve">  "quantity": 100, "uomCode": "EA", "transactionDate": "2026-09-19",</w:t>
+        <w:t xml:space="preserve">    body: JSON.stringify({ sql, maxRows: 2000, appUser: 'INV_MANAGEMENT' }) });</w:t>
       </w:r>
     </w:p>
     <w:p>
@@ -35668,7 +35395,7 @@
           <w:sz w:val="15"/>
           <w:szCs w:val="15"/>
         </w:rPr>
-        <w:t xml:space="preserve">  "reasonCode": "OPENING",</w:t>
+        <w:t xml:space="preserve"> </w:t>
       </w:r>
     </w:p>
     <w:p>
@@ -35682,7 +35409,7 @@
           <w:sz w:val="15"/>
           <w:szCs w:val="15"/>
         </w:rPr>
-        <w:t xml:space="preserve">  "lots": [ { "lotNumber": "L-2026-001", "quantity": 60, "expirationDate": "2027-09-19" },</w:t>
+        <w:t xml:space="preserve">export const invExec = (procedure: string, params: Record&lt;string, any&gt;) =&gt;</w:t>
       </w:r>
     </w:p>
     <w:p>
@@ -35696,7 +35423,7 @@
           <w:sz w:val="15"/>
           <w:szCs w:val="15"/>
         </w:rPr>
-        <w:t xml:space="preserve">             { "lotNumber": "L-2026-002", "quantity": 40, "expirationDate": "2027-10-01" } ],</w:t>
+        <w:t xml:space="preserve">  fetch(base + '/inv/execute', { method: 'POST',</w:t>
       </w:r>
     </w:p>
     <w:p>
@@ -35710,7 +35437,7 @@
           <w:sz w:val="15"/>
           <w:szCs w:val="15"/>
         </w:rPr>
-        <w:t xml:space="preserve">  "createdBy": "KHALID"</w:t>
+        <w:t xml:space="preserve">    body: JSON.stringify({ procedure, params, appUser: currentUser }) });</w:t>
       </w:r>
     </w:p>
     <w:p>
@@ -35724,7 +35451,7 @@
           <w:sz w:val="15"/>
           <w:szCs w:val="15"/>
         </w:rPr>
-        <w:t xml:space="preserve">}</w:t>
+        <w:t xml:space="preserve"> </w:t>
       </w:r>
     </w:p>
     <w:p>
@@ -35738,28 +35465,7 @@
           <w:sz w:val="15"/>
           <w:szCs w:val="15"/>
         </w:rPr>
-        <w:t xml:space="preserve">-&gt; 201 { "success": true, "transactionId": 5000000501, "newOnhand": 100 }</w:t>
-      </w:r>
-    </w:p>
-    <w:p>
-      <w:pPr>
-        <w:spacing w:after="100"/>
-      </w:pPr>
-    </w:p>
-    <w:p>
-      <w:pPr>
-        <w:pStyle w:val="Heading3"/>
-        <w:spacing w:after="60" w:before="140"/>
-      </w:pPr>
-      <w:r>
-        <w:rPr>
-          <w:b/>
-          <w:bCs/>
-          <w:color w:val="6B6B6B"/>
-          <w:sz w:val="21"/>
-          <w:szCs w:val="21"/>
-        </w:rPr>
-        <w:t xml:space="preserve">Reservation - POST inv/reservations</w:t>
+        <w:t xml:space="preserve">// examples</w:t>
       </w:r>
     </w:p>
     <w:p>
@@ -35773,7 +35479,7 @@
           <w:sz w:val="15"/>
           <w:szCs w:val="15"/>
         </w:rPr>
-        <w:t xml:space="preserve">{ "organizationId": 5000000012, "itemId": 5000000101,</w:t>
+        <w:t xml:space="preserve">invQuery("SELECT * FROM rr_inv_v_orgs ORDER BY organization_code");</w:t>
       </w:r>
     </w:p>
     <w:p>
@@ -35787,7 +35493,7 @@
           <w:sz w:val="15"/>
           <w:szCs w:val="15"/>
         </w:rPr>
-        <w:t xml:space="preserve">  "subinventoryCode": "STORES", "reservedQty": 25,</w:t>
+        <w:t xml:space="preserve">invExec('RR_INV_ORG_PKG.CREATE_ORG', { p_org_code:'W3', p_org_name:'Sharjah WH',</w:t>
       </w:r>
     </w:p>
     <w:p>
@@ -35801,7 +35507,7 @@
           <w:sz w:val="15"/>
           <w:szCs w:val="15"/>
         </w:rPr>
-        <w:t xml:space="preserve">  "demandSourceType": "MANUAL", "demandReference": "Project ALPHA",</w:t>
+        <w:t xml:space="preserve">        p_org_type:'CHILD', p_master_org_code:'MST', p_business_unit:'...' });</w:t>
       </w:r>
     </w:p>
     <w:p>
@@ -35815,7 +35521,7 @@
           <w:sz w:val="15"/>
           <w:szCs w:val="15"/>
         </w:rPr>
-        <w:t xml:space="preserve">  "needByDate": "2026-10-01", "createdBy": "KHALID" }</w:t>
+        <w:t xml:space="preserve">invExec('RR_INV_TXN_PKG.CREATE_TXN', { p_txn_type:'MISC_RECEIPT', p_org_code:'W1',</w:t>
       </w:r>
     </w:p>
     <w:p>
@@ -35829,7 +35535,7 @@
           <w:sz w:val="15"/>
           <w:szCs w:val="15"/>
         </w:rPr>
-        <w:t xml:space="preserve">-&gt; 201 { "success": true, "reservationId": 5000000701,</w:t>
+        <w:t xml:space="preserve">        p_item_number:'FG-1001', p_subinventory:'STORES', p_quantity:100,</w:t>
       </w:r>
     </w:p>
     <w:p>
@@ -35843,28 +35549,7 @@
           <w:sz w:val="15"/>
           <w:szCs w:val="15"/>
         </w:rPr>
-        <w:t xml:space="preserve">         "availableAfter": 75 }</w:t>
-      </w:r>
-    </w:p>
-    <w:p>
-      <w:pPr>
-        <w:spacing w:after="100"/>
-      </w:pPr>
-    </w:p>
-    <w:p>
-      <w:pPr>
-        <w:pStyle w:val="Heading3"/>
-        <w:spacing w:after="60" w:before="140"/>
-      </w:pPr>
-      <w:r>
-        <w:rPr>
-          <w:b/>
-          <w:bCs/>
-          <w:color w:val="6B6B6B"/>
-          <w:sz w:val="21"/>
-          <w:szCs w:val="21"/>
-        </w:rPr>
-        <w:t xml:space="preserve">Close cost period - POST inv/costperiods/close</w:t>
+        <w:t xml:space="preserve">        p_unit_cost:14, p_txn_date:'2026-09-21',</w:t>
       </w:r>
     </w:p>
     <w:p>
@@ -35878,122 +35563,214 @@
           <w:sz w:val="15"/>
           <w:szCs w:val="15"/>
         </w:rPr>
-        <w:t xml:space="preserve">{ "costOrgId": 5000000030, "periodName": "Sep-26", "closedBy": "KHALID" }</w:t>
+        <w:t xml:space="preserve">        p_lots_json:'[{"lot":"L-2026-001","qty":60},{"lot":"L-2026-002","qty":40}]' });</w:t>
       </w:r>
     </w:p>
     <w:p>
       <w:pPr>
-        <w:shd w:fill="F7F5F3" w:val="clear"/>
-        <w:spacing w:after="0"/>
-      </w:pPr>
-      <w:r>
-        <w:rPr>
-          <w:rFonts w:ascii="Consolas" w:cs="Consolas" w:eastAsia="Consolas" w:hAnsi="Consolas"/>
-          <w:sz w:val="15"/>
-          <w:szCs w:val="15"/>
-        </w:rPr>
-        <w:t xml:space="preserve">-&gt; 200 { "success": true, "status": "CLOSED", "snapshotRows": 412 }</w:t>
-      </w:r>
-    </w:p>
-    <w:p>
-      <w:pPr>
-        <w:shd w:fill="F7F5F3" w:val="clear"/>
-        <w:spacing w:after="0"/>
-      </w:pPr>
-      <w:r>
-        <w:rPr>
-          <w:rFonts w:ascii="Consolas" w:cs="Consolas" w:eastAsia="Consolas" w:hAnsi="Consolas"/>
-          <w:sz w:val="15"/>
-          <w:szCs w:val="15"/>
-        </w:rPr>
-        <w:t xml:space="preserve">-&gt; 409 { "success": false, "error": "7 unaccounted transactions in Sep-26",</w:t>
-      </w:r>
-    </w:p>
-    <w:p>
-      <w:pPr>
-        <w:shd w:fill="F7F5F3" w:val="clear"/>
-        <w:spacing w:after="0"/>
-      </w:pPr>
-      <w:r>
-        <w:rPr>
-          <w:rFonts w:ascii="Consolas" w:cs="Consolas" w:eastAsia="Consolas" w:hAnsi="Consolas"/>
-          <w:sz w:val="15"/>
-          <w:szCs w:val="15"/>
-        </w:rPr>
-        <w:t xml:space="preserve">         "blocking": { "unaccounted": 7, "openPhysicalInventories": 0 } }</w:t>
-      </w:r>
-    </w:p>
-    <w:p>
-      <w:pPr>
         <w:spacing w:after="100"/>
       </w:pPr>
     </w:p>
     <w:p>
       <w:pPr>
-        <w:pStyle w:val="Heading3"/>
-        <w:spacing w:after="60" w:before="140"/>
+        <w:pStyle w:val="Heading2"/>
+        <w:spacing w:after="80" w:before="200"/>
       </w:pPr>
       <w:r>
         <w:rPr>
           <w:b/>
           <w:bCs/>
-          <w:color w:val="6B6B6B"/>
-          <w:sz w:val="21"/>
-          <w:szCs w:val="21"/>
+          <w:color w:val="2A2A2A"/>
+          <w:sz w:val="24"/>
+          <w:szCs w:val="24"/>
         </w:rPr>
-        <w:t xml:space="preserve">Cycle count approval - POST inv/cyclecounts/entries/approve</w:t>
+        <w:t xml:space="preserve">13.5 Security and operational rules</w:t>
       </w:r>
     </w:p>
     <w:p>
       <w:pPr>
-        <w:shd w:fill="F7F5F3" w:val="clear"/>
-        <w:spacing w:after="0"/>
+        <w:pStyle w:val="ListParagraph"/>
+        <w:numPr>
+          <w:ilvl w:val="0"/>
+          <w:numId w:val="2"/>
+        </w:numPr>
+        <w:spacing w:after="40"/>
       </w:pPr>
       <w:r>
         <w:rPr>
-          <w:rFonts w:ascii="Consolas" w:cs="Consolas" w:eastAsia="Consolas" w:hAnsi="Consolas"/>
-          <w:sz w:val="15"/>
-          <w:szCs w:val="15"/>
+          <w:sz w:val="20"/>
+          <w:szCs w:val="20"/>
         </w:rPr>
-        <w:t xml:space="preserve">{ "entryId": 5000000801, "approvedBy": "KHALID" }</w:t>
+        <w:t xml:space="preserve">RR_INV_PROC_REGISTRY whitelists every callable procedure with its expected parameter names; anything not registered (or disabled) is refused with 403 - the dispatcher can never be steered to other packages or raw DML</w:t>
       </w:r>
     </w:p>
     <w:p>
       <w:pPr>
-        <w:shd w:fill="F7F5F3" w:val="clear"/>
-        <w:spacing w:after="0"/>
+        <w:pStyle w:val="ListParagraph"/>
+        <w:numPr>
+          <w:ilvl w:val="0"/>
+          <w:numId w:val="2"/>
+        </w:numPr>
+        <w:spacing w:after="40"/>
       </w:pPr>
       <w:r>
         <w:rPr>
-          <w:rFonts w:ascii="Consolas" w:cs="Consolas" w:eastAsia="Consolas" w:hAnsi="Consolas"/>
-          <w:sz w:val="15"/>
-          <w:szCs w:val="15"/>
+          <w:sz w:val="20"/>
+          <w:szCs w:val="20"/>
         </w:rPr>
-        <w:t xml:space="preserve">-&gt; 200 { "success": true, "adjTransactionId": 5000000512,</w:t>
+        <w:t xml:space="preserve">All parameter values are BOUND, never concatenated - the write gateway is immune to SQL injection even though development feels like 'direct SQL'</w:t>
       </w:r>
     </w:p>
     <w:p>
       <w:pPr>
-        <w:shd w:fill="F7F5F3" w:val="clear"/>
-        <w:spacing w:after="0"/>
+        <w:pStyle w:val="ListParagraph"/>
+        <w:numPr>
+          <w:ilvl w:val="0"/>
+          <w:numId w:val="2"/>
+        </w:numPr>
+        <w:spacing w:after="40"/>
       </w:pPr>
       <w:r>
         <w:rPr>
-          <w:rFonts w:ascii="Consolas" w:cs="Consolas" w:eastAsia="Consolas" w:hAnsi="Consolas"/>
-          <w:sz w:val="15"/>
-          <w:szCs w:val="15"/>
+          <w:sz w:val="20"/>
+          <w:szCs w:val="20"/>
         </w:rPr>
-        <w:t xml:space="preserve">         "varianceQty": -3, "varianceValue": -42.00 }</w:t>
+        <w:t xml:space="preserve">The read gateway stays SELECT-only; DML through ai/executequery remains impossible</w:t>
       </w:r>
     </w:p>
     <w:p>
       <w:pPr>
-        <w:spacing w:after="100"/>
-      </w:pPr>
-    </w:p>
-    <w:p>
+        <w:pStyle w:val="ListParagraph"/>
+        <w:numPr>
+          <w:ilvl w:val="0"/>
+          <w:numId w:val="2"/>
+        </w:numPr>
+        <w:spacing w:after="40"/>
+      </w:pPr>
       <w:r>
-        <w:br w:type="page"/>
+        <w:rPr>
+          <w:sz w:val="20"/>
+          <w:szCs w:val="20"/>
+        </w:rPr>
+        <w:t xml:space="preserve">Org access (2.1) and every section-17 validation are enforced INSIDE the packages, so the rules hold no matter which client calls</w:t>
+      </w:r>
+    </w:p>
+    <w:p>
+      <w:pPr>
+        <w:pStyle w:val="ListParagraph"/>
+        <w:numPr>
+          <w:ilvl w:val="0"/>
+          <w:numId w:val="2"/>
+        </w:numPr>
+        <w:spacing w:after="40"/>
+      </w:pPr>
+      <w:r>
+        <w:rPr>
+          <w:sz w:val="20"/>
+          <w:szCs w:val="20"/>
+        </w:rPr>
+        <w:t xml:space="preserve">RR_INV_EXEC_LOG records every call (user, procedure, params, status, elapsed) - the screens' API-transparency dialog shows the exact procedure call and response</w:t>
+      </w:r>
+    </w:p>
+    <w:p>
+      <w:pPr>
+        <w:pStyle w:val="ListParagraph"/>
+        <w:numPr>
+          <w:ilvl w:val="0"/>
+          <w:numId w:val="2"/>
+        </w:numPr>
+        <w:spacing w:after="40"/>
+      </w:pPr>
+      <w:r>
+        <w:rPr>
+          <w:sz w:val="20"/>
+          <w:szCs w:val="20"/>
+        </w:rPr>
+        <w:t xml:space="preserve">Attachments keep the standard dedicated endpoints (BLOB upload/download does not fit the JSON gateway) - same mechanism as payments/assets</w:t>
+      </w:r>
+    </w:p>
+    <w:p>
+      <w:pPr>
+        <w:pStyle w:val="ListParagraph"/>
+        <w:numPr>
+          <w:ilvl w:val="0"/>
+          <w:numId w:val="2"/>
+        </w:numPr>
+        <w:spacing w:after="40"/>
+      </w:pPr>
+      <w:r>
+        <w:rPr>
+          <w:sz w:val="20"/>
+          <w:szCs w:val="20"/>
+        </w:rPr>
+        <w:t xml:space="preserve">Benefit: adding a feature = adding a procedure + registry row; no ORDS template work, none of the template-collision failure modes</w:t>
+      </w:r>
+    </w:p>
+    <w:p>
+      <w:pPr>
+        <w:pStyle w:val="Heading2"/>
+        <w:spacing w:after="80" w:before="200"/>
+      </w:pPr>
+      <w:r>
+        <w:rPr>
+          <w:b/>
+          <w:bCs/>
+          <w:color w:val="2A2A2A"/>
+          <w:sz w:val="24"/>
+          <w:szCs w:val="24"/>
+        </w:rPr>
+        <w:t xml:space="preserve">13.6 Trade-offs acknowledged</w:t>
+      </w:r>
+    </w:p>
+    <w:p>
+      <w:pPr>
+        <w:pStyle w:val="ListParagraph"/>
+        <w:numPr>
+          <w:ilvl w:val="0"/>
+          <w:numId w:val="2"/>
+        </w:numPr>
+        <w:spacing w:after="40"/>
+      </w:pPr>
+      <w:r>
+        <w:rPr>
+          <w:sz w:val="20"/>
+          <w:szCs w:val="20"/>
+        </w:rPr>
+        <w:t xml:space="preserve">One endpoint means coarse HTTP semantics: errors are expressed in p_status/p_message, not per-endpoint HTTP codes (the dispatcher still maps E-&gt;400/403/409 classes)</w:t>
+      </w:r>
+    </w:p>
+    <w:p>
+      <w:pPr>
+        <w:pStyle w:val="ListParagraph"/>
+        <w:numPr>
+          <w:ilvl w:val="0"/>
+          <w:numId w:val="2"/>
+        </w:numPr>
+        <w:spacing w:after="40"/>
+      </w:pPr>
+      <w:r>
+        <w:rPr>
+          <w:sz w:val="20"/>
+          <w:szCs w:val="20"/>
+        </w:rPr>
+        <w:t xml:space="preserve">The registry must be maintained - a new procedure that is not registered simply cannot be called (fails safe)</w:t>
+      </w:r>
+    </w:p>
+    <w:p>
+      <w:pPr>
+        <w:pStyle w:val="ListParagraph"/>
+        <w:numPr>
+          <w:ilvl w:val="0"/>
+          <w:numId w:val="2"/>
+        </w:numPr>
+        <w:spacing w:after="40"/>
+      </w:pPr>
+      <w:r>
+        <w:rPr>
+          <w:sz w:val="20"/>
+          <w:szCs w:val="20"/>
+        </w:rPr>
+        <w:t xml:space="preserve">Large result sets still flow through ai/executequery's maxRows cap; paging is done in SQL (OFFSET/FETCH)</w:t>
       </w:r>
     </w:p>
     <w:p>
@@ -42700,6 +42477,1670 @@
       <w:pPr>
         <w:spacing w:after="100"/>
       </w:pPr>
+    </w:p>
+    <w:p>
+      <w:pPr>
+        <w:pStyle w:val="Heading2"/>
+        <w:spacing w:after="80" w:before="200"/>
+      </w:pPr>
+      <w:r>
+        <w:rPr>
+          <w:b/>
+          <w:bCs/>
+          <w:color w:val="2A2A2A"/>
+          <w:sz w:val="24"/>
+          <w:szCs w:val="24"/>
+        </w:rPr>
+        <w:t xml:space="preserve">17.6A Receiving stock - complete validation list (runs inside RR_INV_TXN_PKG.CREATE_TXN)</w:t>
+      </w:r>
+    </w:p>
+    <w:tbl>
+      <w:tblPr>
+        <w:tblW w:type="dxa" w:w="9700"/>
+        <w:tblBorders>
+          <w:top w:val="single" w:color="auto" w:sz="4"/>
+          <w:left w:val="single" w:color="auto" w:sz="4"/>
+          <w:bottom w:val="single" w:color="auto" w:sz="4"/>
+          <w:right w:val="single" w:color="auto" w:sz="4"/>
+          <w:insideH w:val="single" w:color="auto" w:sz="4"/>
+          <w:insideV w:val="single" w:color="auto" w:sz="4"/>
+        </w:tblBorders>
+      </w:tblPr>
+      <w:tblGrid>
+        <w:gridCol w:w="1552"/>
+        <w:gridCol w:w="6014"/>
+        <w:gridCol w:w="2134"/>
+      </w:tblGrid>
+      <w:tr>
+        <w:trPr>
+          <w:tblHeader/>
+        </w:trPr>
+        <w:tc>
+          <w:tcPr>
+            <w:tcW w:type="dxa" w:w="1552"/>
+            <w:shd w:fill="C74634" w:val="clear"/>
+            <w:tcMar>
+              <w:top w:type="dxa" w:w="40"/>
+              <w:left w:type="dxa" w:w="70"/>
+              <w:bottom w:type="dxa" w:w="40"/>
+              <w:right w:type="dxa" w:w="70"/>
+            </w:tcMar>
+          </w:tcPr>
+          <w:p>
+            <w:r>
+              <w:rPr>
+                <w:b/>
+                <w:bCs/>
+                <w:color w:val="FFFFFF"/>
+                <w:sz w:val="16"/>
+                <w:szCs w:val="16"/>
+              </w:rPr>
+              <w:t xml:space="preserve">#</w:t>
+            </w:r>
+          </w:p>
+        </w:tc>
+        <w:tc>
+          <w:tcPr>
+            <w:tcW w:type="dxa" w:w="6014"/>
+            <w:shd w:fill="C74634" w:val="clear"/>
+            <w:tcMar>
+              <w:top w:type="dxa" w:w="40"/>
+              <w:left w:type="dxa" w:w="70"/>
+              <w:bottom w:type="dxa" w:w="40"/>
+              <w:right w:type="dxa" w:w="70"/>
+            </w:tcMar>
+          </w:tcPr>
+          <w:p>
+            <w:r>
+              <w:rPr>
+                <w:b/>
+                <w:bCs/>
+                <w:color w:val="FFFFFF"/>
+                <w:sz w:val="16"/>
+                <w:szCs w:val="16"/>
+              </w:rPr>
+              <w:t xml:space="preserve">Validation</w:t>
+            </w:r>
+          </w:p>
+        </w:tc>
+        <w:tc>
+          <w:tcPr>
+            <w:tcW w:type="dxa" w:w="2134"/>
+            <w:shd w:fill="C74634" w:val="clear"/>
+            <w:tcMar>
+              <w:top w:type="dxa" w:w="40"/>
+              <w:left w:type="dxa" w:w="70"/>
+              <w:bottom w:type="dxa" w:w="40"/>
+              <w:right w:type="dxa" w:w="70"/>
+            </w:tcMar>
+          </w:tcPr>
+          <w:p>
+            <w:r>
+              <w:rPr>
+                <w:b/>
+                <w:bCs/>
+                <w:color w:val="FFFFFF"/>
+                <w:sz w:val="16"/>
+                <w:szCs w:val="16"/>
+              </w:rPr>
+              <w:t xml:space="preserve">Failure</w:t>
+            </w:r>
+          </w:p>
+        </w:tc>
+      </w:tr>
+      <w:tr>
+        <w:tc>
+          <w:tcPr>
+            <w:tcW w:type="dxa" w:w="1552"/>
+            <w:tcMar>
+              <w:top w:type="dxa" w:w="40"/>
+              <w:left w:type="dxa" w:w="70"/>
+              <w:bottom w:type="dxa" w:w="40"/>
+              <w:right w:type="dxa" w:w="70"/>
+            </w:tcMar>
+          </w:tcPr>
+          <w:p>
+            <w:r>
+              <w:rPr>
+                <w:b w:val="false"/>
+                <w:bCs w:val="false"/>
+                <w:color w:val="1A1A1A"/>
+                <w:sz w:val="16"/>
+                <w:szCs w:val="16"/>
+              </w:rPr>
+              <w:t xml:space="preserve">R0</w:t>
+            </w:r>
+          </w:p>
+        </w:tc>
+        <w:tc>
+          <w:tcPr>
+            <w:tcW w:type="dxa" w:w="6014"/>
+            <w:tcMar>
+              <w:top w:type="dxa" w:w="40"/>
+              <w:left w:type="dxa" w:w="70"/>
+              <w:bottom w:type="dxa" w:w="40"/>
+              <w:right w:type="dxa" w:w="70"/>
+            </w:tcMar>
+          </w:tcPr>
+          <w:p>
+            <w:r>
+              <w:rPr>
+                <w:b w:val="false"/>
+                <w:bCs w:val="false"/>
+                <w:color w:val="1A1A1A"/>
+                <w:sz w:val="16"/>
+                <w:szCs w:val="16"/>
+              </w:rPr>
+              <w:t xml:space="preserve">Common gates 17.6 all pass first (access, org, type, item flags, assignment, subinventory/locator, material status, open cost + GL period, cost-org assignment, UOM conversion, reason, alias, no frozen PI, idempotency token)</w:t>
+            </w:r>
+          </w:p>
+        </w:tc>
+        <w:tc>
+          <w:tcPr>
+            <w:tcW w:type="dxa" w:w="2134"/>
+            <w:tcMar>
+              <w:top w:type="dxa" w:w="40"/>
+              <w:left w:type="dxa" w:w="70"/>
+              <w:bottom w:type="dxa" w:w="40"/>
+              <w:right w:type="dxa" w:w="70"/>
+            </w:tcMar>
+          </w:tcPr>
+          <w:p>
+            <w:r>
+              <w:rPr>
+                <w:b w:val="false"/>
+                <w:bCs w:val="false"/>
+                <w:color w:val="1A1A1A"/>
+                <w:sz w:val="16"/>
+                <w:szCs w:val="16"/>
+              </w:rPr>
+              <w:t xml:space="preserve">403/400/404/409</w:t>
+            </w:r>
+          </w:p>
+        </w:tc>
+      </w:tr>
+      <w:tr>
+        <w:tc>
+          <w:tcPr>
+            <w:tcW w:type="dxa" w:w="1552"/>
+            <w:tcMar>
+              <w:top w:type="dxa" w:w="40"/>
+              <w:left w:type="dxa" w:w="70"/>
+              <w:bottom w:type="dxa" w:w="40"/>
+              <w:right w:type="dxa" w:w="70"/>
+            </w:tcMar>
+          </w:tcPr>
+          <w:p>
+            <w:r>
+              <w:rPr>
+                <w:b w:val="false"/>
+                <w:bCs w:val="false"/>
+                <w:color w:val="1A1A1A"/>
+                <w:sz w:val="16"/>
+                <w:szCs w:val="16"/>
+              </w:rPr>
+              <w:t xml:space="preserve">R1</w:t>
+            </w:r>
+          </w:p>
+        </w:tc>
+        <w:tc>
+          <w:tcPr>
+            <w:tcW w:type="dxa" w:w="6014"/>
+            <w:tcMar>
+              <w:top w:type="dxa" w:w="40"/>
+              <w:left w:type="dxa" w:w="70"/>
+              <w:bottom w:type="dxa" w:w="40"/>
+              <w:right w:type="dxa" w:w="70"/>
+            </w:tcMar>
+          </w:tcPr>
+          <w:p>
+            <w:r>
+              <w:rPr>
+                <w:b w:val="false"/>
+                <w:bCs w:val="false"/>
+                <w:color w:val="1A1A1A"/>
+                <w:sz w:val="16"/>
+                <w:szCs w:val="16"/>
+              </w:rPr>
+              <w:t xml:space="preserve">Unit cost, if entered, numeric and &gt;= 0; REQUIRED on the first-ever receipt when the item has no cost basis and no standard cost</w:t>
+            </w:r>
+          </w:p>
+        </w:tc>
+        <w:tc>
+          <w:tcPr>
+            <w:tcW w:type="dxa" w:w="2134"/>
+            <w:tcMar>
+              <w:top w:type="dxa" w:w="40"/>
+              <w:left w:type="dxa" w:w="70"/>
+              <w:bottom w:type="dxa" w:w="40"/>
+              <w:right w:type="dxa" w:w="70"/>
+            </w:tcMar>
+          </w:tcPr>
+          <w:p>
+            <w:r>
+              <w:rPr>
+                <w:b w:val="false"/>
+                <w:bCs w:val="false"/>
+                <w:color w:val="1A1A1A"/>
+                <w:sz w:val="16"/>
+                <w:szCs w:val="16"/>
+              </w:rPr>
+              <w:t xml:space="preserve">409</w:t>
+            </w:r>
+          </w:p>
+        </w:tc>
+      </w:tr>
+      <w:tr>
+        <w:tc>
+          <w:tcPr>
+            <w:tcW w:type="dxa" w:w="1552"/>
+            <w:tcMar>
+              <w:top w:type="dxa" w:w="40"/>
+              <w:left w:type="dxa" w:w="70"/>
+              <w:bottom w:type="dxa" w:w="40"/>
+              <w:right w:type="dxa" w:w="70"/>
+            </w:tcMar>
+          </w:tcPr>
+          <w:p>
+            <w:r>
+              <w:rPr>
+                <w:b w:val="false"/>
+                <w:bCs w:val="false"/>
+                <w:color w:val="1A1A1A"/>
+                <w:sz w:val="16"/>
+                <w:szCs w:val="16"/>
+              </w:rPr>
+              <w:t xml:space="preserve">R2</w:t>
+            </w:r>
+          </w:p>
+        </w:tc>
+        <w:tc>
+          <w:tcPr>
+            <w:tcW w:type="dxa" w:w="6014"/>
+            <w:tcMar>
+              <w:top w:type="dxa" w:w="40"/>
+              <w:left w:type="dxa" w:w="70"/>
+              <w:bottom w:type="dxa" w:w="40"/>
+              <w:right w:type="dxa" w:w="70"/>
+            </w:tcMar>
+          </w:tcPr>
+          <w:p>
+            <w:r>
+              <w:rPr>
+                <w:b w:val="false"/>
+                <w:bCs w:val="false"/>
+                <w:color w:val="1A1A1A"/>
+                <w:sz w:val="16"/>
+                <w:szCs w:val="16"/>
+              </w:rPr>
+              <w:t xml:space="preserve">Entered value (qty x cost) above configurable threshold -&gt; warning / approval gate</w:t>
+            </w:r>
+          </w:p>
+        </w:tc>
+        <w:tc>
+          <w:tcPr>
+            <w:tcW w:type="dxa" w:w="2134"/>
+            <w:tcMar>
+              <w:top w:type="dxa" w:w="40"/>
+              <w:left w:type="dxa" w:w="70"/>
+              <w:bottom w:type="dxa" w:w="40"/>
+              <w:right w:type="dxa" w:w="70"/>
+            </w:tcMar>
+          </w:tcPr>
+          <w:p>
+            <w:r>
+              <w:rPr>
+                <w:b w:val="false"/>
+                <w:bCs w:val="false"/>
+                <w:color w:val="1A1A1A"/>
+                <w:sz w:val="16"/>
+                <w:szCs w:val="16"/>
+              </w:rPr>
+              <w:t xml:space="preserve">warning</w:t>
+            </w:r>
+          </w:p>
+        </w:tc>
+      </w:tr>
+      <w:tr>
+        <w:tc>
+          <w:tcPr>
+            <w:tcW w:type="dxa" w:w="1552"/>
+            <w:tcMar>
+              <w:top w:type="dxa" w:w="40"/>
+              <w:left w:type="dxa" w:w="70"/>
+              <w:bottom w:type="dxa" w:w="40"/>
+              <w:right w:type="dxa" w:w="70"/>
+            </w:tcMar>
+          </w:tcPr>
+          <w:p>
+            <w:r>
+              <w:rPr>
+                <w:b w:val="false"/>
+                <w:bCs w:val="false"/>
+                <w:color w:val="1A1A1A"/>
+                <w:sz w:val="16"/>
+                <w:szCs w:val="16"/>
+              </w:rPr>
+              <w:t xml:space="preserve">R3</w:t>
+            </w:r>
+          </w:p>
+        </w:tc>
+        <w:tc>
+          <w:tcPr>
+            <w:tcW w:type="dxa" w:w="6014"/>
+            <w:tcMar>
+              <w:top w:type="dxa" w:w="40"/>
+              <w:left w:type="dxa" w:w="70"/>
+              <w:bottom w:type="dxa" w:w="40"/>
+              <w:right w:type="dxa" w:w="70"/>
+            </w:tcMar>
+          </w:tcPr>
+          <w:p>
+            <w:r>
+              <w:rPr>
+                <w:b w:val="false"/>
+                <w:bCs w:val="false"/>
+                <w:color w:val="1A1A1A"/>
+                <w:sz w:val="16"/>
+                <w:szCs w:val="16"/>
+              </w:rPr>
+              <w:t xml:space="preserve">Lot-controlled: lot details mandatory; sum of lot quantities equals transaction quantity</w:t>
+            </w:r>
+          </w:p>
+        </w:tc>
+        <w:tc>
+          <w:tcPr>
+            <w:tcW w:type="dxa" w:w="2134"/>
+            <w:tcMar>
+              <w:top w:type="dxa" w:w="40"/>
+              <w:left w:type="dxa" w:w="70"/>
+              <w:bottom w:type="dxa" w:w="40"/>
+              <w:right w:type="dxa" w:w="70"/>
+            </w:tcMar>
+          </w:tcPr>
+          <w:p>
+            <w:r>
+              <w:rPr>
+                <w:b w:val="false"/>
+                <w:bCs w:val="false"/>
+                <w:color w:val="1A1A1A"/>
+                <w:sz w:val="16"/>
+                <w:szCs w:val="16"/>
+              </w:rPr>
+              <w:t xml:space="preserve">400</w:t>
+            </w:r>
+          </w:p>
+        </w:tc>
+      </w:tr>
+      <w:tr>
+        <w:tc>
+          <w:tcPr>
+            <w:tcW w:type="dxa" w:w="1552"/>
+            <w:tcMar>
+              <w:top w:type="dxa" w:w="40"/>
+              <w:left w:type="dxa" w:w="70"/>
+              <w:bottom w:type="dxa" w:w="40"/>
+              <w:right w:type="dxa" w:w="70"/>
+            </w:tcMar>
+          </w:tcPr>
+          <w:p>
+            <w:r>
+              <w:rPr>
+                <w:b w:val="false"/>
+                <w:bCs w:val="false"/>
+                <w:color w:val="1A1A1A"/>
+                <w:sz w:val="16"/>
+                <w:szCs w:val="16"/>
+              </w:rPr>
+              <w:t xml:space="preserve">R4</w:t>
+            </w:r>
+          </w:p>
+        </w:tc>
+        <w:tc>
+          <w:tcPr>
+            <w:tcW w:type="dxa" w:w="6014"/>
+            <w:tcMar>
+              <w:top w:type="dxa" w:w="40"/>
+              <w:left w:type="dxa" w:w="70"/>
+              <w:bottom w:type="dxa" w:w="40"/>
+              <w:right w:type="dxa" w:w="70"/>
+            </w:tcMar>
+          </w:tcPr>
+          <w:p>
+            <w:r>
+              <w:rPr>
+                <w:b w:val="false"/>
+                <w:bCs w:val="false"/>
+                <w:color w:val="1A1A1A"/>
+                <w:sz w:val="16"/>
+                <w:szCs w:val="16"/>
+              </w:rPr>
+              <w:t xml:space="preserve">New lot numbers only when org AUTO_CREATE_LOTS = Y, else the lot must pre-exist; existing lot must belong to the same item + org; number respects the item lot prefix</w:t>
+            </w:r>
+          </w:p>
+        </w:tc>
+        <w:tc>
+          <w:tcPr>
+            <w:tcW w:type="dxa" w:w="2134"/>
+            <w:tcMar>
+              <w:top w:type="dxa" w:w="40"/>
+              <w:left w:type="dxa" w:w="70"/>
+              <w:bottom w:type="dxa" w:w="40"/>
+              <w:right w:type="dxa" w:w="70"/>
+            </w:tcMar>
+          </w:tcPr>
+          <w:p>
+            <w:r>
+              <w:rPr>
+                <w:b w:val="false"/>
+                <w:bCs w:val="false"/>
+                <w:color w:val="1A1A1A"/>
+                <w:sz w:val="16"/>
+                <w:szCs w:val="16"/>
+              </w:rPr>
+              <w:t xml:space="preserve">409</w:t>
+            </w:r>
+          </w:p>
+        </w:tc>
+      </w:tr>
+      <w:tr>
+        <w:tc>
+          <w:tcPr>
+            <w:tcW w:type="dxa" w:w="1552"/>
+            <w:tcMar>
+              <w:top w:type="dxa" w:w="40"/>
+              <w:left w:type="dxa" w:w="70"/>
+              <w:bottom w:type="dxa" w:w="40"/>
+              <w:right w:type="dxa" w:w="70"/>
+            </w:tcMar>
+          </w:tcPr>
+          <w:p>
+            <w:r>
+              <w:rPr>
+                <w:b w:val="false"/>
+                <w:bCs w:val="false"/>
+                <w:color w:val="1A1A1A"/>
+                <w:sz w:val="16"/>
+                <w:szCs w:val="16"/>
+              </w:rPr>
+              <w:t xml:space="preserve">R5</w:t>
+            </w:r>
+          </w:p>
+        </w:tc>
+        <w:tc>
+          <w:tcPr>
+            <w:tcW w:type="dxa" w:w="6014"/>
+            <w:tcMar>
+              <w:top w:type="dxa" w:w="40"/>
+              <w:left w:type="dxa" w:w="70"/>
+              <w:bottom w:type="dxa" w:w="40"/>
+              <w:right w:type="dxa" w:w="70"/>
+            </w:tcMar>
+          </w:tcPr>
+          <w:p>
+            <w:r>
+              <w:rPr>
+                <w:b w:val="false"/>
+                <w:bCs w:val="false"/>
+                <w:color w:val="1A1A1A"/>
+                <w:sz w:val="16"/>
+                <w:szCs w:val="16"/>
+              </w:rPr>
+              <w:t xml:space="preserve">Expiration-controlled: expiration date mandatory (defaulted from shelf life when configured) and later than the receipt date</w:t>
+            </w:r>
+          </w:p>
+        </w:tc>
+        <w:tc>
+          <w:tcPr>
+            <w:tcW w:type="dxa" w:w="2134"/>
+            <w:tcMar>
+              <w:top w:type="dxa" w:w="40"/>
+              <w:left w:type="dxa" w:w="70"/>
+              <w:bottom w:type="dxa" w:w="40"/>
+              <w:right w:type="dxa" w:w="70"/>
+            </w:tcMar>
+          </w:tcPr>
+          <w:p>
+            <w:r>
+              <w:rPr>
+                <w:b w:val="false"/>
+                <w:bCs w:val="false"/>
+                <w:color w:val="1A1A1A"/>
+                <w:sz w:val="16"/>
+                <w:szCs w:val="16"/>
+              </w:rPr>
+              <w:t xml:space="preserve">400</w:t>
+            </w:r>
+          </w:p>
+        </w:tc>
+      </w:tr>
+      <w:tr>
+        <w:tc>
+          <w:tcPr>
+            <w:tcW w:type="dxa" w:w="1552"/>
+            <w:tcMar>
+              <w:top w:type="dxa" w:w="40"/>
+              <w:left w:type="dxa" w:w="70"/>
+              <w:bottom w:type="dxa" w:w="40"/>
+              <w:right w:type="dxa" w:w="70"/>
+            </w:tcMar>
+          </w:tcPr>
+          <w:p>
+            <w:r>
+              <w:rPr>
+                <w:b w:val="false"/>
+                <w:bCs w:val="false"/>
+                <w:color w:val="1A1A1A"/>
+                <w:sz w:val="16"/>
+                <w:szCs w:val="16"/>
+              </w:rPr>
+              <w:t xml:space="preserve">R6</w:t>
+            </w:r>
+          </w:p>
+        </w:tc>
+        <w:tc>
+          <w:tcPr>
+            <w:tcW w:type="dxa" w:w="6014"/>
+            <w:tcMar>
+              <w:top w:type="dxa" w:w="40"/>
+              <w:left w:type="dxa" w:w="70"/>
+              <w:bottom w:type="dxa" w:w="40"/>
+              <w:right w:type="dxa" w:w="70"/>
+            </w:tcMar>
+          </w:tcPr>
+          <w:p>
+            <w:r>
+              <w:rPr>
+                <w:b w:val="false"/>
+                <w:bCs w:val="false"/>
+                <w:color w:val="1A1A1A"/>
+                <w:sz w:val="16"/>
+                <w:szCs w:val="16"/>
+              </w:rPr>
+              <w:t xml:space="preserve">Serial-controlled: serial count equals quantity (integers only); serial unique per item; received serial must not be IN_STOCK anywhere (new, or ISSUED for return-type receipts)</w:t>
+            </w:r>
+          </w:p>
+        </w:tc>
+        <w:tc>
+          <w:tcPr>
+            <w:tcW w:type="dxa" w:w="2134"/>
+            <w:tcMar>
+              <w:top w:type="dxa" w:w="40"/>
+              <w:left w:type="dxa" w:w="70"/>
+              <w:bottom w:type="dxa" w:w="40"/>
+              <w:right w:type="dxa" w:w="70"/>
+            </w:tcMar>
+          </w:tcPr>
+          <w:p>
+            <w:r>
+              <w:rPr>
+                <w:b w:val="false"/>
+                <w:bCs w:val="false"/>
+                <w:color w:val="1A1A1A"/>
+                <w:sz w:val="16"/>
+                <w:szCs w:val="16"/>
+              </w:rPr>
+              <w:t xml:space="preserve">409</w:t>
+            </w:r>
+          </w:p>
+        </w:tc>
+      </w:tr>
+      <w:tr>
+        <w:tc>
+          <w:tcPr>
+            <w:tcW w:type="dxa" w:w="1552"/>
+            <w:tcMar>
+              <w:top w:type="dxa" w:w="40"/>
+              <w:left w:type="dxa" w:w="70"/>
+              <w:bottom w:type="dxa" w:w="40"/>
+              <w:right w:type="dxa" w:w="70"/>
+            </w:tcMar>
+          </w:tcPr>
+          <w:p>
+            <w:r>
+              <w:rPr>
+                <w:b w:val="false"/>
+                <w:bCs w:val="false"/>
+                <w:color w:val="1A1A1A"/>
+                <w:sz w:val="16"/>
+                <w:szCs w:val="16"/>
+              </w:rPr>
+              <w:t xml:space="preserve">R7</w:t>
+            </w:r>
+          </w:p>
+        </w:tc>
+        <w:tc>
+          <w:tcPr>
+            <w:tcW w:type="dxa" w:w="6014"/>
+            <w:tcMar>
+              <w:top w:type="dxa" w:w="40"/>
+              <w:left w:type="dxa" w:w="70"/>
+              <w:bottom w:type="dxa" w:w="40"/>
+              <w:right w:type="dxa" w:w="70"/>
+            </w:tcMar>
+          </w:tcPr>
+          <w:p>
+            <w:r>
+              <w:rPr>
+                <w:b w:val="false"/>
+                <w:bCs w:val="false"/>
+                <w:color w:val="1A1A1A"/>
+                <w:sz w:val="16"/>
+                <w:szCs w:val="16"/>
+              </w:rPr>
+              <w:t xml:space="preserve">Destination material status allows receipt (QUARANTINE yes, REJECTED no)</w:t>
+            </w:r>
+          </w:p>
+        </w:tc>
+        <w:tc>
+          <w:tcPr>
+            <w:tcW w:type="dxa" w:w="2134"/>
+            <w:tcMar>
+              <w:top w:type="dxa" w:w="40"/>
+              <w:left w:type="dxa" w:w="70"/>
+              <w:bottom w:type="dxa" w:w="40"/>
+              <w:right w:type="dxa" w:w="70"/>
+            </w:tcMar>
+          </w:tcPr>
+          <w:p>
+            <w:r>
+              <w:rPr>
+                <w:b w:val="false"/>
+                <w:bCs w:val="false"/>
+                <w:color w:val="1A1A1A"/>
+                <w:sz w:val="16"/>
+                <w:szCs w:val="16"/>
+              </w:rPr>
+              <w:t xml:space="preserve">409</w:t>
+            </w:r>
+          </w:p>
+        </w:tc>
+      </w:tr>
+      <w:tr>
+        <w:tc>
+          <w:tcPr>
+            <w:tcW w:type="dxa" w:w="1552"/>
+            <w:tcMar>
+              <w:top w:type="dxa" w:w="40"/>
+              <w:left w:type="dxa" w:w="70"/>
+              <w:bottom w:type="dxa" w:w="40"/>
+              <w:right w:type="dxa" w:w="70"/>
+            </w:tcMar>
+          </w:tcPr>
+          <w:p>
+            <w:r>
+              <w:rPr>
+                <w:b w:val="false"/>
+                <w:bCs w:val="false"/>
+                <w:color w:val="1A1A1A"/>
+                <w:sz w:val="16"/>
+                <w:szCs w:val="16"/>
+              </w:rPr>
+              <w:t xml:space="preserve">R8</w:t>
+            </w:r>
+          </w:p>
+        </w:tc>
+        <w:tc>
+          <w:tcPr>
+            <w:tcW w:type="dxa" w:w="6014"/>
+            <w:tcMar>
+              <w:top w:type="dxa" w:w="40"/>
+              <w:left w:type="dxa" w:w="70"/>
+              <w:bottom w:type="dxa" w:w="40"/>
+              <w:right w:type="dxa" w:w="70"/>
+            </w:tcMar>
+          </w:tcPr>
+          <w:p>
+            <w:r>
+              <w:rPr>
+                <w:b w:val="false"/>
+                <w:bCs w:val="false"/>
+                <w:color w:val="1A1A1A"/>
+                <w:sz w:val="16"/>
+                <w:szCs w:val="16"/>
+              </w:rPr>
+              <w:t xml:space="preserve">Resulting on-hand above org-assignment MAX_QTY -&gt; warning (non-blocking)</w:t>
+            </w:r>
+          </w:p>
+        </w:tc>
+        <w:tc>
+          <w:tcPr>
+            <w:tcW w:type="dxa" w:w="2134"/>
+            <w:tcMar>
+              <w:top w:type="dxa" w:w="40"/>
+              <w:left w:type="dxa" w:w="70"/>
+              <w:bottom w:type="dxa" w:w="40"/>
+              <w:right w:type="dxa" w:w="70"/>
+            </w:tcMar>
+          </w:tcPr>
+          <w:p>
+            <w:r>
+              <w:rPr>
+                <w:b w:val="false"/>
+                <w:bCs w:val="false"/>
+                <w:color w:val="1A1A1A"/>
+                <w:sz w:val="16"/>
+                <w:szCs w:val="16"/>
+              </w:rPr>
+              <w:t xml:space="preserve">warning</w:t>
+            </w:r>
+          </w:p>
+        </w:tc>
+      </w:tr>
+      <w:tr>
+        <w:tc>
+          <w:tcPr>
+            <w:tcW w:type="dxa" w:w="1552"/>
+            <w:tcMar>
+              <w:top w:type="dxa" w:w="40"/>
+              <w:left w:type="dxa" w:w="70"/>
+              <w:bottom w:type="dxa" w:w="40"/>
+              <w:right w:type="dxa" w:w="70"/>
+            </w:tcMar>
+          </w:tcPr>
+          <w:p>
+            <w:r>
+              <w:rPr>
+                <w:b w:val="false"/>
+                <w:bCs w:val="false"/>
+                <w:color w:val="1A1A1A"/>
+                <w:sz w:val="16"/>
+                <w:szCs w:val="16"/>
+              </w:rPr>
+              <w:t xml:space="preserve">R9</w:t>
+            </w:r>
+          </w:p>
+        </w:tc>
+        <w:tc>
+          <w:tcPr>
+            <w:tcW w:type="dxa" w:w="6014"/>
+            <w:tcMar>
+              <w:top w:type="dxa" w:w="40"/>
+              <w:left w:type="dxa" w:w="70"/>
+              <w:bottom w:type="dxa" w:w="40"/>
+              <w:right w:type="dxa" w:w="70"/>
+            </w:tcMar>
+          </w:tcPr>
+          <w:p>
+            <w:r>
+              <w:rPr>
+                <w:b w:val="false"/>
+                <w:bCs w:val="false"/>
+                <w:color w:val="1A1A1A"/>
+                <w:sz w:val="16"/>
+                <w:szCs w:val="16"/>
+              </w:rPr>
+              <w:t xml:space="preserve">Phase 2 PO receipts add: over-receipt tolerance %, early/late receipt days, substitute/unordered flags, receipt routing</w:t>
+            </w:r>
+          </w:p>
+        </w:tc>
+        <w:tc>
+          <w:tcPr>
+            <w:tcW w:type="dxa" w:w="2134"/>
+            <w:tcMar>
+              <w:top w:type="dxa" w:w="40"/>
+              <w:left w:type="dxa" w:w="70"/>
+              <w:bottom w:type="dxa" w:w="40"/>
+              <w:right w:type="dxa" w:w="70"/>
+            </w:tcMar>
+          </w:tcPr>
+          <w:p>
+            <w:r>
+              <w:rPr>
+                <w:b w:val="false"/>
+                <w:bCs w:val="false"/>
+                <w:color w:val="1A1A1A"/>
+                <w:sz w:val="16"/>
+                <w:szCs w:val="16"/>
+              </w:rPr>
+              <w:t xml:space="preserve">reserved</w:t>
+            </w:r>
+          </w:p>
+        </w:tc>
+      </w:tr>
+    </w:tbl>
+    <w:p>
+      <w:pPr>
+        <w:spacing w:after="100"/>
+      </w:pPr>
+    </w:p>
+    <w:p>
+      <w:pPr>
+        <w:pStyle w:val="Heading2"/>
+        <w:spacing w:after="80" w:before="200"/>
+      </w:pPr>
+      <w:r>
+        <w:rPr>
+          <w:b/>
+          <w:bCs/>
+          <w:color w:val="2A2A2A"/>
+          <w:sz w:val="24"/>
+          <w:szCs w:val="24"/>
+        </w:rPr>
+        <w:t xml:space="preserve">17.6B Issuing stock - complete validation list (runs inside RR_INV_TXN_PKG.CREATE_TXN)</w:t>
+      </w:r>
+    </w:p>
+    <w:tbl>
+      <w:tblPr>
+        <w:tblW w:type="dxa" w:w="9700"/>
+        <w:tblBorders>
+          <w:top w:val="single" w:color="auto" w:sz="4"/>
+          <w:left w:val="single" w:color="auto" w:sz="4"/>
+          <w:bottom w:val="single" w:color="auto" w:sz="4"/>
+          <w:right w:val="single" w:color="auto" w:sz="4"/>
+          <w:insideH w:val="single" w:color="auto" w:sz="4"/>
+          <w:insideV w:val="single" w:color="auto" w:sz="4"/>
+        </w:tblBorders>
+      </w:tblPr>
+      <w:tblGrid>
+        <w:gridCol w:w="1552"/>
+        <w:gridCol w:w="6014"/>
+        <w:gridCol w:w="2134"/>
+      </w:tblGrid>
+      <w:tr>
+        <w:trPr>
+          <w:tblHeader/>
+        </w:trPr>
+        <w:tc>
+          <w:tcPr>
+            <w:tcW w:type="dxa" w:w="1552"/>
+            <w:shd w:fill="C74634" w:val="clear"/>
+            <w:tcMar>
+              <w:top w:type="dxa" w:w="40"/>
+              <w:left w:type="dxa" w:w="70"/>
+              <w:bottom w:type="dxa" w:w="40"/>
+              <w:right w:type="dxa" w:w="70"/>
+            </w:tcMar>
+          </w:tcPr>
+          <w:p>
+            <w:r>
+              <w:rPr>
+                <w:b/>
+                <w:bCs/>
+                <w:color w:val="FFFFFF"/>
+                <w:sz w:val="16"/>
+                <w:szCs w:val="16"/>
+              </w:rPr>
+              <w:t xml:space="preserve">#</w:t>
+            </w:r>
+          </w:p>
+        </w:tc>
+        <w:tc>
+          <w:tcPr>
+            <w:tcW w:type="dxa" w:w="6014"/>
+            <w:shd w:fill="C74634" w:val="clear"/>
+            <w:tcMar>
+              <w:top w:type="dxa" w:w="40"/>
+              <w:left w:type="dxa" w:w="70"/>
+              <w:bottom w:type="dxa" w:w="40"/>
+              <w:right w:type="dxa" w:w="70"/>
+            </w:tcMar>
+          </w:tcPr>
+          <w:p>
+            <w:r>
+              <w:rPr>
+                <w:b/>
+                <w:bCs/>
+                <w:color w:val="FFFFFF"/>
+                <w:sz w:val="16"/>
+                <w:szCs w:val="16"/>
+              </w:rPr>
+              <w:t xml:space="preserve">Validation</w:t>
+            </w:r>
+          </w:p>
+        </w:tc>
+        <w:tc>
+          <w:tcPr>
+            <w:tcW w:type="dxa" w:w="2134"/>
+            <w:shd w:fill="C74634" w:val="clear"/>
+            <w:tcMar>
+              <w:top w:type="dxa" w:w="40"/>
+              <w:left w:type="dxa" w:w="70"/>
+              <w:bottom w:type="dxa" w:w="40"/>
+              <w:right w:type="dxa" w:w="70"/>
+            </w:tcMar>
+          </w:tcPr>
+          <w:p>
+            <w:r>
+              <w:rPr>
+                <w:b/>
+                <w:bCs/>
+                <w:color w:val="FFFFFF"/>
+                <w:sz w:val="16"/>
+                <w:szCs w:val="16"/>
+              </w:rPr>
+              <w:t xml:space="preserve">Failure</w:t>
+            </w:r>
+          </w:p>
+        </w:tc>
+      </w:tr>
+      <w:tr>
+        <w:tc>
+          <w:tcPr>
+            <w:tcW w:type="dxa" w:w="1552"/>
+            <w:tcMar>
+              <w:top w:type="dxa" w:w="40"/>
+              <w:left w:type="dxa" w:w="70"/>
+              <w:bottom w:type="dxa" w:w="40"/>
+              <w:right w:type="dxa" w:w="70"/>
+            </w:tcMar>
+          </w:tcPr>
+          <w:p>
+            <w:r>
+              <w:rPr>
+                <w:b w:val="false"/>
+                <w:bCs w:val="false"/>
+                <w:color w:val="1A1A1A"/>
+                <w:sz w:val="16"/>
+                <w:szCs w:val="16"/>
+              </w:rPr>
+              <w:t xml:space="preserve">I0</w:t>
+            </w:r>
+          </w:p>
+        </w:tc>
+        <w:tc>
+          <w:tcPr>
+            <w:tcW w:type="dxa" w:w="6014"/>
+            <w:tcMar>
+              <w:top w:type="dxa" w:w="40"/>
+              <w:left w:type="dxa" w:w="70"/>
+              <w:bottom w:type="dxa" w:w="40"/>
+              <w:right w:type="dxa" w:w="70"/>
+            </w:tcMar>
+          </w:tcPr>
+          <w:p>
+            <w:r>
+              <w:rPr>
+                <w:b w:val="false"/>
+                <w:bCs w:val="false"/>
+                <w:color w:val="1A1A1A"/>
+                <w:sz w:val="16"/>
+                <w:szCs w:val="16"/>
+              </w:rPr>
+              <w:t xml:space="preserve">Common gates 17.6 all pass first (same list as R0)</w:t>
+            </w:r>
+          </w:p>
+        </w:tc>
+        <w:tc>
+          <w:tcPr>
+            <w:tcW w:type="dxa" w:w="2134"/>
+            <w:tcMar>
+              <w:top w:type="dxa" w:w="40"/>
+              <w:left w:type="dxa" w:w="70"/>
+              <w:bottom w:type="dxa" w:w="40"/>
+              <w:right w:type="dxa" w:w="70"/>
+            </w:tcMar>
+          </w:tcPr>
+          <w:p>
+            <w:r>
+              <w:rPr>
+                <w:b w:val="false"/>
+                <w:bCs w:val="false"/>
+                <w:color w:val="1A1A1A"/>
+                <w:sz w:val="16"/>
+                <w:szCs w:val="16"/>
+              </w:rPr>
+              <w:t xml:space="preserve">403/400/404/409</w:t>
+            </w:r>
+          </w:p>
+        </w:tc>
+      </w:tr>
+      <w:tr>
+        <w:tc>
+          <w:tcPr>
+            <w:tcW w:type="dxa" w:w="1552"/>
+            <w:tcMar>
+              <w:top w:type="dxa" w:w="40"/>
+              <w:left w:type="dxa" w:w="70"/>
+              <w:bottom w:type="dxa" w:w="40"/>
+              <w:right w:type="dxa" w:w="70"/>
+            </w:tcMar>
+          </w:tcPr>
+          <w:p>
+            <w:r>
+              <w:rPr>
+                <w:b w:val="false"/>
+                <w:bCs w:val="false"/>
+                <w:color w:val="1A1A1A"/>
+                <w:sz w:val="16"/>
+                <w:szCs w:val="16"/>
+              </w:rPr>
+              <w:t xml:space="preserve">I1</w:t>
+            </w:r>
+          </w:p>
+        </w:tc>
+        <w:tc>
+          <w:tcPr>
+            <w:tcW w:type="dxa" w:w="6014"/>
+            <w:tcMar>
+              <w:top w:type="dxa" w:w="40"/>
+              <w:left w:type="dxa" w:w="70"/>
+              <w:bottom w:type="dxa" w:w="40"/>
+              <w:right w:type="dxa" w:w="70"/>
+            </w:tcMar>
+          </w:tcPr>
+          <w:p>
+            <w:r>
+              <w:rPr>
+                <w:b w:val="false"/>
+                <w:bCs w:val="false"/>
+                <w:color w:val="1A1A1A"/>
+                <w:sz w:val="16"/>
+                <w:szCs w:val="16"/>
+              </w:rPr>
+              <w:t xml:space="preserve">Availability at the issue level (org + subinv + locator + lot): on-hand minus active reservations &gt;= qty; a quoted demand reference adds back its own reservation - reserved stock is only issuable by its own demand. Error lists available qty and the blocking reservations</w:t>
+            </w:r>
+          </w:p>
+        </w:tc>
+        <w:tc>
+          <w:tcPr>
+            <w:tcW w:type="dxa" w:w="2134"/>
+            <w:tcMar>
+              <w:top w:type="dxa" w:w="40"/>
+              <w:left w:type="dxa" w:w="70"/>
+              <w:bottom w:type="dxa" w:w="40"/>
+              <w:right w:type="dxa" w:w="70"/>
+            </w:tcMar>
+          </w:tcPr>
+          <w:p>
+            <w:r>
+              <w:rPr>
+                <w:b w:val="false"/>
+                <w:bCs w:val="false"/>
+                <w:color w:val="1A1A1A"/>
+                <w:sz w:val="16"/>
+                <w:szCs w:val="16"/>
+              </w:rPr>
+              <w:t xml:space="preserve">409</w:t>
+            </w:r>
+          </w:p>
+        </w:tc>
+      </w:tr>
+      <w:tr>
+        <w:tc>
+          <w:tcPr>
+            <w:tcW w:type="dxa" w:w="1552"/>
+            <w:tcMar>
+              <w:top w:type="dxa" w:w="40"/>
+              <w:left w:type="dxa" w:w="70"/>
+              <w:bottom w:type="dxa" w:w="40"/>
+              <w:right w:type="dxa" w:w="70"/>
+            </w:tcMar>
+          </w:tcPr>
+          <w:p>
+            <w:r>
+              <w:rPr>
+                <w:b w:val="false"/>
+                <w:bCs w:val="false"/>
+                <w:color w:val="1A1A1A"/>
+                <w:sz w:val="16"/>
+                <w:szCs w:val="16"/>
+              </w:rPr>
+              <w:t xml:space="preserve">I2</w:t>
+            </w:r>
+          </w:p>
+        </w:tc>
+        <w:tc>
+          <w:tcPr>
+            <w:tcW w:type="dxa" w:w="6014"/>
+            <w:tcMar>
+              <w:top w:type="dxa" w:w="40"/>
+              <w:left w:type="dxa" w:w="70"/>
+              <w:bottom w:type="dxa" w:w="40"/>
+              <w:right w:type="dxa" w:w="70"/>
+            </w:tcMar>
+          </w:tcPr>
+          <w:p>
+            <w:r>
+              <w:rPr>
+                <w:b w:val="false"/>
+                <w:bCs w:val="false"/>
+                <w:color w:val="1A1A1A"/>
+                <w:sz w:val="16"/>
+                <w:szCs w:val="16"/>
+              </w:rPr>
+              <w:t xml:space="preserve">Negative on-hand only when org NEGATIVE_INV_ALLOWED = Y AND the item allows it - NEVER for lot- or serial-controlled items</w:t>
+            </w:r>
+          </w:p>
+        </w:tc>
+        <w:tc>
+          <w:tcPr>
+            <w:tcW w:type="dxa" w:w="2134"/>
+            <w:tcMar>
+              <w:top w:type="dxa" w:w="40"/>
+              <w:left w:type="dxa" w:w="70"/>
+              <w:bottom w:type="dxa" w:w="40"/>
+              <w:right w:type="dxa" w:w="70"/>
+            </w:tcMar>
+          </w:tcPr>
+          <w:p>
+            <w:r>
+              <w:rPr>
+                <w:b w:val="false"/>
+                <w:bCs w:val="false"/>
+                <w:color w:val="1A1A1A"/>
+                <w:sz w:val="16"/>
+                <w:szCs w:val="16"/>
+              </w:rPr>
+              <w:t xml:space="preserve">409</w:t>
+            </w:r>
+          </w:p>
+        </w:tc>
+      </w:tr>
+      <w:tr>
+        <w:tc>
+          <w:tcPr>
+            <w:tcW w:type="dxa" w:w="1552"/>
+            <w:tcMar>
+              <w:top w:type="dxa" w:w="40"/>
+              <w:left w:type="dxa" w:w="70"/>
+              <w:bottom w:type="dxa" w:w="40"/>
+              <w:right w:type="dxa" w:w="70"/>
+            </w:tcMar>
+          </w:tcPr>
+          <w:p>
+            <w:r>
+              <w:rPr>
+                <w:b w:val="false"/>
+                <w:bCs w:val="false"/>
+                <w:color w:val="1A1A1A"/>
+                <w:sz w:val="16"/>
+                <w:szCs w:val="16"/>
+              </w:rPr>
+              <w:t xml:space="preserve">I3</w:t>
+            </w:r>
+          </w:p>
+        </w:tc>
+        <w:tc>
+          <w:tcPr>
+            <w:tcW w:type="dxa" w:w="6014"/>
+            <w:tcMar>
+              <w:top w:type="dxa" w:w="40"/>
+              <w:left w:type="dxa" w:w="70"/>
+              <w:bottom w:type="dxa" w:w="40"/>
+              <w:right w:type="dxa" w:w="70"/>
+            </w:tcMar>
+          </w:tcPr>
+          <w:p>
+            <w:r>
+              <w:rPr>
+                <w:b w:val="false"/>
+                <w:bCs w:val="false"/>
+                <w:color w:val="1A1A1A"/>
+                <w:sz w:val="16"/>
+                <w:szCs w:val="16"/>
+              </w:rPr>
+              <w:t xml:space="preserve">Quoted demand reference: reservation exists, ACTIVE, same item/org, level-compatible; fulfilled qty updated atomically, auto-FULFILLED on completion</w:t>
+            </w:r>
+          </w:p>
+        </w:tc>
+        <w:tc>
+          <w:tcPr>
+            <w:tcW w:type="dxa" w:w="2134"/>
+            <w:tcMar>
+              <w:top w:type="dxa" w:w="40"/>
+              <w:left w:type="dxa" w:w="70"/>
+              <w:bottom w:type="dxa" w:w="40"/>
+              <w:right w:type="dxa" w:w="70"/>
+            </w:tcMar>
+          </w:tcPr>
+          <w:p>
+            <w:r>
+              <w:rPr>
+                <w:b w:val="false"/>
+                <w:bCs w:val="false"/>
+                <w:color w:val="1A1A1A"/>
+                <w:sz w:val="16"/>
+                <w:szCs w:val="16"/>
+              </w:rPr>
+              <w:t xml:space="preserve">404/409</w:t>
+            </w:r>
+          </w:p>
+        </w:tc>
+      </w:tr>
+      <w:tr>
+        <w:tc>
+          <w:tcPr>
+            <w:tcW w:type="dxa" w:w="1552"/>
+            <w:tcMar>
+              <w:top w:type="dxa" w:w="40"/>
+              <w:left w:type="dxa" w:w="70"/>
+              <w:bottom w:type="dxa" w:w="40"/>
+              <w:right w:type="dxa" w:w="70"/>
+            </w:tcMar>
+          </w:tcPr>
+          <w:p>
+            <w:r>
+              <w:rPr>
+                <w:b w:val="false"/>
+                <w:bCs w:val="false"/>
+                <w:color w:val="1A1A1A"/>
+                <w:sz w:val="16"/>
+                <w:szCs w:val="16"/>
+              </w:rPr>
+              <w:t xml:space="preserve">I4</w:t>
+            </w:r>
+          </w:p>
+        </w:tc>
+        <w:tc>
+          <w:tcPr>
+            <w:tcW w:type="dxa" w:w="6014"/>
+            <w:tcMar>
+              <w:top w:type="dxa" w:w="40"/>
+              <w:left w:type="dxa" w:w="70"/>
+              <w:bottom w:type="dxa" w:w="40"/>
+              <w:right w:type="dxa" w:w="70"/>
+            </w:tcMar>
+          </w:tcPr>
+          <w:p>
+            <w:r>
+              <w:rPr>
+                <w:b w:val="false"/>
+                <w:bCs w:val="false"/>
+                <w:color w:val="1A1A1A"/>
+                <w:sz w:val="16"/>
+                <w:szCs w:val="16"/>
+              </w:rPr>
+              <w:t xml:space="preserve">Lot-controlled: lot details mandatory; sum equals qty; each lot has sufficient on-hand at that exact location</w:t>
+            </w:r>
+          </w:p>
+        </w:tc>
+        <w:tc>
+          <w:tcPr>
+            <w:tcW w:type="dxa" w:w="2134"/>
+            <w:tcMar>
+              <w:top w:type="dxa" w:w="40"/>
+              <w:left w:type="dxa" w:w="70"/>
+              <w:bottom w:type="dxa" w:w="40"/>
+              <w:right w:type="dxa" w:w="70"/>
+            </w:tcMar>
+          </w:tcPr>
+          <w:p>
+            <w:r>
+              <w:rPr>
+                <w:b w:val="false"/>
+                <w:bCs w:val="false"/>
+                <w:color w:val="1A1A1A"/>
+                <w:sz w:val="16"/>
+                <w:szCs w:val="16"/>
+              </w:rPr>
+              <w:t xml:space="preserve">400/409</w:t>
+            </w:r>
+          </w:p>
+        </w:tc>
+      </w:tr>
+      <w:tr>
+        <w:tc>
+          <w:tcPr>
+            <w:tcW w:type="dxa" w:w="1552"/>
+            <w:tcMar>
+              <w:top w:type="dxa" w:w="40"/>
+              <w:left w:type="dxa" w:w="70"/>
+              <w:bottom w:type="dxa" w:w="40"/>
+              <w:right w:type="dxa" w:w="70"/>
+            </w:tcMar>
+          </w:tcPr>
+          <w:p>
+            <w:r>
+              <w:rPr>
+                <w:b w:val="false"/>
+                <w:bCs w:val="false"/>
+                <w:color w:val="1A1A1A"/>
+                <w:sz w:val="16"/>
+                <w:szCs w:val="16"/>
+              </w:rPr>
+              <w:t xml:space="preserve">I5</w:t>
+            </w:r>
+          </w:p>
+        </w:tc>
+        <w:tc>
+          <w:tcPr>
+            <w:tcW w:type="dxa" w:w="6014"/>
+            <w:tcMar>
+              <w:top w:type="dxa" w:w="40"/>
+              <w:left w:type="dxa" w:w="70"/>
+              <w:bottom w:type="dxa" w:w="40"/>
+              <w:right w:type="dxa" w:w="70"/>
+            </w:tcMar>
+          </w:tcPr>
+          <w:p>
+            <w:r>
+              <w:rPr>
+                <w:b w:val="false"/>
+                <w:bCs w:val="false"/>
+                <w:color w:val="1A1A1A"/>
+                <w:sz w:val="16"/>
+                <w:szCs w:val="16"/>
+              </w:rPr>
+              <w:t xml:space="preserve">Expired lot rejected unless reason = EXPIRY (deliberate scrap); lot material status allows issue; FEFO/FIFO suggested by the UI, not forced</w:t>
+            </w:r>
+          </w:p>
+        </w:tc>
+        <w:tc>
+          <w:tcPr>
+            <w:tcW w:type="dxa" w:w="2134"/>
+            <w:tcMar>
+              <w:top w:type="dxa" w:w="40"/>
+              <w:left w:type="dxa" w:w="70"/>
+              <w:bottom w:type="dxa" w:w="40"/>
+              <w:right w:type="dxa" w:w="70"/>
+            </w:tcMar>
+          </w:tcPr>
+          <w:p>
+            <w:r>
+              <w:rPr>
+                <w:b w:val="false"/>
+                <w:bCs w:val="false"/>
+                <w:color w:val="1A1A1A"/>
+                <w:sz w:val="16"/>
+                <w:szCs w:val="16"/>
+              </w:rPr>
+              <w:t xml:space="preserve">409</w:t>
+            </w:r>
+          </w:p>
+        </w:tc>
+      </w:tr>
+      <w:tr>
+        <w:tc>
+          <w:tcPr>
+            <w:tcW w:type="dxa" w:w="1552"/>
+            <w:tcMar>
+              <w:top w:type="dxa" w:w="40"/>
+              <w:left w:type="dxa" w:w="70"/>
+              <w:bottom w:type="dxa" w:w="40"/>
+              <w:right w:type="dxa" w:w="70"/>
+            </w:tcMar>
+          </w:tcPr>
+          <w:p>
+            <w:r>
+              <w:rPr>
+                <w:b w:val="false"/>
+                <w:bCs w:val="false"/>
+                <w:color w:val="1A1A1A"/>
+                <w:sz w:val="16"/>
+                <w:szCs w:val="16"/>
+              </w:rPr>
+              <w:t xml:space="preserve">I6</w:t>
+            </w:r>
+          </w:p>
+        </w:tc>
+        <w:tc>
+          <w:tcPr>
+            <w:tcW w:type="dxa" w:w="6014"/>
+            <w:tcMar>
+              <w:top w:type="dxa" w:w="40"/>
+              <w:left w:type="dxa" w:w="70"/>
+              <w:bottom w:type="dxa" w:w="40"/>
+              <w:right w:type="dxa" w:w="70"/>
+            </w:tcMar>
+          </w:tcPr>
+          <w:p>
+            <w:r>
+              <w:rPr>
+                <w:b w:val="false"/>
+                <w:bCs w:val="false"/>
+                <w:color w:val="1A1A1A"/>
+                <w:sz w:val="16"/>
+                <w:szCs w:val="16"/>
+              </w:rPr>
+              <w:t xml:space="preserve">Serial-controlled: serial count equals qty; each serial IN_STOCK at that exact location; state moves to ISSUED in the same commit</w:t>
+            </w:r>
+          </w:p>
+        </w:tc>
+        <w:tc>
+          <w:tcPr>
+            <w:tcW w:type="dxa" w:w="2134"/>
+            <w:tcMar>
+              <w:top w:type="dxa" w:w="40"/>
+              <w:left w:type="dxa" w:w="70"/>
+              <w:bottom w:type="dxa" w:w="40"/>
+              <w:right w:type="dxa" w:w="70"/>
+            </w:tcMar>
+          </w:tcPr>
+          <w:p>
+            <w:r>
+              <w:rPr>
+                <w:b w:val="false"/>
+                <w:bCs w:val="false"/>
+                <w:color w:val="1A1A1A"/>
+                <w:sz w:val="16"/>
+                <w:szCs w:val="16"/>
+              </w:rPr>
+              <w:t xml:space="preserve">409</w:t>
+            </w:r>
+          </w:p>
+        </w:tc>
+      </w:tr>
+      <w:tr>
+        <w:tc>
+          <w:tcPr>
+            <w:tcW w:type="dxa" w:w="1552"/>
+            <w:tcMar>
+              <w:top w:type="dxa" w:w="40"/>
+              <w:left w:type="dxa" w:w="70"/>
+              <w:bottom w:type="dxa" w:w="40"/>
+              <w:right w:type="dxa" w:w="70"/>
+            </w:tcMar>
+          </w:tcPr>
+          <w:p>
+            <w:r>
+              <w:rPr>
+                <w:b w:val="false"/>
+                <w:bCs w:val="false"/>
+                <w:color w:val="1A1A1A"/>
+                <w:sz w:val="16"/>
+                <w:szCs w:val="16"/>
+              </w:rPr>
+              <w:t xml:space="preserve">I7</w:t>
+            </w:r>
+          </w:p>
+        </w:tc>
+        <w:tc>
+          <w:tcPr>
+            <w:tcW w:type="dxa" w:w="6014"/>
+            <w:tcMar>
+              <w:top w:type="dxa" w:w="40"/>
+              <w:left w:type="dxa" w:w="70"/>
+              <w:bottom w:type="dxa" w:w="40"/>
+              <w:right w:type="dxa" w:w="70"/>
+            </w:tcMar>
+          </w:tcPr>
+          <w:p>
+            <w:r>
+              <w:rPr>
+                <w:b w:val="false"/>
+                <w:bCs w:val="false"/>
+                <w:color w:val="1A1A1A"/>
+                <w:sz w:val="16"/>
+                <w:szCs w:val="16"/>
+              </w:rPr>
+              <w:t xml:space="preserve">Cost must resolve (current average else standard cost) - no issue without a cost basis</w:t>
+            </w:r>
+          </w:p>
+        </w:tc>
+        <w:tc>
+          <w:tcPr>
+            <w:tcW w:type="dxa" w:w="2134"/>
+            <w:tcMar>
+              <w:top w:type="dxa" w:w="40"/>
+              <w:left w:type="dxa" w:w="70"/>
+              <w:bottom w:type="dxa" w:w="40"/>
+              <w:right w:type="dxa" w:w="70"/>
+            </w:tcMar>
+          </w:tcPr>
+          <w:p>
+            <w:r>
+              <w:rPr>
+                <w:b w:val="false"/>
+                <w:bCs w:val="false"/>
+                <w:color w:val="1A1A1A"/>
+                <w:sz w:val="16"/>
+                <w:szCs w:val="16"/>
+              </w:rPr>
+              <w:t xml:space="preserve">409</w:t>
+            </w:r>
+          </w:p>
+        </w:tc>
+      </w:tr>
+      <w:tr>
+        <w:tc>
+          <w:tcPr>
+            <w:tcW w:type="dxa" w:w="1552"/>
+            <w:tcMar>
+              <w:top w:type="dxa" w:w="40"/>
+              <w:left w:type="dxa" w:w="70"/>
+              <w:bottom w:type="dxa" w:w="40"/>
+              <w:right w:type="dxa" w:w="70"/>
+            </w:tcMar>
+          </w:tcPr>
+          <w:p>
+            <w:r>
+              <w:rPr>
+                <w:b w:val="false"/>
+                <w:bCs w:val="false"/>
+                <w:color w:val="1A1A1A"/>
+                <w:sz w:val="16"/>
+                <w:szCs w:val="16"/>
+              </w:rPr>
+              <w:t xml:space="preserve">I8</w:t>
+            </w:r>
+          </w:p>
+        </w:tc>
+        <w:tc>
+          <w:tcPr>
+            <w:tcW w:type="dxa" w:w="6014"/>
+            <w:tcMar>
+              <w:top w:type="dxa" w:w="40"/>
+              <w:left w:type="dxa" w:w="70"/>
+              <w:bottom w:type="dxa" w:w="40"/>
+              <w:right w:type="dxa" w:w="70"/>
+            </w:tcMar>
+          </w:tcPr>
+          <w:p>
+            <w:r>
+              <w:rPr>
+                <w:b w:val="false"/>
+                <w:bCs w:val="false"/>
+                <w:color w:val="1A1A1A"/>
+                <w:sz w:val="16"/>
+                <w:szCs w:val="16"/>
+              </w:rPr>
+              <w:t xml:space="preserve">Offset account must resolve (alias -&gt; item expense account -&gt; org adjustment account); error names the missing account</w:t>
+            </w:r>
+          </w:p>
+        </w:tc>
+        <w:tc>
+          <w:tcPr>
+            <w:tcW w:type="dxa" w:w="2134"/>
+            <w:tcMar>
+              <w:top w:type="dxa" w:w="40"/>
+              <w:left w:type="dxa" w:w="70"/>
+              <w:bottom w:type="dxa" w:w="40"/>
+              <w:right w:type="dxa" w:w="70"/>
+            </w:tcMar>
+          </w:tcPr>
+          <w:p>
+            <w:r>
+              <w:rPr>
+                <w:b w:val="false"/>
+                <w:bCs w:val="false"/>
+                <w:color w:val="1A1A1A"/>
+                <w:sz w:val="16"/>
+                <w:szCs w:val="16"/>
+              </w:rPr>
+              <w:t xml:space="preserve">409</w:t>
+            </w:r>
+          </w:p>
+        </w:tc>
+      </w:tr>
+      <w:tr>
+        <w:tc>
+          <w:tcPr>
+            <w:tcW w:type="dxa" w:w="1552"/>
+            <w:tcMar>
+              <w:top w:type="dxa" w:w="40"/>
+              <w:left w:type="dxa" w:w="70"/>
+              <w:bottom w:type="dxa" w:w="40"/>
+              <w:right w:type="dxa" w:w="70"/>
+            </w:tcMar>
+          </w:tcPr>
+          <w:p>
+            <w:r>
+              <w:rPr>
+                <w:b w:val="false"/>
+                <w:bCs w:val="false"/>
+                <w:color w:val="1A1A1A"/>
+                <w:sz w:val="16"/>
+                <w:szCs w:val="16"/>
+              </w:rPr>
+              <w:t xml:space="preserve">I9</w:t>
+            </w:r>
+          </w:p>
+        </w:tc>
+        <w:tc>
+          <w:tcPr>
+            <w:tcW w:type="dxa" w:w="6014"/>
+            <w:tcMar>
+              <w:top w:type="dxa" w:w="40"/>
+              <w:left w:type="dxa" w:w="70"/>
+              <w:bottom w:type="dxa" w:w="40"/>
+              <w:right w:type="dxa" w:w="70"/>
+            </w:tcMar>
+          </w:tcPr>
+          <w:p>
+            <w:r>
+              <w:rPr>
+                <w:b w:val="false"/>
+                <w:bCs w:val="false"/>
+                <w:color w:val="1A1A1A"/>
+                <w:sz w:val="16"/>
+                <w:szCs w:val="16"/>
+              </w:rPr>
+              <w:t xml:space="preserve">Resulting on-hand below MIN_QTY or SAFETY_STOCK -&gt; warning (non-blocking), flagged to the min-max report</w:t>
+            </w:r>
+          </w:p>
+        </w:tc>
+        <w:tc>
+          <w:tcPr>
+            <w:tcW w:type="dxa" w:w="2134"/>
+            <w:tcMar>
+              <w:top w:type="dxa" w:w="40"/>
+              <w:left w:type="dxa" w:w="70"/>
+              <w:bottom w:type="dxa" w:w="40"/>
+              <w:right w:type="dxa" w:w="70"/>
+            </w:tcMar>
+          </w:tcPr>
+          <w:p>
+            <w:r>
+              <w:rPr>
+                <w:b w:val="false"/>
+                <w:bCs w:val="false"/>
+                <w:color w:val="1A1A1A"/>
+                <w:sz w:val="16"/>
+                <w:szCs w:val="16"/>
+              </w:rPr>
+              <w:t xml:space="preserve">warning</w:t>
+            </w:r>
+          </w:p>
+        </w:tc>
+      </w:tr>
+    </w:tbl>
+    <w:p>
+      <w:pPr>
+        <w:spacing w:after="100"/>
+      </w:pPr>
+    </w:p>
+    <w:p>
+      <w:pPr>
+        <w:spacing w:after="100"/>
+      </w:pPr>
+      <w:r>
+        <w:rPr>
+          <w:sz w:val="20"/>
+          <w:szCs w:val="20"/>
+        </w:rPr>
+        <w:t xml:space="preserve">Post-conditions asserted before COMMIT for both directions, rolled back on any failure: accounting lines balance (Dr = Cr); on-hand after = before +/- qty at every level touched; lot/serial masters consistent with the movement; audit stamps and the execution log written. Subinventory transfers, inter-org legs and count adjustments inherit these lists automatically because they execute through the same engine.</w:t>
+      </w:r>
     </w:p>
     <w:p>
       <w:pPr>

--- a/docs/design/INV_Module_Requirements_Design.docx
+++ b/docs/design/INV_Module_Requirements_Design.docx
@@ -29,7 +29,7 @@
           <w:sz w:val="22"/>
           <w:szCs w:val="22"/>
         </w:rPr>
-        <w:t xml:space="preserve">Requirements &amp; Design Document (RD) - v2.6 - September 2026</w:t>
+        <w:t xml:space="preserve">Requirements &amp; Design Document (RD) - v2.7 - September 2026</w:t>
       </w:r>
     </w:p>
     <w:p>
@@ -4408,6 +4408,18 @@
     </w:p>
     <w:p>
       <w:pPr>
+        <w:spacing w:after="100"/>
+      </w:pPr>
+      <w:r>
+        <w:rPr>
+          <w:sz w:val="20"/>
+          <w:szCs w:val="20"/>
+        </w:rPr>
+        <w:t xml:space="preserve">WHO columns: every RR_INV_* table carries the standard audit (WHO) columns - CREATED_BY VARCHAR2(150), CREATION_DATE TIMESTAMP DEFAULT SYSTIMESTAMP, LAST_UPDATED_BY VARCHAR2(150), LAST_UPDATE_DATE TIMESTAMP, LAST_UPDATE_LOGIN VARCHAR2(100). The packages stamp them from the p_user parameter on every insert and update; immutable ledgers (transactions, cost history, execution log, period balances, snapshots) fill them at insert only and are never updated. Where a table section below says 'Audit columns', it means exactly this set.</w:t>
+      </w:r>
+    </w:p>
+    <w:p>
+      <w:pPr>
         <w:pStyle w:val="Heading2"/>
         <w:spacing w:after="80" w:before="200"/>
       </w:pPr>
@@ -5391,6 +5403,3072 @@
     <w:p>
       <w:r>
         <w:br w:type="page"/>
+      </w:r>
+    </w:p>
+    <w:p>
+      <w:pPr>
+        <w:pStyle w:val="Heading2"/>
+        <w:spacing w:after="80" w:before="200"/>
+      </w:pPr>
+      <w:r>
+        <w:rPr>
+          <w:b/>
+          <w:bCs/>
+          <w:color w:val="2A2A2A"/>
+          <w:sz w:val="24"/>
+          <w:szCs w:val="24"/>
+        </w:rPr>
+        <w:t xml:space="preserve">3.3 Complete database object inventory</w:t>
+      </w:r>
+    </w:p>
+    <w:p>
+      <w:pPr>
+        <w:pStyle w:val="Heading3"/>
+        <w:spacing w:after="60" w:before="140"/>
+      </w:pPr>
+      <w:r>
+        <w:rPr>
+          <w:b/>
+          <w:bCs/>
+          <w:color w:val="6B6B6B"/>
+          <w:sz w:val="21"/>
+          <w:szCs w:val="21"/>
+        </w:rPr>
+        <w:t xml:space="preserve">Tables (all with WHO columns)</w:t>
+      </w:r>
+    </w:p>
+    <w:tbl>
+      <w:tblPr>
+        <w:tblW w:type="dxa" w:w="9700"/>
+        <w:tblBorders>
+          <w:top w:val="single" w:color="auto" w:sz="4"/>
+          <w:left w:val="single" w:color="auto" w:sz="4"/>
+          <w:bottom w:val="single" w:color="auto" w:sz="4"/>
+          <w:right w:val="single" w:color="auto" w:sz="4"/>
+          <w:insideH w:val="single" w:color="auto" w:sz="4"/>
+          <w:insideV w:val="single" w:color="auto" w:sz="4"/>
+        </w:tblBorders>
+      </w:tblPr>
+      <w:tblGrid>
+        <w:gridCol w:w="4074"/>
+        <w:gridCol w:w="5626"/>
+      </w:tblGrid>
+      <w:tr>
+        <w:trPr>
+          <w:tblHeader/>
+        </w:trPr>
+        <w:tc>
+          <w:tcPr>
+            <w:tcW w:type="dxa" w:w="4074"/>
+            <w:shd w:fill="C74634" w:val="clear"/>
+            <w:tcMar>
+              <w:top w:type="dxa" w:w="40"/>
+              <w:left w:type="dxa" w:w="70"/>
+              <w:bottom w:type="dxa" w:w="40"/>
+              <w:right w:type="dxa" w:w="70"/>
+            </w:tcMar>
+          </w:tcPr>
+          <w:p>
+            <w:r>
+              <w:rPr>
+                <w:b/>
+                <w:bCs/>
+                <w:color w:val="FFFFFF"/>
+                <w:sz w:val="16"/>
+                <w:szCs w:val="16"/>
+              </w:rPr>
+              <w:t xml:space="preserve">Table</w:t>
+            </w:r>
+          </w:p>
+        </w:tc>
+        <w:tc>
+          <w:tcPr>
+            <w:tcW w:type="dxa" w:w="5626"/>
+            <w:shd w:fill="C74634" w:val="clear"/>
+            <w:tcMar>
+              <w:top w:type="dxa" w:w="40"/>
+              <w:left w:type="dxa" w:w="70"/>
+              <w:bottom w:type="dxa" w:w="40"/>
+              <w:right w:type="dxa" w:w="70"/>
+            </w:tcMar>
+          </w:tcPr>
+          <w:p>
+            <w:r>
+              <w:rPr>
+                <w:b/>
+                <w:bCs/>
+                <w:color w:val="FFFFFF"/>
+                <w:sz w:val="16"/>
+                <w:szCs w:val="16"/>
+              </w:rPr>
+              <w:t xml:space="preserve">Purpose</w:t>
+            </w:r>
+          </w:p>
+        </w:tc>
+      </w:tr>
+      <w:tr>
+        <w:tc>
+          <w:tcPr>
+            <w:tcW w:type="dxa" w:w="4074"/>
+            <w:tcMar>
+              <w:top w:type="dxa" w:w="40"/>
+              <w:left w:type="dxa" w:w="70"/>
+              <w:bottom w:type="dxa" w:w="40"/>
+              <w:right w:type="dxa" w:w="70"/>
+            </w:tcMar>
+          </w:tcPr>
+          <w:p>
+            <w:r>
+              <w:rPr>
+                <w:b w:val="false"/>
+                <w:bCs w:val="false"/>
+                <w:color w:val="1A1A1A"/>
+                <w:sz w:val="16"/>
+                <w:szCs w:val="16"/>
+              </w:rPr>
+              <w:t xml:space="preserve">RR_INV_ORGANIZATIONS</w:t>
+            </w:r>
+          </w:p>
+        </w:tc>
+        <w:tc>
+          <w:tcPr>
+            <w:tcW w:type="dxa" w:w="5626"/>
+            <w:tcMar>
+              <w:top w:type="dxa" w:w="40"/>
+              <w:left w:type="dxa" w:w="70"/>
+              <w:bottom w:type="dxa" w:w="40"/>
+              <w:right w:type="dxa" w:w="70"/>
+            </w:tcMar>
+          </w:tcPr>
+          <w:p>
+            <w:r>
+              <w:rPr>
+                <w:b w:val="false"/>
+                <w:bCs w:val="false"/>
+                <w:color w:val="1A1A1A"/>
+                <w:sz w:val="16"/>
+                <w:szCs w:val="16"/>
+              </w:rPr>
+              <w:t xml:space="preserve">Master/child inventory organizations</w:t>
+            </w:r>
+          </w:p>
+        </w:tc>
+      </w:tr>
+      <w:tr>
+        <w:tc>
+          <w:tcPr>
+            <w:tcW w:type="dxa" w:w="4074"/>
+            <w:tcMar>
+              <w:top w:type="dxa" w:w="40"/>
+              <w:left w:type="dxa" w:w="70"/>
+              <w:bottom w:type="dxa" w:w="40"/>
+              <w:right w:type="dxa" w:w="70"/>
+            </w:tcMar>
+          </w:tcPr>
+          <w:p>
+            <w:r>
+              <w:rPr>
+                <w:b w:val="false"/>
+                <w:bCs w:val="false"/>
+                <w:color w:val="1A1A1A"/>
+                <w:sz w:val="16"/>
+                <w:szCs w:val="16"/>
+              </w:rPr>
+              <w:t xml:space="preserve">RR_INV_ORG_PARAMETERS</w:t>
+            </w:r>
+          </w:p>
+        </w:tc>
+        <w:tc>
+          <w:tcPr>
+            <w:tcW w:type="dxa" w:w="5626"/>
+            <w:tcMar>
+              <w:top w:type="dxa" w:w="40"/>
+              <w:left w:type="dxa" w:w="70"/>
+              <w:bottom w:type="dxa" w:w="40"/>
+              <w:right w:type="dxa" w:w="70"/>
+            </w:tcMar>
+          </w:tcPr>
+          <w:p>
+            <w:r>
+              <w:rPr>
+                <w:b w:val="false"/>
+                <w:bCs w:val="false"/>
+                <w:color w:val="1A1A1A"/>
+                <w:sz w:val="16"/>
+                <w:szCs w:val="16"/>
+              </w:rPr>
+              <w:t xml:space="preserve">Inventory parameters (1:1 org)</w:t>
+            </w:r>
+          </w:p>
+        </w:tc>
+      </w:tr>
+      <w:tr>
+        <w:tc>
+          <w:tcPr>
+            <w:tcW w:type="dxa" w:w="4074"/>
+            <w:tcMar>
+              <w:top w:type="dxa" w:w="40"/>
+              <w:left w:type="dxa" w:w="70"/>
+              <w:bottom w:type="dxa" w:w="40"/>
+              <w:right w:type="dxa" w:w="70"/>
+            </w:tcMar>
+          </w:tcPr>
+          <w:p>
+            <w:r>
+              <w:rPr>
+                <w:b w:val="false"/>
+                <w:bCs w:val="false"/>
+                <w:color w:val="1A1A1A"/>
+                <w:sz w:val="16"/>
+                <w:szCs w:val="16"/>
+              </w:rPr>
+              <w:t xml:space="preserve">RR_INV_RECEIVING_PARAMETERS</w:t>
+            </w:r>
+          </w:p>
+        </w:tc>
+        <w:tc>
+          <w:tcPr>
+            <w:tcW w:type="dxa" w:w="5626"/>
+            <w:tcMar>
+              <w:top w:type="dxa" w:w="40"/>
+              <w:left w:type="dxa" w:w="70"/>
+              <w:bottom w:type="dxa" w:w="40"/>
+              <w:right w:type="dxa" w:w="70"/>
+            </w:tcMar>
+          </w:tcPr>
+          <w:p>
+            <w:r>
+              <w:rPr>
+                <w:b w:val="false"/>
+                <w:bCs w:val="false"/>
+                <w:color w:val="1A1A1A"/>
+                <w:sz w:val="16"/>
+                <w:szCs w:val="16"/>
+              </w:rPr>
+              <w:t xml:space="preserve">Receiving parameters (1:1 org)</w:t>
+            </w:r>
+          </w:p>
+        </w:tc>
+      </w:tr>
+      <w:tr>
+        <w:tc>
+          <w:tcPr>
+            <w:tcW w:type="dxa" w:w="4074"/>
+            <w:tcMar>
+              <w:top w:type="dxa" w:w="40"/>
+              <w:left w:type="dxa" w:w="70"/>
+              <w:bottom w:type="dxa" w:w="40"/>
+              <w:right w:type="dxa" w:w="70"/>
+            </w:tcMar>
+          </w:tcPr>
+          <w:p>
+            <w:r>
+              <w:rPr>
+                <w:b w:val="false"/>
+                <w:bCs w:val="false"/>
+                <w:color w:val="1A1A1A"/>
+                <w:sz w:val="16"/>
+                <w:szCs w:val="16"/>
+              </w:rPr>
+              <w:t xml:space="preserve">RR_INV_SHIPPING_PARAMETERS</w:t>
+            </w:r>
+          </w:p>
+        </w:tc>
+        <w:tc>
+          <w:tcPr>
+            <w:tcW w:type="dxa" w:w="5626"/>
+            <w:tcMar>
+              <w:top w:type="dxa" w:w="40"/>
+              <w:left w:type="dxa" w:w="70"/>
+              <w:bottom w:type="dxa" w:w="40"/>
+              <w:right w:type="dxa" w:w="70"/>
+            </w:tcMar>
+          </w:tcPr>
+          <w:p>
+            <w:r>
+              <w:rPr>
+                <w:b w:val="false"/>
+                <w:bCs w:val="false"/>
+                <w:color w:val="1A1A1A"/>
+                <w:sz w:val="16"/>
+                <w:szCs w:val="16"/>
+              </w:rPr>
+              <w:t xml:space="preserve">Shipping parameters (1:1 org)</w:t>
+            </w:r>
+          </w:p>
+        </w:tc>
+      </w:tr>
+      <w:tr>
+        <w:tc>
+          <w:tcPr>
+            <w:tcW w:type="dxa" w:w="4074"/>
+            <w:tcMar>
+              <w:top w:type="dxa" w:w="40"/>
+              <w:left w:type="dxa" w:w="70"/>
+              <w:bottom w:type="dxa" w:w="40"/>
+              <w:right w:type="dxa" w:w="70"/>
+            </w:tcMar>
+          </w:tcPr>
+          <w:p>
+            <w:r>
+              <w:rPr>
+                <w:b w:val="false"/>
+                <w:bCs w:val="false"/>
+                <w:color w:val="1A1A1A"/>
+                <w:sz w:val="16"/>
+                <w:szCs w:val="16"/>
+              </w:rPr>
+              <w:t xml:space="preserve">RR_INV_ORG_ACCESS</w:t>
+            </w:r>
+          </w:p>
+        </w:tc>
+        <w:tc>
+          <w:tcPr>
+            <w:tcW w:type="dxa" w:w="5626"/>
+            <w:tcMar>
+              <w:top w:type="dxa" w:w="40"/>
+              <w:left w:type="dxa" w:w="70"/>
+              <w:bottom w:type="dxa" w:w="40"/>
+              <w:right w:type="dxa" w:w="70"/>
+            </w:tcMar>
+          </w:tcPr>
+          <w:p>
+            <w:r>
+              <w:rPr>
+                <w:b w:val="false"/>
+                <w:bCs w:val="false"/>
+                <w:color w:val="1A1A1A"/>
+                <w:sz w:val="16"/>
+                <w:szCs w:val="16"/>
+              </w:rPr>
+              <w:t xml:space="preserve">User to organization security</w:t>
+            </w:r>
+          </w:p>
+        </w:tc>
+      </w:tr>
+      <w:tr>
+        <w:tc>
+          <w:tcPr>
+            <w:tcW w:type="dxa" w:w="4074"/>
+            <w:tcMar>
+              <w:top w:type="dxa" w:w="40"/>
+              <w:left w:type="dxa" w:w="70"/>
+              <w:bottom w:type="dxa" w:w="40"/>
+              <w:right w:type="dxa" w:w="70"/>
+            </w:tcMar>
+          </w:tcPr>
+          <w:p>
+            <w:r>
+              <w:rPr>
+                <w:b w:val="false"/>
+                <w:bCs w:val="false"/>
+                <w:color w:val="1A1A1A"/>
+                <w:sz w:val="16"/>
+                <w:szCs w:val="16"/>
+              </w:rPr>
+              <w:t xml:space="preserve">RR_INV_SUBINVENTORIES</w:t>
+            </w:r>
+          </w:p>
+        </w:tc>
+        <w:tc>
+          <w:tcPr>
+            <w:tcW w:type="dxa" w:w="5626"/>
+            <w:tcMar>
+              <w:top w:type="dxa" w:w="40"/>
+              <w:left w:type="dxa" w:w="70"/>
+              <w:bottom w:type="dxa" w:w="40"/>
+              <w:right w:type="dxa" w:w="70"/>
+            </w:tcMar>
+          </w:tcPr>
+          <w:p>
+            <w:r>
+              <w:rPr>
+                <w:b w:val="false"/>
+                <w:bCs w:val="false"/>
+                <w:color w:val="1A1A1A"/>
+                <w:sz w:val="16"/>
+                <w:szCs w:val="16"/>
+              </w:rPr>
+              <w:t xml:space="preserve">Subinventories per org</w:t>
+            </w:r>
+          </w:p>
+        </w:tc>
+      </w:tr>
+      <w:tr>
+        <w:tc>
+          <w:tcPr>
+            <w:tcW w:type="dxa" w:w="4074"/>
+            <w:tcMar>
+              <w:top w:type="dxa" w:w="40"/>
+              <w:left w:type="dxa" w:w="70"/>
+              <w:bottom w:type="dxa" w:w="40"/>
+              <w:right w:type="dxa" w:w="70"/>
+            </w:tcMar>
+          </w:tcPr>
+          <w:p>
+            <w:r>
+              <w:rPr>
+                <w:b w:val="false"/>
+                <w:bCs w:val="false"/>
+                <w:color w:val="1A1A1A"/>
+                <w:sz w:val="16"/>
+                <w:szCs w:val="16"/>
+              </w:rPr>
+              <w:t xml:space="preserve">RR_INV_LOCATORS</w:t>
+            </w:r>
+          </w:p>
+        </w:tc>
+        <w:tc>
+          <w:tcPr>
+            <w:tcW w:type="dxa" w:w="5626"/>
+            <w:tcMar>
+              <w:top w:type="dxa" w:w="40"/>
+              <w:left w:type="dxa" w:w="70"/>
+              <w:bottom w:type="dxa" w:w="40"/>
+              <w:right w:type="dxa" w:w="70"/>
+            </w:tcMar>
+          </w:tcPr>
+          <w:p>
+            <w:r>
+              <w:rPr>
+                <w:b w:val="false"/>
+                <w:bCs w:val="false"/>
+                <w:color w:val="1A1A1A"/>
+                <w:sz w:val="16"/>
+                <w:szCs w:val="16"/>
+              </w:rPr>
+              <w:t xml:space="preserve">Locators per subinventory</w:t>
+            </w:r>
+          </w:p>
+        </w:tc>
+      </w:tr>
+      <w:tr>
+        <w:tc>
+          <w:tcPr>
+            <w:tcW w:type="dxa" w:w="4074"/>
+            <w:tcMar>
+              <w:top w:type="dxa" w:w="40"/>
+              <w:left w:type="dxa" w:w="70"/>
+              <w:bottom w:type="dxa" w:w="40"/>
+              <w:right w:type="dxa" w:w="70"/>
+            </w:tcMar>
+          </w:tcPr>
+          <w:p>
+            <w:r>
+              <w:rPr>
+                <w:b w:val="false"/>
+                <w:bCs w:val="false"/>
+                <w:color w:val="1A1A1A"/>
+                <w:sz w:val="16"/>
+                <w:szCs w:val="16"/>
+              </w:rPr>
+              <w:t xml:space="preserve">RR_INV_UOMS</w:t>
+            </w:r>
+          </w:p>
+        </w:tc>
+        <w:tc>
+          <w:tcPr>
+            <w:tcW w:type="dxa" w:w="5626"/>
+            <w:tcMar>
+              <w:top w:type="dxa" w:w="40"/>
+              <w:left w:type="dxa" w:w="70"/>
+              <w:bottom w:type="dxa" w:w="40"/>
+              <w:right w:type="dxa" w:w="70"/>
+            </w:tcMar>
+          </w:tcPr>
+          <w:p>
+            <w:r>
+              <w:rPr>
+                <w:b w:val="false"/>
+                <w:bCs w:val="false"/>
+                <w:color w:val="1A1A1A"/>
+                <w:sz w:val="16"/>
+                <w:szCs w:val="16"/>
+              </w:rPr>
+              <w:t xml:space="preserve">Units of measure</w:t>
+            </w:r>
+          </w:p>
+        </w:tc>
+      </w:tr>
+      <w:tr>
+        <w:tc>
+          <w:tcPr>
+            <w:tcW w:type="dxa" w:w="4074"/>
+            <w:tcMar>
+              <w:top w:type="dxa" w:w="40"/>
+              <w:left w:type="dxa" w:w="70"/>
+              <w:bottom w:type="dxa" w:w="40"/>
+              <w:right w:type="dxa" w:w="70"/>
+            </w:tcMar>
+          </w:tcPr>
+          <w:p>
+            <w:r>
+              <w:rPr>
+                <w:b w:val="false"/>
+                <w:bCs w:val="false"/>
+                <w:color w:val="1A1A1A"/>
+                <w:sz w:val="16"/>
+                <w:szCs w:val="16"/>
+              </w:rPr>
+              <w:t xml:space="preserve">RR_INV_UOM_ITEM_CONVERSIONS</w:t>
+            </w:r>
+          </w:p>
+        </w:tc>
+        <w:tc>
+          <w:tcPr>
+            <w:tcW w:type="dxa" w:w="5626"/>
+            <w:tcMar>
+              <w:top w:type="dxa" w:w="40"/>
+              <w:left w:type="dxa" w:w="70"/>
+              <w:bottom w:type="dxa" w:w="40"/>
+              <w:right w:type="dxa" w:w="70"/>
+            </w:tcMar>
+          </w:tcPr>
+          <w:p>
+            <w:r>
+              <w:rPr>
+                <w:b w:val="false"/>
+                <w:bCs w:val="false"/>
+                <w:color w:val="1A1A1A"/>
+                <w:sz w:val="16"/>
+                <w:szCs w:val="16"/>
+              </w:rPr>
+              <w:t xml:space="preserve">Item-specific UOM conversions</w:t>
+            </w:r>
+          </w:p>
+        </w:tc>
+      </w:tr>
+      <w:tr>
+        <w:tc>
+          <w:tcPr>
+            <w:tcW w:type="dxa" w:w="4074"/>
+            <w:tcMar>
+              <w:top w:type="dxa" w:w="40"/>
+              <w:left w:type="dxa" w:w="70"/>
+              <w:bottom w:type="dxa" w:w="40"/>
+              <w:right w:type="dxa" w:w="70"/>
+            </w:tcMar>
+          </w:tcPr>
+          <w:p>
+            <w:r>
+              <w:rPr>
+                <w:b w:val="false"/>
+                <w:bCs w:val="false"/>
+                <w:color w:val="1A1A1A"/>
+                <w:sz w:val="16"/>
+                <w:szCs w:val="16"/>
+              </w:rPr>
+              <w:t xml:space="preserve">RR_INV_TXN_TYPES</w:t>
+            </w:r>
+          </w:p>
+        </w:tc>
+        <w:tc>
+          <w:tcPr>
+            <w:tcW w:type="dxa" w:w="5626"/>
+            <w:tcMar>
+              <w:top w:type="dxa" w:w="40"/>
+              <w:left w:type="dxa" w:w="70"/>
+              <w:bottom w:type="dxa" w:w="40"/>
+              <w:right w:type="dxa" w:w="70"/>
+            </w:tcMar>
+          </w:tcPr>
+          <w:p>
+            <w:r>
+              <w:rPr>
+                <w:b w:val="false"/>
+                <w:bCs w:val="false"/>
+                <w:color w:val="1A1A1A"/>
+                <w:sz w:val="16"/>
+                <w:szCs w:val="16"/>
+              </w:rPr>
+              <w:t xml:space="preserve">Seeded + user-defined transaction types</w:t>
+            </w:r>
+          </w:p>
+        </w:tc>
+      </w:tr>
+      <w:tr>
+        <w:tc>
+          <w:tcPr>
+            <w:tcW w:type="dxa" w:w="4074"/>
+            <w:tcMar>
+              <w:top w:type="dxa" w:w="40"/>
+              <w:left w:type="dxa" w:w="70"/>
+              <w:bottom w:type="dxa" w:w="40"/>
+              <w:right w:type="dxa" w:w="70"/>
+            </w:tcMar>
+          </w:tcPr>
+          <w:p>
+            <w:r>
+              <w:rPr>
+                <w:b w:val="false"/>
+                <w:bCs w:val="false"/>
+                <w:color w:val="1A1A1A"/>
+                <w:sz w:val="16"/>
+                <w:szCs w:val="16"/>
+              </w:rPr>
+              <w:t xml:space="preserve">RR_INV_TXN_REASONS</w:t>
+            </w:r>
+          </w:p>
+        </w:tc>
+        <w:tc>
+          <w:tcPr>
+            <w:tcW w:type="dxa" w:w="5626"/>
+            <w:tcMar>
+              <w:top w:type="dxa" w:w="40"/>
+              <w:left w:type="dxa" w:w="70"/>
+              <w:bottom w:type="dxa" w:w="40"/>
+              <w:right w:type="dxa" w:w="70"/>
+            </w:tcMar>
+          </w:tcPr>
+          <w:p>
+            <w:r>
+              <w:rPr>
+                <w:b w:val="false"/>
+                <w:bCs w:val="false"/>
+                <w:color w:val="1A1A1A"/>
+                <w:sz w:val="16"/>
+                <w:szCs w:val="16"/>
+              </w:rPr>
+              <w:t xml:space="preserve">Transaction reasons</w:t>
+            </w:r>
+          </w:p>
+        </w:tc>
+      </w:tr>
+      <w:tr>
+        <w:tc>
+          <w:tcPr>
+            <w:tcW w:type="dxa" w:w="4074"/>
+            <w:tcMar>
+              <w:top w:type="dxa" w:w="40"/>
+              <w:left w:type="dxa" w:w="70"/>
+              <w:bottom w:type="dxa" w:w="40"/>
+              <w:right w:type="dxa" w:w="70"/>
+            </w:tcMar>
+          </w:tcPr>
+          <w:p>
+            <w:r>
+              <w:rPr>
+                <w:b w:val="false"/>
+                <w:bCs w:val="false"/>
+                <w:color w:val="1A1A1A"/>
+                <w:sz w:val="16"/>
+                <w:szCs w:val="16"/>
+              </w:rPr>
+              <w:t xml:space="preserve">RR_INV_ACCOUNT_ALIASES</w:t>
+            </w:r>
+          </w:p>
+        </w:tc>
+        <w:tc>
+          <w:tcPr>
+            <w:tcW w:type="dxa" w:w="5626"/>
+            <w:tcMar>
+              <w:top w:type="dxa" w:w="40"/>
+              <w:left w:type="dxa" w:w="70"/>
+              <w:bottom w:type="dxa" w:w="40"/>
+              <w:right w:type="dxa" w:w="70"/>
+            </w:tcMar>
+          </w:tcPr>
+          <w:p>
+            <w:r>
+              <w:rPr>
+                <w:b w:val="false"/>
+                <w:bCs w:val="false"/>
+                <w:color w:val="1A1A1A"/>
+                <w:sz w:val="16"/>
+                <w:szCs w:val="16"/>
+              </w:rPr>
+              <w:t xml:space="preserve">Named account destinations per org</w:t>
+            </w:r>
+          </w:p>
+        </w:tc>
+      </w:tr>
+      <w:tr>
+        <w:tc>
+          <w:tcPr>
+            <w:tcW w:type="dxa" w:w="4074"/>
+            <w:tcMar>
+              <w:top w:type="dxa" w:w="40"/>
+              <w:left w:type="dxa" w:w="70"/>
+              <w:bottom w:type="dxa" w:w="40"/>
+              <w:right w:type="dxa" w:w="70"/>
+            </w:tcMar>
+          </w:tcPr>
+          <w:p>
+            <w:r>
+              <w:rPr>
+                <w:b w:val="false"/>
+                <w:bCs w:val="false"/>
+                <w:color w:val="1A1A1A"/>
+                <w:sz w:val="16"/>
+                <w:szCs w:val="16"/>
+              </w:rPr>
+              <w:t xml:space="preserve">RR_INV_MATERIAL_STATUSES</w:t>
+            </w:r>
+          </w:p>
+        </w:tc>
+        <w:tc>
+          <w:tcPr>
+            <w:tcW w:type="dxa" w:w="5626"/>
+            <w:tcMar>
+              <w:top w:type="dxa" w:w="40"/>
+              <w:left w:type="dxa" w:w="70"/>
+              <w:bottom w:type="dxa" w:w="40"/>
+              <w:right w:type="dxa" w:w="70"/>
+            </w:tcMar>
+          </w:tcPr>
+          <w:p>
+            <w:r>
+              <w:rPr>
+                <w:b w:val="false"/>
+                <w:bCs w:val="false"/>
+                <w:color w:val="1A1A1A"/>
+                <w:sz w:val="16"/>
+                <w:szCs w:val="16"/>
+              </w:rPr>
+              <w:t xml:space="preserve">Location/lot usage restrictions</w:t>
+            </w:r>
+          </w:p>
+        </w:tc>
+      </w:tr>
+      <w:tr>
+        <w:tc>
+          <w:tcPr>
+            <w:tcW w:type="dxa" w:w="4074"/>
+            <w:tcMar>
+              <w:top w:type="dxa" w:w="40"/>
+              <w:left w:type="dxa" w:w="70"/>
+              <w:bottom w:type="dxa" w:w="40"/>
+              <w:right w:type="dxa" w:w="70"/>
+            </w:tcMar>
+          </w:tcPr>
+          <w:p>
+            <w:r>
+              <w:rPr>
+                <w:b w:val="false"/>
+                <w:bCs w:val="false"/>
+                <w:color w:val="1A1A1A"/>
+                <w:sz w:val="16"/>
+                <w:szCs w:val="16"/>
+              </w:rPr>
+              <w:t xml:space="preserve">RR_INV_SHIP_METHODS</w:t>
+            </w:r>
+          </w:p>
+        </w:tc>
+        <w:tc>
+          <w:tcPr>
+            <w:tcW w:type="dxa" w:w="5626"/>
+            <w:tcMar>
+              <w:top w:type="dxa" w:w="40"/>
+              <w:left w:type="dxa" w:w="70"/>
+              <w:bottom w:type="dxa" w:w="40"/>
+              <w:right w:type="dxa" w:w="70"/>
+            </w:tcMar>
+          </w:tcPr>
+          <w:p>
+            <w:r>
+              <w:rPr>
+                <w:b w:val="false"/>
+                <w:bCs w:val="false"/>
+                <w:color w:val="1A1A1A"/>
+                <w:sz w:val="16"/>
+                <w:szCs w:val="16"/>
+              </w:rPr>
+              <w:t xml:space="preserve">Carriers / ship methods</w:t>
+            </w:r>
+          </w:p>
+        </w:tc>
+      </w:tr>
+      <w:tr>
+        <w:tc>
+          <w:tcPr>
+            <w:tcW w:type="dxa" w:w="4074"/>
+            <w:tcMar>
+              <w:top w:type="dxa" w:w="40"/>
+              <w:left w:type="dxa" w:w="70"/>
+              <w:bottom w:type="dxa" w:w="40"/>
+              <w:right w:type="dxa" w:w="70"/>
+            </w:tcMar>
+          </w:tcPr>
+          <w:p>
+            <w:r>
+              <w:rPr>
+                <w:b w:val="false"/>
+                <w:bCs w:val="false"/>
+                <w:color w:val="1A1A1A"/>
+                <w:sz w:val="16"/>
+                <w:szCs w:val="16"/>
+              </w:rPr>
+              <w:t xml:space="preserve">RR_INV_ITEM_STATUSES</w:t>
+            </w:r>
+          </w:p>
+        </w:tc>
+        <w:tc>
+          <w:tcPr>
+            <w:tcW w:type="dxa" w:w="5626"/>
+            <w:tcMar>
+              <w:top w:type="dxa" w:w="40"/>
+              <w:left w:type="dxa" w:w="70"/>
+              <w:bottom w:type="dxa" w:w="40"/>
+              <w:right w:type="dxa" w:w="70"/>
+            </w:tcMar>
+          </w:tcPr>
+          <w:p>
+            <w:r>
+              <w:rPr>
+                <w:b w:val="false"/>
+                <w:bCs w:val="false"/>
+                <w:color w:val="1A1A1A"/>
+                <w:sz w:val="16"/>
+                <w:szCs w:val="16"/>
+              </w:rPr>
+              <w:t xml:space="preserve">Item status templates</w:t>
+            </w:r>
+          </w:p>
+        </w:tc>
+      </w:tr>
+      <w:tr>
+        <w:tc>
+          <w:tcPr>
+            <w:tcW w:type="dxa" w:w="4074"/>
+            <w:tcMar>
+              <w:top w:type="dxa" w:w="40"/>
+              <w:left w:type="dxa" w:w="70"/>
+              <w:bottom w:type="dxa" w:w="40"/>
+              <w:right w:type="dxa" w:w="70"/>
+            </w:tcMar>
+          </w:tcPr>
+          <w:p>
+            <w:r>
+              <w:rPr>
+                <w:b w:val="false"/>
+                <w:bCs w:val="false"/>
+                <w:color w:val="1A1A1A"/>
+                <w:sz w:val="16"/>
+                <w:szCs w:val="16"/>
+              </w:rPr>
+              <w:t xml:space="preserve">RR_INV_ITEMS</w:t>
+            </w:r>
+          </w:p>
+        </w:tc>
+        <w:tc>
+          <w:tcPr>
+            <w:tcW w:type="dxa" w:w="5626"/>
+            <w:tcMar>
+              <w:top w:type="dxa" w:w="40"/>
+              <w:left w:type="dxa" w:w="70"/>
+              <w:bottom w:type="dxa" w:w="40"/>
+              <w:right w:type="dxa" w:w="70"/>
+            </w:tcMar>
+          </w:tcPr>
+          <w:p>
+            <w:r>
+              <w:rPr>
+                <w:b w:val="false"/>
+                <w:bCs w:val="false"/>
+                <w:color w:val="1A1A1A"/>
+                <w:sz w:val="16"/>
+                <w:szCs w:val="16"/>
+              </w:rPr>
+              <w:t xml:space="preserve">Item master (all attribute groups)</w:t>
+            </w:r>
+          </w:p>
+        </w:tc>
+      </w:tr>
+      <w:tr>
+        <w:tc>
+          <w:tcPr>
+            <w:tcW w:type="dxa" w:w="4074"/>
+            <w:tcMar>
+              <w:top w:type="dxa" w:w="40"/>
+              <w:left w:type="dxa" w:w="70"/>
+              <w:bottom w:type="dxa" w:w="40"/>
+              <w:right w:type="dxa" w:w="70"/>
+            </w:tcMar>
+          </w:tcPr>
+          <w:p>
+            <w:r>
+              <w:rPr>
+                <w:b w:val="false"/>
+                <w:bCs w:val="false"/>
+                <w:color w:val="1A1A1A"/>
+                <w:sz w:val="16"/>
+                <w:szCs w:val="16"/>
+              </w:rPr>
+              <w:t xml:space="preserve">RR_INV_ITEM_ORG_ASSIGNMENTS</w:t>
+            </w:r>
+          </w:p>
+        </w:tc>
+        <w:tc>
+          <w:tcPr>
+            <w:tcW w:type="dxa" w:w="5626"/>
+            <w:tcMar>
+              <w:top w:type="dxa" w:w="40"/>
+              <w:left w:type="dxa" w:w="70"/>
+              <w:bottom w:type="dxa" w:w="40"/>
+              <w:right w:type="dxa" w:w="70"/>
+            </w:tcMar>
+          </w:tcPr>
+          <w:p>
+            <w:r>
+              <w:rPr>
+                <w:b w:val="false"/>
+                <w:bCs w:val="false"/>
+                <w:color w:val="1A1A1A"/>
+                <w:sz w:val="16"/>
+                <w:szCs w:val="16"/>
+              </w:rPr>
+              <w:t xml:space="preserve">Item availability + overrides per org</w:t>
+            </w:r>
+          </w:p>
+        </w:tc>
+      </w:tr>
+      <w:tr>
+        <w:tc>
+          <w:tcPr>
+            <w:tcW w:type="dxa" w:w="4074"/>
+            <w:tcMar>
+              <w:top w:type="dxa" w:w="40"/>
+              <w:left w:type="dxa" w:w="70"/>
+              <w:bottom w:type="dxa" w:w="40"/>
+              <w:right w:type="dxa" w:w="70"/>
+            </w:tcMar>
+          </w:tcPr>
+          <w:p>
+            <w:r>
+              <w:rPr>
+                <w:b w:val="false"/>
+                <w:bCs w:val="false"/>
+                <w:color w:val="1A1A1A"/>
+                <w:sz w:val="16"/>
+                <w:szCs w:val="16"/>
+              </w:rPr>
+              <w:t xml:space="preserve">RR_INV_ITEM_REVISIONS</w:t>
+            </w:r>
+          </w:p>
+        </w:tc>
+        <w:tc>
+          <w:tcPr>
+            <w:tcW w:type="dxa" w:w="5626"/>
+            <w:tcMar>
+              <w:top w:type="dxa" w:w="40"/>
+              <w:left w:type="dxa" w:w="70"/>
+              <w:bottom w:type="dxa" w:w="40"/>
+              <w:right w:type="dxa" w:w="70"/>
+            </w:tcMar>
+          </w:tcPr>
+          <w:p>
+            <w:r>
+              <w:rPr>
+                <w:b w:val="false"/>
+                <w:bCs w:val="false"/>
+                <w:color w:val="1A1A1A"/>
+                <w:sz w:val="16"/>
+                <w:szCs w:val="16"/>
+              </w:rPr>
+              <w:t xml:space="preserve">Item revisions</w:t>
+            </w:r>
+          </w:p>
+        </w:tc>
+      </w:tr>
+      <w:tr>
+        <w:tc>
+          <w:tcPr>
+            <w:tcW w:type="dxa" w:w="4074"/>
+            <w:tcMar>
+              <w:top w:type="dxa" w:w="40"/>
+              <w:left w:type="dxa" w:w="70"/>
+              <w:bottom w:type="dxa" w:w="40"/>
+              <w:right w:type="dxa" w:w="70"/>
+            </w:tcMar>
+          </w:tcPr>
+          <w:p>
+            <w:r>
+              <w:rPr>
+                <w:b w:val="false"/>
+                <w:bCs w:val="false"/>
+                <w:color w:val="1A1A1A"/>
+                <w:sz w:val="16"/>
+                <w:szCs w:val="16"/>
+              </w:rPr>
+              <w:t xml:space="preserve">RR_INV_ITEM_ATTACHMENTS</w:t>
+            </w:r>
+          </w:p>
+        </w:tc>
+        <w:tc>
+          <w:tcPr>
+            <w:tcW w:type="dxa" w:w="5626"/>
+            <w:tcMar>
+              <w:top w:type="dxa" w:w="40"/>
+              <w:left w:type="dxa" w:w="70"/>
+              <w:bottom w:type="dxa" w:w="40"/>
+              <w:right w:type="dxa" w:w="70"/>
+            </w:tcMar>
+          </w:tcPr>
+          <w:p>
+            <w:r>
+              <w:rPr>
+                <w:b w:val="false"/>
+                <w:bCs w:val="false"/>
+                <w:color w:val="1A1A1A"/>
+                <w:sz w:val="16"/>
+                <w:szCs w:val="16"/>
+              </w:rPr>
+              <w:t xml:space="preserve">Item files (BLOB, standard mechanism)</w:t>
+            </w:r>
+          </w:p>
+        </w:tc>
+      </w:tr>
+      <w:tr>
+        <w:tc>
+          <w:tcPr>
+            <w:tcW w:type="dxa" w:w="4074"/>
+            <w:tcMar>
+              <w:top w:type="dxa" w:w="40"/>
+              <w:left w:type="dxa" w:w="70"/>
+              <w:bottom w:type="dxa" w:w="40"/>
+              <w:right w:type="dxa" w:w="70"/>
+            </w:tcMar>
+          </w:tcPr>
+          <w:p>
+            <w:r>
+              <w:rPr>
+                <w:b w:val="false"/>
+                <w:bCs w:val="false"/>
+                <w:color w:val="1A1A1A"/>
+                <w:sz w:val="16"/>
+                <w:szCs w:val="16"/>
+              </w:rPr>
+              <w:t xml:space="preserve">RR_INV_CATEGORY_SETS / RR_INV_CATEGORIES / RR_INV_ITEM_CATEGORIES</w:t>
+            </w:r>
+          </w:p>
+        </w:tc>
+        <w:tc>
+          <w:tcPr>
+            <w:tcW w:type="dxa" w:w="5626"/>
+            <w:tcMar>
+              <w:top w:type="dxa" w:w="40"/>
+              <w:left w:type="dxa" w:w="70"/>
+              <w:bottom w:type="dxa" w:w="40"/>
+              <w:right w:type="dxa" w:w="70"/>
+            </w:tcMar>
+          </w:tcPr>
+          <w:p>
+            <w:r>
+              <w:rPr>
+                <w:b w:val="false"/>
+                <w:bCs w:val="false"/>
+                <w:color w:val="1A1A1A"/>
+                <w:sz w:val="16"/>
+                <w:szCs w:val="16"/>
+              </w:rPr>
+              <w:t xml:space="preserve">Catalogs and item categorization</w:t>
+            </w:r>
+          </w:p>
+        </w:tc>
+      </w:tr>
+      <w:tr>
+        <w:tc>
+          <w:tcPr>
+            <w:tcW w:type="dxa" w:w="4074"/>
+            <w:tcMar>
+              <w:top w:type="dxa" w:w="40"/>
+              <w:left w:type="dxa" w:w="70"/>
+              <w:bottom w:type="dxa" w:w="40"/>
+              <w:right w:type="dxa" w:w="70"/>
+            </w:tcMar>
+          </w:tcPr>
+          <w:p>
+            <w:r>
+              <w:rPr>
+                <w:b w:val="false"/>
+                <w:bCs w:val="false"/>
+                <w:color w:val="1A1A1A"/>
+                <w:sz w:val="16"/>
+                <w:szCs w:val="16"/>
+              </w:rPr>
+              <w:t xml:space="preserve">RR_INV_LOTS</w:t>
+            </w:r>
+          </w:p>
+        </w:tc>
+        <w:tc>
+          <w:tcPr>
+            <w:tcW w:type="dxa" w:w="5626"/>
+            <w:tcMar>
+              <w:top w:type="dxa" w:w="40"/>
+              <w:left w:type="dxa" w:w="70"/>
+              <w:bottom w:type="dxa" w:w="40"/>
+              <w:right w:type="dxa" w:w="70"/>
+            </w:tcMar>
+          </w:tcPr>
+          <w:p>
+            <w:r>
+              <w:rPr>
+                <w:b w:val="false"/>
+                <w:bCs w:val="false"/>
+                <w:color w:val="1A1A1A"/>
+                <w:sz w:val="16"/>
+                <w:szCs w:val="16"/>
+              </w:rPr>
+              <w:t xml:space="preserve">Lot master per item + org</w:t>
+            </w:r>
+          </w:p>
+        </w:tc>
+      </w:tr>
+      <w:tr>
+        <w:tc>
+          <w:tcPr>
+            <w:tcW w:type="dxa" w:w="4074"/>
+            <w:tcMar>
+              <w:top w:type="dxa" w:w="40"/>
+              <w:left w:type="dxa" w:w="70"/>
+              <w:bottom w:type="dxa" w:w="40"/>
+              <w:right w:type="dxa" w:w="70"/>
+            </w:tcMar>
+          </w:tcPr>
+          <w:p>
+            <w:r>
+              <w:rPr>
+                <w:b w:val="false"/>
+                <w:bCs w:val="false"/>
+                <w:color w:val="1A1A1A"/>
+                <w:sz w:val="16"/>
+                <w:szCs w:val="16"/>
+              </w:rPr>
+              <w:t xml:space="preserve">RR_INV_SERIALS</w:t>
+            </w:r>
+          </w:p>
+        </w:tc>
+        <w:tc>
+          <w:tcPr>
+            <w:tcW w:type="dxa" w:w="5626"/>
+            <w:tcMar>
+              <w:top w:type="dxa" w:w="40"/>
+              <w:left w:type="dxa" w:w="70"/>
+              <w:bottom w:type="dxa" w:w="40"/>
+              <w:right w:type="dxa" w:w="70"/>
+            </w:tcMar>
+          </w:tcPr>
+          <w:p>
+            <w:r>
+              <w:rPr>
+                <w:b w:val="false"/>
+                <w:bCs w:val="false"/>
+                <w:color w:val="1A1A1A"/>
+                <w:sz w:val="16"/>
+                <w:szCs w:val="16"/>
+              </w:rPr>
+              <w:t xml:space="preserve">Serial master per item</w:t>
+            </w:r>
+          </w:p>
+        </w:tc>
+      </w:tr>
+      <w:tr>
+        <w:tc>
+          <w:tcPr>
+            <w:tcW w:type="dxa" w:w="4074"/>
+            <w:tcMar>
+              <w:top w:type="dxa" w:w="40"/>
+              <w:left w:type="dxa" w:w="70"/>
+              <w:bottom w:type="dxa" w:w="40"/>
+              <w:right w:type="dxa" w:w="70"/>
+            </w:tcMar>
+          </w:tcPr>
+          <w:p>
+            <w:r>
+              <w:rPr>
+                <w:b w:val="false"/>
+                <w:bCs w:val="false"/>
+                <w:color w:val="1A1A1A"/>
+                <w:sz w:val="16"/>
+                <w:szCs w:val="16"/>
+              </w:rPr>
+              <w:t xml:space="preserve">RR_INV_COST_ORGANIZATIONS</w:t>
+            </w:r>
+          </w:p>
+        </w:tc>
+        <w:tc>
+          <w:tcPr>
+            <w:tcW w:type="dxa" w:w="5626"/>
+            <w:tcMar>
+              <w:top w:type="dxa" w:w="40"/>
+              <w:left w:type="dxa" w:w="70"/>
+              <w:bottom w:type="dxa" w:w="40"/>
+              <w:right w:type="dxa" w:w="70"/>
+            </w:tcMar>
+          </w:tcPr>
+          <w:p>
+            <w:r>
+              <w:rPr>
+                <w:b w:val="false"/>
+                <w:bCs w:val="false"/>
+                <w:color w:val="1A1A1A"/>
+                <w:sz w:val="16"/>
+                <w:szCs w:val="16"/>
+              </w:rPr>
+              <w:t xml:space="preserve">Cost organizations</w:t>
+            </w:r>
+          </w:p>
+        </w:tc>
+      </w:tr>
+      <w:tr>
+        <w:tc>
+          <w:tcPr>
+            <w:tcW w:type="dxa" w:w="4074"/>
+            <w:tcMar>
+              <w:top w:type="dxa" w:w="40"/>
+              <w:left w:type="dxa" w:w="70"/>
+              <w:bottom w:type="dxa" w:w="40"/>
+              <w:right w:type="dxa" w:w="70"/>
+            </w:tcMar>
+          </w:tcPr>
+          <w:p>
+            <w:r>
+              <w:rPr>
+                <w:b w:val="false"/>
+                <w:bCs w:val="false"/>
+                <w:color w:val="1A1A1A"/>
+                <w:sz w:val="16"/>
+                <w:szCs w:val="16"/>
+              </w:rPr>
+              <w:t xml:space="preserve">RR_INV_COST_ORG_ASSIGNMENTS</w:t>
+            </w:r>
+          </w:p>
+        </w:tc>
+        <w:tc>
+          <w:tcPr>
+            <w:tcW w:type="dxa" w:w="5626"/>
+            <w:tcMar>
+              <w:top w:type="dxa" w:w="40"/>
+              <w:left w:type="dxa" w:w="70"/>
+              <w:bottom w:type="dxa" w:w="40"/>
+              <w:right w:type="dxa" w:w="70"/>
+            </w:tcMar>
+          </w:tcPr>
+          <w:p>
+            <w:r>
+              <w:rPr>
+                <w:b w:val="false"/>
+                <w:bCs w:val="false"/>
+                <w:color w:val="1A1A1A"/>
+                <w:sz w:val="16"/>
+                <w:szCs w:val="16"/>
+              </w:rPr>
+              <w:t xml:space="preserve">Inventory org to cost org (unique)</w:t>
+            </w:r>
+          </w:p>
+        </w:tc>
+      </w:tr>
+      <w:tr>
+        <w:tc>
+          <w:tcPr>
+            <w:tcW w:type="dxa" w:w="4074"/>
+            <w:tcMar>
+              <w:top w:type="dxa" w:w="40"/>
+              <w:left w:type="dxa" w:w="70"/>
+              <w:bottom w:type="dxa" w:w="40"/>
+              <w:right w:type="dxa" w:w="70"/>
+            </w:tcMar>
+          </w:tcPr>
+          <w:p>
+            <w:r>
+              <w:rPr>
+                <w:b w:val="false"/>
+                <w:bCs w:val="false"/>
+                <w:color w:val="1A1A1A"/>
+                <w:sz w:val="16"/>
+                <w:szCs w:val="16"/>
+              </w:rPr>
+              <w:t xml:space="preserve">RR_INV_COST_ELEMENTS</w:t>
+            </w:r>
+          </w:p>
+        </w:tc>
+        <w:tc>
+          <w:tcPr>
+            <w:tcW w:type="dxa" w:w="5626"/>
+            <w:tcMar>
+              <w:top w:type="dxa" w:w="40"/>
+              <w:left w:type="dxa" w:w="70"/>
+              <w:bottom w:type="dxa" w:w="40"/>
+              <w:right w:type="dxa" w:w="70"/>
+            </w:tcMar>
+          </w:tcPr>
+          <w:p>
+            <w:r>
+              <w:rPr>
+                <w:b w:val="false"/>
+                <w:bCs w:val="false"/>
+                <w:color w:val="1A1A1A"/>
+                <w:sz w:val="16"/>
+                <w:szCs w:val="16"/>
+              </w:rPr>
+              <w:t xml:space="preserve">Cost element lookup</w:t>
+            </w:r>
+          </w:p>
+        </w:tc>
+      </w:tr>
+      <w:tr>
+        <w:tc>
+          <w:tcPr>
+            <w:tcW w:type="dxa" w:w="4074"/>
+            <w:tcMar>
+              <w:top w:type="dxa" w:w="40"/>
+              <w:left w:type="dxa" w:w="70"/>
+              <w:bottom w:type="dxa" w:w="40"/>
+              <w:right w:type="dxa" w:w="70"/>
+            </w:tcMar>
+          </w:tcPr>
+          <w:p>
+            <w:r>
+              <w:rPr>
+                <w:b w:val="false"/>
+                <w:bCs w:val="false"/>
+                <w:color w:val="1A1A1A"/>
+                <w:sz w:val="16"/>
+                <w:szCs w:val="16"/>
+              </w:rPr>
+              <w:t xml:space="preserve">RR_INV_ITEM_COSTS</w:t>
+            </w:r>
+          </w:p>
+        </w:tc>
+        <w:tc>
+          <w:tcPr>
+            <w:tcW w:type="dxa" w:w="5626"/>
+            <w:tcMar>
+              <w:top w:type="dxa" w:w="40"/>
+              <w:left w:type="dxa" w:w="70"/>
+              <w:bottom w:type="dxa" w:w="40"/>
+              <w:right w:type="dxa" w:w="70"/>
+            </w:tcMar>
+          </w:tcPr>
+          <w:p>
+            <w:r>
+              <w:rPr>
+                <w:b w:val="false"/>
+                <w:bCs w:val="false"/>
+                <w:color w:val="1A1A1A"/>
+                <w:sz w:val="16"/>
+                <w:szCs w:val="16"/>
+              </w:rPr>
+              <w:t xml:space="preserve">Current average per cost org + item</w:t>
+            </w:r>
+          </w:p>
+        </w:tc>
+      </w:tr>
+      <w:tr>
+        <w:tc>
+          <w:tcPr>
+            <w:tcW w:type="dxa" w:w="4074"/>
+            <w:tcMar>
+              <w:top w:type="dxa" w:w="40"/>
+              <w:left w:type="dxa" w:w="70"/>
+              <w:bottom w:type="dxa" w:w="40"/>
+              <w:right w:type="dxa" w:w="70"/>
+            </w:tcMar>
+          </w:tcPr>
+          <w:p>
+            <w:r>
+              <w:rPr>
+                <w:b w:val="false"/>
+                <w:bCs w:val="false"/>
+                <w:color w:val="1A1A1A"/>
+                <w:sz w:val="16"/>
+                <w:szCs w:val="16"/>
+              </w:rPr>
+              <w:t xml:space="preserve">RR_INV_ITEM_COST_DETAILS</w:t>
+            </w:r>
+          </w:p>
+        </w:tc>
+        <w:tc>
+          <w:tcPr>
+            <w:tcW w:type="dxa" w:w="5626"/>
+            <w:tcMar>
+              <w:top w:type="dxa" w:w="40"/>
+              <w:left w:type="dxa" w:w="70"/>
+              <w:bottom w:type="dxa" w:w="40"/>
+              <w:right w:type="dxa" w:w="70"/>
+            </w:tcMar>
+          </w:tcPr>
+          <w:p>
+            <w:r>
+              <w:rPr>
+                <w:b w:val="false"/>
+                <w:bCs w:val="false"/>
+                <w:color w:val="1A1A1A"/>
+                <w:sz w:val="16"/>
+                <w:szCs w:val="16"/>
+              </w:rPr>
+              <w:t xml:space="preserve">Element breakdown of the current cost</w:t>
+            </w:r>
+          </w:p>
+        </w:tc>
+      </w:tr>
+      <w:tr>
+        <w:tc>
+          <w:tcPr>
+            <w:tcW w:type="dxa" w:w="4074"/>
+            <w:tcMar>
+              <w:top w:type="dxa" w:w="40"/>
+              <w:left w:type="dxa" w:w="70"/>
+              <w:bottom w:type="dxa" w:w="40"/>
+              <w:right w:type="dxa" w:w="70"/>
+            </w:tcMar>
+          </w:tcPr>
+          <w:p>
+            <w:r>
+              <w:rPr>
+                <w:b w:val="false"/>
+                <w:bCs w:val="false"/>
+                <w:color w:val="1A1A1A"/>
+                <w:sz w:val="16"/>
+                <w:szCs w:val="16"/>
+              </w:rPr>
+              <w:t xml:space="preserve">RR_INV_ITEM_COST_HISTORY</w:t>
+            </w:r>
+          </w:p>
+        </w:tc>
+        <w:tc>
+          <w:tcPr>
+            <w:tcW w:type="dxa" w:w="5626"/>
+            <w:tcMar>
+              <w:top w:type="dxa" w:w="40"/>
+              <w:left w:type="dxa" w:w="70"/>
+              <w:bottom w:type="dxa" w:w="40"/>
+              <w:right w:type="dxa" w:w="70"/>
+            </w:tcMar>
+          </w:tcPr>
+          <w:p>
+            <w:r>
+              <w:rPr>
+                <w:b w:val="false"/>
+                <w:bCs w:val="false"/>
+                <w:color w:val="1A1A1A"/>
+                <w:sz w:val="16"/>
+                <w:szCs w:val="16"/>
+              </w:rPr>
+              <w:t xml:space="preserve">Every average movement (immutable)</w:t>
+            </w:r>
+          </w:p>
+        </w:tc>
+      </w:tr>
+      <w:tr>
+        <w:tc>
+          <w:tcPr>
+            <w:tcW w:type="dxa" w:w="4074"/>
+            <w:tcMar>
+              <w:top w:type="dxa" w:w="40"/>
+              <w:left w:type="dxa" w:w="70"/>
+              <w:bottom w:type="dxa" w:w="40"/>
+              <w:right w:type="dxa" w:w="70"/>
+            </w:tcMar>
+          </w:tcPr>
+          <w:p>
+            <w:r>
+              <w:rPr>
+                <w:b w:val="false"/>
+                <w:bCs w:val="false"/>
+                <w:color w:val="1A1A1A"/>
+                <w:sz w:val="16"/>
+                <w:szCs w:val="16"/>
+              </w:rPr>
+              <w:t xml:space="preserve">RR_INV_COST_ADJUSTMENTS</w:t>
+            </w:r>
+          </w:p>
+        </w:tc>
+        <w:tc>
+          <w:tcPr>
+            <w:tcW w:type="dxa" w:w="5626"/>
+            <w:tcMar>
+              <w:top w:type="dxa" w:w="40"/>
+              <w:left w:type="dxa" w:w="70"/>
+              <w:bottom w:type="dxa" w:w="40"/>
+              <w:right w:type="dxa" w:w="70"/>
+            </w:tcMar>
+          </w:tcPr>
+          <w:p>
+            <w:r>
+              <w:rPr>
+                <w:b w:val="false"/>
+                <w:bCs w:val="false"/>
+                <w:color w:val="1A1A1A"/>
+                <w:sz w:val="16"/>
+                <w:szCs w:val="16"/>
+              </w:rPr>
+              <w:t xml:space="preserve">Cost adjustment register</w:t>
+            </w:r>
+          </w:p>
+        </w:tc>
+      </w:tr>
+      <w:tr>
+        <w:tc>
+          <w:tcPr>
+            <w:tcW w:type="dxa" w:w="4074"/>
+            <w:tcMar>
+              <w:top w:type="dxa" w:w="40"/>
+              <w:left w:type="dxa" w:w="70"/>
+              <w:bottom w:type="dxa" w:w="40"/>
+              <w:right w:type="dxa" w:w="70"/>
+            </w:tcMar>
+          </w:tcPr>
+          <w:p>
+            <w:r>
+              <w:rPr>
+                <w:b w:val="false"/>
+                <w:bCs w:val="false"/>
+                <w:color w:val="1A1A1A"/>
+                <w:sz w:val="16"/>
+                <w:szCs w:val="16"/>
+              </w:rPr>
+              <w:t xml:space="preserve">RR_INV_COST_PERIODS</w:t>
+            </w:r>
+          </w:p>
+        </w:tc>
+        <w:tc>
+          <w:tcPr>
+            <w:tcW w:type="dxa" w:w="5626"/>
+            <w:tcMar>
+              <w:top w:type="dxa" w:w="40"/>
+              <w:left w:type="dxa" w:w="70"/>
+              <w:bottom w:type="dxa" w:w="40"/>
+              <w:right w:type="dxa" w:w="70"/>
+            </w:tcMar>
+          </w:tcPr>
+          <w:p>
+            <w:r>
+              <w:rPr>
+                <w:b w:val="false"/>
+                <w:bCs w:val="false"/>
+                <w:color w:val="1A1A1A"/>
+                <w:sz w:val="16"/>
+                <w:szCs w:val="16"/>
+              </w:rPr>
+              <w:t xml:space="preserve">Cost periods per cost org</w:t>
+            </w:r>
+          </w:p>
+        </w:tc>
+      </w:tr>
+      <w:tr>
+        <w:tc>
+          <w:tcPr>
+            <w:tcW w:type="dxa" w:w="4074"/>
+            <w:tcMar>
+              <w:top w:type="dxa" w:w="40"/>
+              <w:left w:type="dxa" w:w="70"/>
+              <w:bottom w:type="dxa" w:w="40"/>
+              <w:right w:type="dxa" w:w="70"/>
+            </w:tcMar>
+          </w:tcPr>
+          <w:p>
+            <w:r>
+              <w:rPr>
+                <w:b w:val="false"/>
+                <w:bCs w:val="false"/>
+                <w:color w:val="1A1A1A"/>
+                <w:sz w:val="16"/>
+                <w:szCs w:val="16"/>
+              </w:rPr>
+              <w:t xml:space="preserve">RR_INV_PERIOD_BALANCES</w:t>
+            </w:r>
+          </w:p>
+        </w:tc>
+        <w:tc>
+          <w:tcPr>
+            <w:tcW w:type="dxa" w:w="5626"/>
+            <w:tcMar>
+              <w:top w:type="dxa" w:w="40"/>
+              <w:left w:type="dxa" w:w="70"/>
+              <w:bottom w:type="dxa" w:w="40"/>
+              <w:right w:type="dxa" w:w="70"/>
+            </w:tcMar>
+          </w:tcPr>
+          <w:p>
+            <w:r>
+              <w:rPr>
+                <w:b w:val="false"/>
+                <w:bCs w:val="false"/>
+                <w:color w:val="1A1A1A"/>
+                <w:sz w:val="16"/>
+                <w:szCs w:val="16"/>
+              </w:rPr>
+              <w:t xml:space="preserve">Period-end valuation snapshots (immutable)</w:t>
+            </w:r>
+          </w:p>
+        </w:tc>
+      </w:tr>
+      <w:tr>
+        <w:tc>
+          <w:tcPr>
+            <w:tcW w:type="dxa" w:w="4074"/>
+            <w:tcMar>
+              <w:top w:type="dxa" w:w="40"/>
+              <w:left w:type="dxa" w:w="70"/>
+              <w:bottom w:type="dxa" w:w="40"/>
+              <w:right w:type="dxa" w:w="70"/>
+            </w:tcMar>
+          </w:tcPr>
+          <w:p>
+            <w:r>
+              <w:rPr>
+                <w:b w:val="false"/>
+                <w:bCs w:val="false"/>
+                <w:color w:val="1A1A1A"/>
+                <w:sz w:val="16"/>
+                <w:szCs w:val="16"/>
+              </w:rPr>
+              <w:t xml:space="preserve">RR_INV_TRANSACTIONS</w:t>
+            </w:r>
+          </w:p>
+        </w:tc>
+        <w:tc>
+          <w:tcPr>
+            <w:tcW w:type="dxa" w:w="5626"/>
+            <w:tcMar>
+              <w:top w:type="dxa" w:w="40"/>
+              <w:left w:type="dxa" w:w="70"/>
+              <w:bottom w:type="dxa" w:w="40"/>
+              <w:right w:type="dxa" w:w="70"/>
+            </w:tcMar>
+          </w:tcPr>
+          <w:p>
+            <w:r>
+              <w:rPr>
+                <w:b w:val="false"/>
+                <w:bCs w:val="false"/>
+                <w:color w:val="1A1A1A"/>
+                <w:sz w:val="16"/>
+                <w:szCs w:val="16"/>
+              </w:rPr>
+              <w:t xml:space="preserve">Material transaction ledger (immutable)</w:t>
+            </w:r>
+          </w:p>
+        </w:tc>
+      </w:tr>
+      <w:tr>
+        <w:tc>
+          <w:tcPr>
+            <w:tcW w:type="dxa" w:w="4074"/>
+            <w:tcMar>
+              <w:top w:type="dxa" w:w="40"/>
+              <w:left w:type="dxa" w:w="70"/>
+              <w:bottom w:type="dxa" w:w="40"/>
+              <w:right w:type="dxa" w:w="70"/>
+            </w:tcMar>
+          </w:tcPr>
+          <w:p>
+            <w:r>
+              <w:rPr>
+                <w:b w:val="false"/>
+                <w:bCs w:val="false"/>
+                <w:color w:val="1A1A1A"/>
+                <w:sz w:val="16"/>
+                <w:szCs w:val="16"/>
+              </w:rPr>
+              <w:t xml:space="preserve">RR_INV_TXN_LOT_DETAILS / RR_INV_TXN_SERIAL_DETAILS</w:t>
+            </w:r>
+          </w:p>
+        </w:tc>
+        <w:tc>
+          <w:tcPr>
+            <w:tcW w:type="dxa" w:w="5626"/>
+            <w:tcMar>
+              <w:top w:type="dxa" w:w="40"/>
+              <w:left w:type="dxa" w:w="70"/>
+              <w:bottom w:type="dxa" w:w="40"/>
+              <w:right w:type="dxa" w:w="70"/>
+            </w:tcMar>
+          </w:tcPr>
+          <w:p>
+            <w:r>
+              <w:rPr>
+                <w:b w:val="false"/>
+                <w:bCs w:val="false"/>
+                <w:color w:val="1A1A1A"/>
+                <w:sz w:val="16"/>
+                <w:szCs w:val="16"/>
+              </w:rPr>
+              <w:t xml:space="preserve">Lot/serial capture per leg</w:t>
+            </w:r>
+          </w:p>
+        </w:tc>
+      </w:tr>
+      <w:tr>
+        <w:tc>
+          <w:tcPr>
+            <w:tcW w:type="dxa" w:w="4074"/>
+            <w:tcMar>
+              <w:top w:type="dxa" w:w="40"/>
+              <w:left w:type="dxa" w:w="70"/>
+              <w:bottom w:type="dxa" w:w="40"/>
+              <w:right w:type="dxa" w:w="70"/>
+            </w:tcMar>
+          </w:tcPr>
+          <w:p>
+            <w:r>
+              <w:rPr>
+                <w:b w:val="false"/>
+                <w:bCs w:val="false"/>
+                <w:color w:val="1A1A1A"/>
+                <w:sz w:val="16"/>
+                <w:szCs w:val="16"/>
+              </w:rPr>
+              <w:t xml:space="preserve">RR_INV_TXN_ACCOUNTING</w:t>
+            </w:r>
+          </w:p>
+        </w:tc>
+        <w:tc>
+          <w:tcPr>
+            <w:tcW w:type="dxa" w:w="5626"/>
+            <w:tcMar>
+              <w:top w:type="dxa" w:w="40"/>
+              <w:left w:type="dxa" w:w="70"/>
+              <w:bottom w:type="dxa" w:w="40"/>
+              <w:right w:type="dxa" w:w="70"/>
+            </w:tcMar>
+          </w:tcPr>
+          <w:p>
+            <w:r>
+              <w:rPr>
+                <w:b w:val="false"/>
+                <w:bCs w:val="false"/>
+                <w:color w:val="1A1A1A"/>
+                <w:sz w:val="16"/>
+                <w:szCs w:val="16"/>
+              </w:rPr>
+              <w:t xml:space="preserve">Dr/Cr distribution rows per transaction</w:t>
+            </w:r>
+          </w:p>
+        </w:tc>
+      </w:tr>
+      <w:tr>
+        <w:tc>
+          <w:tcPr>
+            <w:tcW w:type="dxa" w:w="4074"/>
+            <w:tcMar>
+              <w:top w:type="dxa" w:w="40"/>
+              <w:left w:type="dxa" w:w="70"/>
+              <w:bottom w:type="dxa" w:w="40"/>
+              <w:right w:type="dxa" w:w="70"/>
+            </w:tcMar>
+          </w:tcPr>
+          <w:p>
+            <w:r>
+              <w:rPr>
+                <w:b w:val="false"/>
+                <w:bCs w:val="false"/>
+                <w:color w:val="1A1A1A"/>
+                <w:sz w:val="16"/>
+                <w:szCs w:val="16"/>
+              </w:rPr>
+              <w:t xml:space="preserve">RR_INV_ONHAND_BALANCES</w:t>
+            </w:r>
+          </w:p>
+        </w:tc>
+        <w:tc>
+          <w:tcPr>
+            <w:tcW w:type="dxa" w:w="5626"/>
+            <w:tcMar>
+              <w:top w:type="dxa" w:w="40"/>
+              <w:left w:type="dxa" w:w="70"/>
+              <w:bottom w:type="dxa" w:w="40"/>
+              <w:right w:type="dxa" w:w="70"/>
+            </w:tcMar>
+          </w:tcPr>
+          <w:p>
+            <w:r>
+              <w:rPr>
+                <w:b w:val="false"/>
+                <w:bCs w:val="false"/>
+                <w:color w:val="1A1A1A"/>
+                <w:sz w:val="16"/>
+                <w:szCs w:val="16"/>
+              </w:rPr>
+              <w:t xml:space="preserve">Maintained running totals (MERGE +/-)</w:t>
+            </w:r>
+          </w:p>
+        </w:tc>
+      </w:tr>
+      <w:tr>
+        <w:tc>
+          <w:tcPr>
+            <w:tcW w:type="dxa" w:w="4074"/>
+            <w:tcMar>
+              <w:top w:type="dxa" w:w="40"/>
+              <w:left w:type="dxa" w:w="70"/>
+              <w:bottom w:type="dxa" w:w="40"/>
+              <w:right w:type="dxa" w:w="70"/>
+            </w:tcMar>
+          </w:tcPr>
+          <w:p>
+            <w:r>
+              <w:rPr>
+                <w:b w:val="false"/>
+                <w:bCs w:val="false"/>
+                <w:color w:val="1A1A1A"/>
+                <w:sz w:val="16"/>
+                <w:szCs w:val="16"/>
+              </w:rPr>
+              <w:t xml:space="preserve">RR_INV_RESERVATIONS</w:t>
+            </w:r>
+          </w:p>
+        </w:tc>
+        <w:tc>
+          <w:tcPr>
+            <w:tcW w:type="dxa" w:w="5626"/>
+            <w:tcMar>
+              <w:top w:type="dxa" w:w="40"/>
+              <w:left w:type="dxa" w:w="70"/>
+              <w:bottom w:type="dxa" w:w="40"/>
+              <w:right w:type="dxa" w:w="70"/>
+            </w:tcMar>
+          </w:tcPr>
+          <w:p>
+            <w:r>
+              <w:rPr>
+                <w:b w:val="false"/>
+                <w:bCs w:val="false"/>
+                <w:color w:val="1A1A1A"/>
+                <w:sz w:val="16"/>
+                <w:szCs w:val="16"/>
+              </w:rPr>
+              <w:t xml:space="preserve">Demand-linked reservations</w:t>
+            </w:r>
+          </w:p>
+        </w:tc>
+      </w:tr>
+      <w:tr>
+        <w:tc>
+          <w:tcPr>
+            <w:tcW w:type="dxa" w:w="4074"/>
+            <w:tcMar>
+              <w:top w:type="dxa" w:w="40"/>
+              <w:left w:type="dxa" w:w="70"/>
+              <w:bottom w:type="dxa" w:w="40"/>
+              <w:right w:type="dxa" w:w="70"/>
+            </w:tcMar>
+          </w:tcPr>
+          <w:p>
+            <w:r>
+              <w:rPr>
+                <w:b w:val="false"/>
+                <w:bCs w:val="false"/>
+                <w:color w:val="1A1A1A"/>
+                <w:sz w:val="16"/>
+                <w:szCs w:val="16"/>
+              </w:rPr>
+              <w:t xml:space="preserve">RR_INV_INTERORG_SHIPMENTS</w:t>
+            </w:r>
+          </w:p>
+        </w:tc>
+        <w:tc>
+          <w:tcPr>
+            <w:tcW w:type="dxa" w:w="5626"/>
+            <w:tcMar>
+              <w:top w:type="dxa" w:w="40"/>
+              <w:left w:type="dxa" w:w="70"/>
+              <w:bottom w:type="dxa" w:w="40"/>
+              <w:right w:type="dxa" w:w="70"/>
+            </w:tcMar>
+          </w:tcPr>
+          <w:p>
+            <w:r>
+              <w:rPr>
+                <w:b w:val="false"/>
+                <w:bCs w:val="false"/>
+                <w:color w:val="1A1A1A"/>
+                <w:sz w:val="16"/>
+                <w:szCs w:val="16"/>
+              </w:rPr>
+              <w:t xml:space="preserve">Transfer execution documents</w:t>
+            </w:r>
+          </w:p>
+        </w:tc>
+      </w:tr>
+      <w:tr>
+        <w:tc>
+          <w:tcPr>
+            <w:tcW w:type="dxa" w:w="4074"/>
+            <w:tcMar>
+              <w:top w:type="dxa" w:w="40"/>
+              <w:left w:type="dxa" w:w="70"/>
+              <w:bottom w:type="dxa" w:w="40"/>
+              <w:right w:type="dxa" w:w="70"/>
+            </w:tcMar>
+          </w:tcPr>
+          <w:p>
+            <w:r>
+              <w:rPr>
+                <w:b w:val="false"/>
+                <w:bCs w:val="false"/>
+                <w:color w:val="1A1A1A"/>
+                <w:sz w:val="16"/>
+                <w:szCs w:val="16"/>
+              </w:rPr>
+              <w:t xml:space="preserve">RR_INV_TRANSFER_ORDERS / RR_INV_TRANSFER_ORDER_LINES</w:t>
+            </w:r>
+          </w:p>
+        </w:tc>
+        <w:tc>
+          <w:tcPr>
+            <w:tcW w:type="dxa" w:w="5626"/>
+            <w:tcMar>
+              <w:top w:type="dxa" w:w="40"/>
+              <w:left w:type="dxa" w:w="70"/>
+              <w:bottom w:type="dxa" w:w="40"/>
+              <w:right w:type="dxa" w:w="70"/>
+            </w:tcMar>
+          </w:tcPr>
+          <w:p>
+            <w:r>
+              <w:rPr>
+                <w:b w:val="false"/>
+                <w:bCs w:val="false"/>
+                <w:color w:val="1A1A1A"/>
+                <w:sz w:val="16"/>
+                <w:szCs w:val="16"/>
+              </w:rPr>
+              <w:t xml:space="preserve">Requested transfers with lifecycle</w:t>
+            </w:r>
+          </w:p>
+        </w:tc>
+      </w:tr>
+      <w:tr>
+        <w:tc>
+          <w:tcPr>
+            <w:tcW w:type="dxa" w:w="4074"/>
+            <w:tcMar>
+              <w:top w:type="dxa" w:w="40"/>
+              <w:left w:type="dxa" w:w="70"/>
+              <w:bottom w:type="dxa" w:w="40"/>
+              <w:right w:type="dxa" w:w="70"/>
+            </w:tcMar>
+          </w:tcPr>
+          <w:p>
+            <w:r>
+              <w:rPr>
+                <w:b w:val="false"/>
+                <w:bCs w:val="false"/>
+                <w:color w:val="1A1A1A"/>
+                <w:sz w:val="16"/>
+                <w:szCs w:val="16"/>
+              </w:rPr>
+              <w:t xml:space="preserve">RR_INV_CYCLE_COUNTS / RR_INV_CYCLE_COUNT_ITEMS / RR_INV_CYCLE_COUNT_ENTRIES</w:t>
+            </w:r>
+          </w:p>
+        </w:tc>
+        <w:tc>
+          <w:tcPr>
+            <w:tcW w:type="dxa" w:w="5626"/>
+            <w:tcMar>
+              <w:top w:type="dxa" w:w="40"/>
+              <w:left w:type="dxa" w:w="70"/>
+              <w:bottom w:type="dxa" w:w="40"/>
+              <w:right w:type="dxa" w:w="70"/>
+            </w:tcMar>
+          </w:tcPr>
+          <w:p>
+            <w:r>
+              <w:rPr>
+                <w:b w:val="false"/>
+                <w:bCs w:val="false"/>
+                <w:color w:val="1A1A1A"/>
+                <w:sz w:val="16"/>
+                <w:szCs w:val="16"/>
+              </w:rPr>
+              <w:t xml:space="preserve">Cycle counting</w:t>
+            </w:r>
+          </w:p>
+        </w:tc>
+      </w:tr>
+      <w:tr>
+        <w:tc>
+          <w:tcPr>
+            <w:tcW w:type="dxa" w:w="4074"/>
+            <w:tcMar>
+              <w:top w:type="dxa" w:w="40"/>
+              <w:left w:type="dxa" w:w="70"/>
+              <w:bottom w:type="dxa" w:w="40"/>
+              <w:right w:type="dxa" w:w="70"/>
+            </w:tcMar>
+          </w:tcPr>
+          <w:p>
+            <w:r>
+              <w:rPr>
+                <w:b w:val="false"/>
+                <w:bCs w:val="false"/>
+                <w:color w:val="1A1A1A"/>
+                <w:sz w:val="16"/>
+                <w:szCs w:val="16"/>
+              </w:rPr>
+              <w:t xml:space="preserve">RR_INV_PHYSICAL_INVENTORIES / RR_INV_PHYS_INV_SNAPSHOT / RR_INV_PHYS_INV_TAGS</w:t>
+            </w:r>
+          </w:p>
+        </w:tc>
+        <w:tc>
+          <w:tcPr>
+            <w:tcW w:type="dxa" w:w="5626"/>
+            <w:tcMar>
+              <w:top w:type="dxa" w:w="40"/>
+              <w:left w:type="dxa" w:w="70"/>
+              <w:bottom w:type="dxa" w:w="40"/>
+              <w:right w:type="dxa" w:w="70"/>
+            </w:tcMar>
+          </w:tcPr>
+          <w:p>
+            <w:r>
+              <w:rPr>
+                <w:b w:val="false"/>
+                <w:bCs w:val="false"/>
+                <w:color w:val="1A1A1A"/>
+                <w:sz w:val="16"/>
+                <w:szCs w:val="16"/>
+              </w:rPr>
+              <w:t xml:space="preserve">Physical inventory</w:t>
+            </w:r>
+          </w:p>
+        </w:tc>
+      </w:tr>
+      <w:tr>
+        <w:tc>
+          <w:tcPr>
+            <w:tcW w:type="dxa" w:w="4074"/>
+            <w:tcMar>
+              <w:top w:type="dxa" w:w="40"/>
+              <w:left w:type="dxa" w:w="70"/>
+              <w:bottom w:type="dxa" w:w="40"/>
+              <w:right w:type="dxa" w:w="70"/>
+            </w:tcMar>
+          </w:tcPr>
+          <w:p>
+            <w:r>
+              <w:rPr>
+                <w:b w:val="false"/>
+                <w:bCs w:val="false"/>
+                <w:color w:val="1A1A1A"/>
+                <w:sz w:val="16"/>
+                <w:szCs w:val="16"/>
+              </w:rPr>
+              <w:t xml:space="preserve">RR_INV_ABC_COMPILES / RR_INV_ABC_CLASSES / RR_INV_ABC_ASSIGNMENTS</w:t>
+            </w:r>
+          </w:p>
+        </w:tc>
+        <w:tc>
+          <w:tcPr>
+            <w:tcW w:type="dxa" w:w="5626"/>
+            <w:tcMar>
+              <w:top w:type="dxa" w:w="40"/>
+              <w:left w:type="dxa" w:w="70"/>
+              <w:bottom w:type="dxa" w:w="40"/>
+              <w:right w:type="dxa" w:w="70"/>
+            </w:tcMar>
+          </w:tcPr>
+          <w:p>
+            <w:r>
+              <w:rPr>
+                <w:b w:val="false"/>
+                <w:bCs w:val="false"/>
+                <w:color w:val="1A1A1A"/>
+                <w:sz w:val="16"/>
+                <w:szCs w:val="16"/>
+              </w:rPr>
+              <w:t xml:space="preserve">ABC analysis</w:t>
+            </w:r>
+          </w:p>
+        </w:tc>
+      </w:tr>
+      <w:tr>
+        <w:tc>
+          <w:tcPr>
+            <w:tcW w:type="dxa" w:w="4074"/>
+            <w:tcMar>
+              <w:top w:type="dxa" w:w="40"/>
+              <w:left w:type="dxa" w:w="70"/>
+              <w:bottom w:type="dxa" w:w="40"/>
+              <w:right w:type="dxa" w:w="70"/>
+            </w:tcMar>
+          </w:tcPr>
+          <w:p>
+            <w:r>
+              <w:rPr>
+                <w:b w:val="false"/>
+                <w:bCs w:val="false"/>
+                <w:color w:val="1A1A1A"/>
+                <w:sz w:val="16"/>
+                <w:szCs w:val="16"/>
+              </w:rPr>
+              <w:t xml:space="preserve">RR_INV_PROC_REGISTRY</w:t>
+            </w:r>
+          </w:p>
+        </w:tc>
+        <w:tc>
+          <w:tcPr>
+            <w:tcW w:type="dxa" w:w="5626"/>
+            <w:tcMar>
+              <w:top w:type="dxa" w:w="40"/>
+              <w:left w:type="dxa" w:w="70"/>
+              <w:bottom w:type="dxa" w:w="40"/>
+              <w:right w:type="dxa" w:w="70"/>
+            </w:tcMar>
+          </w:tcPr>
+          <w:p>
+            <w:r>
+              <w:rPr>
+                <w:b w:val="false"/>
+                <w:bCs w:val="false"/>
+                <w:color w:val="1A1A1A"/>
+                <w:sz w:val="16"/>
+                <w:szCs w:val="16"/>
+              </w:rPr>
+              <w:t xml:space="preserve">Whitelist of callable procedures (13.2)</w:t>
+            </w:r>
+          </w:p>
+        </w:tc>
+      </w:tr>
+      <w:tr>
+        <w:tc>
+          <w:tcPr>
+            <w:tcW w:type="dxa" w:w="4074"/>
+            <w:tcMar>
+              <w:top w:type="dxa" w:w="40"/>
+              <w:left w:type="dxa" w:w="70"/>
+              <w:bottom w:type="dxa" w:w="40"/>
+              <w:right w:type="dxa" w:w="70"/>
+            </w:tcMar>
+          </w:tcPr>
+          <w:p>
+            <w:r>
+              <w:rPr>
+                <w:b w:val="false"/>
+                <w:bCs w:val="false"/>
+                <w:color w:val="1A1A1A"/>
+                <w:sz w:val="16"/>
+                <w:szCs w:val="16"/>
+              </w:rPr>
+              <w:t xml:space="preserve">RR_INV_EXEC_LOG</w:t>
+            </w:r>
+          </w:p>
+        </w:tc>
+        <w:tc>
+          <w:tcPr>
+            <w:tcW w:type="dxa" w:w="5626"/>
+            <w:tcMar>
+              <w:top w:type="dxa" w:w="40"/>
+              <w:left w:type="dxa" w:w="70"/>
+              <w:bottom w:type="dxa" w:w="40"/>
+              <w:right w:type="dxa" w:w="70"/>
+            </w:tcMar>
+          </w:tcPr>
+          <w:p>
+            <w:r>
+              <w:rPr>
+                <w:b w:val="false"/>
+                <w:bCs w:val="false"/>
+                <w:color w:val="1A1A1A"/>
+                <w:sz w:val="16"/>
+                <w:szCs w:val="16"/>
+              </w:rPr>
+              <w:t xml:space="preserve">Every gateway call: user, proc, params, status, ms (immutable)</w:t>
+            </w:r>
+          </w:p>
+        </w:tc>
+      </w:tr>
+    </w:tbl>
+    <w:p>
+      <w:pPr>
+        <w:spacing w:after="100"/>
+      </w:pPr>
+    </w:p>
+    <w:p>
+      <w:pPr>
+        <w:pStyle w:val="Heading3"/>
+        <w:spacing w:after="60" w:before="140"/>
+      </w:pPr>
+      <w:r>
+        <w:rPr>
+          <w:b/>
+          <w:bCs/>
+          <w:color w:val="6B6B6B"/>
+          <w:sz w:val="21"/>
+          <w:szCs w:val="21"/>
+        </w:rPr>
+        <w:t xml:space="preserve">Views (read path, section 13.1)</w:t>
+      </w:r>
+    </w:p>
+    <w:tbl>
+      <w:tblPr>
+        <w:tblW w:type="dxa" w:w="9700"/>
+        <w:tblBorders>
+          <w:top w:val="single" w:color="auto" w:sz="4"/>
+          <w:left w:val="single" w:color="auto" w:sz="4"/>
+          <w:bottom w:val="single" w:color="auto" w:sz="4"/>
+          <w:right w:val="single" w:color="auto" w:sz="4"/>
+          <w:insideH w:val="single" w:color="auto" w:sz="4"/>
+          <w:insideV w:val="single" w:color="auto" w:sz="4"/>
+        </w:tblBorders>
+      </w:tblPr>
+      <w:tblGrid>
+        <w:gridCol w:w="4074"/>
+        <w:gridCol w:w="5626"/>
+      </w:tblGrid>
+      <w:tr>
+        <w:trPr>
+          <w:tblHeader/>
+        </w:trPr>
+        <w:tc>
+          <w:tcPr>
+            <w:tcW w:type="dxa" w:w="4074"/>
+            <w:shd w:fill="C74634" w:val="clear"/>
+            <w:tcMar>
+              <w:top w:type="dxa" w:w="40"/>
+              <w:left w:type="dxa" w:w="70"/>
+              <w:bottom w:type="dxa" w:w="40"/>
+              <w:right w:type="dxa" w:w="70"/>
+            </w:tcMar>
+          </w:tcPr>
+          <w:p>
+            <w:r>
+              <w:rPr>
+                <w:b/>
+                <w:bCs/>
+                <w:color w:val="FFFFFF"/>
+                <w:sz w:val="16"/>
+                <w:szCs w:val="16"/>
+              </w:rPr>
+              <w:t xml:space="preserve">View</w:t>
+            </w:r>
+          </w:p>
+        </w:tc>
+        <w:tc>
+          <w:tcPr>
+            <w:tcW w:type="dxa" w:w="5626"/>
+            <w:shd w:fill="C74634" w:val="clear"/>
+            <w:tcMar>
+              <w:top w:type="dxa" w:w="40"/>
+              <w:left w:type="dxa" w:w="70"/>
+              <w:bottom w:type="dxa" w:w="40"/>
+              <w:right w:type="dxa" w:w="70"/>
+            </w:tcMar>
+          </w:tcPr>
+          <w:p>
+            <w:r>
+              <w:rPr>
+                <w:b/>
+                <w:bCs/>
+                <w:color w:val="FFFFFF"/>
+                <w:sz w:val="16"/>
+                <w:szCs w:val="16"/>
+              </w:rPr>
+              <w:t xml:space="preserve">Purpose</w:t>
+            </w:r>
+          </w:p>
+        </w:tc>
+      </w:tr>
+      <w:tr>
+        <w:tc>
+          <w:tcPr>
+            <w:tcW w:type="dxa" w:w="4074"/>
+            <w:tcMar>
+              <w:top w:type="dxa" w:w="40"/>
+              <w:left w:type="dxa" w:w="70"/>
+              <w:bottom w:type="dxa" w:w="40"/>
+              <w:right w:type="dxa" w:w="70"/>
+            </w:tcMar>
+          </w:tcPr>
+          <w:p>
+            <w:r>
+              <w:rPr>
+                <w:b w:val="false"/>
+                <w:bCs w:val="false"/>
+                <w:color w:val="1A1A1A"/>
+                <w:sz w:val="16"/>
+                <w:szCs w:val="16"/>
+              </w:rPr>
+              <w:t xml:space="preserve">RR_INV_V_ORGS</w:t>
+            </w:r>
+          </w:p>
+        </w:tc>
+        <w:tc>
+          <w:tcPr>
+            <w:tcW w:type="dxa" w:w="5626"/>
+            <w:tcMar>
+              <w:top w:type="dxa" w:w="40"/>
+              <w:left w:type="dxa" w:w="70"/>
+              <w:bottom w:type="dxa" w:w="40"/>
+              <w:right w:type="dxa" w:w="70"/>
+            </w:tcMar>
+          </w:tcPr>
+          <w:p>
+            <w:r>
+              <w:rPr>
+                <w:b w:val="false"/>
+                <w:bCs w:val="false"/>
+                <w:color w:val="1A1A1A"/>
+                <w:sz w:val="16"/>
+                <w:szCs w:val="16"/>
+              </w:rPr>
+              <w:t xml:space="preserve">Org grid with BU/LE and parameter highlights</w:t>
+            </w:r>
+          </w:p>
+        </w:tc>
+      </w:tr>
+      <w:tr>
+        <w:tc>
+          <w:tcPr>
+            <w:tcW w:type="dxa" w:w="4074"/>
+            <w:tcMar>
+              <w:top w:type="dxa" w:w="40"/>
+              <w:left w:type="dxa" w:w="70"/>
+              <w:bottom w:type="dxa" w:w="40"/>
+              <w:right w:type="dxa" w:w="70"/>
+            </w:tcMar>
+          </w:tcPr>
+          <w:p>
+            <w:r>
+              <w:rPr>
+                <w:b w:val="false"/>
+                <w:bCs w:val="false"/>
+                <w:color w:val="1A1A1A"/>
+                <w:sz w:val="16"/>
+                <w:szCs w:val="16"/>
+              </w:rPr>
+              <w:t xml:space="preserve">RR_INV_V_SUBINVENTORIES</w:t>
+            </w:r>
+          </w:p>
+        </w:tc>
+        <w:tc>
+          <w:tcPr>
+            <w:tcW w:type="dxa" w:w="5626"/>
+            <w:tcMar>
+              <w:top w:type="dxa" w:w="40"/>
+              <w:left w:type="dxa" w:w="70"/>
+              <w:bottom w:type="dxa" w:w="40"/>
+              <w:right w:type="dxa" w:w="70"/>
+            </w:tcMar>
+          </w:tcPr>
+          <w:p>
+            <w:r>
+              <w:rPr>
+                <w:b w:val="false"/>
+                <w:bCs w:val="false"/>
+                <w:color w:val="1A1A1A"/>
+                <w:sz w:val="16"/>
+                <w:szCs w:val="16"/>
+              </w:rPr>
+              <w:t xml:space="preserve">Subinventories + locator counts + on-hand value</w:t>
+            </w:r>
+          </w:p>
+        </w:tc>
+      </w:tr>
+      <w:tr>
+        <w:tc>
+          <w:tcPr>
+            <w:tcW w:type="dxa" w:w="4074"/>
+            <w:tcMar>
+              <w:top w:type="dxa" w:w="40"/>
+              <w:left w:type="dxa" w:w="70"/>
+              <w:bottom w:type="dxa" w:w="40"/>
+              <w:right w:type="dxa" w:w="70"/>
+            </w:tcMar>
+          </w:tcPr>
+          <w:p>
+            <w:r>
+              <w:rPr>
+                <w:b w:val="false"/>
+                <w:bCs w:val="false"/>
+                <w:color w:val="1A1A1A"/>
+                <w:sz w:val="16"/>
+                <w:szCs w:val="16"/>
+              </w:rPr>
+              <w:t xml:space="preserve">RR_INV_V_ITEMS</w:t>
+            </w:r>
+          </w:p>
+        </w:tc>
+        <w:tc>
+          <w:tcPr>
+            <w:tcW w:type="dxa" w:w="5626"/>
+            <w:tcMar>
+              <w:top w:type="dxa" w:w="40"/>
+              <w:left w:type="dxa" w:w="70"/>
+              <w:bottom w:type="dxa" w:w="40"/>
+              <w:right w:type="dxa" w:w="70"/>
+            </w:tcMar>
+          </w:tcPr>
+          <w:p>
+            <w:r>
+              <w:rPr>
+                <w:b w:val="false"/>
+                <w:bCs w:val="false"/>
+                <w:color w:val="1A1A1A"/>
+                <w:sz w:val="16"/>
+                <w:szCs w:val="16"/>
+              </w:rPr>
+              <w:t xml:space="preserve">Item grid: flattened attribute groups, category, assigned orgs</w:t>
+            </w:r>
+          </w:p>
+        </w:tc>
+      </w:tr>
+      <w:tr>
+        <w:tc>
+          <w:tcPr>
+            <w:tcW w:type="dxa" w:w="4074"/>
+            <w:tcMar>
+              <w:top w:type="dxa" w:w="40"/>
+              <w:left w:type="dxa" w:w="70"/>
+              <w:bottom w:type="dxa" w:w="40"/>
+              <w:right w:type="dxa" w:w="70"/>
+            </w:tcMar>
+          </w:tcPr>
+          <w:p>
+            <w:r>
+              <w:rPr>
+                <w:b w:val="false"/>
+                <w:bCs w:val="false"/>
+                <w:color w:val="1A1A1A"/>
+                <w:sz w:val="16"/>
+                <w:szCs w:val="16"/>
+              </w:rPr>
+              <w:t xml:space="preserve">RR_INV_V_ITEM_COSTS</w:t>
+            </w:r>
+          </w:p>
+        </w:tc>
+        <w:tc>
+          <w:tcPr>
+            <w:tcW w:type="dxa" w:w="5626"/>
+            <w:tcMar>
+              <w:top w:type="dxa" w:w="40"/>
+              <w:left w:type="dxa" w:w="70"/>
+              <w:bottom w:type="dxa" w:w="40"/>
+              <w:right w:type="dxa" w:w="70"/>
+            </w:tcMar>
+          </w:tcPr>
+          <w:p>
+            <w:r>
+              <w:rPr>
+                <w:b w:val="false"/>
+                <w:bCs w:val="false"/>
+                <w:color w:val="1A1A1A"/>
+                <w:sz w:val="16"/>
+                <w:szCs w:val="16"/>
+              </w:rPr>
+              <w:t xml:space="preserve">Current avg, basis, element breakdown</w:t>
+            </w:r>
+          </w:p>
+        </w:tc>
+      </w:tr>
+      <w:tr>
+        <w:tc>
+          <w:tcPr>
+            <w:tcW w:type="dxa" w:w="4074"/>
+            <w:tcMar>
+              <w:top w:type="dxa" w:w="40"/>
+              <w:left w:type="dxa" w:w="70"/>
+              <w:bottom w:type="dxa" w:w="40"/>
+              <w:right w:type="dxa" w:w="70"/>
+            </w:tcMar>
+          </w:tcPr>
+          <w:p>
+            <w:r>
+              <w:rPr>
+                <w:b w:val="false"/>
+                <w:bCs w:val="false"/>
+                <w:color w:val="1A1A1A"/>
+                <w:sz w:val="16"/>
+                <w:szCs w:val="16"/>
+              </w:rPr>
+              <w:t xml:space="preserve">RR_INV_V_COST_HISTORY</w:t>
+            </w:r>
+          </w:p>
+        </w:tc>
+        <w:tc>
+          <w:tcPr>
+            <w:tcW w:type="dxa" w:w="5626"/>
+            <w:tcMar>
+              <w:top w:type="dxa" w:w="40"/>
+              <w:left w:type="dxa" w:w="70"/>
+              <w:bottom w:type="dxa" w:w="40"/>
+              <w:right w:type="dxa" w:w="70"/>
+            </w:tcMar>
+          </w:tcPr>
+          <w:p>
+            <w:r>
+              <w:rPr>
+                <w:b w:val="false"/>
+                <w:bCs w:val="false"/>
+                <w:color w:val="1A1A1A"/>
+                <w:sz w:val="16"/>
+                <w:szCs w:val="16"/>
+              </w:rPr>
+              <w:t xml:space="preserve">Average movements with transaction refs</w:t>
+            </w:r>
+          </w:p>
+        </w:tc>
+      </w:tr>
+      <w:tr>
+        <w:tc>
+          <w:tcPr>
+            <w:tcW w:type="dxa" w:w="4074"/>
+            <w:tcMar>
+              <w:top w:type="dxa" w:w="40"/>
+              <w:left w:type="dxa" w:w="70"/>
+              <w:bottom w:type="dxa" w:w="40"/>
+              <w:right w:type="dxa" w:w="70"/>
+            </w:tcMar>
+          </w:tcPr>
+          <w:p>
+            <w:r>
+              <w:rPr>
+                <w:b w:val="false"/>
+                <w:bCs w:val="false"/>
+                <w:color w:val="1A1A1A"/>
+                <w:sz w:val="16"/>
+                <w:szCs w:val="16"/>
+              </w:rPr>
+              <w:t xml:space="preserve">RR_INV_V_ONHAND</w:t>
+            </w:r>
+          </w:p>
+        </w:tc>
+        <w:tc>
+          <w:tcPr>
+            <w:tcW w:type="dxa" w:w="5626"/>
+            <w:tcMar>
+              <w:top w:type="dxa" w:w="40"/>
+              <w:left w:type="dxa" w:w="70"/>
+              <w:bottom w:type="dxa" w:w="40"/>
+              <w:right w:type="dxa" w:w="70"/>
+            </w:tcMar>
+          </w:tcPr>
+          <w:p>
+            <w:r>
+              <w:rPr>
+                <w:b w:val="false"/>
+                <w:bCs w:val="false"/>
+                <w:color w:val="1A1A1A"/>
+                <w:sz w:val="16"/>
+                <w:szCs w:val="16"/>
+              </w:rPr>
+              <w:t xml:space="preserve">On-hand / reserved / ATT / in-transit by level</w:t>
+            </w:r>
+          </w:p>
+        </w:tc>
+      </w:tr>
+      <w:tr>
+        <w:tc>
+          <w:tcPr>
+            <w:tcW w:type="dxa" w:w="4074"/>
+            <w:tcMar>
+              <w:top w:type="dxa" w:w="40"/>
+              <w:left w:type="dxa" w:w="70"/>
+              <w:bottom w:type="dxa" w:w="40"/>
+              <w:right w:type="dxa" w:w="70"/>
+            </w:tcMar>
+          </w:tcPr>
+          <w:p>
+            <w:r>
+              <w:rPr>
+                <w:b w:val="false"/>
+                <w:bCs w:val="false"/>
+                <w:color w:val="1A1A1A"/>
+                <w:sz w:val="16"/>
+                <w:szCs w:val="16"/>
+              </w:rPr>
+              <w:t xml:space="preserve">RR_INV_V_TRANSACTIONS</w:t>
+            </w:r>
+          </w:p>
+        </w:tc>
+        <w:tc>
+          <w:tcPr>
+            <w:tcW w:type="dxa" w:w="5626"/>
+            <w:tcMar>
+              <w:top w:type="dxa" w:w="40"/>
+              <w:left w:type="dxa" w:w="70"/>
+              <w:bottom w:type="dxa" w:w="40"/>
+              <w:right w:type="dxa" w:w="70"/>
+            </w:tcMar>
+          </w:tcPr>
+          <w:p>
+            <w:r>
+              <w:rPr>
+                <w:b w:val="false"/>
+                <w:bCs w:val="false"/>
+                <w:color w:val="1A1A1A"/>
+                <w:sz w:val="16"/>
+                <w:szCs w:val="16"/>
+              </w:rPr>
+              <w:t xml:space="preserve">History incl. accounting join and GL batch</w:t>
+            </w:r>
+          </w:p>
+        </w:tc>
+      </w:tr>
+      <w:tr>
+        <w:tc>
+          <w:tcPr>
+            <w:tcW w:type="dxa" w:w="4074"/>
+            <w:tcMar>
+              <w:top w:type="dxa" w:w="40"/>
+              <w:left w:type="dxa" w:w="70"/>
+              <w:bottom w:type="dxa" w:w="40"/>
+              <w:right w:type="dxa" w:w="70"/>
+            </w:tcMar>
+          </w:tcPr>
+          <w:p>
+            <w:r>
+              <w:rPr>
+                <w:b w:val="false"/>
+                <w:bCs w:val="false"/>
+                <w:color w:val="1A1A1A"/>
+                <w:sz w:val="16"/>
+                <w:szCs w:val="16"/>
+              </w:rPr>
+              <w:t xml:space="preserve">RR_INV_V_RESERVATIONS</w:t>
+            </w:r>
+          </w:p>
+        </w:tc>
+        <w:tc>
+          <w:tcPr>
+            <w:tcW w:type="dxa" w:w="5626"/>
+            <w:tcMar>
+              <w:top w:type="dxa" w:w="40"/>
+              <w:left w:type="dxa" w:w="70"/>
+              <w:bottom w:type="dxa" w:w="40"/>
+              <w:right w:type="dxa" w:w="70"/>
+            </w:tcMar>
+          </w:tcPr>
+          <w:p>
+            <w:r>
+              <w:rPr>
+                <w:b w:val="false"/>
+                <w:bCs w:val="false"/>
+                <w:color w:val="1A1A1A"/>
+                <w:sz w:val="16"/>
+                <w:szCs w:val="16"/>
+              </w:rPr>
+              <w:t xml:space="preserve">Active + history with fulfilment</w:t>
+            </w:r>
+          </w:p>
+        </w:tc>
+      </w:tr>
+      <w:tr>
+        <w:tc>
+          <w:tcPr>
+            <w:tcW w:type="dxa" w:w="4074"/>
+            <w:tcMar>
+              <w:top w:type="dxa" w:w="40"/>
+              <w:left w:type="dxa" w:w="70"/>
+              <w:bottom w:type="dxa" w:w="40"/>
+              <w:right w:type="dxa" w:w="70"/>
+            </w:tcMar>
+          </w:tcPr>
+          <w:p>
+            <w:r>
+              <w:rPr>
+                <w:b w:val="false"/>
+                <w:bCs w:val="false"/>
+                <w:color w:val="1A1A1A"/>
+                <w:sz w:val="16"/>
+                <w:szCs w:val="16"/>
+              </w:rPr>
+              <w:t xml:space="preserve">RR_INV_V_SHIPMENTS</w:t>
+            </w:r>
+          </w:p>
+        </w:tc>
+        <w:tc>
+          <w:tcPr>
+            <w:tcW w:type="dxa" w:w="5626"/>
+            <w:tcMar>
+              <w:top w:type="dxa" w:w="40"/>
+              <w:left w:type="dxa" w:w="70"/>
+              <w:bottom w:type="dxa" w:w="40"/>
+              <w:right w:type="dxa" w:w="70"/>
+            </w:tcMar>
+          </w:tcPr>
+          <w:p>
+            <w:r>
+              <w:rPr>
+                <w:b w:val="false"/>
+                <w:bCs w:val="false"/>
+                <w:color w:val="1A1A1A"/>
+                <w:sz w:val="16"/>
+                <w:szCs w:val="16"/>
+              </w:rPr>
+              <w:t xml:space="preserve">Shipments with lines and status</w:t>
+            </w:r>
+          </w:p>
+        </w:tc>
+      </w:tr>
+      <w:tr>
+        <w:tc>
+          <w:tcPr>
+            <w:tcW w:type="dxa" w:w="4074"/>
+            <w:tcMar>
+              <w:top w:type="dxa" w:w="40"/>
+              <w:left w:type="dxa" w:w="70"/>
+              <w:bottom w:type="dxa" w:w="40"/>
+              <w:right w:type="dxa" w:w="70"/>
+            </w:tcMar>
+          </w:tcPr>
+          <w:p>
+            <w:r>
+              <w:rPr>
+                <w:b w:val="false"/>
+                <w:bCs w:val="false"/>
+                <w:color w:val="1A1A1A"/>
+                <w:sz w:val="16"/>
+                <w:szCs w:val="16"/>
+              </w:rPr>
+              <w:t xml:space="preserve">RR_INV_V_TRANSFER_ORDERS</w:t>
+            </w:r>
+          </w:p>
+        </w:tc>
+        <w:tc>
+          <w:tcPr>
+            <w:tcW w:type="dxa" w:w="5626"/>
+            <w:tcMar>
+              <w:top w:type="dxa" w:w="40"/>
+              <w:left w:type="dxa" w:w="70"/>
+              <w:bottom w:type="dxa" w:w="40"/>
+              <w:right w:type="dxa" w:w="70"/>
+            </w:tcMar>
+          </w:tcPr>
+          <w:p>
+            <w:r>
+              <w:rPr>
+                <w:b w:val="false"/>
+                <w:bCs w:val="false"/>
+                <w:color w:val="1A1A1A"/>
+                <w:sz w:val="16"/>
+                <w:szCs w:val="16"/>
+              </w:rPr>
+              <w:t xml:space="preserve">TO headers + line fulfilment roll-up</w:t>
+            </w:r>
+          </w:p>
+        </w:tc>
+      </w:tr>
+      <w:tr>
+        <w:tc>
+          <w:tcPr>
+            <w:tcW w:type="dxa" w:w="4074"/>
+            <w:tcMar>
+              <w:top w:type="dxa" w:w="40"/>
+              <w:left w:type="dxa" w:w="70"/>
+              <w:bottom w:type="dxa" w:w="40"/>
+              <w:right w:type="dxa" w:w="70"/>
+            </w:tcMar>
+          </w:tcPr>
+          <w:p>
+            <w:r>
+              <w:rPr>
+                <w:b w:val="false"/>
+                <w:bCs w:val="false"/>
+                <w:color w:val="1A1A1A"/>
+                <w:sz w:val="16"/>
+                <w:szCs w:val="16"/>
+              </w:rPr>
+              <w:t xml:space="preserve">RR_INV_V_COUNT_ENTRIES</w:t>
+            </w:r>
+          </w:p>
+        </w:tc>
+        <w:tc>
+          <w:tcPr>
+            <w:tcW w:type="dxa" w:w="5626"/>
+            <w:tcMar>
+              <w:top w:type="dxa" w:w="40"/>
+              <w:left w:type="dxa" w:w="70"/>
+              <w:bottom w:type="dxa" w:w="40"/>
+              <w:right w:type="dxa" w:w="70"/>
+            </w:tcMar>
+          </w:tcPr>
+          <w:p>
+            <w:r>
+              <w:rPr>
+                <w:b w:val="false"/>
+                <w:bCs w:val="false"/>
+                <w:color w:val="1A1A1A"/>
+                <w:sz w:val="16"/>
+                <w:szCs w:val="16"/>
+              </w:rPr>
+              <w:t xml:space="preserve">Cycle count worklist with variance calc</w:t>
+            </w:r>
+          </w:p>
+        </w:tc>
+      </w:tr>
+      <w:tr>
+        <w:tc>
+          <w:tcPr>
+            <w:tcW w:type="dxa" w:w="4074"/>
+            <w:tcMar>
+              <w:top w:type="dxa" w:w="40"/>
+              <w:left w:type="dxa" w:w="70"/>
+              <w:bottom w:type="dxa" w:w="40"/>
+              <w:right w:type="dxa" w:w="70"/>
+            </w:tcMar>
+          </w:tcPr>
+          <w:p>
+            <w:r>
+              <w:rPr>
+                <w:b w:val="false"/>
+                <w:bCs w:val="false"/>
+                <w:color w:val="1A1A1A"/>
+                <w:sz w:val="16"/>
+                <w:szCs w:val="16"/>
+              </w:rPr>
+              <w:t xml:space="preserve">RR_INV_V_PHYS_TAGS</w:t>
+            </w:r>
+          </w:p>
+        </w:tc>
+        <w:tc>
+          <w:tcPr>
+            <w:tcW w:type="dxa" w:w="5626"/>
+            <w:tcMar>
+              <w:top w:type="dxa" w:w="40"/>
+              <w:left w:type="dxa" w:w="70"/>
+              <w:bottom w:type="dxa" w:w="40"/>
+              <w:right w:type="dxa" w:w="70"/>
+            </w:tcMar>
+          </w:tcPr>
+          <w:p>
+            <w:r>
+              <w:rPr>
+                <w:b w:val="false"/>
+                <w:bCs w:val="false"/>
+                <w:color w:val="1A1A1A"/>
+                <w:sz w:val="16"/>
+                <w:szCs w:val="16"/>
+              </w:rPr>
+              <w:t xml:space="preserve">Physical inventory tags vs snapshot</w:t>
+            </w:r>
+          </w:p>
+        </w:tc>
+      </w:tr>
+      <w:tr>
+        <w:tc>
+          <w:tcPr>
+            <w:tcW w:type="dxa" w:w="4074"/>
+            <w:tcMar>
+              <w:top w:type="dxa" w:w="40"/>
+              <w:left w:type="dxa" w:w="70"/>
+              <w:bottom w:type="dxa" w:w="40"/>
+              <w:right w:type="dxa" w:w="70"/>
+            </w:tcMar>
+          </w:tcPr>
+          <w:p>
+            <w:r>
+              <w:rPr>
+                <w:b w:val="false"/>
+                <w:bCs w:val="false"/>
+                <w:color w:val="1A1A1A"/>
+                <w:sz w:val="16"/>
+                <w:szCs w:val="16"/>
+              </w:rPr>
+              <w:t xml:space="preserve">RR_INV_V_COST_PERIODS</w:t>
+            </w:r>
+          </w:p>
+        </w:tc>
+        <w:tc>
+          <w:tcPr>
+            <w:tcW w:type="dxa" w:w="5626"/>
+            <w:tcMar>
+              <w:top w:type="dxa" w:w="40"/>
+              <w:left w:type="dxa" w:w="70"/>
+              <w:bottom w:type="dxa" w:w="40"/>
+              <w:right w:type="dxa" w:w="70"/>
+            </w:tcMar>
+          </w:tcPr>
+          <w:p>
+            <w:r>
+              <w:rPr>
+                <w:b w:val="false"/>
+                <w:bCs w:val="false"/>
+                <w:color w:val="1A1A1A"/>
+                <w:sz w:val="16"/>
+                <w:szCs w:val="16"/>
+              </w:rPr>
+              <w:t xml:space="preserve">Periods with close-blocker counts</w:t>
+            </w:r>
+          </w:p>
+        </w:tc>
+      </w:tr>
+      <w:tr>
+        <w:tc>
+          <w:tcPr>
+            <w:tcW w:type="dxa" w:w="4074"/>
+            <w:tcMar>
+              <w:top w:type="dxa" w:w="40"/>
+              <w:left w:type="dxa" w:w="70"/>
+              <w:bottom w:type="dxa" w:w="40"/>
+              <w:right w:type="dxa" w:w="70"/>
+            </w:tcMar>
+          </w:tcPr>
+          <w:p>
+            <w:r>
+              <w:rPr>
+                <w:b w:val="false"/>
+                <w:bCs w:val="false"/>
+                <w:color w:val="1A1A1A"/>
+                <w:sz w:val="16"/>
+                <w:szCs w:val="16"/>
+              </w:rPr>
+              <w:t xml:space="preserve">RR_INV_V_PERIOD_BALANCES</w:t>
+            </w:r>
+          </w:p>
+        </w:tc>
+        <w:tc>
+          <w:tcPr>
+            <w:tcW w:type="dxa" w:w="5626"/>
+            <w:tcMar>
+              <w:top w:type="dxa" w:w="40"/>
+              <w:left w:type="dxa" w:w="70"/>
+              <w:bottom w:type="dxa" w:w="40"/>
+              <w:right w:type="dxa" w:w="70"/>
+            </w:tcMar>
+          </w:tcPr>
+          <w:p>
+            <w:r>
+              <w:rPr>
+                <w:b w:val="false"/>
+                <w:bCs w:val="false"/>
+                <w:color w:val="1A1A1A"/>
+                <w:sz w:val="16"/>
+                <w:szCs w:val="16"/>
+              </w:rPr>
+              <w:t xml:space="preserve">Valuation snapshots</w:t>
+            </w:r>
+          </w:p>
+        </w:tc>
+      </w:tr>
+      <w:tr>
+        <w:tc>
+          <w:tcPr>
+            <w:tcW w:type="dxa" w:w="4074"/>
+            <w:tcMar>
+              <w:top w:type="dxa" w:w="40"/>
+              <w:left w:type="dxa" w:w="70"/>
+              <w:bottom w:type="dxa" w:w="40"/>
+              <w:right w:type="dxa" w:w="70"/>
+            </w:tcMar>
+          </w:tcPr>
+          <w:p>
+            <w:r>
+              <w:rPr>
+                <w:b w:val="false"/>
+                <w:bCs w:val="false"/>
+                <w:color w:val="1A1A1A"/>
+                <w:sz w:val="16"/>
+                <w:szCs w:val="16"/>
+              </w:rPr>
+              <w:t xml:space="preserve">RR_INV_V_EXPIRING_LOTS</w:t>
+            </w:r>
+          </w:p>
+        </w:tc>
+        <w:tc>
+          <w:tcPr>
+            <w:tcW w:type="dxa" w:w="5626"/>
+            <w:tcMar>
+              <w:top w:type="dxa" w:w="40"/>
+              <w:left w:type="dxa" w:w="70"/>
+              <w:bottom w:type="dxa" w:w="40"/>
+              <w:right w:type="dxa" w:w="70"/>
+            </w:tcMar>
+          </w:tcPr>
+          <w:p>
+            <w:r>
+              <w:rPr>
+                <w:b w:val="false"/>
+                <w:bCs w:val="false"/>
+                <w:color w:val="1A1A1A"/>
+                <w:sz w:val="16"/>
+                <w:szCs w:val="16"/>
+              </w:rPr>
+              <w:t xml:space="preserve">Lots by days-to-expiry</w:t>
+            </w:r>
+          </w:p>
+        </w:tc>
+      </w:tr>
+    </w:tbl>
+    <w:p>
+      <w:pPr>
+        <w:spacing w:after="100"/>
+      </w:pPr>
+    </w:p>
+    <w:p>
+      <w:pPr>
+        <w:pStyle w:val="Heading3"/>
+        <w:spacing w:after="60" w:before="140"/>
+      </w:pPr>
+      <w:r>
+        <w:rPr>
+          <w:b/>
+          <w:bCs/>
+          <w:color w:val="6B6B6B"/>
+          <w:sz w:val="21"/>
+          <w:szCs w:val="21"/>
+        </w:rPr>
+        <w:t xml:space="preserve">Other objects</w:t>
+      </w:r>
+    </w:p>
+    <w:p>
+      <w:pPr>
+        <w:pStyle w:val="ListParagraph"/>
+        <w:numPr>
+          <w:ilvl w:val="0"/>
+          <w:numId w:val="2"/>
+        </w:numPr>
+        <w:spacing w:after="40"/>
+      </w:pPr>
+      <w:r>
+        <w:rPr>
+          <w:sz w:val="20"/>
+          <w:szCs w:val="20"/>
+        </w:rPr>
+        <w:t xml:space="preserve">Sequence RR_INV_SEQ (all PKs)</w:t>
+      </w:r>
+    </w:p>
+    <w:p>
+      <w:pPr>
+        <w:pStyle w:val="ListParagraph"/>
+        <w:numPr>
+          <w:ilvl w:val="0"/>
+          <w:numId w:val="2"/>
+        </w:numPr>
+        <w:spacing w:after="40"/>
+      </w:pPr>
+      <w:r>
+        <w:rPr>
+          <w:sz w:val="20"/>
+          <w:szCs w:val="20"/>
+        </w:rPr>
+        <w:t xml:space="preserve">Packages: the eight RR_INV_*_PKG packages specified in 13.3</w:t>
+      </w:r>
+    </w:p>
+    <w:p>
+      <w:pPr>
+        <w:pStyle w:val="ListParagraph"/>
+        <w:numPr>
+          <w:ilvl w:val="0"/>
+          <w:numId w:val="2"/>
+        </w:numPr>
+        <w:spacing w:after="40"/>
+      </w:pPr>
+      <w:r>
+        <w:rPr>
+          <w:sz w:val="20"/>
+          <w:szCs w:val="20"/>
+        </w:rPr>
+        <w:t xml:space="preserve">ORDS: ONE dispatcher endpoint inv/execute + the item-attachment endpoints; reads use the existing ai/executequery</w:t>
+      </w:r>
+    </w:p>
+    <w:p>
+      <w:pPr>
+        <w:pStyle w:val="ListParagraph"/>
+        <w:numPr>
+          <w:ilvl w:val="0"/>
+          <w:numId w:val="2"/>
+        </w:numPr>
+        <w:spacing w:after="40"/>
+      </w:pPr>
+      <w:r>
+        <w:rPr>
+          <w:sz w:val="20"/>
+          <w:szCs w:val="20"/>
+        </w:rPr>
+        <w:t xml:space="preserve">Seed script: UOMs, txn types, item statuses, material statuses, reasons, cost elements, category sets, ship methods</w:t>
       </w:r>
     </w:p>
     <w:p>
@@ -34838,7 +37916,47 @@
           <w:sz w:val="24"/>
           <w:szCs w:val="24"/>
         </w:rPr>
-        <w:t xml:space="preserve">13.3 Package catalog (all writes map here)</w:t>
+        <w:t xml:space="preserve">13.3 Package specifications - every procedure and function, with its validations</w:t>
+      </w:r>
+    </w:p>
+    <w:p>
+      <w:pPr>
+        <w:spacing w:after="100"/>
+      </w:pPr>
+      <w:r>
+        <w:rPr>
+          <w:sz w:val="20"/>
+          <w:szCs w:val="20"/>
+        </w:rPr>
+        <w:t xml:space="preserve">Convention for all procedures: IN parameters p_xxx, IN p_user (audit + org-access check), OUT p_id NUMBER, OUT p_status VARCHAR2 ('S'/'E'), OUT p_message VARCHAR2. Functions are pure reads used by the engine and other packages. Validation references (17.x, R0-R9, I0-I9) point to the rule catalogs; rules named here are the procedure-specific ones on top.</w:t>
+      </w:r>
+    </w:p>
+    <w:p>
+      <w:pPr>
+        <w:pStyle w:val="Heading3"/>
+        <w:spacing w:after="60" w:before="140"/>
+      </w:pPr>
+      <w:r>
+        <w:rPr>
+          <w:b/>
+          <w:bCs/>
+          <w:color w:val="6B6B6B"/>
+          <w:sz w:val="21"/>
+          <w:szCs w:val="21"/>
+        </w:rPr>
+        <w:t xml:space="preserve">13.3.1 RR_INV_ORG_PKG - organization and warehouse structure</w:t>
+      </w:r>
+    </w:p>
+    <w:p>
+      <w:pPr>
+        <w:spacing w:after="100"/>
+      </w:pPr>
+      <w:r>
+        <w:rPr>
+          <w:sz w:val="20"/>
+          <w:szCs w:val="20"/>
+        </w:rPr>
+        <w:t xml:space="preserve">Why: everything physical hangs off the organization; this package owns the hierarchy, its parameter sets, subinventories/locators and who may transact where.</w:t>
       </w:r>
     </w:p>
     <w:tbl>
@@ -34881,7 +37999,7 @@
                 <w:sz w:val="16"/>
                 <w:szCs w:val="16"/>
               </w:rPr>
-              <w:t xml:space="preserve">Package</w:t>
+              <w:t xml:space="preserve">Procedure / Function</w:t>
             </w:r>
           </w:p>
         </w:tc>
@@ -34905,7 +38023,7 @@
                 <w:sz w:val="16"/>
                 <w:szCs w:val="16"/>
               </w:rPr>
-              <w:t xml:space="preserve">Procedures</w:t>
+              <w:t xml:space="preserve">Validations enforced</w:t>
             </w:r>
           </w:p>
         </w:tc>
@@ -34930,7 +38048,7 @@
                 <w:sz w:val="16"/>
                 <w:szCs w:val="16"/>
               </w:rPr>
-              <w:t xml:space="preserve">RR_INV_ORG_PKG</w:t>
+              <w:t xml:space="preserve">CREATE_ORG (code, name, type, master code, BU, location)</w:t>
             </w:r>
           </w:p>
         </w:tc>
@@ -34953,7 +38071,7 @@
                 <w:sz w:val="16"/>
                 <w:szCs w:val="16"/>
               </w:rPr>
-              <w:t xml:space="preserve">CREATE_ORG, UPDATE_ORG, SET_PARAMETERS, SET_RECEIVING_PARAMS, SET_SHIPPING_PARAMS, CREATE_SUBINV, UPDATE_SUBINV, CREATE_LOCATOR, GRANT_ORG_ACCESS, REVOKE_ORG_ACCESS</w:t>
+              <w:t xml:space="preserve">code required/uppercase/unique; type MASTER or CHILD; CHILD requires existing master + BU from gl/businessunits (LE copied); one MASTER per company (17.1)</w:t>
             </w:r>
           </w:p>
         </w:tc>
@@ -34978,7 +38096,7 @@
                 <w:sz w:val="16"/>
                 <w:szCs w:val="16"/>
               </w:rPr>
-              <w:t xml:space="preserve">RR_INV_ITEM_PKG</w:t>
+              <w:t xml:space="preserve">UPDATE_ORG (id, name, location, status)</w:t>
             </w:r>
           </w:p>
         </w:tc>
@@ -35001,7 +38119,7 @@
                 <w:sz w:val="16"/>
                 <w:szCs w:val="16"/>
               </w:rPr>
-              <w:t xml:space="preserve">CREATE_ITEM, UPDATE_ITEM, SET_ITEM_STATUS, ASSIGN_TO_ORG, UPDATE_ASSIGNMENT, SET_CATEGORY, CREATE_REVISION</w:t>
+              <w:t xml:space="preserve">org exists; deactivate blocked while on-hand, open shipments/TOs/counts exist (17.1)</w:t>
             </w:r>
           </w:p>
         </w:tc>
@@ -35026,7 +38144,7 @@
                 <w:sz w:val="16"/>
                 <w:szCs w:val="16"/>
               </w:rPr>
-              <w:t xml:space="preserve">RR_INV_LOOKUP_PKG</w:t>
+              <w:t xml:space="preserve">SET_PARAMETERS (org, all 4.2 fields)</w:t>
             </w:r>
           </w:p>
         </w:tc>
@@ -35049,7 +38167,7 @@
                 <w:sz w:val="16"/>
                 <w:szCs w:val="16"/>
               </w:rPr>
-              <w:t xml:space="preserve">CREATE_TXN_TYPE, DEACTIVATE_TXN_TYPE, CREATE_REASON, CREATE_ACCOUNT_ALIAS, CREATE_UOM, SET_ITEM_UOM_CONVERSION, CREATE_CATEGORY_SET, CREATE_CATEGORY, CREATE_MATERIAL_STATUS, CREATE_SHIP_METHOD</w:t>
+              <w:t xml:space="preserve">org exists; UOM exists; every account a valid combination; flags Y/N; locator control value in list</w:t>
             </w:r>
           </w:p>
         </w:tc>
@@ -35074,7 +38192,7 @@
                 <w:sz w:val="16"/>
                 <w:szCs w:val="16"/>
               </w:rPr>
-              <w:t xml:space="preserve">RR_INV_TXN_PKG</w:t>
+              <w:t xml:space="preserve">SET_RECEIVING_PARAMS / SET_SHIPPING_PARAMS</w:t>
             </w:r>
           </w:p>
         </w:tc>
@@ -35097,7 +38215,7 @@
                 <w:sz w:val="16"/>
                 <w:szCs w:val="16"/>
               </w:rPr>
-              <w:t xml:space="preserve">CREATE_TXN (the full engine 8.3 incl. lot/serial details as JSON array param), CREATE_ACCOUNTING</w:t>
+              <w:t xml:space="preserve">routing/numbering values in list; tolerances &gt;= 0; counters only increase (17.1)</w:t>
             </w:r>
           </w:p>
         </w:tc>
@@ -35122,7 +38240,7 @@
                 <w:sz w:val="16"/>
                 <w:szCs w:val="16"/>
               </w:rPr>
-              <w:t xml:space="preserve">RR_INV_COST_PKG</w:t>
+              <w:t xml:space="preserve">CREATE_SUBINV (org, code, type, flags, accounts)</w:t>
             </w:r>
           </w:p>
         </w:tc>
@@ -35145,7 +38263,7 @@
                 <w:sz w:val="16"/>
                 <w:szCs w:val="16"/>
               </w:rPr>
-              <w:t xml:space="preserve">CREATE_COST_ORG, ASSIGN_ORG_TO_COST_ORG, SET_ITEM_COST, ADJUST_COST, OPEN_PERIOD, CLOSE_PERIOD, REOPEN_PERIOD</w:t>
+              <w:t xml:space="preserve">unique code per org; QUANTITY_TRACKED=N forces ASSET=N; material status exists (17.2)</w:t>
             </w:r>
           </w:p>
         </w:tc>
@@ -35170,7 +38288,7 @@
                 <w:sz w:val="16"/>
                 <w:szCs w:val="16"/>
               </w:rPr>
-              <w:t xml:space="preserve">RR_INV_TRANSFER_PKG</w:t>
+              <w:t xml:space="preserve">UPDATE_SUBINV</w:t>
             </w:r>
           </w:p>
         </w:tc>
@@ -35193,7 +38311,7 @@
                 <w:sz w:val="16"/>
                 <w:szCs w:val="16"/>
               </w:rPr>
-              <w:t xml:space="preserve">CREATE_TRANSFER_ORDER, APPROVE_TO, CANCEL_TO, SHIP (TO or ad-hoc; direct or in-transit), RECEIVE_SHIPMENT</w:t>
+              <w:t xml:space="preserve">deactivate blocked while on-hand or open count entries (17.2)</w:t>
             </w:r>
           </w:p>
         </w:tc>
@@ -35218,7 +38336,7 @@
                 <w:sz w:val="16"/>
                 <w:szCs w:val="16"/>
               </w:rPr>
-              <w:t xml:space="preserve">RR_INV_RES_PKG</w:t>
+              <w:t xml:space="preserve">CREATE_LOCATOR (subinv, code, ...)</w:t>
             </w:r>
           </w:p>
         </w:tc>
@@ -35241,7 +38359,7 @@
                 <w:sz w:val="16"/>
                 <w:szCs w:val="16"/>
               </w:rPr>
-              <w:t xml:space="preserve">CREATE_RESERVATION, CANCEL_RESERVATION</w:t>
+              <w:t xml:space="preserve">subinventory is locator-controlled; code unique within it (17.2)</w:t>
             </w:r>
           </w:p>
         </w:tc>
@@ -35266,7 +38384,7 @@
                 <w:sz w:val="16"/>
                 <w:szCs w:val="16"/>
               </w:rPr>
-              <w:t xml:space="preserve">RR_INV_COUNT_PKG</w:t>
+              <w:t xml:space="preserve">GRANT_ORG_ACCESS / REVOKE_ORG_ACCESS (user, org|ALL)</w:t>
             </w:r>
           </w:p>
         </w:tc>
@@ -35289,7 +38407,55 @@
                 <w:sz w:val="16"/>
                 <w:szCs w:val="16"/>
               </w:rPr>
-              <w:t xml:space="preserve">CREATE_CYCLE_DEF, GENERATE_ENTRIES, ENTER_COUNT, APPROVE_ENTRY, REQUEST_RECOUNT, CREATE_PHYS_INV, TAKE_SNAPSHOT, ENTER_TAG, APPROVE_PHYS_INV, COMPLETE_PHYS_INV</w:t>
+              <w:t xml:space="preserve">user required; org exists; duplicate grant idempotent; revoke leaves audit</w:t>
+            </w:r>
+          </w:p>
+        </w:tc>
+      </w:tr>
+      <w:tr>
+        <w:tc>
+          <w:tcPr>
+            <w:tcW w:type="dxa" w:w="4074"/>
+            <w:tcMar>
+              <w:top w:type="dxa" w:w="40"/>
+              <w:left w:type="dxa" w:w="70"/>
+              <w:bottom w:type="dxa" w:w="40"/>
+              <w:right w:type="dxa" w:w="70"/>
+            </w:tcMar>
+          </w:tcPr>
+          <w:p>
+            <w:r>
+              <w:rPr>
+                <w:b w:val="false"/>
+                <w:bCs w:val="false"/>
+                <w:color w:val="1A1A1A"/>
+                <w:sz w:val="16"/>
+                <w:szCs w:val="16"/>
+              </w:rPr>
+              <w:t xml:space="preserve">F GET_ORG_ID(code), F HAS_ACCESS(user, org)</w:t>
+            </w:r>
+          </w:p>
+        </w:tc>
+        <w:tc>
+          <w:tcPr>
+            <w:tcW w:type="dxa" w:w="5626"/>
+            <w:tcMar>
+              <w:top w:type="dxa" w:w="40"/>
+              <w:left w:type="dxa" w:w="70"/>
+              <w:bottom w:type="dxa" w:w="40"/>
+              <w:right w:type="dxa" w:w="70"/>
+            </w:tcMar>
+          </w:tcPr>
+          <w:p>
+            <w:r>
+              <w:rPr>
+                <w:b w:val="false"/>
+                <w:bCs w:val="false"/>
+                <w:color w:val="1A1A1A"/>
+                <w:sz w:val="16"/>
+                <w:szCs w:val="16"/>
+              </w:rPr>
+              <w:t xml:space="preserve">lookups used by every other package (HAS_ACCESS implements 2.1)</w:t>
             </w:r>
           </w:p>
         </w:tc>
@@ -35299,6 +38465,22 @@
       <w:pPr>
         <w:spacing w:after="100"/>
       </w:pPr>
+    </w:p>
+    <w:p>
+      <w:pPr>
+        <w:pStyle w:val="Heading3"/>
+        <w:spacing w:after="60" w:before="140"/>
+      </w:pPr>
+      <w:r>
+        <w:rPr>
+          <w:b/>
+          <w:bCs/>
+          <w:color w:val="6B6B6B"/>
+          <w:sz w:val="21"/>
+          <w:szCs w:val="21"/>
+        </w:rPr>
+        <w:t xml:space="preserve">13.3.2 RR_INV_ITEM_PKG - item master</w:t>
+      </w:r>
     </w:p>
     <w:p>
       <w:pPr>
@@ -35309,8 +38491,2477 @@
           <w:sz w:val="20"/>
           <w:szCs w:val="20"/>
         </w:rPr>
-        <w:t xml:space="preserve">Query helpers the user mentioned (e.g. QUERY_ORGS) are intentionally NOT procedures: SELECTs through ai/executequery against the 13.1 views do the same with less code. A package query function is added only where a read needs logic a view cannot express.</w:t>
+        <w:t xml:space="preserve">Why: single owner of item definitions and their organization footprint; no other package writes item rows.</w:t>
       </w:r>
+    </w:p>
+    <w:tbl>
+      <w:tblPr>
+        <w:tblW w:type="dxa" w:w="9700"/>
+        <w:tblBorders>
+          <w:top w:val="single" w:color="auto" w:sz="4"/>
+          <w:left w:val="single" w:color="auto" w:sz="4"/>
+          <w:bottom w:val="single" w:color="auto" w:sz="4"/>
+          <w:right w:val="single" w:color="auto" w:sz="4"/>
+          <w:insideH w:val="single" w:color="auto" w:sz="4"/>
+          <w:insideV w:val="single" w:color="auto" w:sz="4"/>
+        </w:tblBorders>
+      </w:tblPr>
+      <w:tblGrid>
+        <w:gridCol w:w="4074"/>
+        <w:gridCol w:w="5626"/>
+      </w:tblGrid>
+      <w:tr>
+        <w:trPr>
+          <w:tblHeader/>
+        </w:trPr>
+        <w:tc>
+          <w:tcPr>
+            <w:tcW w:type="dxa" w:w="4074"/>
+            <w:shd w:fill="C74634" w:val="clear"/>
+            <w:tcMar>
+              <w:top w:type="dxa" w:w="40"/>
+              <w:left w:type="dxa" w:w="70"/>
+              <w:bottom w:type="dxa" w:w="40"/>
+              <w:right w:type="dxa" w:w="70"/>
+            </w:tcMar>
+          </w:tcPr>
+          <w:p>
+            <w:r>
+              <w:rPr>
+                <w:b/>
+                <w:bCs/>
+                <w:color w:val="FFFFFF"/>
+                <w:sz w:val="16"/>
+                <w:szCs w:val="16"/>
+              </w:rPr>
+              <w:t xml:space="preserve">Procedure / Function</w:t>
+            </w:r>
+          </w:p>
+        </w:tc>
+        <w:tc>
+          <w:tcPr>
+            <w:tcW w:type="dxa" w:w="5626"/>
+            <w:shd w:fill="C74634" w:val="clear"/>
+            <w:tcMar>
+              <w:top w:type="dxa" w:w="40"/>
+              <w:left w:type="dxa" w:w="70"/>
+              <w:bottom w:type="dxa" w:w="40"/>
+              <w:right w:type="dxa" w:w="70"/>
+            </w:tcMar>
+          </w:tcPr>
+          <w:p>
+            <w:r>
+              <w:rPr>
+                <w:b/>
+                <w:bCs/>
+                <w:color w:val="FFFFFF"/>
+                <w:sz w:val="16"/>
+                <w:szCs w:val="16"/>
+              </w:rPr>
+              <w:t xml:space="preserve">Validations enforced</w:t>
+            </w:r>
+          </w:p>
+        </w:tc>
+      </w:tr>
+      <w:tr>
+        <w:tc>
+          <w:tcPr>
+            <w:tcW w:type="dxa" w:w="4074"/>
+            <w:tcMar>
+              <w:top w:type="dxa" w:w="40"/>
+              <w:left w:type="dxa" w:w="70"/>
+              <w:bottom w:type="dxa" w:w="40"/>
+              <w:right w:type="dxa" w:w="70"/>
+            </w:tcMar>
+          </w:tcPr>
+          <w:p>
+            <w:r>
+              <w:rPr>
+                <w:b w:val="false"/>
+                <w:bCs w:val="false"/>
+                <w:color w:val="1A1A1A"/>
+                <w:sz w:val="16"/>
+                <w:szCs w:val="16"/>
+              </w:rPr>
+              <w:t xml:space="preserve">CREATE_ITEM (all 5.1 attribute groups; categories JSON)</w:t>
+            </w:r>
+          </w:p>
+        </w:tc>
+        <w:tc>
+          <w:tcPr>
+            <w:tcW w:type="dxa" w:w="5626"/>
+            <w:tcMar>
+              <w:top w:type="dxa" w:w="40"/>
+              <w:left w:type="dxa" w:w="70"/>
+              <w:bottom w:type="dxa" w:w="40"/>
+              <w:right w:type="dxa" w:w="70"/>
+            </w:tcMar>
+          </w:tcPr>
+          <w:p>
+            <w:r>
+              <w:rPr>
+                <w:b w:val="false"/>
+                <w:bCs w:val="false"/>
+                <w:color w:val="1A1A1A"/>
+                <w:sz w:val="16"/>
+                <w:szCs w:val="16"/>
+              </w:rPr>
+              <w:t xml:space="preserve">item number required/unique/trimmed; UOM + status + tax codes + categories exist; flag consistency: expiration control requires lot control, shelf life requires expiration control; accounts valid combinations; mandatory category sets satisfied at ACTIVE status (17.3)</w:t>
+            </w:r>
+          </w:p>
+        </w:tc>
+      </w:tr>
+      <w:tr>
+        <w:tc>
+          <w:tcPr>
+            <w:tcW w:type="dxa" w:w="4074"/>
+            <w:tcMar>
+              <w:top w:type="dxa" w:w="40"/>
+              <w:left w:type="dxa" w:w="70"/>
+              <w:bottom w:type="dxa" w:w="40"/>
+              <w:right w:type="dxa" w:w="70"/>
+            </w:tcMar>
+          </w:tcPr>
+          <w:p>
+            <w:r>
+              <w:rPr>
+                <w:b w:val="false"/>
+                <w:bCs w:val="false"/>
+                <w:color w:val="1A1A1A"/>
+                <w:sz w:val="16"/>
+                <w:szCs w:val="16"/>
+              </w:rPr>
+              <w:t xml:space="preserve">UPDATE_ITEM</w:t>
+            </w:r>
+          </w:p>
+        </w:tc>
+        <w:tc>
+          <w:tcPr>
+            <w:tcW w:type="dxa" w:w="5626"/>
+            <w:tcMar>
+              <w:top w:type="dxa" w:w="40"/>
+              <w:left w:type="dxa" w:w="70"/>
+              <w:bottom w:type="dxa" w:w="40"/>
+              <w:right w:type="dxa" w:w="70"/>
+            </w:tcMar>
+          </w:tcPr>
+          <w:p>
+            <w:r>
+              <w:rPr>
+                <w:b w:val="false"/>
+                <w:bCs w:val="false"/>
+                <w:color w:val="1A1A1A"/>
+                <w:sz w:val="16"/>
+                <w:szCs w:val="16"/>
+              </w:rPr>
+              <w:t xml:space="preserve">conflicts with existing stock blocked: cannot disable lot/serial control or stockable while on-hand exists (17.3)</w:t>
+            </w:r>
+          </w:p>
+        </w:tc>
+      </w:tr>
+      <w:tr>
+        <w:tc>
+          <w:tcPr>
+            <w:tcW w:type="dxa" w:w="4074"/>
+            <w:tcMar>
+              <w:top w:type="dxa" w:w="40"/>
+              <w:left w:type="dxa" w:w="70"/>
+              <w:bottom w:type="dxa" w:w="40"/>
+              <w:right w:type="dxa" w:w="70"/>
+            </w:tcMar>
+          </w:tcPr>
+          <w:p>
+            <w:r>
+              <w:rPr>
+                <w:b w:val="false"/>
+                <w:bCs w:val="false"/>
+                <w:color w:val="1A1A1A"/>
+                <w:sz w:val="16"/>
+                <w:szCs w:val="16"/>
+              </w:rPr>
+              <w:t xml:space="preserve">SET_ITEM_STATUS (item, status)</w:t>
+            </w:r>
+          </w:p>
+        </w:tc>
+        <w:tc>
+          <w:tcPr>
+            <w:tcW w:type="dxa" w:w="5626"/>
+            <w:tcMar>
+              <w:top w:type="dxa" w:w="40"/>
+              <w:left w:type="dxa" w:w="70"/>
+              <w:bottom w:type="dxa" w:w="40"/>
+              <w:right w:type="dxa" w:w="70"/>
+            </w:tcMar>
+          </w:tcPr>
+          <w:p>
+            <w:r>
+              <w:rPr>
+                <w:b w:val="false"/>
+                <w:bCs w:val="false"/>
+                <w:color w:val="1A1A1A"/>
+                <w:sz w:val="16"/>
+                <w:szCs w:val="16"/>
+              </w:rPr>
+              <w:t xml:space="preserve">status exists; applies the template flags (5.2); OBSOLETE requires zero on-hand or explicit force with reason</w:t>
+            </w:r>
+          </w:p>
+        </w:tc>
+      </w:tr>
+      <w:tr>
+        <w:tc>
+          <w:tcPr>
+            <w:tcW w:type="dxa" w:w="4074"/>
+            <w:tcMar>
+              <w:top w:type="dxa" w:w="40"/>
+              <w:left w:type="dxa" w:w="70"/>
+              <w:bottom w:type="dxa" w:w="40"/>
+              <w:right w:type="dxa" w:w="70"/>
+            </w:tcMar>
+          </w:tcPr>
+          <w:p>
+            <w:r>
+              <w:rPr>
+                <w:b w:val="false"/>
+                <w:bCs w:val="false"/>
+                <w:color w:val="1A1A1A"/>
+                <w:sz w:val="16"/>
+                <w:szCs w:val="16"/>
+              </w:rPr>
+              <w:t xml:space="preserve">ASSIGN_TO_ORG (item, org, defaults, overrides)</w:t>
+            </w:r>
+          </w:p>
+        </w:tc>
+        <w:tc>
+          <w:tcPr>
+            <w:tcW w:type="dxa" w:w="5626"/>
+            <w:tcMar>
+              <w:top w:type="dxa" w:w="40"/>
+              <w:left w:type="dxa" w:w="70"/>
+              <w:bottom w:type="dxa" w:w="40"/>
+              <w:right w:type="dxa" w:w="70"/>
+            </w:tcMar>
+          </w:tcPr>
+          <w:p>
+            <w:r>
+              <w:rPr>
+                <w:b w:val="false"/>
+                <w:bCs w:val="false"/>
+                <w:color w:val="1A1A1A"/>
+                <w:sz w:val="16"/>
+                <w:szCs w:val="16"/>
+              </w:rPr>
+              <w:t xml:space="preserve">CHILD org; item ACTIVE; duplicate assignment rejected; default subinv/locator exist in that org; override accounts/tax codes valid (17.3)</w:t>
+            </w:r>
+          </w:p>
+        </w:tc>
+      </w:tr>
+      <w:tr>
+        <w:tc>
+          <w:tcPr>
+            <w:tcW w:type="dxa" w:w="4074"/>
+            <w:tcMar>
+              <w:top w:type="dxa" w:w="40"/>
+              <w:left w:type="dxa" w:w="70"/>
+              <w:bottom w:type="dxa" w:w="40"/>
+              <w:right w:type="dxa" w:w="70"/>
+            </w:tcMar>
+          </w:tcPr>
+          <w:p>
+            <w:r>
+              <w:rPr>
+                <w:b w:val="false"/>
+                <w:bCs w:val="false"/>
+                <w:color w:val="1A1A1A"/>
+                <w:sz w:val="16"/>
+                <w:szCs w:val="16"/>
+              </w:rPr>
+              <w:t xml:space="preserve">UPDATE_ASSIGNMENT</w:t>
+            </w:r>
+          </w:p>
+        </w:tc>
+        <w:tc>
+          <w:tcPr>
+            <w:tcW w:type="dxa" w:w="5626"/>
+            <w:tcMar>
+              <w:top w:type="dxa" w:w="40"/>
+              <w:left w:type="dxa" w:w="70"/>
+              <w:bottom w:type="dxa" w:w="40"/>
+              <w:right w:type="dxa" w:w="70"/>
+            </w:tcMar>
+          </w:tcPr>
+          <w:p>
+            <w:r>
+              <w:rPr>
+                <w:b w:val="false"/>
+                <w:bCs w:val="false"/>
+                <w:color w:val="1A1A1A"/>
+                <w:sz w:val="16"/>
+                <w:szCs w:val="16"/>
+              </w:rPr>
+              <w:t xml:space="preserve">deactivate blocked while on-hand or active reservations in that org (17.3)</w:t>
+            </w:r>
+          </w:p>
+        </w:tc>
+      </w:tr>
+      <w:tr>
+        <w:tc>
+          <w:tcPr>
+            <w:tcW w:type="dxa" w:w="4074"/>
+            <w:tcMar>
+              <w:top w:type="dxa" w:w="40"/>
+              <w:left w:type="dxa" w:w="70"/>
+              <w:bottom w:type="dxa" w:w="40"/>
+              <w:right w:type="dxa" w:w="70"/>
+            </w:tcMar>
+          </w:tcPr>
+          <w:p>
+            <w:r>
+              <w:rPr>
+                <w:b w:val="false"/>
+                <w:bCs w:val="false"/>
+                <w:color w:val="1A1A1A"/>
+                <w:sz w:val="16"/>
+                <w:szCs w:val="16"/>
+              </w:rPr>
+              <w:t xml:space="preserve">SET_CATEGORY (item, set, category)</w:t>
+            </w:r>
+          </w:p>
+        </w:tc>
+        <w:tc>
+          <w:tcPr>
+            <w:tcW w:type="dxa" w:w="5626"/>
+            <w:tcMar>
+              <w:top w:type="dxa" w:w="40"/>
+              <w:left w:type="dxa" w:w="70"/>
+              <w:bottom w:type="dxa" w:w="40"/>
+              <w:right w:type="dxa" w:w="70"/>
+            </w:tcMar>
+          </w:tcPr>
+          <w:p>
+            <w:r>
+              <w:rPr>
+                <w:b w:val="false"/>
+                <w:bCs w:val="false"/>
+                <w:color w:val="1A1A1A"/>
+                <w:sz w:val="16"/>
+                <w:szCs w:val="16"/>
+              </w:rPr>
+              <w:t xml:space="preserve">set + category exist and ACTIVE; one category per set (17.3)</w:t>
+            </w:r>
+          </w:p>
+        </w:tc>
+      </w:tr>
+      <w:tr>
+        <w:tc>
+          <w:tcPr>
+            <w:tcW w:type="dxa" w:w="4074"/>
+            <w:tcMar>
+              <w:top w:type="dxa" w:w="40"/>
+              <w:left w:type="dxa" w:w="70"/>
+              <w:bottom w:type="dxa" w:w="40"/>
+              <w:right w:type="dxa" w:w="70"/>
+            </w:tcMar>
+          </w:tcPr>
+          <w:p>
+            <w:r>
+              <w:rPr>
+                <w:b w:val="false"/>
+                <w:bCs w:val="false"/>
+                <w:color w:val="1A1A1A"/>
+                <w:sz w:val="16"/>
+                <w:szCs w:val="16"/>
+              </w:rPr>
+              <w:t xml:space="preserve">CREATE_REVISION (item, code, effective)</w:t>
+            </w:r>
+          </w:p>
+        </w:tc>
+        <w:tc>
+          <w:tcPr>
+            <w:tcW w:type="dxa" w:w="5626"/>
+            <w:tcMar>
+              <w:top w:type="dxa" w:w="40"/>
+              <w:left w:type="dxa" w:w="70"/>
+              <w:bottom w:type="dxa" w:w="40"/>
+              <w:right w:type="dxa" w:w="70"/>
+            </w:tcMar>
+          </w:tcPr>
+          <w:p>
+            <w:r>
+              <w:rPr>
+                <w:b w:val="false"/>
+                <w:bCs w:val="false"/>
+                <w:color w:val="1A1A1A"/>
+                <w:sz w:val="16"/>
+                <w:szCs w:val="16"/>
+              </w:rPr>
+              <w:t xml:space="preserve">code unique per item, ordered; effective date valid</w:t>
+            </w:r>
+          </w:p>
+        </w:tc>
+      </w:tr>
+      <w:tr>
+        <w:tc>
+          <w:tcPr>
+            <w:tcW w:type="dxa" w:w="4074"/>
+            <w:tcMar>
+              <w:top w:type="dxa" w:w="40"/>
+              <w:left w:type="dxa" w:w="70"/>
+              <w:bottom w:type="dxa" w:w="40"/>
+              <w:right w:type="dxa" w:w="70"/>
+            </w:tcMar>
+          </w:tcPr>
+          <w:p>
+            <w:r>
+              <w:rPr>
+                <w:b w:val="false"/>
+                <w:bCs w:val="false"/>
+                <w:color w:val="1A1A1A"/>
+                <w:sz w:val="16"/>
+                <w:szCs w:val="16"/>
+              </w:rPr>
+              <w:t xml:space="preserve">F GET_ITEM_ID(number), F ITEM_FLAG(item, flag)</w:t>
+            </w:r>
+          </w:p>
+        </w:tc>
+        <w:tc>
+          <w:tcPr>
+            <w:tcW w:type="dxa" w:w="5626"/>
+            <w:tcMar>
+              <w:top w:type="dxa" w:w="40"/>
+              <w:left w:type="dxa" w:w="70"/>
+              <w:bottom w:type="dxa" w:w="40"/>
+              <w:right w:type="dxa" w:w="70"/>
+            </w:tcMar>
+          </w:tcPr>
+          <w:p>
+            <w:r>
+              <w:rPr>
+                <w:b w:val="false"/>
+                <w:bCs w:val="false"/>
+                <w:color w:val="1A1A1A"/>
+                <w:sz w:val="16"/>
+                <w:szCs w:val="16"/>
+              </w:rPr>
+              <w:t xml:space="preserve">lookups for the engine</w:t>
+            </w:r>
+          </w:p>
+        </w:tc>
+      </w:tr>
+    </w:tbl>
+    <w:p>
+      <w:pPr>
+        <w:spacing w:after="100"/>
+      </w:pPr>
+    </w:p>
+    <w:p>
+      <w:pPr>
+        <w:pStyle w:val="Heading3"/>
+        <w:spacing w:after="60" w:before="140"/>
+      </w:pPr>
+      <w:r>
+        <w:rPr>
+          <w:b/>
+          <w:bCs/>
+          <w:color w:val="6B6B6B"/>
+          <w:sz w:val="21"/>
+          <w:szCs w:val="21"/>
+        </w:rPr>
+        <w:t xml:space="preserve">13.3.3 RR_INV_LOOKUP_PKG - shared setup lookups</w:t>
+      </w:r>
+    </w:p>
+    <w:p>
+      <w:pPr>
+        <w:spacing w:after="100"/>
+      </w:pPr>
+      <w:r>
+        <w:rPr>
+          <w:sz w:val="20"/>
+          <w:szCs w:val="20"/>
+        </w:rPr>
+        <w:t xml:space="preserve">Why: one home for every small controlled list, so screens and packages validate against a single source.</w:t>
+      </w:r>
+    </w:p>
+    <w:tbl>
+      <w:tblPr>
+        <w:tblW w:type="dxa" w:w="9700"/>
+        <w:tblBorders>
+          <w:top w:val="single" w:color="auto" w:sz="4"/>
+          <w:left w:val="single" w:color="auto" w:sz="4"/>
+          <w:bottom w:val="single" w:color="auto" w:sz="4"/>
+          <w:right w:val="single" w:color="auto" w:sz="4"/>
+          <w:insideH w:val="single" w:color="auto" w:sz="4"/>
+          <w:insideV w:val="single" w:color="auto" w:sz="4"/>
+        </w:tblBorders>
+      </w:tblPr>
+      <w:tblGrid>
+        <w:gridCol w:w="4074"/>
+        <w:gridCol w:w="5626"/>
+      </w:tblGrid>
+      <w:tr>
+        <w:trPr>
+          <w:tblHeader/>
+        </w:trPr>
+        <w:tc>
+          <w:tcPr>
+            <w:tcW w:type="dxa" w:w="4074"/>
+            <w:shd w:fill="C74634" w:val="clear"/>
+            <w:tcMar>
+              <w:top w:type="dxa" w:w="40"/>
+              <w:left w:type="dxa" w:w="70"/>
+              <w:bottom w:type="dxa" w:w="40"/>
+              <w:right w:type="dxa" w:w="70"/>
+            </w:tcMar>
+          </w:tcPr>
+          <w:p>
+            <w:r>
+              <w:rPr>
+                <w:b/>
+                <w:bCs/>
+                <w:color w:val="FFFFFF"/>
+                <w:sz w:val="16"/>
+                <w:szCs w:val="16"/>
+              </w:rPr>
+              <w:t xml:space="preserve">Procedure</w:t>
+            </w:r>
+          </w:p>
+        </w:tc>
+        <w:tc>
+          <w:tcPr>
+            <w:tcW w:type="dxa" w:w="5626"/>
+            <w:shd w:fill="C74634" w:val="clear"/>
+            <w:tcMar>
+              <w:top w:type="dxa" w:w="40"/>
+              <w:left w:type="dxa" w:w="70"/>
+              <w:bottom w:type="dxa" w:w="40"/>
+              <w:right w:type="dxa" w:w="70"/>
+            </w:tcMar>
+          </w:tcPr>
+          <w:p>
+            <w:r>
+              <w:rPr>
+                <w:b/>
+                <w:bCs/>
+                <w:color w:val="FFFFFF"/>
+                <w:sz w:val="16"/>
+                <w:szCs w:val="16"/>
+              </w:rPr>
+              <w:t xml:space="preserve">Validations enforced</w:t>
+            </w:r>
+          </w:p>
+        </w:tc>
+      </w:tr>
+      <w:tr>
+        <w:tc>
+          <w:tcPr>
+            <w:tcW w:type="dxa" w:w="4074"/>
+            <w:tcMar>
+              <w:top w:type="dxa" w:w="40"/>
+              <w:left w:type="dxa" w:w="70"/>
+              <w:bottom w:type="dxa" w:w="40"/>
+              <w:right w:type="dxa" w:w="70"/>
+            </w:tcMar>
+          </w:tcPr>
+          <w:p>
+            <w:r>
+              <w:rPr>
+                <w:b w:val="false"/>
+                <w:bCs w:val="false"/>
+                <w:color w:val="1A1A1A"/>
+                <w:sz w:val="16"/>
+                <w:szCs w:val="16"/>
+              </w:rPr>
+              <w:t xml:space="preserve">CREATE_TXN_TYPE (code, name, action, offset acct)</w:t>
+            </w:r>
+          </w:p>
+        </w:tc>
+        <w:tc>
+          <w:tcPr>
+            <w:tcW w:type="dxa" w:w="5626"/>
+            <w:tcMar>
+              <w:top w:type="dxa" w:w="40"/>
+              <w:left w:type="dxa" w:w="70"/>
+              <w:bottom w:type="dxa" w:w="40"/>
+              <w:right w:type="dxa" w:w="70"/>
+            </w:tcMar>
+          </w:tcPr>
+          <w:p>
+            <w:r>
+              <w:rPr>
+                <w:b w:val="false"/>
+                <w:bCs w:val="false"/>
+                <w:color w:val="1A1A1A"/>
+                <w:sz w:val="16"/>
+                <w:szCs w:val="16"/>
+              </w:rPr>
+              <w:t xml:space="preserve">code unique; action in RECEIPT/ISSUE/TRANSFER; offset account valid; seeded types protected (8.1)</w:t>
+            </w:r>
+          </w:p>
+        </w:tc>
+      </w:tr>
+      <w:tr>
+        <w:tc>
+          <w:tcPr>
+            <w:tcW w:type="dxa" w:w="4074"/>
+            <w:tcMar>
+              <w:top w:type="dxa" w:w="40"/>
+              <w:left w:type="dxa" w:w="70"/>
+              <w:bottom w:type="dxa" w:w="40"/>
+              <w:right w:type="dxa" w:w="70"/>
+            </w:tcMar>
+          </w:tcPr>
+          <w:p>
+            <w:r>
+              <w:rPr>
+                <w:b w:val="false"/>
+                <w:bCs w:val="false"/>
+                <w:color w:val="1A1A1A"/>
+                <w:sz w:val="16"/>
+                <w:szCs w:val="16"/>
+              </w:rPr>
+              <w:t xml:space="preserve">DEACTIVATE_TXN_TYPE</w:t>
+            </w:r>
+          </w:p>
+        </w:tc>
+        <w:tc>
+          <w:tcPr>
+            <w:tcW w:type="dxa" w:w="5626"/>
+            <w:tcMar>
+              <w:top w:type="dxa" w:w="40"/>
+              <w:left w:type="dxa" w:w="70"/>
+              <w:bottom w:type="dxa" w:w="40"/>
+              <w:right w:type="dxa" w:w="70"/>
+            </w:tcMar>
+          </w:tcPr>
+          <w:p>
+            <w:r>
+              <w:rPr>
+                <w:b w:val="false"/>
+                <w:bCs w:val="false"/>
+                <w:color w:val="1A1A1A"/>
+                <w:sz w:val="16"/>
+                <w:szCs w:val="16"/>
+              </w:rPr>
+              <w:t xml:space="preserve">seeded types refuse; user types with history deactivate only (8.1)</w:t>
+            </w:r>
+          </w:p>
+        </w:tc>
+      </w:tr>
+      <w:tr>
+        <w:tc>
+          <w:tcPr>
+            <w:tcW w:type="dxa" w:w="4074"/>
+            <w:tcMar>
+              <w:top w:type="dxa" w:w="40"/>
+              <w:left w:type="dxa" w:w="70"/>
+              <w:bottom w:type="dxa" w:w="40"/>
+              <w:right w:type="dxa" w:w="70"/>
+            </w:tcMar>
+          </w:tcPr>
+          <w:p>
+            <w:r>
+              <w:rPr>
+                <w:b w:val="false"/>
+                <w:bCs w:val="false"/>
+                <w:color w:val="1A1A1A"/>
+                <w:sz w:val="16"/>
+                <w:szCs w:val="16"/>
+              </w:rPr>
+              <w:t xml:space="preserve">CREATE_REASON / CREATE_SHIP_METHOD / CREATE_MATERIAL_STATUS</w:t>
+            </w:r>
+          </w:p>
+        </w:tc>
+        <w:tc>
+          <w:tcPr>
+            <w:tcW w:type="dxa" w:w="5626"/>
+            <w:tcMar>
+              <w:top w:type="dxa" w:w="40"/>
+              <w:left w:type="dxa" w:w="70"/>
+              <w:bottom w:type="dxa" w:w="40"/>
+              <w:right w:type="dxa" w:w="70"/>
+            </w:tcMar>
+          </w:tcPr>
+          <w:p>
+            <w:r>
+              <w:rPr>
+                <w:b w:val="false"/>
+                <w:bCs w:val="false"/>
+                <w:color w:val="1A1A1A"/>
+                <w:sz w:val="16"/>
+                <w:szCs w:val="16"/>
+              </w:rPr>
+              <w:t xml:space="preserve">code unique; material status flags Y/N complete (4.8-4.10)</w:t>
+            </w:r>
+          </w:p>
+        </w:tc>
+      </w:tr>
+      <w:tr>
+        <w:tc>
+          <w:tcPr>
+            <w:tcW w:type="dxa" w:w="4074"/>
+            <w:tcMar>
+              <w:top w:type="dxa" w:w="40"/>
+              <w:left w:type="dxa" w:w="70"/>
+              <w:bottom w:type="dxa" w:w="40"/>
+              <w:right w:type="dxa" w:w="70"/>
+            </w:tcMar>
+          </w:tcPr>
+          <w:p>
+            <w:r>
+              <w:rPr>
+                <w:b w:val="false"/>
+                <w:bCs w:val="false"/>
+                <w:color w:val="1A1A1A"/>
+                <w:sz w:val="16"/>
+                <w:szCs w:val="16"/>
+              </w:rPr>
+              <w:t xml:space="preserve">CREATE_ACCOUNT_ALIAS (org, code, account)</w:t>
+            </w:r>
+          </w:p>
+        </w:tc>
+        <w:tc>
+          <w:tcPr>
+            <w:tcW w:type="dxa" w:w="5626"/>
+            <w:tcMar>
+              <w:top w:type="dxa" w:w="40"/>
+              <w:left w:type="dxa" w:w="70"/>
+              <w:bottom w:type="dxa" w:w="40"/>
+              <w:right w:type="dxa" w:w="70"/>
+            </w:tcMar>
+          </w:tcPr>
+          <w:p>
+            <w:r>
+              <w:rPr>
+                <w:b w:val="false"/>
+                <w:bCs w:val="false"/>
+                <w:color w:val="1A1A1A"/>
+                <w:sz w:val="16"/>
+                <w:szCs w:val="16"/>
+              </w:rPr>
+              <w:t xml:space="preserve">unique per org; account a valid combination (4.8)</w:t>
+            </w:r>
+          </w:p>
+        </w:tc>
+      </w:tr>
+      <w:tr>
+        <w:tc>
+          <w:tcPr>
+            <w:tcW w:type="dxa" w:w="4074"/>
+            <w:tcMar>
+              <w:top w:type="dxa" w:w="40"/>
+              <w:left w:type="dxa" w:w="70"/>
+              <w:bottom w:type="dxa" w:w="40"/>
+              <w:right w:type="dxa" w:w="70"/>
+            </w:tcMar>
+          </w:tcPr>
+          <w:p>
+            <w:r>
+              <w:rPr>
+                <w:b w:val="false"/>
+                <w:bCs w:val="false"/>
+                <w:color w:val="1A1A1A"/>
+                <w:sz w:val="16"/>
+                <w:szCs w:val="16"/>
+              </w:rPr>
+              <w:t xml:space="preserve">CREATE_UOM / SET_ITEM_UOM_CONVERSION</w:t>
+            </w:r>
+          </w:p>
+        </w:tc>
+        <w:tc>
+          <w:tcPr>
+            <w:tcW w:type="dxa" w:w="5626"/>
+            <w:tcMar>
+              <w:top w:type="dxa" w:w="40"/>
+              <w:left w:type="dxa" w:w="70"/>
+              <w:bottom w:type="dxa" w:w="40"/>
+              <w:right w:type="dxa" w:w="70"/>
+            </w:tcMar>
+          </w:tcPr>
+          <w:p>
+            <w:r>
+              <w:rPr>
+                <w:b w:val="false"/>
+                <w:bCs w:val="false"/>
+                <w:color w:val="1A1A1A"/>
+                <w:sz w:val="16"/>
+                <w:szCs w:val="16"/>
+              </w:rPr>
+              <w:t xml:space="preserve">class in list; one base per class; conversion &gt; 0 (17.6 gate 12 feeds off this)</w:t>
+            </w:r>
+          </w:p>
+        </w:tc>
+      </w:tr>
+      <w:tr>
+        <w:tc>
+          <w:tcPr>
+            <w:tcW w:type="dxa" w:w="4074"/>
+            <w:tcMar>
+              <w:top w:type="dxa" w:w="40"/>
+              <w:left w:type="dxa" w:w="70"/>
+              <w:bottom w:type="dxa" w:w="40"/>
+              <w:right w:type="dxa" w:w="70"/>
+            </w:tcMar>
+          </w:tcPr>
+          <w:p>
+            <w:r>
+              <w:rPr>
+                <w:b w:val="false"/>
+                <w:bCs w:val="false"/>
+                <w:color w:val="1A1A1A"/>
+                <w:sz w:val="16"/>
+                <w:szCs w:val="16"/>
+              </w:rPr>
+              <w:t xml:space="preserve">CREATE_CATEGORY_SET / CREATE_CATEGORY</w:t>
+            </w:r>
+          </w:p>
+        </w:tc>
+        <w:tc>
+          <w:tcPr>
+            <w:tcW w:type="dxa" w:w="5626"/>
+            <w:tcMar>
+              <w:top w:type="dxa" w:w="40"/>
+              <w:left w:type="dxa" w:w="70"/>
+              <w:bottom w:type="dxa" w:w="40"/>
+              <w:right w:type="dxa" w:w="70"/>
+            </w:tcMar>
+          </w:tcPr>
+          <w:p>
+            <w:r>
+              <w:rPr>
+                <w:b w:val="false"/>
+                <w:bCs w:val="false"/>
+                <w:color w:val="1A1A1A"/>
+                <w:sz w:val="16"/>
+                <w:szCs w:val="16"/>
+              </w:rPr>
+              <w:t xml:space="preserve">set name unique; category unique within set; parent in same set (17.3)</w:t>
+            </w:r>
+          </w:p>
+        </w:tc>
+      </w:tr>
+    </w:tbl>
+    <w:p>
+      <w:pPr>
+        <w:spacing w:after="100"/>
+      </w:pPr>
+    </w:p>
+    <w:p>
+      <w:pPr>
+        <w:pStyle w:val="Heading3"/>
+        <w:spacing w:after="60" w:before="140"/>
+      </w:pPr>
+      <w:r>
+        <w:rPr>
+          <w:b/>
+          <w:bCs/>
+          <w:color w:val="6B6B6B"/>
+          <w:sz w:val="21"/>
+          <w:szCs w:val="21"/>
+        </w:rPr>
+        <w:t xml:space="preserve">13.3.4 RR_INV_TXN_PKG - the transaction engine</w:t>
+      </w:r>
+    </w:p>
+    <w:p>
+      <w:pPr>
+        <w:spacing w:after="100"/>
+      </w:pPr>
+      <w:r>
+        <w:rPr>
+          <w:sz w:val="20"/>
+          <w:szCs w:val="20"/>
+        </w:rPr>
+        <w:t xml:space="preserve">Why: the ONLY writer of transactions, on-hand, lot/serial state and accounting rows - every movement in the module funnels through CREATE_TXN so the rules can never be bypassed.</w:t>
+      </w:r>
+    </w:p>
+    <w:tbl>
+      <w:tblPr>
+        <w:tblW w:type="dxa" w:w="9700"/>
+        <w:tblBorders>
+          <w:top w:val="single" w:color="auto" w:sz="4"/>
+          <w:left w:val="single" w:color="auto" w:sz="4"/>
+          <w:bottom w:val="single" w:color="auto" w:sz="4"/>
+          <w:right w:val="single" w:color="auto" w:sz="4"/>
+          <w:insideH w:val="single" w:color="auto" w:sz="4"/>
+          <w:insideV w:val="single" w:color="auto" w:sz="4"/>
+        </w:tblBorders>
+      </w:tblPr>
+      <w:tblGrid>
+        <w:gridCol w:w="4074"/>
+        <w:gridCol w:w="5626"/>
+      </w:tblGrid>
+      <w:tr>
+        <w:trPr>
+          <w:tblHeader/>
+        </w:trPr>
+        <w:tc>
+          <w:tcPr>
+            <w:tcW w:type="dxa" w:w="4074"/>
+            <w:shd w:fill="C74634" w:val="clear"/>
+            <w:tcMar>
+              <w:top w:type="dxa" w:w="40"/>
+              <w:left w:type="dxa" w:w="70"/>
+              <w:bottom w:type="dxa" w:w="40"/>
+              <w:right w:type="dxa" w:w="70"/>
+            </w:tcMar>
+          </w:tcPr>
+          <w:p>
+            <w:r>
+              <w:rPr>
+                <w:b/>
+                <w:bCs/>
+                <w:color w:val="FFFFFF"/>
+                <w:sz w:val="16"/>
+                <w:szCs w:val="16"/>
+              </w:rPr>
+              <w:t xml:space="preserve">Procedure / Function</w:t>
+            </w:r>
+          </w:p>
+        </w:tc>
+        <w:tc>
+          <w:tcPr>
+            <w:tcW w:type="dxa" w:w="5626"/>
+            <w:shd w:fill="C74634" w:val="clear"/>
+            <w:tcMar>
+              <w:top w:type="dxa" w:w="40"/>
+              <w:left w:type="dxa" w:w="70"/>
+              <w:bottom w:type="dxa" w:w="40"/>
+              <w:right w:type="dxa" w:w="70"/>
+            </w:tcMar>
+          </w:tcPr>
+          <w:p>
+            <w:r>
+              <w:rPr>
+                <w:b/>
+                <w:bCs/>
+                <w:color w:val="FFFFFF"/>
+                <w:sz w:val="16"/>
+                <w:szCs w:val="16"/>
+              </w:rPr>
+              <w:t xml:space="preserve">Validations enforced</w:t>
+            </w:r>
+          </w:p>
+        </w:tc>
+      </w:tr>
+      <w:tr>
+        <w:tc>
+          <w:tcPr>
+            <w:tcW w:type="dxa" w:w="4074"/>
+            <w:tcMar>
+              <w:top w:type="dxa" w:w="40"/>
+              <w:left w:type="dxa" w:w="70"/>
+              <w:bottom w:type="dxa" w:w="40"/>
+              <w:right w:type="dxa" w:w="70"/>
+            </w:tcMar>
+          </w:tcPr>
+          <w:p>
+            <w:r>
+              <w:rPr>
+                <w:b w:val="false"/>
+                <w:bCs w:val="false"/>
+                <w:color w:val="1A1A1A"/>
+                <w:sz w:val="16"/>
+                <w:szCs w:val="16"/>
+              </w:rPr>
+              <w:t xml:space="preserve">CREATE_TXN (type, org, item, subinv, locator, qty, uom, unit cost, date, reason, alias, demand ref, lots JSON, serials JSON, source refs)</w:t>
+            </w:r>
+          </w:p>
+        </w:tc>
+        <w:tc>
+          <w:tcPr>
+            <w:tcW w:type="dxa" w:w="5626"/>
+            <w:tcMar>
+              <w:top w:type="dxa" w:w="40"/>
+              <w:left w:type="dxa" w:w="70"/>
+              <w:bottom w:type="dxa" w:w="40"/>
+              <w:right w:type="dxa" w:w="70"/>
+            </w:tcMar>
+          </w:tcPr>
+          <w:p>
+            <w:r>
+              <w:rPr>
+                <w:b w:val="false"/>
+                <w:bCs w:val="false"/>
+                <w:color w:val="1A1A1A"/>
+                <w:sz w:val="16"/>
+                <w:szCs w:val="16"/>
+              </w:rPr>
+              <w:t xml:space="preserve">the FULL stack: common gates 17.6 items 1-16, receiving list R1-R9 or issuing list I1-I9 by direction, transfer rules for two-leg calls; atomic write set + post-conditions (Dr=Cr, on-hand reconciliation) before COMMIT (8.3)</w:t>
+            </w:r>
+          </w:p>
+        </w:tc>
+      </w:tr>
+      <w:tr>
+        <w:tc>
+          <w:tcPr>
+            <w:tcW w:type="dxa" w:w="4074"/>
+            <w:tcMar>
+              <w:top w:type="dxa" w:w="40"/>
+              <w:left w:type="dxa" w:w="70"/>
+              <w:bottom w:type="dxa" w:w="40"/>
+              <w:right w:type="dxa" w:w="70"/>
+            </w:tcMar>
+          </w:tcPr>
+          <w:p>
+            <w:r>
+              <w:rPr>
+                <w:b w:val="false"/>
+                <w:bCs w:val="false"/>
+                <w:color w:val="1A1A1A"/>
+                <w:sz w:val="16"/>
+                <w:szCs w:val="16"/>
+              </w:rPr>
+              <w:t xml:space="preserve">CREATE_ACCOUNTING (org, date range)</w:t>
+            </w:r>
+          </w:p>
+        </w:tc>
+        <w:tc>
+          <w:tcPr>
+            <w:tcW w:type="dxa" w:w="5626"/>
+            <w:tcMar>
+              <w:top w:type="dxa" w:w="40"/>
+              <w:left w:type="dxa" w:w="70"/>
+              <w:bottom w:type="dxa" w:w="40"/>
+              <w:right w:type="dxa" w:w="70"/>
+            </w:tcMar>
+          </w:tcPr>
+          <w:p>
+            <w:r>
+              <w:rPr>
+                <w:b w:val="false"/>
+                <w:bCs w:val="false"/>
+                <w:color w:val="1A1A1A"/>
+                <w:sz w:val="16"/>
+                <w:szCs w:val="16"/>
+              </w:rPr>
+              <w:t xml:space="preserve">only unposted rows; every entry balances; GL period open; writes one batch via the journal interface; stamps JE_BATCH_ID + ACCOUNTED_FLAG (8.4)</w:t>
+            </w:r>
+          </w:p>
+        </w:tc>
+      </w:tr>
+      <w:tr>
+        <w:tc>
+          <w:tcPr>
+            <w:tcW w:type="dxa" w:w="4074"/>
+            <w:tcMar>
+              <w:top w:type="dxa" w:w="40"/>
+              <w:left w:type="dxa" w:w="70"/>
+              <w:bottom w:type="dxa" w:w="40"/>
+              <w:right w:type="dxa" w:w="70"/>
+            </w:tcMar>
+          </w:tcPr>
+          <w:p>
+            <w:r>
+              <w:rPr>
+                <w:b w:val="false"/>
+                <w:bCs w:val="false"/>
+                <w:color w:val="1A1A1A"/>
+                <w:sz w:val="16"/>
+                <w:szCs w:val="16"/>
+              </w:rPr>
+              <w:t xml:space="preserve">F PREVIEW_ACCOUNTING(...) RETURN CLOB</w:t>
+            </w:r>
+          </w:p>
+        </w:tc>
+        <w:tc>
+          <w:tcPr>
+            <w:tcW w:type="dxa" w:w="5626"/>
+            <w:tcMar>
+              <w:top w:type="dxa" w:w="40"/>
+              <w:left w:type="dxa" w:w="70"/>
+              <w:bottom w:type="dxa" w:w="40"/>
+              <w:right w:type="dxa" w:w="70"/>
+            </w:tcMar>
+          </w:tcPr>
+          <w:p>
+            <w:r>
+              <w:rPr>
+                <w:b w:val="false"/>
+                <w:bCs w:val="false"/>
+                <w:color w:val="1A1A1A"/>
+                <w:sz w:val="16"/>
+                <w:szCs w:val="16"/>
+              </w:rPr>
+              <w:t xml:space="preserve">same account resolution as CREATE_TXN with zero writes - powers the UI preview</w:t>
+            </w:r>
+          </w:p>
+        </w:tc>
+      </w:tr>
+      <w:tr>
+        <w:tc>
+          <w:tcPr>
+            <w:tcW w:type="dxa" w:w="4074"/>
+            <w:tcMar>
+              <w:top w:type="dxa" w:w="40"/>
+              <w:left w:type="dxa" w:w="70"/>
+              <w:bottom w:type="dxa" w:w="40"/>
+              <w:right w:type="dxa" w:w="70"/>
+            </w:tcMar>
+          </w:tcPr>
+          <w:p>
+            <w:r>
+              <w:rPr>
+                <w:b w:val="false"/>
+                <w:bCs w:val="false"/>
+                <w:color w:val="1A1A1A"/>
+                <w:sz w:val="16"/>
+                <w:szCs w:val="16"/>
+              </w:rPr>
+              <w:t xml:space="preserve">F GET_ONHAND(org,item,subinv,locator,lot), F GET_ATT(...)</w:t>
+            </w:r>
+          </w:p>
+        </w:tc>
+        <w:tc>
+          <w:tcPr>
+            <w:tcW w:type="dxa" w:w="5626"/>
+            <w:tcMar>
+              <w:top w:type="dxa" w:w="40"/>
+              <w:left w:type="dxa" w:w="70"/>
+              <w:bottom w:type="dxa" w:w="40"/>
+              <w:right w:type="dxa" w:w="70"/>
+            </w:tcMar>
+          </w:tcPr>
+          <w:p>
+            <w:r>
+              <w:rPr>
+                <w:b w:val="false"/>
+                <w:bCs w:val="false"/>
+                <w:color w:val="1A1A1A"/>
+                <w:sz w:val="16"/>
+                <w:szCs w:val="16"/>
+              </w:rPr>
+              <w:t xml:space="preserve">balance reads the UI and other packages use (I3 definition)</w:t>
+            </w:r>
+          </w:p>
+        </w:tc>
+      </w:tr>
+    </w:tbl>
+    <w:p>
+      <w:pPr>
+        <w:spacing w:after="100"/>
+      </w:pPr>
+    </w:p>
+    <w:p>
+      <w:pPr>
+        <w:pStyle w:val="Heading3"/>
+        <w:spacing w:after="60" w:before="140"/>
+      </w:pPr>
+      <w:r>
+        <w:rPr>
+          <w:b/>
+          <w:bCs/>
+          <w:color w:val="6B6B6B"/>
+          <w:sz w:val="21"/>
+          <w:szCs w:val="21"/>
+        </w:rPr>
+        <w:t xml:space="preserve">13.3.5 RR_INV_COST_PKG - costing</w:t>
+      </w:r>
+    </w:p>
+    <w:p>
+      <w:pPr>
+        <w:spacing w:after="100"/>
+      </w:pPr>
+      <w:r>
+        <w:rPr>
+          <w:sz w:val="20"/>
+          <w:szCs w:val="20"/>
+        </w:rPr>
+        <w:t xml:space="preserve">Why: owns the perpetual average, elements, adjustments and the period close - the only package allowed to move a cost.</w:t>
+      </w:r>
+    </w:p>
+    <w:tbl>
+      <w:tblPr>
+        <w:tblW w:type="dxa" w:w="9700"/>
+        <w:tblBorders>
+          <w:top w:val="single" w:color="auto" w:sz="4"/>
+          <w:left w:val="single" w:color="auto" w:sz="4"/>
+          <w:bottom w:val="single" w:color="auto" w:sz="4"/>
+          <w:right w:val="single" w:color="auto" w:sz="4"/>
+          <w:insideH w:val="single" w:color="auto" w:sz="4"/>
+          <w:insideV w:val="single" w:color="auto" w:sz="4"/>
+        </w:tblBorders>
+      </w:tblPr>
+      <w:tblGrid>
+        <w:gridCol w:w="4074"/>
+        <w:gridCol w:w="5626"/>
+      </w:tblGrid>
+      <w:tr>
+        <w:trPr>
+          <w:tblHeader/>
+        </w:trPr>
+        <w:tc>
+          <w:tcPr>
+            <w:tcW w:type="dxa" w:w="4074"/>
+            <w:shd w:fill="C74634" w:val="clear"/>
+            <w:tcMar>
+              <w:top w:type="dxa" w:w="40"/>
+              <w:left w:type="dxa" w:w="70"/>
+              <w:bottom w:type="dxa" w:w="40"/>
+              <w:right w:type="dxa" w:w="70"/>
+            </w:tcMar>
+          </w:tcPr>
+          <w:p>
+            <w:r>
+              <w:rPr>
+                <w:b/>
+                <w:bCs/>
+                <w:color w:val="FFFFFF"/>
+                <w:sz w:val="16"/>
+                <w:szCs w:val="16"/>
+              </w:rPr>
+              <w:t xml:space="preserve">Procedure / Function</w:t>
+            </w:r>
+          </w:p>
+        </w:tc>
+        <w:tc>
+          <w:tcPr>
+            <w:tcW w:type="dxa" w:w="5626"/>
+            <w:shd w:fill="C74634" w:val="clear"/>
+            <w:tcMar>
+              <w:top w:type="dxa" w:w="40"/>
+              <w:left w:type="dxa" w:w="70"/>
+              <w:bottom w:type="dxa" w:w="40"/>
+              <w:right w:type="dxa" w:w="70"/>
+            </w:tcMar>
+          </w:tcPr>
+          <w:p>
+            <w:r>
+              <w:rPr>
+                <w:b/>
+                <w:bCs/>
+                <w:color w:val="FFFFFF"/>
+                <w:sz w:val="16"/>
+                <w:szCs w:val="16"/>
+              </w:rPr>
+              <w:t xml:space="preserve">Validations enforced</w:t>
+            </w:r>
+          </w:p>
+        </w:tc>
+      </w:tr>
+      <w:tr>
+        <w:tc>
+          <w:tcPr>
+            <w:tcW w:type="dxa" w:w="4074"/>
+            <w:tcMar>
+              <w:top w:type="dxa" w:w="40"/>
+              <w:left w:type="dxa" w:w="70"/>
+              <w:bottom w:type="dxa" w:w="40"/>
+              <w:right w:type="dxa" w:w="70"/>
+            </w:tcMar>
+          </w:tcPr>
+          <w:p>
+            <w:r>
+              <w:rPr>
+                <w:b w:val="false"/>
+                <w:bCs w:val="false"/>
+                <w:color w:val="1A1A1A"/>
+                <w:sz w:val="16"/>
+                <w:szCs w:val="16"/>
+              </w:rPr>
+              <w:t xml:space="preserve">CREATE_COST_ORG / ASSIGN_ORG_TO_COST_ORG</w:t>
+            </w:r>
+          </w:p>
+        </w:tc>
+        <w:tc>
+          <w:tcPr>
+            <w:tcW w:type="dxa" w:w="5626"/>
+            <w:tcMar>
+              <w:top w:type="dxa" w:w="40"/>
+              <w:left w:type="dxa" w:w="70"/>
+              <w:bottom w:type="dxa" w:w="40"/>
+              <w:right w:type="dxa" w:w="70"/>
+            </w:tcMar>
+          </w:tcPr>
+          <w:p>
+            <w:r>
+              <w:rPr>
+                <w:b w:val="false"/>
+                <w:bCs w:val="false"/>
+                <w:color w:val="1A1A1A"/>
+                <w:sz w:val="16"/>
+                <w:szCs w:val="16"/>
+              </w:rPr>
+              <w:t xml:space="preserve">code unique; an inventory org can belong to only one cost org (17.5)</w:t>
+            </w:r>
+          </w:p>
+        </w:tc>
+      </w:tr>
+      <w:tr>
+        <w:tc>
+          <w:tcPr>
+            <w:tcW w:type="dxa" w:w="4074"/>
+            <w:tcMar>
+              <w:top w:type="dxa" w:w="40"/>
+              <w:left w:type="dxa" w:w="70"/>
+              <w:bottom w:type="dxa" w:w="40"/>
+              <w:right w:type="dxa" w:w="70"/>
+            </w:tcMar>
+          </w:tcPr>
+          <w:p>
+            <w:r>
+              <w:rPr>
+                <w:b w:val="false"/>
+                <w:bCs w:val="false"/>
+                <w:color w:val="1A1A1A"/>
+                <w:sz w:val="16"/>
+                <w:szCs w:val="16"/>
+              </w:rPr>
+              <w:t xml:space="preserve">SET_ITEM_COST (cost org, item, elements)</w:t>
+            </w:r>
+          </w:p>
+        </w:tc>
+        <w:tc>
+          <w:tcPr>
+            <w:tcW w:type="dxa" w:w="5626"/>
+            <w:tcMar>
+              <w:top w:type="dxa" w:w="40"/>
+              <w:left w:type="dxa" w:w="70"/>
+              <w:bottom w:type="dxa" w:w="40"/>
+              <w:right w:type="dxa" w:w="70"/>
+            </w:tcMar>
+          </w:tcPr>
+          <w:p>
+            <w:r>
+              <w:rPr>
+                <w:b w:val="false"/>
+                <w:bCs w:val="false"/>
+                <w:color w:val="1A1A1A"/>
+                <w:sz w:val="16"/>
+                <w:szCs w:val="16"/>
+              </w:rPr>
+              <w:t xml:space="preserve">values &gt;= 0; elements sum to total; date in OPEN period (17.5)</w:t>
+            </w:r>
+          </w:p>
+        </w:tc>
+      </w:tr>
+      <w:tr>
+        <w:tc>
+          <w:tcPr>
+            <w:tcW w:type="dxa" w:w="4074"/>
+            <w:tcMar>
+              <w:top w:type="dxa" w:w="40"/>
+              <w:left w:type="dxa" w:w="70"/>
+              <w:bottom w:type="dxa" w:w="40"/>
+              <w:right w:type="dxa" w:w="70"/>
+            </w:tcMar>
+          </w:tcPr>
+          <w:p>
+            <w:r>
+              <w:rPr>
+                <w:b w:val="false"/>
+                <w:bCs w:val="false"/>
+                <w:color w:val="1A1A1A"/>
+                <w:sz w:val="16"/>
+                <w:szCs w:val="16"/>
+              </w:rPr>
+              <w:t xml:space="preserve">ADJUST_COST (cost org, item, element|TOTAL, new cost, reason)</w:t>
+            </w:r>
+          </w:p>
+        </w:tc>
+        <w:tc>
+          <w:tcPr>
+            <w:tcW w:type="dxa" w:w="5626"/>
+            <w:tcMar>
+              <w:top w:type="dxa" w:w="40"/>
+              <w:left w:type="dxa" w:w="70"/>
+              <w:bottom w:type="dxa" w:w="40"/>
+              <w:right w:type="dxa" w:w="70"/>
+            </w:tcMar>
+          </w:tcPr>
+          <w:p>
+            <w:r>
+              <w:rPr>
+                <w:b w:val="false"/>
+                <w:bCs w:val="false"/>
+                <w:color w:val="1A1A1A"/>
+                <w:sz w:val="16"/>
+                <w:szCs w:val="16"/>
+              </w:rPr>
+              <w:t xml:space="preserve">element exists; new &gt;= 0; OPEN period; approval above threshold; posts COST_ADJ + history + register (7.5)</w:t>
+            </w:r>
+          </w:p>
+        </w:tc>
+      </w:tr>
+      <w:tr>
+        <w:tc>
+          <w:tcPr>
+            <w:tcW w:type="dxa" w:w="4074"/>
+            <w:tcMar>
+              <w:top w:type="dxa" w:w="40"/>
+              <w:left w:type="dxa" w:w="70"/>
+              <w:bottom w:type="dxa" w:w="40"/>
+              <w:right w:type="dxa" w:w="70"/>
+            </w:tcMar>
+          </w:tcPr>
+          <w:p>
+            <w:r>
+              <w:rPr>
+                <w:b w:val="false"/>
+                <w:bCs w:val="false"/>
+                <w:color w:val="1A1A1A"/>
+                <w:sz w:val="16"/>
+                <w:szCs w:val="16"/>
+              </w:rPr>
+              <w:t xml:space="preserve">OPEN_PERIOD / CLOSE_PERIOD / REOPEN_PERIOD</w:t>
+            </w:r>
+          </w:p>
+        </w:tc>
+        <w:tc>
+          <w:tcPr>
+            <w:tcW w:type="dxa" w:w="5626"/>
+            <w:tcMar>
+              <w:top w:type="dxa" w:w="40"/>
+              <w:left w:type="dxa" w:w="70"/>
+              <w:bottom w:type="dxa" w:w="40"/>
+              <w:right w:type="dxa" w:w="70"/>
+            </w:tcMar>
+          </w:tcPr>
+          <w:p>
+            <w:r>
+              <w:rPr>
+                <w:b w:val="false"/>
+                <w:bCs w:val="false"/>
+                <w:color w:val="1A1A1A"/>
+                <w:sz w:val="16"/>
+                <w:szCs w:val="16"/>
+              </w:rPr>
+              <w:t xml:space="preserve">open only the next period; close checklist: zero unaccounted txns, no open PI, in-transit warning, then snapshot; reopen only while next not CLOSED (7.7)</w:t>
+            </w:r>
+          </w:p>
+        </w:tc>
+      </w:tr>
+      <w:tr>
+        <w:tc>
+          <w:tcPr>
+            <w:tcW w:type="dxa" w:w="4074"/>
+            <w:tcMar>
+              <w:top w:type="dxa" w:w="40"/>
+              <w:left w:type="dxa" w:w="70"/>
+              <w:bottom w:type="dxa" w:w="40"/>
+              <w:right w:type="dxa" w:w="70"/>
+            </w:tcMar>
+          </w:tcPr>
+          <w:p>
+            <w:r>
+              <w:rPr>
+                <w:b w:val="false"/>
+                <w:bCs w:val="false"/>
+                <w:color w:val="1A1A1A"/>
+                <w:sz w:val="16"/>
+                <w:szCs w:val="16"/>
+              </w:rPr>
+              <w:t xml:space="preserve">RECEIPT_REAVERAGE (internal, engine-only)</w:t>
+            </w:r>
+          </w:p>
+        </w:tc>
+        <w:tc>
+          <w:tcPr>
+            <w:tcW w:type="dxa" w:w="5626"/>
+            <w:tcMar>
+              <w:top w:type="dxa" w:w="40"/>
+              <w:left w:type="dxa" w:w="70"/>
+              <w:bottom w:type="dxa" w:w="40"/>
+              <w:right w:type="dxa" w:w="70"/>
+            </w:tcMar>
+          </w:tcPr>
+          <w:p>
+            <w:r>
+              <w:rPr>
+                <w:b w:val="false"/>
+                <w:bCs w:val="false"/>
+                <w:color w:val="1A1A1A"/>
+                <w:sz w:val="16"/>
+                <w:szCs w:val="16"/>
+              </w:rPr>
+              <w:t xml:space="preserve">locked cost row (FOR UPDATE); formula 7.4; zero/negative basis edge case; history row</w:t>
+            </w:r>
+          </w:p>
+        </w:tc>
+      </w:tr>
+      <w:tr>
+        <w:tc>
+          <w:tcPr>
+            <w:tcW w:type="dxa" w:w="4074"/>
+            <w:tcMar>
+              <w:top w:type="dxa" w:w="40"/>
+              <w:left w:type="dxa" w:w="70"/>
+              <w:bottom w:type="dxa" w:w="40"/>
+              <w:right w:type="dxa" w:w="70"/>
+            </w:tcMar>
+          </w:tcPr>
+          <w:p>
+            <w:r>
+              <w:rPr>
+                <w:b w:val="false"/>
+                <w:bCs w:val="false"/>
+                <w:color w:val="1A1A1A"/>
+                <w:sz w:val="16"/>
+                <w:szCs w:val="16"/>
+              </w:rPr>
+              <w:t xml:space="preserve">F GET_ITEM_COST(cost org, item)</w:t>
+            </w:r>
+          </w:p>
+        </w:tc>
+        <w:tc>
+          <w:tcPr>
+            <w:tcW w:type="dxa" w:w="5626"/>
+            <w:tcMar>
+              <w:top w:type="dxa" w:w="40"/>
+              <w:left w:type="dxa" w:w="70"/>
+              <w:bottom w:type="dxa" w:w="40"/>
+              <w:right w:type="dxa" w:w="70"/>
+            </w:tcMar>
+          </w:tcPr>
+          <w:p>
+            <w:r>
+              <w:rPr>
+                <w:b w:val="false"/>
+                <w:bCs w:val="false"/>
+                <w:color w:val="1A1A1A"/>
+                <w:sz w:val="16"/>
+                <w:szCs w:val="16"/>
+              </w:rPr>
+              <w:t xml:space="preserve">current average else standard cost else error signal (R1/I7)</w:t>
+            </w:r>
+          </w:p>
+        </w:tc>
+      </w:tr>
+    </w:tbl>
+    <w:p>
+      <w:pPr>
+        <w:spacing w:after="100"/>
+      </w:pPr>
+    </w:p>
+    <w:p>
+      <w:pPr>
+        <w:pStyle w:val="Heading3"/>
+        <w:spacing w:after="60" w:before="140"/>
+      </w:pPr>
+      <w:r>
+        <w:rPr>
+          <w:b/>
+          <w:bCs/>
+          <w:color w:val="6B6B6B"/>
+          <w:sz w:val="21"/>
+          <w:szCs w:val="21"/>
+        </w:rPr>
+        <w:t xml:space="preserve">13.3.6 RR_INV_TRANSFER_PKG - transfer orders and shipments</w:t>
+      </w:r>
+    </w:p>
+    <w:p>
+      <w:pPr>
+        <w:spacing w:after="100"/>
+      </w:pPr>
+      <w:r>
+        <w:rPr>
+          <w:sz w:val="20"/>
+          <w:szCs w:val="20"/>
+        </w:rPr>
+        <w:t xml:space="preserve">Why: wraps the engine for two-org movements and owns the TO lifecycle and shipment documents.</w:t>
+      </w:r>
+    </w:p>
+    <w:tbl>
+      <w:tblPr>
+        <w:tblW w:type="dxa" w:w="9700"/>
+        <w:tblBorders>
+          <w:top w:val="single" w:color="auto" w:sz="4"/>
+          <w:left w:val="single" w:color="auto" w:sz="4"/>
+          <w:bottom w:val="single" w:color="auto" w:sz="4"/>
+          <w:right w:val="single" w:color="auto" w:sz="4"/>
+          <w:insideH w:val="single" w:color="auto" w:sz="4"/>
+          <w:insideV w:val="single" w:color="auto" w:sz="4"/>
+        </w:tblBorders>
+      </w:tblPr>
+      <w:tblGrid>
+        <w:gridCol w:w="4074"/>
+        <w:gridCol w:w="5626"/>
+      </w:tblGrid>
+      <w:tr>
+        <w:trPr>
+          <w:tblHeader/>
+        </w:trPr>
+        <w:tc>
+          <w:tcPr>
+            <w:tcW w:type="dxa" w:w="4074"/>
+            <w:shd w:fill="C74634" w:val="clear"/>
+            <w:tcMar>
+              <w:top w:type="dxa" w:w="40"/>
+              <w:left w:type="dxa" w:w="70"/>
+              <w:bottom w:type="dxa" w:w="40"/>
+              <w:right w:type="dxa" w:w="70"/>
+            </w:tcMar>
+          </w:tcPr>
+          <w:p>
+            <w:r>
+              <w:rPr>
+                <w:b/>
+                <w:bCs/>
+                <w:color w:val="FFFFFF"/>
+                <w:sz w:val="16"/>
+                <w:szCs w:val="16"/>
+              </w:rPr>
+              <w:t xml:space="preserve">Procedure</w:t>
+            </w:r>
+          </w:p>
+        </w:tc>
+        <w:tc>
+          <w:tcPr>
+            <w:tcW w:type="dxa" w:w="5626"/>
+            <w:shd w:fill="C74634" w:val="clear"/>
+            <w:tcMar>
+              <w:top w:type="dxa" w:w="40"/>
+              <w:left w:type="dxa" w:w="70"/>
+              <w:bottom w:type="dxa" w:w="40"/>
+              <w:right w:type="dxa" w:w="70"/>
+            </w:tcMar>
+          </w:tcPr>
+          <w:p>
+            <w:r>
+              <w:rPr>
+                <w:b/>
+                <w:bCs/>
+                <w:color w:val="FFFFFF"/>
+                <w:sz w:val="16"/>
+                <w:szCs w:val="16"/>
+              </w:rPr>
+              <w:t xml:space="preserve">Validations enforced</w:t>
+            </w:r>
+          </w:p>
+        </w:tc>
+      </w:tr>
+      <w:tr>
+        <w:tc>
+          <w:tcPr>
+            <w:tcW w:type="dxa" w:w="4074"/>
+            <w:tcMar>
+              <w:top w:type="dxa" w:w="40"/>
+              <w:left w:type="dxa" w:w="70"/>
+              <w:bottom w:type="dxa" w:w="40"/>
+              <w:right w:type="dxa" w:w="70"/>
+            </w:tcMar>
+          </w:tcPr>
+          <w:p>
+            <w:r>
+              <w:rPr>
+                <w:b w:val="false"/>
+                <w:bCs w:val="false"/>
+                <w:color w:val="1A1A1A"/>
+                <w:sz w:val="16"/>
+                <w:szCs w:val="16"/>
+              </w:rPr>
+              <w:t xml:space="preserve">CREATE_TRANSFER_ORDER (from, to, mode, lines)</w:t>
+            </w:r>
+          </w:p>
+        </w:tc>
+        <w:tc>
+          <w:tcPr>
+            <w:tcW w:type="dxa" w:w="5626"/>
+            <w:tcMar>
+              <w:top w:type="dxa" w:w="40"/>
+              <w:left w:type="dxa" w:w="70"/>
+              <w:bottom w:type="dxa" w:w="40"/>
+              <w:right w:type="dxa" w:w="70"/>
+            </w:tcMar>
+          </w:tcPr>
+          <w:p>
+            <w:r>
+              <w:rPr>
+                <w:b w:val="false"/>
+                <w:bCs w:val="false"/>
+                <w:color w:val="1A1A1A"/>
+                <w:sz w:val="16"/>
+                <w:szCs w:val="16"/>
+              </w:rPr>
+              <w:t xml:space="preserve">orgs differ and ACTIVE; every line item assigned+ACTIVE in BOTH orgs; qty &gt; 0 (17.8)</w:t>
+            </w:r>
+          </w:p>
+        </w:tc>
+      </w:tr>
+      <w:tr>
+        <w:tc>
+          <w:tcPr>
+            <w:tcW w:type="dxa" w:w="4074"/>
+            <w:tcMar>
+              <w:top w:type="dxa" w:w="40"/>
+              <w:left w:type="dxa" w:w="70"/>
+              <w:bottom w:type="dxa" w:w="40"/>
+              <w:right w:type="dxa" w:w="70"/>
+            </w:tcMar>
+          </w:tcPr>
+          <w:p>
+            <w:r>
+              <w:rPr>
+                <w:b w:val="false"/>
+                <w:bCs w:val="false"/>
+                <w:color w:val="1A1A1A"/>
+                <w:sz w:val="16"/>
+                <w:szCs w:val="16"/>
+              </w:rPr>
+              <w:t xml:space="preserve">APPROVE_TO / CANCEL_TO</w:t>
+            </w:r>
+          </w:p>
+        </w:tc>
+        <w:tc>
+          <w:tcPr>
+            <w:tcW w:type="dxa" w:w="5626"/>
+            <w:tcMar>
+              <w:top w:type="dxa" w:w="40"/>
+              <w:left w:type="dxa" w:w="70"/>
+              <w:bottom w:type="dxa" w:w="40"/>
+              <w:right w:type="dxa" w:w="70"/>
+            </w:tcMar>
+          </w:tcPr>
+          <w:p>
+            <w:r>
+              <w:rPr>
+                <w:b w:val="false"/>
+                <w:bCs w:val="false"/>
+                <w:color w:val="1A1A1A"/>
+                <w:sz w:val="16"/>
+                <w:szCs w:val="16"/>
+              </w:rPr>
+              <w:t xml:space="preserve">lifecycle transitions only forward; cancel only before first shipment (17.8)</w:t>
+            </w:r>
+          </w:p>
+        </w:tc>
+      </w:tr>
+      <w:tr>
+        <w:tc>
+          <w:tcPr>
+            <w:tcW w:type="dxa" w:w="4074"/>
+            <w:tcMar>
+              <w:top w:type="dxa" w:w="40"/>
+              <w:left w:type="dxa" w:w="70"/>
+              <w:bottom w:type="dxa" w:w="40"/>
+              <w:right w:type="dxa" w:w="70"/>
+            </w:tcMar>
+          </w:tcPr>
+          <w:p>
+            <w:r>
+              <w:rPr>
+                <w:b w:val="false"/>
+                <w:bCs w:val="false"/>
+                <w:color w:val="1A1A1A"/>
+                <w:sz w:val="16"/>
+                <w:szCs w:val="16"/>
+              </w:rPr>
+              <w:t xml:space="preserve">SHIP (TO id | ad-hoc params)</w:t>
+            </w:r>
+          </w:p>
+        </w:tc>
+        <w:tc>
+          <w:tcPr>
+            <w:tcW w:type="dxa" w:w="5626"/>
+            <w:tcMar>
+              <w:top w:type="dxa" w:w="40"/>
+              <w:left w:type="dxa" w:w="70"/>
+              <w:bottom w:type="dxa" w:w="40"/>
+              <w:right w:type="dxa" w:w="70"/>
+            </w:tcMar>
+          </w:tcPr>
+          <w:p>
+            <w:r>
+              <w:rPr>
+                <w:b w:val="false"/>
+                <w:bCs w:val="false"/>
+                <w:color w:val="1A1A1A"/>
+                <w:sz w:val="16"/>
+                <w:szCs w:val="16"/>
+              </w:rPr>
+              <w:t xml:space="preserve">APPROVED TO or valid ad-hoc; required inter-org / in-transit accounts present on both orgs; ship qty &lt;= remaining; source legs via CREATE_TXN (inherits I-list); shipment doc + carried cost written (17.8, 10)</w:t>
+            </w:r>
+          </w:p>
+        </w:tc>
+      </w:tr>
+      <w:tr>
+        <w:tc>
+          <w:tcPr>
+            <w:tcW w:type="dxa" w:w="4074"/>
+            <w:tcMar>
+              <w:top w:type="dxa" w:w="40"/>
+              <w:left w:type="dxa" w:w="70"/>
+              <w:bottom w:type="dxa" w:w="40"/>
+              <w:right w:type="dxa" w:w="70"/>
+            </w:tcMar>
+          </w:tcPr>
+          <w:p>
+            <w:r>
+              <w:rPr>
+                <w:b w:val="false"/>
+                <w:bCs w:val="false"/>
+                <w:color w:val="1A1A1A"/>
+                <w:sz w:val="16"/>
+                <w:szCs w:val="16"/>
+              </w:rPr>
+              <w:t xml:space="preserve">RECEIVE_SHIPMENT (shipment, dest subinvs)</w:t>
+            </w:r>
+          </w:p>
+        </w:tc>
+        <w:tc>
+          <w:tcPr>
+            <w:tcW w:type="dxa" w:w="5626"/>
+            <w:tcMar>
+              <w:top w:type="dxa" w:w="40"/>
+              <w:left w:type="dxa" w:w="70"/>
+              <w:bottom w:type="dxa" w:w="40"/>
+              <w:right w:type="dxa" w:w="70"/>
+            </w:tcMar>
+          </w:tcPr>
+          <w:p>
+            <w:r>
+              <w:rPr>
+                <w:b w:val="false"/>
+                <w:bCs w:val="false"/>
+                <w:color w:val="1A1A1A"/>
+                <w:sz w:val="16"/>
+                <w:szCs w:val="16"/>
+              </w:rPr>
+              <w:t xml:space="preserve">status SHIPPED; receiver has dest-org access; qty &lt;= shipped-not-received; dest legs via CREATE_TXN (inherits R-list); cross-cost-org re-average at carried cost; TO roll-up + COMPLETED (17.8, 7.6)</w:t>
+            </w:r>
+          </w:p>
+        </w:tc>
+      </w:tr>
+    </w:tbl>
+    <w:p>
+      <w:pPr>
+        <w:spacing w:after="100"/>
+      </w:pPr>
+    </w:p>
+    <w:p>
+      <w:pPr>
+        <w:pStyle w:val="Heading3"/>
+        <w:spacing w:after="60" w:before="140"/>
+      </w:pPr>
+      <w:r>
+        <w:rPr>
+          <w:b/>
+          <w:bCs/>
+          <w:color w:val="6B6B6B"/>
+          <w:sz w:val="21"/>
+          <w:szCs w:val="21"/>
+        </w:rPr>
+        <w:t xml:space="preserve">13.3.7 RR_INV_RES_PKG - reservations</w:t>
+      </w:r>
+    </w:p>
+    <w:p>
+      <w:pPr>
+        <w:spacing w:after="100"/>
+      </w:pPr>
+      <w:r>
+        <w:rPr>
+          <w:sz w:val="20"/>
+          <w:szCs w:val="20"/>
+        </w:rPr>
+        <w:t xml:space="preserve">Why: availability protection is its own concern; the engine only consults it.</w:t>
+      </w:r>
+    </w:p>
+    <w:tbl>
+      <w:tblPr>
+        <w:tblW w:type="dxa" w:w="9700"/>
+        <w:tblBorders>
+          <w:top w:val="single" w:color="auto" w:sz="4"/>
+          <w:left w:val="single" w:color="auto" w:sz="4"/>
+          <w:bottom w:val="single" w:color="auto" w:sz="4"/>
+          <w:right w:val="single" w:color="auto" w:sz="4"/>
+          <w:insideH w:val="single" w:color="auto" w:sz="4"/>
+          <w:insideV w:val="single" w:color="auto" w:sz="4"/>
+        </w:tblBorders>
+      </w:tblPr>
+      <w:tblGrid>
+        <w:gridCol w:w="4074"/>
+        <w:gridCol w:w="5626"/>
+      </w:tblGrid>
+      <w:tr>
+        <w:trPr>
+          <w:tblHeader/>
+        </w:trPr>
+        <w:tc>
+          <w:tcPr>
+            <w:tcW w:type="dxa" w:w="4074"/>
+            <w:shd w:fill="C74634" w:val="clear"/>
+            <w:tcMar>
+              <w:top w:type="dxa" w:w="40"/>
+              <w:left w:type="dxa" w:w="70"/>
+              <w:bottom w:type="dxa" w:w="40"/>
+              <w:right w:type="dxa" w:w="70"/>
+            </w:tcMar>
+          </w:tcPr>
+          <w:p>
+            <w:r>
+              <w:rPr>
+                <w:b/>
+                <w:bCs/>
+                <w:color w:val="FFFFFF"/>
+                <w:sz w:val="16"/>
+                <w:szCs w:val="16"/>
+              </w:rPr>
+              <w:t xml:space="preserve">Procedure</w:t>
+            </w:r>
+          </w:p>
+        </w:tc>
+        <w:tc>
+          <w:tcPr>
+            <w:tcW w:type="dxa" w:w="5626"/>
+            <w:shd w:fill="C74634" w:val="clear"/>
+            <w:tcMar>
+              <w:top w:type="dxa" w:w="40"/>
+              <w:left w:type="dxa" w:w="70"/>
+              <w:bottom w:type="dxa" w:w="40"/>
+              <w:right w:type="dxa" w:w="70"/>
+            </w:tcMar>
+          </w:tcPr>
+          <w:p>
+            <w:r>
+              <w:rPr>
+                <w:b/>
+                <w:bCs/>
+                <w:color w:val="FFFFFF"/>
+                <w:sz w:val="16"/>
+                <w:szCs w:val="16"/>
+              </w:rPr>
+              <w:t xml:space="preserve">Validations enforced</w:t>
+            </w:r>
+          </w:p>
+        </w:tc>
+      </w:tr>
+      <w:tr>
+        <w:tc>
+          <w:tcPr>
+            <w:tcW w:type="dxa" w:w="4074"/>
+            <w:tcMar>
+              <w:top w:type="dxa" w:w="40"/>
+              <w:left w:type="dxa" w:w="70"/>
+              <w:bottom w:type="dxa" w:w="40"/>
+              <w:right w:type="dxa" w:w="70"/>
+            </w:tcMar>
+          </w:tcPr>
+          <w:p>
+            <w:r>
+              <w:rPr>
+                <w:b w:val="false"/>
+                <w:bCs w:val="false"/>
+                <w:color w:val="1A1A1A"/>
+                <w:sz w:val="16"/>
+                <w:szCs w:val="16"/>
+              </w:rPr>
+              <w:t xml:space="preserve">CREATE_RESERVATION (org, item, level, qty, demand)</w:t>
+            </w:r>
+          </w:p>
+        </w:tc>
+        <w:tc>
+          <w:tcPr>
+            <w:tcW w:type="dxa" w:w="5626"/>
+            <w:tcMar>
+              <w:top w:type="dxa" w:w="40"/>
+              <w:left w:type="dxa" w:w="70"/>
+              <w:bottom w:type="dxa" w:w="40"/>
+              <w:right w:type="dxa" w:w="70"/>
+            </w:tcMar>
+          </w:tcPr>
+          <w:p>
+            <w:r>
+              <w:rPr>
+                <w:b w:val="false"/>
+                <w:bCs w:val="false"/>
+                <w:color w:val="1A1A1A"/>
+                <w:sz w:val="16"/>
+                <w:szCs w:val="16"/>
+              </w:rPr>
+              <w:t xml:space="preserve">item RESERVABLE; qty &lt;= ATT at the requested level; level fields only where the matching control applies (17.7)</w:t>
+            </w:r>
+          </w:p>
+        </w:tc>
+      </w:tr>
+      <w:tr>
+        <w:tc>
+          <w:tcPr>
+            <w:tcW w:type="dxa" w:w="4074"/>
+            <w:tcMar>
+              <w:top w:type="dxa" w:w="40"/>
+              <w:left w:type="dxa" w:w="70"/>
+              <w:bottom w:type="dxa" w:w="40"/>
+              <w:right w:type="dxa" w:w="70"/>
+            </w:tcMar>
+          </w:tcPr>
+          <w:p>
+            <w:r>
+              <w:rPr>
+                <w:b w:val="false"/>
+                <w:bCs w:val="false"/>
+                <w:color w:val="1A1A1A"/>
+                <w:sz w:val="16"/>
+                <w:szCs w:val="16"/>
+              </w:rPr>
+              <w:t xml:space="preserve">CANCEL_RESERVATION</w:t>
+            </w:r>
+          </w:p>
+        </w:tc>
+        <w:tc>
+          <w:tcPr>
+            <w:tcW w:type="dxa" w:w="5626"/>
+            <w:tcMar>
+              <w:top w:type="dxa" w:w="40"/>
+              <w:left w:type="dxa" w:w="70"/>
+              <w:bottom w:type="dxa" w:w="40"/>
+              <w:right w:type="dxa" w:w="70"/>
+            </w:tcMar>
+          </w:tcPr>
+          <w:p>
+            <w:r>
+              <w:rPr>
+                <w:b w:val="false"/>
+                <w:bCs w:val="false"/>
+                <w:color w:val="1A1A1A"/>
+                <w:sz w:val="16"/>
+                <w:szCs w:val="16"/>
+              </w:rPr>
+              <w:t xml:space="preserve">ACTIVE only; fulfilled quantity never reversed (17.7)</w:t>
+            </w:r>
+          </w:p>
+        </w:tc>
+      </w:tr>
+    </w:tbl>
+    <w:p>
+      <w:pPr>
+        <w:spacing w:after="100"/>
+      </w:pPr>
+    </w:p>
+    <w:p>
+      <w:pPr>
+        <w:pStyle w:val="Heading3"/>
+        <w:spacing w:after="60" w:before="140"/>
+      </w:pPr>
+      <w:r>
+        <w:rPr>
+          <w:b/>
+          <w:bCs/>
+          <w:color w:val="6B6B6B"/>
+          <w:sz w:val="21"/>
+          <w:szCs w:val="21"/>
+        </w:rPr>
+        <w:t xml:space="preserve">13.3.8 RR_INV_COUNT_PKG - counting and ABC</w:t>
+      </w:r>
+    </w:p>
+    <w:p>
+      <w:pPr>
+        <w:spacing w:after="100"/>
+      </w:pPr>
+      <w:r>
+        <w:rPr>
+          <w:sz w:val="20"/>
+          <w:szCs w:val="20"/>
+        </w:rPr>
+        <w:t xml:space="preserve">Why: count documents and their approvals; the resulting corrections still post through the engine.</w:t>
+      </w:r>
+    </w:p>
+    <w:tbl>
+      <w:tblPr>
+        <w:tblW w:type="dxa" w:w="9700"/>
+        <w:tblBorders>
+          <w:top w:val="single" w:color="auto" w:sz="4"/>
+          <w:left w:val="single" w:color="auto" w:sz="4"/>
+          <w:bottom w:val="single" w:color="auto" w:sz="4"/>
+          <w:right w:val="single" w:color="auto" w:sz="4"/>
+          <w:insideH w:val="single" w:color="auto" w:sz="4"/>
+          <w:insideV w:val="single" w:color="auto" w:sz="4"/>
+        </w:tblBorders>
+      </w:tblPr>
+      <w:tblGrid>
+        <w:gridCol w:w="4074"/>
+        <w:gridCol w:w="5626"/>
+      </w:tblGrid>
+      <w:tr>
+        <w:trPr>
+          <w:tblHeader/>
+        </w:trPr>
+        <w:tc>
+          <w:tcPr>
+            <w:tcW w:type="dxa" w:w="4074"/>
+            <w:shd w:fill="C74634" w:val="clear"/>
+            <w:tcMar>
+              <w:top w:type="dxa" w:w="40"/>
+              <w:left w:type="dxa" w:w="70"/>
+              <w:bottom w:type="dxa" w:w="40"/>
+              <w:right w:type="dxa" w:w="70"/>
+            </w:tcMar>
+          </w:tcPr>
+          <w:p>
+            <w:r>
+              <w:rPr>
+                <w:b/>
+                <w:bCs/>
+                <w:color w:val="FFFFFF"/>
+                <w:sz w:val="16"/>
+                <w:szCs w:val="16"/>
+              </w:rPr>
+              <w:t xml:space="preserve">Procedure</w:t>
+            </w:r>
+          </w:p>
+        </w:tc>
+        <w:tc>
+          <w:tcPr>
+            <w:tcW w:type="dxa" w:w="5626"/>
+            <w:shd w:fill="C74634" w:val="clear"/>
+            <w:tcMar>
+              <w:top w:type="dxa" w:w="40"/>
+              <w:left w:type="dxa" w:w="70"/>
+              <w:bottom w:type="dxa" w:w="40"/>
+              <w:right w:type="dxa" w:w="70"/>
+            </w:tcMar>
+          </w:tcPr>
+          <w:p>
+            <w:r>
+              <w:rPr>
+                <w:b/>
+                <w:bCs/>
+                <w:color w:val="FFFFFF"/>
+                <w:sz w:val="16"/>
+                <w:szCs w:val="16"/>
+              </w:rPr>
+              <w:t xml:space="preserve">Validations enforced</w:t>
+            </w:r>
+          </w:p>
+        </w:tc>
+      </w:tr>
+      <w:tr>
+        <w:tc>
+          <w:tcPr>
+            <w:tcW w:type="dxa" w:w="4074"/>
+            <w:tcMar>
+              <w:top w:type="dxa" w:w="40"/>
+              <w:left w:type="dxa" w:w="70"/>
+              <w:bottom w:type="dxa" w:w="40"/>
+              <w:right w:type="dxa" w:w="70"/>
+            </w:tcMar>
+          </w:tcPr>
+          <w:p>
+            <w:r>
+              <w:rPr>
+                <w:b w:val="false"/>
+                <w:bCs w:val="false"/>
+                <w:color w:val="1A1A1A"/>
+                <w:sz w:val="16"/>
+                <w:szCs w:val="16"/>
+              </w:rPr>
+              <w:t xml:space="preserve">CREATE_CYCLE_DEF (org, scope, frequencies, tolerances)</w:t>
+            </w:r>
+          </w:p>
+        </w:tc>
+        <w:tc>
+          <w:tcPr>
+            <w:tcW w:type="dxa" w:w="5626"/>
+            <w:tcMar>
+              <w:top w:type="dxa" w:w="40"/>
+              <w:left w:type="dxa" w:w="70"/>
+              <w:bottom w:type="dxa" w:w="40"/>
+              <w:right w:type="dxa" w:w="70"/>
+            </w:tcMar>
+          </w:tcPr>
+          <w:p>
+            <w:r>
+              <w:rPr>
+                <w:b w:val="false"/>
+                <w:bCs w:val="false"/>
+                <w:color w:val="1A1A1A"/>
+                <w:sz w:val="16"/>
+                <w:szCs w:val="16"/>
+              </w:rPr>
+              <w:t xml:space="preserve">org exists; scope valid; tolerances &gt;= 0 (11.2)</w:t>
+            </w:r>
+          </w:p>
+        </w:tc>
+      </w:tr>
+      <w:tr>
+        <w:tc>
+          <w:tcPr>
+            <w:tcW w:type="dxa" w:w="4074"/>
+            <w:tcMar>
+              <w:top w:type="dxa" w:w="40"/>
+              <w:left w:type="dxa" w:w="70"/>
+              <w:bottom w:type="dxa" w:w="40"/>
+              <w:right w:type="dxa" w:w="70"/>
+            </w:tcMar>
+          </w:tcPr>
+          <w:p>
+            <w:r>
+              <w:rPr>
+                <w:b w:val="false"/>
+                <w:bCs w:val="false"/>
+                <w:color w:val="1A1A1A"/>
+                <w:sz w:val="16"/>
+                <w:szCs w:val="16"/>
+              </w:rPr>
+              <w:t xml:space="preserve">GENERATE_ENTRIES (def)</w:t>
+            </w:r>
+          </w:p>
+        </w:tc>
+        <w:tc>
+          <w:tcPr>
+            <w:tcW w:type="dxa" w:w="5626"/>
+            <w:tcMar>
+              <w:top w:type="dxa" w:w="40"/>
+              <w:left w:type="dxa" w:w="70"/>
+              <w:bottom w:type="dxa" w:w="40"/>
+              <w:right w:type="dxa" w:w="70"/>
+            </w:tcMar>
+          </w:tcPr>
+          <w:p>
+            <w:r>
+              <w:rPr>
+                <w:b w:val="false"/>
+                <w:bCs w:val="false"/>
+                <w:color w:val="1A1A1A"/>
+                <w:sz w:val="16"/>
+                <w:szCs w:val="16"/>
+              </w:rPr>
+              <w:t xml:space="preserve">due items only; one open entry per item+location; snapshot = current on-hand (17.9)</w:t>
+            </w:r>
+          </w:p>
+        </w:tc>
+      </w:tr>
+      <w:tr>
+        <w:tc>
+          <w:tcPr>
+            <w:tcW w:type="dxa" w:w="4074"/>
+            <w:tcMar>
+              <w:top w:type="dxa" w:w="40"/>
+              <w:left w:type="dxa" w:w="70"/>
+              <w:bottom w:type="dxa" w:w="40"/>
+              <w:right w:type="dxa" w:w="70"/>
+            </w:tcMar>
+          </w:tcPr>
+          <w:p>
+            <w:r>
+              <w:rPr>
+                <w:b w:val="false"/>
+                <w:bCs w:val="false"/>
+                <w:color w:val="1A1A1A"/>
+                <w:sz w:val="16"/>
+                <w:szCs w:val="16"/>
+              </w:rPr>
+              <w:t xml:space="preserve">ENTER_COUNT (entry, qty, counter)</w:t>
+            </w:r>
+          </w:p>
+        </w:tc>
+        <w:tc>
+          <w:tcPr>
+            <w:tcW w:type="dxa" w:w="5626"/>
+            <w:tcMar>
+              <w:top w:type="dxa" w:w="40"/>
+              <w:left w:type="dxa" w:w="70"/>
+              <w:bottom w:type="dxa" w:w="40"/>
+              <w:right w:type="dxa" w:w="70"/>
+            </w:tcMar>
+          </w:tcPr>
+          <w:p>
+            <w:r>
+              <w:rPr>
+                <w:b w:val="false"/>
+                <w:bCs w:val="false"/>
+                <w:color w:val="1A1A1A"/>
+                <w:sz w:val="16"/>
+                <w:szCs w:val="16"/>
+              </w:rPr>
+              <w:t xml:space="preserve">entry PENDING; qty &gt;= 0 (17.9)</w:t>
+            </w:r>
+          </w:p>
+        </w:tc>
+      </w:tr>
+      <w:tr>
+        <w:tc>
+          <w:tcPr>
+            <w:tcW w:type="dxa" w:w="4074"/>
+            <w:tcMar>
+              <w:top w:type="dxa" w:w="40"/>
+              <w:left w:type="dxa" w:w="70"/>
+              <w:bottom w:type="dxa" w:w="40"/>
+              <w:right w:type="dxa" w:w="70"/>
+            </w:tcMar>
+          </w:tcPr>
+          <w:p>
+            <w:r>
+              <w:rPr>
+                <w:b w:val="false"/>
+                <w:bCs w:val="false"/>
+                <w:color w:val="1A1A1A"/>
+                <w:sz w:val="16"/>
+                <w:szCs w:val="16"/>
+              </w:rPr>
+              <w:t xml:space="preserve">APPROVE_ENTRY (entry, approver)</w:t>
+            </w:r>
+          </w:p>
+        </w:tc>
+        <w:tc>
+          <w:tcPr>
+            <w:tcW w:type="dxa" w:w="5626"/>
+            <w:tcMar>
+              <w:top w:type="dxa" w:w="40"/>
+              <w:left w:type="dxa" w:w="70"/>
+              <w:bottom w:type="dxa" w:w="40"/>
+              <w:right w:type="dxa" w:w="70"/>
+            </w:tcMar>
+          </w:tcPr>
+          <w:p>
+            <w:r>
+              <w:rPr>
+                <w:b w:val="false"/>
+                <w:bCs w:val="false"/>
+                <w:color w:val="1A1A1A"/>
+                <w:sz w:val="16"/>
+                <w:szCs w:val="16"/>
+              </w:rPr>
+              <w:t xml:space="preserve">within tolerance auto-approves; above tolerance approver required and must differ from counter; posts CYCLE_COUNT_ADJ via CREATE_TXN (17.9)</w:t>
+            </w:r>
+          </w:p>
+        </w:tc>
+      </w:tr>
+      <w:tr>
+        <w:tc>
+          <w:tcPr>
+            <w:tcW w:type="dxa" w:w="4074"/>
+            <w:tcMar>
+              <w:top w:type="dxa" w:w="40"/>
+              <w:left w:type="dxa" w:w="70"/>
+              <w:bottom w:type="dxa" w:w="40"/>
+              <w:right w:type="dxa" w:w="70"/>
+            </w:tcMar>
+          </w:tcPr>
+          <w:p>
+            <w:r>
+              <w:rPr>
+                <w:b w:val="false"/>
+                <w:bCs w:val="false"/>
+                <w:color w:val="1A1A1A"/>
+                <w:sz w:val="16"/>
+                <w:szCs w:val="16"/>
+              </w:rPr>
+              <w:t xml:space="preserve">REQUEST_RECOUNT</w:t>
+            </w:r>
+          </w:p>
+        </w:tc>
+        <w:tc>
+          <w:tcPr>
+            <w:tcW w:type="dxa" w:w="5626"/>
+            <w:tcMar>
+              <w:top w:type="dxa" w:w="40"/>
+              <w:left w:type="dxa" w:w="70"/>
+              <w:bottom w:type="dxa" w:w="40"/>
+              <w:right w:type="dxa" w:w="70"/>
+            </w:tcMar>
+          </w:tcPr>
+          <w:p>
+            <w:r>
+              <w:rPr>
+                <w:b w:val="false"/>
+                <w:bCs w:val="false"/>
+                <w:color w:val="1A1A1A"/>
+                <w:sz w:val="16"/>
+                <w:szCs w:val="16"/>
+              </w:rPr>
+              <w:t xml:space="preserve">resets to PENDING keeping history</w:t>
+            </w:r>
+          </w:p>
+        </w:tc>
+      </w:tr>
+      <w:tr>
+        <w:tc>
+          <w:tcPr>
+            <w:tcW w:type="dxa" w:w="4074"/>
+            <w:tcMar>
+              <w:top w:type="dxa" w:w="40"/>
+              <w:left w:type="dxa" w:w="70"/>
+              <w:bottom w:type="dxa" w:w="40"/>
+              <w:right w:type="dxa" w:w="70"/>
+            </w:tcMar>
+          </w:tcPr>
+          <w:p>
+            <w:r>
+              <w:rPr>
+                <w:b w:val="false"/>
+                <w:bCs w:val="false"/>
+                <w:color w:val="1A1A1A"/>
+                <w:sz w:val="16"/>
+                <w:szCs w:val="16"/>
+              </w:rPr>
+              <w:t xml:space="preserve">CREATE_PHYS_INV / TAKE_SNAPSHOT / ENTER_TAG / APPROVE_PHYS_INV / COMPLETE_PHYS_INV</w:t>
+            </w:r>
+          </w:p>
+        </w:tc>
+        <w:tc>
+          <w:tcPr>
+            <w:tcW w:type="dxa" w:w="5626"/>
+            <w:tcMar>
+              <w:top w:type="dxa" w:w="40"/>
+              <w:left w:type="dxa" w:w="70"/>
+              <w:bottom w:type="dxa" w:w="40"/>
+              <w:right w:type="dxa" w:w="70"/>
+            </w:tcMar>
+          </w:tcPr>
+          <w:p>
+            <w:r>
+              <w:rPr>
+                <w:b w:val="false"/>
+                <w:bCs w:val="false"/>
+                <w:color w:val="1A1A1A"/>
+                <w:sz w:val="16"/>
+                <w:szCs w:val="16"/>
+              </w:rPr>
+              <w:t xml:space="preserve">scope valid; snapshot freezes scope (engine gate 15); tags unique, VOID needs reason; completion requires all tags ENTERED or VOID; adjustments via CREATE_TXN; unfreeze on completion (17.9)</w:t>
+            </w:r>
+          </w:p>
+        </w:tc>
+      </w:tr>
+      <w:tr>
+        <w:tc>
+          <w:tcPr>
+            <w:tcW w:type="dxa" w:w="4074"/>
+            <w:tcMar>
+              <w:top w:type="dxa" w:w="40"/>
+              <w:left w:type="dxa" w:w="70"/>
+              <w:bottom w:type="dxa" w:w="40"/>
+              <w:right w:type="dxa" w:w="70"/>
+            </w:tcMar>
+          </w:tcPr>
+          <w:p>
+            <w:r>
+              <w:rPr>
+                <w:b w:val="false"/>
+                <w:bCs w:val="false"/>
+                <w:color w:val="1A1A1A"/>
+                <w:sz w:val="16"/>
+                <w:szCs w:val="16"/>
+              </w:rPr>
+              <w:t xml:space="preserve">CREATE_ABC_COMPILE / RUN_COMPILE / SET_CLASSES</w:t>
+            </w:r>
+          </w:p>
+        </w:tc>
+        <w:tc>
+          <w:tcPr>
+            <w:tcW w:type="dxa" w:w="5626"/>
+            <w:tcMar>
+              <w:top w:type="dxa" w:w="40"/>
+              <w:left w:type="dxa" w:w="70"/>
+              <w:bottom w:type="dxa" w:w="40"/>
+              <w:right w:type="dxa" w:w="70"/>
+            </w:tcMar>
+          </w:tcPr>
+          <w:p>
+            <w:r>
+              <w:rPr>
+                <w:b w:val="false"/>
+                <w:bCs w:val="false"/>
+                <w:color w:val="1A1A1A"/>
+                <w:sz w:val="16"/>
+                <w:szCs w:val="16"/>
+              </w:rPr>
+              <w:t xml:space="preserve">criterion data exists; classes cover 100% of value (17.9)</w:t>
+            </w:r>
+          </w:p>
+        </w:tc>
+      </w:tr>
+    </w:tbl>
+    <w:p>
+      <w:pPr>
+        <w:spacing w:after="100"/>
+      </w:pPr>
     </w:p>
     <w:p>
       <w:pPr>

--- a/docs/design/INV_Module_Requirements_Design.docx
+++ b/docs/design/INV_Module_Requirements_Design.docx
@@ -29,7 +29,7 @@
           <w:sz w:val="22"/>
           <w:szCs w:val="22"/>
         </w:rPr>
-        <w:t xml:space="preserve">Requirements &amp; Design Document (RD) - v2.7 - September 2026</w:t>
+        <w:t xml:space="preserve">Requirements &amp; Design Document (RD) - v2.8 - September 2026</w:t>
       </w:r>
     </w:p>
     <w:p>
@@ -3726,6 +3726,476 @@
                 <w:szCs w:val="16"/>
               </w:rPr>
               <w:t xml:space="preserve">1 : N (Dr/Cr)</w:t>
+            </w:r>
+          </w:p>
+        </w:tc>
+      </w:tr>
+      <w:tr>
+        <w:tc>
+          <w:tcPr>
+            <w:tcW w:type="dxa" w:w="2910"/>
+            <w:tcMar>
+              <w:top w:type="dxa" w:w="40"/>
+              <w:left w:type="dxa" w:w="70"/>
+              <w:bottom w:type="dxa" w:w="40"/>
+              <w:right w:type="dxa" w:w="70"/>
+            </w:tcMar>
+          </w:tcPr>
+          <w:p>
+            <w:r>
+              <w:rPr>
+                <w:b w:val="false"/>
+                <w:bCs w:val="false"/>
+                <w:color w:val="1A1A1A"/>
+                <w:sz w:val="16"/>
+                <w:szCs w:val="16"/>
+              </w:rPr>
+              <w:t xml:space="preserve">RR_INV_COST_ELEMENTS</w:t>
+            </w:r>
+          </w:p>
+        </w:tc>
+        <w:tc>
+          <w:tcPr>
+            <w:tcW w:type="dxa" w:w="2910"/>
+            <w:tcMar>
+              <w:top w:type="dxa" w:w="40"/>
+              <w:left w:type="dxa" w:w="70"/>
+              <w:bottom w:type="dxa" w:w="40"/>
+              <w:right w:type="dxa" w:w="70"/>
+            </w:tcMar>
+          </w:tcPr>
+          <w:p>
+            <w:r>
+              <w:rPr>
+                <w:b w:val="false"/>
+                <w:bCs w:val="false"/>
+                <w:color w:val="1A1A1A"/>
+                <w:sz w:val="16"/>
+                <w:szCs w:val="16"/>
+              </w:rPr>
+              <w:t xml:space="preserve">RR_INV_ITEM_COST_DETAILS</w:t>
+            </w:r>
+          </w:p>
+        </w:tc>
+        <w:tc>
+          <w:tcPr>
+            <w:tcW w:type="dxa" w:w="1746"/>
+            <w:tcMar>
+              <w:top w:type="dxa" w:w="40"/>
+              <w:left w:type="dxa" w:w="70"/>
+              <w:bottom w:type="dxa" w:w="40"/>
+              <w:right w:type="dxa" w:w="70"/>
+            </w:tcMar>
+          </w:tcPr>
+          <w:p>
+            <w:r>
+              <w:rPr>
+                <w:b w:val="false"/>
+                <w:bCs w:val="false"/>
+                <w:color w:val="1A1A1A"/>
+                <w:sz w:val="16"/>
+                <w:szCs w:val="16"/>
+              </w:rPr>
+              <w:t xml:space="preserve">ELEMENT_CODE</w:t>
+            </w:r>
+          </w:p>
+        </w:tc>
+        <w:tc>
+          <w:tcPr>
+            <w:tcW w:type="dxa" w:w="2134"/>
+            <w:tcMar>
+              <w:top w:type="dxa" w:w="40"/>
+              <w:left w:type="dxa" w:w="70"/>
+              <w:bottom w:type="dxa" w:w="40"/>
+              <w:right w:type="dxa" w:w="70"/>
+            </w:tcMar>
+          </w:tcPr>
+          <w:p>
+            <w:r>
+              <w:rPr>
+                <w:b w:val="false"/>
+                <w:bCs w:val="false"/>
+                <w:color w:val="1A1A1A"/>
+                <w:sz w:val="16"/>
+                <w:szCs w:val="16"/>
+              </w:rPr>
+              <w:t xml:space="preserve">1 : N</w:t>
+            </w:r>
+          </w:p>
+        </w:tc>
+      </w:tr>
+      <w:tr>
+        <w:tc>
+          <w:tcPr>
+            <w:tcW w:type="dxa" w:w="2910"/>
+            <w:tcMar>
+              <w:top w:type="dxa" w:w="40"/>
+              <w:left w:type="dxa" w:w="70"/>
+              <w:bottom w:type="dxa" w:w="40"/>
+              <w:right w:type="dxa" w:w="70"/>
+            </w:tcMar>
+          </w:tcPr>
+          <w:p>
+            <w:r>
+              <w:rPr>
+                <w:b w:val="false"/>
+                <w:bCs w:val="false"/>
+                <w:color w:val="1A1A1A"/>
+                <w:sz w:val="16"/>
+                <w:szCs w:val="16"/>
+              </w:rPr>
+              <w:t xml:space="preserve">RR_INV_ITEM_COSTS</w:t>
+            </w:r>
+          </w:p>
+        </w:tc>
+        <w:tc>
+          <w:tcPr>
+            <w:tcW w:type="dxa" w:w="2910"/>
+            <w:tcMar>
+              <w:top w:type="dxa" w:w="40"/>
+              <w:left w:type="dxa" w:w="70"/>
+              <w:bottom w:type="dxa" w:w="40"/>
+              <w:right w:type="dxa" w:w="70"/>
+            </w:tcMar>
+          </w:tcPr>
+          <w:p>
+            <w:r>
+              <w:rPr>
+                <w:b w:val="false"/>
+                <w:bCs w:val="false"/>
+                <w:color w:val="1A1A1A"/>
+                <w:sz w:val="16"/>
+                <w:szCs w:val="16"/>
+              </w:rPr>
+              <w:t xml:space="preserve">RR_INV_ITEM_COST_DETAILS / RR_INV_ITEM_COST_HISTORY</w:t>
+            </w:r>
+          </w:p>
+        </w:tc>
+        <w:tc>
+          <w:tcPr>
+            <w:tcW w:type="dxa" w:w="1746"/>
+            <w:tcMar>
+              <w:top w:type="dxa" w:w="40"/>
+              <w:left w:type="dxa" w:w="70"/>
+              <w:bottom w:type="dxa" w:w="40"/>
+              <w:right w:type="dxa" w:w="70"/>
+            </w:tcMar>
+          </w:tcPr>
+          <w:p>
+            <w:r>
+              <w:rPr>
+                <w:b w:val="false"/>
+                <w:bCs w:val="false"/>
+                <w:color w:val="1A1A1A"/>
+                <w:sz w:val="16"/>
+                <w:szCs w:val="16"/>
+              </w:rPr>
+              <w:t xml:space="preserve">ITEM_COST_ID / keys</w:t>
+            </w:r>
+          </w:p>
+        </w:tc>
+        <w:tc>
+          <w:tcPr>
+            <w:tcW w:type="dxa" w:w="2134"/>
+            <w:tcMar>
+              <w:top w:type="dxa" w:w="40"/>
+              <w:left w:type="dxa" w:w="70"/>
+              <w:bottom w:type="dxa" w:w="40"/>
+              <w:right w:type="dxa" w:w="70"/>
+            </w:tcMar>
+          </w:tcPr>
+          <w:p>
+            <w:r>
+              <w:rPr>
+                <w:b w:val="false"/>
+                <w:bCs w:val="false"/>
+                <w:color w:val="1A1A1A"/>
+                <w:sz w:val="16"/>
+                <w:szCs w:val="16"/>
+              </w:rPr>
+              <w:t xml:space="preserve">1 : N</w:t>
+            </w:r>
+          </w:p>
+        </w:tc>
+      </w:tr>
+      <w:tr>
+        <w:tc>
+          <w:tcPr>
+            <w:tcW w:type="dxa" w:w="2910"/>
+            <w:tcMar>
+              <w:top w:type="dxa" w:w="40"/>
+              <w:left w:type="dxa" w:w="70"/>
+              <w:bottom w:type="dxa" w:w="40"/>
+              <w:right w:type="dxa" w:w="70"/>
+            </w:tcMar>
+          </w:tcPr>
+          <w:p>
+            <w:r>
+              <w:rPr>
+                <w:b w:val="false"/>
+                <w:bCs w:val="false"/>
+                <w:color w:val="1A1A1A"/>
+                <w:sz w:val="16"/>
+                <w:szCs w:val="16"/>
+              </w:rPr>
+              <w:t xml:space="preserve">RR_INV_COST_ORGANIZATIONS</w:t>
+            </w:r>
+          </w:p>
+        </w:tc>
+        <w:tc>
+          <w:tcPr>
+            <w:tcW w:type="dxa" w:w="2910"/>
+            <w:tcMar>
+              <w:top w:type="dxa" w:w="40"/>
+              <w:left w:type="dxa" w:w="70"/>
+              <w:bottom w:type="dxa" w:w="40"/>
+              <w:right w:type="dxa" w:w="70"/>
+            </w:tcMar>
+          </w:tcPr>
+          <w:p>
+            <w:r>
+              <w:rPr>
+                <w:b w:val="false"/>
+                <w:bCs w:val="false"/>
+                <w:color w:val="1A1A1A"/>
+                <w:sz w:val="16"/>
+                <w:szCs w:val="16"/>
+              </w:rPr>
+              <w:t xml:space="preserve">RR_INV_COST_ADJUSTMENTS</w:t>
+            </w:r>
+          </w:p>
+        </w:tc>
+        <w:tc>
+          <w:tcPr>
+            <w:tcW w:type="dxa" w:w="1746"/>
+            <w:tcMar>
+              <w:top w:type="dxa" w:w="40"/>
+              <w:left w:type="dxa" w:w="70"/>
+              <w:bottom w:type="dxa" w:w="40"/>
+              <w:right w:type="dxa" w:w="70"/>
+            </w:tcMar>
+          </w:tcPr>
+          <w:p>
+            <w:r>
+              <w:rPr>
+                <w:b w:val="false"/>
+                <w:bCs w:val="false"/>
+                <w:color w:val="1A1A1A"/>
+                <w:sz w:val="16"/>
+                <w:szCs w:val="16"/>
+              </w:rPr>
+              <w:t xml:space="preserve">COST_ORG_ID</w:t>
+            </w:r>
+          </w:p>
+        </w:tc>
+        <w:tc>
+          <w:tcPr>
+            <w:tcW w:type="dxa" w:w="2134"/>
+            <w:tcMar>
+              <w:top w:type="dxa" w:w="40"/>
+              <w:left w:type="dxa" w:w="70"/>
+              <w:bottom w:type="dxa" w:w="40"/>
+              <w:right w:type="dxa" w:w="70"/>
+            </w:tcMar>
+          </w:tcPr>
+          <w:p>
+            <w:r>
+              <w:rPr>
+                <w:b w:val="false"/>
+                <w:bCs w:val="false"/>
+                <w:color w:val="1A1A1A"/>
+                <w:sz w:val="16"/>
+                <w:szCs w:val="16"/>
+              </w:rPr>
+              <w:t xml:space="preserve">1 : N</w:t>
+            </w:r>
+          </w:p>
+        </w:tc>
+      </w:tr>
+      <w:tr>
+        <w:tc>
+          <w:tcPr>
+            <w:tcW w:type="dxa" w:w="2910"/>
+            <w:tcMar>
+              <w:top w:type="dxa" w:w="40"/>
+              <w:left w:type="dxa" w:w="70"/>
+              <w:bottom w:type="dxa" w:w="40"/>
+              <w:right w:type="dxa" w:w="70"/>
+            </w:tcMar>
+          </w:tcPr>
+          <w:p>
+            <w:r>
+              <w:rPr>
+                <w:b w:val="false"/>
+                <w:bCs w:val="false"/>
+                <w:color w:val="1A1A1A"/>
+                <w:sz w:val="16"/>
+                <w:szCs w:val="16"/>
+              </w:rPr>
+              <w:t xml:space="preserve">RR_INV_UOMS</w:t>
+            </w:r>
+          </w:p>
+        </w:tc>
+        <w:tc>
+          <w:tcPr>
+            <w:tcW w:type="dxa" w:w="2910"/>
+            <w:tcMar>
+              <w:top w:type="dxa" w:w="40"/>
+              <w:left w:type="dxa" w:w="70"/>
+              <w:bottom w:type="dxa" w:w="40"/>
+              <w:right w:type="dxa" w:w="70"/>
+            </w:tcMar>
+          </w:tcPr>
+          <w:p>
+            <w:r>
+              <w:rPr>
+                <w:b w:val="false"/>
+                <w:bCs w:val="false"/>
+                <w:color w:val="1A1A1A"/>
+                <w:sz w:val="16"/>
+                <w:szCs w:val="16"/>
+              </w:rPr>
+              <w:t xml:space="preserve">RR_INV_UOM_ITEM_CONVERSIONS</w:t>
+            </w:r>
+          </w:p>
+        </w:tc>
+        <w:tc>
+          <w:tcPr>
+            <w:tcW w:type="dxa" w:w="1746"/>
+            <w:tcMar>
+              <w:top w:type="dxa" w:w="40"/>
+              <w:left w:type="dxa" w:w="70"/>
+              <w:bottom w:type="dxa" w:w="40"/>
+              <w:right w:type="dxa" w:w="70"/>
+            </w:tcMar>
+          </w:tcPr>
+          <w:p>
+            <w:r>
+              <w:rPr>
+                <w:b w:val="false"/>
+                <w:bCs w:val="false"/>
+                <w:color w:val="1A1A1A"/>
+                <w:sz w:val="16"/>
+                <w:szCs w:val="16"/>
+              </w:rPr>
+              <w:t xml:space="preserve">UOM_CODE</w:t>
+            </w:r>
+          </w:p>
+        </w:tc>
+        <w:tc>
+          <w:tcPr>
+            <w:tcW w:type="dxa" w:w="2134"/>
+            <w:tcMar>
+              <w:top w:type="dxa" w:w="40"/>
+              <w:left w:type="dxa" w:w="70"/>
+              <w:bottom w:type="dxa" w:w="40"/>
+              <w:right w:type="dxa" w:w="70"/>
+            </w:tcMar>
+          </w:tcPr>
+          <w:p>
+            <w:r>
+              <w:rPr>
+                <w:b w:val="false"/>
+                <w:bCs w:val="false"/>
+                <w:color w:val="1A1A1A"/>
+                <w:sz w:val="16"/>
+                <w:szCs w:val="16"/>
+              </w:rPr>
+              <w:t xml:space="preserve">1 : N</w:t>
+            </w:r>
+          </w:p>
+        </w:tc>
+      </w:tr>
+      <w:tr>
+        <w:tc>
+          <w:tcPr>
+            <w:tcW w:type="dxa" w:w="2910"/>
+            <w:tcMar>
+              <w:top w:type="dxa" w:w="40"/>
+              <w:left w:type="dxa" w:w="70"/>
+              <w:bottom w:type="dxa" w:w="40"/>
+              <w:right w:type="dxa" w:w="70"/>
+            </w:tcMar>
+          </w:tcPr>
+          <w:p>
+            <w:r>
+              <w:rPr>
+                <w:b w:val="false"/>
+                <w:bCs w:val="false"/>
+                <w:color w:val="1A1A1A"/>
+                <w:sz w:val="16"/>
+                <w:szCs w:val="16"/>
+              </w:rPr>
+              <w:t xml:space="preserve">standalone</w:t>
+            </w:r>
+          </w:p>
+        </w:tc>
+        <w:tc>
+          <w:tcPr>
+            <w:tcW w:type="dxa" w:w="2910"/>
+            <w:tcMar>
+              <w:top w:type="dxa" w:w="40"/>
+              <w:left w:type="dxa" w:w="70"/>
+              <w:bottom w:type="dxa" w:w="40"/>
+              <w:right w:type="dxa" w:w="70"/>
+            </w:tcMar>
+          </w:tcPr>
+          <w:p>
+            <w:r>
+              <w:rPr>
+                <w:b w:val="false"/>
+                <w:bCs w:val="false"/>
+                <w:color w:val="1A1A1A"/>
+                <w:sz w:val="16"/>
+                <w:szCs w:val="16"/>
+              </w:rPr>
+              <w:t xml:space="preserve">RR_INV_ORG_ACCESS / RR_INV_PROC_REGISTRY / RR_INV_EXEC_LOG</w:t>
+            </w:r>
+          </w:p>
+        </w:tc>
+        <w:tc>
+          <w:tcPr>
+            <w:tcW w:type="dxa" w:w="1746"/>
+            <w:tcMar>
+              <w:top w:type="dxa" w:w="40"/>
+              <w:left w:type="dxa" w:w="70"/>
+              <w:bottom w:type="dxa" w:w="40"/>
+              <w:right w:type="dxa" w:w="70"/>
+            </w:tcMar>
+          </w:tcPr>
+          <w:p>
+            <w:r>
+              <w:rPr>
+                <w:b w:val="false"/>
+                <w:bCs w:val="false"/>
+                <w:color w:val="1A1A1A"/>
+                <w:sz w:val="16"/>
+                <w:szCs w:val="16"/>
+              </w:rPr>
+              <w:t xml:space="preserve">-</w:t>
+            </w:r>
+          </w:p>
+        </w:tc>
+        <w:tc>
+          <w:tcPr>
+            <w:tcW w:type="dxa" w:w="2134"/>
+            <w:tcMar>
+              <w:top w:type="dxa" w:w="40"/>
+              <w:left w:type="dxa" w:w="70"/>
+              <w:bottom w:type="dxa" w:w="40"/>
+              <w:right w:type="dxa" w:w="70"/>
+            </w:tcMar>
+          </w:tcPr>
+          <w:p>
+            <w:r>
+              <w:rPr>
+                <w:b w:val="false"/>
+                <w:bCs w:val="false"/>
+                <w:color w:val="1A1A1A"/>
+                <w:sz w:val="16"/>
+                <w:szCs w:val="16"/>
+              </w:rPr>
+              <w:t xml:space="preserve">security &amp; gateway plumbing</w:t>
             </w:r>
           </w:p>
         </w:tc>
@@ -28289,7 +28759,7 @@
                 <w:sz w:val="16"/>
                 <w:szCs w:val="16"/>
               </w:rPr>
-              <w:t xml:space="preserve">Quantity basis of the current average (7.5)</w:t>
+              <w:t xml:space="preserve">Quantity basis of the current average (7.4)</w:t>
             </w:r>
           </w:p>
         </w:tc>
@@ -33717,7 +34187,21 @@
           <w:sz w:val="15"/>
           <w:szCs w:val="15"/>
         </w:rPr>
-        <w:t xml:space="preserve">  1  Org access check (2.1); org and item ACTIVE; assignment ACTIVE in org</w:t>
+        <w:t xml:space="preserve">  1  Idempotency token unseen; org access check (2.1); org and item ACTIVE;</w:t>
+      </w:r>
+    </w:p>
+    <w:p>
+      <w:pPr>
+        <w:shd w:fill="F7F5F3" w:val="clear"/>
+        <w:spacing w:after="0"/>
+      </w:pPr>
+      <w:r>
+        <w:rPr>
+          <w:rFonts w:ascii="Consolas" w:cs="Consolas" w:eastAsia="Consolas" w:hAnsi="Consolas"/>
+          <w:sz w:val="15"/>
+          <w:szCs w:val="15"/>
+        </w:rPr>
+        <w:t xml:space="preserve">     assignment ACTIVE in org</w:t>
       </w:r>
     </w:p>
     <w:p>
@@ -36744,7 +37228,7 @@
           <w:sz w:val="15"/>
           <w:szCs w:val="15"/>
         </w:rPr>
-        <w:t xml:space="preserve">inventory in scope (7.3).</w:t>
+        <w:t xml:space="preserve">inventory in scope (7.7).</w:t>
       </w:r>
     </w:p>
     <w:p>
@@ -37524,6 +38008,54 @@
                 <w:szCs w:val="16"/>
               </w:rPr>
               <w:t xml:space="preserve">Cost Periods / Valuation</w:t>
+            </w:r>
+          </w:p>
+        </w:tc>
+      </w:tr>
+      <w:tr>
+        <w:tc>
+          <w:tcPr>
+            <w:tcW w:type="dxa" w:w="4074"/>
+            <w:tcMar>
+              <w:top w:type="dxa" w:w="40"/>
+              <w:left w:type="dxa" w:w="70"/>
+              <w:bottom w:type="dxa" w:w="40"/>
+              <w:right w:type="dxa" w:w="70"/>
+            </w:tcMar>
+          </w:tcPr>
+          <w:p>
+            <w:r>
+              <w:rPr>
+                <w:b w:val="false"/>
+                <w:bCs w:val="false"/>
+                <w:color w:val="1A1A1A"/>
+                <w:sz w:val="16"/>
+                <w:szCs w:val="16"/>
+              </w:rPr>
+              <w:t xml:space="preserve">RR_INV_V_EXPIRING_LOTS</w:t>
+            </w:r>
+          </w:p>
+        </w:tc>
+        <w:tc>
+          <w:tcPr>
+            <w:tcW w:type="dxa" w:w="5626"/>
+            <w:tcMar>
+              <w:top w:type="dxa" w:w="40"/>
+              <w:left w:type="dxa" w:w="70"/>
+              <w:bottom w:type="dxa" w:w="40"/>
+              <w:right w:type="dxa" w:w="70"/>
+            </w:tcMar>
+          </w:tcPr>
+          <w:p>
+            <w:r>
+              <w:rPr>
+                <w:b w:val="false"/>
+                <w:bCs w:val="false"/>
+                <w:color w:val="1A1A1A"/>
+                <w:sz w:val="16"/>
+                <w:szCs w:val="16"/>
+              </w:rPr>
+              <w:t xml:space="preserve">Expiring-lots filter on On-Hand and Lots pages</w:t>
             </w:r>
           </w:p>
         </w:tc>
@@ -42126,6 +42658,148 @@
                 <w:szCs w:val="16"/>
               </w:rPr>
               <w:t xml:space="preserve">/inv/setup/material-statuses</w:t>
+            </w:r>
+          </w:p>
+        </w:tc>
+      </w:tr>
+      <w:tr>
+        <w:tc>
+          <w:tcPr>
+            <w:tcW w:type="dxa" w:w="1552"/>
+            <w:tcMar>
+              <w:top w:type="dxa" w:w="40"/>
+              <w:left w:type="dxa" w:w="70"/>
+              <w:bottom w:type="dxa" w:w="40"/>
+              <w:right w:type="dxa" w:w="70"/>
+            </w:tcMar>
+          </w:tcPr>
+          <w:p>
+            <w:r>
+              <w:rPr>
+                <w:b w:val="false"/>
+                <w:bCs w:val="false"/>
+                <w:color w:val="1A1A1A"/>
+                <w:sz w:val="16"/>
+                <w:szCs w:val="16"/>
+              </w:rPr>
+              <w:t xml:space="preserve">Setup</w:t>
+            </w:r>
+          </w:p>
+        </w:tc>
+        <w:tc>
+          <w:tcPr>
+            <w:tcW w:type="dxa" w:w="6014"/>
+            <w:tcMar>
+              <w:top w:type="dxa" w:w="40"/>
+              <w:left w:type="dxa" w:w="70"/>
+              <w:bottom w:type="dxa" w:w="40"/>
+              <w:right w:type="dxa" w:w="70"/>
+            </w:tcMar>
+          </w:tcPr>
+          <w:p>
+            <w:r>
+              <w:rPr>
+                <w:b w:val="false"/>
+                <w:bCs w:val="false"/>
+                <w:color w:val="1A1A1A"/>
+                <w:sz w:val="16"/>
+                <w:szCs w:val="16"/>
+              </w:rPr>
+              <w:t xml:space="preserve">Transaction Types</w:t>
+            </w:r>
+          </w:p>
+        </w:tc>
+        <w:tc>
+          <w:tcPr>
+            <w:tcW w:type="dxa" w:w="2134"/>
+            <w:tcMar>
+              <w:top w:type="dxa" w:w="40"/>
+              <w:left w:type="dxa" w:w="70"/>
+              <w:bottom w:type="dxa" w:w="40"/>
+              <w:right w:type="dxa" w:w="70"/>
+            </w:tcMar>
+          </w:tcPr>
+          <w:p>
+            <w:r>
+              <w:rPr>
+                <w:b w:val="false"/>
+                <w:bCs w:val="false"/>
+                <w:color w:val="1A1A1A"/>
+                <w:sz w:val="16"/>
+                <w:szCs w:val="16"/>
+              </w:rPr>
+              <w:t xml:space="preserve">/inv/setup/txn-types</w:t>
+            </w:r>
+          </w:p>
+        </w:tc>
+      </w:tr>
+      <w:tr>
+        <w:tc>
+          <w:tcPr>
+            <w:tcW w:type="dxa" w:w="1552"/>
+            <w:tcMar>
+              <w:top w:type="dxa" w:w="40"/>
+              <w:left w:type="dxa" w:w="70"/>
+              <w:bottom w:type="dxa" w:w="40"/>
+              <w:right w:type="dxa" w:w="70"/>
+            </w:tcMar>
+          </w:tcPr>
+          <w:p>
+            <w:r>
+              <w:rPr>
+                <w:b w:val="false"/>
+                <w:bCs w:val="false"/>
+                <w:color w:val="1A1A1A"/>
+                <w:sz w:val="16"/>
+                <w:szCs w:val="16"/>
+              </w:rPr>
+              <w:t xml:space="preserve">Setup</w:t>
+            </w:r>
+          </w:p>
+        </w:tc>
+        <w:tc>
+          <w:tcPr>
+            <w:tcW w:type="dxa" w:w="6014"/>
+            <w:tcMar>
+              <w:top w:type="dxa" w:w="40"/>
+              <w:left w:type="dxa" w:w="70"/>
+              <w:bottom w:type="dxa" w:w="40"/>
+              <w:right w:type="dxa" w:w="70"/>
+            </w:tcMar>
+          </w:tcPr>
+          <w:p>
+            <w:r>
+              <w:rPr>
+                <w:b w:val="false"/>
+                <w:bCs w:val="false"/>
+                <w:color w:val="1A1A1A"/>
+                <w:sz w:val="16"/>
+                <w:szCs w:val="16"/>
+              </w:rPr>
+              <w:t xml:space="preserve">Cost Elements</w:t>
+            </w:r>
+          </w:p>
+        </w:tc>
+        <w:tc>
+          <w:tcPr>
+            <w:tcW w:type="dxa" w:w="2134"/>
+            <w:tcMar>
+              <w:top w:type="dxa" w:w="40"/>
+              <w:left w:type="dxa" w:w="70"/>
+              <w:bottom w:type="dxa" w:w="40"/>
+              <w:right w:type="dxa" w:w="70"/>
+            </w:tcMar>
+          </w:tcPr>
+          <w:p>
+            <w:r>
+              <w:rPr>
+                <w:b w:val="false"/>
+                <w:bCs w:val="false"/>
+                <w:color w:val="1A1A1A"/>
+                <w:sz w:val="16"/>
+                <w:szCs w:val="16"/>
+              </w:rPr>
+              <w:t xml:space="preserve">/inv/setup/cost-elements</w:t>
             </w:r>
           </w:p>
         </w:tc>
@@ -44641,7 +45315,7 @@
           <w:sz w:val="20"/>
           <w:szCs w:val="20"/>
         </w:rPr>
-        <w:t xml:space="preserve">Seeded data: 12 UOMs, transaction types (8.1), item statuses (5.2), material statuses (4.9), reasons (OPENING, DAMAGE, EXPIRY, SAMPLE, CORRECTION, DONATION), category sets PRODUCT and COST, ship methods (ROAD, SEA, AIR, COURIER)</w:t>
+        <w:t xml:space="preserve">Seeded data: 12 UOMs, transaction types (8.1), item statuses (5.2), material statuses (4.9), reasons (OPENING, DAMAGE, EXPIRY, SAMPLE, CORRECTION, DONATION), cost elements (7.2), category sets PRODUCT and COST, ship methods (ROAD, SEA, AIR, COURIER)</w:t>
       </w:r>
     </w:p>
     <w:p>
@@ -44831,7 +45505,7 @@
                 <w:sz w:val="16"/>
                 <w:szCs w:val="16"/>
               </w:rPr>
-              <w:t xml:space="preserve">Orgs, parameters, subinventories/locators, UOMs, lookups, org access, cost orgs</w:t>
+              <w:t xml:space="preserve">Tables + WHO columns, RR_INV_SEQ, inv/execute dispatcher + RR_INV_PROC_REGISTRY + RR_INV_EXEC_LOG, RR_INV_ORG_PKG + RR_INV_LOOKUP_PKG, read views, pages: orgs, cost orgs, lookups</w:t>
             </w:r>
           </w:p>
         </w:tc>
@@ -47619,7 +48293,7 @@
           <w:sz w:val="24"/>
           <w:szCs w:val="24"/>
         </w:rPr>
-        <w:t xml:space="preserve">17.6 Transactions (engine, section 8.3)</w:t>
+        <w:t xml:space="preserve">17.6 Transactions - the 16 common gates (engine, section 8.3)</w:t>
       </w:r>
     </w:p>
     <w:tbl>
@@ -47635,8 +48309,9 @@
         </w:tblBorders>
       </w:tblPr>
       <w:tblGrid>
-        <w:gridCol w:w="4074"/>
-        <w:gridCol w:w="5626"/>
+        <w:gridCol w:w="1552"/>
+        <w:gridCol w:w="6014"/>
+        <w:gridCol w:w="2134"/>
       </w:tblGrid>
       <w:tr>
         <w:trPr>
@@ -47644,7 +48319,7 @@
         </w:trPr>
         <w:tc>
           <w:tcPr>
-            <w:tcW w:type="dxa" w:w="4074"/>
+            <w:tcW w:type="dxa" w:w="1552"/>
             <w:shd w:fill="C74634" w:val="clear"/>
             <w:tcMar>
               <w:top w:type="dxa" w:w="40"/>
@@ -47662,13 +48337,13 @@
                 <w:sz w:val="16"/>
                 <w:szCs w:val="16"/>
               </w:rPr>
-              <w:t xml:space="preserve">Rule</w:t>
-            </w:r>
-          </w:p>
-        </w:tc>
-        <w:tc>
-          <w:tcPr>
-            <w:tcW w:type="dxa" w:w="5626"/>
+              <w:t xml:space="preserve">#</w:t>
+            </w:r>
+          </w:p>
+        </w:tc>
+        <w:tc>
+          <w:tcPr>
+            <w:tcW w:type="dxa" w:w="6014"/>
             <w:shd w:fill="C74634" w:val="clear"/>
             <w:tcMar>
               <w:top w:type="dxa" w:w="40"/>
@@ -47686,6 +48361,30 @@
                 <w:sz w:val="16"/>
                 <w:szCs w:val="16"/>
               </w:rPr>
+              <w:t xml:space="preserve">Gate</w:t>
+            </w:r>
+          </w:p>
+        </w:tc>
+        <w:tc>
+          <w:tcPr>
+            <w:tcW w:type="dxa" w:w="2134"/>
+            <w:shd w:fill="C74634" w:val="clear"/>
+            <w:tcMar>
+              <w:top w:type="dxa" w:w="40"/>
+              <w:left w:type="dxa" w:w="70"/>
+              <w:bottom w:type="dxa" w:w="40"/>
+              <w:right w:type="dxa" w:w="70"/>
+            </w:tcMar>
+          </w:tcPr>
+          <w:p>
+            <w:r>
+              <w:rPr>
+                <w:b/>
+                <w:bCs/>
+                <w:color w:val="FFFFFF"/>
+                <w:sz w:val="16"/>
+                <w:szCs w:val="16"/>
+              </w:rPr>
               <w:t xml:space="preserve">Response</w:t>
             </w:r>
           </w:p>
@@ -47694,30 +48393,53 @@
       <w:tr>
         <w:tc>
           <w:tcPr>
-            <w:tcW w:type="dxa" w:w="4074"/>
-            <w:tcMar>
-              <w:top w:type="dxa" w:w="40"/>
-              <w:left w:type="dxa" w:w="70"/>
-              <w:bottom w:type="dxa" w:w="40"/>
-              <w:right w:type="dxa" w:w="70"/>
-            </w:tcMar>
-          </w:tcPr>
-          <w:p>
-            <w:r>
-              <w:rPr>
-                <w:b w:val="false"/>
-                <w:bCs w:val="false"/>
-                <w:color w:val="1A1A1A"/>
-                <w:sz w:val="16"/>
-                <w:szCs w:val="16"/>
-              </w:rPr>
-              <w:t xml:space="preserve">Org access (2.1) for the user</w:t>
-            </w:r>
-          </w:p>
-        </w:tc>
-        <w:tc>
-          <w:tcPr>
-            <w:tcW w:type="dxa" w:w="5626"/>
+            <w:tcW w:type="dxa" w:w="1552"/>
+            <w:tcMar>
+              <w:top w:type="dxa" w:w="40"/>
+              <w:left w:type="dxa" w:w="70"/>
+              <w:bottom w:type="dxa" w:w="40"/>
+              <w:right w:type="dxa" w:w="70"/>
+            </w:tcMar>
+          </w:tcPr>
+          <w:p>
+            <w:r>
+              <w:rPr>
+                <w:b w:val="false"/>
+                <w:bCs w:val="false"/>
+                <w:color w:val="1A1A1A"/>
+                <w:sz w:val="16"/>
+                <w:szCs w:val="16"/>
+              </w:rPr>
+              <w:t xml:space="preserve">1</w:t>
+            </w:r>
+          </w:p>
+        </w:tc>
+        <w:tc>
+          <w:tcPr>
+            <w:tcW w:type="dxa" w:w="6014"/>
+            <w:tcMar>
+              <w:top w:type="dxa" w:w="40"/>
+              <w:left w:type="dxa" w:w="70"/>
+              <w:bottom w:type="dxa" w:w="40"/>
+              <w:right w:type="dxa" w:w="70"/>
+            </w:tcMar>
+          </w:tcPr>
+          <w:p>
+            <w:r>
+              <w:rPr>
+                <w:b w:val="false"/>
+                <w:bCs w:val="false"/>
+                <w:color w:val="1A1A1A"/>
+                <w:sz w:val="16"/>
+                <w:szCs w:val="16"/>
+              </w:rPr>
+              <w:t xml:space="preserve">User authenticated and org access exists (2.1) - ALL_ORGS or a row for this org</w:t>
+            </w:r>
+          </w:p>
+        </w:tc>
+        <w:tc>
+          <w:tcPr>
+            <w:tcW w:type="dxa" w:w="2134"/>
             <w:tcMar>
               <w:top w:type="dxa" w:w="40"/>
               <w:left w:type="dxa" w:w="70"/>
@@ -47742,30 +48464,266 @@
       <w:tr>
         <w:tc>
           <w:tcPr>
-            <w:tcW w:type="dxa" w:w="4074"/>
-            <w:tcMar>
-              <w:top w:type="dxa" w:w="40"/>
-              <w:left w:type="dxa" w:w="70"/>
-              <w:bottom w:type="dxa" w:w="40"/>
-              <w:right w:type="dxa" w:w="70"/>
-            </w:tcMar>
-          </w:tcPr>
-          <w:p>
-            <w:r>
-              <w:rPr>
-                <w:b w:val="false"/>
-                <w:bCs w:val="false"/>
-                <w:color w:val="1A1A1A"/>
-                <w:sz w:val="16"/>
-                <w:szCs w:val="16"/>
-              </w:rPr>
-              <w:t xml:space="preserve">Item ACTIVE, transactable, with ACTIVE assignment in the org</w:t>
-            </w:r>
-          </w:p>
-        </w:tc>
-        <w:tc>
-          <w:tcPr>
-            <w:tcW w:type="dxa" w:w="5626"/>
+            <w:tcW w:type="dxa" w:w="1552"/>
+            <w:tcMar>
+              <w:top w:type="dxa" w:w="40"/>
+              <w:left w:type="dxa" w:w="70"/>
+              <w:bottom w:type="dxa" w:w="40"/>
+              <w:right w:type="dxa" w:w="70"/>
+            </w:tcMar>
+          </w:tcPr>
+          <w:p>
+            <w:r>
+              <w:rPr>
+                <w:b w:val="false"/>
+                <w:bCs w:val="false"/>
+                <w:color w:val="1A1A1A"/>
+                <w:sz w:val="16"/>
+                <w:szCs w:val="16"/>
+              </w:rPr>
+              <w:t xml:space="preserve">2</w:t>
+            </w:r>
+          </w:p>
+        </w:tc>
+        <w:tc>
+          <w:tcPr>
+            <w:tcW w:type="dxa" w:w="6014"/>
+            <w:tcMar>
+              <w:top w:type="dxa" w:w="40"/>
+              <w:left w:type="dxa" w:w="70"/>
+              <w:bottom w:type="dxa" w:w="40"/>
+              <w:right w:type="dxa" w:w="70"/>
+            </w:tcMar>
+          </w:tcPr>
+          <w:p>
+            <w:r>
+              <w:rPr>
+                <w:b w:val="false"/>
+                <w:bCs w:val="false"/>
+                <w:color w:val="1A1A1A"/>
+                <w:sz w:val="16"/>
+                <w:szCs w:val="16"/>
+              </w:rPr>
+              <w:t xml:space="preserve">Payload complete: type, org, item, subinventory, quantity, date</w:t>
+            </w:r>
+          </w:p>
+        </w:tc>
+        <w:tc>
+          <w:tcPr>
+            <w:tcW w:type="dxa" w:w="2134"/>
+            <w:tcMar>
+              <w:top w:type="dxa" w:w="40"/>
+              <w:left w:type="dxa" w:w="70"/>
+              <w:bottom w:type="dxa" w:w="40"/>
+              <w:right w:type="dxa" w:w="70"/>
+            </w:tcMar>
+          </w:tcPr>
+          <w:p>
+            <w:r>
+              <w:rPr>
+                <w:b w:val="false"/>
+                <w:bCs w:val="false"/>
+                <w:color w:val="1A1A1A"/>
+                <w:sz w:val="16"/>
+                <w:szCs w:val="16"/>
+              </w:rPr>
+              <w:t xml:space="preserve">400</w:t>
+            </w:r>
+          </w:p>
+        </w:tc>
+      </w:tr>
+      <w:tr>
+        <w:tc>
+          <w:tcPr>
+            <w:tcW w:type="dxa" w:w="1552"/>
+            <w:tcMar>
+              <w:top w:type="dxa" w:w="40"/>
+              <w:left w:type="dxa" w:w="70"/>
+              <w:bottom w:type="dxa" w:w="40"/>
+              <w:right w:type="dxa" w:w="70"/>
+            </w:tcMar>
+          </w:tcPr>
+          <w:p>
+            <w:r>
+              <w:rPr>
+                <w:b w:val="false"/>
+                <w:bCs w:val="false"/>
+                <w:color w:val="1A1A1A"/>
+                <w:sz w:val="16"/>
+                <w:szCs w:val="16"/>
+              </w:rPr>
+              <w:t xml:space="preserve">3</w:t>
+            </w:r>
+          </w:p>
+        </w:tc>
+        <w:tc>
+          <w:tcPr>
+            <w:tcW w:type="dxa" w:w="6014"/>
+            <w:tcMar>
+              <w:top w:type="dxa" w:w="40"/>
+              <w:left w:type="dxa" w:w="70"/>
+              <w:bottom w:type="dxa" w:w="40"/>
+              <w:right w:type="dxa" w:w="70"/>
+            </w:tcMar>
+          </w:tcPr>
+          <w:p>
+            <w:r>
+              <w:rPr>
+                <w:b w:val="false"/>
+                <w:bCs w:val="false"/>
+                <w:color w:val="1A1A1A"/>
+                <w:sz w:val="16"/>
+                <w:szCs w:val="16"/>
+              </w:rPr>
+              <w:t xml:space="preserve">Organization exists, is CHILD, status ACTIVE</w:t>
+            </w:r>
+          </w:p>
+        </w:tc>
+        <w:tc>
+          <w:tcPr>
+            <w:tcW w:type="dxa" w:w="2134"/>
+            <w:tcMar>
+              <w:top w:type="dxa" w:w="40"/>
+              <w:left w:type="dxa" w:w="70"/>
+              <w:bottom w:type="dxa" w:w="40"/>
+              <w:right w:type="dxa" w:w="70"/>
+            </w:tcMar>
+          </w:tcPr>
+          <w:p>
+            <w:r>
+              <w:rPr>
+                <w:b w:val="false"/>
+                <w:bCs w:val="false"/>
+                <w:color w:val="1A1A1A"/>
+                <w:sz w:val="16"/>
+                <w:szCs w:val="16"/>
+              </w:rPr>
+              <w:t xml:space="preserve">404/409</w:t>
+            </w:r>
+          </w:p>
+        </w:tc>
+      </w:tr>
+      <w:tr>
+        <w:tc>
+          <w:tcPr>
+            <w:tcW w:type="dxa" w:w="1552"/>
+            <w:tcMar>
+              <w:top w:type="dxa" w:w="40"/>
+              <w:left w:type="dxa" w:w="70"/>
+              <w:bottom w:type="dxa" w:w="40"/>
+              <w:right w:type="dxa" w:w="70"/>
+            </w:tcMar>
+          </w:tcPr>
+          <w:p>
+            <w:r>
+              <w:rPr>
+                <w:b w:val="false"/>
+                <w:bCs w:val="false"/>
+                <w:color w:val="1A1A1A"/>
+                <w:sz w:val="16"/>
+                <w:szCs w:val="16"/>
+              </w:rPr>
+              <w:t xml:space="preserve">4</w:t>
+            </w:r>
+          </w:p>
+        </w:tc>
+        <w:tc>
+          <w:tcPr>
+            <w:tcW w:type="dxa" w:w="6014"/>
+            <w:tcMar>
+              <w:top w:type="dxa" w:w="40"/>
+              <w:left w:type="dxa" w:w="70"/>
+              <w:bottom w:type="dxa" w:w="40"/>
+              <w:right w:type="dxa" w:w="70"/>
+            </w:tcMar>
+          </w:tcPr>
+          <w:p>
+            <w:r>
+              <w:rPr>
+                <w:b w:val="false"/>
+                <w:bCs w:val="false"/>
+                <w:color w:val="1A1A1A"/>
+                <w:sz w:val="16"/>
+                <w:szCs w:val="16"/>
+              </w:rPr>
+              <w:t xml:space="preserve">Transaction type exists, ACTIVE, and its system action matches the requested direction</w:t>
+            </w:r>
+          </w:p>
+        </w:tc>
+        <w:tc>
+          <w:tcPr>
+            <w:tcW w:type="dxa" w:w="2134"/>
+            <w:tcMar>
+              <w:top w:type="dxa" w:w="40"/>
+              <w:left w:type="dxa" w:w="70"/>
+              <w:bottom w:type="dxa" w:w="40"/>
+              <w:right w:type="dxa" w:w="70"/>
+            </w:tcMar>
+          </w:tcPr>
+          <w:p>
+            <w:r>
+              <w:rPr>
+                <w:b w:val="false"/>
+                <w:bCs w:val="false"/>
+                <w:color w:val="1A1A1A"/>
+                <w:sz w:val="16"/>
+                <w:szCs w:val="16"/>
+              </w:rPr>
+              <w:t xml:space="preserve">400</w:t>
+            </w:r>
+          </w:p>
+        </w:tc>
+      </w:tr>
+      <w:tr>
+        <w:tc>
+          <w:tcPr>
+            <w:tcW w:type="dxa" w:w="1552"/>
+            <w:tcMar>
+              <w:top w:type="dxa" w:w="40"/>
+              <w:left w:type="dxa" w:w="70"/>
+              <w:bottom w:type="dxa" w:w="40"/>
+              <w:right w:type="dxa" w:w="70"/>
+            </w:tcMar>
+          </w:tcPr>
+          <w:p>
+            <w:r>
+              <w:rPr>
+                <w:b w:val="false"/>
+                <w:bCs w:val="false"/>
+                <w:color w:val="1A1A1A"/>
+                <w:sz w:val="16"/>
+                <w:szCs w:val="16"/>
+              </w:rPr>
+              <w:t xml:space="preserve">5</w:t>
+            </w:r>
+          </w:p>
+        </w:tc>
+        <w:tc>
+          <w:tcPr>
+            <w:tcW w:type="dxa" w:w="6014"/>
+            <w:tcMar>
+              <w:top w:type="dxa" w:w="40"/>
+              <w:left w:type="dxa" w:w="70"/>
+              <w:bottom w:type="dxa" w:w="40"/>
+              <w:right w:type="dxa" w:w="70"/>
+            </w:tcMar>
+          </w:tcPr>
+          <w:p>
+            <w:r>
+              <w:rPr>
+                <w:b w:val="false"/>
+                <w:bCs w:val="false"/>
+                <w:color w:val="1A1A1A"/>
+                <w:sz w:val="16"/>
+                <w:szCs w:val="16"/>
+              </w:rPr>
+              <w:t xml:space="preserve">Item exists; status flags allow use (TRANSACTABLE=Y, STOCKABLE=Y; ON_HOLD/OBSOLETE blocked)</w:t>
+            </w:r>
+          </w:p>
+        </w:tc>
+        <w:tc>
+          <w:tcPr>
+            <w:tcW w:type="dxa" w:w="2134"/>
             <w:tcMar>
               <w:top w:type="dxa" w:w="40"/>
               <w:left w:type="dxa" w:w="70"/>
@@ -47790,30 +48748,53 @@
       <w:tr>
         <w:tc>
           <w:tcPr>
-            <w:tcW w:type="dxa" w:w="4074"/>
-            <w:tcMar>
-              <w:top w:type="dxa" w:w="40"/>
-              <w:left w:type="dxa" w:w="70"/>
-              <w:bottom w:type="dxa" w:w="40"/>
-              <w:right w:type="dxa" w:w="70"/>
-            </w:tcMar>
-          </w:tcPr>
-          <w:p>
-            <w:r>
-              <w:rPr>
-                <w:b w:val="false"/>
-                <w:bCs w:val="false"/>
-                <w:color w:val="1A1A1A"/>
-                <w:sz w:val="16"/>
-                <w:szCs w:val="16"/>
-              </w:rPr>
-              <w:t xml:space="preserve">Subinventory/locator exist, ACTIVE; material statuses of source and destination allow the action</w:t>
-            </w:r>
-          </w:p>
-        </w:tc>
-        <w:tc>
-          <w:tcPr>
-            <w:tcW w:type="dxa" w:w="5626"/>
+            <w:tcW w:type="dxa" w:w="1552"/>
+            <w:tcMar>
+              <w:top w:type="dxa" w:w="40"/>
+              <w:left w:type="dxa" w:w="70"/>
+              <w:bottom w:type="dxa" w:w="40"/>
+              <w:right w:type="dxa" w:w="70"/>
+            </w:tcMar>
+          </w:tcPr>
+          <w:p>
+            <w:r>
+              <w:rPr>
+                <w:b w:val="false"/>
+                <w:bCs w:val="false"/>
+                <w:color w:val="1A1A1A"/>
+                <w:sz w:val="16"/>
+                <w:szCs w:val="16"/>
+              </w:rPr>
+              <w:t xml:space="preserve">6</w:t>
+            </w:r>
+          </w:p>
+        </w:tc>
+        <w:tc>
+          <w:tcPr>
+            <w:tcW w:type="dxa" w:w="6014"/>
+            <w:tcMar>
+              <w:top w:type="dxa" w:w="40"/>
+              <w:left w:type="dxa" w:w="70"/>
+              <w:bottom w:type="dxa" w:w="40"/>
+              <w:right w:type="dxa" w:w="70"/>
+            </w:tcMar>
+          </w:tcPr>
+          <w:p>
+            <w:r>
+              <w:rPr>
+                <w:b w:val="false"/>
+                <w:bCs w:val="false"/>
+                <w:color w:val="1A1A1A"/>
+                <w:sz w:val="16"/>
+                <w:szCs w:val="16"/>
+              </w:rPr>
+              <w:t xml:space="preserve">Item-organization assignment exists and is ACTIVE in this org</w:t>
+            </w:r>
+          </w:p>
+        </w:tc>
+        <w:tc>
+          <w:tcPr>
+            <w:tcW w:type="dxa" w:w="2134"/>
             <w:tcMar>
               <w:top w:type="dxa" w:w="40"/>
               <w:left w:type="dxa" w:w="70"/>
@@ -47838,30 +48819,124 @@
       <w:tr>
         <w:tc>
           <w:tcPr>
-            <w:tcW w:type="dxa" w:w="4074"/>
-            <w:tcMar>
-              <w:top w:type="dxa" w:w="40"/>
-              <w:left w:type="dxa" w:w="70"/>
-              <w:bottom w:type="dxa" w:w="40"/>
-              <w:right w:type="dxa" w:w="70"/>
-            </w:tcMar>
-          </w:tcPr>
-          <w:p>
-            <w:r>
-              <w:rPr>
-                <w:b w:val="false"/>
-                <w:bCs w:val="false"/>
-                <w:color w:val="1A1A1A"/>
-                <w:sz w:val="16"/>
-                <w:szCs w:val="16"/>
-              </w:rPr>
-              <w:t xml:space="preserve">Quantity &gt; 0; UOM convertible to primary (item conversion else standard)</w:t>
-            </w:r>
-          </w:p>
-        </w:tc>
-        <w:tc>
-          <w:tcPr>
-            <w:tcW w:type="dxa" w:w="5626"/>
+            <w:tcW w:type="dxa" w:w="1552"/>
+            <w:tcMar>
+              <w:top w:type="dxa" w:w="40"/>
+              <w:left w:type="dxa" w:w="70"/>
+              <w:bottom w:type="dxa" w:w="40"/>
+              <w:right w:type="dxa" w:w="70"/>
+            </w:tcMar>
+          </w:tcPr>
+          <w:p>
+            <w:r>
+              <w:rPr>
+                <w:b w:val="false"/>
+                <w:bCs w:val="false"/>
+                <w:color w:val="1A1A1A"/>
+                <w:sz w:val="16"/>
+                <w:szCs w:val="16"/>
+              </w:rPr>
+              <w:t xml:space="preserve">7</w:t>
+            </w:r>
+          </w:p>
+        </w:tc>
+        <w:tc>
+          <w:tcPr>
+            <w:tcW w:type="dxa" w:w="6014"/>
+            <w:tcMar>
+              <w:top w:type="dxa" w:w="40"/>
+              <w:left w:type="dxa" w:w="70"/>
+              <w:bottom w:type="dxa" w:w="40"/>
+              <w:right w:type="dxa" w:w="70"/>
+            </w:tcMar>
+          </w:tcPr>
+          <w:p>
+            <w:r>
+              <w:rPr>
+                <w:b w:val="false"/>
+                <w:bCs w:val="false"/>
+                <w:color w:val="1A1A1A"/>
+                <w:sz w:val="16"/>
+                <w:szCs w:val="16"/>
+              </w:rPr>
+              <w:t xml:space="preserve">Subinventory exists in this org, ACTIVE, quantity-tracked</w:t>
+            </w:r>
+          </w:p>
+        </w:tc>
+        <w:tc>
+          <w:tcPr>
+            <w:tcW w:type="dxa" w:w="2134"/>
+            <w:tcMar>
+              <w:top w:type="dxa" w:w="40"/>
+              <w:left w:type="dxa" w:w="70"/>
+              <w:bottom w:type="dxa" w:w="40"/>
+              <w:right w:type="dxa" w:w="70"/>
+            </w:tcMar>
+          </w:tcPr>
+          <w:p>
+            <w:r>
+              <w:rPr>
+                <w:b w:val="false"/>
+                <w:bCs w:val="false"/>
+                <w:color w:val="1A1A1A"/>
+                <w:sz w:val="16"/>
+                <w:szCs w:val="16"/>
+              </w:rPr>
+              <w:t xml:space="preserve">404/409</w:t>
+            </w:r>
+          </w:p>
+        </w:tc>
+      </w:tr>
+      <w:tr>
+        <w:tc>
+          <w:tcPr>
+            <w:tcW w:type="dxa" w:w="1552"/>
+            <w:tcMar>
+              <w:top w:type="dxa" w:w="40"/>
+              <w:left w:type="dxa" w:w="70"/>
+              <w:bottom w:type="dxa" w:w="40"/>
+              <w:right w:type="dxa" w:w="70"/>
+            </w:tcMar>
+          </w:tcPr>
+          <w:p>
+            <w:r>
+              <w:rPr>
+                <w:b w:val="false"/>
+                <w:bCs w:val="false"/>
+                <w:color w:val="1A1A1A"/>
+                <w:sz w:val="16"/>
+                <w:szCs w:val="16"/>
+              </w:rPr>
+              <w:t xml:space="preserve">8</w:t>
+            </w:r>
+          </w:p>
+        </w:tc>
+        <w:tc>
+          <w:tcPr>
+            <w:tcW w:type="dxa" w:w="6014"/>
+            <w:tcMar>
+              <w:top w:type="dxa" w:w="40"/>
+              <w:left w:type="dxa" w:w="70"/>
+              <w:bottom w:type="dxa" w:w="40"/>
+              <w:right w:type="dxa" w:w="70"/>
+            </w:tcMar>
+          </w:tcPr>
+          <w:p>
+            <w:r>
+              <w:rPr>
+                <w:b w:val="false"/>
+                <w:bCs w:val="false"/>
+                <w:color w:val="1A1A1A"/>
+                <w:sz w:val="16"/>
+                <w:szCs w:val="16"/>
+              </w:rPr>
+              <w:t xml:space="preserve">Locator REQUIRED when the subinventory is locator-controlled (exists, ACTIVE, belongs to it); FORBIDDEN when not</w:t>
+            </w:r>
+          </w:p>
+        </w:tc>
+        <w:tc>
+          <w:tcPr>
+            <w:tcW w:type="dxa" w:w="2134"/>
             <w:tcMar>
               <w:top w:type="dxa" w:w="40"/>
               <w:left w:type="dxa" w:w="70"/>
@@ -47886,78 +48961,53 @@
       <w:tr>
         <w:tc>
           <w:tcPr>
-            <w:tcW w:type="dxa" w:w="4074"/>
-            <w:tcMar>
-              <w:top w:type="dxa" w:w="40"/>
-              <w:left w:type="dxa" w:w="70"/>
-              <w:bottom w:type="dxa" w:w="40"/>
-              <w:right w:type="dxa" w:w="70"/>
-            </w:tcMar>
-          </w:tcPr>
-          <w:p>
-            <w:r>
-              <w:rPr>
-                <w:b w:val="false"/>
-                <w:bCs w:val="false"/>
-                <w:color w:val="1A1A1A"/>
-                <w:sz w:val="16"/>
-                <w:szCs w:val="16"/>
-              </w:rPr>
-              <w:t xml:space="preserve">Negative legs: ATT check honoring reservations unless negative allowed (org + item)</w:t>
-            </w:r>
-          </w:p>
-        </w:tc>
-        <w:tc>
-          <w:tcPr>
-            <w:tcW w:type="dxa" w:w="5626"/>
-            <w:tcMar>
-              <w:top w:type="dxa" w:w="40"/>
-              <w:left w:type="dxa" w:w="70"/>
-              <w:bottom w:type="dxa" w:w="40"/>
-              <w:right w:type="dxa" w:w="70"/>
-            </w:tcMar>
-          </w:tcPr>
-          <w:p>
-            <w:r>
-              <w:rPr>
-                <w:b w:val="false"/>
-                <w:bCs w:val="false"/>
-                <w:color w:val="1A1A1A"/>
-                <w:sz w:val="16"/>
-                <w:szCs w:val="16"/>
-              </w:rPr>
-              <w:t xml:space="preserve">409 listing available qty</w:t>
-            </w:r>
-          </w:p>
-        </w:tc>
-      </w:tr>
-      <w:tr>
-        <w:tc>
-          <w:tcPr>
-            <w:tcW w:type="dxa" w:w="4074"/>
-            <w:tcMar>
-              <w:top w:type="dxa" w:w="40"/>
-              <w:left w:type="dxa" w:w="70"/>
-              <w:bottom w:type="dxa" w:w="40"/>
-              <w:right w:type="dxa" w:w="70"/>
-            </w:tcMar>
-          </w:tcPr>
-          <w:p>
-            <w:r>
-              <w:rPr>
-                <w:b w:val="false"/>
-                <w:bCs w:val="false"/>
-                <w:color w:val="1A1A1A"/>
-                <w:sz w:val="16"/>
-                <w:szCs w:val="16"/>
-              </w:rPr>
-              <w:t xml:space="preserve">Cost resolvable (item cost else standard cost)</w:t>
-            </w:r>
-          </w:p>
-        </w:tc>
-        <w:tc>
-          <w:tcPr>
-            <w:tcW w:type="dxa" w:w="5626"/>
+            <w:tcW w:type="dxa" w:w="1552"/>
+            <w:tcMar>
+              <w:top w:type="dxa" w:w="40"/>
+              <w:left w:type="dxa" w:w="70"/>
+              <w:bottom w:type="dxa" w:w="40"/>
+              <w:right w:type="dxa" w:w="70"/>
+            </w:tcMar>
+          </w:tcPr>
+          <w:p>
+            <w:r>
+              <w:rPr>
+                <w:b w:val="false"/>
+                <w:bCs w:val="false"/>
+                <w:color w:val="1A1A1A"/>
+                <w:sz w:val="16"/>
+                <w:szCs w:val="16"/>
+              </w:rPr>
+              <w:t xml:space="preserve">9</w:t>
+            </w:r>
+          </w:p>
+        </w:tc>
+        <w:tc>
+          <w:tcPr>
+            <w:tcW w:type="dxa" w:w="6014"/>
+            <w:tcMar>
+              <w:top w:type="dxa" w:w="40"/>
+              <w:left w:type="dxa" w:w="70"/>
+              <w:bottom w:type="dxa" w:w="40"/>
+              <w:right w:type="dxa" w:w="70"/>
+            </w:tcMar>
+          </w:tcPr>
+          <w:p>
+            <w:r>
+              <w:rPr>
+                <w:b w:val="false"/>
+                <w:bCs w:val="false"/>
+                <w:color w:val="1A1A1A"/>
+                <w:sz w:val="16"/>
+                <w:szCs w:val="16"/>
+              </w:rPr>
+              <w:t xml:space="preserve">Material status of the location (subinv -&gt; locator -&gt; lot, most restrictive wins) allows this action</w:t>
+            </w:r>
+          </w:p>
+        </w:tc>
+        <w:tc>
+          <w:tcPr>
+            <w:tcW w:type="dxa" w:w="2134"/>
             <w:tcMar>
               <w:top w:type="dxa" w:w="40"/>
               <w:left w:type="dxa" w:w="70"/>
@@ -47982,30 +49032,195 @@
       <w:tr>
         <w:tc>
           <w:tcPr>
-            <w:tcW w:type="dxa" w:w="4074"/>
-            <w:tcMar>
-              <w:top w:type="dxa" w:w="40"/>
-              <w:left w:type="dxa" w:w="70"/>
-              <w:bottom w:type="dxa" w:w="40"/>
-              <w:right w:type="dxa" w:w="70"/>
-            </w:tcMar>
-          </w:tcPr>
-          <w:p>
-            <w:r>
-              <w:rPr>
-                <w:b w:val="false"/>
-                <w:bCs w:val="false"/>
-                <w:color w:val="1A1A1A"/>
-                <w:sz w:val="16"/>
-                <w:szCs w:val="16"/>
-              </w:rPr>
-              <w:t xml:space="preserve">Subinventory transfer: from and to differ, same org</w:t>
-            </w:r>
-          </w:p>
-        </w:tc>
-        <w:tc>
-          <w:tcPr>
-            <w:tcW w:type="dxa" w:w="5626"/>
+            <w:tcW w:type="dxa" w:w="1552"/>
+            <w:tcMar>
+              <w:top w:type="dxa" w:w="40"/>
+              <w:left w:type="dxa" w:w="70"/>
+              <w:bottom w:type="dxa" w:w="40"/>
+              <w:right w:type="dxa" w:w="70"/>
+            </w:tcMar>
+          </w:tcPr>
+          <w:p>
+            <w:r>
+              <w:rPr>
+                <w:b w:val="false"/>
+                <w:bCs w:val="false"/>
+                <w:color w:val="1A1A1A"/>
+                <w:sz w:val="16"/>
+                <w:szCs w:val="16"/>
+              </w:rPr>
+              <w:t xml:space="preserve">10</w:t>
+            </w:r>
+          </w:p>
+        </w:tc>
+        <w:tc>
+          <w:tcPr>
+            <w:tcW w:type="dxa" w:w="6014"/>
+            <w:tcMar>
+              <w:top w:type="dxa" w:w="40"/>
+              <w:left w:type="dxa" w:w="70"/>
+              <w:bottom w:type="dxa" w:w="40"/>
+              <w:right w:type="dxa" w:w="70"/>
+            </w:tcMar>
+          </w:tcPr>
+          <w:p>
+            <w:r>
+              <w:rPr>
+                <w:b w:val="false"/>
+                <w:bCs w:val="false"/>
+                <w:color w:val="1A1A1A"/>
+                <w:sz w:val="16"/>
+                <w:szCs w:val="16"/>
+              </w:rPr>
+              <w:t xml:space="preserve">Date valid, not in the future, inside an OPEN cost period (7.7) AND an open GL period</w:t>
+            </w:r>
+          </w:p>
+        </w:tc>
+        <w:tc>
+          <w:tcPr>
+            <w:tcW w:type="dxa" w:w="2134"/>
+            <w:tcMar>
+              <w:top w:type="dxa" w:w="40"/>
+              <w:left w:type="dxa" w:w="70"/>
+              <w:bottom w:type="dxa" w:w="40"/>
+              <w:right w:type="dxa" w:w="70"/>
+            </w:tcMar>
+          </w:tcPr>
+          <w:p>
+            <w:r>
+              <w:rPr>
+                <w:b w:val="false"/>
+                <w:bCs w:val="false"/>
+                <w:color w:val="1A1A1A"/>
+                <w:sz w:val="16"/>
+                <w:szCs w:val="16"/>
+              </w:rPr>
+              <w:t xml:space="preserve">409</w:t>
+            </w:r>
+          </w:p>
+        </w:tc>
+      </w:tr>
+      <w:tr>
+        <w:tc>
+          <w:tcPr>
+            <w:tcW w:type="dxa" w:w="1552"/>
+            <w:tcMar>
+              <w:top w:type="dxa" w:w="40"/>
+              <w:left w:type="dxa" w:w="70"/>
+              <w:bottom w:type="dxa" w:w="40"/>
+              <w:right w:type="dxa" w:w="70"/>
+            </w:tcMar>
+          </w:tcPr>
+          <w:p>
+            <w:r>
+              <w:rPr>
+                <w:b w:val="false"/>
+                <w:bCs w:val="false"/>
+                <w:color w:val="1A1A1A"/>
+                <w:sz w:val="16"/>
+                <w:szCs w:val="16"/>
+              </w:rPr>
+              <w:t xml:space="preserve">11</w:t>
+            </w:r>
+          </w:p>
+        </w:tc>
+        <w:tc>
+          <w:tcPr>
+            <w:tcW w:type="dxa" w:w="6014"/>
+            <w:tcMar>
+              <w:top w:type="dxa" w:w="40"/>
+              <w:left w:type="dxa" w:w="70"/>
+              <w:bottom w:type="dxa" w:w="40"/>
+              <w:right w:type="dxa" w:w="70"/>
+            </w:tcMar>
+          </w:tcPr>
+          <w:p>
+            <w:r>
+              <w:rPr>
+                <w:b w:val="false"/>
+                <w:bCs w:val="false"/>
+                <w:color w:val="1A1A1A"/>
+                <w:sz w:val="16"/>
+                <w:szCs w:val="16"/>
+              </w:rPr>
+              <w:t xml:space="preserve">The org is assigned to a cost organization (cost cannot resolve otherwise)</w:t>
+            </w:r>
+          </w:p>
+        </w:tc>
+        <w:tc>
+          <w:tcPr>
+            <w:tcW w:type="dxa" w:w="2134"/>
+            <w:tcMar>
+              <w:top w:type="dxa" w:w="40"/>
+              <w:left w:type="dxa" w:w="70"/>
+              <w:bottom w:type="dxa" w:w="40"/>
+              <w:right w:type="dxa" w:w="70"/>
+            </w:tcMar>
+          </w:tcPr>
+          <w:p>
+            <w:r>
+              <w:rPr>
+                <w:b w:val="false"/>
+                <w:bCs w:val="false"/>
+                <w:color w:val="1A1A1A"/>
+                <w:sz w:val="16"/>
+                <w:szCs w:val="16"/>
+              </w:rPr>
+              <w:t xml:space="preserve">409</w:t>
+            </w:r>
+          </w:p>
+        </w:tc>
+      </w:tr>
+      <w:tr>
+        <w:tc>
+          <w:tcPr>
+            <w:tcW w:type="dxa" w:w="1552"/>
+            <w:tcMar>
+              <w:top w:type="dxa" w:w="40"/>
+              <w:left w:type="dxa" w:w="70"/>
+              <w:bottom w:type="dxa" w:w="40"/>
+              <w:right w:type="dxa" w:w="70"/>
+            </w:tcMar>
+          </w:tcPr>
+          <w:p>
+            <w:r>
+              <w:rPr>
+                <w:b w:val="false"/>
+                <w:bCs w:val="false"/>
+                <w:color w:val="1A1A1A"/>
+                <w:sz w:val="16"/>
+                <w:szCs w:val="16"/>
+              </w:rPr>
+              <w:t xml:space="preserve">12</w:t>
+            </w:r>
+          </w:p>
+        </w:tc>
+        <w:tc>
+          <w:tcPr>
+            <w:tcW w:type="dxa" w:w="6014"/>
+            <w:tcMar>
+              <w:top w:type="dxa" w:w="40"/>
+              <w:left w:type="dxa" w:w="70"/>
+              <w:bottom w:type="dxa" w:w="40"/>
+              <w:right w:type="dxa" w:w="70"/>
+            </w:tcMar>
+          </w:tcPr>
+          <w:p>
+            <w:r>
+              <w:rPr>
+                <w:b w:val="false"/>
+                <w:bCs w:val="false"/>
+                <w:color w:val="1A1A1A"/>
+                <w:sz w:val="16"/>
+                <w:szCs w:val="16"/>
+              </w:rPr>
+              <w:t xml:space="preserve">UOM valid and convertible to primary (item conversion else class conversion); converted qty &gt; 0, precision &lt;= 6 decimals</w:t>
+            </w:r>
+          </w:p>
+        </w:tc>
+        <w:tc>
+          <w:tcPr>
+            <w:tcW w:type="dxa" w:w="2134"/>
             <w:tcMar>
               <w:top w:type="dxa" w:w="40"/>
               <w:left w:type="dxa" w:w="70"/>
@@ -48030,30 +49245,124 @@
       <w:tr>
         <w:tc>
           <w:tcPr>
-            <w:tcW w:type="dxa" w:w="4074"/>
-            <w:tcMar>
-              <w:top w:type="dxa" w:w="40"/>
-              <w:left w:type="dxa" w:w="70"/>
-              <w:bottom w:type="dxa" w:w="40"/>
-              <w:right w:type="dxa" w:w="70"/>
-            </w:tcMar>
-          </w:tcPr>
-          <w:p>
-            <w:r>
-              <w:rPr>
-                <w:b w:val="false"/>
-                <w:bCs w:val="false"/>
-                <w:color w:val="1A1A1A"/>
-                <w:sz w:val="16"/>
-                <w:szCs w:val="16"/>
-              </w:rPr>
-              <w:t xml:space="preserve">Account alias must belong to the org and be ACTIVE</w:t>
-            </w:r>
-          </w:p>
-        </w:tc>
-        <w:tc>
-          <w:tcPr>
-            <w:tcW w:type="dxa" w:w="5626"/>
+            <w:tcW w:type="dxa" w:w="1552"/>
+            <w:tcMar>
+              <w:top w:type="dxa" w:w="40"/>
+              <w:left w:type="dxa" w:w="70"/>
+              <w:bottom w:type="dxa" w:w="40"/>
+              <w:right w:type="dxa" w:w="70"/>
+            </w:tcMar>
+          </w:tcPr>
+          <w:p>
+            <w:r>
+              <w:rPr>
+                <w:b w:val="false"/>
+                <w:bCs w:val="false"/>
+                <w:color w:val="1A1A1A"/>
+                <w:sz w:val="16"/>
+                <w:szCs w:val="16"/>
+              </w:rPr>
+              <w:t xml:space="preserve">13</w:t>
+            </w:r>
+          </w:p>
+        </w:tc>
+        <w:tc>
+          <w:tcPr>
+            <w:tcW w:type="dxa" w:w="6014"/>
+            <w:tcMar>
+              <w:top w:type="dxa" w:w="40"/>
+              <w:left w:type="dxa" w:w="70"/>
+              <w:bottom w:type="dxa" w:w="40"/>
+              <w:right w:type="dxa" w:w="70"/>
+            </w:tcMar>
+          </w:tcPr>
+          <w:p>
+            <w:r>
+              <w:rPr>
+                <w:b w:val="false"/>
+                <w:bCs w:val="false"/>
+                <w:color w:val="1A1A1A"/>
+                <w:sz w:val="16"/>
+                <w:szCs w:val="16"/>
+              </w:rPr>
+              <w:t xml:space="preserve">Reason, if sent, exists + ACTIVE; mandatory for adjustment-style types (configurable per type)</w:t>
+            </w:r>
+          </w:p>
+        </w:tc>
+        <w:tc>
+          <w:tcPr>
+            <w:tcW w:type="dxa" w:w="2134"/>
+            <w:tcMar>
+              <w:top w:type="dxa" w:w="40"/>
+              <w:left w:type="dxa" w:w="70"/>
+              <w:bottom w:type="dxa" w:w="40"/>
+              <w:right w:type="dxa" w:w="70"/>
+            </w:tcMar>
+          </w:tcPr>
+          <w:p>
+            <w:r>
+              <w:rPr>
+                <w:b w:val="false"/>
+                <w:bCs w:val="false"/>
+                <w:color w:val="1A1A1A"/>
+                <w:sz w:val="16"/>
+                <w:szCs w:val="16"/>
+              </w:rPr>
+              <w:t xml:space="preserve">400</w:t>
+            </w:r>
+          </w:p>
+        </w:tc>
+      </w:tr>
+      <w:tr>
+        <w:tc>
+          <w:tcPr>
+            <w:tcW w:type="dxa" w:w="1552"/>
+            <w:tcMar>
+              <w:top w:type="dxa" w:w="40"/>
+              <w:left w:type="dxa" w:w="70"/>
+              <w:bottom w:type="dxa" w:w="40"/>
+              <w:right w:type="dxa" w:w="70"/>
+            </w:tcMar>
+          </w:tcPr>
+          <w:p>
+            <w:r>
+              <w:rPr>
+                <w:b w:val="false"/>
+                <w:bCs w:val="false"/>
+                <w:color w:val="1A1A1A"/>
+                <w:sz w:val="16"/>
+                <w:szCs w:val="16"/>
+              </w:rPr>
+              <w:t xml:space="preserve">14</w:t>
+            </w:r>
+          </w:p>
+        </w:tc>
+        <w:tc>
+          <w:tcPr>
+            <w:tcW w:type="dxa" w:w="6014"/>
+            <w:tcMar>
+              <w:top w:type="dxa" w:w="40"/>
+              <w:left w:type="dxa" w:w="70"/>
+              <w:bottom w:type="dxa" w:w="40"/>
+              <w:right w:type="dxa" w:w="70"/>
+            </w:tcMar>
+          </w:tcPr>
+          <w:p>
+            <w:r>
+              <w:rPr>
+                <w:b w:val="false"/>
+                <w:bCs w:val="false"/>
+                <w:color w:val="1A1A1A"/>
+                <w:sz w:val="16"/>
+                <w:szCs w:val="16"/>
+              </w:rPr>
+              <w:t xml:space="preserve">Account alias, if sent, belongs to this org, ACTIVE, allowed only on miscellaneous types</w:t>
+            </w:r>
+          </w:p>
+        </w:tc>
+        <w:tc>
+          <w:tcPr>
+            <w:tcW w:type="dxa" w:w="2134"/>
             <w:tcMar>
               <w:top w:type="dxa" w:w="40"/>
               <w:left w:type="dxa" w:w="70"/>
@@ -48078,30 +49387,195 @@
       <w:tr>
         <w:tc>
           <w:tcPr>
-            <w:tcW w:type="dxa" w:w="4074"/>
-            <w:tcMar>
-              <w:top w:type="dxa" w:w="40"/>
-              <w:left w:type="dxa" w:w="70"/>
-              <w:bottom w:type="dxa" w:w="40"/>
-              <w:right w:type="dxa" w:w="70"/>
-            </w:tcMar>
-          </w:tcPr>
-          <w:p>
-            <w:r>
-              <w:rPr>
-                <w:b w:val="false"/>
-                <w:bCs w:val="false"/>
-                <w:color w:val="1A1A1A"/>
-                <w:sz w:val="16"/>
-                <w:szCs w:val="16"/>
-              </w:rPr>
-              <w:t xml:space="preserve">On-hand update and transaction insert are one database transaction - no partial writes</w:t>
-            </w:r>
-          </w:p>
-        </w:tc>
-        <w:tc>
-          <w:tcPr>
-            <w:tcW w:type="dxa" w:w="5626"/>
+            <w:tcW w:type="dxa" w:w="1552"/>
+            <w:tcMar>
+              <w:top w:type="dxa" w:w="40"/>
+              <w:left w:type="dxa" w:w="70"/>
+              <w:bottom w:type="dxa" w:w="40"/>
+              <w:right w:type="dxa" w:w="70"/>
+            </w:tcMar>
+          </w:tcPr>
+          <w:p>
+            <w:r>
+              <w:rPr>
+                <w:b w:val="false"/>
+                <w:bCs w:val="false"/>
+                <w:color w:val="1A1A1A"/>
+                <w:sz w:val="16"/>
+                <w:szCs w:val="16"/>
+              </w:rPr>
+              <w:t xml:space="preserve">15</w:t>
+            </w:r>
+          </w:p>
+        </w:tc>
+        <w:tc>
+          <w:tcPr>
+            <w:tcW w:type="dxa" w:w="6014"/>
+            <w:tcMar>
+              <w:top w:type="dxa" w:w="40"/>
+              <w:left w:type="dxa" w:w="70"/>
+              <w:bottom w:type="dxa" w:w="40"/>
+              <w:right w:type="dxa" w:w="70"/>
+            </w:tcMar>
+          </w:tcPr>
+          <w:p>
+            <w:r>
+              <w:rPr>
+                <w:b w:val="false"/>
+                <w:bCs w:val="false"/>
+                <w:color w:val="1A1A1A"/>
+                <w:sz w:val="16"/>
+                <w:szCs w:val="16"/>
+              </w:rPr>
+              <w:t xml:space="preserve">No open FROZEN physical inventory covering this item/location</w:t>
+            </w:r>
+          </w:p>
+        </w:tc>
+        <w:tc>
+          <w:tcPr>
+            <w:tcW w:type="dxa" w:w="2134"/>
+            <w:tcMar>
+              <w:top w:type="dxa" w:w="40"/>
+              <w:left w:type="dxa" w:w="70"/>
+              <w:bottom w:type="dxa" w:w="40"/>
+              <w:right w:type="dxa" w:w="70"/>
+            </w:tcMar>
+          </w:tcPr>
+          <w:p>
+            <w:r>
+              <w:rPr>
+                <w:b w:val="false"/>
+                <w:bCs w:val="false"/>
+                <w:color w:val="1A1A1A"/>
+                <w:sz w:val="16"/>
+                <w:szCs w:val="16"/>
+              </w:rPr>
+              <w:t xml:space="preserve">409</w:t>
+            </w:r>
+          </w:p>
+        </w:tc>
+      </w:tr>
+      <w:tr>
+        <w:tc>
+          <w:tcPr>
+            <w:tcW w:type="dxa" w:w="1552"/>
+            <w:tcMar>
+              <w:top w:type="dxa" w:w="40"/>
+              <w:left w:type="dxa" w:w="70"/>
+              <w:bottom w:type="dxa" w:w="40"/>
+              <w:right w:type="dxa" w:w="70"/>
+            </w:tcMar>
+          </w:tcPr>
+          <w:p>
+            <w:r>
+              <w:rPr>
+                <w:b w:val="false"/>
+                <w:bCs w:val="false"/>
+                <w:color w:val="1A1A1A"/>
+                <w:sz w:val="16"/>
+                <w:szCs w:val="16"/>
+              </w:rPr>
+              <w:t xml:space="preserve">16</w:t>
+            </w:r>
+          </w:p>
+        </w:tc>
+        <w:tc>
+          <w:tcPr>
+            <w:tcW w:type="dxa" w:w="6014"/>
+            <w:tcMar>
+              <w:top w:type="dxa" w:w="40"/>
+              <w:left w:type="dxa" w:w="70"/>
+              <w:bottom w:type="dxa" w:w="40"/>
+              <w:right w:type="dxa" w:w="70"/>
+            </w:tcMar>
+          </w:tcPr>
+          <w:p>
+            <w:r>
+              <w:rPr>
+                <w:b w:val="false"/>
+                <w:bCs w:val="false"/>
+                <w:color w:val="1A1A1A"/>
+                <w:sz w:val="16"/>
+                <w:szCs w:val="16"/>
+              </w:rPr>
+              <w:t xml:space="preserve">Idempotency token not already processed (double-submit guard)</w:t>
+            </w:r>
+          </w:p>
+        </w:tc>
+        <w:tc>
+          <w:tcPr>
+            <w:tcW w:type="dxa" w:w="2134"/>
+            <w:tcMar>
+              <w:top w:type="dxa" w:w="40"/>
+              <w:left w:type="dxa" w:w="70"/>
+              <w:bottom w:type="dxa" w:w="40"/>
+              <w:right w:type="dxa" w:w="70"/>
+            </w:tcMar>
+          </w:tcPr>
+          <w:p>
+            <w:r>
+              <w:rPr>
+                <w:b w:val="false"/>
+                <w:bCs w:val="false"/>
+                <w:color w:val="1A1A1A"/>
+                <w:sz w:val="16"/>
+                <w:szCs w:val="16"/>
+              </w:rPr>
+              <w:t xml:space="preserve">409</w:t>
+            </w:r>
+          </w:p>
+        </w:tc>
+      </w:tr>
+      <w:tr>
+        <w:tc>
+          <w:tcPr>
+            <w:tcW w:type="dxa" w:w="1552"/>
+            <w:tcMar>
+              <w:top w:type="dxa" w:w="40"/>
+              <w:left w:type="dxa" w:w="70"/>
+              <w:bottom w:type="dxa" w:w="40"/>
+              <w:right w:type="dxa" w:w="70"/>
+            </w:tcMar>
+          </w:tcPr>
+          <w:p>
+            <w:r>
+              <w:rPr>
+                <w:b w:val="false"/>
+                <w:bCs w:val="false"/>
+                <w:color w:val="1A1A1A"/>
+                <w:sz w:val="16"/>
+                <w:szCs w:val="16"/>
+              </w:rPr>
+              <w:t xml:space="preserve">-</w:t>
+            </w:r>
+          </w:p>
+        </w:tc>
+        <w:tc>
+          <w:tcPr>
+            <w:tcW w:type="dxa" w:w="6014"/>
+            <w:tcMar>
+              <w:top w:type="dxa" w:w="40"/>
+              <w:left w:type="dxa" w:w="70"/>
+              <w:bottom w:type="dxa" w:w="40"/>
+              <w:right w:type="dxa" w:w="70"/>
+            </w:tcMar>
+          </w:tcPr>
+          <w:p>
+            <w:r>
+              <w:rPr>
+                <w:b w:val="false"/>
+                <w:bCs w:val="false"/>
+                <w:color w:val="1A1A1A"/>
+                <w:sz w:val="16"/>
+                <w:szCs w:val="16"/>
+              </w:rPr>
+              <w:t xml:space="preserve">Atomicity: transaction insert + on-hand MERGE + lot/serial state + cost update + accounting rows commit together or roll back together</w:t>
+            </w:r>
+          </w:p>
+        </w:tc>
+        <w:tc>
+          <w:tcPr>
+            <w:tcW w:type="dxa" w:w="2134"/>
             <w:tcMar>
               <w:top w:type="dxa" w:w="40"/>
               <w:left w:type="dxa" w:w="70"/>
